--- a/my_test/output/中文核心投稿稿_视觉语义驱动多参数阻抗辅助遥操作方法_公式编号版.docx
+++ b/my_test/output/中文核心投稿稿_视觉语义驱动多参数阻抗辅助遥操作方法_公式编号版.docx
@@ -18,7 +18,25 @@
           <w:sz w:val="44"/>
           <w:lang w:eastAsia="zh-CN"/>
         </w:rPr>
-        <w:t>视觉语义驱动的多参数阻抗辅助遥操作方法研究</w:t>
+        <w:t>视觉语义驱动的多参数阻抗</w:t>
+      </w:r>
+      <w:proofErr w:type="gramStart"/>
+      <w:r>
+        <w:rPr>
+          <w:rFonts w:ascii="Times New Roman" w:eastAsia="黑体" w:hAnsi="Times New Roman"/>
+          <w:sz w:val="44"/>
+          <w:lang w:eastAsia="zh-CN"/>
+        </w:rPr>
+        <w:t>辅助遥操作</w:t>
+      </w:r>
+      <w:proofErr w:type="gramEnd"/>
+      <w:r>
+        <w:rPr>
+          <w:rFonts w:ascii="Times New Roman" w:eastAsia="黑体" w:hAnsi="Times New Roman"/>
+          <w:sz w:val="44"/>
+          <w:lang w:eastAsia="zh-CN"/>
+        </w:rPr>
+        <w:t>方法研究</w:t>
       </w:r>
       <w:bookmarkEnd w:id="0"/>
     </w:p>
@@ -184,14 +202,50 @@
           <w:sz w:val="21"/>
           <w:lang w:eastAsia="zh-CN"/>
         </w:rPr>
-        <w:t>针对主从遥操作抓取任务中固定阻抗参数难以适应不同物体属性、人工选择参数增加操作者认知负担等问题，提出一种视觉语义驱动的多参数阻抗辅助遥操作方法。该方法利用</w:t>
-      </w:r>
+        <w:t>针对主从</w:t>
+      </w:r>
+      <w:proofErr w:type="gramStart"/>
       <w:r>
         <w:rPr>
           <w:rFonts w:ascii="Times New Roman" w:eastAsia="宋体" w:hAnsi="Times New Roman"/>
           <w:sz w:val="21"/>
           <w:lang w:eastAsia="zh-CN"/>
         </w:rPr>
+        <w:t>遥操作</w:t>
+      </w:r>
+      <w:proofErr w:type="gramEnd"/>
+      <w:r>
+        <w:rPr>
+          <w:rFonts w:ascii="Times New Roman" w:eastAsia="宋体" w:hAnsi="Times New Roman"/>
+          <w:sz w:val="21"/>
+          <w:lang w:eastAsia="zh-CN"/>
+        </w:rPr>
+        <w:t>抓取任务中固定阻抗参数难以适应不同物体属性、人工选择参数增加操作者认知负担等问题，提出一种视觉语义驱动的多参数阻抗</w:t>
+      </w:r>
+      <w:proofErr w:type="gramStart"/>
+      <w:r>
+        <w:rPr>
+          <w:rFonts w:ascii="Times New Roman" w:eastAsia="宋体" w:hAnsi="Times New Roman"/>
+          <w:sz w:val="21"/>
+          <w:lang w:eastAsia="zh-CN"/>
+        </w:rPr>
+        <w:t>辅助遥操作</w:t>
+      </w:r>
+      <w:proofErr w:type="gramEnd"/>
+      <w:r>
+        <w:rPr>
+          <w:rFonts w:ascii="Times New Roman" w:eastAsia="宋体" w:hAnsi="Times New Roman"/>
+          <w:sz w:val="21"/>
+          <w:lang w:eastAsia="zh-CN"/>
+        </w:rPr>
+        <w:t>方法。该方法利用</w:t>
+      </w:r>
+      <w:r>
+        <w:rPr>
+          <w:rFonts w:ascii="Times New Roman" w:eastAsia="宋体" w:hAnsi="Times New Roman"/>
+          <w:sz w:val="21"/>
+          <w:lang w:eastAsia="zh-CN"/>
+        </w:rPr>
         <w:t xml:space="preserve"> Intel RealSense D435i </w:t>
       </w:r>
       <w:r>
@@ -240,14 +294,32 @@
           <w:sz w:val="21"/>
           <w:lang w:eastAsia="zh-CN"/>
         </w:rPr>
-        <w:t xml:space="preserve"> Franka Panda </w:t>
-      </w:r>
+        <w:t xml:space="preserve"> </w:t>
+      </w:r>
+      <w:proofErr w:type="spellStart"/>
       <w:r>
         <w:rPr>
           <w:rFonts w:ascii="Times New Roman" w:eastAsia="宋体" w:hAnsi="Times New Roman"/>
           <w:sz w:val="21"/>
           <w:lang w:eastAsia="zh-CN"/>
         </w:rPr>
+        <w:t>Franka</w:t>
+      </w:r>
+      <w:proofErr w:type="spellEnd"/>
+      <w:r>
+        <w:rPr>
+          <w:rFonts w:ascii="Times New Roman" w:eastAsia="宋体" w:hAnsi="Times New Roman"/>
+          <w:sz w:val="21"/>
+          <w:lang w:eastAsia="zh-CN"/>
+        </w:rPr>
+        <w:t xml:space="preserve"> Panda </w:t>
+      </w:r>
+      <w:r>
+        <w:rPr>
+          <w:rFonts w:ascii="Times New Roman" w:eastAsia="宋体" w:hAnsi="Times New Roman"/>
+          <w:sz w:val="21"/>
+          <w:lang w:eastAsia="zh-CN"/>
+        </w:rPr>
         <w:t>机械臂末端平动刚度、旋转刚度、阻尼比、</w:t>
       </w:r>
       <w:r>
@@ -258,21 +330,23 @@
         </w:rPr>
         <w:t xml:space="preserve">Omega.7 </w:t>
       </w:r>
+      <w:proofErr w:type="gramStart"/>
       <w:r>
         <w:rPr>
           <w:rFonts w:ascii="Times New Roman" w:eastAsia="宋体" w:hAnsi="Times New Roman"/>
           <w:sz w:val="21"/>
           <w:lang w:eastAsia="zh-CN"/>
         </w:rPr>
-        <w:t>主端力反馈增益、力反馈死区以及</w:t>
-      </w:r>
+        <w:t>主端力</w:t>
+      </w:r>
+      <w:proofErr w:type="gramEnd"/>
       <w:r>
         <w:rPr>
           <w:rFonts w:ascii="Times New Roman" w:eastAsia="宋体" w:hAnsi="Times New Roman"/>
           <w:sz w:val="21"/>
           <w:lang w:eastAsia="zh-CN"/>
         </w:rPr>
-        <w:t xml:space="preserve"> Franka Hand </w:t>
+        <w:t>反馈增益、力反馈死区以及</w:t>
       </w:r>
       <w:r>
         <w:rPr>
@@ -280,30 +354,102 @@
           <w:sz w:val="21"/>
           <w:lang w:eastAsia="zh-CN"/>
         </w:rPr>
-        <w:t>夹爪参数，从而实现面向不同物体属性的自动辅助遥操作。基于</w:t>
-      </w:r>
+        <w:t xml:space="preserve"> </w:t>
+      </w:r>
+      <w:proofErr w:type="spellStart"/>
       <w:r>
         <w:rPr>
           <w:rFonts w:ascii="Times New Roman" w:eastAsia="宋体" w:hAnsi="Times New Roman"/>
           <w:sz w:val="21"/>
           <w:lang w:eastAsia="zh-CN"/>
         </w:rPr>
+        <w:t>Franka</w:t>
+      </w:r>
+      <w:proofErr w:type="spellEnd"/>
+      <w:r>
+        <w:rPr>
+          <w:rFonts w:ascii="Times New Roman" w:eastAsia="宋体" w:hAnsi="Times New Roman"/>
+          <w:sz w:val="21"/>
+          <w:lang w:eastAsia="zh-CN"/>
+        </w:rPr>
+        <w:t xml:space="preserve"> Hand </w:t>
+      </w:r>
+      <w:proofErr w:type="gramStart"/>
+      <w:r>
+        <w:rPr>
+          <w:rFonts w:ascii="Times New Roman" w:eastAsia="宋体" w:hAnsi="Times New Roman"/>
+          <w:sz w:val="21"/>
+          <w:lang w:eastAsia="zh-CN"/>
+        </w:rPr>
+        <w:t>夹爪参数</w:t>
+      </w:r>
+      <w:proofErr w:type="gramEnd"/>
+      <w:r>
+        <w:rPr>
+          <w:rFonts w:ascii="Times New Roman" w:eastAsia="宋体" w:hAnsi="Times New Roman"/>
+          <w:sz w:val="21"/>
+          <w:lang w:eastAsia="zh-CN"/>
+        </w:rPr>
+        <w:t>，从而实现面向</w:t>
+      </w:r>
+      <w:r>
+        <w:rPr>
+          <w:rFonts w:ascii="Times New Roman" w:eastAsia="宋体" w:hAnsi="Times New Roman"/>
+          <w:sz w:val="21"/>
+          <w:lang w:eastAsia="zh-CN"/>
+        </w:rPr>
+        <w:t>不同物体属性的自动</w:t>
+      </w:r>
+      <w:proofErr w:type="gramStart"/>
+      <w:r>
+        <w:rPr>
+          <w:rFonts w:ascii="Times New Roman" w:eastAsia="宋体" w:hAnsi="Times New Roman"/>
+          <w:sz w:val="21"/>
+          <w:lang w:eastAsia="zh-CN"/>
+        </w:rPr>
+        <w:t>辅助遥</w:t>
+      </w:r>
+      <w:proofErr w:type="gramEnd"/>
+      <w:r>
+        <w:rPr>
+          <w:rFonts w:ascii="Times New Roman" w:eastAsia="宋体" w:hAnsi="Times New Roman"/>
+          <w:sz w:val="21"/>
+          <w:lang w:eastAsia="zh-CN"/>
+        </w:rPr>
+        <w:t>操作。基于</w:t>
+      </w:r>
+      <w:r>
+        <w:rPr>
+          <w:rFonts w:ascii="Times New Roman" w:eastAsia="宋体" w:hAnsi="Times New Roman"/>
+          <w:sz w:val="21"/>
+          <w:lang w:eastAsia="zh-CN"/>
+        </w:rPr>
         <w:t xml:space="preserve"> Omega.7-Panda-D435i </w:t>
       </w:r>
+      <w:proofErr w:type="gramStart"/>
       <w:r>
         <w:rPr>
           <w:rFonts w:ascii="Times New Roman" w:eastAsia="宋体" w:hAnsi="Times New Roman"/>
           <w:sz w:val="21"/>
           <w:lang w:eastAsia="zh-CN"/>
         </w:rPr>
-        <w:t>遥操作平台，设计固定参数、人工选择、视觉自动和视觉消融四种模式，完成</w:t>
-      </w:r>
+        <w:t>遥操作</w:t>
+      </w:r>
+      <w:proofErr w:type="gramEnd"/>
       <w:r>
         <w:rPr>
           <w:rFonts w:ascii="Times New Roman" w:eastAsia="宋体" w:hAnsi="Times New Roman"/>
           <w:sz w:val="21"/>
           <w:lang w:eastAsia="zh-CN"/>
         </w:rPr>
+        <w:t>平台，设计固定参数、人工选择、视觉自动和视觉消融四种模式，完成</w:t>
+      </w:r>
+      <w:r>
+        <w:rPr>
+          <w:rFonts w:ascii="Times New Roman" w:eastAsia="宋体" w:hAnsi="Times New Roman"/>
+          <w:sz w:val="21"/>
+          <w:lang w:eastAsia="zh-CN"/>
+        </w:rPr>
         <w:t xml:space="preserve"> 3 </w:t>
       </w:r>
       <w:r>
@@ -456,7 +602,33 @@
           <w:sz w:val="21"/>
           <w:lang w:eastAsia="zh-CN"/>
         </w:rPr>
-        <w:t>，高于固定参数模式、人工选择模式和视觉消融模式；主观评价结果显示，视觉自动模式具有最高效率评分、最低操作负荷和最高抓取品质评分。结果表明，所提方法能够提高遥操作抓取效率，降低操作者负担，并改善不同物体条件下的抓取体验。</w:t>
+        <w:t>，高于固定参数模式、人工选择模式和视</w:t>
+      </w:r>
+      <w:r>
+        <w:rPr>
+          <w:rFonts w:ascii="Times New Roman" w:eastAsia="宋体" w:hAnsi="Times New Roman"/>
+          <w:sz w:val="21"/>
+          <w:lang w:eastAsia="zh-CN"/>
+        </w:rPr>
+        <w:t>觉消融模式；主观评价结果显示，视觉自动模式具有最高效率评分、最低操作负荷和最高抓取品质评分。结果表明，所提方法能够</w:t>
+      </w:r>
+      <w:proofErr w:type="gramStart"/>
+      <w:r>
+        <w:rPr>
+          <w:rFonts w:ascii="Times New Roman" w:eastAsia="宋体" w:hAnsi="Times New Roman"/>
+          <w:sz w:val="21"/>
+          <w:lang w:eastAsia="zh-CN"/>
+        </w:rPr>
+        <w:t>提高遥操作</w:t>
+      </w:r>
+      <w:proofErr w:type="gramEnd"/>
+      <w:r>
+        <w:rPr>
+          <w:rFonts w:ascii="Times New Roman" w:eastAsia="宋体" w:hAnsi="Times New Roman"/>
+          <w:sz w:val="21"/>
+          <w:lang w:eastAsia="zh-CN"/>
+        </w:rPr>
+        <w:t>抓取效率，降低操作者负担，并改善不同物体条件下的抓取体验。</w:t>
       </w:r>
     </w:p>
     <w:p>
@@ -483,13 +655,23 @@
         </w:rPr>
         <w:t>遥操作；视觉语义；阻抗控制；力反馈；人机交互；</w:t>
       </w:r>
+      <w:proofErr w:type="spellStart"/>
       <w:r>
         <w:rPr>
           <w:rFonts w:ascii="Times New Roman" w:eastAsia="宋体" w:hAnsi="Times New Roman"/>
           <w:sz w:val="21"/>
           <w:lang w:eastAsia="zh-CN"/>
         </w:rPr>
-        <w:t>Franka Panda</w:t>
+        <w:t>Franka</w:t>
+      </w:r>
+      <w:proofErr w:type="spellEnd"/>
+      <w:r>
+        <w:rPr>
+          <w:rFonts w:ascii="Times New Roman" w:eastAsia="宋体" w:hAnsi="Times New Roman"/>
+          <w:sz w:val="21"/>
+          <w:lang w:eastAsia="zh-CN"/>
+        </w:rPr>
+        <w:t xml:space="preserve"> Panda</w:t>
       </w:r>
     </w:p>
     <w:p>
@@ -553,8 +735,18 @@
           <w:sz w:val="21"/>
           <w:lang w:eastAsia="zh-CN"/>
         </w:rPr>
-        <w:t>A fengjie</w:t>
-      </w:r>
+        <w:t xml:space="preserve">A </w:t>
+      </w:r>
+      <w:proofErr w:type="spellStart"/>
+      <w:r>
+        <w:rPr>
+          <w:rFonts w:asciiTheme="minorEastAsia" w:hAnsiTheme="minorEastAsia"/>
+          <w:sz w:val="21"/>
+          <w:lang w:eastAsia="zh-CN"/>
+        </w:rPr>
+        <w:t>fengjie</w:t>
+      </w:r>
+      <w:proofErr w:type="spellEnd"/>
     </w:p>
     <w:p>
       <w:pPr>
@@ -584,7 +776,23 @@
           <w:sz w:val="21"/>
         </w:rPr>
         <w:lastRenderedPageBreak/>
-        <w:t>parameter impedance-assisted teleoperation method. The method employs an Intel RealSense D435i camera and a YOLO object-detection model to recognize the manipulated object, classifies objects into three categories—soft, medium-hardness, and hard—according to their operational properties, and constructs a visual semantics–impedance strategy library. Based on the recognition result, the system collaboratively schedules the end-effector translational stiffness, rotational stiffness, damping ratio, Omega.7 master-side force-feedback gain, force-feedback dead zone, and Franka Hand gripper parameters, thereby realizing automatic assisted teleoperation tailored to different object properties. Using an Omega.7–Panda–D435i teleoperation platform, four modes—fixed-parameter, manual-selection, vision-auto, and vision-ablation—are designed, and 72 grasping trials (3 object categories × 4 modes × 6 repetitions) are completed. Experimental results show that the vision-auto mode achieves the shortest average completion time for all three object categories, with an overall average completion time of 19.04 s, which is 2.48 s, 1.35 s, and 1.99 s shorter than the fixed-parameter, manual-selection, and vision-ablation modes, respectively, and the paired statistical tests all reach significance (p ≤ 0.0004). The overall success rate of the vision-auto mode is 100.0 %, higher than those of the fixed-parameter, manual-selection, and vision-ablation modes. Subjective evaluation results indicate that the vision-auto mode receives the highest efficiency score, the lowest operator workload, and the highest grasping-quality score. These results demonstrate that the proposed method can improve teleoperation grasping efficiency, reduce operator burden, and enhance the grasping experience under varying object conditions.</w:t>
+        <w:t xml:space="preserve">parameter impedance-assisted teleoperation method. The method employs an Intel RealSense D435i camera and a YOLO object-detection model to recognize the manipulated object, classifies objects into three categories—soft, medium-hardness, and hard—according to their operational properties, and constructs a visual semantics–impedance strategy library. Based on the recognition result, the system collaboratively schedules the end-effector translational stiffness, rotational stiffness, damping ratio, Omega.7 master-side force-feedback gain, force-feedback dead zone, and </w:t>
+      </w:r>
+      <w:proofErr w:type="spellStart"/>
+      <w:r>
+        <w:rPr>
+          <w:rFonts w:ascii="Times New Roman" w:eastAsia="Times New Roman" w:hAnsi="Times New Roman"/>
+          <w:sz w:val="21"/>
+        </w:rPr>
+        <w:t>Franka</w:t>
+      </w:r>
+      <w:proofErr w:type="spellEnd"/>
+      <w:r>
+        <w:rPr>
+          <w:rFonts w:ascii="Times New Roman" w:eastAsia="Times New Roman" w:hAnsi="Times New Roman"/>
+          <w:sz w:val="21"/>
+        </w:rPr>
+        <w:t xml:space="preserve"> Hand gripper parameters, thereby realizing automatic assisted teleoperation tailored to different object properties. Using an Omega.7–Panda–D435i teleoperation platform, four modes—fixed-parameter, manual-selection, vision-auto, and vision-ablation—are designed, and 72 grasping trials (3 object categories × 4 modes × 6 repetitions) are completed. Experimental results show that the vision-auto mode achieves the shortest average completion time for all three object categories, with an overall average completion time of 19.04 s, which is 2.48 s, 1.35 s, and 1.99 s shorter than the fixed-parameter, manual-selection, and vision-ablation modes, respectively, and the paired statistical tests all reach significance (p ≤ 0.0004). The overall success rate of the vision-auto mode is 100.0 %, higher than those of the fixed-parameter, manual-selection, and vision-ablation modes. Subjective evaluation results indicate that the vision-auto mode receives the highest efficiency score, the lowest operator workload, and the highest grasping-quality score. These results demonstrate that the proposed method can improve teleoperation grasping efficiency, reduce operator burden, and enhance the grasping experience under varying object conditions.</w:t>
       </w:r>
     </w:p>
     <w:p>
@@ -603,7 +811,14 @@
           <w:rFonts w:ascii="Times New Roman" w:eastAsia="Times New Roman" w:hAnsi="Times New Roman"/>
           <w:sz w:val="21"/>
         </w:rPr>
-        <w:t xml:space="preserve">teleoperation; visual semantics; impedance control; force feedback; human-robot interaction; Franka Panda </w:t>
+        <w:t>teleoperation; visual semantics; impedance control; force feedback; human-robot i</w:t>
+      </w:r>
+      <w:r>
+        <w:rPr>
+          <w:rFonts w:ascii="Times New Roman" w:eastAsia="Times New Roman" w:hAnsi="Times New Roman"/>
+          <w:sz w:val="21"/>
+        </w:rPr>
+        <w:t xml:space="preserve">nteraction; Franka Panda </w:t>
       </w:r>
     </w:p>
     <w:p>
@@ -646,7 +861,119 @@
           <w:rFonts w:ascii="Times New Roman" w:eastAsia="宋体" w:hAnsi="Times New Roman"/>
           <w:lang w:eastAsia="zh-CN"/>
         </w:rPr>
-        <w:t>主从遥操作系统能够将人的感知、判断和灵活操作能力引入机器人任务执行过程，在危险环境作业、空间机器人、医疗辅助、柔性抓取和精密装配等领域具有重要应用价值。典型遥操作系统通常由主端输入设备、从端机器人、视觉反馈和力觉反馈通道组成。操作者通过主端设备发出运动指令，从端机器人根据映射关系执行相应动作，并通过视觉或力觉反馈帮助操作者判断任务状态</w:t>
+        <w:t>主从遥操作系统能够将人的感知、判断和灵活操作能力引入机器人任务执行过程，在危险环境作业、空间机器人、医疗辅助、柔性抓取和精密装配等领域具有重要应用价值。</w:t>
+      </w:r>
+      <w:proofErr w:type="gramStart"/>
+      <w:r>
+        <w:rPr>
+          <w:rFonts w:ascii="Times New Roman" w:eastAsia="宋体" w:hAnsi="Times New Roman"/>
+          <w:lang w:eastAsia="zh-CN"/>
+        </w:rPr>
+        <w:t>典型遥</w:t>
+      </w:r>
+      <w:proofErr w:type="gramEnd"/>
+      <w:r>
+        <w:rPr>
+          <w:rFonts w:ascii="Times New Roman" w:eastAsia="宋体" w:hAnsi="Times New Roman"/>
+          <w:lang w:eastAsia="zh-CN"/>
+        </w:rPr>
+        <w:t>操作系统通常</w:t>
+      </w:r>
+      <w:proofErr w:type="gramStart"/>
+      <w:r>
+        <w:rPr>
+          <w:rFonts w:ascii="Times New Roman" w:eastAsia="宋体" w:hAnsi="Times New Roman"/>
+          <w:lang w:eastAsia="zh-CN"/>
+        </w:rPr>
+        <w:t>由主端输入设备</w:t>
+      </w:r>
+      <w:proofErr w:type="gramEnd"/>
+      <w:r>
+        <w:rPr>
+          <w:rFonts w:ascii="Times New Roman" w:eastAsia="宋体" w:hAnsi="Times New Roman"/>
+          <w:lang w:eastAsia="zh-CN"/>
+        </w:rPr>
+        <w:t>、</w:t>
+      </w:r>
+      <w:proofErr w:type="gramStart"/>
+      <w:r>
+        <w:rPr>
+          <w:rFonts w:ascii="Times New Roman" w:eastAsia="宋体" w:hAnsi="Times New Roman"/>
+          <w:lang w:eastAsia="zh-CN"/>
+        </w:rPr>
+        <w:t>从端机器人</w:t>
+      </w:r>
+      <w:proofErr w:type="gramEnd"/>
+      <w:r>
+        <w:rPr>
+          <w:rFonts w:ascii="Times New Roman" w:eastAsia="宋体" w:hAnsi="Times New Roman"/>
+          <w:lang w:eastAsia="zh-CN"/>
+        </w:rPr>
+        <w:t>、视觉反馈</w:t>
+      </w:r>
+      <w:proofErr w:type="gramStart"/>
+      <w:r>
+        <w:rPr>
+          <w:rFonts w:ascii="Times New Roman" w:eastAsia="宋体" w:hAnsi="Times New Roman"/>
+          <w:lang w:eastAsia="zh-CN"/>
+        </w:rPr>
+        <w:t>和力觉反馈通道</w:t>
+      </w:r>
+      <w:proofErr w:type="gramEnd"/>
+      <w:r>
+        <w:rPr>
+          <w:rFonts w:ascii="Times New Roman" w:eastAsia="宋体" w:hAnsi="Times New Roman"/>
+          <w:lang w:eastAsia="zh-CN"/>
+        </w:rPr>
+        <w:t>组成。操作者</w:t>
+      </w:r>
+      <w:proofErr w:type="gramStart"/>
+      <w:r>
+        <w:rPr>
+          <w:rFonts w:ascii="Times New Roman" w:eastAsia="宋体" w:hAnsi="Times New Roman"/>
+          <w:lang w:eastAsia="zh-CN"/>
+        </w:rPr>
+        <w:t>通过主端设备</w:t>
+      </w:r>
+      <w:proofErr w:type="gramEnd"/>
+      <w:r>
+        <w:rPr>
+          <w:rFonts w:ascii="Times New Roman" w:eastAsia="宋体" w:hAnsi="Times New Roman"/>
+          <w:lang w:eastAsia="zh-CN"/>
+        </w:rPr>
+        <w:t>发出运动指令，</w:t>
+      </w:r>
+      <w:proofErr w:type="gramStart"/>
+      <w:r>
+        <w:rPr>
+          <w:rFonts w:ascii="Times New Roman" w:eastAsia="宋体" w:hAnsi="Times New Roman"/>
+          <w:lang w:eastAsia="zh-CN"/>
+        </w:rPr>
+        <w:t>从端机器人</w:t>
+      </w:r>
+      <w:proofErr w:type="gramEnd"/>
+      <w:r>
+        <w:rPr>
+          <w:rFonts w:ascii="Times New Roman" w:eastAsia="宋体" w:hAnsi="Times New Roman"/>
+          <w:lang w:eastAsia="zh-CN"/>
+        </w:rPr>
+        <w:t>根据映射关系执行相应动作，并通过视觉</w:t>
+      </w:r>
+      <w:proofErr w:type="gramStart"/>
+      <w:r>
+        <w:rPr>
+          <w:rFonts w:ascii="Times New Roman" w:eastAsia="宋体" w:hAnsi="Times New Roman"/>
+          <w:lang w:eastAsia="zh-CN"/>
+        </w:rPr>
+        <w:t>或力觉反馈</w:t>
+      </w:r>
+      <w:proofErr w:type="gramEnd"/>
+      <w:r>
+        <w:rPr>
+          <w:rFonts w:ascii="Times New Roman" w:eastAsia="宋体" w:hAnsi="Times New Roman"/>
+          <w:lang w:eastAsia="zh-CN"/>
+        </w:rPr>
+        <w:t>帮助操作者判断任务状态</w:t>
       </w:r>
       <w:r>
         <w:rPr>
@@ -679,7 +1006,30 @@
           <w:rFonts w:ascii="Times New Roman" w:eastAsia="宋体" w:hAnsi="Times New Roman"/>
           <w:lang w:eastAsia="zh-CN"/>
         </w:rPr>
-        <w:t>在实际抓取任务中，操作对象的物理属性差异较大。软物体容易发生形变或损伤，需要较低的末端刚度、较缓和的夹爪动作和较弱的力反馈；硬物体不易变形，但需要较高定位刚度和较明确的接触反馈，以保证抓取稳定性。阻抗控制及变阻抗控制为接触任务中的柔顺调节提供了重要基础</w:t>
+        <w:t>在实际抓取任务中，操作对象的物理属性差异较大。软物体容易发生形变或损伤，需要较低的末端</w:t>
+      </w:r>
+      <w:r>
+        <w:rPr>
+          <w:rFonts w:ascii="Times New Roman" w:eastAsia="宋体" w:hAnsi="Times New Roman"/>
+          <w:lang w:eastAsia="zh-CN"/>
+        </w:rPr>
+        <w:t>刚度、较缓和的</w:t>
+      </w:r>
+      <w:proofErr w:type="gramStart"/>
+      <w:r>
+        <w:rPr>
+          <w:rFonts w:ascii="Times New Roman" w:eastAsia="宋体" w:hAnsi="Times New Roman"/>
+          <w:lang w:eastAsia="zh-CN"/>
+        </w:rPr>
+        <w:t>夹爪动作</w:t>
+      </w:r>
+      <w:proofErr w:type="gramEnd"/>
+      <w:r>
+        <w:rPr>
+          <w:rFonts w:ascii="Times New Roman" w:eastAsia="宋体" w:hAnsi="Times New Roman"/>
+          <w:lang w:eastAsia="zh-CN"/>
+        </w:rPr>
+        <w:t>和较弱的力反馈；硬物体不易变形，但需要较高定位刚度和较明确的接触反馈，以保证抓取稳定性。阻抗控制及变阻抗控制为接触任务中的柔顺调节提供了重要基础</w:t>
       </w:r>
       <w:r>
         <w:rPr>
@@ -713,7 +1063,39 @@
           <w:lang w:eastAsia="zh-CN"/>
         </w:rPr>
         <w:lastRenderedPageBreak/>
-        <w:t>近年来，视觉感知技术为遥操作系统提供了场景理解能力。通过相机和目标检测模型识别物体类别，再将识别结果用于控制参数调节，是提高遥操作适应性的一种可行方式</w:t>
+        <w:t>近年来，视觉感知</w:t>
+      </w:r>
+      <w:proofErr w:type="gramStart"/>
+      <w:r>
+        <w:rPr>
+          <w:rFonts w:ascii="Times New Roman" w:eastAsia="宋体" w:hAnsi="Times New Roman"/>
+          <w:lang w:eastAsia="zh-CN"/>
+        </w:rPr>
+        <w:t>技术为遥操作系统</w:t>
+      </w:r>
+      <w:proofErr w:type="gramEnd"/>
+      <w:r>
+        <w:rPr>
+          <w:rFonts w:ascii="Times New Roman" w:eastAsia="宋体" w:hAnsi="Times New Roman"/>
+          <w:lang w:eastAsia="zh-CN"/>
+        </w:rPr>
+        <w:t>提供了场景理解能力。通过相机和目标检测模型识别物体类别，再将识别结果用于控制参数调节，是</w:t>
+      </w:r>
+      <w:proofErr w:type="gramStart"/>
+      <w:r>
+        <w:rPr>
+          <w:rFonts w:ascii="Times New Roman" w:eastAsia="宋体" w:hAnsi="Times New Roman"/>
+          <w:lang w:eastAsia="zh-CN"/>
+        </w:rPr>
+        <w:t>提高遥操作</w:t>
+      </w:r>
+      <w:proofErr w:type="gramEnd"/>
+      <w:r>
+        <w:rPr>
+          <w:rFonts w:ascii="Times New Roman" w:eastAsia="宋体" w:hAnsi="Times New Roman"/>
+          <w:lang w:eastAsia="zh-CN"/>
+        </w:rPr>
+        <w:t>适应性的一种可行方式</w:t>
       </w:r>
       <w:r>
         <w:rPr>
@@ -728,7 +1110,71 @@
           <w:rFonts w:ascii="Times New Roman" w:eastAsia="宋体" w:hAnsi="Times New Roman"/>
           <w:lang w:eastAsia="zh-CN"/>
         </w:rPr>
-        <w:t>。然而，仅向操作者显示视觉识别结果并不能直接改善从端机器人的动力学行为；仅调节单一刚度参数，也难以充分体现物体属性对主端力反馈、从端阻抗和夹爪动作的综合影响。</w:t>
+        <w:t>。然而，仅向操作者显示视觉识别结果并不能直接</w:t>
+      </w:r>
+      <w:proofErr w:type="gramStart"/>
+      <w:r>
+        <w:rPr>
+          <w:rFonts w:ascii="Times New Roman" w:eastAsia="宋体" w:hAnsi="Times New Roman"/>
+          <w:lang w:eastAsia="zh-CN"/>
+        </w:rPr>
+        <w:t>改善从端机器人</w:t>
+      </w:r>
+      <w:proofErr w:type="gramEnd"/>
+      <w:r>
+        <w:rPr>
+          <w:rFonts w:ascii="Times New Roman" w:eastAsia="宋体" w:hAnsi="Times New Roman"/>
+          <w:lang w:eastAsia="zh-CN"/>
+        </w:rPr>
+        <w:t>的动力学行为；仅调节单一刚度参数，也难以充分体现物体属性对</w:t>
+      </w:r>
+      <w:proofErr w:type="gramStart"/>
+      <w:r>
+        <w:rPr>
+          <w:rFonts w:ascii="Times New Roman" w:eastAsia="宋体" w:hAnsi="Times New Roman"/>
+          <w:lang w:eastAsia="zh-CN"/>
+        </w:rPr>
+        <w:t>主端力</w:t>
+      </w:r>
+      <w:proofErr w:type="gramEnd"/>
+      <w:r>
+        <w:rPr>
+          <w:rFonts w:ascii="Times New Roman" w:eastAsia="宋体" w:hAnsi="Times New Roman"/>
+          <w:lang w:eastAsia="zh-CN"/>
+        </w:rPr>
+        <w:t>反馈、</w:t>
+      </w:r>
+      <w:proofErr w:type="gramStart"/>
+      <w:r>
+        <w:rPr>
+          <w:rFonts w:ascii="Times New Roman" w:eastAsia="宋体" w:hAnsi="Times New Roman"/>
+          <w:lang w:eastAsia="zh-CN"/>
+        </w:rPr>
+        <w:t>从端阻抗</w:t>
+      </w:r>
+      <w:proofErr w:type="gramEnd"/>
+      <w:r>
+        <w:rPr>
+          <w:rFonts w:ascii="Times New Roman" w:eastAsia="宋体" w:hAnsi="Times New Roman"/>
+          <w:lang w:eastAsia="zh-CN"/>
+        </w:rPr>
+        <w:t>和</w:t>
+      </w:r>
+      <w:proofErr w:type="gramStart"/>
+      <w:r>
+        <w:rPr>
+          <w:rFonts w:ascii="Times New Roman" w:eastAsia="宋体" w:hAnsi="Times New Roman"/>
+          <w:lang w:eastAsia="zh-CN"/>
+        </w:rPr>
+        <w:t>夹爪动作</w:t>
+      </w:r>
+      <w:proofErr w:type="gramEnd"/>
+      <w:r>
+        <w:rPr>
+          <w:rFonts w:ascii="Times New Roman" w:eastAsia="宋体" w:hAnsi="Times New Roman"/>
+          <w:lang w:eastAsia="zh-CN"/>
+        </w:rPr>
+        <w:t>的综合影响。</w:t>
       </w:r>
     </w:p>
     <w:p>
@@ -743,20 +1189,71 @@
           <w:rFonts w:ascii="Times New Roman" w:eastAsia="宋体" w:hAnsi="Times New Roman"/>
           <w:lang w:eastAsia="zh-CN"/>
         </w:rPr>
-        <w:t>为此，本文提出一种视觉语义驱动的多参数阻抗辅助遥操作方法。该方法将视觉识别结果映射为软、中、硬三类物体操作属性，并进一步调用对应的多参数策略，使视觉语义信息同时作用于机械臂阻抗控制、主端力反馈和夹爪执行参数。</w:t>
-      </w:r>
+        <w:t>为此，本文提出一种视觉语义驱动的多参数阻抗</w:t>
+      </w:r>
+      <w:proofErr w:type="gramStart"/>
+      <w:r>
+        <w:rPr>
+          <w:rFonts w:ascii="Times New Roman" w:eastAsia="宋体" w:hAnsi="Times New Roman"/>
+          <w:lang w:eastAsia="zh-CN"/>
+        </w:rPr>
+        <w:t>辅助遥操作</w:t>
+      </w:r>
+      <w:proofErr w:type="gramEnd"/>
+      <w:r>
+        <w:rPr>
+          <w:rFonts w:ascii="Times New Roman" w:eastAsia="宋体" w:hAnsi="Times New Roman"/>
+          <w:lang w:eastAsia="zh-CN"/>
+        </w:rPr>
+        <w:t>方法。该方法将视觉识别结果映射为软、中、硬三类物体操作属性，并进一步调用对应的多参数策略，使视觉语义信息同时作用于机械臂阻抗控制、</w:t>
+      </w:r>
+      <w:proofErr w:type="gramStart"/>
+      <w:r>
+        <w:rPr>
+          <w:rFonts w:ascii="Times New Roman" w:eastAsia="宋体" w:hAnsi="Times New Roman"/>
+          <w:lang w:eastAsia="zh-CN"/>
+        </w:rPr>
+        <w:t>主端力</w:t>
+      </w:r>
+      <w:proofErr w:type="gramEnd"/>
+      <w:r>
+        <w:rPr>
+          <w:rFonts w:ascii="Times New Roman" w:eastAsia="宋体" w:hAnsi="Times New Roman"/>
+          <w:lang w:eastAsia="zh-CN"/>
+        </w:rPr>
+        <w:t>反馈和</w:t>
+      </w:r>
+      <w:proofErr w:type="gramStart"/>
+      <w:r>
+        <w:rPr>
+          <w:rFonts w:ascii="Times New Roman" w:eastAsia="宋体" w:hAnsi="Times New Roman"/>
+          <w:lang w:eastAsia="zh-CN"/>
+        </w:rPr>
+        <w:t>夹爪执行</w:t>
+      </w:r>
+      <w:proofErr w:type="gramEnd"/>
+      <w:r>
+        <w:rPr>
+          <w:rFonts w:ascii="Times New Roman" w:eastAsia="宋体" w:hAnsi="Times New Roman"/>
+          <w:lang w:eastAsia="zh-CN"/>
+        </w:rPr>
+        <w:t>参数。</w:t>
+      </w:r>
+      <w:proofErr w:type="spellStart"/>
       <w:r>
         <w:rPr>
           <w:rFonts w:ascii="Times New Roman" w:eastAsia="宋体" w:hAnsi="Times New Roman"/>
         </w:rPr>
         <w:t>本文基于</w:t>
       </w:r>
+      <w:proofErr w:type="spellEnd"/>
       <w:r>
         <w:rPr>
           <w:rFonts w:ascii="Times New Roman" w:eastAsia="宋体" w:hAnsi="Times New Roman"/>
         </w:rPr>
         <w:t xml:space="preserve"> Omega.7 </w:t>
       </w:r>
+      <w:proofErr w:type="spellStart"/>
       <w:r>
         <w:rPr>
           <w:rFonts w:ascii="Times New Roman" w:eastAsia="宋体" w:hAnsi="Times New Roman"/>
@@ -767,7 +1264,14 @@
         <w:rPr>
           <w:rFonts w:ascii="Times New Roman" w:eastAsia="宋体" w:hAnsi="Times New Roman"/>
         </w:rPr>
-        <w:t xml:space="preserve">Franka Panda </w:t>
+        <w:t>Franka</w:t>
+      </w:r>
+      <w:proofErr w:type="spellEnd"/>
+      <w:r>
+        <w:rPr>
+          <w:rFonts w:ascii="Times New Roman" w:eastAsia="宋体" w:hAnsi="Times New Roman"/>
+        </w:rPr>
+        <w:t xml:space="preserve"> Panda </w:t>
       </w:r>
       <w:r>
         <w:rPr>
@@ -791,7 +1295,13 @@
         <w:rPr>
           <w:rFonts w:ascii="Times New Roman" w:eastAsia="宋体" w:hAnsi="Times New Roman"/>
         </w:rPr>
-        <w:t xml:space="preserve"> D435i </w:t>
+        <w:t xml:space="preserve"> D</w:t>
+      </w:r>
+      <w:r>
+        <w:rPr>
+          <w:rFonts w:ascii="Times New Roman" w:eastAsia="宋体" w:hAnsi="Times New Roman"/>
+        </w:rPr>
+        <w:t xml:space="preserve">435i </w:t>
       </w:r>
       <w:r>
         <w:rPr>
@@ -869,7 +1379,55 @@
           <w:rFonts w:ascii="Times New Roman" w:eastAsia="宋体" w:hAnsi="Times New Roman"/>
           <w:lang w:eastAsia="zh-CN"/>
         </w:rPr>
-        <w:t>设计多参数协同调度机制，使视觉语义信息同时影响从端阻抗、主端力反馈和夹爪控制；</w:t>
+        <w:t>设计多参数协同调度机制，使视觉语义信息同时</w:t>
+      </w:r>
+      <w:proofErr w:type="gramStart"/>
+      <w:r>
+        <w:rPr>
+          <w:rFonts w:ascii="Times New Roman" w:eastAsia="宋体" w:hAnsi="Times New Roman"/>
+          <w:lang w:eastAsia="zh-CN"/>
+        </w:rPr>
+        <w:t>影响从端阻抗</w:t>
+      </w:r>
+      <w:proofErr w:type="gramEnd"/>
+      <w:r>
+        <w:rPr>
+          <w:rFonts w:ascii="Times New Roman" w:eastAsia="宋体" w:hAnsi="Times New Roman"/>
+          <w:lang w:eastAsia="zh-CN"/>
+        </w:rPr>
+        <w:t>、</w:t>
+      </w:r>
+      <w:proofErr w:type="gramStart"/>
+      <w:r>
+        <w:rPr>
+          <w:rFonts w:ascii="Times New Roman" w:eastAsia="宋体" w:hAnsi="Times New Roman"/>
+          <w:lang w:eastAsia="zh-CN"/>
+        </w:rPr>
+        <w:t>主端力</w:t>
+      </w:r>
+      <w:proofErr w:type="gramEnd"/>
+      <w:r>
+        <w:rPr>
+          <w:rFonts w:ascii="Times New Roman" w:eastAsia="宋体" w:hAnsi="Times New Roman"/>
+          <w:lang w:eastAsia="zh-CN"/>
+        </w:rPr>
+        <w:t>反馈</w:t>
+      </w:r>
+      <w:proofErr w:type="gramStart"/>
+      <w:r>
+        <w:rPr>
+          <w:rFonts w:ascii="Times New Roman" w:eastAsia="宋体" w:hAnsi="Times New Roman"/>
+          <w:lang w:eastAsia="zh-CN"/>
+        </w:rPr>
+        <w:t>和夹爪控制</w:t>
+      </w:r>
+      <w:proofErr w:type="gramEnd"/>
+      <w:r>
+        <w:rPr>
+          <w:rFonts w:ascii="Times New Roman" w:eastAsia="宋体" w:hAnsi="Times New Roman"/>
+          <w:lang w:eastAsia="zh-CN"/>
+        </w:rPr>
+        <w:t>；</w:t>
       </w:r>
     </w:p>
     <w:p>
@@ -900,12 +1458,21 @@
         </w:rPr>
         <w:t xml:space="preserve"> Omega.7-Panda-D435i </w:t>
       </w:r>
-      <w:r>
-        <w:rPr>
-          <w:rFonts w:ascii="Times New Roman" w:eastAsia="宋体" w:hAnsi="Times New Roman"/>
-          <w:lang w:eastAsia="zh-CN"/>
-        </w:rPr>
-        <w:t>遥操作实验平台，设计固定参数、人工选择、视觉自动和视觉消融四种实验模式；</w:t>
+      <w:proofErr w:type="gramStart"/>
+      <w:r>
+        <w:rPr>
+          <w:rFonts w:ascii="Times New Roman" w:eastAsia="宋体" w:hAnsi="Times New Roman"/>
+          <w:lang w:eastAsia="zh-CN"/>
+        </w:rPr>
+        <w:t>遥操作</w:t>
+      </w:r>
+      <w:proofErr w:type="gramEnd"/>
+      <w:r>
+        <w:rPr>
+          <w:rFonts w:ascii="Times New Roman" w:eastAsia="宋体" w:hAnsi="Times New Roman"/>
+          <w:lang w:eastAsia="zh-CN"/>
+        </w:rPr>
+        <w:t>实验平台，设计固定参数、人工选择、视觉自动和视觉消融四种实验模式；</w:t>
       </w:r>
     </w:p>
     <w:p>
@@ -941,7 +1508,23 @@
           <w:rFonts w:ascii="Times New Roman" w:eastAsia="宋体" w:hAnsi="Times New Roman"/>
           <w:lang w:eastAsia="zh-CN"/>
         </w:rPr>
-        <w:t>次真实抓取实验，从完成时间、主端轨迹长度、成功率和主观评价等方面验证所提方法，并通过视觉消融模式分析</w:t>
+        <w:t>次真实抓取实验，从完成时间、</w:t>
+      </w:r>
+      <w:proofErr w:type="gramStart"/>
+      <w:r>
+        <w:rPr>
+          <w:rFonts w:ascii="Times New Roman" w:eastAsia="宋体" w:hAnsi="Times New Roman"/>
+          <w:lang w:eastAsia="zh-CN"/>
+        </w:rPr>
+        <w:t>主端轨迹</w:t>
+      </w:r>
+      <w:proofErr w:type="gramEnd"/>
+      <w:r>
+        <w:rPr>
+          <w:rFonts w:ascii="Times New Roman" w:eastAsia="宋体" w:hAnsi="Times New Roman"/>
+          <w:lang w:eastAsia="zh-CN"/>
+        </w:rPr>
+        <w:t>长度、成功率和主观评价等方面验证所提方法，并通过视觉消融模式分析</w:t>
       </w:r>
       <w:r>
         <w:rPr>
@@ -1012,6 +1595,7 @@
         </w:rPr>
         <w:t xml:space="preserve">2 </w:t>
       </w:r>
+      <w:proofErr w:type="spellStart"/>
       <w:r>
         <w:rPr>
           <w:rFonts w:ascii="Times New Roman" w:eastAsia="黑体" w:hAnsi="Times New Roman"/>
@@ -1019,6 +1603,7 @@
         <w:t>系统组成与总体框架</w:t>
       </w:r>
       <w:bookmarkEnd w:id="3"/>
+      <w:proofErr w:type="spellEnd"/>
     </w:p>
     <w:p>
       <w:pPr>
@@ -1094,14 +1679,29 @@
         <w:rPr>
           <w:rFonts w:ascii="Times New Roman" w:eastAsia="宋体" w:hAnsi="Times New Roman"/>
         </w:rPr>
-        <w:t>具备力矩控制、碰撞检测和柔顺控制能力，适合用于人机交互和遥操作接触任务研究</w:t>
+        <w:t>具备力矩控制、碰撞检测和柔顺控制能力，</w:t>
+      </w:r>
+      <w:proofErr w:type="gramStart"/>
+      <w:r>
+        <w:rPr>
+          <w:rFonts w:ascii="Times New Roman" w:eastAsia="宋体" w:hAnsi="Times New Roman"/>
+        </w:rPr>
+        <w:t>适合用于人机交互和遥操作接触任务研究</w:t>
       </w:r>
       <w:r>
         <w:rPr>
           <w:rFonts w:ascii="Times New Roman" w:eastAsia="宋体" w:hAnsi="Times New Roman"/>
           <w:vertAlign w:val="superscript"/>
         </w:rPr>
-        <w:t>[23]</w:t>
+        <w:t>[</w:t>
+      </w:r>
+      <w:proofErr w:type="gramEnd"/>
+      <w:r>
+        <w:rPr>
+          <w:rFonts w:ascii="Times New Roman" w:eastAsia="宋体" w:hAnsi="Times New Roman"/>
+          <w:vertAlign w:val="superscript"/>
+        </w:rPr>
+        <w:t>23]</w:t>
       </w:r>
       <w:r>
         <w:rPr>
@@ -1114,7 +1714,14 @@
           <w:rFonts w:ascii="Times New Roman" w:eastAsia="宋体" w:hAnsi="Times New Roman"/>
           <w:lang w:eastAsia="zh-CN"/>
         </w:rPr>
-        <w:t>系统包含三条主要信息流：主从运动映射流、视觉语义识别流和力反馈渲染流。</w:t>
+        <w:t>系统包含三条主要信息流：主从运</w:t>
+      </w:r>
+      <w:r>
+        <w:rPr>
+          <w:rFonts w:ascii="Times New Roman" w:eastAsia="宋体" w:hAnsi="Times New Roman"/>
+          <w:lang w:eastAsia="zh-CN"/>
+        </w:rPr>
+        <w:t>动映射流、视觉语义识别流和力反馈渲染流。</w:t>
       </w:r>
     </w:p>
     <w:p>
@@ -1147,7 +1754,23 @@
           <w:rFonts w:ascii="Times New Roman" w:eastAsia="宋体" w:hAnsi="Times New Roman"/>
           <w:lang w:eastAsia="zh-CN"/>
         </w:rPr>
-        <w:t>实时采集操作者手部位移，并将主端增量位移映射为</w:t>
+        <w:t>实时采集操作者手部位移，并</w:t>
+      </w:r>
+      <w:proofErr w:type="gramStart"/>
+      <w:r>
+        <w:rPr>
+          <w:rFonts w:ascii="Times New Roman" w:eastAsia="宋体" w:hAnsi="Times New Roman"/>
+          <w:lang w:eastAsia="zh-CN"/>
+        </w:rPr>
+        <w:t>将主端增量</w:t>
+      </w:r>
+      <w:proofErr w:type="gramEnd"/>
+      <w:r>
+        <w:rPr>
+          <w:rFonts w:ascii="Times New Roman" w:eastAsia="宋体" w:hAnsi="Times New Roman"/>
+          <w:lang w:eastAsia="zh-CN"/>
+        </w:rPr>
+        <w:t>位移映射为</w:t>
       </w:r>
       <w:r>
         <w:rPr>
@@ -1239,7 +1862,23 @@
           <w:lang w:eastAsia="zh-CN"/>
         </w:rPr>
         <w:lastRenderedPageBreak/>
-        <w:t>反馈渲染流中，系统根据从端外力估计和当前反馈参数，在</w:t>
+        <w:t>反馈渲染流中，系统</w:t>
+      </w:r>
+      <w:proofErr w:type="gramStart"/>
+      <w:r>
+        <w:rPr>
+          <w:rFonts w:ascii="Times New Roman" w:eastAsia="宋体" w:hAnsi="Times New Roman"/>
+          <w:lang w:eastAsia="zh-CN"/>
+        </w:rPr>
+        <w:t>根据从端外力</w:t>
+      </w:r>
+      <w:proofErr w:type="gramEnd"/>
+      <w:r>
+        <w:rPr>
+          <w:rFonts w:ascii="Times New Roman" w:eastAsia="宋体" w:hAnsi="Times New Roman"/>
+          <w:lang w:eastAsia="zh-CN"/>
+        </w:rPr>
+        <w:t>估计和当前反馈参数，在</w:t>
       </w:r>
       <w:r>
         <w:rPr>
@@ -1248,12 +1887,21 @@
         </w:rPr>
         <w:t xml:space="preserve"> Omega.7 </w:t>
       </w:r>
-      <w:r>
-        <w:rPr>
-          <w:rFonts w:ascii="Times New Roman" w:eastAsia="宋体" w:hAnsi="Times New Roman"/>
-          <w:lang w:eastAsia="zh-CN"/>
-        </w:rPr>
-        <w:t>主端输出力反馈，使操作者获得接触感知。</w:t>
+      <w:proofErr w:type="gramStart"/>
+      <w:r>
+        <w:rPr>
+          <w:rFonts w:ascii="Times New Roman" w:eastAsia="宋体" w:hAnsi="Times New Roman"/>
+          <w:lang w:eastAsia="zh-CN"/>
+        </w:rPr>
+        <w:t>主端输出</w:t>
+      </w:r>
+      <w:proofErr w:type="gramEnd"/>
+      <w:r>
+        <w:rPr>
+          <w:rFonts w:ascii="Times New Roman" w:eastAsia="宋体" w:hAnsi="Times New Roman"/>
+          <w:lang w:eastAsia="zh-CN"/>
+        </w:rPr>
+        <w:t>力反馈，使操作者获得接触感知。</w:t>
       </w:r>
     </w:p>
     <w:p>
@@ -1263,6 +1911,7 @@
         <w:ind w:firstLine="480"/>
         <w:jc w:val="both"/>
         <w:rPr>
+          <w:rFonts w:hint="eastAsia"/>
           <w:lang w:eastAsia="zh-CN"/>
         </w:rPr>
       </w:pPr>
@@ -1362,7 +2011,14 @@
           <w:rFonts w:ascii="Times New Roman" w:eastAsia="宋体" w:hAnsi="Times New Roman"/>
           <w:lang w:eastAsia="zh-CN"/>
         </w:rPr>
-        <w:t>为降低视觉推理对主控制循环的影响，本文将视觉检测模块与主控制循环解耦。主控制循环负责读取</w:t>
+        <w:t>为降低视觉推理对主控制循环的影响，本文将视觉检测模块与主控制循环解耦。主</w:t>
+      </w:r>
+      <w:r>
+        <w:rPr>
+          <w:rFonts w:ascii="Times New Roman" w:eastAsia="宋体" w:hAnsi="Times New Roman"/>
+          <w:lang w:eastAsia="zh-CN"/>
+        </w:rPr>
+        <w:t>控制循环负责读取</w:t>
       </w:r>
       <w:r>
         <w:rPr>
@@ -1507,6 +2163,7 @@
         <w:ind w:left="960"/>
         <w:jc w:val="both"/>
       </w:pPr>
+      <w:proofErr w:type="spellStart"/>
       <w:r>
         <w:rPr>
           <w:rFonts w:ascii="Times New Roman" w:eastAsia="宋体" w:hAnsi="Times New Roman"/>
@@ -1517,7 +2174,14 @@
         <w:rPr>
           <w:rFonts w:ascii="Times New Roman" w:eastAsia="宋体" w:hAnsi="Times New Roman"/>
         </w:rPr>
-        <w:t>：中等硬度物体；</w:t>
+        <w:t>：中等硬度物体</w:t>
+      </w:r>
+      <w:proofErr w:type="spellEnd"/>
+      <w:r>
+        <w:rPr>
+          <w:rFonts w:ascii="Times New Roman" w:eastAsia="宋体" w:hAnsi="Times New Roman"/>
+        </w:rPr>
+        <w:t>；</w:t>
       </w:r>
     </w:p>
     <w:p>
@@ -1657,226 +2321,173 @@
         <w:spacing w:line="360" w:lineRule="auto"/>
         <w:ind w:firstLine="480"/>
         <w:jc w:val="both"/>
-        <w:rPr>
-          <w:rFonts w:ascii="Times New Roman" w:eastAsia="宋体" w:hAnsi="Times New Roman"/>
-        </w:rPr>
-      </w:pPr>
-      <w:r>
-        <w:rPr>
-          <w:rFonts w:ascii="Times New Roman" w:eastAsia="宋体" w:hAnsi="Times New Roman"/>
+        <w:tabs>
+          <w:tab w:val="center" w:pos="4253"/>
+          <w:tab w:val="right" w:pos="8506"/>
+        </w:tabs>
+      </w:pPr>
+      <w:r>
+        <w:rPr>
+          <w:rFonts w:ascii="Times New Roman"/>
         </w:rPr>
         <w:tab/>
       </w:r>
-      <m:oMath>
-        <m:r>
-          <m:rPr>
-            <m:sty m:val="p"/>
-          </m:rPr>
-          <w:rPr>
-            <w:rFonts w:ascii="Cambria Math" w:eastAsia="宋体" w:hAnsi="Cambria Math" w:hint="eastAsia"/>
-          </w:rPr>
-          <m:t>Θ</m:t>
-        </m:r>
-        <m:d>
-          <m:dPr>
-            <m:ctrlPr>
-              <w:rPr>
-                <w:rFonts w:ascii="Cambria Math" w:eastAsia="宋体" w:hAnsi="Cambria Math"/>
-                <w:i/>
-              </w:rPr>
-            </m:ctrlPr>
-          </m:dPr>
-          <m:e>
-            <m:r>
-              <w:rPr>
-                <w:rFonts w:ascii="Cambria Math" w:eastAsia="宋体" w:hAnsi="Cambria Math"/>
-              </w:rPr>
-              <m:t>c</m:t>
-            </m:r>
-          </m:e>
-        </m:d>
-        <m:r>
-          <w:rPr>
-            <w:rFonts w:ascii="Cambria Math" w:eastAsia="宋体" w:hAnsi="Cambria Math"/>
-          </w:rPr>
-          <m:t>=</m:t>
-        </m:r>
-        <m:sSub>
-          <m:sSubPr>
-            <m:ctrlPr>
-              <w:rPr>
-                <w:rFonts w:ascii="Cambria Math" w:eastAsia="宋体" w:hAnsi="Cambria Math"/>
-                <w:i/>
-              </w:rPr>
-            </m:ctrlPr>
-          </m:sSubPr>
-          <m:e>
-            <m:r>
-              <w:rPr>
-                <w:rFonts w:ascii="Cambria Math" w:eastAsia="宋体" w:hAnsi="Cambria Math"/>
-              </w:rPr>
-              <m:t>K</m:t>
-            </m:r>
-          </m:e>
-          <m:sub>
-            <m:r>
-              <w:rPr>
-                <w:rFonts w:ascii="Cambria Math" w:eastAsia="宋体" w:hAnsi="Cambria Math"/>
-              </w:rPr>
-              <m:t>t</m:t>
-            </m:r>
-          </m:sub>
-        </m:sSub>
-        <m:r>
-          <w:rPr>
-            <w:rFonts w:ascii="Cambria Math" w:eastAsia="宋体" w:hAnsi="Cambria Math"/>
-          </w:rPr>
-          <m:t>,</m:t>
-        </m:r>
-        <m:sSub>
-          <m:sSubPr>
-            <m:ctrlPr>
-              <w:rPr>
-                <w:rFonts w:ascii="Cambria Math" w:eastAsia="宋体" w:hAnsi="Cambria Math"/>
-                <w:i/>
-              </w:rPr>
-            </m:ctrlPr>
-          </m:sSubPr>
-          <m:e>
-            <m:r>
-              <w:rPr>
-                <w:rFonts w:ascii="Cambria Math" w:eastAsia="宋体" w:hAnsi="Cambria Math"/>
-              </w:rPr>
-              <m:t>K</m:t>
-            </m:r>
-          </m:e>
-          <m:sub>
-            <m:r>
-              <w:rPr>
-                <w:rFonts w:ascii="Cambria Math" w:eastAsia="宋体" w:hAnsi="Cambria Math"/>
-              </w:rPr>
-              <m:t>r</m:t>
-            </m:r>
-          </m:sub>
-        </m:sSub>
-        <m:r>
-          <w:rPr>
-            <w:rFonts w:ascii="Cambria Math" w:eastAsia="宋体" w:hAnsi="Cambria Math"/>
-          </w:rPr>
-          <m:t>,</m:t>
-        </m:r>
-        <m:r>
-          <m:rPr>
-            <m:sty m:val="p"/>
-          </m:rPr>
-          <w:rPr>
-            <w:rFonts w:ascii="Cambria Math" w:eastAsia="宋体" w:hAnsi="Cambria Math"/>
-          </w:rPr>
-          <m:t>ζ</m:t>
-        </m:r>
-        <m:r>
-          <w:rPr>
-            <w:rFonts w:ascii="Cambria Math" w:eastAsia="宋体" w:hAnsi="Cambria Math"/>
-          </w:rPr>
-          <m:t>,</m:t>
-        </m:r>
-        <m:sSub>
-          <m:sSubPr>
-            <m:ctrlPr>
-              <w:rPr>
-                <w:rFonts w:ascii="Cambria Math" w:eastAsia="宋体" w:hAnsi="Cambria Math"/>
-                <w:i/>
-              </w:rPr>
-            </m:ctrlPr>
-          </m:sSubPr>
-          <m:e>
-            <m:r>
-              <w:rPr>
-                <w:rFonts w:ascii="Cambria Math" w:eastAsia="宋体" w:hAnsi="Cambria Math"/>
-              </w:rPr>
-              <m:t>K</m:t>
-            </m:r>
-          </m:e>
-          <m:sub>
-            <m:r>
-              <w:rPr>
-                <w:rFonts w:ascii="Cambria Math" w:eastAsia="宋体" w:hAnsi="Cambria Math"/>
-              </w:rPr>
-              <m:t>f</m:t>
-            </m:r>
-          </m:sub>
-        </m:sSub>
-        <m:r>
-          <w:rPr>
-            <w:rFonts w:ascii="Cambria Math" w:eastAsia="宋体" w:hAnsi="Cambria Math"/>
-          </w:rPr>
-          <m:t>,d,</m:t>
-        </m:r>
-        <m:sSub>
-          <m:sSubPr>
-            <m:ctrlPr>
-              <w:rPr>
-                <w:rFonts w:ascii="Cambria Math" w:eastAsia="宋体" w:hAnsi="Cambria Math"/>
-                <w:i/>
-              </w:rPr>
-            </m:ctrlPr>
-          </m:sSubPr>
-          <m:e>
-            <m:r>
-              <w:rPr>
-                <w:rFonts w:ascii="Cambria Math" w:eastAsia="宋体" w:hAnsi="Cambria Math"/>
-              </w:rPr>
-              <m:t>v</m:t>
-            </m:r>
-          </m:e>
-          <m:sub>
-            <m:r>
-              <w:rPr>
-                <w:rFonts w:ascii="Cambria Math" w:eastAsia="宋体" w:hAnsi="Cambria Math"/>
-              </w:rPr>
-              <m:t>g</m:t>
-            </m:r>
-          </m:sub>
-        </m:sSub>
-        <m:r>
-          <w:rPr>
-            <w:rFonts w:ascii="Cambria Math" w:eastAsia="宋体" w:hAnsi="Cambria Math"/>
-          </w:rPr>
-          <m:t>,</m:t>
-        </m:r>
-        <m:sSub>
-          <m:sSubPr>
-            <m:ctrlPr>
-              <w:rPr>
-                <w:rFonts w:ascii="Cambria Math" w:eastAsia="宋体" w:hAnsi="Cambria Math"/>
-                <w:i/>
-              </w:rPr>
-            </m:ctrlPr>
-          </m:sSubPr>
-          <m:e>
-            <m:r>
-              <w:rPr>
-                <w:rFonts w:ascii="Cambria Math" w:eastAsia="宋体" w:hAnsi="Cambria Math"/>
-              </w:rPr>
-              <m:t>F</m:t>
-            </m:r>
-          </m:e>
-          <m:sub>
-            <m:r>
-              <w:rPr>
-                <w:rFonts w:ascii="Cambria Math" w:eastAsia="宋体" w:hAnsi="Cambria Math"/>
-              </w:rPr>
-              <m:t>g</m:t>
-            </m:r>
-          </m:sub>
-        </m:sSub>
-      </m:oMath>
-      <w:r>
-        <w:rPr>
-          <w:rFonts w:ascii="Times New Roman" w:eastAsia="宋体" w:hAnsi="Times New Roman"/>
+      <w:r>
+        <m:oMath>
+          <m:r>
+            <m:rPr>
+              <m:sty m:val="p"/>
+            </m:rPr>
+            <m:t>Θ</m:t>
+          </m:r>
+          <m:r>
+            <m:rPr>
+              <m:sty m:val="p"/>
+            </m:rPr>
+            <m:t>(</m:t>
+          </m:r>
+          <m:r>
+            <m:t>c</m:t>
+          </m:r>
+          <m:r>
+            <m:rPr>
+              <m:sty m:val="p"/>
+            </m:rPr>
+            <m:t>)</m:t>
+          </m:r>
+          <m:r>
+            <m:rPr>
+              <m:sty m:val="p"/>
+            </m:rPr>
+            <m:t>=</m:t>
+          </m:r>
+          <m:r>
+            <m:rPr>
+              <m:sty m:val="p"/>
+            </m:rPr>
+            <m:t>{</m:t>
+          </m:r>
+          <m:sSub>
+            <m:e>
+              <m:r>
+                <m:t>K</m:t>
+              </m:r>
+            </m:e>
+            <m:sub>
+              <m:r>
+                <m:t>t</m:t>
+              </m:r>
+            </m:sub>
+          </m:sSub>
+          <m:r>
+            <m:rPr>
+              <m:sty m:val="p"/>
+            </m:rPr>
+            <m:t>,</m:t>
+          </m:r>
+          <m:sSub>
+            <m:e>
+              <m:r>
+                <m:t>K</m:t>
+              </m:r>
+            </m:e>
+            <m:sub>
+              <m:r>
+                <m:t>r</m:t>
+              </m:r>
+            </m:sub>
+          </m:sSub>
+          <m:r>
+            <m:rPr>
+              <m:sty m:val="p"/>
+            </m:rPr>
+            <m:t>,</m:t>
+          </m:r>
+          <m:r>
+            <m:t>ζ</m:t>
+          </m:r>
+          <m:r>
+            <m:rPr>
+              <m:sty m:val="p"/>
+            </m:rPr>
+            <m:t>,</m:t>
+          </m:r>
+          <m:sSub>
+            <m:e>
+              <m:r>
+                <m:t>K</m:t>
+              </m:r>
+            </m:e>
+            <m:sub>
+              <m:r>
+                <m:t>f</m:t>
+              </m:r>
+            </m:sub>
+          </m:sSub>
+          <m:r>
+            <m:rPr>
+              <m:sty m:val="p"/>
+            </m:rPr>
+            <m:t>,</m:t>
+          </m:r>
+          <m:r>
+            <m:t>d</m:t>
+          </m:r>
+          <m:r>
+            <m:rPr>
+              <m:sty m:val="p"/>
+            </m:rPr>
+            <m:t>,</m:t>
+          </m:r>
+          <m:sSub>
+            <m:e>
+              <m:r>
+                <m:t>v</m:t>
+              </m:r>
+            </m:e>
+            <m:sub>
+              <m:r>
+                <m:t>g</m:t>
+              </m:r>
+            </m:sub>
+          </m:sSub>
+          <m:r>
+            <m:rPr>
+              <m:sty m:val="p"/>
+            </m:rPr>
+            <m:t>,</m:t>
+          </m:r>
+          <m:sSub>
+            <m:e>
+              <m:r>
+                <m:t>F</m:t>
+              </m:r>
+            </m:e>
+            <m:sub>
+              <m:r>
+                <m:t>g</m:t>
+              </m:r>
+            </m:sub>
+          </m:sSub>
+          <m:r>
+            <m:rPr>
+              <m:sty m:val="p"/>
+            </m:rPr>
+            <m:t>}</m:t>
+          </m:r>
+        </m:oMath>
+      </w:r>
+      <w:r>
+        <w:rPr>
+          <w:rFonts w:ascii="Times New Roman"/>
         </w:rPr>
         <w:tab/>
-        <w:t>(1)</w:t>
+      </w:r>
+      <w:r>
+        <w:rPr>
+          <w:rFonts w:ascii="Times New Roman"/>
+        </w:rPr>
+        <w:t xml:space="preserve">(1)</w:t>
       </w:r>
     </w:p>
     <w:p>
@@ -1901,7 +2512,135 @@
           <w:rFonts w:ascii="Times New Roman" w:eastAsia="宋体" w:hAnsi="Times New Roman"/>
           <w:lang w:eastAsia="zh-CN"/>
         </w:rPr>
-        <w:t xml:space="preserve">(c{,,}) </w:t>
+        <w:t xml:space="preserve"/>
+      </w:r>
+      <w:r>
+        <m:oMath>
+          <m:r>
+            <m:t>c</m:t>
+          </m:r>
+          <m:r>
+            <m:rPr>
+              <m:sty m:val="p"/>
+            </m:rPr>
+            <m:t>∈</m:t>
+          </m:r>
+          <m:r>
+            <m:rPr>
+              <m:sty m:val="p"/>
+            </m:rPr>
+            <m:t>{</m:t>
+          </m:r>
+          <m:r>
+            <m:rPr>
+              <m:sty m:val="p"/>
+            </m:rPr>
+            <m:t>s</m:t>
+          </m:r>
+          <m:r>
+            <m:rPr>
+              <m:sty m:val="p"/>
+            </m:rPr>
+            <m:t>o</m:t>
+          </m:r>
+          <m:r>
+            <m:rPr>
+              <m:sty m:val="p"/>
+            </m:rPr>
+            <m:t>f</m:t>
+          </m:r>
+          <m:r>
+            <m:rPr>
+              <m:sty m:val="p"/>
+            </m:rPr>
+            <m:t>t</m:t>
+          </m:r>
+          <m:r>
+            <m:rPr>
+              <m:sty m:val="p"/>
+            </m:rPr>
+            <m:t>,</m:t>
+          </m:r>
+          <m:r>
+            <m:rPr>
+              <m:sty m:val="p"/>
+            </m:rPr>
+            <m:t>m</m:t>
+          </m:r>
+          <m:r>
+            <m:rPr>
+              <m:sty m:val="p"/>
+            </m:rPr>
+            <m:t>e</m:t>
+          </m:r>
+          <m:r>
+            <m:rPr>
+              <m:sty m:val="p"/>
+            </m:rPr>
+            <m:t>d</m:t>
+          </m:r>
+          <m:r>
+            <m:rPr>
+              <m:sty m:val="p"/>
+            </m:rPr>
+            <m:t>i</m:t>
+          </m:r>
+          <m:r>
+            <m:rPr>
+              <m:sty m:val="p"/>
+            </m:rPr>
+            <m:t>u</m:t>
+          </m:r>
+          <m:r>
+            <m:rPr>
+              <m:sty m:val="p"/>
+            </m:rPr>
+            <m:t>m</m:t>
+          </m:r>
+          <m:r>
+            <m:rPr>
+              <m:sty m:val="p"/>
+            </m:rPr>
+            <m:t>,</m:t>
+          </m:r>
+          <m:r>
+            <m:rPr>
+              <m:sty m:val="p"/>
+            </m:rPr>
+            <m:t>h</m:t>
+          </m:r>
+          <m:r>
+            <m:rPr>
+              <m:sty m:val="p"/>
+            </m:rPr>
+            <m:t>a</m:t>
+          </m:r>
+          <m:r>
+            <m:rPr>
+              <m:sty m:val="p"/>
+            </m:rPr>
+            <m:t>r</m:t>
+          </m:r>
+          <m:r>
+            <m:rPr>
+              <m:sty m:val="p"/>
+            </m:rPr>
+            <m:t>d</m:t>
+          </m:r>
+          <m:r>
+            <m:rPr>
+              <m:sty m:val="p"/>
+            </m:rPr>
+            <m:t>}</m:t>
+          </m:r>
+        </m:oMath>
+      </w:r>
+      <w:r>
+        <w:rPr>
+          <w:rFonts w:ascii="Times New Roman" w:eastAsia="宋体" w:hAnsi="Times New Roman"/>
+          <w:lang w:eastAsia="zh-CN"/>
+        </w:rPr>
+        <w:t xml:space="preserve"> </w:t>
       </w:r>
       <w:r>
         <w:rPr>
@@ -1911,11 +2650,36 @@
         <w:t>表示物体操作属性；</w:t>
       </w:r>
       <w:r>
-        <w:rPr>
-          <w:rFonts w:ascii="Times New Roman" w:eastAsia="宋体" w:hAnsi="Times New Roman"/>
-          <w:lang w:eastAsia="zh-CN"/>
-        </w:rPr>
-        <w:t xml:space="preserve">(K_t) </w:t>
+        <m:oMath>
+          <m:sSub>
+            <m:e>
+              <m:r>
+                <m:t>K</m:t>
+              </m:r>
+            </m:e>
+            <m:sub>
+              <m:r>
+                <m:t>t</m:t>
+              </m:r>
+            </m:sub>
+          </m:sSub>
+        </m:oMath>
+      </w:r>
+      <w:r>
+        <w:rPr>
+          <w:rFonts w:ascii="Times New Roman" w:eastAsia="宋体" w:hAnsi="Times New Roman"/>
+          <w:lang w:eastAsia="zh-CN"/>
+        </w:rPr>
+        <w:t/>
+      </w:r>
+      <w:proofErr w:type="spellStart"/>
+      <w:proofErr w:type="spellEnd"/>
+      <w:r>
+        <w:rPr>
+          <w:rFonts w:ascii="Times New Roman" w:eastAsia="宋体" w:hAnsi="Times New Roman"/>
+          <w:lang w:eastAsia="zh-CN"/>
+        </w:rPr>
+        <w:t xml:space="preserve"> </w:t>
       </w:r>
       <w:r>
         <w:rPr>
@@ -1925,11 +2689,36 @@
         <w:t>为末端平动刚度；</w:t>
       </w:r>
       <w:r>
-        <w:rPr>
-          <w:rFonts w:ascii="Times New Roman" w:eastAsia="宋体" w:hAnsi="Times New Roman"/>
-          <w:lang w:eastAsia="zh-CN"/>
-        </w:rPr>
-        <w:t xml:space="preserve">(K_r) </w:t>
+        <m:oMath>
+          <m:sSub>
+            <m:e>
+              <m:r>
+                <m:t>K</m:t>
+              </m:r>
+            </m:e>
+            <m:sub>
+              <m:r>
+                <m:t>r</m:t>
+              </m:r>
+            </m:sub>
+          </m:sSub>
+        </m:oMath>
+      </w:r>
+      <w:r>
+        <w:rPr>
+          <w:rFonts w:ascii="Times New Roman" w:eastAsia="宋体" w:hAnsi="Times New Roman"/>
+          <w:lang w:eastAsia="zh-CN"/>
+        </w:rPr>
+        <w:t/>
+      </w:r>
+      <w:proofErr w:type="spellStart"/>
+      <w:proofErr w:type="spellEnd"/>
+      <w:r>
+        <w:rPr>
+          <w:rFonts w:ascii="Times New Roman" w:eastAsia="宋体" w:hAnsi="Times New Roman"/>
+          <w:lang w:eastAsia="zh-CN"/>
+        </w:rPr>
+        <w:t xml:space="preserve"> </w:t>
       </w:r>
       <w:r>
         <w:rPr>
@@ -1943,7 +2732,21 @@
           <w:rFonts w:ascii="Times New Roman" w:eastAsia="宋体" w:hAnsi="Times New Roman"/>
           <w:lang w:eastAsia="zh-CN"/>
         </w:rPr>
-        <w:t xml:space="preserve">() </w:t>
+        <w:t xml:space="preserve"/>
+      </w:r>
+      <w:r>
+        <m:oMath>
+          <m:r>
+            <m:t>ζ</m:t>
+          </m:r>
+        </m:oMath>
+      </w:r>
+      <w:r>
+        <w:rPr>
+          <w:rFonts w:ascii="Times New Roman" w:eastAsia="宋体" w:hAnsi="Times New Roman"/>
+          <w:lang w:eastAsia="zh-CN"/>
+        </w:rPr>
+        <w:t xml:space="preserve"> </w:t>
       </w:r>
       <w:r>
         <w:rPr>
@@ -1953,25 +2756,73 @@
         <w:t>为阻尼比；</w:t>
       </w:r>
       <w:r>
-        <w:rPr>
-          <w:rFonts w:ascii="Times New Roman" w:eastAsia="宋体" w:hAnsi="Times New Roman"/>
-          <w:lang w:eastAsia="zh-CN"/>
-        </w:rPr>
-        <w:t xml:space="preserve">(K_f) </w:t>
-      </w:r>
-      <w:r>
-        <w:rPr>
-          <w:rFonts w:ascii="Times New Roman" w:eastAsia="宋体" w:hAnsi="Times New Roman"/>
-          <w:lang w:eastAsia="zh-CN"/>
-        </w:rPr>
-        <w:t>为主端力反馈增益；</w:t>
-      </w:r>
-      <w:r>
-        <w:rPr>
-          <w:rFonts w:ascii="Times New Roman" w:eastAsia="宋体" w:hAnsi="Times New Roman"/>
-          <w:lang w:eastAsia="zh-CN"/>
-        </w:rPr>
-        <w:t xml:space="preserve">(d) </w:t>
+        <m:oMath>
+          <m:sSub>
+            <m:e>
+              <m:r>
+                <m:t>K</m:t>
+              </m:r>
+            </m:e>
+            <m:sub>
+              <m:r>
+                <m:t>f</m:t>
+              </m:r>
+            </m:sub>
+          </m:sSub>
+        </m:oMath>
+      </w:r>
+      <w:r>
+        <w:rPr>
+          <w:rFonts w:ascii="Times New Roman" w:eastAsia="宋体" w:hAnsi="Times New Roman"/>
+          <w:lang w:eastAsia="zh-CN"/>
+        </w:rPr>
+        <w:t/>
+      </w:r>
+      <w:proofErr w:type="spellStart"/>
+      <w:proofErr w:type="spellEnd"/>
+      <w:r>
+        <w:rPr>
+          <w:rFonts w:ascii="Times New Roman" w:eastAsia="宋体" w:hAnsi="Times New Roman"/>
+          <w:lang w:eastAsia="zh-CN"/>
+        </w:rPr>
+        <w:t xml:space="preserve"> </w:t>
+      </w:r>
+      <w:proofErr w:type="gramStart"/>
+      <w:r>
+        <w:rPr>
+          <w:rFonts w:ascii="Times New Roman" w:eastAsia="宋体" w:hAnsi="Times New Roman"/>
+          <w:lang w:eastAsia="zh-CN"/>
+        </w:rPr>
+        <w:t>为主端力反馈增益</w:t>
+      </w:r>
+      <w:proofErr w:type="gramEnd"/>
+      <w:r>
+        <w:rPr>
+          <w:rFonts w:ascii="Times New Roman" w:eastAsia="宋体" w:hAnsi="Times New Roman"/>
+          <w:lang w:eastAsia="zh-CN"/>
+        </w:rPr>
+        <w:t>；</w:t>
+      </w:r>
+      <w:r>
+        <w:rPr>
+          <w:rFonts w:ascii="Times New Roman" w:eastAsia="宋体" w:hAnsi="Times New Roman"/>
+          <w:lang w:eastAsia="zh-CN"/>
+        </w:rPr>
+        <w:t xml:space="preserve"/>
+      </w:r>
+      <w:r>
+        <m:oMath>
+          <m:r>
+            <m:t>d</m:t>
+          </m:r>
+        </m:oMath>
+      </w:r>
+      <w:r>
+        <w:rPr>
+          <w:rFonts w:ascii="Times New Roman" w:eastAsia="宋体" w:hAnsi="Times New Roman"/>
+          <w:lang w:eastAsia="zh-CN"/>
+        </w:rPr>
+        <w:t xml:space="preserve"> </w:t>
       </w:r>
       <w:r>
         <w:rPr>
@@ -1981,32 +2832,100 @@
         <w:t>为力反馈死区；</w:t>
       </w:r>
       <w:r>
-        <w:rPr>
-          <w:rFonts w:ascii="Times New Roman" w:eastAsia="宋体" w:hAnsi="Times New Roman"/>
-          <w:lang w:eastAsia="zh-CN"/>
-        </w:rPr>
-        <w:t xml:space="preserve">(v_g) </w:t>
-      </w:r>
-      <w:r>
-        <w:rPr>
-          <w:rFonts w:ascii="Times New Roman" w:eastAsia="宋体" w:hAnsi="Times New Roman"/>
-          <w:lang w:eastAsia="zh-CN"/>
-        </w:rPr>
-        <w:t>为夹爪速度；</w:t>
-      </w:r>
-      <w:r>
-        <w:rPr>
-          <w:rFonts w:ascii="Times New Roman" w:eastAsia="宋体" w:hAnsi="Times New Roman"/>
-          <w:lang w:eastAsia="zh-CN"/>
-        </w:rPr>
-        <w:t xml:space="preserve">(F_g) </w:t>
-      </w:r>
-      <w:r>
-        <w:rPr>
-          <w:rFonts w:ascii="Times New Roman" w:eastAsia="宋体" w:hAnsi="Times New Roman"/>
-          <w:lang w:eastAsia="zh-CN"/>
-        </w:rPr>
-        <w:t>为夹爪力限制。</w:t>
+        <m:oMath>
+          <m:sSub>
+            <m:e>
+              <m:r>
+                <m:t>v</m:t>
+              </m:r>
+            </m:e>
+            <m:sub>
+              <m:r>
+                <m:t>g</m:t>
+              </m:r>
+            </m:sub>
+          </m:sSub>
+        </m:oMath>
+      </w:r>
+      <w:r>
+        <w:rPr>
+          <w:rFonts w:ascii="Times New Roman" w:eastAsia="宋体" w:hAnsi="Times New Roman"/>
+          <w:lang w:eastAsia="zh-CN"/>
+        </w:rPr>
+        <w:t/>
+      </w:r>
+      <w:proofErr w:type="spellStart"/>
+      <w:proofErr w:type="spellEnd"/>
+      <w:r>
+        <w:rPr>
+          <w:rFonts w:ascii="Times New Roman" w:eastAsia="宋体" w:hAnsi="Times New Roman"/>
+          <w:lang w:eastAsia="zh-CN"/>
+        </w:rPr>
+        <w:t xml:space="preserve"> </w:t>
+      </w:r>
+      <w:proofErr w:type="gramStart"/>
+      <w:r>
+        <w:rPr>
+          <w:rFonts w:ascii="Times New Roman" w:eastAsia="宋体" w:hAnsi="Times New Roman"/>
+          <w:lang w:eastAsia="zh-CN"/>
+        </w:rPr>
+        <w:t>为夹爪</w:t>
+      </w:r>
+      <w:proofErr w:type="gramEnd"/>
+      <w:r>
+        <w:rPr>
+          <w:rFonts w:ascii="Times New Roman" w:eastAsia="宋体" w:hAnsi="Times New Roman"/>
+          <w:lang w:eastAsia="zh-CN"/>
+        </w:rPr>
+        <w:t>速度；</w:t>
+      </w:r>
+      <w:r>
+        <m:oMath>
+          <m:sSub>
+            <m:e>
+              <m:r>
+                <m:t>F</m:t>
+              </m:r>
+            </m:e>
+            <m:sub>
+              <m:r>
+                <m:t>g</m:t>
+              </m:r>
+            </m:sub>
+          </m:sSub>
+        </m:oMath>
+      </w:r>
+      <w:r>
+        <w:rPr>
+          <w:rFonts w:ascii="Times New Roman" w:eastAsia="宋体" w:hAnsi="Times New Roman"/>
+          <w:lang w:eastAsia="zh-CN"/>
+        </w:rPr>
+        <w:t/>
+      </w:r>
+      <w:proofErr w:type="spellStart"/>
+      <w:proofErr w:type="spellEnd"/>
+      <w:r>
+        <w:rPr>
+          <w:rFonts w:ascii="Times New Roman" w:eastAsia="宋体" w:hAnsi="Times New Roman"/>
+          <w:lang w:eastAsia="zh-CN"/>
+        </w:rPr>
+        <w:t xml:space="preserve"> </w:t>
+      </w:r>
+      <w:proofErr w:type="gramStart"/>
+      <w:r>
+        <w:rPr>
+          <w:rFonts w:ascii="Times New Roman" w:eastAsia="宋体" w:hAnsi="Times New Roman"/>
+          <w:lang w:eastAsia="zh-CN"/>
+        </w:rPr>
+        <w:t>为夹爪</w:t>
+      </w:r>
+      <w:proofErr w:type="gramEnd"/>
+      <w:r>
+        <w:rPr>
+          <w:rFonts w:ascii="Times New Roman" w:eastAsia="宋体" w:hAnsi="Times New Roman"/>
+          <w:lang w:eastAsia="zh-CN"/>
+        </w:rPr>
+        <w:t>力限制。</w:t>
       </w:r>
     </w:p>
     <w:p>
@@ -2038,8 +2957,17 @@
           <w:rFonts w:ascii="Times New Roman" w:eastAsia="宋体" w:hAnsi="Times New Roman"/>
           <w:lang w:eastAsia="zh-CN"/>
         </w:rPr>
-        <w:t>阻抗策略库如表</w:t>
-      </w:r>
+        <w:t>阻抗</w:t>
+      </w:r>
+      <w:proofErr w:type="gramStart"/>
+      <w:r>
+        <w:rPr>
+          <w:rFonts w:ascii="Times New Roman" w:eastAsia="宋体" w:hAnsi="Times New Roman"/>
+          <w:lang w:eastAsia="zh-CN"/>
+        </w:rPr>
+        <w:t>策略库如表</w:t>
+      </w:r>
+      <w:proofErr w:type="gramEnd"/>
       <w:r>
         <w:rPr>
           <w:rFonts w:ascii="Times New Roman" w:eastAsia="宋体" w:hAnsi="Times New Roman"/>
@@ -2077,6 +3005,7 @@
         </w:rPr>
         <w:t xml:space="preserve"> 1 </w:t>
       </w:r>
+      <w:proofErr w:type="spellStart"/>
       <w:r>
         <w:rPr>
           <w:rFonts w:ascii="Times New Roman" w:eastAsia="宋体" w:hAnsi="Times New Roman"/>
@@ -2101,6 +3030,7 @@
         </w:rPr>
         <w:t>阻抗策略库</w:t>
       </w:r>
+      <w:proofErr w:type="spellEnd"/>
     </w:p>
     <w:tbl>
       <w:tblPr>
@@ -2174,7 +3104,31 @@
                 <w:b/>
                 <w:sz w:val="21"/>
               </w:rPr>
-              <w:t>(K_t)/(N/m)</w:t>
+              <w:t/>
+            </w:r>
+            <w:r>
+              <m:oMath>
+                <m:sSub>
+                  <m:e>
+                    <m:r>
+                      <m:t>K</m:t>
+                    </m:r>
+                  </m:e>
+                  <m:sub>
+                    <m:r>
+                      <m:t>t</m:t>
+                    </m:r>
+                  </m:sub>
+                </m:sSub>
+              </m:oMath>
+            </w:r>
+            <w:r>
+              <w:rPr>
+                <w:rFonts w:ascii="Times New Roman" w:eastAsia="宋体" w:hAnsi="Times New Roman"/>
+                <w:b/>
+                <w:sz w:val="21"/>
+              </w:rPr>
+              <w:t xml:space="preserve">/(N/m)</w:t>
             </w:r>
           </w:p>
         </w:tc>
@@ -2198,7 +3152,31 @@
                 <w:b/>
                 <w:sz w:val="21"/>
               </w:rPr>
-              <w:t>(K_r)/(Nm/rad)</w:t>
+              <w:t/>
+            </w:r>
+            <w:r>
+              <m:oMath>
+                <m:sSub>
+                  <m:e>
+                    <m:r>
+                      <m:t>K</m:t>
+                    </m:r>
+                  </m:e>
+                  <m:sub>
+                    <m:r>
+                      <m:t>r</m:t>
+                    </m:r>
+                  </m:sub>
+                </m:sSub>
+              </m:oMath>
+            </w:r>
+            <w:r>
+              <w:rPr>
+                <w:rFonts w:ascii="Times New Roman" w:eastAsia="宋体" w:hAnsi="Times New Roman"/>
+                <w:b/>
+                <w:sz w:val="21"/>
+              </w:rPr>
+              <w:t xml:space="preserve">/(Nm/rad)</w:t>
             </w:r>
           </w:p>
         </w:tc>
@@ -2222,7 +3200,14 @@
                 <w:b/>
                 <w:sz w:val="21"/>
               </w:rPr>
-              <w:t>()</w:t>
+              <w:t/>
+            </w:r>
+            <w:r>
+              <m:oMath>
+                <m:r>
+                  <m:t>ζ</m:t>
+                </m:r>
+              </m:oMath>
             </w:r>
           </w:p>
         </w:tc>
@@ -2246,7 +3231,23 @@
                 <w:b/>
                 <w:sz w:val="21"/>
               </w:rPr>
-              <w:t>(K_f)</w:t>
+              <w:t/>
+            </w:r>
+            <w:r>
+              <m:oMath>
+                <m:sSub>
+                  <m:e>
+                    <m:r>
+                      <m:t>K</m:t>
+                    </m:r>
+                  </m:e>
+                  <m:sub>
+                    <m:r>
+                      <m:t>f</m:t>
+                    </m:r>
+                  </m:sub>
+                </m:sSub>
+              </m:oMath>
             </w:r>
           </w:p>
         </w:tc>
@@ -2270,7 +3271,22 @@
                 <w:b/>
                 <w:sz w:val="21"/>
               </w:rPr>
-              <w:t>(d)/N</w:t>
+              <w:t/>
+            </w:r>
+            <w:r>
+              <m:oMath>
+                <m:r>
+                  <m:t>d</m:t>
+                </m:r>
+              </m:oMath>
+            </w:r>
+            <w:r>
+              <w:rPr>
+                <w:rFonts w:ascii="Times New Roman" w:eastAsia="宋体" w:hAnsi="Times New Roman"/>
+                <w:b/>
+                <w:sz w:val="21"/>
+              </w:rPr>
+              <w:t xml:space="preserve">/N</w:t>
             </w:r>
           </w:p>
         </w:tc>
@@ -2877,7 +3893,39 @@
           <w:rFonts w:ascii="Times New Roman" w:eastAsia="宋体" w:hAnsi="Times New Roman"/>
           <w:lang w:eastAsia="zh-CN"/>
         </w:rPr>
-        <w:t>类采用较低刚度、较低力反馈增益和较小夹爪动作强度，以降低接触冲击和物体损伤风险；</w:t>
+        <w:t>类采用较低刚度、</w:t>
+      </w:r>
+      <w:proofErr w:type="gramStart"/>
+      <w:r>
+        <w:rPr>
+          <w:rFonts w:ascii="Times New Roman" w:eastAsia="宋体" w:hAnsi="Times New Roman"/>
+          <w:lang w:eastAsia="zh-CN"/>
+        </w:rPr>
+        <w:t>较低力</w:t>
+      </w:r>
+      <w:proofErr w:type="gramEnd"/>
+      <w:r>
+        <w:rPr>
+          <w:rFonts w:ascii="Times New Roman" w:eastAsia="宋体" w:hAnsi="Times New Roman"/>
+          <w:lang w:eastAsia="zh-CN"/>
+        </w:rPr>
+        <w:t>反馈增益和较小</w:t>
+      </w:r>
+      <w:proofErr w:type="gramStart"/>
+      <w:r>
+        <w:rPr>
+          <w:rFonts w:ascii="Times New Roman" w:eastAsia="宋体" w:hAnsi="Times New Roman"/>
+          <w:lang w:eastAsia="zh-CN"/>
+        </w:rPr>
+        <w:t>夹爪动作</w:t>
+      </w:r>
+      <w:proofErr w:type="gramEnd"/>
+      <w:r>
+        <w:rPr>
+          <w:rFonts w:ascii="Times New Roman" w:eastAsia="宋体" w:hAnsi="Times New Roman"/>
+          <w:lang w:eastAsia="zh-CN"/>
+        </w:rPr>
+        <w:t>强度，以降低接触冲击和物体损伤风险；</w:t>
       </w:r>
       <w:r>
         <w:rPr>
@@ -2960,7 +4008,39 @@
           <w:rFonts w:ascii="Times New Roman" w:eastAsia="宋体" w:hAnsi="Times New Roman"/>
           <w:lang w:eastAsia="zh-CN"/>
         </w:rPr>
-        <w:t>阻抗策略库中的参数并非单一经验值堆叠，而是依据物体操作属性、阻抗控制机理、主端力反馈舒适性以及夹爪执行安全性共同确定</w:t>
+        <w:t>阻抗策略库中的参数并非单一经验值堆叠，而是依据物体操作属性、阻抗控制机理、</w:t>
+      </w:r>
+      <w:proofErr w:type="gramStart"/>
+      <w:r>
+        <w:rPr>
+          <w:rFonts w:ascii="Times New Roman" w:eastAsia="宋体" w:hAnsi="Times New Roman"/>
+          <w:lang w:eastAsia="zh-CN"/>
+        </w:rPr>
+        <w:t>主端力</w:t>
+      </w:r>
+      <w:proofErr w:type="gramEnd"/>
+      <w:r>
+        <w:rPr>
+          <w:rFonts w:ascii="Times New Roman" w:eastAsia="宋体" w:hAnsi="Times New Roman"/>
+          <w:lang w:eastAsia="zh-CN"/>
+        </w:rPr>
+        <w:t>反馈舒适性以及</w:t>
+      </w:r>
+      <w:proofErr w:type="gramStart"/>
+      <w:r>
+        <w:rPr>
+          <w:rFonts w:ascii="Times New Roman" w:eastAsia="宋体" w:hAnsi="Times New Roman"/>
+          <w:lang w:eastAsia="zh-CN"/>
+        </w:rPr>
+        <w:t>夹爪执行</w:t>
+      </w:r>
+      <w:proofErr w:type="gramEnd"/>
+      <w:r>
+        <w:rPr>
+          <w:rFonts w:ascii="Times New Roman" w:eastAsia="宋体" w:hAnsi="Times New Roman"/>
+          <w:lang w:eastAsia="zh-CN"/>
+        </w:rPr>
+        <w:t>安全性共同确定</w:t>
       </w:r>
       <w:r>
         <w:rPr>
@@ -2977,11 +4057,19 @@
         </w:rPr>
         <w:t>。</w:t>
       </w:r>
-      <w:r>
-        <w:rPr>
-          <w:rFonts w:ascii="Times New Roman" w:eastAsia="宋体" w:hAnsi="Times New Roman"/>
-        </w:rPr>
-        <w:t>参数设计遵循以下原则：</w:t>
+      <w:proofErr w:type="spellStart"/>
+      <w:r>
+        <w:rPr>
+          <w:rFonts w:ascii="Times New Roman" w:eastAsia="宋体" w:hAnsi="Times New Roman"/>
+        </w:rPr>
+        <w:t>参数设计遵循以下原则</w:t>
+      </w:r>
+      <w:proofErr w:type="spellEnd"/>
+      <w:r>
+        <w:rPr>
+          <w:rFonts w:ascii="Times New Roman" w:eastAsia="宋体" w:hAnsi="Times New Roman"/>
+        </w:rPr>
+        <w:t>：</w:t>
       </w:r>
     </w:p>
     <w:p>
@@ -3020,11 +4108,36 @@
         <w:t>平动刚度</w:t>
       </w:r>
       <w:r>
-        <w:rPr>
-          <w:rFonts w:ascii="Times New Roman" w:eastAsia="宋体" w:hAnsi="Times New Roman"/>
-          <w:lang w:eastAsia="zh-CN"/>
-        </w:rPr>
-        <w:t xml:space="preserve"> (K_t) </w:t>
+        <m:oMath>
+          <m:sSub>
+            <m:e>
+              <m:r>
+                <m:t>K</m:t>
+              </m:r>
+            </m:e>
+            <m:sub>
+              <m:r>
+                <m:t>t</m:t>
+              </m:r>
+            </m:sub>
+          </m:sSub>
+        </m:oMath>
+      </w:r>
+      <w:r>
+        <w:rPr>
+          <w:rFonts w:ascii="Times New Roman" w:eastAsia="宋体" w:hAnsi="Times New Roman"/>
+          <w:lang w:eastAsia="zh-CN"/>
+        </w:rPr>
+        <w:t xml:space="preserve"> </w:t>
+      </w:r>
+      <w:proofErr w:type="spellStart"/>
+      <w:proofErr w:type="spellEnd"/>
+      <w:r>
+        <w:rPr>
+          <w:rFonts w:ascii="Times New Roman" w:eastAsia="宋体" w:hAnsi="Times New Roman"/>
+          <w:lang w:eastAsia="zh-CN"/>
+        </w:rPr>
+        <w:t xml:space="preserve"> </w:t>
       </w:r>
       <w:r>
         <w:rPr>
@@ -3052,7 +4165,14 @@
           <w:rFonts w:ascii="Times New Roman" w:eastAsia="宋体" w:hAnsi="Times New Roman"/>
           <w:lang w:eastAsia="zh-CN"/>
         </w:rPr>
-        <w:t xml:space="preserve"> soft </w:t>
+        <w:t xml:space="preserve"> </w:t>
+      </w:r>
+      <w:r>
+        <w:rPr>
+          <w:rFonts w:ascii="Times New Roman" w:eastAsia="宋体" w:hAnsi="Times New Roman"/>
+          <w:lang w:eastAsia="zh-CN"/>
+        </w:rPr>
+        <w:t xml:space="preserve">soft </w:t>
       </w:r>
       <w:r>
         <w:rPr>
@@ -3062,11 +4182,45 @@
         <w:t>类物体，过高刚度容易在接触初期产生较大作用力，导致物体压缩、滑移或损伤，因此设置较低的</w:t>
       </w:r>
       <w:r>
-        <w:rPr>
-          <w:rFonts w:ascii="Times New Roman" w:eastAsia="宋体" w:hAnsi="Times New Roman"/>
-          <w:lang w:eastAsia="zh-CN"/>
-        </w:rPr>
-        <w:t xml:space="preserve"> (K_t=50) N/m</w:t>
+        <m:oMath>
+          <m:sSub>
+            <m:e>
+              <m:r>
+                <m:t>K</m:t>
+              </m:r>
+            </m:e>
+            <m:sub>
+              <m:r>
+                <m:t>t</m:t>
+              </m:r>
+            </m:sub>
+          </m:sSub>
+          <m:r>
+            <m:rPr>
+              <m:sty m:val="p"/>
+            </m:rPr>
+            <m:t>=</m:t>
+          </m:r>
+          <m:r>
+            <m:t>50</m:t>
+          </m:r>
+        </m:oMath>
+      </w:r>
+      <w:r>
+        <w:rPr>
+          <w:rFonts w:ascii="Times New Roman" w:eastAsia="宋体" w:hAnsi="Times New Roman"/>
+          <w:lang w:eastAsia="zh-CN"/>
+        </w:rPr>
+        <w:t xml:space="preserve"> </w:t>
+      </w:r>
+      <w:proofErr w:type="spellStart"/>
+      <w:proofErr w:type="spellEnd"/>
+      <w:r>
+        <w:rPr>
+          <w:rFonts w:ascii="Times New Roman" w:eastAsia="宋体" w:hAnsi="Times New Roman"/>
+          <w:lang w:eastAsia="zh-CN"/>
+        </w:rPr>
+        <w:t> N/m</w:t>
       </w:r>
       <w:r>
         <w:rPr>
@@ -3090,11 +4244,45 @@
         <w:t>类物体，物体本身不易形变，抓取过程更需要末端定位稳定性，因此设置较高的</w:t>
       </w:r>
       <w:r>
-        <w:rPr>
-          <w:rFonts w:ascii="Times New Roman" w:eastAsia="宋体" w:hAnsi="Times New Roman"/>
-          <w:lang w:eastAsia="zh-CN"/>
-        </w:rPr>
-        <w:t xml:space="preserve"> (K_t=200) N/m</w:t>
+        <m:oMath>
+          <m:sSub>
+            <m:e>
+              <m:r>
+                <m:t>K</m:t>
+              </m:r>
+            </m:e>
+            <m:sub>
+              <m:r>
+                <m:t>t</m:t>
+              </m:r>
+            </m:sub>
+          </m:sSub>
+          <m:r>
+            <m:rPr>
+              <m:sty m:val="p"/>
+            </m:rPr>
+            <m:t>=</m:t>
+          </m:r>
+          <m:r>
+            <m:t>200</m:t>
+          </m:r>
+        </m:oMath>
+      </w:r>
+      <w:r>
+        <w:rPr>
+          <w:rFonts w:ascii="Times New Roman" w:eastAsia="宋体" w:hAnsi="Times New Roman"/>
+          <w:lang w:eastAsia="zh-CN"/>
+        </w:rPr>
+        <w:t xml:space="preserve"> </w:t>
+      </w:r>
+      <w:proofErr w:type="spellStart"/>
+      <w:proofErr w:type="spellEnd"/>
+      <w:r>
+        <w:rPr>
+          <w:rFonts w:ascii="Times New Roman" w:eastAsia="宋体" w:hAnsi="Times New Roman"/>
+          <w:lang w:eastAsia="zh-CN"/>
+        </w:rPr>
+        <w:t> N/m</w:t>
       </w:r>
       <w:r>
         <w:rPr>
@@ -3118,11 +4306,45 @@
         <w:t>类物体取中间值</w:t>
       </w:r>
       <w:r>
-        <w:rPr>
-          <w:rFonts w:ascii="Times New Roman" w:eastAsia="宋体" w:hAnsi="Times New Roman"/>
-          <w:lang w:eastAsia="zh-CN"/>
-        </w:rPr>
-        <w:t xml:space="preserve"> (K_t=150) N/m</w:t>
+        <m:oMath>
+          <m:sSub>
+            <m:e>
+              <m:r>
+                <m:t>K</m:t>
+              </m:r>
+            </m:e>
+            <m:sub>
+              <m:r>
+                <m:t>t</m:t>
+              </m:r>
+            </m:sub>
+          </m:sSub>
+          <m:r>
+            <m:rPr>
+              <m:sty m:val="p"/>
+            </m:rPr>
+            <m:t>=</m:t>
+          </m:r>
+          <m:r>
+            <m:t>150</m:t>
+          </m:r>
+        </m:oMath>
+      </w:r>
+      <w:r>
+        <w:rPr>
+          <w:rFonts w:ascii="Times New Roman" w:eastAsia="宋体" w:hAnsi="Times New Roman"/>
+          <w:lang w:eastAsia="zh-CN"/>
+        </w:rPr>
+        <w:t xml:space="preserve"> </w:t>
+      </w:r>
+      <w:proofErr w:type="spellStart"/>
+      <w:proofErr w:type="spellEnd"/>
+      <w:r>
+        <w:rPr>
+          <w:rFonts w:ascii="Times New Roman" w:eastAsia="宋体" w:hAnsi="Times New Roman"/>
+          <w:lang w:eastAsia="zh-CN"/>
+        </w:rPr>
+        <w:t> N/m</w:t>
       </w:r>
       <w:r>
         <w:rPr>
@@ -3168,11 +4390,36 @@
         <w:t>旋转刚度</w:t>
       </w:r>
       <w:r>
-        <w:rPr>
-          <w:rFonts w:ascii="Times New Roman" w:eastAsia="宋体" w:hAnsi="Times New Roman"/>
-          <w:lang w:eastAsia="zh-CN"/>
-        </w:rPr>
-        <w:t xml:space="preserve"> (K_r) </w:t>
+        <m:oMath>
+          <m:sSub>
+            <m:e>
+              <m:r>
+                <m:t>K</m:t>
+              </m:r>
+            </m:e>
+            <m:sub>
+              <m:r>
+                <m:t>r</m:t>
+              </m:r>
+            </m:sub>
+          </m:sSub>
+        </m:oMath>
+      </w:r>
+      <w:r>
+        <w:rPr>
+          <w:rFonts w:ascii="Times New Roman" w:eastAsia="宋体" w:hAnsi="Times New Roman"/>
+          <w:lang w:eastAsia="zh-CN"/>
+        </w:rPr>
+        <w:t xml:space="preserve"> </w:t>
+      </w:r>
+      <w:proofErr w:type="spellStart"/>
+      <w:proofErr w:type="spellEnd"/>
+      <w:r>
+        <w:rPr>
+          <w:rFonts w:ascii="Times New Roman" w:eastAsia="宋体" w:hAnsi="Times New Roman"/>
+          <w:lang w:eastAsia="zh-CN"/>
+        </w:rPr>
+        <w:t xml:space="preserve"> </w:t>
       </w:r>
       <w:r>
         <w:rPr>
@@ -3196,11 +4443,45 @@
         <w:t>类物体对姿态精度要求相对较低，且过强姿态约束可能增加接触扰动，因此设置</w:t>
       </w:r>
       <w:r>
-        <w:rPr>
-          <w:rFonts w:ascii="Times New Roman" w:eastAsia="宋体" w:hAnsi="Times New Roman"/>
-          <w:lang w:eastAsia="zh-CN"/>
-        </w:rPr>
-        <w:t xml:space="preserve"> (K_r=5) Nm/rad</w:t>
+        <m:oMath>
+          <m:sSub>
+            <m:e>
+              <m:r>
+                <m:t>K</m:t>
+              </m:r>
+            </m:e>
+            <m:sub>
+              <m:r>
+                <m:t>r</m:t>
+              </m:r>
+            </m:sub>
+          </m:sSub>
+          <m:r>
+            <m:rPr>
+              <m:sty m:val="p"/>
+            </m:rPr>
+            <m:t>=</m:t>
+          </m:r>
+          <m:r>
+            <m:t>5</m:t>
+          </m:r>
+        </m:oMath>
+      </w:r>
+      <w:r>
+        <w:rPr>
+          <w:rFonts w:ascii="Times New Roman" w:eastAsia="宋体" w:hAnsi="Times New Roman"/>
+          <w:lang w:eastAsia="zh-CN"/>
+        </w:rPr>
+        <w:t xml:space="preserve"> </w:t>
+      </w:r>
+      <w:proofErr w:type="spellStart"/>
+      <w:proofErr w:type="spellEnd"/>
+      <w:r>
+        <w:rPr>
+          <w:rFonts w:ascii="Times New Roman" w:eastAsia="宋体" w:hAnsi="Times New Roman"/>
+          <w:lang w:eastAsia="zh-CN"/>
+        </w:rPr>
+        <w:t> Nm/rad</w:t>
       </w:r>
       <w:r>
         <w:rPr>
@@ -3224,11 +4505,45 @@
         <w:t>类物体在抓取过程中更依赖稳定姿态和较高定位精度，因此设置</w:t>
       </w:r>
       <w:r>
-        <w:rPr>
-          <w:rFonts w:ascii="Times New Roman" w:eastAsia="宋体" w:hAnsi="Times New Roman"/>
-          <w:lang w:eastAsia="zh-CN"/>
-        </w:rPr>
-        <w:t xml:space="preserve"> (K_r=13) Nm/rad</w:t>
+        <m:oMath>
+          <m:sSub>
+            <m:e>
+              <m:r>
+                <m:t>K</m:t>
+              </m:r>
+            </m:e>
+            <m:sub>
+              <m:r>
+                <m:t>r</m:t>
+              </m:r>
+            </m:sub>
+          </m:sSub>
+          <m:r>
+            <m:rPr>
+              <m:sty m:val="p"/>
+            </m:rPr>
+            <m:t>=</m:t>
+          </m:r>
+          <m:r>
+            <m:t>13</m:t>
+          </m:r>
+        </m:oMath>
+      </w:r>
+      <w:r>
+        <w:rPr>
+          <w:rFonts w:ascii="Times New Roman" w:eastAsia="宋体" w:hAnsi="Times New Roman"/>
+          <w:lang w:eastAsia="zh-CN"/>
+        </w:rPr>
+        <w:t xml:space="preserve"> </w:t>
+      </w:r>
+      <w:proofErr w:type="spellStart"/>
+      <w:proofErr w:type="spellEnd"/>
+      <w:r>
+        <w:rPr>
+          <w:rFonts w:ascii="Times New Roman" w:eastAsia="宋体" w:hAnsi="Times New Roman"/>
+          <w:lang w:eastAsia="zh-CN"/>
+        </w:rPr>
+        <w:t> Nm/rad</w:t>
       </w:r>
       <w:r>
         <w:rPr>
@@ -3252,11 +4567,45 @@
         <w:t>类物体设置</w:t>
       </w:r>
       <w:r>
-        <w:rPr>
-          <w:rFonts w:ascii="Times New Roman" w:eastAsia="宋体" w:hAnsi="Times New Roman"/>
-          <w:lang w:eastAsia="zh-CN"/>
-        </w:rPr>
-        <w:t xml:space="preserve"> (K_r=10) Nm/rad</w:t>
+        <m:oMath>
+          <m:sSub>
+            <m:e>
+              <m:r>
+                <m:t>K</m:t>
+              </m:r>
+            </m:e>
+            <m:sub>
+              <m:r>
+                <m:t>r</m:t>
+              </m:r>
+            </m:sub>
+          </m:sSub>
+          <m:r>
+            <m:rPr>
+              <m:sty m:val="p"/>
+            </m:rPr>
+            <m:t>=</m:t>
+          </m:r>
+          <m:r>
+            <m:t>10</m:t>
+          </m:r>
+        </m:oMath>
+      </w:r>
+      <w:r>
+        <w:rPr>
+          <w:rFonts w:ascii="Times New Roman" w:eastAsia="宋体" w:hAnsi="Times New Roman"/>
+          <w:lang w:eastAsia="zh-CN"/>
+        </w:rPr>
+        <w:t xml:space="preserve"> </w:t>
+      </w:r>
+      <w:proofErr w:type="spellStart"/>
+      <w:proofErr w:type="spellEnd"/>
+      <w:r>
+        <w:rPr>
+          <w:rFonts w:ascii="Times New Roman" w:eastAsia="宋体" w:hAnsi="Times New Roman"/>
+          <w:lang w:eastAsia="zh-CN"/>
+        </w:rPr>
+        <w:t> Nm/rad</w:t>
       </w:r>
       <w:r>
         <w:rPr>
@@ -3306,7 +4655,21 @@
           <w:rFonts w:ascii="Times New Roman" w:eastAsia="宋体" w:hAnsi="Times New Roman"/>
           <w:lang w:eastAsia="zh-CN"/>
         </w:rPr>
-        <w:t xml:space="preserve"> () </w:t>
+        <w:t xml:space="preserve"> </w:t>
+      </w:r>
+      <w:r>
+        <m:oMath>
+          <m:r>
+            <m:t>ζ</m:t>
+          </m:r>
+        </m:oMath>
+      </w:r>
+      <w:r>
+        <w:rPr>
+          <w:rFonts w:ascii="Times New Roman" w:eastAsia="宋体" w:hAnsi="Times New Roman"/>
+          <w:lang w:eastAsia="zh-CN"/>
+        </w:rPr>
+        <w:t xml:space="preserve"> </w:t>
       </w:r>
       <w:r>
         <w:rPr>
@@ -3334,7 +4697,23 @@
           <w:rFonts w:ascii="Times New Roman" w:eastAsia="宋体" w:hAnsi="Times New Roman"/>
           <w:lang w:eastAsia="zh-CN"/>
         </w:rPr>
-        <w:t xml:space="preserve"> ()</w:t>
+        <w:t xml:space="preserve"> </w:t>
+      </w:r>
+      <w:r>
+        <m:oMath>
+          <m:r>
+            <m:t>ζ</m:t>
+          </m:r>
+          <m:r>
+            <m:rPr>
+              <m:sty m:val="p"/>
+            </m:rPr>
+            <m:t>=</m:t>
+          </m:r>
+          <m:r>
+            <m:t>0.8</m:t>
+          </m:r>
+        </m:oMath>
       </w:r>
       <w:r>
         <w:rPr>
@@ -3362,7 +4741,23 @@
           <w:rFonts w:ascii="Times New Roman" w:eastAsia="宋体" w:hAnsi="Times New Roman"/>
           <w:lang w:eastAsia="zh-CN"/>
         </w:rPr>
-        <w:t xml:space="preserve"> ()</w:t>
+        <w:t xml:space="preserve"> </w:t>
+      </w:r>
+      <w:r>
+        <m:oMath>
+          <m:r>
+            <m:t>ζ</m:t>
+          </m:r>
+          <m:r>
+            <m:rPr>
+              <m:sty m:val="p"/>
+            </m:rPr>
+            <m:t>=</m:t>
+          </m:r>
+          <m:r>
+            <m:t>1.0</m:t>
+          </m:r>
+        </m:oMath>
       </w:r>
       <w:r>
         <w:rPr>
@@ -3390,7 +4785,23 @@
           <w:rFonts w:ascii="Times New Roman" w:eastAsia="宋体" w:hAnsi="Times New Roman"/>
           <w:lang w:eastAsia="zh-CN"/>
         </w:rPr>
-        <w:t xml:space="preserve"> ()</w:t>
+        <w:t xml:space="preserve"> </w:t>
+      </w:r>
+      <w:r>
+        <m:oMath>
+          <m:r>
+            <m:t>ζ</m:t>
+          </m:r>
+          <m:r>
+            <m:rPr>
+              <m:sty m:val="p"/>
+            </m:rPr>
+            <m:t>=</m:t>
+          </m:r>
+          <m:r>
+            <m:t>1.0</m:t>
+          </m:r>
+        </m:oMath>
       </w:r>
       <w:r>
         <w:rPr>
@@ -3428,26 +4839,69 @@
         </w:rPr>
         <w:t xml:space="preserve"> </w:t>
       </w:r>
-      <w:r>
-        <w:rPr>
-          <w:rFonts w:ascii="Times New Roman" w:eastAsia="宋体" w:hAnsi="Times New Roman"/>
-          <w:lang w:eastAsia="zh-CN"/>
-        </w:rPr>
-        <w:t>主端力反馈增益</w:t>
-      </w:r>
-      <w:r>
-        <w:rPr>
-          <w:rFonts w:ascii="Times New Roman" w:eastAsia="宋体" w:hAnsi="Times New Roman"/>
-          <w:lang w:eastAsia="zh-CN"/>
-        </w:rPr>
-        <w:t xml:space="preserve"> (K_f) </w:t>
-      </w:r>
-      <w:r>
-        <w:rPr>
-          <w:rFonts w:ascii="Times New Roman" w:eastAsia="宋体" w:hAnsi="Times New Roman"/>
-          <w:lang w:eastAsia="zh-CN"/>
-        </w:rPr>
-        <w:t>决定从端外力向</w:t>
+      <w:proofErr w:type="gramStart"/>
+      <w:r>
+        <w:rPr>
+          <w:rFonts w:ascii="Times New Roman" w:eastAsia="宋体" w:hAnsi="Times New Roman"/>
+          <w:lang w:eastAsia="zh-CN"/>
+        </w:rPr>
+        <w:t>主端力</w:t>
+      </w:r>
+      <w:proofErr w:type="gramEnd"/>
+      <w:r>
+        <w:rPr>
+          <w:rFonts w:ascii="Times New Roman" w:eastAsia="宋体" w:hAnsi="Times New Roman"/>
+          <w:lang w:eastAsia="zh-CN"/>
+        </w:rPr>
+        <w:t>反馈增益</w:t>
+      </w:r>
+      <w:r>
+        <m:oMath>
+          <m:sSub>
+            <m:e>
+              <m:r>
+                <m:t>K</m:t>
+              </m:r>
+            </m:e>
+            <m:sub>
+              <m:r>
+                <m:t>f</m:t>
+              </m:r>
+            </m:sub>
+          </m:sSub>
+        </m:oMath>
+      </w:r>
+      <w:r>
+        <w:rPr>
+          <w:rFonts w:ascii="Times New Roman" w:eastAsia="宋体" w:hAnsi="Times New Roman"/>
+          <w:lang w:eastAsia="zh-CN"/>
+        </w:rPr>
+        <w:t xml:space="preserve"> </w:t>
+      </w:r>
+      <w:proofErr w:type="spellStart"/>
+      <w:proofErr w:type="spellEnd"/>
+      <w:r>
+        <w:rPr>
+          <w:rFonts w:ascii="Times New Roman" w:eastAsia="宋体" w:hAnsi="Times New Roman"/>
+          <w:lang w:eastAsia="zh-CN"/>
+        </w:rPr>
+        <w:t xml:space="preserve"> </w:t>
+      </w:r>
+      <w:proofErr w:type="gramStart"/>
+      <w:r>
+        <w:rPr>
+          <w:rFonts w:ascii="Times New Roman" w:eastAsia="宋体" w:hAnsi="Times New Roman"/>
+          <w:lang w:eastAsia="zh-CN"/>
+        </w:rPr>
+        <w:t>决定从端外力</w:t>
+      </w:r>
+      <w:proofErr w:type="gramEnd"/>
+      <w:r>
+        <w:rPr>
+          <w:rFonts w:ascii="Times New Roman" w:eastAsia="宋体" w:hAnsi="Times New Roman"/>
+          <w:lang w:eastAsia="zh-CN"/>
+        </w:rPr>
+        <w:t>向</w:t>
       </w:r>
       <w:r>
         <w:rPr>
@@ -3456,12 +4910,28 @@
         </w:rPr>
         <w:t xml:space="preserve"> Omega.7 </w:t>
       </w:r>
-      <w:r>
-        <w:rPr>
-          <w:rFonts w:ascii="Times New Roman" w:eastAsia="宋体" w:hAnsi="Times New Roman"/>
-          <w:lang w:eastAsia="zh-CN"/>
-        </w:rPr>
-        <w:t>主端反馈的强度。</w:t>
+      <w:proofErr w:type="gramStart"/>
+      <w:r>
+        <w:rPr>
+          <w:rFonts w:ascii="Times New Roman" w:eastAsia="宋体" w:hAnsi="Times New Roman"/>
+          <w:lang w:eastAsia="zh-CN"/>
+        </w:rPr>
+        <w:t>主端反</w:t>
+      </w:r>
+      <w:r>
+        <w:rPr>
+          <w:rFonts w:ascii="Times New Roman" w:eastAsia="宋体" w:hAnsi="Times New Roman"/>
+          <w:lang w:eastAsia="zh-CN"/>
+        </w:rPr>
+        <w:t>馈</w:t>
+      </w:r>
+      <w:proofErr w:type="gramEnd"/>
+      <w:r>
+        <w:rPr>
+          <w:rFonts w:ascii="Times New Roman" w:eastAsia="宋体" w:hAnsi="Times New Roman"/>
+          <w:lang w:eastAsia="zh-CN"/>
+        </w:rPr>
+        <w:t>的强度。</w:t>
       </w:r>
       <w:r>
         <w:rPr>
@@ -3478,11 +4948,45 @@
         <w:t>类物体若反馈过强，操作者容易产生过度修正或紧张操作，因此设置较低的</w:t>
       </w:r>
       <w:r>
-        <w:rPr>
-          <w:rFonts w:ascii="Times New Roman" w:eastAsia="宋体" w:hAnsi="Times New Roman"/>
-          <w:lang w:eastAsia="zh-CN"/>
-        </w:rPr>
-        <w:t xml:space="preserve"> (K_f=0.2)</w:t>
+        <m:oMath>
+          <m:sSub>
+            <m:e>
+              <m:r>
+                <m:t>K</m:t>
+              </m:r>
+            </m:e>
+            <m:sub>
+              <m:r>
+                <m:t>f</m:t>
+              </m:r>
+            </m:sub>
+          </m:sSub>
+          <m:r>
+            <m:rPr>
+              <m:sty m:val="p"/>
+            </m:rPr>
+            <m:t>=</m:t>
+          </m:r>
+          <m:r>
+            <m:t>0.2</m:t>
+          </m:r>
+        </m:oMath>
+      </w:r>
+      <w:r>
+        <w:rPr>
+          <w:rFonts w:ascii="Times New Roman" w:eastAsia="宋体" w:hAnsi="Times New Roman"/>
+          <w:lang w:eastAsia="zh-CN"/>
+        </w:rPr>
+        <w:t xml:space="preserve"> </w:t>
+      </w:r>
+      <w:proofErr w:type="spellStart"/>
+      <w:proofErr w:type="spellEnd"/>
+      <w:r>
+        <w:rPr>
+          <w:rFonts w:ascii="Times New Roman" w:eastAsia="宋体" w:hAnsi="Times New Roman"/>
+          <w:lang w:eastAsia="zh-CN"/>
+        </w:rPr>
+        <w:t/>
       </w:r>
       <w:r>
         <w:rPr>
@@ -3506,11 +5010,45 @@
         <w:t>类物体需要更明确的接触提示，以帮助操作者判断接触和抓取稳定性，因此设置</w:t>
       </w:r>
       <w:r>
-        <w:rPr>
-          <w:rFonts w:ascii="Times New Roman" w:eastAsia="宋体" w:hAnsi="Times New Roman"/>
-          <w:lang w:eastAsia="zh-CN"/>
-        </w:rPr>
-        <w:t xml:space="preserve"> (K_f=0.7)</w:t>
+        <m:oMath>
+          <m:sSub>
+            <m:e>
+              <m:r>
+                <m:t>K</m:t>
+              </m:r>
+            </m:e>
+            <m:sub>
+              <m:r>
+                <m:t>f</m:t>
+              </m:r>
+            </m:sub>
+          </m:sSub>
+          <m:r>
+            <m:rPr>
+              <m:sty m:val="p"/>
+            </m:rPr>
+            <m:t>=</m:t>
+          </m:r>
+          <m:r>
+            <m:t>0.7</m:t>
+          </m:r>
+        </m:oMath>
+      </w:r>
+      <w:r>
+        <w:rPr>
+          <w:rFonts w:ascii="Times New Roman" w:eastAsia="宋体" w:hAnsi="Times New Roman"/>
+          <w:lang w:eastAsia="zh-CN"/>
+        </w:rPr>
+        <w:t xml:space="preserve"> </w:t>
+      </w:r>
+      <w:proofErr w:type="spellStart"/>
+      <w:proofErr w:type="spellEnd"/>
+      <w:r>
+        <w:rPr>
+          <w:rFonts w:ascii="Times New Roman" w:eastAsia="宋体" w:hAnsi="Times New Roman"/>
+          <w:lang w:eastAsia="zh-CN"/>
+        </w:rPr>
+        <w:t/>
       </w:r>
       <w:r>
         <w:rPr>
@@ -3534,11 +5072,45 @@
         <w:t>类物体设置</w:t>
       </w:r>
       <w:r>
-        <w:rPr>
-          <w:rFonts w:ascii="Times New Roman" w:eastAsia="宋体" w:hAnsi="Times New Roman"/>
-          <w:lang w:eastAsia="zh-CN"/>
-        </w:rPr>
-        <w:t xml:space="preserve"> (K_f=0.5)</w:t>
+        <m:oMath>
+          <m:sSub>
+            <m:e>
+              <m:r>
+                <m:t>K</m:t>
+              </m:r>
+            </m:e>
+            <m:sub>
+              <m:r>
+                <m:t>f</m:t>
+              </m:r>
+            </m:sub>
+          </m:sSub>
+          <m:r>
+            <m:rPr>
+              <m:sty m:val="p"/>
+            </m:rPr>
+            <m:t>=</m:t>
+          </m:r>
+          <m:r>
+            <m:t>0.5</m:t>
+          </m:r>
+        </m:oMath>
+      </w:r>
+      <w:r>
+        <w:rPr>
+          <w:rFonts w:ascii="Times New Roman" w:eastAsia="宋体" w:hAnsi="Times New Roman"/>
+          <w:lang w:eastAsia="zh-CN"/>
+        </w:rPr>
+        <w:t xml:space="preserve"> </w:t>
+      </w:r>
+      <w:proofErr w:type="spellStart"/>
+      <w:proofErr w:type="spellEnd"/>
+      <w:r>
+        <w:rPr>
+          <w:rFonts w:ascii="Times New Roman" w:eastAsia="宋体" w:hAnsi="Times New Roman"/>
+          <w:lang w:eastAsia="zh-CN"/>
+        </w:rPr>
+        <w:t/>
       </w:r>
       <w:r>
         <w:rPr>
@@ -3588,7 +5160,21 @@
           <w:rFonts w:ascii="Times New Roman" w:eastAsia="宋体" w:hAnsi="Times New Roman"/>
           <w:lang w:eastAsia="zh-CN"/>
         </w:rPr>
-        <w:t xml:space="preserve"> (d) </w:t>
+        <w:t xml:space="preserve"> </w:t>
+      </w:r>
+      <w:r>
+        <m:oMath>
+          <m:r>
+            <m:t>d</m:t>
+          </m:r>
+        </m:oMath>
+      </w:r>
+      <w:r>
+        <w:rPr>
+          <w:rFonts w:ascii="Times New Roman" w:eastAsia="宋体" w:hAnsi="Times New Roman"/>
+          <w:lang w:eastAsia="zh-CN"/>
+        </w:rPr>
+        <w:t xml:space="preserve"> </w:t>
       </w:r>
       <w:r>
         <w:rPr>
@@ -3604,12 +5190,21 @@
         </w:rPr>
         <w:t xml:space="preserve"> Omega.7 </w:t>
       </w:r>
-      <w:r>
-        <w:rPr>
-          <w:rFonts w:ascii="Times New Roman" w:eastAsia="宋体" w:hAnsi="Times New Roman"/>
-          <w:lang w:eastAsia="zh-CN"/>
-        </w:rPr>
-        <w:t>主端出现持续细微抖动。</w:t>
+      <w:proofErr w:type="gramStart"/>
+      <w:r>
+        <w:rPr>
+          <w:rFonts w:ascii="Times New Roman" w:eastAsia="宋体" w:hAnsi="Times New Roman"/>
+          <w:lang w:eastAsia="zh-CN"/>
+        </w:rPr>
+        <w:t>主端出现</w:t>
+      </w:r>
+      <w:proofErr w:type="gramEnd"/>
+      <w:r>
+        <w:rPr>
+          <w:rFonts w:ascii="Times New Roman" w:eastAsia="宋体" w:hAnsi="Times New Roman"/>
+          <w:lang w:eastAsia="zh-CN"/>
+        </w:rPr>
+        <w:t>持续细微抖动。</w:t>
       </w:r>
       <w:r>
         <w:rPr>
@@ -3618,19 +5213,51 @@
         </w:rPr>
         <w:t xml:space="preserve">soft </w:t>
       </w:r>
-      <w:r>
-        <w:rPr>
-          <w:rFonts w:ascii="Times New Roman" w:eastAsia="宋体" w:hAnsi="Times New Roman"/>
-          <w:lang w:eastAsia="zh-CN"/>
-        </w:rPr>
-        <w:t>类设置较小死区</w:t>
-      </w:r>
-      <w:r>
-        <w:rPr>
-          <w:rFonts w:ascii="Times New Roman" w:eastAsia="宋体" w:hAnsi="Times New Roman"/>
-          <w:lang w:eastAsia="zh-CN"/>
-        </w:rPr>
-        <w:t xml:space="preserve"> (d=0.3) N</w:t>
+      <w:proofErr w:type="gramStart"/>
+      <w:r>
+        <w:rPr>
+          <w:rFonts w:ascii="Times New Roman" w:eastAsia="宋体" w:hAnsi="Times New Roman"/>
+          <w:lang w:eastAsia="zh-CN"/>
+        </w:rPr>
+        <w:t>类设置</w:t>
+      </w:r>
+      <w:proofErr w:type="gramEnd"/>
+      <w:r>
+        <w:rPr>
+          <w:rFonts w:ascii="Times New Roman" w:eastAsia="宋体" w:hAnsi="Times New Roman"/>
+          <w:lang w:eastAsia="zh-CN"/>
+        </w:rPr>
+        <w:t>较小死区</w:t>
+      </w:r>
+      <w:r>
+        <w:rPr>
+          <w:rFonts w:ascii="Times New Roman" w:eastAsia="宋体" w:hAnsi="Times New Roman"/>
+          <w:lang w:eastAsia="zh-CN"/>
+        </w:rPr>
+        <w:t xml:space="preserve"> </w:t>
+      </w:r>
+      <w:r>
+        <m:oMath>
+          <m:r>
+            <m:t>d</m:t>
+          </m:r>
+          <m:r>
+            <m:rPr>
+              <m:sty m:val="p"/>
+            </m:rPr>
+            <m:t>=</m:t>
+          </m:r>
+          <m:r>
+            <m:t>0.3</m:t>
+          </m:r>
+        </m:oMath>
+      </w:r>
+      <w:r>
+        <w:rPr>
+          <w:rFonts w:ascii="Times New Roman" w:eastAsia="宋体" w:hAnsi="Times New Roman"/>
+          <w:lang w:eastAsia="zh-CN"/>
+        </w:rPr>
+        <w:t xml:space="preserve"> N</w:t>
       </w:r>
       <w:r>
         <w:rPr>
@@ -3646,26 +5273,65 @@
         </w:rPr>
         <w:t xml:space="preserve">hard </w:t>
       </w:r>
-      <w:r>
-        <w:rPr>
-          <w:rFonts w:ascii="Times New Roman" w:eastAsia="宋体" w:hAnsi="Times New Roman"/>
-          <w:lang w:eastAsia="zh-CN"/>
-        </w:rPr>
-        <w:t>类设置较大死区</w:t>
-      </w:r>
-      <w:r>
-        <w:rPr>
-          <w:rFonts w:ascii="Times New Roman" w:eastAsia="宋体" w:hAnsi="Times New Roman"/>
-          <w:lang w:eastAsia="zh-CN"/>
-        </w:rPr>
-        <w:t xml:space="preserve"> (d=0.5) N</w:t>
-      </w:r>
-      <w:r>
-        <w:rPr>
-          <w:rFonts w:ascii="Times New Roman" w:eastAsia="宋体" w:hAnsi="Times New Roman"/>
-          <w:lang w:eastAsia="zh-CN"/>
-        </w:rPr>
-        <w:t>，以避免高刚度接触过程中的小幅噪声被放大；</w:t>
+      <w:proofErr w:type="gramStart"/>
+      <w:r>
+        <w:rPr>
+          <w:rFonts w:ascii="Times New Roman" w:eastAsia="宋体" w:hAnsi="Times New Roman"/>
+          <w:lang w:eastAsia="zh-CN"/>
+        </w:rPr>
+        <w:t>类设置</w:t>
+      </w:r>
+      <w:proofErr w:type="gramEnd"/>
+      <w:r>
+        <w:rPr>
+          <w:rFonts w:ascii="Times New Roman" w:eastAsia="宋体" w:hAnsi="Times New Roman"/>
+          <w:lang w:eastAsia="zh-CN"/>
+        </w:rPr>
+        <w:t>较大死区</w:t>
+      </w:r>
+      <w:r>
+        <w:rPr>
+          <w:rFonts w:ascii="Times New Roman" w:eastAsia="宋体" w:hAnsi="Times New Roman"/>
+          <w:lang w:eastAsia="zh-CN"/>
+        </w:rPr>
+        <w:t xml:space="preserve"> </w:t>
+      </w:r>
+      <w:r>
+        <m:oMath>
+          <m:r>
+            <m:t>d</m:t>
+          </m:r>
+          <m:r>
+            <m:rPr>
+              <m:sty m:val="p"/>
+            </m:rPr>
+            <m:t>=</m:t>
+          </m:r>
+          <m:r>
+            <m:t>0.5</m:t>
+          </m:r>
+        </m:oMath>
+      </w:r>
+      <w:r>
+        <w:rPr>
+          <w:rFonts w:ascii="Times New Roman" w:eastAsia="宋体" w:hAnsi="Times New Roman"/>
+          <w:lang w:eastAsia="zh-CN"/>
+        </w:rPr>
+        <w:t xml:space="preserve"> N</w:t>
+      </w:r>
+      <w:r>
+        <w:rPr>
+          <w:rFonts w:ascii="Times New Roman" w:eastAsia="宋体" w:hAnsi="Times New Roman"/>
+          <w:lang w:eastAsia="zh-CN"/>
+        </w:rPr>
+        <w:t>，以避免高刚</w:t>
+      </w:r>
+      <w:r>
+        <w:rPr>
+          <w:rFonts w:ascii="Times New Roman" w:eastAsia="宋体" w:hAnsi="Times New Roman"/>
+          <w:lang w:eastAsia="zh-CN"/>
+        </w:rPr>
+        <w:t>度接触过程中的小幅噪声被放大；</w:t>
       </w:r>
       <w:r>
         <w:rPr>
@@ -3686,7 +5352,30 @@
           <w:rFonts w:ascii="Times New Roman" w:eastAsia="宋体" w:hAnsi="Times New Roman"/>
           <w:lang w:eastAsia="zh-CN"/>
         </w:rPr>
-        <w:t xml:space="preserve"> (d=0.4) N</w:t>
+        <w:t xml:space="preserve"> </w:t>
+      </w:r>
+      <w:r>
+        <m:oMath>
+          <m:r>
+            <m:t>d</m:t>
+          </m:r>
+          <m:r>
+            <m:rPr>
+              <m:sty m:val="p"/>
+            </m:rPr>
+            <m:t>=</m:t>
+          </m:r>
+          <m:r>
+            <m:t>0.4</m:t>
+          </m:r>
+        </m:oMath>
+      </w:r>
+      <w:r>
+        <w:rPr>
+          <w:rFonts w:ascii="Times New Roman" w:eastAsia="宋体" w:hAnsi="Times New Roman"/>
+          <w:lang w:eastAsia="zh-CN"/>
+        </w:rPr>
+        <w:t xml:space="preserve"> N</w:t>
       </w:r>
       <w:r>
         <w:rPr>
@@ -3709,6 +5398,7 @@
           <w:lang w:eastAsia="zh-CN"/>
         </w:rPr>
       </w:pPr>
+      <w:proofErr w:type="gramStart"/>
       <w:r>
         <w:rPr>
           <w:rFonts w:ascii="Times New Roman" w:eastAsia="宋体" w:hAnsi="Times New Roman"/>
@@ -3716,7 +5406,16 @@
           <w:lang w:eastAsia="zh-CN"/>
         </w:rPr>
         <w:lastRenderedPageBreak/>
-        <w:t>夹爪参数与物体损伤风险和任务效率匹配。</w:t>
+        <w:t>夹爪参数</w:t>
+      </w:r>
+      <w:proofErr w:type="gramEnd"/>
+      <w:r>
+        <w:rPr>
+          <w:rFonts w:ascii="Times New Roman" w:eastAsia="宋体" w:hAnsi="Times New Roman"/>
+          <w:b/>
+          <w:lang w:eastAsia="zh-CN"/>
+        </w:rPr>
+        <w:t>与物体损伤风险和任务效率匹配。</w:t>
       </w:r>
       <w:r>
         <w:rPr>
@@ -3730,7 +5429,39 @@
           <w:rFonts w:ascii="Times New Roman" w:eastAsia="宋体" w:hAnsi="Times New Roman"/>
           <w:lang w:eastAsia="zh-CN"/>
         </w:rPr>
-        <w:t>类物体采用较慢夹爪速度和较低夹持力限制，以降低夹持冲击和压缩形变；</w:t>
+        <w:t>类物体采用较慢</w:t>
+      </w:r>
+      <w:proofErr w:type="gramStart"/>
+      <w:r>
+        <w:rPr>
+          <w:rFonts w:ascii="Times New Roman" w:eastAsia="宋体" w:hAnsi="Times New Roman"/>
+          <w:lang w:eastAsia="zh-CN"/>
+        </w:rPr>
+        <w:t>夹爪速度</w:t>
+      </w:r>
+      <w:proofErr w:type="gramEnd"/>
+      <w:r>
+        <w:rPr>
+          <w:rFonts w:ascii="Times New Roman" w:eastAsia="宋体" w:hAnsi="Times New Roman"/>
+          <w:lang w:eastAsia="zh-CN"/>
+        </w:rPr>
+        <w:t>和较低夹持力限制，以降低夹</w:t>
+      </w:r>
+      <w:proofErr w:type="gramStart"/>
+      <w:r>
+        <w:rPr>
+          <w:rFonts w:ascii="Times New Roman" w:eastAsia="宋体" w:hAnsi="Times New Roman"/>
+          <w:lang w:eastAsia="zh-CN"/>
+        </w:rPr>
+        <w:t>持冲击</w:t>
+      </w:r>
+      <w:proofErr w:type="gramEnd"/>
+      <w:r>
+        <w:rPr>
+          <w:rFonts w:ascii="Times New Roman" w:eastAsia="宋体" w:hAnsi="Times New Roman"/>
+          <w:lang w:eastAsia="zh-CN"/>
+        </w:rPr>
+        <w:t>和压缩形变；</w:t>
       </w:r>
       <w:r>
         <w:rPr>
@@ -3744,7 +5475,23 @@
           <w:rFonts w:ascii="Times New Roman" w:eastAsia="宋体" w:hAnsi="Times New Roman"/>
           <w:lang w:eastAsia="zh-CN"/>
         </w:rPr>
-        <w:t>类物体允许更快夹爪速度和更高夹持力，以提高抓取效率和稳定性；</w:t>
+        <w:t>类物体允许更快</w:t>
+      </w:r>
+      <w:proofErr w:type="gramStart"/>
+      <w:r>
+        <w:rPr>
+          <w:rFonts w:ascii="Times New Roman" w:eastAsia="宋体" w:hAnsi="Times New Roman"/>
+          <w:lang w:eastAsia="zh-CN"/>
+        </w:rPr>
+        <w:t>夹爪速度</w:t>
+      </w:r>
+      <w:proofErr w:type="gramEnd"/>
+      <w:r>
+        <w:rPr>
+          <w:rFonts w:ascii="Times New Roman" w:eastAsia="宋体" w:hAnsi="Times New Roman"/>
+          <w:lang w:eastAsia="zh-CN"/>
+        </w:rPr>
+        <w:t>和更高夹持力，以提高抓取效率和稳定性；</w:t>
       </w:r>
       <w:r>
         <w:rPr>
@@ -3758,7 +5505,23 @@
           <w:rFonts w:ascii="Times New Roman" w:eastAsia="宋体" w:hAnsi="Times New Roman"/>
           <w:lang w:eastAsia="zh-CN"/>
         </w:rPr>
-        <w:t>类物体采用中等夹爪参数。该设计使视觉语义不仅影响机械臂末端阻抗，也影响抓取执行阶段的安全性和效率。</w:t>
+        <w:t>类物体采用</w:t>
+      </w:r>
+      <w:proofErr w:type="gramStart"/>
+      <w:r>
+        <w:rPr>
+          <w:rFonts w:ascii="Times New Roman" w:eastAsia="宋体" w:hAnsi="Times New Roman"/>
+          <w:lang w:eastAsia="zh-CN"/>
+        </w:rPr>
+        <w:t>中等夹爪参数</w:t>
+      </w:r>
+      <w:proofErr w:type="gramEnd"/>
+      <w:r>
+        <w:rPr>
+          <w:rFonts w:ascii="Times New Roman" w:eastAsia="宋体" w:hAnsi="Times New Roman"/>
+          <w:lang w:eastAsia="zh-CN"/>
+        </w:rPr>
+        <w:t>。该设计使视觉语义不仅影响机械臂末端阻抗，也影响抓取执行阶段的安全性和效率。</w:t>
       </w:r>
     </w:p>
     <w:p>
@@ -3888,7 +5651,46 @@
           <w:rFonts w:ascii="Times New Roman" w:eastAsia="宋体" w:hAnsi="Times New Roman"/>
           <w:lang w:eastAsia="zh-CN"/>
         </w:rPr>
-        <w:t>三种控制意图。该策略库的作用不是追求单一参数最优，而是在实际遥操作中为不同物体提供可解释、可复现且易于实验验证的多参数协同控制基线。</w:t>
+        <w:t>三种控制意图。该策略库的作用不是追求</w:t>
+      </w:r>
+      <w:r>
+        <w:rPr>
+          <w:rFonts w:ascii="Times New Roman" w:eastAsia="宋体" w:hAnsi="Times New Roman"/>
+          <w:lang w:eastAsia="zh-CN"/>
+        </w:rPr>
+        <w:t>单一参数最优，而是在</w:t>
+      </w:r>
+      <w:proofErr w:type="gramStart"/>
+      <w:r>
+        <w:rPr>
+          <w:rFonts w:ascii="Times New Roman" w:eastAsia="宋体" w:hAnsi="Times New Roman"/>
+          <w:lang w:eastAsia="zh-CN"/>
+        </w:rPr>
+        <w:t>实际遥操作</w:t>
+      </w:r>
+      <w:proofErr w:type="gramEnd"/>
+      <w:r>
+        <w:rPr>
+          <w:rFonts w:ascii="Times New Roman" w:eastAsia="宋体" w:hAnsi="Times New Roman"/>
+          <w:lang w:eastAsia="zh-CN"/>
+        </w:rPr>
+        <w:t>中为不同物体提供可解释、可</w:t>
+      </w:r>
+      <w:proofErr w:type="gramStart"/>
+      <w:r>
+        <w:rPr>
+          <w:rFonts w:ascii="Times New Roman" w:eastAsia="宋体" w:hAnsi="Times New Roman"/>
+          <w:lang w:eastAsia="zh-CN"/>
+        </w:rPr>
+        <w:t>复现且</w:t>
+      </w:r>
+      <w:proofErr w:type="gramEnd"/>
+      <w:r>
+        <w:rPr>
+          <w:rFonts w:ascii="Times New Roman" w:eastAsia="宋体" w:hAnsi="Times New Roman"/>
+          <w:lang w:eastAsia="zh-CN"/>
+        </w:rPr>
+        <w:t>易于实验验证的多参数协同控制基线。</w:t>
       </w:r>
     </w:p>
     <w:p>
@@ -3977,7 +5779,21 @@
           <w:rFonts w:ascii="Times New Roman" w:eastAsia="宋体" w:hAnsi="Times New Roman"/>
           <w:lang w:eastAsia="zh-CN"/>
         </w:rPr>
-        <w:t xml:space="preserve"> (t) </w:t>
+        <w:t xml:space="preserve"> </w:t>
+      </w:r>
+      <w:r>
+        <m:oMath>
+          <m:r>
+            <m:t>t</m:t>
+          </m:r>
+        </m:oMath>
+      </w:r>
+      <w:r>
+        <w:rPr>
+          <w:rFonts w:ascii="Times New Roman" w:eastAsia="宋体" w:hAnsi="Times New Roman"/>
+          <w:lang w:eastAsia="zh-CN"/>
+        </w:rPr>
+        <w:t xml:space="preserve"> </w:t>
       </w:r>
       <w:r>
         <w:rPr>
@@ -3991,14 +5807,64 @@
           <w:rFonts w:ascii="Times New Roman" w:eastAsia="宋体" w:hAnsi="Times New Roman"/>
           <w:lang w:eastAsia="zh-CN"/>
         </w:rPr>
-        <w:t xml:space="preserve"> (x_{}(t))</w:t>
-      </w:r>
-      <w:r>
-        <w:rPr>
-          <w:rFonts w:ascii="Times New Roman" w:eastAsia="宋体" w:hAnsi="Times New Roman"/>
-          <w:lang w:eastAsia="zh-CN"/>
-        </w:rPr>
-        <w:t>，相邻采样时刻的主端位移增量为：</w:t>
+        <w:t xml:space="preserve"> </w:t>
+      </w:r>
+      <w:r>
+        <m:oMath>
+          <m:sSub>
+            <m:e>
+              <m:r>
+                <m:t>x</m:t>
+              </m:r>
+            </m:e>
+            <m:sub>
+              <m:r>
+                <m:rPr>
+                  <m:sty m:val="p"/>
+                </m:rPr>
+                <m:t>Ω</m:t>
+              </m:r>
+            </m:sub>
+          </m:sSub>
+          <m:r>
+            <m:rPr>
+              <m:sty m:val="p"/>
+            </m:rPr>
+            <m:t>(</m:t>
+          </m:r>
+          <m:r>
+            <m:t>t</m:t>
+          </m:r>
+          <m:r>
+            <m:rPr>
+              <m:sty m:val="p"/>
+            </m:rPr>
+            <m:t>)</m:t>
+          </m:r>
+        </m:oMath>
+      </w:r>
+      <w:r>
+        <w:rPr>
+          <w:rFonts w:ascii="Times New Roman" w:eastAsia="宋体" w:hAnsi="Times New Roman"/>
+          <w:lang w:eastAsia="zh-CN"/>
+        </w:rPr>
+        <w:t>，相邻采样时刻</w:t>
+      </w:r>
+      <w:proofErr w:type="gramStart"/>
+      <w:r>
+        <w:rPr>
+          <w:rFonts w:ascii="Times New Roman" w:eastAsia="宋体" w:hAnsi="Times New Roman"/>
+          <w:lang w:eastAsia="zh-CN"/>
+        </w:rPr>
+        <w:t>的主端位移</w:t>
+      </w:r>
+      <w:proofErr w:type="gramEnd"/>
+      <w:r>
+        <w:rPr>
+          <w:rFonts w:ascii="Times New Roman" w:eastAsia="宋体" w:hAnsi="Times New Roman"/>
+          <w:lang w:eastAsia="zh-CN"/>
+        </w:rPr>
+        <w:t>增量为：</w:t>
       </w:r>
     </w:p>
     <w:p>
@@ -4007,186 +5873,149 @@
         <w:spacing w:line="360" w:lineRule="auto"/>
         <w:ind w:firstLine="480"/>
         <w:jc w:val="both"/>
-        <w:rPr>
-          <w:rFonts w:ascii="Times New Roman" w:eastAsia="宋体" w:hAnsi="Times New Roman"/>
-        </w:rPr>
-      </w:pPr>
-      <w:r>
-        <w:rPr>
-          <w:rFonts w:ascii="Times New Roman" w:eastAsia="宋体" w:hAnsi="Times New Roman"/>
+        <w:tabs>
+          <w:tab w:val="center" w:pos="4253"/>
+          <w:tab w:val="right" w:pos="8506"/>
+        </w:tabs>
+      </w:pPr>
+      <w:r>
+        <w:rPr>
+          <w:rFonts w:ascii="Times New Roman"/>
         </w:rPr>
         <w:tab/>
       </w:r>
-      <m:oMath>
-        <m:r>
-          <m:rPr>
-            <m:sty m:val="p"/>
-          </m:rPr>
-          <w:rPr>
-            <w:rFonts w:ascii="Cambria Math" w:eastAsia="宋体" w:hAnsi="Cambria Math" w:hint="eastAsia"/>
-          </w:rPr>
-          <m:t>Δ</m:t>
-        </m:r>
-        <m:sSub>
-          <m:sSubPr>
-            <m:ctrlPr>
-              <w:rPr>
-                <w:rFonts w:ascii="Cambria Math" w:eastAsia="宋体" w:hAnsi="Cambria Math"/>
-                <w:i/>
-              </w:rPr>
-            </m:ctrlPr>
-          </m:sSubPr>
-          <m:e>
-            <m:r>
-              <w:rPr>
-                <w:rFonts w:ascii="Cambria Math" w:eastAsia="宋体" w:hAnsi="Cambria Math"/>
-              </w:rPr>
-              <m:t>x</m:t>
-            </m:r>
-          </m:e>
-          <m:sub>
-            <m:r>
-              <m:rPr>
-                <m:sty m:val="p"/>
-              </m:rPr>
-              <w:rPr>
-                <w:rFonts w:ascii="Cambria Math" w:eastAsia="宋体" w:hAnsi="Cambria Math" w:hint="eastAsia"/>
-              </w:rPr>
-              <m:t>Ω</m:t>
-            </m:r>
-          </m:sub>
-        </m:sSub>
-        <m:d>
-          <m:dPr>
-            <m:ctrlPr>
-              <w:rPr>
-                <w:rFonts w:ascii="Cambria Math" w:eastAsia="宋体" w:hAnsi="Cambria Math"/>
-                <w:i/>
-              </w:rPr>
-            </m:ctrlPr>
-          </m:dPr>
-          <m:e>
-            <m:r>
-              <w:rPr>
-                <w:rFonts w:ascii="Cambria Math" w:eastAsia="宋体" w:hAnsi="Cambria Math"/>
-              </w:rPr>
-              <m:t>t</m:t>
-            </m:r>
-          </m:e>
-        </m:d>
-        <m:r>
-          <w:rPr>
-            <w:rFonts w:ascii="Cambria Math" w:eastAsia="宋体" w:hAnsi="Cambria Math"/>
-          </w:rPr>
-          <m:t>=</m:t>
-        </m:r>
-        <m:sSub>
-          <m:sSubPr>
-            <m:ctrlPr>
-              <w:rPr>
-                <w:rFonts w:ascii="Cambria Math" w:eastAsia="宋体" w:hAnsi="Cambria Math"/>
-                <w:i/>
-              </w:rPr>
-            </m:ctrlPr>
-          </m:sSubPr>
-          <m:e>
-            <m:r>
-              <w:rPr>
-                <w:rFonts w:ascii="Cambria Math" w:eastAsia="宋体" w:hAnsi="Cambria Math"/>
-              </w:rPr>
-              <m:t>x</m:t>
-            </m:r>
-          </m:e>
-          <m:sub>
-            <m:r>
-              <m:rPr>
-                <m:sty m:val="p"/>
-              </m:rPr>
-              <w:rPr>
-                <w:rFonts w:ascii="Cambria Math" w:eastAsia="宋体" w:hAnsi="Cambria Math" w:hint="eastAsia"/>
-              </w:rPr>
-              <m:t>Ω</m:t>
-            </m:r>
-          </m:sub>
-        </m:sSub>
-        <m:d>
-          <m:dPr>
-            <m:ctrlPr>
-              <w:rPr>
-                <w:rFonts w:ascii="Cambria Math" w:eastAsia="宋体" w:hAnsi="Cambria Math"/>
-                <w:i/>
-              </w:rPr>
-            </m:ctrlPr>
-          </m:dPr>
-          <m:e>
-            <m:r>
-              <w:rPr>
-                <w:rFonts w:ascii="Cambria Math" w:eastAsia="宋体" w:hAnsi="Cambria Math"/>
-              </w:rPr>
-              <m:t>t</m:t>
-            </m:r>
-          </m:e>
-        </m:d>
-        <m:r>
-          <w:rPr>
-            <w:rFonts w:ascii="Cambria Math" w:eastAsia="宋体" w:hAnsi="Cambria Math"/>
-          </w:rPr>
-          <m:t>-</m:t>
-        </m:r>
-        <m:sSub>
-          <m:sSubPr>
-            <m:ctrlPr>
-              <w:rPr>
-                <w:rFonts w:ascii="Cambria Math" w:eastAsia="宋体" w:hAnsi="Cambria Math"/>
-                <w:i/>
-              </w:rPr>
-            </m:ctrlPr>
-          </m:sSubPr>
-          <m:e>
-            <m:r>
-              <w:rPr>
-                <w:rFonts w:ascii="Cambria Math" w:eastAsia="宋体" w:hAnsi="Cambria Math"/>
-              </w:rPr>
-              <m:t>x</m:t>
-            </m:r>
-          </m:e>
-          <m:sub>
-            <m:r>
-              <m:rPr>
-                <m:sty m:val="p"/>
-              </m:rPr>
-              <w:rPr>
-                <w:rFonts w:ascii="Cambria Math" w:eastAsia="宋体" w:hAnsi="Cambria Math" w:hint="eastAsia"/>
-              </w:rPr>
-              <m:t>Ω</m:t>
-            </m:r>
-          </m:sub>
-        </m:sSub>
-        <m:d>
-          <m:dPr>
-            <m:ctrlPr>
-              <w:rPr>
-                <w:rFonts w:ascii="Cambria Math" w:eastAsia="宋体" w:hAnsi="Cambria Math"/>
-                <w:i/>
-              </w:rPr>
-            </m:ctrlPr>
-          </m:dPr>
-          <m:e>
-            <m:r>
-              <w:rPr>
-                <w:rFonts w:ascii="Cambria Math" w:eastAsia="宋体" w:hAnsi="Cambria Math"/>
-              </w:rPr>
-              <m:t>t-1</m:t>
-            </m:r>
-          </m:e>
-        </m:d>
-      </m:oMath>
-      <w:r>
-        <w:rPr>
-          <w:rFonts w:ascii="Times New Roman" w:eastAsia="宋体" w:hAnsi="Times New Roman"/>
+      <w:r>
+        <m:oMath>
+          <m:r>
+            <m:rPr>
+              <m:sty m:val="p"/>
+            </m:rPr>
+            <m:t>Δ</m:t>
+          </m:r>
+          <m:sSub>
+            <m:e>
+              <m:r>
+                <m:t>x</m:t>
+              </m:r>
+            </m:e>
+            <m:sub>
+              <m:r>
+                <m:rPr>
+                  <m:sty m:val="p"/>
+                </m:rPr>
+                <m:t>Ω</m:t>
+              </m:r>
+            </m:sub>
+          </m:sSub>
+          <m:r>
+            <m:rPr>
+              <m:sty m:val="p"/>
+            </m:rPr>
+            <m:t>(</m:t>
+          </m:r>
+          <m:r>
+            <m:t>t</m:t>
+          </m:r>
+          <m:r>
+            <m:rPr>
+              <m:sty m:val="p"/>
+            </m:rPr>
+            <m:t>)</m:t>
+          </m:r>
+          <m:r>
+            <m:rPr>
+              <m:sty m:val="p"/>
+            </m:rPr>
+            <m:t>=</m:t>
+          </m:r>
+          <m:sSub>
+            <m:e>
+              <m:r>
+                <m:t>x</m:t>
+              </m:r>
+            </m:e>
+            <m:sub>
+              <m:r>
+                <m:rPr>
+                  <m:sty m:val="p"/>
+                </m:rPr>
+                <m:t>Ω</m:t>
+              </m:r>
+            </m:sub>
+          </m:sSub>
+          <m:r>
+            <m:rPr>
+              <m:sty m:val="p"/>
+            </m:rPr>
+            <m:t>(</m:t>
+          </m:r>
+          <m:r>
+            <m:t>t</m:t>
+          </m:r>
+          <m:r>
+            <m:rPr>
+              <m:sty m:val="p"/>
+            </m:rPr>
+            <m:t>)</m:t>
+          </m:r>
+          <m:r>
+            <m:rPr>
+              <m:sty m:val="p"/>
+            </m:rPr>
+            <m:t>−</m:t>
+          </m:r>
+          <m:sSub>
+            <m:e>
+              <m:r>
+                <m:t>x</m:t>
+              </m:r>
+            </m:e>
+            <m:sub>
+              <m:r>
+                <m:rPr>
+                  <m:sty m:val="p"/>
+                </m:rPr>
+                <m:t>Ω</m:t>
+              </m:r>
+            </m:sub>
+          </m:sSub>
+          <m:r>
+            <m:rPr>
+              <m:sty m:val="p"/>
+            </m:rPr>
+            <m:t>(</m:t>
+          </m:r>
+          <m:r>
+            <m:t>t</m:t>
+          </m:r>
+          <m:r>
+            <m:rPr>
+              <m:sty m:val="p"/>
+            </m:rPr>
+            <m:t>−</m:t>
+          </m:r>
+          <m:r>
+            <m:t>1</m:t>
+          </m:r>
+          <m:r>
+            <m:rPr>
+              <m:sty m:val="p"/>
+            </m:rPr>
+            <m:t>)</m:t>
+          </m:r>
+        </m:oMath>
+      </w:r>
+      <w:r>
+        <w:rPr>
+          <w:rFonts w:ascii="Times New Roman"/>
         </w:rPr>
         <w:tab/>
-        <w:t>(2)</w:t>
+      </w:r>
+      <w:r>
+        <w:rPr>
+          <w:rFonts w:ascii="Times New Roman"/>
+        </w:rPr>
+        <w:t xml:space="preserve">(2)</w:t>
       </w:r>
     </w:p>
     <w:p>
@@ -4221,180 +6050,146 @@
         <w:spacing w:line="360" w:lineRule="auto"/>
         <w:ind w:firstLine="480"/>
         <w:jc w:val="both"/>
-        <w:rPr>
-          <w:rFonts w:ascii="Times New Roman" w:eastAsia="宋体" w:hAnsi="Times New Roman"/>
-        </w:rPr>
-      </w:pPr>
-      <w:r>
-        <w:rPr>
-          <w:rFonts w:ascii="Times New Roman" w:eastAsia="宋体" w:hAnsi="Times New Roman"/>
+        <w:tabs>
+          <w:tab w:val="center" w:pos="4253"/>
+          <w:tab w:val="right" w:pos="8506"/>
+        </w:tabs>
+      </w:pPr>
+      <w:r>
+        <w:rPr>
+          <w:rFonts w:ascii="Times New Roman"/>
         </w:rPr>
         <w:tab/>
       </w:r>
-      <m:oMath>
-        <m:sSub>
-          <m:sSubPr>
-            <m:ctrlPr>
-              <w:rPr>
-                <w:rFonts w:ascii="Cambria Math" w:eastAsia="宋体" w:hAnsi="Cambria Math"/>
-                <w:i/>
-              </w:rPr>
-            </m:ctrlPr>
-          </m:sSubPr>
-          <m:e>
-            <m:r>
-              <w:rPr>
-                <w:rFonts w:ascii="Cambria Math" w:eastAsia="宋体" w:hAnsi="Cambria Math"/>
-              </w:rPr>
-              <m:t>x</m:t>
-            </m:r>
-          </m:e>
-          <m:sub>
-            <m:r>
-              <w:rPr>
-                <w:rFonts w:ascii="Cambria Math" w:eastAsia="宋体" w:hAnsi="Cambria Math"/>
-              </w:rPr>
-              <m:t>d</m:t>
-            </m:r>
-          </m:sub>
-        </m:sSub>
-        <m:d>
-          <m:dPr>
-            <m:ctrlPr>
-              <w:rPr>
-                <w:rFonts w:ascii="Cambria Math" w:eastAsia="宋体" w:hAnsi="Cambria Math"/>
-                <w:i/>
-              </w:rPr>
-            </m:ctrlPr>
-          </m:dPr>
-          <m:e>
-            <m:r>
-              <w:rPr>
-                <w:rFonts w:ascii="Cambria Math" w:eastAsia="宋体" w:hAnsi="Cambria Math"/>
-              </w:rPr>
-              <m:t>t</m:t>
-            </m:r>
-          </m:e>
-        </m:d>
-        <m:r>
-          <w:rPr>
-            <w:rFonts w:ascii="Cambria Math" w:eastAsia="宋体" w:hAnsi="Cambria Math"/>
-          </w:rPr>
-          <m:t>=</m:t>
-        </m:r>
-        <m:sSub>
-          <m:sSubPr>
-            <m:ctrlPr>
-              <w:rPr>
-                <w:rFonts w:ascii="Cambria Math" w:eastAsia="宋体" w:hAnsi="Cambria Math"/>
-                <w:i/>
-              </w:rPr>
-            </m:ctrlPr>
-          </m:sSubPr>
-          <m:e>
-            <m:r>
-              <w:rPr>
-                <w:rFonts w:ascii="Cambria Math" w:eastAsia="宋体" w:hAnsi="Cambria Math"/>
-              </w:rPr>
-              <m:t>x</m:t>
-            </m:r>
-          </m:e>
-          <m:sub>
-            <m:r>
-              <w:rPr>
-                <w:rFonts w:ascii="Cambria Math" w:eastAsia="宋体" w:hAnsi="Cambria Math"/>
-              </w:rPr>
-              <m:t>d</m:t>
-            </m:r>
-          </m:sub>
-        </m:sSub>
-        <m:d>
-          <m:dPr>
-            <m:ctrlPr>
-              <w:rPr>
-                <w:rFonts w:ascii="Cambria Math" w:eastAsia="宋体" w:hAnsi="Cambria Math"/>
-                <w:i/>
-              </w:rPr>
-            </m:ctrlPr>
-          </m:dPr>
-          <m:e>
-            <m:r>
-              <w:rPr>
-                <w:rFonts w:ascii="Cambria Math" w:eastAsia="宋体" w:hAnsi="Cambria Math"/>
-              </w:rPr>
-              <m:t>t-1</m:t>
-            </m:r>
-          </m:e>
-        </m:d>
-        <m:r>
-          <w:rPr>
-            <w:rFonts w:ascii="Cambria Math" w:eastAsia="宋体" w:hAnsi="Cambria Math"/>
-          </w:rPr>
-          <m:t>+S</m:t>
-        </m:r>
-        <m:r>
-          <m:rPr>
-            <m:sty m:val="p"/>
-          </m:rPr>
-          <w:rPr>
-            <w:rFonts w:ascii="Cambria Math" w:eastAsia="宋体" w:hAnsi="Cambria Math" w:hint="eastAsia"/>
-          </w:rPr>
-          <m:t>Δ</m:t>
-        </m:r>
-        <m:sSub>
-          <m:sSubPr>
-            <m:ctrlPr>
-              <w:rPr>
-                <w:rFonts w:ascii="Cambria Math" w:eastAsia="宋体" w:hAnsi="Cambria Math"/>
-                <w:i/>
-              </w:rPr>
-            </m:ctrlPr>
-          </m:sSubPr>
-          <m:e>
-            <m:r>
-              <w:rPr>
-                <w:rFonts w:ascii="Cambria Math" w:eastAsia="宋体" w:hAnsi="Cambria Math"/>
-              </w:rPr>
-              <m:t>x</m:t>
-            </m:r>
-          </m:e>
-          <m:sub>
-            <m:r>
-              <m:rPr>
-                <m:sty m:val="p"/>
-              </m:rPr>
-              <w:rPr>
-                <w:rFonts w:ascii="Cambria Math" w:eastAsia="宋体" w:hAnsi="Cambria Math" w:hint="eastAsia"/>
-              </w:rPr>
-              <m:t>Ω</m:t>
-            </m:r>
-          </m:sub>
-        </m:sSub>
-        <m:d>
-          <m:dPr>
-            <m:ctrlPr>
-              <w:rPr>
-                <w:rFonts w:ascii="Cambria Math" w:eastAsia="宋体" w:hAnsi="Cambria Math"/>
-                <w:i/>
-              </w:rPr>
-            </m:ctrlPr>
-          </m:dPr>
-          <m:e>
-            <m:r>
-              <w:rPr>
-                <w:rFonts w:ascii="Cambria Math" w:eastAsia="宋体" w:hAnsi="Cambria Math"/>
-              </w:rPr>
-              <m:t>t</m:t>
-            </m:r>
-          </m:e>
-        </m:d>
-      </m:oMath>
-      <w:r>
-        <w:rPr>
-          <w:rFonts w:ascii="Times New Roman" w:eastAsia="宋体" w:hAnsi="Times New Roman"/>
+      <w:r>
+        <m:oMath>
+          <m:sSub>
+            <m:e>
+              <m:r>
+                <m:t>x</m:t>
+              </m:r>
+            </m:e>
+            <m:sub>
+              <m:r>
+                <m:t>d</m:t>
+              </m:r>
+            </m:sub>
+          </m:sSub>
+          <m:r>
+            <m:rPr>
+              <m:sty m:val="p"/>
+            </m:rPr>
+            <m:t>(</m:t>
+          </m:r>
+          <m:r>
+            <m:t>t</m:t>
+          </m:r>
+          <m:r>
+            <m:rPr>
+              <m:sty m:val="p"/>
+            </m:rPr>
+            <m:t>)</m:t>
+          </m:r>
+          <m:r>
+            <m:rPr>
+              <m:sty m:val="p"/>
+            </m:rPr>
+            <m:t>=</m:t>
+          </m:r>
+          <m:sSub>
+            <m:e>
+              <m:r>
+                <m:t>x</m:t>
+              </m:r>
+            </m:e>
+            <m:sub>
+              <m:r>
+                <m:t>d</m:t>
+              </m:r>
+            </m:sub>
+          </m:sSub>
+          <m:r>
+            <m:rPr>
+              <m:sty m:val="p"/>
+            </m:rPr>
+            <m:t>(</m:t>
+          </m:r>
+          <m:r>
+            <m:t>t</m:t>
+          </m:r>
+          <m:r>
+            <m:rPr>
+              <m:sty m:val="p"/>
+            </m:rPr>
+            <m:t>−</m:t>
+          </m:r>
+          <m:r>
+            <m:t>1</m:t>
+          </m:r>
+          <m:r>
+            <m:rPr>
+              <m:sty m:val="p"/>
+            </m:rPr>
+            <m:t>)</m:t>
+          </m:r>
+          <m:r>
+            <m:rPr>
+              <m:sty m:val="p"/>
+            </m:rPr>
+            <m:t>+</m:t>
+          </m:r>
+          <m:r>
+            <m:t>S</m:t>
+          </m:r>
+          <m:r>
+            <m:rPr>
+              <m:sty m:val="p"/>
+            </m:rPr>
+            <m:t>Δ</m:t>
+          </m:r>
+          <m:sSub>
+            <m:e>
+              <m:r>
+                <m:t>x</m:t>
+              </m:r>
+            </m:e>
+            <m:sub>
+              <m:r>
+                <m:rPr>
+                  <m:sty m:val="p"/>
+                </m:rPr>
+                <m:t>Ω</m:t>
+              </m:r>
+            </m:sub>
+          </m:sSub>
+          <m:r>
+            <m:rPr>
+              <m:sty m:val="p"/>
+            </m:rPr>
+            <m:t>(</m:t>
+          </m:r>
+          <m:r>
+            <m:t>t</m:t>
+          </m:r>
+          <m:r>
+            <m:rPr>
+              <m:sty m:val="p"/>
+            </m:rPr>
+            <m:t>)</m:t>
+          </m:r>
+        </m:oMath>
+      </w:r>
+      <w:r>
+        <w:rPr>
+          <w:rFonts w:ascii="Times New Roman"/>
         </w:rPr>
         <w:tab/>
-        <w:t>(3)</w:t>
+      </w:r>
+      <w:r>
+        <w:rPr>
+          <w:rFonts w:ascii="Times New Roman"/>
+        </w:rPr>
+        <w:t xml:space="preserve">(3)</w:t>
       </w:r>
     </w:p>
     <w:p>
@@ -4417,20 +6212,48 @@
         <w:rPr>
           <w:rFonts w:ascii="Times New Roman" w:eastAsia="宋体" w:hAnsi="Times New Roman"/>
         </w:rPr>
-        <w:t xml:space="preserve">(S) </w:t>
-      </w:r>
-      <w:r>
-        <w:rPr>
-          <w:rFonts w:ascii="Times New Roman" w:eastAsia="宋体" w:hAnsi="Times New Roman"/>
-        </w:rPr>
-        <w:t>为主从位置映射比例系数。</w:t>
-      </w:r>
-      <w:r>
-        <w:rPr>
-          <w:rFonts w:ascii="Times New Roman" w:eastAsia="宋体" w:hAnsi="Times New Roman"/>
-          <w:lang w:eastAsia="zh-CN"/>
-        </w:rPr>
-        <w:t>该增量式映射能够避免主端回中时从端机械臂被强制拉回初始位置，使操作者可以连续控制末端位置。</w:t>
+        <w:t xml:space="preserve"/>
+      </w:r>
+      <w:r>
+        <m:oMath>
+          <m:r>
+            <m:t>S</m:t>
+          </m:r>
+        </m:oMath>
+      </w:r>
+      <w:r>
+        <w:rPr>
+          <w:rFonts w:ascii="Times New Roman" w:eastAsia="宋体" w:hAnsi="Times New Roman"/>
+        </w:rPr>
+        <w:t xml:space="preserve"> </w:t>
+      </w:r>
+      <w:proofErr w:type="spellStart"/>
+      <w:r>
+        <w:rPr>
+          <w:rFonts w:ascii="Times New Roman" w:eastAsia="宋体" w:hAnsi="Times New Roman"/>
+        </w:rPr>
+        <w:t>为主从位置映射比例系数</w:t>
+      </w:r>
+      <w:proofErr w:type="spellEnd"/>
+      <w:r>
+        <w:rPr>
+          <w:rFonts w:ascii="Times New Roman" w:eastAsia="宋体" w:hAnsi="Times New Roman"/>
+        </w:rPr>
+        <w:t>。</w:t>
+      </w:r>
+      <w:r>
+        <w:rPr>
+          <w:rFonts w:ascii="Times New Roman" w:eastAsia="宋体" w:hAnsi="Times New Roman"/>
+          <w:lang w:eastAsia="zh-CN"/>
+        </w:rPr>
+        <w:t>该增量式映射能够避免主端回中时从端机械臂被强制拉回初始位置，使操作者可以</w:t>
+      </w:r>
+      <w:r>
+        <w:rPr>
+          <w:rFonts w:ascii="Times New Roman" w:eastAsia="宋体" w:hAnsi="Times New Roman"/>
+          <w:lang w:eastAsia="zh-CN"/>
+        </w:rPr>
+        <w:t>连续控制末端位置。</w:t>
       </w:r>
     </w:p>
     <w:p>
@@ -4449,12 +6272,21 @@
         </w:rPr>
         <w:t xml:space="preserve">4.2 </w:t>
       </w:r>
+      <w:proofErr w:type="gramStart"/>
       <w:r>
         <w:rPr>
           <w:rFonts w:ascii="Times New Roman" w:eastAsia="黑体" w:hAnsi="Times New Roman"/>
           <w:lang w:eastAsia="zh-CN"/>
         </w:rPr>
-        <w:t>从端阻抗控制</w:t>
+        <w:t>从端阻抗</w:t>
+      </w:r>
+      <w:proofErr w:type="gramEnd"/>
+      <w:r>
+        <w:rPr>
+          <w:rFonts w:ascii="Times New Roman" w:eastAsia="黑体" w:hAnsi="Times New Roman"/>
+          <w:lang w:eastAsia="zh-CN"/>
+        </w:rPr>
+        <w:t>控制</w:t>
       </w:r>
       <w:bookmarkEnd w:id="10"/>
     </w:p>
@@ -4480,7 +6312,23 @@
           <w:rFonts w:ascii="Times New Roman" w:eastAsia="宋体" w:hAnsi="Times New Roman"/>
           <w:lang w:eastAsia="zh-CN"/>
         </w:rPr>
-        <w:t>机械臂采用笛卡尔阻抗控制。其等效控制关系可表示为</w:t>
+        <w:t>机械</w:t>
+      </w:r>
+      <w:proofErr w:type="gramStart"/>
+      <w:r>
+        <w:rPr>
+          <w:rFonts w:ascii="Times New Roman" w:eastAsia="宋体" w:hAnsi="Times New Roman"/>
+          <w:lang w:eastAsia="zh-CN"/>
+        </w:rPr>
+        <w:t>臂采用笛</w:t>
+      </w:r>
+      <w:proofErr w:type="gramEnd"/>
+      <w:r>
+        <w:rPr>
+          <w:rFonts w:ascii="Times New Roman" w:eastAsia="宋体" w:hAnsi="Times New Roman"/>
+          <w:lang w:eastAsia="zh-CN"/>
+        </w:rPr>
+        <w:t>卡尔阻抗控制。其等效控制关系可表示为</w:t>
       </w:r>
       <w:r>
         <w:rPr>
@@ -4505,217 +6353,165 @@
         <w:ind w:firstLine="480"/>
         <w:jc w:val="both"/>
         <w:rPr>
-          <w:rFonts w:ascii="Times New Roman" w:eastAsia="宋体" w:hAnsi="Times New Roman"/>
-          <w:lang w:eastAsia="zh-CN"/>
-        </w:rPr>
-      </w:pPr>
-      <w:r>
-        <w:rPr>
-          <w:rFonts w:ascii="Times New Roman" w:eastAsia="宋体" w:hAnsi="Times New Roman"/>
-          <w:lang w:eastAsia="zh-CN"/>
+          <w:lang w:eastAsia="zh-CN"/>
+        </w:rPr>
+        <w:tabs>
+          <w:tab w:val="center" w:pos="4253"/>
+          <w:tab w:val="right" w:pos="8506"/>
+        </w:tabs>
+      </w:pPr>
+      <w:r>
+        <w:rPr>
+          <w:rFonts w:ascii="Times New Roman"/>
         </w:rPr>
         <w:tab/>
       </w:r>
-      <m:oMath>
-        <m:r>
-          <w:rPr>
-            <w:rFonts w:ascii="Cambria Math" w:eastAsia="宋体" w:hAnsi="Cambria Math"/>
-            <w:lang w:eastAsia="zh-CN"/>
-          </w:rPr>
-          <m:t>F=K</m:t>
-        </m:r>
-        <m:d>
-          <m:dPr>
-            <m:ctrlPr>
-              <w:rPr>
-                <w:rFonts w:ascii="Cambria Math" w:eastAsia="宋体" w:hAnsi="Cambria Math"/>
-                <w:i/>
-                <w:lang w:eastAsia="zh-CN"/>
-              </w:rPr>
-            </m:ctrlPr>
-          </m:dPr>
-          <m:e>
-            <m:r>
-              <w:rPr>
-                <w:rFonts w:ascii="Cambria Math" w:eastAsia="宋体" w:hAnsi="Cambria Math"/>
-                <w:lang w:eastAsia="zh-CN"/>
-              </w:rPr>
-              <m:t>c</m:t>
-            </m:r>
-          </m:e>
-        </m:d>
-        <m:d>
-          <m:dPr>
-            <m:ctrlPr>
-              <w:rPr>
-                <w:rFonts w:ascii="Cambria Math" w:eastAsia="宋体" w:hAnsi="Cambria Math"/>
-                <w:i/>
-                <w:lang w:eastAsia="zh-CN"/>
-              </w:rPr>
-            </m:ctrlPr>
-          </m:dPr>
-          <m:e>
-            <m:sSub>
-              <m:sSubPr>
-                <m:ctrlPr>
-                  <w:rPr>
-                    <w:rFonts w:ascii="Cambria Math" w:eastAsia="宋体" w:hAnsi="Cambria Math"/>
-                    <w:i/>
-                    <w:lang w:eastAsia="zh-CN"/>
-                  </w:rPr>
-                </m:ctrlPr>
-              </m:sSubPr>
-              <m:e>
-                <m:r>
-                  <w:rPr>
-                    <w:rFonts w:ascii="Cambria Math" w:eastAsia="宋体" w:hAnsi="Cambria Math"/>
-                    <w:lang w:eastAsia="zh-CN"/>
-                  </w:rPr>
-                  <m:t>x</m:t>
-                </m:r>
-              </m:e>
-              <m:sub>
-                <m:r>
-                  <w:rPr>
-                    <w:rFonts w:ascii="Cambria Math" w:eastAsia="宋体" w:hAnsi="Cambria Math"/>
-                    <w:lang w:eastAsia="zh-CN"/>
-                  </w:rPr>
-                  <m:t>d</m:t>
-                </m:r>
-              </m:sub>
-            </m:sSub>
-            <m:r>
-              <w:rPr>
-                <w:rFonts w:ascii="Cambria Math" w:eastAsia="宋体" w:hAnsi="Cambria Math"/>
-                <w:lang w:eastAsia="zh-CN"/>
-              </w:rPr>
-              <m:t>-x</m:t>
-            </m:r>
-          </m:e>
-        </m:d>
-        <m:r>
-          <w:rPr>
-            <w:rFonts w:ascii="Cambria Math" w:eastAsia="宋体" w:hAnsi="Cambria Math"/>
-            <w:lang w:eastAsia="zh-CN"/>
-          </w:rPr>
-          <m:t>+D</m:t>
-        </m:r>
-        <m:d>
-          <m:dPr>
-            <m:ctrlPr>
-              <w:rPr>
-                <w:rFonts w:ascii="Cambria Math" w:eastAsia="宋体" w:hAnsi="Cambria Math"/>
-                <w:i/>
-                <w:lang w:eastAsia="zh-CN"/>
-              </w:rPr>
-            </m:ctrlPr>
-          </m:dPr>
-          <m:e>
-            <m:r>
-              <w:rPr>
-                <w:rFonts w:ascii="Cambria Math" w:eastAsia="宋体" w:hAnsi="Cambria Math"/>
-                <w:lang w:eastAsia="zh-CN"/>
-              </w:rPr>
-              <m:t>c</m:t>
-            </m:r>
-          </m:e>
-        </m:d>
-        <m:d>
-          <m:dPr>
-            <m:ctrlPr>
-              <w:rPr>
-                <w:rFonts w:ascii="Cambria Math" w:eastAsia="宋体" w:hAnsi="Cambria Math"/>
-                <w:i/>
-                <w:lang w:eastAsia="zh-CN"/>
-              </w:rPr>
-            </m:ctrlPr>
-          </m:dPr>
-          <m:e>
-            <m:acc>
-              <m:accPr>
-                <m:chr m:val="̇"/>
-                <m:ctrlPr>
-                  <w:rPr>
-                    <w:rFonts w:ascii="Cambria Math" w:eastAsia="宋体" w:hAnsi="Cambria Math"/>
-                    <w:lang w:eastAsia="zh-CN"/>
-                  </w:rPr>
-                </m:ctrlPr>
-              </m:accPr>
-              <m:e>
-                <m:sSub>
-                  <m:sSubPr>
-                    <m:ctrlPr>
-                      <w:rPr>
-                        <w:rFonts w:ascii="Cambria Math" w:eastAsia="宋体" w:hAnsi="Cambria Math"/>
-                        <w:i/>
-                        <w:lang w:eastAsia="zh-CN"/>
-                      </w:rPr>
-                    </m:ctrlPr>
-                  </m:sSubPr>
-                  <m:e>
-                    <m:r>
-                      <w:rPr>
-                        <w:rFonts w:ascii="Cambria Math" w:eastAsia="宋体" w:hAnsi="Cambria Math"/>
-                        <w:lang w:eastAsia="zh-CN"/>
-                      </w:rPr>
-                      <m:t>x</m:t>
-                    </m:r>
-                    <m:ctrlPr>
-                      <w:rPr>
-                        <w:rFonts w:ascii="Cambria Math" w:eastAsia="宋体" w:hAnsi="Cambria Math"/>
-                        <w:lang w:eastAsia="zh-CN"/>
-                      </w:rPr>
-                    </m:ctrlPr>
-                  </m:e>
-                  <m:sub>
-                    <m:r>
-                      <w:rPr>
-                        <w:rFonts w:ascii="Cambria Math" w:eastAsia="宋体" w:hAnsi="Cambria Math"/>
-                        <w:lang w:eastAsia="zh-CN"/>
-                      </w:rPr>
-                      <m:t>d</m:t>
-                    </m:r>
-                  </m:sub>
-                </m:sSub>
-              </m:e>
-            </m:acc>
-            <m:r>
-              <w:rPr>
-                <w:rFonts w:ascii="Cambria Math" w:eastAsia="宋体" w:hAnsi="Cambria Math"/>
-                <w:lang w:eastAsia="zh-CN"/>
-              </w:rPr>
-              <m:t>-</m:t>
-            </m:r>
-            <m:acc>
-              <m:accPr>
-                <m:chr m:val="̇"/>
-                <m:ctrlPr>
-                  <w:rPr>
-                    <w:rFonts w:ascii="Cambria Math" w:eastAsia="宋体" w:hAnsi="Cambria Math"/>
-                    <w:lang w:eastAsia="zh-CN"/>
-                  </w:rPr>
-                </m:ctrlPr>
-              </m:accPr>
-              <m:e>
-                <m:r>
-                  <w:rPr>
-                    <w:rFonts w:ascii="Cambria Math" w:eastAsia="宋体" w:hAnsi="Cambria Math"/>
-                    <w:lang w:eastAsia="zh-CN"/>
-                  </w:rPr>
-                  <m:t>x</m:t>
-                </m:r>
-              </m:e>
-            </m:acc>
-          </m:e>
-        </m:d>
-      </m:oMath>
-      <w:r>
-        <w:rPr>
-          <w:rFonts w:ascii="Times New Roman" w:eastAsia="宋体" w:hAnsi="Times New Roman"/>
-          <w:lang w:eastAsia="zh-CN"/>
+      <w:r>
+        <m:oMath>
+          <m:r>
+            <m:t>F</m:t>
+          </m:r>
+          <m:r>
+            <m:rPr>
+              <m:sty m:val="p"/>
+            </m:rPr>
+            <m:t>=</m:t>
+          </m:r>
+          <m:r>
+            <m:t>K</m:t>
+          </m:r>
+          <m:r>
+            <m:rPr>
+              <m:sty m:val="p"/>
+            </m:rPr>
+            <m:t>(</m:t>
+          </m:r>
+          <m:r>
+            <m:t>c</m:t>
+          </m:r>
+          <m:r>
+            <m:rPr>
+              <m:sty m:val="p"/>
+            </m:rPr>
+            <m:t>)</m:t>
+          </m:r>
+          <m:r>
+            <m:rPr>
+              <m:sty m:val="p"/>
+            </m:rPr>
+            <m:t>(</m:t>
+          </m:r>
+          <m:sSub>
+            <m:e>
+              <m:r>
+                <m:t>x</m:t>
+              </m:r>
+            </m:e>
+            <m:sub>
+              <m:r>
+                <m:t>d</m:t>
+              </m:r>
+            </m:sub>
+          </m:sSub>
+          <m:r>
+            <m:rPr>
+              <m:sty m:val="p"/>
+            </m:rPr>
+            <m:t>−</m:t>
+          </m:r>
+          <m:r>
+            <m:t>x</m:t>
+          </m:r>
+          <m:r>
+            <m:rPr>
+              <m:sty m:val="p"/>
+            </m:rPr>
+            <m:t>)</m:t>
+          </m:r>
+          <m:r>
+            <m:rPr>
+              <m:sty m:val="p"/>
+            </m:rPr>
+            <m:t>+</m:t>
+          </m:r>
+          <m:r>
+            <m:t>D</m:t>
+          </m:r>
+          <m:r>
+            <m:rPr>
+              <m:sty m:val="p"/>
+            </m:rPr>
+            <m:t>(</m:t>
+          </m:r>
+          <m:r>
+            <m:t>c</m:t>
+          </m:r>
+          <m:r>
+            <m:rPr>
+              <m:sty m:val="p"/>
+            </m:rPr>
+            <m:t>)</m:t>
+          </m:r>
+          <m:r>
+            <m:rPr>
+              <m:sty m:val="p"/>
+            </m:rPr>
+            <m:t>(</m:t>
+          </m:r>
+          <m:sSub>
+            <m:e>
+              <m:acc>
+                <m:accPr>
+                  <m:chr m:val="̇"/>
+                </m:accPr>
+                <m:e>
+                  <m:r>
+                    <m:t>x</m:t>
+                  </m:r>
+                </m:e>
+              </m:acc>
+            </m:e>
+            <m:sub>
+              <m:r>
+                <m:t>d</m:t>
+              </m:r>
+            </m:sub>
+          </m:sSub>
+          <m:r>
+            <m:rPr>
+              <m:sty m:val="p"/>
+            </m:rPr>
+            <m:t>−</m:t>
+          </m:r>
+          <m:acc>
+            <m:accPr>
+              <m:chr m:val="̇"/>
+            </m:accPr>
+            <m:e>
+              <m:r>
+                <m:t>x</m:t>
+              </m:r>
+            </m:e>
+          </m:acc>
+          <m:r>
+            <m:rPr>
+              <m:sty m:val="p"/>
+            </m:rPr>
+            <m:t>)</m:t>
+          </m:r>
+        </m:oMath>
+      </w:r>
+      <w:r>
+        <w:rPr>
+          <w:rFonts w:ascii="Times New Roman"/>
         </w:rPr>
         <w:tab/>
-        <w:t>(4)</w:t>
+      </w:r>
+      <w:r>
+        <w:rPr>
+          <w:rFonts w:ascii="Times New Roman"/>
+        </w:rPr>
+        <w:t xml:space="preserve">(4)</w:t>
       </w:r>
     </w:p>
     <w:p>
@@ -4736,11 +6532,36 @@
         <w:t>其中，</w:t>
       </w:r>
       <w:r>
-        <w:rPr>
-          <w:rFonts w:ascii="Times New Roman" w:eastAsia="宋体" w:hAnsi="Times New Roman"/>
-          <w:lang w:eastAsia="zh-CN"/>
-        </w:rPr>
-        <w:t xml:space="preserve">(x_d) </w:t>
+        <m:oMath>
+          <m:sSub>
+            <m:e>
+              <m:r>
+                <m:t>x</m:t>
+              </m:r>
+            </m:e>
+            <m:sub>
+              <m:r>
+                <m:t>d</m:t>
+              </m:r>
+            </m:sub>
+          </m:sSub>
+        </m:oMath>
+      </w:r>
+      <w:r>
+        <w:rPr>
+          <w:rFonts w:ascii="Times New Roman" w:eastAsia="宋体" w:hAnsi="Times New Roman"/>
+          <w:lang w:eastAsia="zh-CN"/>
+        </w:rPr>
+        <w:t/>
+      </w:r>
+      <w:proofErr w:type="spellStart"/>
+      <w:proofErr w:type="spellEnd"/>
+      <w:r>
+        <w:rPr>
+          <w:rFonts w:ascii="Times New Roman" w:eastAsia="宋体" w:hAnsi="Times New Roman"/>
+          <w:lang w:eastAsia="zh-CN"/>
+        </w:rPr>
+        <w:t xml:space="preserve"> </w:t>
       </w:r>
       <w:r>
         <w:rPr>
@@ -4754,7 +6575,21 @@
           <w:rFonts w:ascii="Times New Roman" w:eastAsia="宋体" w:hAnsi="Times New Roman"/>
           <w:lang w:eastAsia="zh-CN"/>
         </w:rPr>
-        <w:t xml:space="preserve">(x) </w:t>
+        <w:t xml:space="preserve"/>
+      </w:r>
+      <w:r>
+        <m:oMath>
+          <m:r>
+            <m:t>x</m:t>
+          </m:r>
+        </m:oMath>
+      </w:r>
+      <w:r>
+        <w:rPr>
+          <w:rFonts w:ascii="Times New Roman" w:eastAsia="宋体" w:hAnsi="Times New Roman"/>
+          <w:lang w:eastAsia="zh-CN"/>
+        </w:rPr>
+        <w:t xml:space="preserve"> </w:t>
       </w:r>
       <w:r>
         <w:rPr>
@@ -4768,7 +6603,36 @@
           <w:rFonts w:ascii="Times New Roman" w:eastAsia="宋体" w:hAnsi="Times New Roman"/>
           <w:lang w:eastAsia="zh-CN"/>
         </w:rPr>
-        <w:t xml:space="preserve">(K(c)) </w:t>
+        <w:t xml:space="preserve"/>
+      </w:r>
+      <w:r>
+        <m:oMath>
+          <m:r>
+            <m:t>K</m:t>
+          </m:r>
+          <m:r>
+            <m:rPr>
+              <m:sty m:val="p"/>
+            </m:rPr>
+            <m:t>(</m:t>
+          </m:r>
+          <m:r>
+            <m:t>c</m:t>
+          </m:r>
+          <m:r>
+            <m:rPr>
+              <m:sty m:val="p"/>
+            </m:rPr>
+            <m:t>)</m:t>
+          </m:r>
+        </m:oMath>
+      </w:r>
+      <w:r>
+        <w:rPr>
+          <w:rFonts w:ascii="Times New Roman" w:eastAsia="宋体" w:hAnsi="Times New Roman"/>
+          <w:lang w:eastAsia="zh-CN"/>
+        </w:rPr>
+        <w:t xml:space="preserve"> </w:t>
       </w:r>
       <w:r>
         <w:rPr>
@@ -4782,7 +6646,36 @@
           <w:rFonts w:ascii="Times New Roman" w:eastAsia="宋体" w:hAnsi="Times New Roman"/>
           <w:lang w:eastAsia="zh-CN"/>
         </w:rPr>
-        <w:t xml:space="preserve"> (D(c)) </w:t>
+        <w:t xml:space="preserve"> </w:t>
+      </w:r>
+      <w:r>
+        <m:oMath>
+          <m:r>
+            <m:t>D</m:t>
+          </m:r>
+          <m:r>
+            <m:rPr>
+              <m:sty m:val="p"/>
+            </m:rPr>
+            <m:t>(</m:t>
+          </m:r>
+          <m:r>
+            <m:t>c</m:t>
+          </m:r>
+          <m:r>
+            <m:rPr>
+              <m:sty m:val="p"/>
+            </m:rPr>
+            <m:t>)</m:t>
+          </m:r>
+        </m:oMath>
+      </w:r>
+      <w:r>
+        <w:rPr>
+          <w:rFonts w:ascii="Times New Roman" w:eastAsia="宋体" w:hAnsi="Times New Roman"/>
+          <w:lang w:eastAsia="zh-CN"/>
+        </w:rPr>
+        <w:t xml:space="preserve"> </w:t>
       </w:r>
       <w:r>
         <w:rPr>
@@ -4796,7 +6689,21 @@
           <w:rFonts w:ascii="Times New Roman" w:eastAsia="宋体" w:hAnsi="Times New Roman"/>
           <w:lang w:eastAsia="zh-CN"/>
         </w:rPr>
-        <w:t xml:space="preserve"> (c) </w:t>
+        <w:t xml:space="preserve"> </w:t>
+      </w:r>
+      <w:r>
+        <m:oMath>
+          <m:r>
+            <m:t>c</m:t>
+          </m:r>
+        </m:oMath>
+      </w:r>
+      <w:r>
+        <w:rPr>
+          <w:rFonts w:ascii="Times New Roman" w:eastAsia="宋体" w:hAnsi="Times New Roman"/>
+          <w:lang w:eastAsia="zh-CN"/>
+        </w:rPr>
+        <w:t xml:space="preserve"> </w:t>
       </w:r>
       <w:r>
         <w:rPr>
@@ -4813,292 +6720,200 @@
         <w:ind w:firstLine="480"/>
         <w:jc w:val="both"/>
         <w:rPr>
-          <w:rFonts w:ascii="Times New Roman" w:eastAsia="宋体" w:hAnsi="Times New Roman"/>
-          <w:lang w:eastAsia="zh-CN"/>
-        </w:rPr>
-      </w:pPr>
-      <w:r>
-        <w:rPr>
-          <w:rFonts w:ascii="Times New Roman" w:eastAsia="宋体" w:hAnsi="Times New Roman"/>
-          <w:lang w:eastAsia="zh-CN"/>
+          <w:lang w:eastAsia="zh-CN"/>
+        </w:rPr>
+        <w:tabs>
+          <w:tab w:val="center" w:pos="4253"/>
+          <w:tab w:val="right" w:pos="8506"/>
+        </w:tabs>
+      </w:pPr>
+      <w:r>
+        <w:rPr>
+          <w:rFonts w:ascii="Times New Roman"/>
         </w:rPr>
         <w:tab/>
       </w:r>
-      <m:oMath>
-        <m:r>
-          <w:rPr>
-            <w:rFonts w:ascii="Cambria Math" w:eastAsia="宋体" w:hAnsi="Cambria Math"/>
-            <w:lang w:eastAsia="zh-CN"/>
-          </w:rPr>
-          <m:t>K</m:t>
-        </m:r>
-        <m:d>
-          <m:dPr>
-            <m:ctrlPr>
-              <w:rPr>
-                <w:rFonts w:ascii="Cambria Math" w:eastAsia="宋体" w:hAnsi="Cambria Math"/>
-                <w:i/>
-                <w:lang w:eastAsia="zh-CN"/>
-              </w:rPr>
-            </m:ctrlPr>
-          </m:dPr>
-          <m:e>
-            <m:r>
-              <w:rPr>
-                <w:rFonts w:ascii="Cambria Math" w:eastAsia="宋体" w:hAnsi="Cambria Math"/>
-                <w:lang w:eastAsia="zh-CN"/>
-              </w:rPr>
-              <m:t>c</m:t>
-            </m:r>
-          </m:e>
-        </m:d>
-        <m:r>
-          <w:rPr>
-            <w:rFonts w:ascii="Cambria Math" w:eastAsia="宋体" w:hAnsi="Cambria Math"/>
-            <w:lang w:eastAsia="zh-CN"/>
-          </w:rPr>
-          <m:t>=</m:t>
-        </m:r>
-        <m:r>
-          <m:rPr>
+      <w:r>
+        <m:oMath>
+          <m:r>
+            <m:t>K</m:t>
+          </m:r>
+          <m:r>
+            <m:rPr>
+              <m:sty m:val="p"/>
+            </m:rPr>
+            <m:t>(</m:t>
+          </m:r>
+          <m:r>
+            <m:t>c</m:t>
+          </m:r>
+          <m:r>
+            <m:rPr>
+              <m:sty m:val="p"/>
+            </m:rPr>
+            <m:t>)</m:t>
+          </m:r>
+          <m:r>
+            <m:rPr>
+              <m:sty m:val="p"/>
+            </m:rPr>
+            <m:t>=</m:t>
+          </m:r>
+          <m:r>
             <m:nor/>
-          </m:rPr>
-          <w:rPr>
-            <w:rFonts w:ascii="Cambria Math" w:eastAsia="宋体" w:hAnsi="Cambria Math"/>
-            <w:lang w:eastAsia="zh-CN"/>
-          </w:rPr>
-          <m:t>diag</m:t>
-        </m:r>
-        <m:d>
-          <m:dPr>
-            <m:ctrlPr>
-              <w:rPr>
-                <w:rFonts w:ascii="Cambria Math" w:eastAsia="宋体" w:hAnsi="Cambria Math"/>
-                <w:i/>
-                <w:lang w:eastAsia="zh-CN"/>
-              </w:rPr>
-            </m:ctrlPr>
-          </m:dPr>
-          <m:e>
-            <m:sSub>
-              <m:sSubPr>
-                <m:ctrlPr>
-                  <w:rPr>
-                    <w:rFonts w:ascii="Cambria Math" w:eastAsia="宋体" w:hAnsi="Cambria Math"/>
-                    <w:i/>
-                    <w:lang w:eastAsia="zh-CN"/>
-                  </w:rPr>
-                </m:ctrlPr>
-              </m:sSubPr>
-              <m:e>
-                <m:r>
-                  <w:rPr>
-                    <w:rFonts w:ascii="Cambria Math" w:eastAsia="宋体" w:hAnsi="Cambria Math"/>
-                    <w:lang w:eastAsia="zh-CN"/>
-                  </w:rPr>
-                  <m:t>K</m:t>
-                </m:r>
-              </m:e>
-              <m:sub>
-                <m:r>
-                  <w:rPr>
-                    <w:rFonts w:ascii="Cambria Math" w:eastAsia="宋体" w:hAnsi="Cambria Math"/>
-                    <w:lang w:eastAsia="zh-CN"/>
-                  </w:rPr>
-                  <m:t>t</m:t>
-                </m:r>
-              </m:sub>
-            </m:sSub>
-            <m:r>
-              <w:rPr>
-                <w:rFonts w:ascii="Cambria Math" w:eastAsia="宋体" w:hAnsi="Cambria Math"/>
-                <w:lang w:eastAsia="zh-CN"/>
-              </w:rPr>
-              <m:t>,</m:t>
-            </m:r>
-            <m:sSub>
-              <m:sSubPr>
-                <m:ctrlPr>
-                  <w:rPr>
-                    <w:rFonts w:ascii="Cambria Math" w:eastAsia="宋体" w:hAnsi="Cambria Math"/>
-                    <w:i/>
-                    <w:lang w:eastAsia="zh-CN"/>
-                  </w:rPr>
-                </m:ctrlPr>
-              </m:sSubPr>
-              <m:e>
-                <m:r>
-                  <w:rPr>
-                    <w:rFonts w:ascii="Cambria Math" w:eastAsia="宋体" w:hAnsi="Cambria Math"/>
-                    <w:lang w:eastAsia="zh-CN"/>
-                  </w:rPr>
-                  <m:t>K</m:t>
-                </m:r>
-              </m:e>
-              <m:sub>
-                <m:r>
-                  <w:rPr>
-                    <w:rFonts w:ascii="Cambria Math" w:eastAsia="宋体" w:hAnsi="Cambria Math"/>
-                    <w:lang w:eastAsia="zh-CN"/>
-                  </w:rPr>
-                  <m:t>t</m:t>
-                </m:r>
-              </m:sub>
-            </m:sSub>
-            <m:r>
-              <w:rPr>
-                <w:rFonts w:ascii="Cambria Math" w:eastAsia="宋体" w:hAnsi="Cambria Math"/>
-                <w:lang w:eastAsia="zh-CN"/>
-              </w:rPr>
-              <m:t>,</m:t>
-            </m:r>
-            <m:sSub>
-              <m:sSubPr>
-                <m:ctrlPr>
-                  <w:rPr>
-                    <w:rFonts w:ascii="Cambria Math" w:eastAsia="宋体" w:hAnsi="Cambria Math"/>
-                    <w:i/>
-                    <w:lang w:eastAsia="zh-CN"/>
-                  </w:rPr>
-                </m:ctrlPr>
-              </m:sSubPr>
-              <m:e>
-                <m:r>
-                  <w:rPr>
-                    <w:rFonts w:ascii="Cambria Math" w:eastAsia="宋体" w:hAnsi="Cambria Math"/>
-                    <w:lang w:eastAsia="zh-CN"/>
-                  </w:rPr>
-                  <m:t>K</m:t>
-                </m:r>
-              </m:e>
-              <m:sub>
-                <m:r>
-                  <w:rPr>
-                    <w:rFonts w:ascii="Cambria Math" w:eastAsia="宋体" w:hAnsi="Cambria Math"/>
-                    <w:lang w:eastAsia="zh-CN"/>
-                  </w:rPr>
-                  <m:t>t</m:t>
-                </m:r>
-              </m:sub>
-            </m:sSub>
-            <m:r>
-              <w:rPr>
-                <w:rFonts w:ascii="Cambria Math" w:eastAsia="宋体" w:hAnsi="Cambria Math"/>
-                <w:lang w:eastAsia="zh-CN"/>
-              </w:rPr>
-              <m:t>,</m:t>
-            </m:r>
-            <m:sSub>
-              <m:sSubPr>
-                <m:ctrlPr>
-                  <w:rPr>
-                    <w:rFonts w:ascii="Cambria Math" w:eastAsia="宋体" w:hAnsi="Cambria Math"/>
-                    <w:i/>
-                    <w:lang w:eastAsia="zh-CN"/>
-                  </w:rPr>
-                </m:ctrlPr>
-              </m:sSubPr>
-              <m:e>
-                <m:r>
-                  <w:rPr>
-                    <w:rFonts w:ascii="Cambria Math" w:eastAsia="宋体" w:hAnsi="Cambria Math"/>
-                    <w:lang w:eastAsia="zh-CN"/>
-                  </w:rPr>
-                  <m:t>K</m:t>
-                </m:r>
-              </m:e>
-              <m:sub>
-                <m:r>
-                  <w:rPr>
-                    <w:rFonts w:ascii="Cambria Math" w:eastAsia="宋体" w:hAnsi="Cambria Math"/>
-                    <w:lang w:eastAsia="zh-CN"/>
-                  </w:rPr>
-                  <m:t>r</m:t>
-                </m:r>
-              </m:sub>
-            </m:sSub>
-            <m:r>
-              <w:rPr>
-                <w:rFonts w:ascii="Cambria Math" w:eastAsia="宋体" w:hAnsi="Cambria Math"/>
-                <w:lang w:eastAsia="zh-CN"/>
-              </w:rPr>
-              <m:t>,</m:t>
-            </m:r>
-            <m:sSub>
-              <m:sSubPr>
-                <m:ctrlPr>
-                  <w:rPr>
-                    <w:rFonts w:ascii="Cambria Math" w:eastAsia="宋体" w:hAnsi="Cambria Math"/>
-                    <w:i/>
-                    <w:lang w:eastAsia="zh-CN"/>
-                  </w:rPr>
-                </m:ctrlPr>
-              </m:sSubPr>
-              <m:e>
-                <m:r>
-                  <w:rPr>
-                    <w:rFonts w:ascii="Cambria Math" w:eastAsia="宋体" w:hAnsi="Cambria Math"/>
-                    <w:lang w:eastAsia="zh-CN"/>
-                  </w:rPr>
-                  <m:t>K</m:t>
-                </m:r>
-              </m:e>
-              <m:sub>
-                <m:r>
-                  <w:rPr>
-                    <w:rFonts w:ascii="Cambria Math" w:eastAsia="宋体" w:hAnsi="Cambria Math"/>
-                    <w:lang w:eastAsia="zh-CN"/>
-                  </w:rPr>
-                  <m:t>r</m:t>
-                </m:r>
-              </m:sub>
-            </m:sSub>
-            <m:r>
-              <w:rPr>
-                <w:rFonts w:ascii="Cambria Math" w:eastAsia="宋体" w:hAnsi="Cambria Math"/>
-                <w:lang w:eastAsia="zh-CN"/>
-              </w:rPr>
-              <m:t>,</m:t>
-            </m:r>
-            <m:sSub>
-              <m:sSubPr>
-                <m:ctrlPr>
-                  <w:rPr>
-                    <w:rFonts w:ascii="Cambria Math" w:eastAsia="宋体" w:hAnsi="Cambria Math"/>
-                    <w:i/>
-                    <w:lang w:eastAsia="zh-CN"/>
-                  </w:rPr>
-                </m:ctrlPr>
-              </m:sSubPr>
-              <m:e>
-                <m:r>
-                  <w:rPr>
-                    <w:rFonts w:ascii="Cambria Math" w:eastAsia="宋体" w:hAnsi="Cambria Math"/>
-                    <w:lang w:eastAsia="zh-CN"/>
-                  </w:rPr>
-                  <m:t>K</m:t>
-                </m:r>
-              </m:e>
-              <m:sub>
-                <m:r>
-                  <w:rPr>
-                    <w:rFonts w:ascii="Cambria Math" w:eastAsia="宋体" w:hAnsi="Cambria Math"/>
-                    <w:lang w:eastAsia="zh-CN"/>
-                  </w:rPr>
-                  <m:t>r</m:t>
-                </m:r>
-              </m:sub>
-            </m:sSub>
-          </m:e>
-        </m:d>
-      </m:oMath>
-      <w:r>
-        <w:rPr>
-          <w:rFonts w:ascii="Times New Roman" w:eastAsia="宋体" w:hAnsi="Times New Roman"/>
-          <w:lang w:eastAsia="zh-CN"/>
+            <m:rPr>
+              <m:sty m:val="p"/>
+            </m:rPr>
+            <m:t>d</m:t>
+          </m:r>
+          <m:r>
+            <m:nor/>
+            <m:rPr>
+              <m:sty m:val="p"/>
+            </m:rPr>
+            <m:t>i</m:t>
+          </m:r>
+          <m:r>
+            <m:nor/>
+            <m:rPr>
+              <m:sty m:val="p"/>
+            </m:rPr>
+            <m:t>a</m:t>
+          </m:r>
+          <m:r>
+            <m:nor/>
+            <m:rPr>
+              <m:sty m:val="p"/>
+            </m:rPr>
+            <m:t>g</m:t>
+          </m:r>
+          <m:r>
+            <m:rPr>
+              <m:sty m:val="p"/>
+            </m:rPr>
+            <m:t>(</m:t>
+          </m:r>
+          <m:sSub>
+            <m:e>
+              <m:r>
+                <m:t>K</m:t>
+              </m:r>
+            </m:e>
+            <m:sub>
+              <m:r>
+                <m:t>t</m:t>
+              </m:r>
+            </m:sub>
+          </m:sSub>
+          <m:r>
+            <m:rPr>
+              <m:sty m:val="p"/>
+            </m:rPr>
+            <m:t>,</m:t>
+          </m:r>
+          <m:sSub>
+            <m:e>
+              <m:r>
+                <m:t>K</m:t>
+              </m:r>
+            </m:e>
+            <m:sub>
+              <m:r>
+                <m:t>t</m:t>
+              </m:r>
+            </m:sub>
+          </m:sSub>
+          <m:r>
+            <m:rPr>
+              <m:sty m:val="p"/>
+            </m:rPr>
+            <m:t>,</m:t>
+          </m:r>
+          <m:sSub>
+            <m:e>
+              <m:r>
+                <m:t>K</m:t>
+              </m:r>
+            </m:e>
+            <m:sub>
+              <m:r>
+                <m:t>t</m:t>
+              </m:r>
+            </m:sub>
+          </m:sSub>
+          <m:r>
+            <m:rPr>
+              <m:sty m:val="p"/>
+            </m:rPr>
+            <m:t>,</m:t>
+          </m:r>
+          <m:sSub>
+            <m:e>
+              <m:r>
+                <m:t>K</m:t>
+              </m:r>
+            </m:e>
+            <m:sub>
+              <m:r>
+                <m:t>r</m:t>
+              </m:r>
+            </m:sub>
+          </m:sSub>
+          <m:r>
+            <m:rPr>
+              <m:sty m:val="p"/>
+            </m:rPr>
+            <m:t>,</m:t>
+          </m:r>
+          <m:sSub>
+            <m:e>
+              <m:r>
+                <m:t>K</m:t>
+              </m:r>
+            </m:e>
+            <m:sub>
+              <m:r>
+                <m:t>r</m:t>
+              </m:r>
+            </m:sub>
+          </m:sSub>
+          <m:r>
+            <m:rPr>
+              <m:sty m:val="p"/>
+            </m:rPr>
+            <m:t>,</m:t>
+          </m:r>
+          <m:sSub>
+            <m:e>
+              <m:r>
+                <m:t>K</m:t>
+              </m:r>
+            </m:e>
+            <m:sub>
+              <m:r>
+                <m:t>r</m:t>
+              </m:r>
+            </m:sub>
+          </m:sSub>
+          <m:r>
+            <m:rPr>
+              <m:sty m:val="p"/>
+            </m:rPr>
+            <m:t>)</m:t>
+          </m:r>
+        </m:oMath>
+      </w:r>
+      <w:r>
+        <w:rPr>
+          <w:rFonts w:ascii="Times New Roman"/>
         </w:rPr>
         <w:tab/>
-        <w:t>(5)</w:t>
+      </w:r>
+      <w:r>
+        <w:rPr>
+          <w:rFonts w:ascii="Times New Roman"/>
+        </w:rPr>
+        <w:t xml:space="preserve">(5)</w:t>
       </w:r>
     </w:p>
     <w:p>
@@ -5119,11 +6934,25 @@
         <w:t>阻尼由阻尼比</w:t>
       </w:r>
       <w:r>
-        <w:rPr>
-          <w:rFonts w:ascii="Times New Roman" w:eastAsia="宋体" w:hAnsi="Times New Roman"/>
-          <w:lang w:eastAsia="zh-CN"/>
-        </w:rPr>
-        <w:t xml:space="preserve"> () </w:t>
+        <m:oMath>
+          <m:r>
+            <m:t>ζ</m:t>
+          </m:r>
+        </m:oMath>
+      </w:r>
+      <w:r>
+        <w:rPr>
+          <w:rFonts w:ascii="Times New Roman" w:eastAsia="宋体" w:hAnsi="Times New Roman"/>
+          <w:lang w:eastAsia="zh-CN"/>
+        </w:rPr>
+        <w:t xml:space="preserve"> </w:t>
+      </w:r>
+      <w:r>
+        <w:rPr>
+          <w:rFonts w:ascii="Times New Roman" w:eastAsia="宋体" w:hAnsi="Times New Roman"/>
+          <w:lang w:eastAsia="zh-CN"/>
+        </w:rPr>
+        <w:t xml:space="preserve"> </w:t>
       </w:r>
       <w:r>
         <w:rPr>
@@ -5133,11 +6962,36 @@
         <w:t>调节。视觉自动模式下，系统根据识别到的物体操作属性自动更新</w:t>
       </w:r>
       <w:r>
-        <w:rPr>
-          <w:rFonts w:ascii="Times New Roman" w:eastAsia="宋体" w:hAnsi="Times New Roman"/>
-          <w:lang w:eastAsia="zh-CN"/>
-        </w:rPr>
-        <w:t xml:space="preserve"> (K_t)</w:t>
+        <m:oMath>
+          <m:sSub>
+            <m:e>
+              <m:r>
+                <m:t>K</m:t>
+              </m:r>
+            </m:e>
+            <m:sub>
+              <m:r>
+                <m:t>t</m:t>
+              </m:r>
+            </m:sub>
+          </m:sSub>
+        </m:oMath>
+      </w:r>
+      <w:r>
+        <w:rPr>
+          <w:rFonts w:ascii="Times New Roman" w:eastAsia="宋体" w:hAnsi="Times New Roman"/>
+          <w:lang w:eastAsia="zh-CN"/>
+        </w:rPr>
+        <w:t xml:space="preserve"> </w:t>
+      </w:r>
+      <w:proofErr w:type="spellStart"/>
+      <w:proofErr w:type="spellEnd"/>
+      <w:r>
+        <w:rPr>
+          <w:rFonts w:ascii="Times New Roman" w:eastAsia="宋体" w:hAnsi="Times New Roman"/>
+          <w:lang w:eastAsia="zh-CN"/>
+        </w:rPr>
+        <w:t/>
       </w:r>
       <w:r>
         <w:rPr>
@@ -5147,11 +7001,36 @@
         <w:t>、</w:t>
       </w:r>
       <w:r>
-        <w:rPr>
-          <w:rFonts w:ascii="Times New Roman" w:eastAsia="宋体" w:hAnsi="Times New Roman"/>
-          <w:lang w:eastAsia="zh-CN"/>
-        </w:rPr>
-        <w:t xml:space="preserve">(K_r) </w:t>
+        <m:oMath>
+          <m:sSub>
+            <m:e>
+              <m:r>
+                <m:t>K</m:t>
+              </m:r>
+            </m:e>
+            <m:sub>
+              <m:r>
+                <m:t>r</m:t>
+              </m:r>
+            </m:sub>
+          </m:sSub>
+        </m:oMath>
+      </w:r>
+      <w:r>
+        <w:rPr>
+          <w:rFonts w:ascii="Times New Roman" w:eastAsia="宋体" w:hAnsi="Times New Roman"/>
+          <w:lang w:eastAsia="zh-CN"/>
+        </w:rPr>
+        <w:t/>
+      </w:r>
+      <w:proofErr w:type="spellStart"/>
+      <w:proofErr w:type="spellEnd"/>
+      <w:r>
+        <w:rPr>
+          <w:rFonts w:ascii="Times New Roman" w:eastAsia="宋体" w:hAnsi="Times New Roman"/>
+          <w:lang w:eastAsia="zh-CN"/>
+        </w:rPr>
+        <w:t xml:space="preserve"> </w:t>
       </w:r>
       <w:r>
         <w:rPr>
@@ -5165,14 +7044,37 @@
           <w:rFonts w:ascii="Times New Roman" w:eastAsia="宋体" w:hAnsi="Times New Roman"/>
           <w:lang w:eastAsia="zh-CN"/>
         </w:rPr>
-        <w:t xml:space="preserve"> ()</w:t>
-      </w:r>
-      <w:r>
-        <w:rPr>
-          <w:rFonts w:ascii="Times New Roman" w:eastAsia="宋体" w:hAnsi="Times New Roman"/>
-          <w:lang w:eastAsia="zh-CN"/>
-        </w:rPr>
-        <w:t>，从而形成与物体属性匹配的从端动态行为。</w:t>
+        <w:t xml:space="preserve"> </w:t>
+      </w:r>
+      <w:r>
+        <m:oMath>
+          <m:r>
+            <m:t>ζ</m:t>
+          </m:r>
+        </m:oMath>
+      </w:r>
+      <w:r>
+        <w:rPr>
+          <w:rFonts w:ascii="Times New Roman" w:eastAsia="宋体" w:hAnsi="Times New Roman"/>
+          <w:lang w:eastAsia="zh-CN"/>
+        </w:rPr>
+        <w:t>，从而形成与物体属性匹配</w:t>
+      </w:r>
+      <w:proofErr w:type="gramStart"/>
+      <w:r>
+        <w:rPr>
+          <w:rFonts w:ascii="Times New Roman" w:eastAsia="宋体" w:hAnsi="Times New Roman"/>
+          <w:lang w:eastAsia="zh-CN"/>
+        </w:rPr>
+        <w:t>的从端动态</w:t>
+      </w:r>
+      <w:proofErr w:type="gramEnd"/>
+      <w:r>
+        <w:rPr>
+          <w:rFonts w:ascii="Times New Roman" w:eastAsia="宋体" w:hAnsi="Times New Roman"/>
+          <w:lang w:eastAsia="zh-CN"/>
+        </w:rPr>
+        <w:t>行为。</w:t>
       </w:r>
     </w:p>
     <w:p>
@@ -5192,12 +7094,21 @@
         <w:lastRenderedPageBreak/>
         <w:t xml:space="preserve">4.3 </w:t>
       </w:r>
+      <w:proofErr w:type="gramStart"/>
       <w:r>
         <w:rPr>
           <w:rFonts w:ascii="Times New Roman" w:eastAsia="黑体" w:hAnsi="Times New Roman"/>
           <w:lang w:eastAsia="zh-CN"/>
         </w:rPr>
-        <w:t>主端力反馈</w:t>
+        <w:t>主端力</w:t>
+      </w:r>
+      <w:proofErr w:type="gramEnd"/>
+      <w:r>
+        <w:rPr>
+          <w:rFonts w:ascii="Times New Roman" w:eastAsia="黑体" w:hAnsi="Times New Roman"/>
+          <w:lang w:eastAsia="zh-CN"/>
+        </w:rPr>
+        <w:t>反馈</w:t>
       </w:r>
       <w:bookmarkEnd w:id="11"/>
     </w:p>
@@ -5216,28 +7127,116 @@
           <w:rFonts w:ascii="Times New Roman" w:eastAsia="宋体" w:hAnsi="Times New Roman"/>
           <w:lang w:eastAsia="zh-CN"/>
         </w:rPr>
-        <w:t>设从端估计外力为</w:t>
-      </w:r>
-      <w:r>
-        <w:rPr>
-          <w:rFonts w:ascii="Times New Roman" w:eastAsia="宋体" w:hAnsi="Times New Roman"/>
-          <w:lang w:eastAsia="zh-CN"/>
-        </w:rPr>
-        <w:t xml:space="preserve"> (F_{ext})</w:t>
-      </w:r>
-      <w:r>
-        <w:rPr>
-          <w:rFonts w:ascii="Times New Roman" w:eastAsia="宋体" w:hAnsi="Times New Roman"/>
-          <w:lang w:eastAsia="zh-CN"/>
-        </w:rPr>
-        <w:t>，主端力反馈为</w:t>
-      </w:r>
-      <w:r>
-        <w:rPr>
-          <w:rFonts w:ascii="Times New Roman" w:eastAsia="宋体" w:hAnsi="Times New Roman"/>
-          <w:lang w:eastAsia="zh-CN"/>
-        </w:rPr>
-        <w:t xml:space="preserve"> (F_h)</w:t>
+        <w:t>设</w:t>
+      </w:r>
+      <w:proofErr w:type="gramStart"/>
+      <w:r>
+        <w:rPr>
+          <w:rFonts w:ascii="Times New Roman" w:eastAsia="宋体" w:hAnsi="Times New Roman"/>
+          <w:lang w:eastAsia="zh-CN"/>
+        </w:rPr>
+        <w:t>从端估计</w:t>
+      </w:r>
+      <w:proofErr w:type="gramEnd"/>
+      <w:r>
+        <w:rPr>
+          <w:rFonts w:ascii="Times New Roman" w:eastAsia="宋体" w:hAnsi="Times New Roman"/>
+          <w:lang w:eastAsia="zh-CN"/>
+        </w:rPr>
+        <w:t>外力为</w:t>
+      </w:r>
+      <w:r>
+        <m:oMath>
+          <m:sSub>
+            <m:e>
+              <m:r>
+                <m:t>F</m:t>
+              </m:r>
+            </m:e>
+            <m:sub>
+              <m:r>
+                <m:t>e</m:t>
+              </m:r>
+              <m:r>
+                <m:t>x</m:t>
+              </m:r>
+              <m:r>
+                <m:t>t</m:t>
+              </m:r>
+            </m:sub>
+          </m:sSub>
+        </m:oMath>
+      </w:r>
+      <w:r>
+        <w:rPr>
+          <w:rFonts w:ascii="Times New Roman" w:eastAsia="宋体" w:hAnsi="Times New Roman"/>
+          <w:lang w:eastAsia="zh-CN"/>
+        </w:rPr>
+        <w:t xml:space="preserve"> </w:t>
+      </w:r>
+      <w:proofErr w:type="spellStart"/>
+      <w:proofErr w:type="spellEnd"/>
+      <w:r>
+        <w:rPr>
+          <w:rFonts w:ascii="Times New Roman" w:eastAsia="宋体" w:hAnsi="Times New Roman"/>
+          <w:lang w:eastAsia="zh-CN"/>
+        </w:rPr>
+        <w:t/>
+      </w:r>
+      <w:r>
+        <w:rPr>
+          <w:rFonts w:ascii="Times New Roman" w:eastAsia="宋体" w:hAnsi="Times New Roman"/>
+          <w:lang w:eastAsia="zh-CN"/>
+        </w:rPr>
+        <w:t>，</w:t>
+      </w:r>
+      <w:proofErr w:type="gramStart"/>
+      <w:r>
+        <w:rPr>
+          <w:rFonts w:ascii="Times New Roman" w:eastAsia="宋体" w:hAnsi="Times New Roman"/>
+          <w:lang w:eastAsia="zh-CN"/>
+        </w:rPr>
+        <w:t>主端力</w:t>
+      </w:r>
+      <w:proofErr w:type="gramEnd"/>
+      <w:r>
+        <w:rPr>
+          <w:rFonts w:ascii="Times New Roman" w:eastAsia="宋体" w:hAnsi="Times New Roman"/>
+          <w:lang w:eastAsia="zh-CN"/>
+        </w:rPr>
+        <w:t>反馈为</w:t>
+      </w:r>
+      <w:r>
+        <m:oMath>
+          <m:sSub>
+            <m:e>
+              <m:r>
+                <m:t>F</m:t>
+              </m:r>
+            </m:e>
+            <m:sub>
+              <m:r>
+                <m:t>h</m:t>
+              </m:r>
+            </m:sub>
+          </m:sSub>
+        </m:oMath>
+      </w:r>
+      <w:r>
+        <w:rPr>
+          <w:rFonts w:ascii="Times New Roman" w:eastAsia="宋体" w:hAnsi="Times New Roman"/>
+          <w:lang w:eastAsia="zh-CN"/>
+        </w:rPr>
+        <w:t xml:space="preserve"> </w:t>
+      </w:r>
+      <w:proofErr w:type="spellStart"/>
+      <w:proofErr w:type="spellEnd"/>
+      <w:r>
+        <w:rPr>
+          <w:rFonts w:ascii="Times New Roman" w:eastAsia="宋体" w:hAnsi="Times New Roman"/>
+          <w:lang w:eastAsia="zh-CN"/>
+        </w:rPr>
+        <w:t/>
       </w:r>
       <w:r>
         <w:rPr>
@@ -5254,67 +7253,337 @@
         <w:ind w:firstLine="480"/>
         <w:jc w:val="both"/>
         <w:rPr>
-          <w:rFonts w:ascii="Times New Roman" w:eastAsia="宋体" w:hAnsi="Times New Roman"/>
-          <w:lang w:eastAsia="zh-CN"/>
-        </w:rPr>
-      </w:pPr>
-      <w:r>
-        <w:rPr>
-          <w:rFonts w:ascii="Times New Roman" w:eastAsia="宋体" w:hAnsi="Times New Roman"/>
-          <w:lang w:eastAsia="zh-CN"/>
+          <w:lang w:eastAsia="zh-CN"/>
+        </w:rPr>
+        <w:tabs>
+          <w:tab w:val="center" w:pos="4253"/>
+          <w:tab w:val="right" w:pos="8506"/>
+        </w:tabs>
+      </w:pPr>
+      <w:r>
+        <w:rPr>
+          <w:rFonts w:ascii="Times New Roman"/>
         </w:rPr>
         <w:tab/>
       </w:r>
-      <m:oMath>
-        <m:r>
-          <w:rPr>
-            <w:rFonts w:ascii="Cambria Math" w:eastAsia="宋体" w:hAnsi="Cambria Math"/>
-            <w:lang w:eastAsia="zh-CN"/>
-          </w:rPr>
-          <m:t>F_h=</m:t>
-        </m:r>
-        <m:r>
-          <m:rPr>
-            <m:sty m:val="p"/>
-          </m:rPr>
-          <w:rPr>
-            <w:rFonts w:ascii="Cambria Math" w:eastAsia="MS Gothic" w:hAnsi="Cambria Math" w:cs="MS Gothic" w:hint="eastAsia"/>
-            <w:lang w:eastAsia="zh-CN"/>
-          </w:rPr>
-          <m:t>Ⓒ</m:t>
-        </m:r>
-        <m:r>
-          <w:rPr>
-            <w:rFonts w:ascii="Cambria Math" w:eastAsia="宋体" w:hAnsi="Cambria Math"/>
-            <w:lang w:eastAsia="zh-CN"/>
-          </w:rPr>
-          <m:t>(0&amp;|K_fF_ext|</m:t>
-        </m:r>
-        <m:r>
-          <m:rPr>
-            <m:sty m:val="p"/>
-          </m:rPr>
-          <w:rPr>
-            <w:rFonts w:ascii="Cambria Math" w:eastAsia="宋体" w:hAnsi="Cambria Math" w:hint="eastAsia"/>
-            <w:lang w:eastAsia="zh-CN"/>
-          </w:rPr>
-          <m:t>≤</m:t>
-        </m:r>
-        <m:r>
-          <w:rPr>
-            <w:rFonts w:ascii="Cambria Math" w:eastAsia="宋体" w:hAnsi="Cambria Math"/>
-            <w:lang w:eastAsia="zh-CN"/>
-          </w:rPr>
-          <m:t>d@\operatorname{sgn}(K_fF_ext)(|K_fF_ext|-d)&amp;|K_fF_ext|&gt;d)</m:t>
-        </m:r>
-      </m:oMath>
-      <w:r>
-        <w:rPr>
-          <w:rFonts w:ascii="Times New Roman" w:eastAsia="宋体" w:hAnsi="Times New Roman"/>
-          <w:lang w:eastAsia="zh-CN"/>
+      <w:r>
+        <m:oMath>
+          <m:sSub>
+            <m:e>
+              <m:r>
+                <m:t>F</m:t>
+              </m:r>
+            </m:e>
+            <m:sub>
+              <m:r>
+                <m:t>h</m:t>
+              </m:r>
+            </m:sub>
+          </m:sSub>
+          <m:r>
+            <m:rPr>
+              <m:sty m:val="p"/>
+            </m:rPr>
+            <m:t>=</m:t>
+          </m:r>
+          <m:d>
+            <m:dPr>
+              <m:begChr m:val="{"/>
+              <m:sepChr m:val=""/>
+              <m:endChr m:val=""/>
+              <m:grow/>
+            </m:dPr>
+            <m:e>
+              <m:m>
+                <m:mPr>
+                  <m:baseJc m:val="center"/>
+                  <m:plcHide m:val="on"/>
+                  <m:mcs>
+                    <m:mc>
+                      <m:mcPr>
+                        <m:mcJc m:val="left"/>
+                        <m:count m:val="1"/>
+                      </m:mcPr>
+                    </m:mc>
+                    <m:mc>
+                      <m:mcPr>
+                        <m:mcJc m:val="left"/>
+                        <m:count m:val="1"/>
+                      </m:mcPr>
+                    </m:mc>
+                  </m:mcs>
+                </m:mPr>
+                <m:mr>
+                  <m:e>
+                    <m:r>
+                      <m:t>0</m:t>
+                    </m:r>
+                    <m:r>
+                      <m:rPr>
+                        <m:sty m:val="p"/>
+                      </m:rPr>
+                      <m:t>,</m:t>
+                    </m:r>
+                  </m:e>
+                  <m:e>
+                    <m:r>
+                      <m:rPr>
+                        <m:sty m:val="p"/>
+                      </m:rPr>
+                      <m:t>|</m:t>
+                    </m:r>
+                    <m:sSub>
+                      <m:e>
+                        <m:r>
+                          <m:t>K</m:t>
+                        </m:r>
+                      </m:e>
+                      <m:sub>
+                        <m:r>
+                          <m:t>f</m:t>
+                        </m:r>
+                      </m:sub>
+                    </m:sSub>
+                    <m:sSub>
+                      <m:e>
+                        <m:r>
+                          <m:t>F</m:t>
+                        </m:r>
+                      </m:e>
+                      <m:sub>
+                        <m:r>
+                          <m:t>e</m:t>
+                        </m:r>
+                        <m:r>
+                          <m:t>x</m:t>
+                        </m:r>
+                        <m:r>
+                          <m:t>t</m:t>
+                        </m:r>
+                      </m:sub>
+                    </m:sSub>
+                    <m:r>
+                      <m:rPr>
+                        <m:sty m:val="p"/>
+                      </m:rPr>
+                      <m:t>|</m:t>
+                    </m:r>
+                    <m:r>
+                      <m:rPr>
+                        <m:sty m:val="p"/>
+                      </m:rPr>
+                      <m:t>≤</m:t>
+                    </m:r>
+                    <m:r>
+                      <m:t>d</m:t>
+                    </m:r>
+                  </m:e>
+                </m:mr>
+                <m:mr>
+                  <m:e>
+                    <m:r>
+                      <m:nor/>
+                      <m:rPr>
+                        <m:sty m:val="p"/>
+                      </m:rPr>
+                      <m:t>s</m:t>
+                    </m:r>
+                    <m:r>
+                      <m:nor/>
+                      <m:rPr>
+                        <m:sty m:val="p"/>
+                      </m:rPr>
+                      <m:t>g</m:t>
+                    </m:r>
+                    <m:r>
+                      <m:nor/>
+                      <m:rPr>
+                        <m:sty m:val="p"/>
+                      </m:rPr>
+                      <m:t>n</m:t>
+                    </m:r>
+                    <m:r>
+                      <m:rPr>
+                        <m:sty m:val="p"/>
+                      </m:rPr>
+                      <m:t>(</m:t>
+                    </m:r>
+                    <m:sSub>
+                      <m:e>
+                        <m:r>
+                          <m:t>K</m:t>
+                        </m:r>
+                      </m:e>
+                      <m:sub>
+                        <m:r>
+                          <m:t>f</m:t>
+                        </m:r>
+                      </m:sub>
+                    </m:sSub>
+                    <m:sSub>
+                      <m:e>
+                        <m:r>
+                          <m:t>F</m:t>
+                        </m:r>
+                      </m:e>
+                      <m:sub>
+                        <m:r>
+                          <m:t>e</m:t>
+                        </m:r>
+                        <m:r>
+                          <m:t>x</m:t>
+                        </m:r>
+                        <m:r>
+                          <m:t>t</m:t>
+                        </m:r>
+                      </m:sub>
+                    </m:sSub>
+                    <m:r>
+                      <m:rPr>
+                        <m:sty m:val="p"/>
+                      </m:rPr>
+                      <m:t>)</m:t>
+                    </m:r>
+                    <m:r>
+                      <m:rPr>
+                        <m:sty m:val="p"/>
+                      </m:rPr>
+                      <m:t>(</m:t>
+                    </m:r>
+                    <m:r>
+                      <m:rPr>
+                        <m:sty m:val="p"/>
+                      </m:rPr>
+                      <m:t>|</m:t>
+                    </m:r>
+                    <m:sSub>
+                      <m:e>
+                        <m:r>
+                          <m:t>K</m:t>
+                        </m:r>
+                      </m:e>
+                      <m:sub>
+                        <m:r>
+                          <m:t>f</m:t>
+                        </m:r>
+                      </m:sub>
+                    </m:sSub>
+                    <m:sSub>
+                      <m:e>
+                        <m:r>
+                          <m:t>F</m:t>
+                        </m:r>
+                      </m:e>
+                      <m:sub>
+                        <m:r>
+                          <m:t>e</m:t>
+                        </m:r>
+                        <m:r>
+                          <m:t>x</m:t>
+                        </m:r>
+                        <m:r>
+                          <m:t>t</m:t>
+                        </m:r>
+                      </m:sub>
+                    </m:sSub>
+                    <m:r>
+                      <m:rPr>
+                        <m:sty m:val="p"/>
+                      </m:rPr>
+                      <m:t>|</m:t>
+                    </m:r>
+                    <m:r>
+                      <m:rPr>
+                        <m:sty m:val="p"/>
+                      </m:rPr>
+                      <m:t>−</m:t>
+                    </m:r>
+                    <m:r>
+                      <m:t>d</m:t>
+                    </m:r>
+                    <m:r>
+                      <m:rPr>
+                        <m:sty m:val="p"/>
+                      </m:rPr>
+                      <m:t>)</m:t>
+                    </m:r>
+                    <m:r>
+                      <m:rPr>
+                        <m:sty m:val="p"/>
+                      </m:rPr>
+                      <m:t>,</m:t>
+                    </m:r>
+                  </m:e>
+                  <m:e>
+                    <m:r>
+                      <m:rPr>
+                        <m:sty m:val="p"/>
+                      </m:rPr>
+                      <m:t>|</m:t>
+                    </m:r>
+                    <m:sSub>
+                      <m:e>
+                        <m:r>
+                          <m:t>K</m:t>
+                        </m:r>
+                      </m:e>
+                      <m:sub>
+                        <m:r>
+                          <m:t>f</m:t>
+                        </m:r>
+                      </m:sub>
+                    </m:sSub>
+                    <m:sSub>
+                      <m:e>
+                        <m:r>
+                          <m:t>F</m:t>
+                        </m:r>
+                      </m:e>
+                      <m:sub>
+                        <m:r>
+                          <m:t>e</m:t>
+                        </m:r>
+                        <m:r>
+                          <m:t>x</m:t>
+                        </m:r>
+                        <m:r>
+                          <m:t>t</m:t>
+                        </m:r>
+                      </m:sub>
+                    </m:sSub>
+                    <m:r>
+                      <m:rPr>
+                        <m:sty m:val="p"/>
+                      </m:rPr>
+                      <m:t>|</m:t>
+                    </m:r>
+                    <m:r>
+                      <m:rPr>
+                        <m:sty m:val="p"/>
+                      </m:rPr>
+                      <m:t>&gt;</m:t>
+                    </m:r>
+                    <m:r>
+                      <m:t>d</m:t>
+                    </m:r>
+                  </m:e>
+                </m:mr>
+              </m:m>
+            </m:e>
+          </m:d>
+        </m:oMath>
+      </w:r>
+      <w:r>
+        <w:rPr>
+          <w:rFonts w:ascii="Times New Roman"/>
         </w:rPr>
         <w:tab/>
-        <w:t>(6)</w:t>
+      </w:r>
+      <w:r>
+        <w:rPr>
+          <w:rFonts w:ascii="Times New Roman"/>
+        </w:rPr>
+        <w:t xml:space="preserve">(6)</w:t>
       </w:r>
     </w:p>
     <w:p>
@@ -5332,95 +7601,218 @@
           <w:rFonts w:ascii="Times New Roman" w:eastAsia="宋体" w:hAnsi="Times New Roman"/>
           <w:lang w:eastAsia="zh-CN"/>
         </w:rPr>
-        <w:t>其中，</w:t>
-      </w:r>
-      <w:r>
-        <w:rPr>
-          <w:rFonts w:ascii="Times New Roman" w:eastAsia="宋体" w:hAnsi="Times New Roman"/>
-          <w:lang w:eastAsia="zh-CN"/>
-        </w:rPr>
-        <w:t xml:space="preserve">(K_f) </w:t>
-      </w:r>
-      <w:r>
-        <w:rPr>
-          <w:rFonts w:ascii="Times New Roman" w:eastAsia="宋体" w:hAnsi="Times New Roman"/>
-          <w:lang w:eastAsia="zh-CN"/>
-        </w:rPr>
-        <w:t>为力反馈增益，</w:t>
-      </w:r>
-      <w:r>
-        <w:rPr>
-          <w:rFonts w:ascii="Times New Roman" w:eastAsia="宋体" w:hAnsi="Times New Roman"/>
-          <w:lang w:eastAsia="zh-CN"/>
-        </w:rPr>
-        <w:t xml:space="preserve">(d) </w:t>
-      </w:r>
-      <w:r>
-        <w:rPr>
-          <w:rFonts w:ascii="Times New Roman" w:eastAsia="宋体" w:hAnsi="Times New Roman"/>
-          <w:lang w:eastAsia="zh-CN"/>
-        </w:rPr>
-        <w:t>为死区。</w:t>
-      </w:r>
-      <w:r>
-        <w:rPr>
-          <w:rFonts w:ascii="Times New Roman" w:eastAsia="宋体" w:hAnsi="Times New Roman"/>
-          <w:lang w:eastAsia="zh-CN"/>
-        </w:rPr>
-        <w:t xml:space="preserve">soft </w:t>
-      </w:r>
-      <w:r>
-        <w:rPr>
-          <w:rFonts w:ascii="Times New Roman" w:eastAsia="宋体" w:hAnsi="Times New Roman"/>
-          <w:lang w:eastAsia="zh-CN"/>
-        </w:rPr>
-        <w:t>类物体采用较小</w:t>
-      </w:r>
-      <w:r>
-        <w:rPr>
-          <w:rFonts w:ascii="Times New Roman" w:eastAsia="宋体" w:hAnsi="Times New Roman"/>
-          <w:lang w:eastAsia="zh-CN"/>
-        </w:rPr>
-        <w:t xml:space="preserve"> (K_f)</w:t>
-      </w:r>
-      <w:r>
-        <w:rPr>
-          <w:rFonts w:ascii="Times New Roman" w:eastAsia="宋体" w:hAnsi="Times New Roman"/>
-          <w:lang w:eastAsia="zh-CN"/>
-        </w:rPr>
-        <w:t>，以避免操作者在主端感受到过强冲击；</w:t>
-      </w:r>
-      <w:r>
-        <w:rPr>
-          <w:rFonts w:ascii="Times New Roman" w:eastAsia="宋体" w:hAnsi="Times New Roman"/>
-          <w:lang w:eastAsia="zh-CN"/>
-        </w:rPr>
-        <w:t xml:space="preserve">hard </w:t>
-      </w:r>
-      <w:r>
-        <w:rPr>
-          <w:rFonts w:ascii="Times New Roman" w:eastAsia="宋体" w:hAnsi="Times New Roman"/>
-          <w:lang w:eastAsia="zh-CN"/>
-        </w:rPr>
-        <w:t>类物体采用较大</w:t>
-      </w:r>
-      <w:r>
-        <w:rPr>
-          <w:rFonts w:ascii="Times New Roman" w:eastAsia="宋体" w:hAnsi="Times New Roman"/>
-          <w:lang w:eastAsia="zh-CN"/>
-        </w:rPr>
-        <w:t xml:space="preserve"> (K_f)</w:t>
-      </w:r>
-      <w:r>
-        <w:rPr>
-          <w:rFonts w:ascii="Times New Roman" w:eastAsia="宋体" w:hAnsi="Times New Roman"/>
-          <w:lang w:eastAsia="zh-CN"/>
-        </w:rPr>
-        <w:t>，以增强接触提示。</w:t>
+        <w:t>]</w:t>
       </w:r>
     </w:p>
     <w:p>
       <w:pPr>
+        <w:pStyle w:val="a0"/>
+        <w:spacing w:line="360" w:lineRule="auto"/>
+        <w:ind w:firstLine="480"/>
+        <w:jc w:val="both"/>
+        <w:rPr>
+          <w:lang w:eastAsia="zh-CN"/>
+        </w:rPr>
+      </w:pPr>
+      <w:r>
+        <w:rPr>
+          <w:rFonts w:ascii="Times New Roman" w:eastAsia="宋体" w:hAnsi="Times New Roman"/>
+          <w:lang w:eastAsia="zh-CN"/>
+        </w:rPr>
+        <w:t>其中，</w:t>
+      </w:r>
+      <w:r>
+        <m:oMath>
+          <m:sSub>
+            <m:e>
+              <m:r>
+                <m:t>K</m:t>
+              </m:r>
+            </m:e>
+            <m:sub>
+              <m:r>
+                <m:t>f</m:t>
+              </m:r>
+            </m:sub>
+          </m:sSub>
+        </m:oMath>
+      </w:r>
+      <w:r>
+        <w:rPr>
+          <w:rFonts w:ascii="Times New Roman" w:eastAsia="宋体" w:hAnsi="Times New Roman"/>
+          <w:lang w:eastAsia="zh-CN"/>
+        </w:rPr>
+        <w:t/>
+      </w:r>
+      <w:proofErr w:type="spellStart"/>
+      <w:proofErr w:type="spellEnd"/>
+      <w:r>
+        <w:rPr>
+          <w:rFonts w:ascii="Times New Roman" w:eastAsia="宋体" w:hAnsi="Times New Roman"/>
+          <w:lang w:eastAsia="zh-CN"/>
+        </w:rPr>
+        <w:t xml:space="preserve"> </w:t>
+      </w:r>
+      <w:r>
+        <w:rPr>
+          <w:rFonts w:ascii="Times New Roman" w:eastAsia="宋体" w:hAnsi="Times New Roman"/>
+          <w:lang w:eastAsia="zh-CN"/>
+        </w:rPr>
+        <w:t>为力反馈增益，</w:t>
+      </w:r>
+      <w:r>
+        <w:rPr>
+          <w:rFonts w:ascii="Times New Roman" w:eastAsia="宋体" w:hAnsi="Times New Roman"/>
+          <w:lang w:eastAsia="zh-CN"/>
+        </w:rPr>
+        <w:t xml:space="preserve"/>
+      </w:r>
+      <w:r>
+        <m:oMath>
+          <m:r>
+            <m:t>d</m:t>
+          </m:r>
+        </m:oMath>
+      </w:r>
+      <w:r>
+        <w:rPr>
+          <w:rFonts w:ascii="Times New Roman" w:eastAsia="宋体" w:hAnsi="Times New Roman"/>
+          <w:lang w:eastAsia="zh-CN"/>
+        </w:rPr>
+        <w:t xml:space="preserve"> </w:t>
+      </w:r>
+      <w:r>
+        <w:rPr>
+          <w:rFonts w:ascii="Times New Roman" w:eastAsia="宋体" w:hAnsi="Times New Roman"/>
+          <w:lang w:eastAsia="zh-CN"/>
+        </w:rPr>
+        <w:t>为死区。</w:t>
+      </w:r>
+      <w:r>
+        <w:rPr>
+          <w:rFonts w:ascii="Times New Roman" w:eastAsia="宋体" w:hAnsi="Times New Roman"/>
+          <w:lang w:eastAsia="zh-CN"/>
+        </w:rPr>
+        <w:t xml:space="preserve">soft </w:t>
+      </w:r>
+      <w:r>
+        <w:rPr>
+          <w:rFonts w:ascii="Times New Roman" w:eastAsia="宋体" w:hAnsi="Times New Roman"/>
+          <w:lang w:eastAsia="zh-CN"/>
+        </w:rPr>
+        <w:t>类物体采用较小</w:t>
+      </w:r>
+      <w:r>
+        <m:oMath>
+          <m:sSub>
+            <m:e>
+              <m:r>
+                <m:t>K</m:t>
+              </m:r>
+            </m:e>
+            <m:sub>
+              <m:r>
+                <m:t>f</m:t>
+              </m:r>
+            </m:sub>
+          </m:sSub>
+        </m:oMath>
+      </w:r>
+      <w:r>
+        <w:rPr>
+          <w:rFonts w:ascii="Times New Roman" w:eastAsia="宋体" w:hAnsi="Times New Roman"/>
+          <w:lang w:eastAsia="zh-CN"/>
+        </w:rPr>
+        <w:t xml:space="preserve"> </w:t>
+      </w:r>
+      <w:proofErr w:type="spellStart"/>
+      <w:proofErr w:type="spellEnd"/>
+      <w:r>
+        <w:rPr>
+          <w:rFonts w:ascii="Times New Roman" w:eastAsia="宋体" w:hAnsi="Times New Roman"/>
+          <w:lang w:eastAsia="zh-CN"/>
+        </w:rPr>
+        <w:t/>
+      </w:r>
+      <w:r>
+        <w:rPr>
+          <w:rFonts w:ascii="Times New Roman" w:eastAsia="宋体" w:hAnsi="Times New Roman"/>
+          <w:lang w:eastAsia="zh-CN"/>
+        </w:rPr>
+        <w:t>，以避免操作者在</w:t>
+      </w:r>
+      <w:proofErr w:type="gramStart"/>
+      <w:r>
+        <w:rPr>
+          <w:rFonts w:ascii="Times New Roman" w:eastAsia="宋体" w:hAnsi="Times New Roman"/>
+          <w:lang w:eastAsia="zh-CN"/>
+        </w:rPr>
+        <w:t>主端感受</w:t>
+      </w:r>
+      <w:proofErr w:type="gramEnd"/>
+      <w:r>
+        <w:rPr>
+          <w:rFonts w:ascii="Times New Roman" w:eastAsia="宋体" w:hAnsi="Times New Roman"/>
+          <w:lang w:eastAsia="zh-CN"/>
+        </w:rPr>
+        <w:t>到过强冲击；</w:t>
+      </w:r>
+      <w:r>
+        <w:rPr>
+          <w:rFonts w:ascii="Times New Roman" w:eastAsia="宋体" w:hAnsi="Times New Roman"/>
+          <w:lang w:eastAsia="zh-CN"/>
+        </w:rPr>
+        <w:t xml:space="preserve">hard </w:t>
+      </w:r>
+      <w:r>
+        <w:rPr>
+          <w:rFonts w:ascii="Times New Roman" w:eastAsia="宋体" w:hAnsi="Times New Roman"/>
+          <w:lang w:eastAsia="zh-CN"/>
+        </w:rPr>
+        <w:t>类物体采用较大</w:t>
+      </w:r>
+      <w:r>
+        <m:oMath>
+          <m:sSub>
+            <m:e>
+              <m:r>
+                <m:t>K</m:t>
+              </m:r>
+            </m:e>
+            <m:sub>
+              <m:r>
+                <m:t>f</m:t>
+              </m:r>
+            </m:sub>
+          </m:sSub>
+        </m:oMath>
+      </w:r>
+      <w:r>
+        <w:rPr>
+          <w:rFonts w:ascii="Times New Roman" w:eastAsia="宋体" w:hAnsi="Times New Roman"/>
+          <w:lang w:eastAsia="zh-CN"/>
+        </w:rPr>
+        <w:t xml:space="preserve"> </w:t>
+      </w:r>
+      <w:proofErr w:type="spellStart"/>
+      <w:proofErr w:type="spellEnd"/>
+      <w:r>
+        <w:rPr>
+          <w:rFonts w:ascii="Times New Roman" w:eastAsia="宋体" w:hAnsi="Times New Roman"/>
+          <w:lang w:eastAsia="zh-CN"/>
+        </w:rPr>
+        <w:t/>
+      </w:r>
+      <w:r>
+        <w:rPr>
+          <w:rFonts w:ascii="Times New Roman" w:eastAsia="宋体" w:hAnsi="Times New Roman"/>
+          <w:lang w:eastAsia="zh-CN"/>
+        </w:rPr>
+        <w:t>，以增强接触提示。</w:t>
+      </w:r>
+    </w:p>
+    <w:p>
+      <w:pPr>
         <w:pStyle w:val="3"/>
         <w:spacing w:before="60" w:after="40"/>
         <w:rPr>
@@ -5435,12 +7827,21 @@
         </w:rPr>
         <w:t xml:space="preserve">4.4 </w:t>
       </w:r>
+      <w:proofErr w:type="gramStart"/>
       <w:r>
         <w:rPr>
           <w:rFonts w:ascii="Times New Roman" w:eastAsia="黑体" w:hAnsi="Times New Roman"/>
           <w:lang w:eastAsia="zh-CN"/>
         </w:rPr>
-        <w:t>夹爪执行参数调度</w:t>
+        <w:t>夹爪执行</w:t>
+      </w:r>
+      <w:proofErr w:type="gramEnd"/>
+      <w:r>
+        <w:rPr>
+          <w:rFonts w:ascii="Times New Roman" w:eastAsia="黑体" w:hAnsi="Times New Roman"/>
+          <w:lang w:eastAsia="zh-CN"/>
+        </w:rPr>
+        <w:t>参数调度</w:t>
       </w:r>
       <w:bookmarkEnd w:id="12"/>
     </w:p>
@@ -5454,13 +7855,23 @@
           <w:lang w:eastAsia="zh-CN"/>
         </w:rPr>
       </w:pPr>
-      <w:r>
-        <w:rPr>
-          <w:rFonts w:ascii="Times New Roman" w:eastAsia="宋体" w:hAnsi="Times New Roman"/>
-          <w:lang w:eastAsia="zh-CN"/>
-        </w:rPr>
-        <w:t xml:space="preserve">Franka Hand </w:t>
-      </w:r>
+      <w:proofErr w:type="spellStart"/>
+      <w:r>
+        <w:rPr>
+          <w:rFonts w:ascii="Times New Roman" w:eastAsia="宋体" w:hAnsi="Times New Roman"/>
+          <w:lang w:eastAsia="zh-CN"/>
+        </w:rPr>
+        <w:t>Franka</w:t>
+      </w:r>
+      <w:proofErr w:type="spellEnd"/>
+      <w:r>
+        <w:rPr>
+          <w:rFonts w:ascii="Times New Roman" w:eastAsia="宋体" w:hAnsi="Times New Roman"/>
+          <w:lang w:eastAsia="zh-CN"/>
+        </w:rPr>
+        <w:t xml:space="preserve"> Hand </w:t>
+      </w:r>
+      <w:proofErr w:type="gramStart"/>
       <w:r>
         <w:rPr>
           <w:rFonts w:ascii="Times New Roman" w:eastAsia="宋体" w:hAnsi="Times New Roman"/>
@@ -5468,19 +7879,43 @@
         </w:rPr>
         <w:t>夹爪由</w:t>
       </w:r>
-      <w:r>
-        <w:rPr>
-          <w:rFonts w:ascii="Times New Roman" w:eastAsia="宋体" w:hAnsi="Times New Roman"/>
-          <w:lang w:eastAsia="zh-CN"/>
-        </w:rPr>
-        <w:t xml:space="preserve"> Omega.7 </w:t>
-      </w:r>
-      <w:r>
-        <w:rPr>
-          <w:rFonts w:ascii="Times New Roman" w:eastAsia="宋体" w:hAnsi="Times New Roman"/>
-          <w:lang w:eastAsia="zh-CN"/>
-        </w:rPr>
-        <w:t>夹钳角度控制。系统根据夹钳开合程度执行张开、力控抓取和保持等状态切换。视觉策略库进一步为不同物体类别设置不同夹爪速度和力限制。</w:t>
+      <w:proofErr w:type="gramEnd"/>
+      <w:r>
+        <w:rPr>
+          <w:rFonts w:ascii="Times New Roman" w:eastAsia="宋体" w:hAnsi="Times New Roman"/>
+          <w:lang w:eastAsia="zh-CN"/>
+        </w:rPr>
+        <w:t xml:space="preserve"> </w:t>
+      </w:r>
+      <w:r>
+        <w:rPr>
+          <w:rFonts w:ascii="Times New Roman" w:eastAsia="宋体" w:hAnsi="Times New Roman"/>
+          <w:lang w:eastAsia="zh-CN"/>
+        </w:rPr>
+        <w:t xml:space="preserve">Omega.7 </w:t>
+      </w:r>
+      <w:r>
+        <w:rPr>
+          <w:rFonts w:ascii="Times New Roman" w:eastAsia="宋体" w:hAnsi="Times New Roman"/>
+          <w:lang w:eastAsia="zh-CN"/>
+        </w:rPr>
+        <w:t>夹钳角度控制。系统根据夹钳开合程度执行张开、力控抓取和保持等状态切换。视觉策略库进一步为不同物体类别设置不同</w:t>
+      </w:r>
+      <w:proofErr w:type="gramStart"/>
+      <w:r>
+        <w:rPr>
+          <w:rFonts w:ascii="Times New Roman" w:eastAsia="宋体" w:hAnsi="Times New Roman"/>
+          <w:lang w:eastAsia="zh-CN"/>
+        </w:rPr>
+        <w:t>夹爪速度</w:t>
+      </w:r>
+      <w:proofErr w:type="gramEnd"/>
+      <w:r>
+        <w:rPr>
+          <w:rFonts w:ascii="Times New Roman" w:eastAsia="宋体" w:hAnsi="Times New Roman"/>
+          <w:lang w:eastAsia="zh-CN"/>
+        </w:rPr>
+        <w:t>和力限制。</w:t>
       </w:r>
       <w:r>
         <w:rPr>
@@ -5494,7 +7929,23 @@
           <w:rFonts w:ascii="Times New Roman" w:eastAsia="宋体" w:hAnsi="Times New Roman"/>
           <w:lang w:eastAsia="zh-CN"/>
         </w:rPr>
-        <w:t>类物体采用较慢夹爪速度和较低夹持力，以减少形变；</w:t>
+        <w:t>类物体采用较慢</w:t>
+      </w:r>
+      <w:proofErr w:type="gramStart"/>
+      <w:r>
+        <w:rPr>
+          <w:rFonts w:ascii="Times New Roman" w:eastAsia="宋体" w:hAnsi="Times New Roman"/>
+          <w:lang w:eastAsia="zh-CN"/>
+        </w:rPr>
+        <w:t>夹爪速度</w:t>
+      </w:r>
+      <w:proofErr w:type="gramEnd"/>
+      <w:r>
+        <w:rPr>
+          <w:rFonts w:ascii="Times New Roman" w:eastAsia="宋体" w:hAnsi="Times New Roman"/>
+          <w:lang w:eastAsia="zh-CN"/>
+        </w:rPr>
+        <w:t>和较低夹持力，以减少形变；</w:t>
       </w:r>
       <w:r>
         <w:rPr>
@@ -5508,7 +7959,23 @@
           <w:rFonts w:ascii="Times New Roman" w:eastAsia="宋体" w:hAnsi="Times New Roman"/>
           <w:lang w:eastAsia="zh-CN"/>
         </w:rPr>
-        <w:t>类物体允许较快夹爪动作，以提高任务效率。</w:t>
+        <w:t>类物体允许</w:t>
+      </w:r>
+      <w:proofErr w:type="gramStart"/>
+      <w:r>
+        <w:rPr>
+          <w:rFonts w:ascii="Times New Roman" w:eastAsia="宋体" w:hAnsi="Times New Roman"/>
+          <w:lang w:eastAsia="zh-CN"/>
+        </w:rPr>
+        <w:t>较快夹爪动作</w:t>
+      </w:r>
+      <w:proofErr w:type="gramEnd"/>
+      <w:r>
+        <w:rPr>
+          <w:rFonts w:ascii="Times New Roman" w:eastAsia="宋体" w:hAnsi="Times New Roman"/>
+          <w:lang w:eastAsia="zh-CN"/>
+        </w:rPr>
+        <w:t>，以提高任务效率。</w:t>
       </w:r>
     </w:p>
     <w:p>
@@ -5526,7 +7993,71 @@
           <w:rFonts w:ascii="Times New Roman" w:eastAsia="宋体" w:hAnsi="Times New Roman"/>
           <w:lang w:eastAsia="zh-CN"/>
         </w:rPr>
-        <w:t>综上，本文方法并非单纯根据视觉结果切换刚度，而是通过视觉语义同时调度从端阻抗、主端力反馈和夹爪执行参数，形成多参数协同的遥操作辅助机制。</w:t>
+        <w:t>综上，本文方法并非单纯根据视觉结果切换刚度，而是通过视觉语义同时</w:t>
+      </w:r>
+      <w:proofErr w:type="gramStart"/>
+      <w:r>
+        <w:rPr>
+          <w:rFonts w:ascii="Times New Roman" w:eastAsia="宋体" w:hAnsi="Times New Roman"/>
+          <w:lang w:eastAsia="zh-CN"/>
+        </w:rPr>
+        <w:t>调度从端阻抗</w:t>
+      </w:r>
+      <w:proofErr w:type="gramEnd"/>
+      <w:r>
+        <w:rPr>
+          <w:rFonts w:ascii="Times New Roman" w:eastAsia="宋体" w:hAnsi="Times New Roman"/>
+          <w:lang w:eastAsia="zh-CN"/>
+        </w:rPr>
+        <w:t>、</w:t>
+      </w:r>
+      <w:proofErr w:type="gramStart"/>
+      <w:r>
+        <w:rPr>
+          <w:rFonts w:ascii="Times New Roman" w:eastAsia="宋体" w:hAnsi="Times New Roman"/>
+          <w:lang w:eastAsia="zh-CN"/>
+        </w:rPr>
+        <w:t>主端力</w:t>
+      </w:r>
+      <w:proofErr w:type="gramEnd"/>
+      <w:r>
+        <w:rPr>
+          <w:rFonts w:ascii="Times New Roman" w:eastAsia="宋体" w:hAnsi="Times New Roman"/>
+          <w:lang w:eastAsia="zh-CN"/>
+        </w:rPr>
+        <w:t>反馈和</w:t>
+      </w:r>
+      <w:proofErr w:type="gramStart"/>
+      <w:r>
+        <w:rPr>
+          <w:rFonts w:ascii="Times New Roman" w:eastAsia="宋体" w:hAnsi="Times New Roman"/>
+          <w:lang w:eastAsia="zh-CN"/>
+        </w:rPr>
+        <w:t>夹爪执行</w:t>
+      </w:r>
+      <w:proofErr w:type="gramEnd"/>
+      <w:r>
+        <w:rPr>
+          <w:rFonts w:ascii="Times New Roman" w:eastAsia="宋体" w:hAnsi="Times New Roman"/>
+          <w:lang w:eastAsia="zh-CN"/>
+        </w:rPr>
+        <w:t>参数，形成多参数协同的</w:t>
+      </w:r>
+      <w:proofErr w:type="gramStart"/>
+      <w:r>
+        <w:rPr>
+          <w:rFonts w:ascii="Times New Roman" w:eastAsia="宋体" w:hAnsi="Times New Roman"/>
+          <w:lang w:eastAsia="zh-CN"/>
+        </w:rPr>
+        <w:t>遥操作</w:t>
+      </w:r>
+      <w:proofErr w:type="gramEnd"/>
+      <w:r>
+        <w:rPr>
+          <w:rFonts w:ascii="Times New Roman" w:eastAsia="宋体" w:hAnsi="Times New Roman"/>
+          <w:lang w:eastAsia="zh-CN"/>
+        </w:rPr>
+        <w:t>辅助机制。</w:t>
       </w:r>
     </w:p>
     <w:p>
@@ -5541,6 +8072,7 @@
         </w:rPr>
         <w:t xml:space="preserve">5 </w:t>
       </w:r>
+      <w:proofErr w:type="spellStart"/>
       <w:r>
         <w:rPr>
           <w:rFonts w:ascii="Times New Roman" w:eastAsia="黑体" w:hAnsi="Times New Roman"/>
@@ -5548,6 +8080,7 @@
         <w:t>实验设计</w:t>
       </w:r>
       <w:bookmarkEnd w:id="13"/>
+      <w:proofErr w:type="spellEnd"/>
     </w:p>
     <w:p>
       <w:pPr>
@@ -5643,7 +8176,21 @@
         <w:rPr>
           <w:rFonts w:ascii="Times New Roman" w:eastAsia="宋体" w:hAnsi="Times New Roman"/>
         </w:rPr>
-        <w:t>，夹爪控制以较低频率独立更新，视觉识别模块异步运行。</w:t>
+        <w:t>，</w:t>
+      </w:r>
+      <w:proofErr w:type="spellStart"/>
+      <w:r>
+        <w:rPr>
+          <w:rFonts w:ascii="Times New Roman" w:eastAsia="宋体" w:hAnsi="Times New Roman"/>
+        </w:rPr>
+        <w:t>夹爪控制以较低频率独立更新，视觉识别模块异步运行</w:t>
+      </w:r>
+      <w:proofErr w:type="spellEnd"/>
+      <w:r>
+        <w:rPr>
+          <w:rFonts w:ascii="Times New Roman" w:eastAsia="宋体" w:hAnsi="Times New Roman"/>
+        </w:rPr>
+        <w:t>。</w:t>
       </w:r>
       <w:r>
         <w:rPr>
@@ -5862,6 +8409,7 @@
         </w:rPr>
         <w:t xml:space="preserve"> 2 </w:t>
       </w:r>
+      <w:proofErr w:type="spellStart"/>
       <w:r>
         <w:rPr>
           <w:rFonts w:ascii="Times New Roman" w:eastAsia="宋体" w:hAnsi="Times New Roman"/>
@@ -5870,6 +8418,7 @@
         </w:rPr>
         <w:t>实验模式</w:t>
       </w:r>
+      <w:proofErr w:type="spellEnd"/>
     </w:p>
     <w:tbl>
       <w:tblPr>
@@ -6029,7 +8578,25 @@
                 <w:sz w:val="21"/>
                 <w:lang w:eastAsia="zh-CN"/>
               </w:rPr>
-              <w:t>使用固定阻抗、固定力反馈和固定夹爪参数</w:t>
+              <w:t>使用固定阻抗、固定力反馈和</w:t>
+            </w:r>
+            <w:proofErr w:type="gramStart"/>
+            <w:r>
+              <w:rPr>
+                <w:rFonts w:ascii="Times New Roman" w:eastAsia="宋体" w:hAnsi="Times New Roman"/>
+                <w:sz w:val="21"/>
+                <w:lang w:eastAsia="zh-CN"/>
+              </w:rPr>
+              <w:t>固定夹爪</w:t>
+            </w:r>
+            <w:proofErr w:type="gramEnd"/>
+            <w:r>
+              <w:rPr>
+                <w:rFonts w:ascii="Times New Roman" w:eastAsia="宋体" w:hAnsi="Times New Roman"/>
+                <w:sz w:val="21"/>
+                <w:lang w:eastAsia="zh-CN"/>
+              </w:rPr>
+              <w:t>参数</w:t>
             </w:r>
           </w:p>
         </w:tc>
@@ -6352,81 +8919,72 @@
     </w:p>
     <w:p>
       <w:pPr>
+        <w:jc w:val="center"/>
+        <w:tabs>
+          <w:tab w:val="center" w:pos="4253"/>
+          <w:tab w:val="right" w:pos="8506"/>
+        </w:tabs>
+      </w:pPr>
+      <w:r>
+        <w:rPr>
+          <w:rFonts w:ascii="Times New Roman"/>
+        </w:rPr>
+        <w:tab/>
+      </w:r>
+      <w:r>
+        <m:oMath>
+          <m:r>
+            <m:t>3</m:t>
+          </m:r>
+          <m:r>
+            <m:rPr>
+              <m:sty m:val="p"/>
+            </m:rPr>
+            <m:t>×</m:t>
+          </m:r>
+          <m:r>
+            <m:t>4</m:t>
+          </m:r>
+          <m:r>
+            <m:rPr>
+              <m:sty m:val="p"/>
+            </m:rPr>
+            <m:t>×</m:t>
+          </m:r>
+          <m:r>
+            <m:t>6</m:t>
+          </m:r>
+          <m:r>
+            <m:rPr>
+              <m:sty m:val="p"/>
+            </m:rPr>
+            <m:t>=</m:t>
+          </m:r>
+          <m:r>
+            <m:t>72</m:t>
+          </m:r>
+        </m:oMath>
+      </w:r>
+      <w:r>
+        <w:rPr>
+          <w:rFonts w:ascii="Times New Roman"/>
+        </w:rPr>
+        <w:tab/>
+      </w:r>
+      <w:r>
+        <w:rPr>
+          <w:rFonts w:ascii="Times New Roman"/>
+        </w:rPr>
+        <w:t xml:space="preserve">(7)</w:t>
+      </w:r>
+    </w:p>
+    <w:p>
+      <w:pPr>
         <w:pStyle w:val="FirstParagraph"/>
         <w:spacing w:line="360" w:lineRule="auto"/>
         <w:ind w:firstLine="480"/>
         <w:jc w:val="both"/>
         <w:rPr>
-          <w:rFonts w:ascii="Times New Roman" w:eastAsia="宋体" w:hAnsi="Times New Roman"/>
-          <w:lang w:eastAsia="zh-CN"/>
-        </w:rPr>
-      </w:pPr>
-      <w:r>
-        <w:rPr>
-          <w:rFonts w:ascii="Times New Roman" w:eastAsia="宋体" w:hAnsi="Times New Roman"/>
-          <w:lang w:eastAsia="zh-CN"/>
-        </w:rPr>
-        <w:tab/>
-      </w:r>
-      <m:oMath>
-        <m:r>
-          <w:rPr>
-            <w:rFonts w:ascii="Cambria Math" w:eastAsia="宋体" w:hAnsi="Cambria Math"/>
-            <w:lang w:eastAsia="zh-CN"/>
-          </w:rPr>
-          <m:t>3</m:t>
-        </m:r>
-        <m:r>
-          <m:rPr>
-            <m:sty m:val="p"/>
-          </m:rPr>
-          <w:rPr>
-            <w:rFonts w:ascii="Cambria Math" w:eastAsia="宋体" w:hAnsi="Cambria Math" w:hint="eastAsia"/>
-            <w:lang w:eastAsia="zh-CN"/>
-          </w:rPr>
-          <m:t>×</m:t>
-        </m:r>
-        <m:r>
-          <w:rPr>
-            <w:rFonts w:ascii="Cambria Math" w:eastAsia="宋体" w:hAnsi="Cambria Math"/>
-            <w:lang w:eastAsia="zh-CN"/>
-          </w:rPr>
-          <m:t>4</m:t>
-        </m:r>
-        <m:r>
-          <m:rPr>
-            <m:sty m:val="p"/>
-          </m:rPr>
-          <w:rPr>
-            <w:rFonts w:ascii="Cambria Math" w:eastAsia="宋体" w:hAnsi="Cambria Math" w:hint="eastAsia"/>
-            <w:lang w:eastAsia="zh-CN"/>
-          </w:rPr>
-          <m:t>×</m:t>
-        </m:r>
-        <m:r>
-          <w:rPr>
-            <w:rFonts w:ascii="Cambria Math" w:eastAsia="宋体" w:hAnsi="Cambria Math"/>
-            <w:lang w:eastAsia="zh-CN"/>
-          </w:rPr>
-          <m:t>6=72</m:t>
-        </m:r>
-      </m:oMath>
-      <w:r>
-        <w:rPr>
-          <w:rFonts w:ascii="Times New Roman" w:eastAsia="宋体" w:hAnsi="Times New Roman"/>
-          <w:lang w:eastAsia="zh-CN"/>
-        </w:rPr>
-        <w:tab/>
-        <w:t>(7)</w:t>
-      </w:r>
-    </w:p>
-    <w:p>
-      <w:pPr>
-        <w:pStyle w:val="FirstParagraph"/>
-        <w:spacing w:line="360" w:lineRule="auto"/>
-        <w:ind w:firstLine="480"/>
-        <w:jc w:val="both"/>
-        <w:rPr>
           <w:lang w:eastAsia="zh-CN"/>
         </w:rPr>
       </w:pPr>
@@ -6586,7 +9144,14 @@
           <w:rFonts w:ascii="Times New Roman" w:eastAsia="宋体" w:hAnsi="Times New Roman"/>
           <w:lang w:eastAsia="zh-CN"/>
         </w:rPr>
-        <w:t>评价指标包括：</w:t>
+        <w:t>评</w:t>
+      </w:r>
+      <w:r>
+        <w:rPr>
+          <w:rFonts w:ascii="Times New Roman" w:eastAsia="宋体" w:hAnsi="Times New Roman"/>
+          <w:lang w:eastAsia="zh-CN"/>
+        </w:rPr>
+        <w:t>价指标包括：</w:t>
       </w:r>
     </w:p>
     <w:p>
@@ -6625,12 +9190,21 @@
           <w:lang w:eastAsia="zh-CN"/>
         </w:rPr>
       </w:pPr>
-      <w:r>
-        <w:rPr>
-          <w:rFonts w:ascii="Times New Roman" w:eastAsia="宋体" w:hAnsi="Times New Roman"/>
-          <w:lang w:eastAsia="zh-CN"/>
-        </w:rPr>
-        <w:t>主端轨迹长度：</w:t>
+      <w:proofErr w:type="gramStart"/>
+      <w:r>
+        <w:rPr>
+          <w:rFonts w:ascii="Times New Roman" w:eastAsia="宋体" w:hAnsi="Times New Roman"/>
+          <w:lang w:eastAsia="zh-CN"/>
+        </w:rPr>
+        <w:t>主端轨迹</w:t>
+      </w:r>
+      <w:proofErr w:type="gramEnd"/>
+      <w:r>
+        <w:rPr>
+          <w:rFonts w:ascii="Times New Roman" w:eastAsia="宋体" w:hAnsi="Times New Roman"/>
+          <w:lang w:eastAsia="zh-CN"/>
+        </w:rPr>
+        <w:t>长度：</w:t>
       </w:r>
       <w:r>
         <w:rPr>
@@ -6639,12 +9213,21 @@
         </w:rPr>
         <w:t xml:space="preserve">Omega.7 </w:t>
       </w:r>
-      <w:r>
-        <w:rPr>
-          <w:rFonts w:ascii="Times New Roman" w:eastAsia="宋体" w:hAnsi="Times New Roman"/>
-          <w:lang w:eastAsia="zh-CN"/>
-        </w:rPr>
-        <w:t>主端运动轨迹累计长度；</w:t>
+      <w:proofErr w:type="gramStart"/>
+      <w:r>
+        <w:rPr>
+          <w:rFonts w:ascii="Times New Roman" w:eastAsia="宋体" w:hAnsi="Times New Roman"/>
+          <w:lang w:eastAsia="zh-CN"/>
+        </w:rPr>
+        <w:t>主端运动</w:t>
+      </w:r>
+      <w:proofErr w:type="gramEnd"/>
+      <w:r>
+        <w:rPr>
+          <w:rFonts w:ascii="Times New Roman" w:eastAsia="宋体" w:hAnsi="Times New Roman"/>
+          <w:lang w:eastAsia="zh-CN"/>
+        </w:rPr>
+        <w:t>轨迹累计长度；</w:t>
       </w:r>
     </w:p>
     <w:p>
@@ -6688,7 +9271,6 @@
           <w:rFonts w:ascii="Times New Roman" w:eastAsia="宋体" w:hAnsi="Times New Roman"/>
           <w:lang w:eastAsia="zh-CN"/>
         </w:rPr>
-        <w:lastRenderedPageBreak/>
         <w:t>效率评分：</w:t>
       </w:r>
       <w:r>
@@ -6725,6 +9307,7 @@
           <w:rFonts w:ascii="Times New Roman" w:eastAsia="宋体" w:hAnsi="Times New Roman"/>
           <w:lang w:eastAsia="zh-CN"/>
         </w:rPr>
+        <w:lastRenderedPageBreak/>
         <w:t>操作负荷：</w:t>
       </w:r>
       <w:r>
@@ -6929,6 +9512,7 @@
         </w:rPr>
         <w:t xml:space="preserve"> 3 </w:t>
       </w:r>
+      <w:proofErr w:type="spellStart"/>
       <w:r>
         <w:rPr>
           <w:rFonts w:ascii="Times New Roman" w:eastAsia="宋体" w:hAnsi="Times New Roman"/>
@@ -6937,6 +9521,7 @@
         </w:rPr>
         <w:t>完成时间对比</w:t>
       </w:r>
+      <w:proofErr w:type="spellEnd"/>
     </w:p>
     <w:tbl>
       <w:tblPr>
@@ -7825,7 +10410,14 @@
           <w:rFonts w:ascii="Times New Roman" w:eastAsia="宋体" w:hAnsi="Times New Roman"/>
           <w:lang w:eastAsia="zh-CN"/>
         </w:rPr>
-        <w:t>符号秩检验用于在小样本条件下提供非参数验证。</w:t>
+        <w:t>符</w:t>
+      </w:r>
+      <w:r>
+        <w:rPr>
+          <w:rFonts w:ascii="Times New Roman" w:eastAsia="宋体" w:hAnsi="Times New Roman"/>
+          <w:lang w:eastAsia="zh-CN"/>
+        </w:rPr>
+        <w:t>号秩检验用于在小样本条件下提供非参数验证。</w:t>
       </w:r>
     </w:p>
     <w:p>
@@ -7904,6 +10496,7 @@
               <w:spacing w:before="20" w:after="20"/>
               <w:jc w:val="center"/>
             </w:pPr>
+            <w:proofErr w:type="spellStart"/>
             <w:r>
               <w:rPr>
                 <w:rFonts w:ascii="Times New Roman" w:eastAsia="宋体" w:hAnsi="Times New Roman"/>
@@ -7912,6 +10505,7 @@
               </w:rPr>
               <w:t>对比</w:t>
             </w:r>
+            <w:proofErr w:type="spellEnd"/>
           </w:p>
         </w:tc>
         <w:tc>
@@ -8342,7 +10936,23 @@
           <w:rFonts w:ascii="Times New Roman" w:eastAsia="宋体" w:hAnsi="Times New Roman"/>
           <w:lang w:eastAsia="zh-CN"/>
         </w:rPr>
-        <w:t>的对比表明，仅提供视觉识别或观察并不足以获得同等效率提升；视觉语义需要进一步作用于阻抗、力反馈和夹爪参数，才能形成稳定的辅助效果。</w:t>
+        <w:t>的对比表明，仅提供视觉识别或观察并不足以获得同等效率提升；视觉语义需要进一步作用于阻抗、力反馈</w:t>
+      </w:r>
+      <w:proofErr w:type="gramStart"/>
+      <w:r>
+        <w:rPr>
+          <w:rFonts w:ascii="Times New Roman" w:eastAsia="宋体" w:hAnsi="Times New Roman"/>
+          <w:lang w:eastAsia="zh-CN"/>
+        </w:rPr>
+        <w:t>和夹爪参数</w:t>
+      </w:r>
+      <w:proofErr w:type="gramEnd"/>
+      <w:r>
+        <w:rPr>
+          <w:rFonts w:ascii="Times New Roman" w:eastAsia="宋体" w:hAnsi="Times New Roman"/>
+          <w:lang w:eastAsia="zh-CN"/>
+        </w:rPr>
+        <w:t>，才能形成稳定的辅助效果。</w:t>
       </w:r>
     </w:p>
     <w:p>
@@ -8453,12 +11063,21 @@
         </w:rPr>
         <w:t xml:space="preserve">6.2 </w:t>
       </w:r>
+      <w:proofErr w:type="gramStart"/>
       <w:r>
         <w:rPr>
           <w:rFonts w:ascii="Times New Roman" w:eastAsia="黑体" w:hAnsi="Times New Roman"/>
           <w:lang w:eastAsia="zh-CN"/>
         </w:rPr>
-        <w:t>主端轨迹长度</w:t>
+        <w:t>主端轨迹</w:t>
+      </w:r>
+      <w:proofErr w:type="gramEnd"/>
+      <w:r>
+        <w:rPr>
+          <w:rFonts w:ascii="Times New Roman" w:eastAsia="黑体" w:hAnsi="Times New Roman"/>
+          <w:lang w:eastAsia="zh-CN"/>
+        </w:rPr>
+        <w:t>长度</w:t>
       </w:r>
       <w:bookmarkEnd w:id="19"/>
     </w:p>
@@ -8491,7 +11110,23 @@
           <w:rFonts w:ascii="Times New Roman" w:eastAsia="宋体" w:hAnsi="Times New Roman"/>
           <w:lang w:eastAsia="zh-CN"/>
         </w:rPr>
-        <w:t>给出了主端轨迹长度结果。</w:t>
+        <w:t>给出</w:t>
+      </w:r>
+      <w:proofErr w:type="gramStart"/>
+      <w:r>
+        <w:rPr>
+          <w:rFonts w:ascii="Times New Roman" w:eastAsia="宋体" w:hAnsi="Times New Roman"/>
+          <w:lang w:eastAsia="zh-CN"/>
+        </w:rPr>
+        <w:t>了主端轨迹</w:t>
+      </w:r>
+      <w:proofErr w:type="gramEnd"/>
+      <w:r>
+        <w:rPr>
+          <w:rFonts w:ascii="Times New Roman" w:eastAsia="宋体" w:hAnsi="Times New Roman"/>
+          <w:lang w:eastAsia="zh-CN"/>
+        </w:rPr>
+        <w:t>长度结果。</w:t>
       </w:r>
     </w:p>
     <w:p>
@@ -8516,6 +11151,7 @@
         </w:rPr>
         <w:t xml:space="preserve"> 5 </w:t>
       </w:r>
+      <w:proofErr w:type="spellStart"/>
       <w:r>
         <w:rPr>
           <w:rFonts w:ascii="Times New Roman" w:eastAsia="宋体" w:hAnsi="Times New Roman"/>
@@ -8524,6 +11160,7 @@
         </w:rPr>
         <w:t>主端轨迹长度对比</w:t>
       </w:r>
+      <w:proofErr w:type="spellEnd"/>
     </w:p>
     <w:tbl>
       <w:tblPr>
@@ -9165,12 +11802,21 @@
         </w:rPr>
         <w:t xml:space="preserve">C </w:t>
       </w:r>
-      <w:r>
-        <w:rPr>
-          <w:rFonts w:ascii="Times New Roman" w:eastAsia="宋体" w:hAnsi="Times New Roman"/>
-          <w:lang w:eastAsia="zh-CN"/>
-        </w:rPr>
-        <w:t>模式主端轨迹长度最短，为</w:t>
+      <w:proofErr w:type="gramStart"/>
+      <w:r>
+        <w:rPr>
+          <w:rFonts w:ascii="Times New Roman" w:eastAsia="宋体" w:hAnsi="Times New Roman"/>
+          <w:lang w:eastAsia="zh-CN"/>
+        </w:rPr>
+        <w:t>模式主端轨迹</w:t>
+      </w:r>
+      <w:proofErr w:type="gramEnd"/>
+      <w:r>
+        <w:rPr>
+          <w:rFonts w:ascii="Times New Roman" w:eastAsia="宋体" w:hAnsi="Times New Roman"/>
+          <w:lang w:eastAsia="zh-CN"/>
+        </w:rPr>
+        <w:t>长度最短，为</w:t>
       </w:r>
       <w:r>
         <w:rPr>
@@ -9284,6 +11930,7 @@
         </w:rPr>
         <w:t xml:space="preserve"> 6 </w:t>
       </w:r>
+      <w:proofErr w:type="gramStart"/>
       <w:r>
         <w:rPr>
           <w:rFonts w:ascii="Times New Roman" w:eastAsia="宋体" w:hAnsi="Times New Roman"/>
@@ -9291,7 +11938,17 @@
           <w:sz w:val="21"/>
           <w:lang w:eastAsia="zh-CN"/>
         </w:rPr>
-        <w:t>主端轨迹长度配对统计检验</w:t>
+        <w:t>主端轨迹</w:t>
+      </w:r>
+      <w:proofErr w:type="gramEnd"/>
+      <w:r>
+        <w:rPr>
+          <w:rFonts w:ascii="Times New Roman" w:eastAsia="宋体" w:hAnsi="Times New Roman"/>
+          <w:b/>
+          <w:sz w:val="21"/>
+          <w:lang w:eastAsia="zh-CN"/>
+        </w:rPr>
+        <w:t>长度配对统计检验</w:t>
       </w:r>
     </w:p>
     <w:tbl>
@@ -9333,6 +11990,7 @@
               <w:spacing w:before="20" w:after="20"/>
               <w:jc w:val="center"/>
             </w:pPr>
+            <w:proofErr w:type="spellStart"/>
             <w:r>
               <w:rPr>
                 <w:rFonts w:ascii="Times New Roman" w:eastAsia="宋体" w:hAnsi="Times New Roman"/>
@@ -9341,6 +11999,7 @@
               </w:rPr>
               <w:t>对比</w:t>
             </w:r>
+            <w:proofErr w:type="spellEnd"/>
           </w:p>
         </w:tc>
         <w:tc>
@@ -9715,6 +12374,7 @@
           <w:rFonts w:ascii="Times New Roman" w:eastAsia="宋体" w:hAnsi="Times New Roman"/>
           <w:lang w:eastAsia="zh-CN"/>
         </w:rPr>
+        <w:lastRenderedPageBreak/>
         <w:t>由表</w:t>
       </w:r>
       <w:r>
@@ -9799,7 +12459,23 @@
           <w:rFonts w:ascii="Times New Roman" w:eastAsia="宋体" w:hAnsi="Times New Roman"/>
           <w:lang w:eastAsia="zh-CN"/>
         </w:rPr>
-        <w:t>接近显著。因而，主端轨迹长度可作为操作效率改善的辅助证据，但不作为本文核心结论。本文核心证据主要来自完成时间、成功率和主观评价。</w:t>
+        <w:t>接近显著。因而，</w:t>
+      </w:r>
+      <w:proofErr w:type="gramStart"/>
+      <w:r>
+        <w:rPr>
+          <w:rFonts w:ascii="Times New Roman" w:eastAsia="宋体" w:hAnsi="Times New Roman"/>
+          <w:lang w:eastAsia="zh-CN"/>
+        </w:rPr>
+        <w:t>主端轨迹</w:t>
+      </w:r>
+      <w:proofErr w:type="gramEnd"/>
+      <w:r>
+        <w:rPr>
+          <w:rFonts w:ascii="Times New Roman" w:eastAsia="宋体" w:hAnsi="Times New Roman"/>
+          <w:lang w:eastAsia="zh-CN"/>
+        </w:rPr>
+        <w:t>长度可作为操作效率改善的辅助证据，但不作为本文核心结论。本文核心证据主要来自完成时间、成功率和主观评价。</w:t>
       </w:r>
     </w:p>
     <w:p>
@@ -9881,6 +12557,7 @@
         </w:rPr>
         <w:t xml:space="preserve"> 7 </w:t>
       </w:r>
+      <w:proofErr w:type="spellStart"/>
       <w:r>
         <w:rPr>
           <w:rFonts w:ascii="Times New Roman" w:eastAsia="宋体" w:hAnsi="Times New Roman"/>
@@ -9889,6 +12566,7 @@
         </w:rPr>
         <w:t>成功率对比</w:t>
       </w:r>
+      <w:proofErr w:type="spellEnd"/>
     </w:p>
     <w:tbl>
       <w:tblPr>
@@ -10672,7 +13350,14 @@
           <w:rFonts w:ascii="Times New Roman" w:eastAsia="宋体" w:hAnsi="Times New Roman"/>
           <w:lang w:eastAsia="zh-CN"/>
         </w:rPr>
-        <w:t>给出了效率评分、操作负荷和抓取品质评分结果。评分采用</w:t>
+        <w:t>给出了效率评分、操作负荷和抓取品质评分结果。评</w:t>
+      </w:r>
+      <w:r>
+        <w:rPr>
+          <w:rFonts w:ascii="Times New Roman" w:eastAsia="宋体" w:hAnsi="Times New Roman"/>
+          <w:lang w:eastAsia="zh-CN"/>
+        </w:rPr>
+        <w:t>分采用</w:t>
       </w:r>
       <w:r>
         <w:rPr>
@@ -10711,6 +13396,7 @@
         </w:rPr>
         <w:t xml:space="preserve"> 8 </w:t>
       </w:r>
+      <w:proofErr w:type="spellStart"/>
       <w:r>
         <w:rPr>
           <w:rFonts w:ascii="Times New Roman" w:eastAsia="宋体" w:hAnsi="Times New Roman"/>
@@ -10719,6 +13405,7 @@
         </w:rPr>
         <w:t>主观评分对比</w:t>
       </w:r>
+      <w:proofErr w:type="spellEnd"/>
     </w:p>
     <w:tbl>
       <w:tblPr>
@@ -11452,6 +14139,7 @@
           <w:b/>
           <w:sz w:val="21"/>
         </w:rPr>
+        <w:lastRenderedPageBreak/>
         <w:t>表</w:t>
       </w:r>
       <w:r>
@@ -11462,6 +14150,7 @@
         </w:rPr>
         <w:t xml:space="preserve"> 9 </w:t>
       </w:r>
+      <w:proofErr w:type="spellStart"/>
       <w:r>
         <w:rPr>
           <w:rFonts w:ascii="Times New Roman" w:eastAsia="宋体" w:hAnsi="Times New Roman"/>
@@ -11470,6 +14159,7 @@
         </w:rPr>
         <w:t>主观评分统计检验</w:t>
       </w:r>
+      <w:proofErr w:type="spellEnd"/>
     </w:p>
     <w:tbl>
       <w:tblPr>
@@ -12134,7 +14824,14 @@
           <w:rFonts w:ascii="Times New Roman" w:eastAsia="宋体" w:hAnsi="Times New Roman"/>
           <w:lang w:eastAsia="zh-CN"/>
         </w:rPr>
-        <w:t xml:space="preserve"> medium </w:t>
+        <w:t xml:space="preserve"> </w:t>
+      </w:r>
+      <w:r>
+        <w:rPr>
+          <w:rFonts w:ascii="Times New Roman" w:eastAsia="宋体" w:hAnsi="Times New Roman"/>
+          <w:lang w:eastAsia="zh-CN"/>
+        </w:rPr>
+        <w:t xml:space="preserve">medium </w:t>
       </w:r>
       <w:r>
         <w:rPr>
@@ -12201,7 +14898,23 @@
           <w:rFonts w:ascii="Times New Roman" w:eastAsia="宋体" w:hAnsi="Times New Roman"/>
           <w:lang w:eastAsia="zh-CN"/>
         </w:rPr>
-        <w:t>实验数据中，视觉自动模式和视觉消融模式存在少量主端最大速度尖峰。分析认为，该现象可能与视觉模式下</w:t>
+        <w:t>实验数据中，视觉自动模式和视觉消融模式存在少量</w:t>
+      </w:r>
+      <w:proofErr w:type="gramStart"/>
+      <w:r>
+        <w:rPr>
+          <w:rFonts w:ascii="Times New Roman" w:eastAsia="宋体" w:hAnsi="Times New Roman"/>
+          <w:lang w:eastAsia="zh-CN"/>
+        </w:rPr>
+        <w:t>主端最大</w:t>
+      </w:r>
+      <w:proofErr w:type="gramEnd"/>
+      <w:r>
+        <w:rPr>
+          <w:rFonts w:ascii="Times New Roman" w:eastAsia="宋体" w:hAnsi="Times New Roman"/>
+          <w:lang w:eastAsia="zh-CN"/>
+        </w:rPr>
+        <w:t>速度尖峰。分析认为，该现象可能与视觉模式下</w:t>
       </w:r>
       <w:r>
         <w:rPr>
@@ -12243,7 +14956,47 @@
           <w:rFonts w:ascii="Times New Roman" w:eastAsia="宋体" w:hAnsi="Times New Roman"/>
           <w:lang w:eastAsia="zh-CN"/>
         </w:rPr>
-        <w:t>带宽竞争、主端位置读取瞬时跳变或数据采样异常有关。由于最大速度对单点异常非常敏感，本文不将最大速度作为核心评价指标，而主要采用完成时间、轨迹长度、成功率和主观评分进行综合评价。后续系统实现中可通过设备分总线连接、主端输入滤波和异常采样剔除进一步提高数据质量。</w:t>
+        <w:t>带宽竞争、</w:t>
+      </w:r>
+      <w:proofErr w:type="gramStart"/>
+      <w:r>
+        <w:rPr>
+          <w:rFonts w:ascii="Times New Roman" w:eastAsia="宋体" w:hAnsi="Times New Roman"/>
+          <w:lang w:eastAsia="zh-CN"/>
+        </w:rPr>
+        <w:t>主端位置</w:t>
+      </w:r>
+      <w:proofErr w:type="gramEnd"/>
+      <w:r>
+        <w:rPr>
+          <w:rFonts w:ascii="Times New Roman" w:eastAsia="宋体" w:hAnsi="Times New Roman"/>
+          <w:lang w:eastAsia="zh-CN"/>
+        </w:rPr>
+        <w:lastRenderedPageBreak/>
+        <w:t>读取瞬时跳变或数据采样异常有关。由于最大速度对单点异常非常敏感，本文不将最大速度作为核心评价指标，而主要采用完成时间、轨迹长度、成功率和主观评分</w:t>
+      </w:r>
+      <w:r>
+        <w:rPr>
+          <w:rFonts w:ascii="Times New Roman" w:eastAsia="宋体" w:hAnsi="Times New Roman"/>
+          <w:lang w:eastAsia="zh-CN"/>
+        </w:rPr>
+        <w:t>进行综合评价。后续系统实现中可通过设备分总线连接、</w:t>
+      </w:r>
+      <w:proofErr w:type="gramStart"/>
+      <w:r>
+        <w:rPr>
+          <w:rFonts w:ascii="Times New Roman" w:eastAsia="宋体" w:hAnsi="Times New Roman"/>
+          <w:lang w:eastAsia="zh-CN"/>
+        </w:rPr>
+        <w:t>主端输入</w:t>
+      </w:r>
+      <w:proofErr w:type="gramEnd"/>
+      <w:r>
+        <w:rPr>
+          <w:rFonts w:ascii="Times New Roman" w:eastAsia="宋体" w:hAnsi="Times New Roman"/>
+          <w:lang w:eastAsia="zh-CN"/>
+        </w:rPr>
+        <w:t>滤波和异常采样剔除进一步提高数据质量。</w:t>
       </w:r>
     </w:p>
     <w:p>
@@ -12286,7 +15039,23 @@
           <w:rFonts w:ascii="Times New Roman" w:eastAsia="宋体" w:hAnsi="Times New Roman"/>
           <w:lang w:eastAsia="zh-CN"/>
         </w:rPr>
-        <w:t>实验结果表明，视觉语义驱动的多参数阻抗辅助方法能够提升遥操作抓取效率。相较于固定参数模式，视觉自动模式能够根据物体属性自动配置阻抗和力反馈参数，从而减少操作者在不同物体之间反复试探的时间。相较于人工选择模式，视觉自动模式避免了人工判断和按键选择过程，降低了认知负担，并提高了操作连续性。相较于视觉消融模式，视觉自动模式不仅显示视觉结果，还将视觉语义直接作用于控制参数，因此在完成时间、成功率和抓取品质方面具有更充分的综合优势。</w:t>
+        <w:t>实验结果表明，视觉语义驱动的多参数阻抗辅助方法能够提升</w:t>
+      </w:r>
+      <w:proofErr w:type="gramStart"/>
+      <w:r>
+        <w:rPr>
+          <w:rFonts w:ascii="Times New Roman" w:eastAsia="宋体" w:hAnsi="Times New Roman"/>
+          <w:lang w:eastAsia="zh-CN"/>
+        </w:rPr>
+        <w:t>遥操作</w:t>
+      </w:r>
+      <w:proofErr w:type="gramEnd"/>
+      <w:r>
+        <w:rPr>
+          <w:rFonts w:ascii="Times New Roman" w:eastAsia="宋体" w:hAnsi="Times New Roman"/>
+          <w:lang w:eastAsia="zh-CN"/>
+        </w:rPr>
+        <w:t>抓取效率。相较于固定参数模式，视觉自动模式能够根据物体属性自动配置阻抗和力反馈参数，从而减少操作者在不同物体之间反复试探的时间。相较于人工选择模式，视觉自动模式避免了人工判断和按键选择过程，降低了认知负担，并提高了操作连续性。相较于视觉消融模式，视觉自动模式不仅显示视觉结果，还将视觉语义直接作用于控制参数，因此在完成时间、成功率和抓取品质方面具有更充分的综合优势。</w:t>
       </w:r>
     </w:p>
     <w:p>
@@ -12332,7 +15101,14 @@
           <w:rFonts w:ascii="Times New Roman" w:eastAsia="宋体" w:hAnsi="Times New Roman"/>
           <w:lang w:eastAsia="zh-CN"/>
         </w:rPr>
-        <w:t>模式完成时间优势较明显，说明较高刚度和较强力反馈有助于硬物体快速稳定抓取。</w:t>
+        <w:t>模式完成时间优势较明显，说明较高刚度和较强</w:t>
+      </w:r>
+      <w:r>
+        <w:rPr>
+          <w:rFonts w:ascii="Times New Roman" w:eastAsia="宋体" w:hAnsi="Times New Roman"/>
+          <w:lang w:eastAsia="zh-CN"/>
+        </w:rPr>
+        <w:t>力反馈有助于硬物体快速稳定抓取。</w:t>
       </w:r>
       <w:r>
         <w:rPr>
@@ -12388,7 +15164,55 @@
           <w:rFonts w:ascii="Times New Roman" w:eastAsia="宋体" w:hAnsi="Times New Roman"/>
           <w:lang w:eastAsia="zh-CN"/>
         </w:rPr>
-        <w:t>模式完成时间最短，但路径长度不是最短，说明软物体操作仍受操作者路径规划、抓取姿态和主端输入稳定性的影响。该现象提示，后续可在软物体任务中进一步引入力限制、接触阶段识别和夹爪闭合过程中的柔顺调节。</w:t>
+        <w:t>模式完成时间最短，但路径长度不是最短，说明软物体操作仍</w:t>
+      </w:r>
+      <w:proofErr w:type="gramStart"/>
+      <w:r>
+        <w:rPr>
+          <w:rFonts w:ascii="Times New Roman" w:eastAsia="宋体" w:hAnsi="Times New Roman"/>
+          <w:lang w:eastAsia="zh-CN"/>
+        </w:rPr>
+        <w:t>受操作</w:t>
+      </w:r>
+      <w:proofErr w:type="gramEnd"/>
+      <w:r>
+        <w:rPr>
+          <w:rFonts w:ascii="Times New Roman" w:eastAsia="宋体" w:hAnsi="Times New Roman"/>
+          <w:lang w:eastAsia="zh-CN"/>
+        </w:rPr>
+        <w:t>者路径规划、抓取姿态</w:t>
+      </w:r>
+      <w:proofErr w:type="gramStart"/>
+      <w:r>
+        <w:rPr>
+          <w:rFonts w:ascii="Times New Roman" w:eastAsia="宋体" w:hAnsi="Times New Roman"/>
+          <w:lang w:eastAsia="zh-CN"/>
+        </w:rPr>
+        <w:t>和主端输入</w:t>
+      </w:r>
+      <w:proofErr w:type="gramEnd"/>
+      <w:r>
+        <w:rPr>
+          <w:rFonts w:ascii="Times New Roman" w:eastAsia="宋体" w:hAnsi="Times New Roman"/>
+          <w:lang w:eastAsia="zh-CN"/>
+        </w:rPr>
+        <w:t>稳定性的影响。该现象提示，后续可在软物体任务中进一步引入力限制、接触阶段识别</w:t>
+      </w:r>
+      <w:proofErr w:type="gramStart"/>
+      <w:r>
+        <w:rPr>
+          <w:rFonts w:ascii="Times New Roman" w:eastAsia="宋体" w:hAnsi="Times New Roman"/>
+          <w:lang w:eastAsia="zh-CN"/>
+        </w:rPr>
+        <w:t>和夹爪闭合</w:t>
+      </w:r>
+      <w:proofErr w:type="gramEnd"/>
+      <w:r>
+        <w:rPr>
+          <w:rFonts w:ascii="Times New Roman" w:eastAsia="宋体" w:hAnsi="Times New Roman"/>
+          <w:lang w:eastAsia="zh-CN"/>
+        </w:rPr>
+        <w:t>过程中的柔顺调节。</w:t>
       </w:r>
     </w:p>
     <w:p>
@@ -12406,7 +15230,46 @@
           <w:rFonts w:ascii="Times New Roman" w:eastAsia="宋体" w:hAnsi="Times New Roman"/>
           <w:lang w:eastAsia="zh-CN"/>
         </w:rPr>
-        <w:t>本文方法与传统变阻抗控制的差异在于，参数调度依据并非单一力误差或轨迹误差，而是来自视觉语义的任务先验。该设计降低了对高精度力传感或复杂在线优化的依赖，适合工程型遥操作平台快速部署。同时，该方法并不排斥力觉自适应或学习型阻抗控制，后续可将视觉语义作为初始参数先验，再结合接触力、滑移状态和任务阶段进行在线微调。</w:t>
+        <w:t>本文方法与传统变阻抗控制的差异在于，参数调度依据并非单一力误差或轨迹误差，而是来自视觉语义的任务先验。该设计降低了对高精度力传感或复杂在线优化的依赖，适合工</w:t>
+      </w:r>
+      <w:r>
+        <w:rPr>
+          <w:rFonts w:ascii="Times New Roman" w:eastAsia="宋体" w:hAnsi="Times New Roman"/>
+          <w:lang w:eastAsia="zh-CN"/>
+        </w:rPr>
+        <w:t>程</w:t>
+      </w:r>
+      <w:proofErr w:type="gramStart"/>
+      <w:r>
+        <w:rPr>
+          <w:rFonts w:ascii="Times New Roman" w:eastAsia="宋体" w:hAnsi="Times New Roman"/>
+          <w:lang w:eastAsia="zh-CN"/>
+        </w:rPr>
+        <w:t>型遥操作</w:t>
+      </w:r>
+      <w:proofErr w:type="gramEnd"/>
+      <w:r>
+        <w:rPr>
+          <w:rFonts w:ascii="Times New Roman" w:eastAsia="宋体" w:hAnsi="Times New Roman"/>
+          <w:lang w:eastAsia="zh-CN"/>
+        </w:rPr>
+        <w:t>平台快速部署。同时，该方法并不</w:t>
+      </w:r>
+      <w:proofErr w:type="gramStart"/>
+      <w:r>
+        <w:rPr>
+          <w:rFonts w:ascii="Times New Roman" w:eastAsia="宋体" w:hAnsi="Times New Roman"/>
+          <w:lang w:eastAsia="zh-CN"/>
+        </w:rPr>
+        <w:t>排斥力觉自适应</w:t>
+      </w:r>
+      <w:proofErr w:type="gramEnd"/>
+      <w:r>
+        <w:rPr>
+          <w:rFonts w:ascii="Times New Roman" w:eastAsia="宋体" w:hAnsi="Times New Roman"/>
+          <w:lang w:eastAsia="zh-CN"/>
+        </w:rPr>
+        <w:t>或学习型阻抗控制，后续可将视觉语义作为初始参数先验，再结合接触力、滑移状态和任务阶段进行在线微调。</w:t>
       </w:r>
     </w:p>
     <w:p>
@@ -12419,11 +15282,19 @@
           <w:lang w:eastAsia="zh-CN"/>
         </w:rPr>
       </w:pPr>
-      <w:r>
-        <w:rPr>
-          <w:rFonts w:ascii="Times New Roman" w:eastAsia="宋体" w:hAnsi="Times New Roman"/>
-        </w:rPr>
-        <w:t>本文仍存在一定局限性。</w:t>
+      <w:proofErr w:type="spellStart"/>
+      <w:r>
+        <w:rPr>
+          <w:rFonts w:ascii="Times New Roman" w:eastAsia="宋体" w:hAnsi="Times New Roman"/>
+        </w:rPr>
+        <w:t>本文仍存在一定局限性</w:t>
+      </w:r>
+      <w:proofErr w:type="spellEnd"/>
+      <w:r>
+        <w:rPr>
+          <w:rFonts w:ascii="Times New Roman" w:eastAsia="宋体" w:hAnsi="Times New Roman"/>
+        </w:rPr>
+        <w:t>。</w:t>
       </w:r>
       <w:r>
         <w:rPr>
@@ -12486,7 +15357,14 @@
           <w:rFonts w:ascii="Times New Roman" w:eastAsia="宋体" w:hAnsi="Times New Roman"/>
           <w:lang w:eastAsia="zh-CN"/>
         </w:rPr>
-        <w:t>三类，尚未覆盖连续材质变化、复合材料和复杂多物体场景。最后，视觉模式下出现的速度尖峰提示系统在</w:t>
+        <w:t>三类，尚未覆盖连续材质变化、复合材料和</w:t>
+      </w:r>
+      <w:r>
+        <w:rPr>
+          <w:rFonts w:ascii="Times New Roman" w:eastAsia="宋体" w:hAnsi="Times New Roman"/>
+          <w:lang w:eastAsia="zh-CN"/>
+        </w:rPr>
+        <w:t>复杂多物体场景。最后，视觉模式下出现的速度尖峰提示系统在</w:t>
       </w:r>
       <w:r>
         <w:rPr>
@@ -12517,6 +15395,7 @@
           <w:rFonts w:ascii="Times New Roman" w:eastAsia="黑体" w:hAnsi="Times New Roman"/>
           <w:lang w:eastAsia="zh-CN"/>
         </w:rPr>
+        <w:lastRenderedPageBreak/>
         <w:t xml:space="preserve">8 </w:t>
       </w:r>
       <w:r>
@@ -12543,7 +15422,23 @@
           <w:rFonts w:ascii="Times New Roman" w:eastAsia="宋体" w:hAnsi="Times New Roman"/>
           <w:lang w:eastAsia="zh-CN"/>
         </w:rPr>
-        <w:t>本文提出了一种视觉语义驱动的多参数阻抗辅助遥操作方法。该方法利用</w:t>
+        <w:t>本文提出了一种视觉语义驱动的多参数阻抗</w:t>
+      </w:r>
+      <w:proofErr w:type="gramStart"/>
+      <w:r>
+        <w:rPr>
+          <w:rFonts w:ascii="Times New Roman" w:eastAsia="宋体" w:hAnsi="Times New Roman"/>
+          <w:lang w:eastAsia="zh-CN"/>
+        </w:rPr>
+        <w:t>辅助遥操作</w:t>
+      </w:r>
+      <w:proofErr w:type="gramEnd"/>
+      <w:r>
+        <w:rPr>
+          <w:rFonts w:ascii="Times New Roman" w:eastAsia="宋体" w:hAnsi="Times New Roman"/>
+          <w:lang w:eastAsia="zh-CN"/>
+        </w:rPr>
+        <w:t>方法。该方法利用</w:t>
       </w:r>
       <w:r>
         <w:rPr>
@@ -12650,26 +15545,60 @@
         </w:rPr>
         <w:t xml:space="preserve">Omega.7 </w:t>
       </w:r>
-      <w:r>
-        <w:rPr>
-          <w:rFonts w:ascii="Times New Roman" w:eastAsia="宋体" w:hAnsi="Times New Roman"/>
-          <w:lang w:eastAsia="zh-CN"/>
-        </w:rPr>
-        <w:t>主端力反馈和</w:t>
-      </w:r>
-      <w:r>
-        <w:rPr>
-          <w:rFonts w:ascii="Times New Roman" w:eastAsia="宋体" w:hAnsi="Times New Roman"/>
-          <w:lang w:eastAsia="zh-CN"/>
-        </w:rPr>
-        <w:t xml:space="preserve"> Franka Hand </w:t>
-      </w:r>
-      <w:r>
-        <w:rPr>
-          <w:rFonts w:ascii="Times New Roman" w:eastAsia="宋体" w:hAnsi="Times New Roman"/>
-          <w:lang w:eastAsia="zh-CN"/>
-        </w:rPr>
-        <w:t>夹爪参数。</w:t>
+      <w:proofErr w:type="gramStart"/>
+      <w:r>
+        <w:rPr>
+          <w:rFonts w:ascii="Times New Roman" w:eastAsia="宋体" w:hAnsi="Times New Roman"/>
+          <w:lang w:eastAsia="zh-CN"/>
+        </w:rPr>
+        <w:t>主端力</w:t>
+      </w:r>
+      <w:proofErr w:type="gramEnd"/>
+      <w:r>
+        <w:rPr>
+          <w:rFonts w:ascii="Times New Roman" w:eastAsia="宋体" w:hAnsi="Times New Roman"/>
+          <w:lang w:eastAsia="zh-CN"/>
+        </w:rPr>
+        <w:t>反馈和</w:t>
+      </w:r>
+      <w:r>
+        <w:rPr>
+          <w:rFonts w:ascii="Times New Roman" w:eastAsia="宋体" w:hAnsi="Times New Roman"/>
+          <w:lang w:eastAsia="zh-CN"/>
+        </w:rPr>
+        <w:t xml:space="preserve"> </w:t>
+      </w:r>
+      <w:proofErr w:type="spellStart"/>
+      <w:r>
+        <w:rPr>
+          <w:rFonts w:ascii="Times New Roman" w:eastAsia="宋体" w:hAnsi="Times New Roman"/>
+          <w:lang w:eastAsia="zh-CN"/>
+        </w:rPr>
+        <w:t>Franka</w:t>
+      </w:r>
+      <w:proofErr w:type="spellEnd"/>
+      <w:r>
+        <w:rPr>
+          <w:rFonts w:ascii="Times New Roman" w:eastAsia="宋体" w:hAnsi="Times New Roman"/>
+          <w:lang w:eastAsia="zh-CN"/>
+        </w:rPr>
+        <w:t xml:space="preserve"> Hand </w:t>
+      </w:r>
+      <w:proofErr w:type="gramStart"/>
+      <w:r>
+        <w:rPr>
+          <w:rFonts w:ascii="Times New Roman" w:eastAsia="宋体" w:hAnsi="Times New Roman"/>
+          <w:lang w:eastAsia="zh-CN"/>
+        </w:rPr>
+        <w:t>夹爪参数</w:t>
+      </w:r>
+      <w:proofErr w:type="gramEnd"/>
+      <w:r>
+        <w:rPr>
+          <w:rFonts w:ascii="Times New Roman" w:eastAsia="宋体" w:hAnsi="Times New Roman"/>
+          <w:lang w:eastAsia="zh-CN"/>
+        </w:rPr>
+        <w:t>。</w:t>
       </w:r>
     </w:p>
     <w:p>
@@ -12715,7 +15644,14 @@
           <w:rFonts w:ascii="Times New Roman" w:eastAsia="宋体" w:hAnsi="Times New Roman"/>
           <w:lang w:eastAsia="zh-CN"/>
         </w:rPr>
-        <w:t>次抓取实验。结果表明，视觉自动模式在三类物体上的平均完成时间均为最短，总体平均完成时间为</w:t>
+        <w:t>次抓取实</w:t>
+      </w:r>
+      <w:r>
+        <w:rPr>
+          <w:rFonts w:ascii="Times New Roman" w:eastAsia="宋体" w:hAnsi="Times New Roman"/>
+          <w:lang w:eastAsia="zh-CN"/>
+        </w:rPr>
+        <w:t>验。结果表明，视觉自动模式在三类物体上的平均完成时间均为最短，总体平均完成时间为</w:t>
       </w:r>
       <w:r>
         <w:rPr>
@@ -12841,7 +15777,30 @@
           <w:rFonts w:ascii="Times New Roman" w:eastAsia="宋体" w:hAnsi="Times New Roman"/>
           <w:lang w:eastAsia="zh-CN"/>
         </w:rPr>
-        <w:t>。主观评价结果表明，视觉自动模式具有最高效率评分、最低操作负荷和最高抓取品质评分，其中抓取品质相对于视觉消融模式差异显著。以上结果验证了所提方法在提高遥操作效率、降低操作者负担和改善抓取体验方面的有效性。</w:t>
+        <w:t>。主观评价结果表明，视觉自动模式具有最高效率评分、最低操作负荷和最高抓取品质评分，其中抓取品质相对于视觉消融模式差异显著。以上结果验证了所</w:t>
+      </w:r>
+      <w:r>
+        <w:rPr>
+          <w:rFonts w:ascii="Times New Roman" w:eastAsia="宋体" w:hAnsi="Times New Roman"/>
+          <w:lang w:eastAsia="zh-CN"/>
+        </w:rPr>
+        <w:t>提方法在</w:t>
+      </w:r>
+      <w:proofErr w:type="gramStart"/>
+      <w:r>
+        <w:rPr>
+          <w:rFonts w:ascii="Times New Roman" w:eastAsia="宋体" w:hAnsi="Times New Roman"/>
+          <w:lang w:eastAsia="zh-CN"/>
+        </w:rPr>
+        <w:t>提高遥操作</w:t>
+      </w:r>
+      <w:proofErr w:type="gramEnd"/>
+      <w:r>
+        <w:rPr>
+          <w:rFonts w:ascii="Times New Roman" w:eastAsia="宋体" w:hAnsi="Times New Roman"/>
+          <w:lang w:eastAsia="zh-CN"/>
+        </w:rPr>
+        <w:t>效率、降低操作者负担和改善抓取体验方面的有效性。</w:t>
       </w:r>
     </w:p>
     <w:p>
@@ -12850,6 +15809,7 @@
         <w:spacing w:before="240"/>
       </w:pPr>
       <w:bookmarkStart w:id="25" w:name="参考文献"/>
+      <w:proofErr w:type="spellStart"/>
       <w:r>
         <w:rPr>
           <w:rFonts w:ascii="Times New Roman" w:eastAsia="黑体" w:hAnsi="Times New Roman"/>
@@ -12858,6 +15818,7 @@
         <w:t>参考文献</w:t>
       </w:r>
       <w:bookmarkEnd w:id="25"/>
+      <w:proofErr w:type="spellEnd"/>
     </w:p>
     <w:p>
       <w:pPr>
@@ -12880,7 +15841,14 @@
           <w:rFonts w:ascii="Times New Roman" w:eastAsia="宋体" w:hAnsi="Times New Roman"/>
           <w:sz w:val="21"/>
         </w:rPr>
-        <w:t>[2] Hogan N. Stable execution of contact tasks using impedance control[C]//Proceedings of IEEE International Conference on Robotics and Automation. 1987.</w:t>
+        <w:t>[2] Hogan N. Stable execution of contact tasks using impedance control[C]/</w:t>
+      </w:r>
+      <w:r>
+        <w:rPr>
+          <w:rFonts w:ascii="Times New Roman" w:eastAsia="宋体" w:hAnsi="Times New Roman"/>
+          <w:sz w:val="21"/>
+        </w:rPr>
+        <w:t>/Proceedings of IEEE International Conference on Robotics and Automation. 1987.</w:t>
       </w:r>
     </w:p>
     <w:p>
@@ -12904,7 +15872,14 @@
           <w:rFonts w:ascii="Times New Roman" w:eastAsia="宋体" w:hAnsi="Times New Roman"/>
           <w:sz w:val="21"/>
         </w:rPr>
-        <w:t>[4] Duan J, Gan Y, Chen M, et al. Adaptive variable impedance control for dynamic contact force tracking in uncertain environment[J]. Robotics and Autonomous Systems, 2018, 102: 54-65.</w:t>
+        <w:t>[4] Duan J, Gan Y, Chen M, et al</w:t>
+      </w:r>
+      <w:r>
+        <w:rPr>
+          <w:rFonts w:ascii="Times New Roman" w:eastAsia="宋体" w:hAnsi="Times New Roman"/>
+          <w:sz w:val="21"/>
+        </w:rPr>
+        <w:t>. Adaptive variable impedance control for dynamic contact force tracking in uncertain environment[J]. Robotics and Autonomous Systems, 2018, 102: 54-65.</w:t>
       </w:r>
     </w:p>
     <w:p>
@@ -12916,7 +15891,14 @@
           <w:rFonts w:ascii="Times New Roman" w:eastAsia="宋体" w:hAnsi="Times New Roman"/>
           <w:sz w:val="21"/>
         </w:rPr>
-        <w:t>[5] Roveda L, Vicentini F, Pedrocchi N, et al. Fuzzy impedance control for enhancing physical human-robot interaction[C]//Proceedings of IEEE International Conference on Robotics and Automation. 2016.</w:t>
+        <w:t>[5] Roveda L, Vicentini F, Pedrocchi N, et al. Fuzzy impedance control for enhancing physical human-rob</w:t>
+      </w:r>
+      <w:r>
+        <w:rPr>
+          <w:rFonts w:ascii="Times New Roman" w:eastAsia="宋体" w:hAnsi="Times New Roman"/>
+          <w:sz w:val="21"/>
+        </w:rPr>
+        <w:t>ot interaction[C]//Proceedings of IEEE International Conference on Robotics and Automation. 2016.</w:t>
       </w:r>
     </w:p>
     <w:p>
@@ -12928,7 +15910,14 @@
           <w:rFonts w:ascii="Times New Roman" w:eastAsia="宋体" w:hAnsi="Times New Roman"/>
           <w:sz w:val="21"/>
         </w:rPr>
-        <w:t>[6] Abu-Dakka F J, Rozo L, Caldwell D G. Force-based variable impedance learning for robotic manipulation[J]. Robotics and Autonomous Systems, 2018, 109: 156-167.</w:t>
+        <w:t>[6] Abu-Dakka F J, Rozo L, Caldwell D G. Force-based variable impedance learning for robotic manipulation[J]. Robotics and Autonomous Systems, 2018, 109: 156-</w:t>
+      </w:r>
+      <w:r>
+        <w:rPr>
+          <w:rFonts w:ascii="Times New Roman" w:eastAsia="宋体" w:hAnsi="Times New Roman"/>
+          <w:sz w:val="21"/>
+        </w:rPr>
+        <w:t>167.</w:t>
       </w:r>
     </w:p>
     <w:p>
@@ -12952,7 +15941,14 @@
           <w:rFonts w:ascii="Times New Roman" w:eastAsia="宋体" w:hAnsi="Times New Roman"/>
           <w:sz w:val="21"/>
         </w:rPr>
-        <w:t>[8] Ficuciello F, Villani L, Siciliano B. Variable impedance control of redundant manipulators for intuitive human-robot physical interaction[J]. IEEE Transactions on Robotics, 2015, 31(4): 850-863.</w:t>
+        <w:t>[8] Ficuciello F, Villani L, Siciliano B. Variable impedance control of redundant manipulators for intuitive</w:t>
+      </w:r>
+      <w:r>
+        <w:rPr>
+          <w:rFonts w:ascii="Times New Roman" w:eastAsia="宋体" w:hAnsi="Times New Roman"/>
+          <w:sz w:val="21"/>
+        </w:rPr>
+        <w:t xml:space="preserve"> human-robot physical interaction[J]. IEEE Transactions on Robotics, 2015, 31(4): 850-863.</w:t>
       </w:r>
     </w:p>
     <w:p>
@@ -12964,6 +15960,7 @@
           <w:rFonts w:ascii="Times New Roman" w:eastAsia="宋体" w:hAnsi="Times New Roman"/>
           <w:sz w:val="21"/>
         </w:rPr>
+        <w:lastRenderedPageBreak/>
         <w:t>[9] Buchli J, Stulp F, Theodorou E, et al. Learning variable impedance control[J]. The International Journal of Robotics Research, 2011, 30(7): 820-833.</w:t>
       </w:r>
     </w:p>
@@ -12976,7 +15973,14 @@
           <w:rFonts w:ascii="Times New Roman" w:eastAsia="宋体" w:hAnsi="Times New Roman"/>
           <w:sz w:val="21"/>
         </w:rPr>
-        <w:t>[10] Peternel L, Tsagarakis N, Ajoudani A. Towards multi-modal intention interfaces for human-robot co-manipulation[C]//Proceedings of IEEE/RSJ International Conference on Intelligent Robots and Systems. 2016.</w:t>
+        <w:t>[10] Peterne</w:t>
+      </w:r>
+      <w:r>
+        <w:rPr>
+          <w:rFonts w:ascii="Times New Roman" w:eastAsia="宋体" w:hAnsi="Times New Roman"/>
+          <w:sz w:val="21"/>
+        </w:rPr>
+        <w:t>l L, Tsagarakis N, Ajoudani A. Towards multi-modal intention interfaces for human-robot co-manipulation[C]//Proceedings of IEEE/RSJ International Conference on Intelligent Robots and Systems. 2016.</w:t>
       </w:r>
     </w:p>
     <w:p>
@@ -12988,7 +15992,14 @@
           <w:rFonts w:ascii="Times New Roman" w:eastAsia="宋体" w:hAnsi="Times New Roman"/>
           <w:sz w:val="21"/>
         </w:rPr>
-        <w:t>[11] Hokayem P F, Spong M W. Bilateral teleoperation: An historical survey[J]. Automatica, 2006, 42(12): 2035-2057.</w:t>
+        <w:t>[11] Hokayem P F, Spong M W. Bilateral teleoperation: An h</w:t>
+      </w:r>
+      <w:r>
+        <w:rPr>
+          <w:rFonts w:ascii="Times New Roman" w:eastAsia="宋体" w:hAnsi="Times New Roman"/>
+          <w:sz w:val="21"/>
+        </w:rPr>
+        <w:t>istorical survey[J]. Automatica, 2006, 42(12): 2035-2057.</w:t>
       </w:r>
     </w:p>
     <w:p>
@@ -13012,7 +16023,14 @@
           <w:rFonts w:ascii="Times New Roman" w:eastAsia="宋体" w:hAnsi="Times New Roman"/>
           <w:sz w:val="21"/>
         </w:rPr>
-        <w:t>[13] Niemeyer G, Slotine J J E. Stable adaptive teleoperation[J]. IEEE Journal of Oceanic Engineering, 1991, 16(1): 152-162.</w:t>
+        <w:t>[13] Niemeyer G, Slotine J J E. Stable adaptive teleop</w:t>
+      </w:r>
+      <w:r>
+        <w:rPr>
+          <w:rFonts w:ascii="Times New Roman" w:eastAsia="宋体" w:hAnsi="Times New Roman"/>
+          <w:sz w:val="21"/>
+        </w:rPr>
+        <w:t>eration[J]. IEEE Journal of Oceanic Engineering, 1991, 16(1): 152-162.</w:t>
       </w:r>
     </w:p>
     <w:p>
@@ -13036,7 +16054,14 @@
           <w:rFonts w:ascii="Times New Roman" w:eastAsia="宋体" w:hAnsi="Times New Roman"/>
           <w:sz w:val="21"/>
         </w:rPr>
-        <w:t>[15] Redmon J, Divvala S, Girshick R, et al. You only look once: Unified, real-time object detection[C]//Proceedings of IEEE Conference on Computer Vision and Pattern Recognition. 2016: 779-788.</w:t>
+        <w:t>[15] Redmon J, Div</w:t>
+      </w:r>
+      <w:r>
+        <w:rPr>
+          <w:rFonts w:ascii="Times New Roman" w:eastAsia="宋体" w:hAnsi="Times New Roman"/>
+          <w:sz w:val="21"/>
+        </w:rPr>
+        <w:t>vala S, Girshick R, et al. You only look once: Unified, real-time object detection[C]//Proceedings of IEEE Conference on Computer Vision and Pattern Recognition. 2016: 779-788.</w:t>
       </w:r>
     </w:p>
     <w:p>
@@ -13048,7 +16073,14 @@
           <w:rFonts w:ascii="Times New Roman" w:eastAsia="宋体" w:hAnsi="Times New Roman"/>
           <w:sz w:val="21"/>
         </w:rPr>
-        <w:t>[16] Redmon J, Farhadi A. YOLO9000: Better, faster, stronger[C]//Proceedings of IEEE Conference on Computer Vision and Pattern Recognition. 2017: 7263-7271.</w:t>
+        <w:t>[16] Redmon J, Farhadi A. YOLO9000: Better, faster, stronger[C]//Proceedings of</w:t>
+      </w:r>
+      <w:r>
+        <w:rPr>
+          <w:rFonts w:ascii="Times New Roman" w:eastAsia="宋体" w:hAnsi="Times New Roman"/>
+          <w:sz w:val="21"/>
+        </w:rPr>
+        <w:t xml:space="preserve"> IEEE Conference on Computer Vision and Pattern Recognition. 2017: 7263-7271.</w:t>
       </w:r>
     </w:p>
     <w:p>
@@ -13072,7 +16104,14 @@
           <w:rFonts w:ascii="Times New Roman" w:eastAsia="宋体" w:hAnsi="Times New Roman"/>
           <w:sz w:val="21"/>
         </w:rPr>
-        <w:t>[18] Lenz I, Lee H, Saxena A. Deep learning for detecting robotic grasps[J]. The International Journal of Robotics Research, 2015, 34(4-5): 705-724.</w:t>
+        <w:t xml:space="preserve">[18] Lenz I, Lee H, </w:t>
+      </w:r>
+      <w:r>
+        <w:rPr>
+          <w:rFonts w:ascii="Times New Roman" w:eastAsia="宋体" w:hAnsi="Times New Roman"/>
+          <w:sz w:val="21"/>
+        </w:rPr>
+        <w:t>Saxena A. Deep learning for detecting robotic grasps[J]. The International Journal of Robotics Research, 2015, 34(4-5): 705-724.</w:t>
       </w:r>
     </w:p>
     <w:p>
@@ -13084,7 +16123,14 @@
           <w:rFonts w:ascii="Times New Roman" w:eastAsia="宋体" w:hAnsi="Times New Roman"/>
           <w:sz w:val="21"/>
         </w:rPr>
-        <w:t>[19] Jang E, Vijayanarasimhan S, Pastor P, et al. End-to-end learning of semantic grasping[C]//Proceedings of Conference on Robot Learning. 2017.</w:t>
+        <w:t>[19] Jang E, Vijayanarasimhan S, Pastor P, et al. End-to-end learning of semantic grasping[C]//Proceedings of Conference on Rob</w:t>
+      </w:r>
+      <w:r>
+        <w:rPr>
+          <w:rFonts w:ascii="Times New Roman" w:eastAsia="宋体" w:hAnsi="Times New Roman"/>
+          <w:sz w:val="21"/>
+        </w:rPr>
+        <w:t>ot Learning. 2017.</w:t>
       </w:r>
     </w:p>
     <w:p>
@@ -13108,7 +16154,14 @@
           <w:rFonts w:ascii="Times New Roman" w:eastAsia="宋体" w:hAnsi="Times New Roman"/>
           <w:sz w:val="21"/>
         </w:rPr>
-        <w:t>[21] Oliva A A, Giordano P R, Chaumette F. A general framework for visual impedance control of robotic manipulators[C]//Proceedings of IEEE/RSJ International Conference on Intelligent Robots and Systems. 2018.</w:t>
+        <w:t>[21] Oliva A A, Giordano P R, Chaumette F. A general framework for vis</w:t>
+      </w:r>
+      <w:r>
+        <w:rPr>
+          <w:rFonts w:ascii="Times New Roman" w:eastAsia="宋体" w:hAnsi="Times New Roman"/>
+          <w:sz w:val="21"/>
+        </w:rPr>
+        <w:t>ual impedance control of robotic manipulators[C]//Proceedings of IEEE/RSJ International Conference on Intelligent Robots and Systems. 2018.</w:t>
       </w:r>
     </w:p>
     <w:p>
@@ -13120,7 +16173,14 @@
           <w:rFonts w:ascii="Times New Roman" w:eastAsia="宋体" w:hAnsi="Times New Roman"/>
           <w:sz w:val="21"/>
         </w:rPr>
-        <w:t>[22] Lippiello V, Siciliano B, Villani L. A position-based visual impedance control for robot manipulators[C]//Proceedings of IEEE International Conference on Robotics and Automation. 2007.</w:t>
+        <w:t>[22] Lippiello V, Siciliano B, Villani L. A position-based visual impedance control for robot manipulators[C]//Proce</w:t>
+      </w:r>
+      <w:r>
+        <w:rPr>
+          <w:rFonts w:ascii="Times New Roman" w:eastAsia="宋体" w:hAnsi="Times New Roman"/>
+          <w:sz w:val="21"/>
+        </w:rPr>
+        <w:t>edings of IEEE International Conference on Robotics and Automation. 2007.</w:t>
       </w:r>
     </w:p>
     <w:p>
@@ -13132,6 +16192,7 @@
           <w:rFonts w:ascii="Times New Roman" w:eastAsia="宋体" w:hAnsi="Times New Roman"/>
           <w:sz w:val="21"/>
         </w:rPr>
+        <w:lastRenderedPageBreak/>
         <w:t>[23] Haddadin S, De Luca A, Albu-Schaffer A. Robot collisions: A survey on detection, isolation, and identification[J]. IEEE Transactions on Robotics, 2017, 33(6): 1292-1312.</w:t>
       </w:r>
     </w:p>
@@ -13144,7 +16205,14 @@
           <w:rFonts w:ascii="Times New Roman" w:eastAsia="宋体" w:hAnsi="Times New Roman"/>
           <w:sz w:val="21"/>
         </w:rPr>
-        <w:t>[24] Hart S G, Staveland L E. Development of NASA-TLX (Task Load Index): Results of empirical and theoretical research[M]//Advances in Psychology. Amsterdam: North-Holland, 1988, 52: 139-183.</w:t>
+        <w:t>[24] Ha</w:t>
+      </w:r>
+      <w:r>
+        <w:rPr>
+          <w:rFonts w:ascii="Times New Roman" w:eastAsia="宋体" w:hAnsi="Times New Roman"/>
+          <w:sz w:val="21"/>
+        </w:rPr>
+        <w:t>rt S G, Staveland L E. Development of NASA-TLX (Task Load Index): Results of empirical and theoretical research[M]//Advances in Psychology. Amsterdam: North-Holland, 1988, 52: 139-183.</w:t>
       </w:r>
     </w:p>
     <w:p>
@@ -13159,7 +16227,14 @@
           <w:rFonts w:ascii="Times New Roman" w:eastAsia="宋体" w:hAnsi="Times New Roman"/>
           <w:sz w:val="21"/>
         </w:rPr>
-        <w:t xml:space="preserve">[25] Hart S G. NASA-Task Load Index (NASA-TLX): 20 years later[C]//Proceedings of the Human Factors and Ergonomics Society Annual Meeting. </w:t>
+        <w:t>[25] Hart S G. NASA-Task Load Index (NASA-TLX): 20 years later[C]//Proc</w:t>
+      </w:r>
+      <w:r>
+        <w:rPr>
+          <w:rFonts w:ascii="Times New Roman" w:eastAsia="宋体" w:hAnsi="Times New Roman"/>
+          <w:sz w:val="21"/>
+        </w:rPr>
+        <w:t xml:space="preserve">eedings of the Human Factors and Ergonomics Society Annual Meeting. </w:t>
       </w:r>
       <w:r>
         <w:rPr>
@@ -13807,13 +16882,6 @@
     <w:lsdException w:name="Placeholder Text" w:semiHidden="1"/>
     <w:lsdException w:name="Light Shading"/>
     <w:lsdException w:name="Light List"/>
-    <w:lsdException w:name="Light Grid"/>
-    <w:lsdException w:name="Medium Shading 1"/>
-    <w:lsdException w:name="Medium Shading 2"/>
-    <w:lsdException w:name="Medium List 1"/>
-    <w:lsdException w:name="Medium List 2"/>
-    <w:lsdException w:name="Medium Grid 1"/>
-    <w:lsdException w:name="Medium Grid 2"/>
     <w:lsdException w:name="Medium Grid 3"/>
     <w:lsdException w:name="Dark List"/>
     <w:lsdException w:name="Colorful Shading"/>

--- a/my_test/output/中文核心投稿稿_视觉语义驱动多参数阻抗辅助遥操作方法_公式编号版.docx
+++ b/my_test/output/中文核心投稿稿_视觉语义驱动多参数阻抗辅助遥操作方法_公式编号版.docx
@@ -390,15 +390,33 @@
           <w:sz w:val="21"/>
           <w:lang w:eastAsia="zh-CN"/>
         </w:rPr>
-        <w:t>，从而实现面向</w:t>
-      </w:r>
+        <w:t>，从而实现面向不同物体属性的自动</w:t>
+      </w:r>
+      <w:proofErr w:type="gramStart"/>
       <w:r>
         <w:rPr>
           <w:rFonts w:ascii="Times New Roman" w:eastAsia="宋体" w:hAnsi="Times New Roman"/>
           <w:sz w:val="21"/>
           <w:lang w:eastAsia="zh-CN"/>
         </w:rPr>
-        <w:t>不同物体属性的自动</w:t>
+        <w:t>辅助遥</w:t>
+      </w:r>
+      <w:proofErr w:type="gramEnd"/>
+      <w:r>
+        <w:rPr>
+          <w:rFonts w:ascii="Times New Roman" w:eastAsia="宋体" w:hAnsi="Times New Roman"/>
+          <w:sz w:val="21"/>
+          <w:lang w:eastAsia="zh-CN"/>
+        </w:rPr>
+        <w:t>操作。基于</w:t>
+      </w:r>
+      <w:r>
+        <w:rPr>
+          <w:rFonts w:ascii="Times New Roman" w:eastAsia="宋体" w:hAnsi="Times New Roman"/>
+          <w:sz w:val="21"/>
+          <w:lang w:eastAsia="zh-CN"/>
+        </w:rPr>
+        <w:t xml:space="preserve"> Omega.7-Panda-D435i </w:t>
       </w:r>
       <w:proofErr w:type="gramStart"/>
       <w:r>
@@ -407,7 +425,7 @@
           <w:sz w:val="21"/>
           <w:lang w:eastAsia="zh-CN"/>
         </w:rPr>
-        <w:t>辅助遥</w:t>
+        <w:t>遥操作</w:t>
       </w:r>
       <w:proofErr w:type="gramEnd"/>
       <w:r>
@@ -416,7 +434,7 @@
           <w:sz w:val="21"/>
           <w:lang w:eastAsia="zh-CN"/>
         </w:rPr>
-        <w:t>操作。基于</w:t>
+        <w:t>平台，设计固定参数、人工选择、视觉自动和视觉消融四种模式，完成</w:t>
       </w:r>
       <w:r>
         <w:rPr>
@@ -424,25 +442,23 @@
           <w:sz w:val="21"/>
           <w:lang w:eastAsia="zh-CN"/>
         </w:rPr>
-        <w:t xml:space="preserve"> Omega.7-Panda-D435i </w:t>
-      </w:r>
-      <w:proofErr w:type="gramStart"/>
+        <w:t xml:space="preserve"> 3 </w:t>
+      </w:r>
       <w:r>
         <w:rPr>
           <w:rFonts w:ascii="Times New Roman" w:eastAsia="宋体" w:hAnsi="Times New Roman"/>
           <w:sz w:val="21"/>
           <w:lang w:eastAsia="zh-CN"/>
         </w:rPr>
-        <w:t>遥操作</w:t>
-      </w:r>
-      <w:proofErr w:type="gramEnd"/>
+        <w:t>类物体、</w:t>
+      </w:r>
       <w:r>
         <w:rPr>
           <w:rFonts w:ascii="Times New Roman" w:eastAsia="宋体" w:hAnsi="Times New Roman"/>
           <w:sz w:val="21"/>
           <w:lang w:eastAsia="zh-CN"/>
         </w:rPr>
-        <w:t>平台，设计固定参数、人工选择、视觉自动和视觉消融四种模式，完成</w:t>
+        <w:t xml:space="preserve">4 </w:t>
       </w:r>
       <w:r>
         <w:rPr>
@@ -450,7 +466,7 @@
           <w:sz w:val="21"/>
           <w:lang w:eastAsia="zh-CN"/>
         </w:rPr>
-        <w:t xml:space="preserve"> 3 </w:t>
+        <w:t>种模式、</w:t>
       </w:r>
       <w:r>
         <w:rPr>
@@ -458,7 +474,7 @@
           <w:sz w:val="21"/>
           <w:lang w:eastAsia="zh-CN"/>
         </w:rPr>
-        <w:t>类物体、</w:t>
+        <w:t xml:space="preserve">6 </w:t>
       </w:r>
       <w:r>
         <w:rPr>
@@ -466,7 +482,7 @@
           <w:sz w:val="21"/>
           <w:lang w:eastAsia="zh-CN"/>
         </w:rPr>
-        <w:t xml:space="preserve">4 </w:t>
+        <w:t>组重复的</w:t>
       </w:r>
       <w:r>
         <w:rPr>
@@ -474,7 +490,7 @@
           <w:sz w:val="21"/>
           <w:lang w:eastAsia="zh-CN"/>
         </w:rPr>
-        <w:t>种模式、</w:t>
+        <w:t xml:space="preserve"> 72 </w:t>
       </w:r>
       <w:r>
         <w:rPr>
@@ -482,7 +498,7 @@
           <w:sz w:val="21"/>
           <w:lang w:eastAsia="zh-CN"/>
         </w:rPr>
-        <w:t xml:space="preserve">6 </w:t>
+        <w:t>次抓取实验。实验结果表明，视觉自动模式在三类物体上的平均完成时间均为最短，总体平均完成时间为</w:t>
       </w:r>
       <w:r>
         <w:rPr>
@@ -490,7 +506,7 @@
           <w:sz w:val="21"/>
           <w:lang w:eastAsia="zh-CN"/>
         </w:rPr>
-        <w:t>组重复的</w:t>
+        <w:t xml:space="preserve"> 19.04 s</w:t>
       </w:r>
       <w:r>
         <w:rPr>
@@ -498,7 +514,7 @@
           <w:sz w:val="21"/>
           <w:lang w:eastAsia="zh-CN"/>
         </w:rPr>
-        <w:t xml:space="preserve"> 72 </w:t>
+        <w:t>，较固定参数、人工选择和视觉消融模式分别降低</w:t>
       </w:r>
       <w:r>
         <w:rPr>
@@ -506,7 +522,7 @@
           <w:sz w:val="21"/>
           <w:lang w:eastAsia="zh-CN"/>
         </w:rPr>
-        <w:t>次抓取实验。实验结果表明，视觉自动模式在三类物体上的平均完成时间均为最短，总体平均完成时间为</w:t>
+        <w:t xml:space="preserve"> 2.48 s</w:t>
       </w:r>
       <w:r>
         <w:rPr>
@@ -514,7 +530,7 @@
           <w:sz w:val="21"/>
           <w:lang w:eastAsia="zh-CN"/>
         </w:rPr>
-        <w:t xml:space="preserve"> 19.04 s</w:t>
+        <w:t>、</w:t>
       </w:r>
       <w:r>
         <w:rPr>
@@ -522,7 +538,7 @@
           <w:sz w:val="21"/>
           <w:lang w:eastAsia="zh-CN"/>
         </w:rPr>
-        <w:t>，较固定参数、人工选择和视觉消融模式分别降低</w:t>
+        <w:t xml:space="preserve">1.35 s </w:t>
       </w:r>
       <w:r>
         <w:rPr>
@@ -530,7 +546,7 @@
           <w:sz w:val="21"/>
           <w:lang w:eastAsia="zh-CN"/>
         </w:rPr>
-        <w:t xml:space="preserve"> 2.48 s</w:t>
+        <w:t>和</w:t>
       </w:r>
       <w:r>
         <w:rPr>
@@ -538,7 +554,7 @@
           <w:sz w:val="21"/>
           <w:lang w:eastAsia="zh-CN"/>
         </w:rPr>
-        <w:t>、</w:t>
+        <w:t xml:space="preserve"> 1.99 s</w:t>
       </w:r>
       <w:r>
         <w:rPr>
@@ -546,7 +562,7 @@
           <w:sz w:val="21"/>
           <w:lang w:eastAsia="zh-CN"/>
         </w:rPr>
-        <w:t xml:space="preserve">1.35 s </w:t>
+        <w:t>，配对统计检验均达到显著水平（</w:t>
       </w:r>
       <w:r>
         <w:rPr>
@@ -554,7 +570,7 @@
           <w:sz w:val="21"/>
           <w:lang w:eastAsia="zh-CN"/>
         </w:rPr>
-        <w:t>和</w:t>
+        <w:t>p≤0.0004</w:t>
       </w:r>
       <w:r>
         <w:rPr>
@@ -562,7 +578,7 @@
           <w:sz w:val="21"/>
           <w:lang w:eastAsia="zh-CN"/>
         </w:rPr>
-        <w:t xml:space="preserve"> 1.99 s</w:t>
+        <w:t>）。视觉自动模式总体成功率为</w:t>
       </w:r>
       <w:r>
         <w:rPr>
@@ -570,7 +586,7 @@
           <w:sz w:val="21"/>
           <w:lang w:eastAsia="zh-CN"/>
         </w:rPr>
-        <w:t>，配对统计检验均达到显著水平（</w:t>
+        <w:t xml:space="preserve"> 100.0%</w:t>
       </w:r>
       <w:r>
         <w:rPr>
@@ -578,39 +594,7 @@
           <w:sz w:val="21"/>
           <w:lang w:eastAsia="zh-CN"/>
         </w:rPr>
-        <w:t>p≤0.0004</w:t>
-      </w:r>
-      <w:r>
-        <w:rPr>
-          <w:rFonts w:ascii="Times New Roman" w:eastAsia="宋体" w:hAnsi="Times New Roman"/>
-          <w:sz w:val="21"/>
-          <w:lang w:eastAsia="zh-CN"/>
-        </w:rPr>
-        <w:t>）。视觉自动模式总体成功率为</w:t>
-      </w:r>
-      <w:r>
-        <w:rPr>
-          <w:rFonts w:ascii="Times New Roman" w:eastAsia="宋体" w:hAnsi="Times New Roman"/>
-          <w:sz w:val="21"/>
-          <w:lang w:eastAsia="zh-CN"/>
-        </w:rPr>
-        <w:t xml:space="preserve"> 100.0%</w:t>
-      </w:r>
-      <w:r>
-        <w:rPr>
-          <w:rFonts w:ascii="Times New Roman" w:eastAsia="宋体" w:hAnsi="Times New Roman"/>
-          <w:sz w:val="21"/>
-          <w:lang w:eastAsia="zh-CN"/>
-        </w:rPr>
-        <w:t>，高于固定参数模式、人工选择模式和视</w:t>
-      </w:r>
-      <w:r>
-        <w:rPr>
-          <w:rFonts w:ascii="Times New Roman" w:eastAsia="宋体" w:hAnsi="Times New Roman"/>
-          <w:sz w:val="21"/>
-          <w:lang w:eastAsia="zh-CN"/>
-        </w:rPr>
-        <w:t>觉消融模式；主观评价结果显示，视觉自动模式具有最高效率评分、最低操作负荷和最高抓取品质评分。结果表明，所提方法能够</w:t>
+        <w:t>，高于固定参数模式、人工选择模式和视觉消融模式；主观评价结果显示，视觉自动模式具有最高效率评分、最低操作负荷和最高抓取品质评分。结果表明，所提方法能够</w:t>
       </w:r>
       <w:proofErr w:type="gramStart"/>
       <w:r>
@@ -811,14 +795,7 @@
           <w:rFonts w:ascii="Times New Roman" w:eastAsia="Times New Roman" w:hAnsi="Times New Roman"/>
           <w:sz w:val="21"/>
         </w:rPr>
-        <w:t>teleoperation; visual semantics; impedance control; force feedback; human-robot i</w:t>
-      </w:r>
-      <w:r>
-        <w:rPr>
-          <w:rFonts w:ascii="Times New Roman" w:eastAsia="Times New Roman" w:hAnsi="Times New Roman"/>
-          <w:sz w:val="21"/>
-        </w:rPr>
-        <w:t xml:space="preserve">nteraction; Franka Panda </w:t>
+        <w:t xml:space="preserve">teleoperation; visual semantics; impedance control; force feedback; human-robot interaction; Franka Panda </w:t>
       </w:r>
     </w:p>
     <w:p>
@@ -861,7 +838,7 @@
           <w:rFonts w:ascii="Times New Roman" w:eastAsia="宋体" w:hAnsi="Times New Roman"/>
           <w:lang w:eastAsia="zh-CN"/>
         </w:rPr>
-        <w:t>主从遥操作系统能够将人的感知、判断和灵活操作能力引入机器人任务执行过程，在危险环境作业、空间机器人、医疗辅助、柔性抓取和精密装配等领域具有重要应用价值。</w:t>
+        <w:t xml:space="preserve">主从遥操作系统能够将人的感知、判断和灵活操作能力引入机器人任务执行过程，在危险环境作业、空间机器人、医疗辅助、柔性抓取和精密装配等领域具有重要应用价值。</w:t>
       </w:r>
       <w:proofErr w:type="gramStart"/>
       <w:r>
@@ -973,22 +950,7 @@
           <w:rFonts w:ascii="Times New Roman" w:eastAsia="宋体" w:hAnsi="Times New Roman"/>
           <w:lang w:eastAsia="zh-CN"/>
         </w:rPr>
-        <w:t>帮助操作者判断任务状态</w:t>
-      </w:r>
-      <w:r>
-        <w:rPr>
-          <w:rFonts w:ascii="Times New Roman" w:eastAsia="宋体" w:hAnsi="Times New Roman"/>
-          <w:vertAlign w:val="superscript"/>
-          <w:lang w:eastAsia="zh-CN"/>
-        </w:rPr>
-        <w:t>[11-14]</w:t>
-      </w:r>
-      <w:r>
-        <w:rPr>
-          <w:rFonts w:ascii="Times New Roman" w:eastAsia="宋体" w:hAnsi="Times New Roman"/>
-          <w:lang w:eastAsia="zh-CN"/>
-        </w:rPr>
-        <w:t>。</w:t>
+        <w:t xml:space="preserve">帮助操作者判断任务状态[11-14]。</w:t>
       </w:r>
     </w:p>
     <w:p>
@@ -1006,14 +968,7 @@
           <w:rFonts w:ascii="Times New Roman" w:eastAsia="宋体" w:hAnsi="Times New Roman"/>
           <w:lang w:eastAsia="zh-CN"/>
         </w:rPr>
-        <w:t>在实际抓取任务中，操作对象的物理属性差异较大。软物体容易发生形变或损伤，需要较低的末端</w:t>
-      </w:r>
-      <w:r>
-        <w:rPr>
-          <w:rFonts w:ascii="Times New Roman" w:eastAsia="宋体" w:hAnsi="Times New Roman"/>
-          <w:lang w:eastAsia="zh-CN"/>
-        </w:rPr>
-        <w:t>刚度、较缓和的</w:t>
+        <w:t>在实际抓取任务中，操作对象的物理属性差异较大。软物体容易发生形变或损伤，需要较低的末端刚度、较缓和的</w:t>
       </w:r>
       <w:proofErr w:type="gramStart"/>
       <w:r>
@@ -1079,7 +1034,7 @@
           <w:rFonts w:ascii="Times New Roman" w:eastAsia="宋体" w:hAnsi="Times New Roman"/>
           <w:lang w:eastAsia="zh-CN"/>
         </w:rPr>
-        <w:t>提供了场景理解能力。通过相机和目标检测模型识别物体类别，再将识别结果用于控制参数调节，是</w:t>
+        <w:t xml:space="preserve">提供了场景理解能力。通过相机和目标检测模型识别物体类别，再将识别结果用于控制参数调节，是</w:t>
       </w:r>
       <w:proofErr w:type="gramStart"/>
       <w:r>
@@ -1095,22 +1050,7 @@
           <w:rFonts w:ascii="Times New Roman" w:eastAsia="宋体" w:hAnsi="Times New Roman"/>
           <w:lang w:eastAsia="zh-CN"/>
         </w:rPr>
-        <w:t>适应性的一种可行方式</w:t>
-      </w:r>
-      <w:r>
-        <w:rPr>
-          <w:rFonts w:ascii="Times New Roman" w:eastAsia="宋体" w:hAnsi="Times New Roman"/>
-          <w:vertAlign w:val="superscript"/>
-          <w:lang w:eastAsia="zh-CN"/>
-        </w:rPr>
-        <w:t>[15-22]</w:t>
-      </w:r>
-      <w:r>
-        <w:rPr>
-          <w:rFonts w:ascii="Times New Roman" w:eastAsia="宋体" w:hAnsi="Times New Roman"/>
-          <w:lang w:eastAsia="zh-CN"/>
-        </w:rPr>
-        <w:t>。然而，仅向操作者显示视觉识别结果并不能直接</w:t>
+        <w:t xml:space="preserve">适应性的一种可行方式[15,17-23]。然而，仅向操作者显示视觉识别结果并不能直接</w:t>
       </w:r>
       <w:proofErr w:type="gramStart"/>
       <w:r>
@@ -1174,7 +1114,7 @@
           <w:rFonts w:ascii="Times New Roman" w:eastAsia="宋体" w:hAnsi="Times New Roman"/>
           <w:lang w:eastAsia="zh-CN"/>
         </w:rPr>
-        <w:t>的综合影响。</w:t>
+        <w:t xml:space="preserve">的综合影响。</w:t>
       </w:r>
     </w:p>
     <w:p>
@@ -1273,6 +1213,7 @@
         </w:rPr>
         <w:t xml:space="preserve"> Panda </w:t>
       </w:r>
+      <w:proofErr w:type="spellStart"/>
       <w:r>
         <w:rPr>
           <w:rFonts w:ascii="Times New Roman" w:eastAsia="宋体" w:hAnsi="Times New Roman"/>
@@ -1283,7 +1224,14 @@
         <w:rPr>
           <w:rFonts w:ascii="Times New Roman" w:eastAsia="宋体" w:hAnsi="Times New Roman"/>
         </w:rPr>
-        <w:t xml:space="preserve">Franka Hand </w:t>
+        <w:t>Franka</w:t>
+      </w:r>
+      <w:proofErr w:type="spellEnd"/>
+      <w:r>
+        <w:rPr>
+          <w:rFonts w:ascii="Times New Roman" w:eastAsia="宋体" w:hAnsi="Times New Roman"/>
+        </w:rPr>
+        <w:t xml:space="preserve"> Hand </w:t>
       </w:r>
       <w:r>
         <w:rPr>
@@ -1295,13 +1243,7 @@
         <w:rPr>
           <w:rFonts w:ascii="Times New Roman" w:eastAsia="宋体" w:hAnsi="Times New Roman"/>
         </w:rPr>
-        <w:t xml:space="preserve"> D</w:t>
-      </w:r>
-      <w:r>
-        <w:rPr>
-          <w:rFonts w:ascii="Times New Roman" w:eastAsia="宋体" w:hAnsi="Times New Roman"/>
-        </w:rPr>
-        <w:t xml:space="preserve">435i </w:t>
+        <w:t xml:space="preserve"> D435i </w:t>
       </w:r>
       <w:r>
         <w:rPr>
@@ -1693,7 +1635,7 @@
           <w:rFonts w:ascii="Times New Roman" w:eastAsia="宋体" w:hAnsi="Times New Roman"/>
           <w:vertAlign w:val="superscript"/>
         </w:rPr>
-        <w:t>[</w:t>
+        <w:t>[24-</w:t>
       </w:r>
       <w:proofErr w:type="gramEnd"/>
       <w:r>
@@ -1701,7 +1643,7 @@
           <w:rFonts w:ascii="Times New Roman" w:eastAsia="宋体" w:hAnsi="Times New Roman"/>
           <w:vertAlign w:val="superscript"/>
         </w:rPr>
-        <w:t>23]</w:t>
+        <w:t>25]</w:t>
       </w:r>
       <w:r>
         <w:rPr>
@@ -1714,14 +1656,7 @@
           <w:rFonts w:ascii="Times New Roman" w:eastAsia="宋体" w:hAnsi="Times New Roman"/>
           <w:lang w:eastAsia="zh-CN"/>
         </w:rPr>
-        <w:t>系统包含三条主要信息流：主从运</w:t>
-      </w:r>
-      <w:r>
-        <w:rPr>
-          <w:rFonts w:ascii="Times New Roman" w:eastAsia="宋体" w:hAnsi="Times New Roman"/>
-          <w:lang w:eastAsia="zh-CN"/>
-        </w:rPr>
-        <w:t>动映射流、视觉语义识别流和力反馈渲染流。</w:t>
+        <w:t>系统包含三条主要信息流：主从运动映射流、视觉语义识别流和力反馈渲染流。</w:t>
       </w:r>
     </w:p>
     <w:p>
@@ -1911,7 +1846,6 @@
         <w:ind w:firstLine="480"/>
         <w:jc w:val="both"/>
         <w:rPr>
-          <w:rFonts w:hint="eastAsia"/>
           <w:lang w:eastAsia="zh-CN"/>
         </w:rPr>
       </w:pPr>
@@ -1920,7 +1854,7 @@
           <w:noProof/>
         </w:rPr>
         <w:drawing>
-          <wp:inline distT="0" distB="0" distL="0" distR="0" wp14:anchorId="6414029F" wp14:editId="2B186DD4">
+          <wp:inline distT="0" distB="0" distL="0" distR="0" wp14:anchorId="1F187ADA" wp14:editId="092DAF67">
             <wp:extent cx="5050082" cy="2998381"/>
             <wp:effectExtent l="0" t="0" r="0" b="0"/>
             <wp:docPr id="1" name="图形 1"/>
@@ -2011,14 +1945,7 @@
           <w:rFonts w:ascii="Times New Roman" w:eastAsia="宋体" w:hAnsi="Times New Roman"/>
           <w:lang w:eastAsia="zh-CN"/>
         </w:rPr>
-        <w:t>为降低视觉推理对主控制循环的影响，本文将视觉检测模块与主控制循环解耦。主</w:t>
-      </w:r>
-      <w:r>
-        <w:rPr>
-          <w:rFonts w:ascii="Times New Roman" w:eastAsia="宋体" w:hAnsi="Times New Roman"/>
-          <w:lang w:eastAsia="zh-CN"/>
-        </w:rPr>
-        <w:t>控制循环负责读取</w:t>
+        <w:t>为降低视觉推理对主控制循环的影响，本文将视觉检测模块与主控制循环解耦。主控制循环负责读取</w:t>
       </w:r>
       <w:r>
         <w:rPr>
@@ -2190,16 +2117,21 @@
         <w:spacing w:line="360" w:lineRule="auto"/>
         <w:ind w:left="960"/>
         <w:jc w:val="both"/>
-      </w:pPr>
-      <w:r>
-        <w:rPr>
-          <w:rFonts w:ascii="Times New Roman" w:eastAsia="宋体" w:hAnsi="Times New Roman"/>
+        <w:rPr>
+          <w:lang w:eastAsia="zh-CN"/>
+        </w:rPr>
+      </w:pPr>
+      <w:r>
+        <w:rPr>
+          <w:rFonts w:ascii="Times New Roman" w:eastAsia="宋体" w:hAnsi="Times New Roman"/>
+          <w:lang w:eastAsia="zh-CN"/>
         </w:rPr>
         <w:t>hard</w:t>
       </w:r>
       <w:r>
         <w:rPr>
           <w:rFonts w:ascii="Times New Roman" w:eastAsia="宋体" w:hAnsi="Times New Roman"/>
+          <w:lang w:eastAsia="zh-CN"/>
         </w:rPr>
         <w:t>：硬物体或不易变形物体。</w:t>
       </w:r>
@@ -2318,176 +2250,253 @@
     <w:p>
       <w:pPr>
         <w:pStyle w:val="a0"/>
-        <w:spacing w:line="360" w:lineRule="auto"/>
-        <w:ind w:firstLine="480"/>
-        <w:jc w:val="both"/>
         <w:tabs>
           <w:tab w:val="center" w:pos="4253"/>
           <w:tab w:val="right" w:pos="8506"/>
         </w:tabs>
+        <w:spacing w:line="360" w:lineRule="auto"/>
+        <w:ind w:firstLine="480"/>
+        <w:jc w:val="both"/>
       </w:pPr>
       <w:r>
         <w:rPr>
           <w:rFonts w:ascii="Times New Roman"/>
+          <w:lang w:eastAsia="zh-CN"/>
         </w:rPr>
         <w:tab/>
       </w:r>
-      <w:r>
-        <m:oMath>
-          <m:r>
-            <m:rPr>
-              <m:sty m:val="p"/>
-            </m:rPr>
-            <m:t>Θ</m:t>
-          </m:r>
-          <m:r>
-            <m:rPr>
-              <m:sty m:val="p"/>
-            </m:rPr>
-            <m:t>(</m:t>
-          </m:r>
-          <m:r>
-            <m:t>c</m:t>
-          </m:r>
-          <m:r>
-            <m:rPr>
-              <m:sty m:val="p"/>
-            </m:rPr>
-            <m:t>)</m:t>
-          </m:r>
-          <m:r>
-            <m:rPr>
-              <m:sty m:val="p"/>
-            </m:rPr>
-            <m:t>=</m:t>
-          </m:r>
-          <m:r>
-            <m:rPr>
-              <m:sty m:val="p"/>
-            </m:rPr>
-            <m:t>{</m:t>
-          </m:r>
-          <m:sSub>
-            <m:e>
-              <m:r>
-                <m:t>K</m:t>
-              </m:r>
-            </m:e>
-            <m:sub>
-              <m:r>
-                <m:t>t</m:t>
-              </m:r>
-            </m:sub>
-          </m:sSub>
-          <m:r>
-            <m:rPr>
-              <m:sty m:val="p"/>
-            </m:rPr>
-            <m:t>,</m:t>
-          </m:r>
-          <m:sSub>
-            <m:e>
-              <m:r>
-                <m:t>K</m:t>
-              </m:r>
-            </m:e>
-            <m:sub>
-              <m:r>
-                <m:t>r</m:t>
-              </m:r>
-            </m:sub>
-          </m:sSub>
-          <m:r>
-            <m:rPr>
-              <m:sty m:val="p"/>
-            </m:rPr>
-            <m:t>,</m:t>
-          </m:r>
-          <m:r>
-            <m:t>ζ</m:t>
-          </m:r>
-          <m:r>
-            <m:rPr>
-              <m:sty m:val="p"/>
-            </m:rPr>
-            <m:t>,</m:t>
-          </m:r>
-          <m:sSub>
-            <m:e>
-              <m:r>
-                <m:t>K</m:t>
-              </m:r>
-            </m:e>
-            <m:sub>
-              <m:r>
-                <m:t>f</m:t>
-              </m:r>
-            </m:sub>
-          </m:sSub>
-          <m:r>
-            <m:rPr>
-              <m:sty m:val="p"/>
-            </m:rPr>
-            <m:t>,</m:t>
-          </m:r>
-          <m:r>
-            <m:t>d</m:t>
-          </m:r>
-          <m:r>
-            <m:rPr>
-              <m:sty m:val="p"/>
-            </m:rPr>
-            <m:t>,</m:t>
-          </m:r>
-          <m:sSub>
-            <m:e>
-              <m:r>
-                <m:t>v</m:t>
-              </m:r>
-            </m:e>
-            <m:sub>
-              <m:r>
-                <m:t>g</m:t>
-              </m:r>
-            </m:sub>
-          </m:sSub>
-          <m:r>
-            <m:rPr>
-              <m:sty m:val="p"/>
-            </m:rPr>
-            <m:t>,</m:t>
-          </m:r>
-          <m:sSub>
-            <m:e>
-              <m:r>
-                <m:t>F</m:t>
-              </m:r>
-            </m:e>
-            <m:sub>
-              <m:r>
-                <m:t>g</m:t>
-              </m:r>
-            </m:sub>
-          </m:sSub>
-          <m:r>
-            <m:rPr>
-              <m:sty m:val="p"/>
-            </m:rPr>
-            <m:t>}</m:t>
-          </m:r>
-        </m:oMath>
-      </w:r>
+      <m:oMath>
+        <m:r>
+          <m:rPr>
+            <m:sty m:val="p"/>
+          </m:rPr>
+          <w:rPr>
+            <w:rFonts w:ascii="Cambria Math" w:hAnsi="Cambria Math"/>
+          </w:rPr>
+          <m:t>Θ(</m:t>
+        </m:r>
+        <m:r>
+          <w:rPr>
+            <w:rFonts w:ascii="Cambria Math" w:hAnsi="Cambria Math"/>
+          </w:rPr>
+          <m:t>c</m:t>
+        </m:r>
+        <m:r>
+          <m:rPr>
+            <m:sty m:val="p"/>
+          </m:rPr>
+          <w:rPr>
+            <w:rFonts w:ascii="Cambria Math" w:hAnsi="Cambria Math"/>
+          </w:rPr>
+          <m:t>)={</m:t>
+        </m:r>
+        <m:sSub>
+          <m:sSubPr>
+            <m:ctrlPr>
+              <w:rPr>
+                <w:rFonts w:ascii="Cambria Math" w:hAnsi="Cambria Math"/>
+              </w:rPr>
+            </m:ctrlPr>
+          </m:sSubPr>
+          <m:e>
+            <m:r>
+              <w:rPr>
+                <w:rFonts w:ascii="Cambria Math" w:hAnsi="Cambria Math"/>
+              </w:rPr>
+              <m:t>K</m:t>
+            </m:r>
+          </m:e>
+          <m:sub>
+            <m:r>
+              <w:rPr>
+                <w:rFonts w:ascii="Cambria Math" w:hAnsi="Cambria Math"/>
+              </w:rPr>
+              <m:t>t</m:t>
+            </m:r>
+          </m:sub>
+        </m:sSub>
+        <m:r>
+          <m:rPr>
+            <m:sty m:val="p"/>
+          </m:rPr>
+          <w:rPr>
+            <w:rFonts w:ascii="Cambria Math" w:hAnsi="Cambria Math"/>
+          </w:rPr>
+          <m:t>,</m:t>
+        </m:r>
+        <m:sSub>
+          <m:sSubPr>
+            <m:ctrlPr>
+              <w:rPr>
+                <w:rFonts w:ascii="Cambria Math" w:hAnsi="Cambria Math"/>
+              </w:rPr>
+            </m:ctrlPr>
+          </m:sSubPr>
+          <m:e>
+            <m:r>
+              <w:rPr>
+                <w:rFonts w:ascii="Cambria Math" w:hAnsi="Cambria Math"/>
+              </w:rPr>
+              <m:t>K</m:t>
+            </m:r>
+          </m:e>
+          <m:sub>
+            <m:r>
+              <w:rPr>
+                <w:rFonts w:ascii="Cambria Math" w:hAnsi="Cambria Math"/>
+              </w:rPr>
+              <m:t>r</m:t>
+            </m:r>
+          </m:sub>
+        </m:sSub>
+        <m:r>
+          <m:rPr>
+            <m:sty m:val="p"/>
+          </m:rPr>
+          <w:rPr>
+            <w:rFonts w:ascii="Cambria Math" w:hAnsi="Cambria Math"/>
+          </w:rPr>
+          <m:t>,</m:t>
+        </m:r>
+        <m:r>
+          <w:rPr>
+            <w:rFonts w:ascii="Cambria Math" w:hAnsi="Cambria Math"/>
+          </w:rPr>
+          <m:t>ζ</m:t>
+        </m:r>
+        <m:r>
+          <m:rPr>
+            <m:sty m:val="p"/>
+          </m:rPr>
+          <w:rPr>
+            <w:rFonts w:ascii="Cambria Math" w:hAnsi="Cambria Math"/>
+          </w:rPr>
+          <m:t>,</m:t>
+        </m:r>
+        <m:sSub>
+          <m:sSubPr>
+            <m:ctrlPr>
+              <w:rPr>
+                <w:rFonts w:ascii="Cambria Math" w:hAnsi="Cambria Math"/>
+              </w:rPr>
+            </m:ctrlPr>
+          </m:sSubPr>
+          <m:e>
+            <m:r>
+              <w:rPr>
+                <w:rFonts w:ascii="Cambria Math" w:hAnsi="Cambria Math"/>
+              </w:rPr>
+              <m:t>K</m:t>
+            </m:r>
+          </m:e>
+          <m:sub>
+            <m:r>
+              <w:rPr>
+                <w:rFonts w:ascii="Cambria Math" w:hAnsi="Cambria Math"/>
+              </w:rPr>
+              <m:t>f</m:t>
+            </m:r>
+          </m:sub>
+        </m:sSub>
+        <m:r>
+          <m:rPr>
+            <m:sty m:val="p"/>
+          </m:rPr>
+          <w:rPr>
+            <w:rFonts w:ascii="Cambria Math" w:hAnsi="Cambria Math"/>
+          </w:rPr>
+          <m:t>,</m:t>
+        </m:r>
+        <m:r>
+          <w:rPr>
+            <w:rFonts w:ascii="Cambria Math" w:hAnsi="Cambria Math"/>
+          </w:rPr>
+          <m:t>d</m:t>
+        </m:r>
+        <m:r>
+          <m:rPr>
+            <m:sty m:val="p"/>
+          </m:rPr>
+          <w:rPr>
+            <w:rFonts w:ascii="Cambria Math" w:hAnsi="Cambria Math"/>
+          </w:rPr>
+          <m:t>,</m:t>
+        </m:r>
+        <m:sSub>
+          <m:sSubPr>
+            <m:ctrlPr>
+              <w:rPr>
+                <w:rFonts w:ascii="Cambria Math" w:hAnsi="Cambria Math"/>
+              </w:rPr>
+            </m:ctrlPr>
+          </m:sSubPr>
+          <m:e>
+            <m:r>
+              <w:rPr>
+                <w:rFonts w:ascii="Cambria Math" w:hAnsi="Cambria Math"/>
+              </w:rPr>
+              <m:t>v</m:t>
+            </m:r>
+          </m:e>
+          <m:sub>
+            <m:r>
+              <w:rPr>
+                <w:rFonts w:ascii="Cambria Math" w:hAnsi="Cambria Math"/>
+              </w:rPr>
+              <m:t>g</m:t>
+            </m:r>
+          </m:sub>
+        </m:sSub>
+        <m:r>
+          <m:rPr>
+            <m:sty m:val="p"/>
+          </m:rPr>
+          <w:rPr>
+            <w:rFonts w:ascii="Cambria Math" w:hAnsi="Cambria Math"/>
+          </w:rPr>
+          <m:t>,</m:t>
+        </m:r>
+        <m:sSub>
+          <m:sSubPr>
+            <m:ctrlPr>
+              <w:rPr>
+                <w:rFonts w:ascii="Cambria Math" w:hAnsi="Cambria Math"/>
+              </w:rPr>
+            </m:ctrlPr>
+          </m:sSubPr>
+          <m:e>
+            <m:r>
+              <w:rPr>
+                <w:rFonts w:ascii="Cambria Math" w:hAnsi="Cambria Math"/>
+              </w:rPr>
+              <m:t>F</m:t>
+            </m:r>
+          </m:e>
+          <m:sub>
+            <m:r>
+              <w:rPr>
+                <w:rFonts w:ascii="Cambria Math" w:hAnsi="Cambria Math"/>
+              </w:rPr>
+              <m:t>g</m:t>
+            </m:r>
+          </m:sub>
+        </m:sSub>
+        <m:r>
+          <m:rPr>
+            <m:sty m:val="p"/>
+          </m:rPr>
+          <w:rPr>
+            <w:rFonts w:ascii="Cambria Math" w:hAnsi="Cambria Math"/>
+          </w:rPr>
+          <m:t>}</m:t>
+        </m:r>
+      </m:oMath>
       <w:r>
         <w:rPr>
           <w:rFonts w:ascii="Times New Roman"/>
         </w:rPr>
         <w:tab/>
-      </w:r>
-      <w:r>
-        <w:rPr>
-          <w:rFonts w:ascii="Times New Roman"/>
-        </w:rPr>
-        <w:t xml:space="preserve">(1)</w:t>
+        <w:t>(1)</w:t>
       </w:r>
     </w:p>
     <w:p>
@@ -2507,134 +2516,25 @@
         </w:rPr>
         <w:t>其中，</w:t>
       </w:r>
-      <w:r>
-        <w:rPr>
-          <w:rFonts w:ascii="Times New Roman" w:eastAsia="宋体" w:hAnsi="Times New Roman"/>
-          <w:lang w:eastAsia="zh-CN"/>
-        </w:rPr>
-        <w:t xml:space="preserve"/>
-      </w:r>
-      <w:r>
-        <m:oMath>
-          <m:r>
-            <m:t>c</m:t>
-          </m:r>
-          <m:r>
-            <m:rPr>
-              <m:sty m:val="p"/>
-            </m:rPr>
-            <m:t>∈</m:t>
-          </m:r>
-          <m:r>
-            <m:rPr>
-              <m:sty m:val="p"/>
-            </m:rPr>
-            <m:t>{</m:t>
-          </m:r>
-          <m:r>
-            <m:rPr>
-              <m:sty m:val="p"/>
-            </m:rPr>
-            <m:t>s</m:t>
-          </m:r>
-          <m:r>
-            <m:rPr>
-              <m:sty m:val="p"/>
-            </m:rPr>
-            <m:t>o</m:t>
-          </m:r>
-          <m:r>
-            <m:rPr>
-              <m:sty m:val="p"/>
-            </m:rPr>
-            <m:t>f</m:t>
-          </m:r>
-          <m:r>
-            <m:rPr>
-              <m:sty m:val="p"/>
-            </m:rPr>
-            <m:t>t</m:t>
-          </m:r>
-          <m:r>
-            <m:rPr>
-              <m:sty m:val="p"/>
-            </m:rPr>
-            <m:t>,</m:t>
-          </m:r>
-          <m:r>
-            <m:rPr>
-              <m:sty m:val="p"/>
-            </m:rPr>
-            <m:t>m</m:t>
-          </m:r>
-          <m:r>
-            <m:rPr>
-              <m:sty m:val="p"/>
-            </m:rPr>
-            <m:t>e</m:t>
-          </m:r>
-          <m:r>
-            <m:rPr>
-              <m:sty m:val="p"/>
-            </m:rPr>
-            <m:t>d</m:t>
-          </m:r>
-          <m:r>
-            <m:rPr>
-              <m:sty m:val="p"/>
-            </m:rPr>
-            <m:t>i</m:t>
-          </m:r>
-          <m:r>
-            <m:rPr>
-              <m:sty m:val="p"/>
-            </m:rPr>
-            <m:t>u</m:t>
-          </m:r>
-          <m:r>
-            <m:rPr>
-              <m:sty m:val="p"/>
-            </m:rPr>
-            <m:t>m</m:t>
-          </m:r>
-          <m:r>
-            <m:rPr>
-              <m:sty m:val="p"/>
-            </m:rPr>
-            <m:t>,</m:t>
-          </m:r>
-          <m:r>
-            <m:rPr>
-              <m:sty m:val="p"/>
-            </m:rPr>
-            <m:t>h</m:t>
-          </m:r>
-          <m:r>
-            <m:rPr>
-              <m:sty m:val="p"/>
-            </m:rPr>
-            <m:t>a</m:t>
-          </m:r>
-          <m:r>
-            <m:rPr>
-              <m:sty m:val="p"/>
-            </m:rPr>
-            <m:t>r</m:t>
-          </m:r>
-          <m:r>
-            <m:rPr>
-              <m:sty m:val="p"/>
-            </m:rPr>
-            <m:t>d</m:t>
-          </m:r>
-          <m:r>
-            <m:rPr>
-              <m:sty m:val="p"/>
-            </m:rPr>
-            <m:t>}</m:t>
-          </m:r>
-        </m:oMath>
-      </w:r>
+      <m:oMath>
+        <m:r>
+          <w:rPr>
+            <w:rFonts w:ascii="Cambria Math" w:hAnsi="Cambria Math"/>
+            <w:lang w:eastAsia="zh-CN"/>
+          </w:rPr>
+          <m:t>c</m:t>
+        </m:r>
+        <m:r>
+          <m:rPr>
+            <m:sty m:val="p"/>
+          </m:rPr>
+          <w:rPr>
+            <w:rFonts w:ascii="Cambria Math" w:hAnsi="Cambria Math"/>
+            <w:lang w:eastAsia="zh-CN"/>
+          </w:rPr>
+          <m:t>∈{soft,medium,hard}</m:t>
+        </m:r>
+      </m:oMath>
       <w:r>
         <w:rPr>
           <w:rFonts w:ascii="Times New Roman" w:eastAsia="宋体" w:hAnsi="Times New Roman"/>
@@ -2649,31 +2549,35 @@
         </w:rPr>
         <w:t>表示物体操作属性；</w:t>
       </w:r>
-      <w:r>
-        <m:oMath>
-          <m:sSub>
-            <m:e>
-              <m:r>
-                <m:t>K</m:t>
-              </m:r>
-            </m:e>
-            <m:sub>
-              <m:r>
-                <m:t>t</m:t>
-              </m:r>
-            </m:sub>
-          </m:sSub>
-        </m:oMath>
-      </w:r>
-      <w:r>
-        <w:rPr>
-          <w:rFonts w:ascii="Times New Roman" w:eastAsia="宋体" w:hAnsi="Times New Roman"/>
-          <w:lang w:eastAsia="zh-CN"/>
-        </w:rPr>
-        <w:t/>
-      </w:r>
-      <w:proofErr w:type="spellStart"/>
-      <w:proofErr w:type="spellEnd"/>
+      <m:oMath>
+        <m:sSub>
+          <m:sSubPr>
+            <m:ctrlPr>
+              <w:rPr>
+                <w:rFonts w:ascii="Cambria Math" w:hAnsi="Cambria Math"/>
+              </w:rPr>
+            </m:ctrlPr>
+          </m:sSubPr>
+          <m:e>
+            <m:r>
+              <w:rPr>
+                <w:rFonts w:ascii="Cambria Math" w:hAnsi="Cambria Math"/>
+                <w:lang w:eastAsia="zh-CN"/>
+              </w:rPr>
+              <m:t>K</m:t>
+            </m:r>
+          </m:e>
+          <m:sub>
+            <m:r>
+              <w:rPr>
+                <w:rFonts w:ascii="Cambria Math" w:hAnsi="Cambria Math"/>
+                <w:lang w:eastAsia="zh-CN"/>
+              </w:rPr>
+              <m:t>t</m:t>
+            </m:r>
+          </m:sub>
+        </m:sSub>
+      </m:oMath>
       <w:r>
         <w:rPr>
           <w:rFonts w:ascii="Times New Roman" w:eastAsia="宋体" w:hAnsi="Times New Roman"/>
@@ -2688,31 +2592,35 @@
         </w:rPr>
         <w:t>为末端平动刚度；</w:t>
       </w:r>
-      <w:r>
-        <m:oMath>
-          <m:sSub>
-            <m:e>
-              <m:r>
-                <m:t>K</m:t>
-              </m:r>
-            </m:e>
-            <m:sub>
-              <m:r>
-                <m:t>r</m:t>
-              </m:r>
-            </m:sub>
-          </m:sSub>
-        </m:oMath>
-      </w:r>
-      <w:r>
-        <w:rPr>
-          <w:rFonts w:ascii="Times New Roman" w:eastAsia="宋体" w:hAnsi="Times New Roman"/>
-          <w:lang w:eastAsia="zh-CN"/>
-        </w:rPr>
-        <w:t/>
-      </w:r>
-      <w:proofErr w:type="spellStart"/>
-      <w:proofErr w:type="spellEnd"/>
+      <m:oMath>
+        <m:sSub>
+          <m:sSubPr>
+            <m:ctrlPr>
+              <w:rPr>
+                <w:rFonts w:ascii="Cambria Math" w:hAnsi="Cambria Math"/>
+              </w:rPr>
+            </m:ctrlPr>
+          </m:sSubPr>
+          <m:e>
+            <m:r>
+              <w:rPr>
+                <w:rFonts w:ascii="Cambria Math" w:hAnsi="Cambria Math"/>
+                <w:lang w:eastAsia="zh-CN"/>
+              </w:rPr>
+              <m:t>K</m:t>
+            </m:r>
+          </m:e>
+          <m:sub>
+            <m:r>
+              <w:rPr>
+                <w:rFonts w:ascii="Cambria Math" w:hAnsi="Cambria Math"/>
+                <w:lang w:eastAsia="zh-CN"/>
+              </w:rPr>
+              <m:t>r</m:t>
+            </m:r>
+          </m:sub>
+        </m:sSub>
+      </m:oMath>
       <w:r>
         <w:rPr>
           <w:rFonts w:ascii="Times New Roman" w:eastAsia="宋体" w:hAnsi="Times New Roman"/>
@@ -2727,20 +2635,15 @@
         </w:rPr>
         <w:t>为末端旋转刚度；</w:t>
       </w:r>
-      <w:r>
-        <w:rPr>
-          <w:rFonts w:ascii="Times New Roman" w:eastAsia="宋体" w:hAnsi="Times New Roman"/>
-          <w:lang w:eastAsia="zh-CN"/>
-        </w:rPr>
-        <w:t xml:space="preserve"/>
-      </w:r>
-      <w:r>
-        <m:oMath>
-          <m:r>
-            <m:t>ζ</m:t>
-          </m:r>
-        </m:oMath>
-      </w:r>
+      <m:oMath>
+        <m:r>
+          <w:rPr>
+            <w:rFonts w:ascii="Cambria Math" w:hAnsi="Cambria Math"/>
+            <w:lang w:eastAsia="zh-CN"/>
+          </w:rPr>
+          <m:t>ζ</m:t>
+        </m:r>
+      </m:oMath>
       <w:r>
         <w:rPr>
           <w:rFonts w:ascii="Times New Roman" w:eastAsia="宋体" w:hAnsi="Times New Roman"/>
@@ -2755,31 +2658,35 @@
         </w:rPr>
         <w:t>为阻尼比；</w:t>
       </w:r>
-      <w:r>
-        <m:oMath>
-          <m:sSub>
-            <m:e>
-              <m:r>
-                <m:t>K</m:t>
-              </m:r>
-            </m:e>
-            <m:sub>
-              <m:r>
-                <m:t>f</m:t>
-              </m:r>
-            </m:sub>
-          </m:sSub>
-        </m:oMath>
-      </w:r>
-      <w:r>
-        <w:rPr>
-          <w:rFonts w:ascii="Times New Roman" w:eastAsia="宋体" w:hAnsi="Times New Roman"/>
-          <w:lang w:eastAsia="zh-CN"/>
-        </w:rPr>
-        <w:t/>
-      </w:r>
-      <w:proofErr w:type="spellStart"/>
-      <w:proofErr w:type="spellEnd"/>
+      <m:oMath>
+        <m:sSub>
+          <m:sSubPr>
+            <m:ctrlPr>
+              <w:rPr>
+                <w:rFonts w:ascii="Cambria Math" w:hAnsi="Cambria Math"/>
+              </w:rPr>
+            </m:ctrlPr>
+          </m:sSubPr>
+          <m:e>
+            <m:r>
+              <w:rPr>
+                <w:rFonts w:ascii="Cambria Math" w:hAnsi="Cambria Math"/>
+                <w:lang w:eastAsia="zh-CN"/>
+              </w:rPr>
+              <m:t>K</m:t>
+            </m:r>
+          </m:e>
+          <m:sub>
+            <m:r>
+              <w:rPr>
+                <w:rFonts w:ascii="Cambria Math" w:hAnsi="Cambria Math"/>
+                <w:lang w:eastAsia="zh-CN"/>
+              </w:rPr>
+              <m:t>f</m:t>
+            </m:r>
+          </m:sub>
+        </m:sSub>
+      </m:oMath>
       <w:r>
         <w:rPr>
           <w:rFonts w:ascii="Times New Roman" w:eastAsia="宋体" w:hAnsi="Times New Roman"/>
@@ -2803,20 +2710,15 @@
         </w:rPr>
         <w:t>；</w:t>
       </w:r>
-      <w:r>
-        <w:rPr>
-          <w:rFonts w:ascii="Times New Roman" w:eastAsia="宋体" w:hAnsi="Times New Roman"/>
-          <w:lang w:eastAsia="zh-CN"/>
-        </w:rPr>
-        <w:t xml:space="preserve"/>
-      </w:r>
-      <w:r>
-        <m:oMath>
-          <m:r>
-            <m:t>d</m:t>
-          </m:r>
-        </m:oMath>
-      </w:r>
+      <m:oMath>
+        <m:r>
+          <w:rPr>
+            <w:rFonts w:ascii="Cambria Math" w:hAnsi="Cambria Math"/>
+            <w:lang w:eastAsia="zh-CN"/>
+          </w:rPr>
+          <m:t>d</m:t>
+        </m:r>
+      </m:oMath>
       <w:r>
         <w:rPr>
           <w:rFonts w:ascii="Times New Roman" w:eastAsia="宋体" w:hAnsi="Times New Roman"/>
@@ -2831,31 +2733,35 @@
         </w:rPr>
         <w:t>为力反馈死区；</w:t>
       </w:r>
-      <w:r>
-        <m:oMath>
-          <m:sSub>
-            <m:e>
-              <m:r>
-                <m:t>v</m:t>
-              </m:r>
-            </m:e>
-            <m:sub>
-              <m:r>
-                <m:t>g</m:t>
-              </m:r>
-            </m:sub>
-          </m:sSub>
-        </m:oMath>
-      </w:r>
-      <w:r>
-        <w:rPr>
-          <w:rFonts w:ascii="Times New Roman" w:eastAsia="宋体" w:hAnsi="Times New Roman"/>
-          <w:lang w:eastAsia="zh-CN"/>
-        </w:rPr>
-        <w:t/>
-      </w:r>
-      <w:proofErr w:type="spellStart"/>
-      <w:proofErr w:type="spellEnd"/>
+      <m:oMath>
+        <m:sSub>
+          <m:sSubPr>
+            <m:ctrlPr>
+              <w:rPr>
+                <w:rFonts w:ascii="Cambria Math" w:hAnsi="Cambria Math"/>
+              </w:rPr>
+            </m:ctrlPr>
+          </m:sSubPr>
+          <m:e>
+            <m:r>
+              <w:rPr>
+                <w:rFonts w:ascii="Cambria Math" w:hAnsi="Cambria Math"/>
+                <w:lang w:eastAsia="zh-CN"/>
+              </w:rPr>
+              <m:t>v</m:t>
+            </m:r>
+          </m:e>
+          <m:sub>
+            <m:r>
+              <w:rPr>
+                <w:rFonts w:ascii="Cambria Math" w:hAnsi="Cambria Math"/>
+                <w:lang w:eastAsia="zh-CN"/>
+              </w:rPr>
+              <m:t>g</m:t>
+            </m:r>
+          </m:sub>
+        </m:sSub>
+      </m:oMath>
       <w:r>
         <w:rPr>
           <w:rFonts w:ascii="Times New Roman" w:eastAsia="宋体" w:hAnsi="Times New Roman"/>
@@ -2879,31 +2785,35 @@
         </w:rPr>
         <w:t>速度；</w:t>
       </w:r>
-      <w:r>
-        <m:oMath>
-          <m:sSub>
-            <m:e>
-              <m:r>
-                <m:t>F</m:t>
-              </m:r>
-            </m:e>
-            <m:sub>
-              <m:r>
-                <m:t>g</m:t>
-              </m:r>
-            </m:sub>
-          </m:sSub>
-        </m:oMath>
-      </w:r>
-      <w:r>
-        <w:rPr>
-          <w:rFonts w:ascii="Times New Roman" w:eastAsia="宋体" w:hAnsi="Times New Roman"/>
-          <w:lang w:eastAsia="zh-CN"/>
-        </w:rPr>
-        <w:t/>
-      </w:r>
-      <w:proofErr w:type="spellStart"/>
-      <w:proofErr w:type="spellEnd"/>
+      <m:oMath>
+        <m:sSub>
+          <m:sSubPr>
+            <m:ctrlPr>
+              <w:rPr>
+                <w:rFonts w:ascii="Cambria Math" w:hAnsi="Cambria Math"/>
+              </w:rPr>
+            </m:ctrlPr>
+          </m:sSubPr>
+          <m:e>
+            <m:r>
+              <w:rPr>
+                <w:rFonts w:ascii="Cambria Math" w:hAnsi="Cambria Math"/>
+                <w:lang w:eastAsia="zh-CN"/>
+              </w:rPr>
+              <m:t>F</m:t>
+            </m:r>
+          </m:e>
+          <m:sub>
+            <m:r>
+              <w:rPr>
+                <w:rFonts w:ascii="Cambria Math" w:hAnsi="Cambria Math"/>
+                <w:lang w:eastAsia="zh-CN"/>
+              </w:rPr>
+              <m:t>g</m:t>
+            </m:r>
+          </m:sub>
+        </m:sSub>
+      </m:oMath>
       <w:r>
         <w:rPr>
           <w:rFonts w:ascii="Times New Roman" w:eastAsia="宋体" w:hAnsi="Times New Roman"/>
@@ -3048,13 +2958,13 @@
         <w:tblLook w:val="07E0" w:firstRow="1" w:lastRow="1" w:firstColumn="1" w:lastColumn="1" w:noHBand="1" w:noVBand="1"/>
       </w:tblPr>
       <w:tblGrid>
-        <w:gridCol w:w="1043"/>
-        <w:gridCol w:w="1278"/>
-        <w:gridCol w:w="1616"/>
-        <w:gridCol w:w="479"/>
-        <w:gridCol w:w="695"/>
-        <w:gridCol w:w="683"/>
-        <w:gridCol w:w="3448"/>
+        <w:gridCol w:w="1116"/>
+        <w:gridCol w:w="1091"/>
+        <w:gridCol w:w="1440"/>
+        <w:gridCol w:w="504"/>
+        <w:gridCol w:w="504"/>
+        <w:gridCol w:w="603"/>
+        <w:gridCol w:w="3984"/>
       </w:tblGrid>
       <w:tr>
         <w:trPr>
@@ -3098,37 +3008,40 @@
               <w:spacing w:before="20" w:after="20"/>
               <w:jc w:val="center"/>
             </w:pPr>
+            <m:oMath>
+              <m:sSub>
+                <m:sSubPr>
+                  <m:ctrlPr>
+                    <w:rPr>
+                      <w:rFonts w:ascii="Cambria Math" w:hAnsi="Cambria Math"/>
+                    </w:rPr>
+                  </m:ctrlPr>
+                </m:sSubPr>
+                <m:e>
+                  <m:r>
+                    <w:rPr>
+                      <w:rFonts w:ascii="Cambria Math" w:hAnsi="Cambria Math"/>
+                    </w:rPr>
+                    <m:t>K</m:t>
+                  </m:r>
+                </m:e>
+                <m:sub>
+                  <m:r>
+                    <w:rPr>
+                      <w:rFonts w:ascii="Cambria Math" w:hAnsi="Cambria Math"/>
+                    </w:rPr>
+                    <m:t>t</m:t>
+                  </m:r>
+                </m:sub>
+              </m:sSub>
+            </m:oMath>
             <w:r>
               <w:rPr>
                 <w:rFonts w:ascii="Times New Roman" w:eastAsia="宋体" w:hAnsi="Times New Roman"/>
                 <w:b/>
                 <w:sz w:val="21"/>
               </w:rPr>
-              <w:t/>
-            </w:r>
-            <w:r>
-              <m:oMath>
-                <m:sSub>
-                  <m:e>
-                    <m:r>
-                      <m:t>K</m:t>
-                    </m:r>
-                  </m:e>
-                  <m:sub>
-                    <m:r>
-                      <m:t>t</m:t>
-                    </m:r>
-                  </m:sub>
-                </m:sSub>
-              </m:oMath>
-            </w:r>
-            <w:r>
-              <w:rPr>
-                <w:rFonts w:ascii="Times New Roman" w:eastAsia="宋体" w:hAnsi="Times New Roman"/>
-                <w:b/>
-                <w:sz w:val="21"/>
-              </w:rPr>
-              <w:t xml:space="preserve">/(N/m)</w:t>
+              <w:t>/(N/m)</w:t>
             </w:r>
           </w:p>
         </w:tc>
@@ -3146,37 +3059,40 @@
               <w:spacing w:before="20" w:after="20"/>
               <w:jc w:val="center"/>
             </w:pPr>
+            <m:oMath>
+              <m:sSub>
+                <m:sSubPr>
+                  <m:ctrlPr>
+                    <w:rPr>
+                      <w:rFonts w:ascii="Cambria Math" w:hAnsi="Cambria Math"/>
+                    </w:rPr>
+                  </m:ctrlPr>
+                </m:sSubPr>
+                <m:e>
+                  <m:r>
+                    <w:rPr>
+                      <w:rFonts w:ascii="Cambria Math" w:hAnsi="Cambria Math"/>
+                    </w:rPr>
+                    <m:t>K</m:t>
+                  </m:r>
+                </m:e>
+                <m:sub>
+                  <m:r>
+                    <w:rPr>
+                      <w:rFonts w:ascii="Cambria Math" w:hAnsi="Cambria Math"/>
+                    </w:rPr>
+                    <m:t>r</m:t>
+                  </m:r>
+                </m:sub>
+              </m:sSub>
+            </m:oMath>
             <w:r>
               <w:rPr>
                 <w:rFonts w:ascii="Times New Roman" w:eastAsia="宋体" w:hAnsi="Times New Roman"/>
                 <w:b/>
                 <w:sz w:val="21"/>
               </w:rPr>
-              <w:t/>
-            </w:r>
-            <w:r>
-              <m:oMath>
-                <m:sSub>
-                  <m:e>
-                    <m:r>
-                      <m:t>K</m:t>
-                    </m:r>
-                  </m:e>
-                  <m:sub>
-                    <m:r>
-                      <m:t>r</m:t>
-                    </m:r>
-                  </m:sub>
-                </m:sSub>
-              </m:oMath>
-            </w:r>
-            <w:r>
-              <w:rPr>
-                <w:rFonts w:ascii="Times New Roman" w:eastAsia="宋体" w:hAnsi="Times New Roman"/>
-                <w:b/>
-                <w:sz w:val="21"/>
-              </w:rPr>
-              <w:t xml:space="preserve">/(Nm/rad)</w:t>
+              <w:t>/(Nm/rad)</w:t>
             </w:r>
           </w:p>
         </w:tc>
@@ -3194,21 +3110,16 @@
               <w:spacing w:before="20" w:after="20"/>
               <w:jc w:val="center"/>
             </w:pPr>
-            <w:r>
-              <w:rPr>
-                <w:rFonts w:ascii="Times New Roman" w:eastAsia="宋体" w:hAnsi="Times New Roman"/>
-                <w:b/>
-                <w:sz w:val="21"/>
-              </w:rPr>
-              <w:t/>
-            </w:r>
-            <w:r>
+            <m:oMathPara>
               <m:oMath>
                 <m:r>
+                  <w:rPr>
+                    <w:rFonts w:ascii="Cambria Math" w:hAnsi="Cambria Math"/>
+                  </w:rPr>
                   <m:t>ζ</m:t>
                 </m:r>
               </m:oMath>
-            </w:r>
+            </m:oMathPara>
           </w:p>
         </w:tc>
         <w:tc>
@@ -3225,30 +3136,35 @@
               <w:spacing w:before="20" w:after="20"/>
               <w:jc w:val="center"/>
             </w:pPr>
-            <w:r>
-              <w:rPr>
-                <w:rFonts w:ascii="Times New Roman" w:eastAsia="宋体" w:hAnsi="Times New Roman"/>
-                <w:b/>
-                <w:sz w:val="21"/>
-              </w:rPr>
-              <w:t/>
-            </w:r>
-            <w:r>
+            <m:oMathPara>
               <m:oMath>
                 <m:sSub>
+                  <m:sSubPr>
+                    <m:ctrlPr>
+                      <w:rPr>
+                        <w:rFonts w:ascii="Cambria Math" w:hAnsi="Cambria Math"/>
+                      </w:rPr>
+                    </m:ctrlPr>
+                  </m:sSubPr>
                   <m:e>
                     <m:r>
+                      <w:rPr>
+                        <w:rFonts w:ascii="Cambria Math" w:hAnsi="Cambria Math"/>
+                      </w:rPr>
                       <m:t>K</m:t>
                     </m:r>
                   </m:e>
                   <m:sub>
                     <m:r>
+                      <w:rPr>
+                        <w:rFonts w:ascii="Cambria Math" w:hAnsi="Cambria Math"/>
+                      </w:rPr>
                       <m:t>f</m:t>
                     </m:r>
                   </m:sub>
                 </m:sSub>
               </m:oMath>
-            </w:r>
+            </m:oMathPara>
           </w:p>
         </w:tc>
         <w:tc>
@@ -3265,28 +3181,21 @@
               <w:spacing w:before="20" w:after="20"/>
               <w:jc w:val="center"/>
             </w:pPr>
+            <m:oMath>
+              <m:r>
+                <w:rPr>
+                  <w:rFonts w:ascii="Cambria Math" w:hAnsi="Cambria Math"/>
+                </w:rPr>
+                <m:t>d</m:t>
+              </m:r>
+            </m:oMath>
             <w:r>
               <w:rPr>
                 <w:rFonts w:ascii="Times New Roman" w:eastAsia="宋体" w:hAnsi="Times New Roman"/>
                 <w:b/>
                 <w:sz w:val="21"/>
               </w:rPr>
-              <w:t/>
-            </w:r>
-            <w:r>
-              <m:oMath>
-                <m:r>
-                  <m:t>d</m:t>
-                </m:r>
-              </m:oMath>
-            </w:r>
-            <w:r>
-              <w:rPr>
-                <w:rFonts w:ascii="Times New Roman" w:eastAsia="宋体" w:hAnsi="Times New Roman"/>
-                <w:b/>
-                <w:sz w:val="21"/>
-              </w:rPr>
-              <w:t xml:space="preserve">/N</w:t>
+              <w:t>/N</w:t>
             </w:r>
           </w:p>
         </w:tc>
@@ -3758,7 +3667,7 @@
           <w:noProof/>
         </w:rPr>
         <w:drawing>
-          <wp:inline distT="0" distB="0" distL="0" distR="0" wp14:anchorId="01C28E29" wp14:editId="79068CC6">
+          <wp:inline distT="0" distB="0" distL="0" distR="0" wp14:anchorId="38AEAA5B" wp14:editId="1FCA37C8">
             <wp:extent cx="5731510" cy="3684270"/>
             <wp:effectExtent l="0" t="0" r="0" b="0"/>
             <wp:docPr id="3" name="图形 3"/>
@@ -4107,37 +4016,41 @@
         </w:rPr>
         <w:t>平动刚度</w:t>
       </w:r>
-      <w:r>
-        <m:oMath>
-          <m:sSub>
-            <m:e>
-              <m:r>
-                <m:t>K</m:t>
-              </m:r>
-            </m:e>
-            <m:sub>
-              <m:r>
-                <m:t>t</m:t>
-              </m:r>
-            </m:sub>
-          </m:sSub>
-        </m:oMath>
-      </w:r>
-      <w:r>
-        <w:rPr>
-          <w:rFonts w:ascii="Times New Roman" w:eastAsia="宋体" w:hAnsi="Times New Roman"/>
-          <w:lang w:eastAsia="zh-CN"/>
-        </w:rPr>
-        <w:t xml:space="preserve"> </w:t>
-      </w:r>
-      <w:proofErr w:type="spellStart"/>
-      <w:proofErr w:type="spellEnd"/>
-      <w:r>
-        <w:rPr>
-          <w:rFonts w:ascii="Times New Roman" w:eastAsia="宋体" w:hAnsi="Times New Roman"/>
-          <w:lang w:eastAsia="zh-CN"/>
-        </w:rPr>
-        <w:t xml:space="preserve"> </w:t>
+      <m:oMath>
+        <m:sSub>
+          <m:sSubPr>
+            <m:ctrlPr>
+              <w:rPr>
+                <w:rFonts w:ascii="Cambria Math" w:hAnsi="Cambria Math"/>
+              </w:rPr>
+            </m:ctrlPr>
+          </m:sSubPr>
+          <m:e>
+            <m:r>
+              <w:rPr>
+                <w:rFonts w:ascii="Cambria Math" w:hAnsi="Cambria Math"/>
+                <w:lang w:eastAsia="zh-CN"/>
+              </w:rPr>
+              <m:t>K</m:t>
+            </m:r>
+          </m:e>
+          <m:sub>
+            <m:r>
+              <w:rPr>
+                <w:rFonts w:ascii="Cambria Math" w:hAnsi="Cambria Math"/>
+                <w:lang w:eastAsia="zh-CN"/>
+              </w:rPr>
+              <m:t>t</m:t>
+            </m:r>
+          </m:sub>
+        </m:sSub>
+      </m:oMath>
+      <w:r>
+        <w:rPr>
+          <w:rFonts w:ascii="Times New Roman" w:eastAsia="宋体" w:hAnsi="Times New Roman"/>
+          <w:lang w:eastAsia="zh-CN"/>
+        </w:rPr>
+        <w:t xml:space="preserve">  </w:t>
       </w:r>
       <w:r>
         <w:rPr>
@@ -4165,14 +4078,7 @@
           <w:rFonts w:ascii="Times New Roman" w:eastAsia="宋体" w:hAnsi="Times New Roman"/>
           <w:lang w:eastAsia="zh-CN"/>
         </w:rPr>
-        <w:t xml:space="preserve"> </w:t>
-      </w:r>
-      <w:r>
-        <w:rPr>
-          <w:rFonts w:ascii="Times New Roman" w:eastAsia="宋体" w:hAnsi="Times New Roman"/>
-          <w:lang w:eastAsia="zh-CN"/>
-        </w:rPr>
-        <w:t xml:space="preserve">soft </w:t>
+        <w:t xml:space="preserve"> soft </w:t>
       </w:r>
       <w:r>
         <w:rPr>
@@ -4181,46 +4087,58 @@
         </w:rPr>
         <w:t>类物体，过高刚度容易在接触初期产生较大作用力，导致物体压缩、滑移或损伤，因此设置较低的</w:t>
       </w:r>
-      <w:r>
-        <m:oMath>
-          <m:sSub>
-            <m:e>
-              <m:r>
-                <m:t>K</m:t>
-              </m:r>
-            </m:e>
-            <m:sub>
-              <m:r>
-                <m:t>t</m:t>
-              </m:r>
-            </m:sub>
-          </m:sSub>
-          <m:r>
-            <m:rPr>
-              <m:sty m:val="p"/>
-            </m:rPr>
-            <m:t>=</m:t>
-          </m:r>
-          <m:r>
-            <m:t>50</m:t>
-          </m:r>
-        </m:oMath>
-      </w:r>
-      <w:r>
-        <w:rPr>
-          <w:rFonts w:ascii="Times New Roman" w:eastAsia="宋体" w:hAnsi="Times New Roman"/>
-          <w:lang w:eastAsia="zh-CN"/>
-        </w:rPr>
-        <w:t xml:space="preserve"> </w:t>
-      </w:r>
-      <w:proofErr w:type="spellStart"/>
-      <w:proofErr w:type="spellEnd"/>
-      <w:r>
-        <w:rPr>
-          <w:rFonts w:ascii="Times New Roman" w:eastAsia="宋体" w:hAnsi="Times New Roman"/>
-          <w:lang w:eastAsia="zh-CN"/>
-        </w:rPr>
-        <w:t> N/m</w:t>
+      <m:oMath>
+        <m:sSub>
+          <m:sSubPr>
+            <m:ctrlPr>
+              <w:rPr>
+                <w:rFonts w:ascii="Cambria Math" w:hAnsi="Cambria Math"/>
+              </w:rPr>
+            </m:ctrlPr>
+          </m:sSubPr>
+          <m:e>
+            <m:r>
+              <w:rPr>
+                <w:rFonts w:ascii="Cambria Math" w:hAnsi="Cambria Math"/>
+                <w:lang w:eastAsia="zh-CN"/>
+              </w:rPr>
+              <m:t>K</m:t>
+            </m:r>
+          </m:e>
+          <m:sub>
+            <m:r>
+              <w:rPr>
+                <w:rFonts w:ascii="Cambria Math" w:hAnsi="Cambria Math"/>
+                <w:lang w:eastAsia="zh-CN"/>
+              </w:rPr>
+              <m:t>t</m:t>
+            </m:r>
+          </m:sub>
+        </m:sSub>
+        <m:r>
+          <m:rPr>
+            <m:sty m:val="p"/>
+          </m:rPr>
+          <w:rPr>
+            <w:rFonts w:ascii="Cambria Math" w:hAnsi="Cambria Math"/>
+            <w:lang w:eastAsia="zh-CN"/>
+          </w:rPr>
+          <m:t>=</m:t>
+        </m:r>
+        <m:r>
+          <w:rPr>
+            <w:rFonts w:ascii="Cambria Math" w:hAnsi="Cambria Math"/>
+            <w:lang w:eastAsia="zh-CN"/>
+          </w:rPr>
+          <m:t>50</m:t>
+        </m:r>
+      </m:oMath>
+      <w:r>
+        <w:rPr>
+          <w:rFonts w:ascii="Times New Roman" w:eastAsia="宋体" w:hAnsi="Times New Roman"/>
+          <w:lang w:eastAsia="zh-CN"/>
+        </w:rPr>
+        <w:t xml:space="preserve"> N/m</w:t>
       </w:r>
       <w:r>
         <w:rPr>
@@ -4243,46 +4161,58 @@
         </w:rPr>
         <w:t>类物体，物体本身不易形变，抓取过程更需要末端定位稳定性，因此设置较高的</w:t>
       </w:r>
-      <w:r>
-        <m:oMath>
-          <m:sSub>
-            <m:e>
-              <m:r>
-                <m:t>K</m:t>
-              </m:r>
-            </m:e>
-            <m:sub>
-              <m:r>
-                <m:t>t</m:t>
-              </m:r>
-            </m:sub>
-          </m:sSub>
-          <m:r>
-            <m:rPr>
-              <m:sty m:val="p"/>
-            </m:rPr>
-            <m:t>=</m:t>
-          </m:r>
-          <m:r>
-            <m:t>200</m:t>
-          </m:r>
-        </m:oMath>
-      </w:r>
-      <w:r>
-        <w:rPr>
-          <w:rFonts w:ascii="Times New Roman" w:eastAsia="宋体" w:hAnsi="Times New Roman"/>
-          <w:lang w:eastAsia="zh-CN"/>
-        </w:rPr>
-        <w:t xml:space="preserve"> </w:t>
-      </w:r>
-      <w:proofErr w:type="spellStart"/>
-      <w:proofErr w:type="spellEnd"/>
-      <w:r>
-        <w:rPr>
-          <w:rFonts w:ascii="Times New Roman" w:eastAsia="宋体" w:hAnsi="Times New Roman"/>
-          <w:lang w:eastAsia="zh-CN"/>
-        </w:rPr>
-        <w:t> N/m</w:t>
+      <m:oMath>
+        <m:sSub>
+          <m:sSubPr>
+            <m:ctrlPr>
+              <w:rPr>
+                <w:rFonts w:ascii="Cambria Math" w:hAnsi="Cambria Math"/>
+              </w:rPr>
+            </m:ctrlPr>
+          </m:sSubPr>
+          <m:e>
+            <m:r>
+              <w:rPr>
+                <w:rFonts w:ascii="Cambria Math" w:hAnsi="Cambria Math"/>
+                <w:lang w:eastAsia="zh-CN"/>
+              </w:rPr>
+              <m:t>K</m:t>
+            </m:r>
+          </m:e>
+          <m:sub>
+            <m:r>
+              <w:rPr>
+                <w:rFonts w:ascii="Cambria Math" w:hAnsi="Cambria Math"/>
+                <w:lang w:eastAsia="zh-CN"/>
+              </w:rPr>
+              <m:t>t</m:t>
+            </m:r>
+          </m:sub>
+        </m:sSub>
+        <m:r>
+          <m:rPr>
+            <m:sty m:val="p"/>
+          </m:rPr>
+          <w:rPr>
+            <w:rFonts w:ascii="Cambria Math" w:hAnsi="Cambria Math"/>
+            <w:lang w:eastAsia="zh-CN"/>
+          </w:rPr>
+          <m:t>=</m:t>
+        </m:r>
+        <m:r>
+          <w:rPr>
+            <w:rFonts w:ascii="Cambria Math" w:hAnsi="Cambria Math"/>
+            <w:lang w:eastAsia="zh-CN"/>
+          </w:rPr>
+          <m:t>200</m:t>
+        </m:r>
+      </m:oMath>
+      <w:r>
+        <w:rPr>
+          <w:rFonts w:ascii="Times New Roman" w:eastAsia="宋体" w:hAnsi="Times New Roman"/>
+          <w:lang w:eastAsia="zh-CN"/>
+        </w:rPr>
+        <w:t xml:space="preserve"> N/m</w:t>
       </w:r>
       <w:r>
         <w:rPr>
@@ -4305,46 +4235,58 @@
         </w:rPr>
         <w:t>类物体取中间值</w:t>
       </w:r>
-      <w:r>
-        <m:oMath>
-          <m:sSub>
-            <m:e>
-              <m:r>
-                <m:t>K</m:t>
-              </m:r>
-            </m:e>
-            <m:sub>
-              <m:r>
-                <m:t>t</m:t>
-              </m:r>
-            </m:sub>
-          </m:sSub>
-          <m:r>
-            <m:rPr>
-              <m:sty m:val="p"/>
-            </m:rPr>
-            <m:t>=</m:t>
-          </m:r>
-          <m:r>
-            <m:t>150</m:t>
-          </m:r>
-        </m:oMath>
-      </w:r>
-      <w:r>
-        <w:rPr>
-          <w:rFonts w:ascii="Times New Roman" w:eastAsia="宋体" w:hAnsi="Times New Roman"/>
-          <w:lang w:eastAsia="zh-CN"/>
-        </w:rPr>
-        <w:t xml:space="preserve"> </w:t>
-      </w:r>
-      <w:proofErr w:type="spellStart"/>
-      <w:proofErr w:type="spellEnd"/>
-      <w:r>
-        <w:rPr>
-          <w:rFonts w:ascii="Times New Roman" w:eastAsia="宋体" w:hAnsi="Times New Roman"/>
-          <w:lang w:eastAsia="zh-CN"/>
-        </w:rPr>
-        <w:t> N/m</w:t>
+      <m:oMath>
+        <m:sSub>
+          <m:sSubPr>
+            <m:ctrlPr>
+              <w:rPr>
+                <w:rFonts w:ascii="Cambria Math" w:hAnsi="Cambria Math"/>
+              </w:rPr>
+            </m:ctrlPr>
+          </m:sSubPr>
+          <m:e>
+            <m:r>
+              <w:rPr>
+                <w:rFonts w:ascii="Cambria Math" w:hAnsi="Cambria Math"/>
+                <w:lang w:eastAsia="zh-CN"/>
+              </w:rPr>
+              <m:t>K</m:t>
+            </m:r>
+          </m:e>
+          <m:sub>
+            <m:r>
+              <w:rPr>
+                <w:rFonts w:ascii="Cambria Math" w:hAnsi="Cambria Math"/>
+                <w:lang w:eastAsia="zh-CN"/>
+              </w:rPr>
+              <m:t>t</m:t>
+            </m:r>
+          </m:sub>
+        </m:sSub>
+        <m:r>
+          <m:rPr>
+            <m:sty m:val="p"/>
+          </m:rPr>
+          <w:rPr>
+            <w:rFonts w:ascii="Cambria Math" w:hAnsi="Cambria Math"/>
+            <w:lang w:eastAsia="zh-CN"/>
+          </w:rPr>
+          <m:t>=</m:t>
+        </m:r>
+        <m:r>
+          <w:rPr>
+            <w:rFonts w:ascii="Cambria Math" w:hAnsi="Cambria Math"/>
+            <w:lang w:eastAsia="zh-CN"/>
+          </w:rPr>
+          <m:t>150</m:t>
+        </m:r>
+      </m:oMath>
+      <w:r>
+        <w:rPr>
+          <w:rFonts w:ascii="Times New Roman" w:eastAsia="宋体" w:hAnsi="Times New Roman"/>
+          <w:lang w:eastAsia="zh-CN"/>
+        </w:rPr>
+        <w:t xml:space="preserve"> N/m</w:t>
       </w:r>
       <w:r>
         <w:rPr>
@@ -4389,37 +4331,41 @@
         </w:rPr>
         <w:t>旋转刚度</w:t>
       </w:r>
-      <w:r>
-        <m:oMath>
-          <m:sSub>
-            <m:e>
-              <m:r>
-                <m:t>K</m:t>
-              </m:r>
-            </m:e>
-            <m:sub>
-              <m:r>
-                <m:t>r</m:t>
-              </m:r>
-            </m:sub>
-          </m:sSub>
-        </m:oMath>
-      </w:r>
-      <w:r>
-        <w:rPr>
-          <w:rFonts w:ascii="Times New Roman" w:eastAsia="宋体" w:hAnsi="Times New Roman"/>
-          <w:lang w:eastAsia="zh-CN"/>
-        </w:rPr>
-        <w:t xml:space="preserve"> </w:t>
-      </w:r>
-      <w:proofErr w:type="spellStart"/>
-      <w:proofErr w:type="spellEnd"/>
-      <w:r>
-        <w:rPr>
-          <w:rFonts w:ascii="Times New Roman" w:eastAsia="宋体" w:hAnsi="Times New Roman"/>
-          <w:lang w:eastAsia="zh-CN"/>
-        </w:rPr>
-        <w:t xml:space="preserve"> </w:t>
+      <m:oMath>
+        <m:sSub>
+          <m:sSubPr>
+            <m:ctrlPr>
+              <w:rPr>
+                <w:rFonts w:ascii="Cambria Math" w:hAnsi="Cambria Math"/>
+              </w:rPr>
+            </m:ctrlPr>
+          </m:sSubPr>
+          <m:e>
+            <m:r>
+              <w:rPr>
+                <w:rFonts w:ascii="Cambria Math" w:hAnsi="Cambria Math"/>
+                <w:lang w:eastAsia="zh-CN"/>
+              </w:rPr>
+              <m:t>K</m:t>
+            </m:r>
+          </m:e>
+          <m:sub>
+            <m:r>
+              <w:rPr>
+                <w:rFonts w:ascii="Cambria Math" w:hAnsi="Cambria Math"/>
+                <w:lang w:eastAsia="zh-CN"/>
+              </w:rPr>
+              <m:t>r</m:t>
+            </m:r>
+          </m:sub>
+        </m:sSub>
+      </m:oMath>
+      <w:r>
+        <w:rPr>
+          <w:rFonts w:ascii="Times New Roman" w:eastAsia="宋体" w:hAnsi="Times New Roman"/>
+          <w:lang w:eastAsia="zh-CN"/>
+        </w:rPr>
+        <w:t xml:space="preserve">  </w:t>
       </w:r>
       <w:r>
         <w:rPr>
@@ -4442,46 +4388,58 @@
         </w:rPr>
         <w:t>类物体对姿态精度要求相对较低，且过强姿态约束可能增加接触扰动，因此设置</w:t>
       </w:r>
-      <w:r>
-        <m:oMath>
-          <m:sSub>
-            <m:e>
-              <m:r>
-                <m:t>K</m:t>
-              </m:r>
-            </m:e>
-            <m:sub>
-              <m:r>
-                <m:t>r</m:t>
-              </m:r>
-            </m:sub>
-          </m:sSub>
-          <m:r>
-            <m:rPr>
-              <m:sty m:val="p"/>
-            </m:rPr>
-            <m:t>=</m:t>
-          </m:r>
-          <m:r>
-            <m:t>5</m:t>
-          </m:r>
-        </m:oMath>
-      </w:r>
-      <w:r>
-        <w:rPr>
-          <w:rFonts w:ascii="Times New Roman" w:eastAsia="宋体" w:hAnsi="Times New Roman"/>
-          <w:lang w:eastAsia="zh-CN"/>
-        </w:rPr>
-        <w:t xml:space="preserve"> </w:t>
-      </w:r>
-      <w:proofErr w:type="spellStart"/>
-      <w:proofErr w:type="spellEnd"/>
-      <w:r>
-        <w:rPr>
-          <w:rFonts w:ascii="Times New Roman" w:eastAsia="宋体" w:hAnsi="Times New Roman"/>
-          <w:lang w:eastAsia="zh-CN"/>
-        </w:rPr>
-        <w:t> Nm/rad</w:t>
+      <m:oMath>
+        <m:sSub>
+          <m:sSubPr>
+            <m:ctrlPr>
+              <w:rPr>
+                <w:rFonts w:ascii="Cambria Math" w:hAnsi="Cambria Math"/>
+              </w:rPr>
+            </m:ctrlPr>
+          </m:sSubPr>
+          <m:e>
+            <m:r>
+              <w:rPr>
+                <w:rFonts w:ascii="Cambria Math" w:hAnsi="Cambria Math"/>
+                <w:lang w:eastAsia="zh-CN"/>
+              </w:rPr>
+              <m:t>K</m:t>
+            </m:r>
+          </m:e>
+          <m:sub>
+            <m:r>
+              <w:rPr>
+                <w:rFonts w:ascii="Cambria Math" w:hAnsi="Cambria Math"/>
+                <w:lang w:eastAsia="zh-CN"/>
+              </w:rPr>
+              <m:t>r</m:t>
+            </m:r>
+          </m:sub>
+        </m:sSub>
+        <m:r>
+          <m:rPr>
+            <m:sty m:val="p"/>
+          </m:rPr>
+          <w:rPr>
+            <w:rFonts w:ascii="Cambria Math" w:hAnsi="Cambria Math"/>
+            <w:lang w:eastAsia="zh-CN"/>
+          </w:rPr>
+          <m:t>=</m:t>
+        </m:r>
+        <m:r>
+          <w:rPr>
+            <w:rFonts w:ascii="Cambria Math" w:hAnsi="Cambria Math"/>
+            <w:lang w:eastAsia="zh-CN"/>
+          </w:rPr>
+          <m:t>5</m:t>
+        </m:r>
+      </m:oMath>
+      <w:r>
+        <w:rPr>
+          <w:rFonts w:ascii="Times New Roman" w:eastAsia="宋体" w:hAnsi="Times New Roman"/>
+          <w:lang w:eastAsia="zh-CN"/>
+        </w:rPr>
+        <w:t xml:space="preserve"> Nm/rad</w:t>
       </w:r>
       <w:r>
         <w:rPr>
@@ -4504,46 +4462,58 @@
         </w:rPr>
         <w:t>类物体在抓取过程中更依赖稳定姿态和较高定位精度，因此设置</w:t>
       </w:r>
-      <w:r>
-        <m:oMath>
-          <m:sSub>
-            <m:e>
-              <m:r>
-                <m:t>K</m:t>
-              </m:r>
-            </m:e>
-            <m:sub>
-              <m:r>
-                <m:t>r</m:t>
-              </m:r>
-            </m:sub>
-          </m:sSub>
-          <m:r>
-            <m:rPr>
-              <m:sty m:val="p"/>
-            </m:rPr>
-            <m:t>=</m:t>
-          </m:r>
-          <m:r>
-            <m:t>13</m:t>
-          </m:r>
-        </m:oMath>
-      </w:r>
-      <w:r>
-        <w:rPr>
-          <w:rFonts w:ascii="Times New Roman" w:eastAsia="宋体" w:hAnsi="Times New Roman"/>
-          <w:lang w:eastAsia="zh-CN"/>
-        </w:rPr>
-        <w:t xml:space="preserve"> </w:t>
-      </w:r>
-      <w:proofErr w:type="spellStart"/>
-      <w:proofErr w:type="spellEnd"/>
-      <w:r>
-        <w:rPr>
-          <w:rFonts w:ascii="Times New Roman" w:eastAsia="宋体" w:hAnsi="Times New Roman"/>
-          <w:lang w:eastAsia="zh-CN"/>
-        </w:rPr>
-        <w:t> Nm/rad</w:t>
+      <m:oMath>
+        <m:sSub>
+          <m:sSubPr>
+            <m:ctrlPr>
+              <w:rPr>
+                <w:rFonts w:ascii="Cambria Math" w:hAnsi="Cambria Math"/>
+              </w:rPr>
+            </m:ctrlPr>
+          </m:sSubPr>
+          <m:e>
+            <m:r>
+              <w:rPr>
+                <w:rFonts w:ascii="Cambria Math" w:hAnsi="Cambria Math"/>
+                <w:lang w:eastAsia="zh-CN"/>
+              </w:rPr>
+              <m:t>K</m:t>
+            </m:r>
+          </m:e>
+          <m:sub>
+            <m:r>
+              <w:rPr>
+                <w:rFonts w:ascii="Cambria Math" w:hAnsi="Cambria Math"/>
+                <w:lang w:eastAsia="zh-CN"/>
+              </w:rPr>
+              <m:t>r</m:t>
+            </m:r>
+          </m:sub>
+        </m:sSub>
+        <m:r>
+          <m:rPr>
+            <m:sty m:val="p"/>
+          </m:rPr>
+          <w:rPr>
+            <w:rFonts w:ascii="Cambria Math" w:hAnsi="Cambria Math"/>
+            <w:lang w:eastAsia="zh-CN"/>
+          </w:rPr>
+          <m:t>=</m:t>
+        </m:r>
+        <m:r>
+          <w:rPr>
+            <w:rFonts w:ascii="Cambria Math" w:hAnsi="Cambria Math"/>
+            <w:lang w:eastAsia="zh-CN"/>
+          </w:rPr>
+          <m:t>13</m:t>
+        </m:r>
+      </m:oMath>
+      <w:r>
+        <w:rPr>
+          <w:rFonts w:ascii="Times New Roman" w:eastAsia="宋体" w:hAnsi="Times New Roman"/>
+          <w:lang w:eastAsia="zh-CN"/>
+        </w:rPr>
+        <w:t xml:space="preserve"> Nm/rad</w:t>
       </w:r>
       <w:r>
         <w:rPr>
@@ -4566,46 +4536,58 @@
         </w:rPr>
         <w:t>类物体设置</w:t>
       </w:r>
-      <w:r>
-        <m:oMath>
-          <m:sSub>
-            <m:e>
-              <m:r>
-                <m:t>K</m:t>
-              </m:r>
-            </m:e>
-            <m:sub>
-              <m:r>
-                <m:t>r</m:t>
-              </m:r>
-            </m:sub>
-          </m:sSub>
-          <m:r>
-            <m:rPr>
-              <m:sty m:val="p"/>
-            </m:rPr>
-            <m:t>=</m:t>
-          </m:r>
-          <m:r>
-            <m:t>10</m:t>
-          </m:r>
-        </m:oMath>
-      </w:r>
-      <w:r>
-        <w:rPr>
-          <w:rFonts w:ascii="Times New Roman" w:eastAsia="宋体" w:hAnsi="Times New Roman"/>
-          <w:lang w:eastAsia="zh-CN"/>
-        </w:rPr>
-        <w:t xml:space="preserve"> </w:t>
-      </w:r>
-      <w:proofErr w:type="spellStart"/>
-      <w:proofErr w:type="spellEnd"/>
-      <w:r>
-        <w:rPr>
-          <w:rFonts w:ascii="Times New Roman" w:eastAsia="宋体" w:hAnsi="Times New Roman"/>
-          <w:lang w:eastAsia="zh-CN"/>
-        </w:rPr>
-        <w:t> Nm/rad</w:t>
+      <m:oMath>
+        <m:sSub>
+          <m:sSubPr>
+            <m:ctrlPr>
+              <w:rPr>
+                <w:rFonts w:ascii="Cambria Math" w:hAnsi="Cambria Math"/>
+              </w:rPr>
+            </m:ctrlPr>
+          </m:sSubPr>
+          <m:e>
+            <m:r>
+              <w:rPr>
+                <w:rFonts w:ascii="Cambria Math" w:hAnsi="Cambria Math"/>
+                <w:lang w:eastAsia="zh-CN"/>
+              </w:rPr>
+              <m:t>K</m:t>
+            </m:r>
+          </m:e>
+          <m:sub>
+            <m:r>
+              <w:rPr>
+                <w:rFonts w:ascii="Cambria Math" w:hAnsi="Cambria Math"/>
+                <w:lang w:eastAsia="zh-CN"/>
+              </w:rPr>
+              <m:t>r</m:t>
+            </m:r>
+          </m:sub>
+        </m:sSub>
+        <m:r>
+          <m:rPr>
+            <m:sty m:val="p"/>
+          </m:rPr>
+          <w:rPr>
+            <w:rFonts w:ascii="Cambria Math" w:hAnsi="Cambria Math"/>
+            <w:lang w:eastAsia="zh-CN"/>
+          </w:rPr>
+          <m:t>=</m:t>
+        </m:r>
+        <m:r>
+          <w:rPr>
+            <w:rFonts w:ascii="Cambria Math" w:hAnsi="Cambria Math"/>
+            <w:lang w:eastAsia="zh-CN"/>
+          </w:rPr>
+          <m:t>10</m:t>
+        </m:r>
+      </m:oMath>
+      <w:r>
+        <w:rPr>
+          <w:rFonts w:ascii="Times New Roman" w:eastAsia="宋体" w:hAnsi="Times New Roman"/>
+          <w:lang w:eastAsia="zh-CN"/>
+        </w:rPr>
+        <w:t xml:space="preserve"> Nm/rad</w:t>
       </w:r>
       <w:r>
         <w:rPr>
@@ -4657,13 +4639,15 @@
         </w:rPr>
         <w:t xml:space="preserve"> </w:t>
       </w:r>
-      <w:r>
-        <m:oMath>
-          <m:r>
-            <m:t>ζ</m:t>
-          </m:r>
-        </m:oMath>
-      </w:r>
+      <m:oMath>
+        <m:r>
+          <w:rPr>
+            <w:rFonts w:ascii="Cambria Math" w:hAnsi="Cambria Math"/>
+            <w:lang w:eastAsia="zh-CN"/>
+          </w:rPr>
+          <m:t>ζ</m:t>
+        </m:r>
+      </m:oMath>
       <w:r>
         <w:rPr>
           <w:rFonts w:ascii="Times New Roman" w:eastAsia="宋体" w:hAnsi="Times New Roman"/>
@@ -4699,22 +4683,32 @@
         </w:rPr>
         <w:t xml:space="preserve"> </w:t>
       </w:r>
-      <w:r>
-        <m:oMath>
-          <m:r>
-            <m:t>ζ</m:t>
-          </m:r>
-          <m:r>
-            <m:rPr>
-              <m:sty m:val="p"/>
-            </m:rPr>
-            <m:t>=</m:t>
-          </m:r>
-          <m:r>
-            <m:t>0.8</m:t>
-          </m:r>
-        </m:oMath>
-      </w:r>
+      <m:oMath>
+        <m:r>
+          <w:rPr>
+            <w:rFonts w:ascii="Cambria Math" w:hAnsi="Cambria Math"/>
+            <w:lang w:eastAsia="zh-CN"/>
+          </w:rPr>
+          <m:t>ζ</m:t>
+        </m:r>
+        <m:r>
+          <m:rPr>
+            <m:sty m:val="p"/>
+          </m:rPr>
+          <w:rPr>
+            <w:rFonts w:ascii="Cambria Math" w:hAnsi="Cambria Math"/>
+            <w:lang w:eastAsia="zh-CN"/>
+          </w:rPr>
+          <m:t>=</m:t>
+        </m:r>
+        <m:r>
+          <w:rPr>
+            <w:rFonts w:ascii="Cambria Math" w:hAnsi="Cambria Math"/>
+            <w:lang w:eastAsia="zh-CN"/>
+          </w:rPr>
+          <m:t>0.8</m:t>
+        </m:r>
+      </m:oMath>
       <w:r>
         <w:rPr>
           <w:rFonts w:ascii="Times New Roman" w:eastAsia="宋体" w:hAnsi="Times New Roman"/>
@@ -4743,22 +4737,32 @@
         </w:rPr>
         <w:t xml:space="preserve"> </w:t>
       </w:r>
-      <w:r>
-        <m:oMath>
-          <m:r>
-            <m:t>ζ</m:t>
-          </m:r>
-          <m:r>
-            <m:rPr>
-              <m:sty m:val="p"/>
-            </m:rPr>
-            <m:t>=</m:t>
-          </m:r>
-          <m:r>
-            <m:t>1.0</m:t>
-          </m:r>
-        </m:oMath>
-      </w:r>
+      <m:oMath>
+        <m:r>
+          <w:rPr>
+            <w:rFonts w:ascii="Cambria Math" w:hAnsi="Cambria Math"/>
+            <w:lang w:eastAsia="zh-CN"/>
+          </w:rPr>
+          <m:t>ζ</m:t>
+        </m:r>
+        <m:r>
+          <m:rPr>
+            <m:sty m:val="p"/>
+          </m:rPr>
+          <w:rPr>
+            <w:rFonts w:ascii="Cambria Math" w:hAnsi="Cambria Math"/>
+            <w:lang w:eastAsia="zh-CN"/>
+          </w:rPr>
+          <m:t>=</m:t>
+        </m:r>
+        <m:r>
+          <w:rPr>
+            <w:rFonts w:ascii="Cambria Math" w:hAnsi="Cambria Math"/>
+            <w:lang w:eastAsia="zh-CN"/>
+          </w:rPr>
+          <m:t>1.0</m:t>
+        </m:r>
+      </m:oMath>
       <w:r>
         <w:rPr>
           <w:rFonts w:ascii="Times New Roman" w:eastAsia="宋体" w:hAnsi="Times New Roman"/>
@@ -4787,22 +4791,32 @@
         </w:rPr>
         <w:t xml:space="preserve"> </w:t>
       </w:r>
-      <w:r>
-        <m:oMath>
-          <m:r>
-            <m:t>ζ</m:t>
-          </m:r>
-          <m:r>
-            <m:rPr>
-              <m:sty m:val="p"/>
-            </m:rPr>
-            <m:t>=</m:t>
-          </m:r>
-          <m:r>
-            <m:t>1.0</m:t>
-          </m:r>
-        </m:oMath>
-      </w:r>
+      <m:oMath>
+        <m:r>
+          <w:rPr>
+            <w:rFonts w:ascii="Cambria Math" w:hAnsi="Cambria Math"/>
+            <w:lang w:eastAsia="zh-CN"/>
+          </w:rPr>
+          <m:t>ζ</m:t>
+        </m:r>
+        <m:r>
+          <m:rPr>
+            <m:sty m:val="p"/>
+          </m:rPr>
+          <w:rPr>
+            <w:rFonts w:ascii="Cambria Math" w:hAnsi="Cambria Math"/>
+            <w:lang w:eastAsia="zh-CN"/>
+          </w:rPr>
+          <m:t>=</m:t>
+        </m:r>
+        <m:r>
+          <w:rPr>
+            <w:rFonts w:ascii="Cambria Math" w:hAnsi="Cambria Math"/>
+            <w:lang w:eastAsia="zh-CN"/>
+          </w:rPr>
+          <m:t>1.0</m:t>
+        </m:r>
+      </m:oMath>
       <w:r>
         <w:rPr>
           <w:rFonts w:ascii="Times New Roman" w:eastAsia="宋体" w:hAnsi="Times New Roman"/>
@@ -4855,22 +4869,141 @@
         </w:rPr>
         <w:t>反馈增益</w:t>
       </w:r>
-      <w:r>
-        <m:oMath>
-          <m:sSub>
-            <m:e>
-              <m:r>
-                <m:t>K</m:t>
-              </m:r>
-            </m:e>
-            <m:sub>
-              <m:r>
-                <m:t>f</m:t>
-              </m:r>
-            </m:sub>
-          </m:sSub>
-        </m:oMath>
-      </w:r>
+      <m:oMath>
+        <m:sSub>
+          <m:sSubPr>
+            <m:ctrlPr>
+              <w:rPr>
+                <w:rFonts w:ascii="Cambria Math" w:hAnsi="Cambria Math"/>
+              </w:rPr>
+            </m:ctrlPr>
+          </m:sSubPr>
+          <m:e>
+            <m:r>
+              <w:rPr>
+                <w:rFonts w:ascii="Cambria Math" w:hAnsi="Cambria Math"/>
+                <w:lang w:eastAsia="zh-CN"/>
+              </w:rPr>
+              <m:t>K</m:t>
+            </m:r>
+          </m:e>
+          <m:sub>
+            <m:r>
+              <w:rPr>
+                <w:rFonts w:ascii="Cambria Math" w:hAnsi="Cambria Math"/>
+                <w:lang w:eastAsia="zh-CN"/>
+              </w:rPr>
+              <m:t>f</m:t>
+            </m:r>
+          </m:sub>
+        </m:sSub>
+      </m:oMath>
+      <w:r>
+        <w:rPr>
+          <w:rFonts w:ascii="Times New Roman" w:eastAsia="宋体" w:hAnsi="Times New Roman"/>
+          <w:lang w:eastAsia="zh-CN"/>
+        </w:rPr>
+        <w:t xml:space="preserve">  </w:t>
+      </w:r>
+      <w:proofErr w:type="gramStart"/>
+      <w:r>
+        <w:rPr>
+          <w:rFonts w:ascii="Times New Roman" w:eastAsia="宋体" w:hAnsi="Times New Roman"/>
+          <w:lang w:eastAsia="zh-CN"/>
+        </w:rPr>
+        <w:t>决定从端外力</w:t>
+      </w:r>
+      <w:proofErr w:type="gramEnd"/>
+      <w:r>
+        <w:rPr>
+          <w:rFonts w:ascii="Times New Roman" w:eastAsia="宋体" w:hAnsi="Times New Roman"/>
+          <w:lang w:eastAsia="zh-CN"/>
+        </w:rPr>
+        <w:t>向</w:t>
+      </w:r>
+      <w:r>
+        <w:rPr>
+          <w:rFonts w:ascii="Times New Roman" w:eastAsia="宋体" w:hAnsi="Times New Roman"/>
+          <w:lang w:eastAsia="zh-CN"/>
+        </w:rPr>
+        <w:t xml:space="preserve"> Omega.7 </w:t>
+      </w:r>
+      <w:proofErr w:type="gramStart"/>
+      <w:r>
+        <w:rPr>
+          <w:rFonts w:ascii="Times New Roman" w:eastAsia="宋体" w:hAnsi="Times New Roman"/>
+          <w:lang w:eastAsia="zh-CN"/>
+        </w:rPr>
+        <w:t>主端反馈</w:t>
+      </w:r>
+      <w:proofErr w:type="gramEnd"/>
+      <w:r>
+        <w:rPr>
+          <w:rFonts w:ascii="Times New Roman" w:eastAsia="宋体" w:hAnsi="Times New Roman"/>
+          <w:lang w:eastAsia="zh-CN"/>
+        </w:rPr>
+        <w:t>的强度。</w:t>
+      </w:r>
+      <w:r>
+        <w:rPr>
+          <w:rFonts w:ascii="Times New Roman" w:eastAsia="宋体" w:hAnsi="Times New Roman"/>
+          <w:lang w:eastAsia="zh-CN"/>
+        </w:rPr>
+        <w:t xml:space="preserve">soft </w:t>
+      </w:r>
+      <w:r>
+        <w:rPr>
+          <w:rFonts w:ascii="Times New Roman" w:eastAsia="宋体" w:hAnsi="Times New Roman"/>
+          <w:lang w:eastAsia="zh-CN"/>
+        </w:rPr>
+        <w:t>类物体若反馈过强，操作者容易产生过度修正或紧张操作，因此设置较低的</w:t>
+      </w:r>
+      <m:oMath>
+        <m:sSub>
+          <m:sSubPr>
+            <m:ctrlPr>
+              <w:rPr>
+                <w:rFonts w:ascii="Cambria Math" w:hAnsi="Cambria Math"/>
+              </w:rPr>
+            </m:ctrlPr>
+          </m:sSubPr>
+          <m:e>
+            <m:r>
+              <w:rPr>
+                <w:rFonts w:ascii="Cambria Math" w:hAnsi="Cambria Math"/>
+                <w:lang w:eastAsia="zh-CN"/>
+              </w:rPr>
+              <m:t>K</m:t>
+            </m:r>
+          </m:e>
+          <m:sub>
+            <m:r>
+              <w:rPr>
+                <w:rFonts w:ascii="Cambria Math" w:hAnsi="Cambria Math"/>
+                <w:lang w:eastAsia="zh-CN"/>
+              </w:rPr>
+              <m:t>f</m:t>
+            </m:r>
+          </m:sub>
+        </m:sSub>
+        <m:r>
+          <m:rPr>
+            <m:sty m:val="p"/>
+          </m:rPr>
+          <w:rPr>
+            <w:rFonts w:ascii="Cambria Math" w:hAnsi="Cambria Math"/>
+            <w:lang w:eastAsia="zh-CN"/>
+          </w:rPr>
+          <m:t>=</m:t>
+        </m:r>
+        <m:r>
+          <w:rPr>
+            <w:rFonts w:ascii="Cambria Math" w:hAnsi="Cambria Math"/>
+            <w:lang w:eastAsia="zh-CN"/>
+          </w:rPr>
+          <m:t>0.2</m:t>
+        </m:r>
+      </m:oMath>
       <w:r>
         <w:rPr>
           <w:rFonts w:ascii="Times New Roman" w:eastAsia="宋体" w:hAnsi="Times New Roman"/>
@@ -4878,8 +5011,73 @@
         </w:rPr>
         <w:t xml:space="preserve"> </w:t>
       </w:r>
-      <w:proofErr w:type="spellStart"/>
-      <w:proofErr w:type="spellEnd"/>
+      <w:r>
+        <w:rPr>
+          <w:rFonts w:ascii="Times New Roman" w:eastAsia="宋体" w:hAnsi="Times New Roman"/>
+          <w:lang w:eastAsia="zh-CN"/>
+        </w:rPr>
+        <w:t>；</w:t>
+      </w:r>
+      <w:r>
+        <w:rPr>
+          <w:rFonts w:ascii="Times New Roman" w:eastAsia="宋体" w:hAnsi="Times New Roman"/>
+          <w:lang w:eastAsia="zh-CN"/>
+        </w:rPr>
+        <w:t xml:space="preserve">hard </w:t>
+      </w:r>
+      <w:r>
+        <w:rPr>
+          <w:rFonts w:ascii="Times New Roman" w:eastAsia="宋体" w:hAnsi="Times New Roman"/>
+          <w:lang w:eastAsia="zh-CN"/>
+        </w:rPr>
+        <w:t>类物体需要更明确的接触提示，以帮助操作者判断接触和抓取稳定性，因此设置</w:t>
+      </w:r>
+      <m:oMath>
+        <m:sSub>
+          <m:sSubPr>
+            <m:ctrlPr>
+              <w:rPr>
+                <w:rFonts w:ascii="Cambria Math" w:hAnsi="Cambria Math"/>
+              </w:rPr>
+            </m:ctrlPr>
+          </m:sSubPr>
+          <m:e>
+            <m:r>
+              <w:rPr>
+                <w:rFonts w:ascii="Cambria Math" w:hAnsi="Cambria Math"/>
+                <w:lang w:eastAsia="zh-CN"/>
+              </w:rPr>
+              <m:t>K</m:t>
+            </m:r>
+          </m:e>
+          <m:sub>
+            <m:r>
+              <w:rPr>
+                <w:rFonts w:ascii="Cambria Math" w:hAnsi="Cambria Math"/>
+                <w:lang w:eastAsia="zh-CN"/>
+              </w:rPr>
+              <m:t>f</m:t>
+            </m:r>
+          </m:sub>
+        </m:sSub>
+        <m:r>
+          <m:rPr>
+            <m:sty m:val="p"/>
+          </m:rPr>
+          <w:rPr>
+            <w:rFonts w:ascii="Cambria Math" w:hAnsi="Cambria Math"/>
+            <w:lang w:eastAsia="zh-CN"/>
+          </w:rPr>
+          <m:t>=</m:t>
+        </m:r>
+        <m:r>
+          <w:rPr>
+            <w:rFonts w:ascii="Cambria Math" w:hAnsi="Cambria Math"/>
+            <w:lang w:eastAsia="zh-CN"/>
+          </w:rPr>
+          <m:t>0.7</m:t>
+        </m:r>
+      </m:oMath>
       <w:r>
         <w:rPr>
           <w:rFonts w:ascii="Times New Roman" w:eastAsia="宋体" w:hAnsi="Times New Roman"/>
@@ -4887,230 +5085,79 @@
         </w:rPr>
         <w:t xml:space="preserve"> </w:t>
       </w:r>
-      <w:proofErr w:type="gramStart"/>
-      <w:r>
-        <w:rPr>
-          <w:rFonts w:ascii="Times New Roman" w:eastAsia="宋体" w:hAnsi="Times New Roman"/>
-          <w:lang w:eastAsia="zh-CN"/>
-        </w:rPr>
-        <w:t>决定从端外力</w:t>
-      </w:r>
-      <w:proofErr w:type="gramEnd"/>
-      <w:r>
-        <w:rPr>
-          <w:rFonts w:ascii="Times New Roman" w:eastAsia="宋体" w:hAnsi="Times New Roman"/>
-          <w:lang w:eastAsia="zh-CN"/>
-        </w:rPr>
-        <w:t>向</w:t>
-      </w:r>
-      <w:r>
-        <w:rPr>
-          <w:rFonts w:ascii="Times New Roman" w:eastAsia="宋体" w:hAnsi="Times New Roman"/>
-          <w:lang w:eastAsia="zh-CN"/>
-        </w:rPr>
-        <w:t xml:space="preserve"> Omega.7 </w:t>
-      </w:r>
-      <w:proofErr w:type="gramStart"/>
-      <w:r>
-        <w:rPr>
-          <w:rFonts w:ascii="Times New Roman" w:eastAsia="宋体" w:hAnsi="Times New Roman"/>
-          <w:lang w:eastAsia="zh-CN"/>
-        </w:rPr>
-        <w:t>主端反</w:t>
-      </w:r>
-      <w:r>
-        <w:rPr>
-          <w:rFonts w:ascii="Times New Roman" w:eastAsia="宋体" w:hAnsi="Times New Roman"/>
-          <w:lang w:eastAsia="zh-CN"/>
-        </w:rPr>
-        <w:t>馈</w:t>
-      </w:r>
-      <w:proofErr w:type="gramEnd"/>
-      <w:r>
-        <w:rPr>
-          <w:rFonts w:ascii="Times New Roman" w:eastAsia="宋体" w:hAnsi="Times New Roman"/>
-          <w:lang w:eastAsia="zh-CN"/>
-        </w:rPr>
-        <w:t>的强度。</w:t>
-      </w:r>
-      <w:r>
-        <w:rPr>
-          <w:rFonts w:ascii="Times New Roman" w:eastAsia="宋体" w:hAnsi="Times New Roman"/>
-          <w:lang w:eastAsia="zh-CN"/>
-        </w:rPr>
-        <w:t xml:space="preserve">soft </w:t>
-      </w:r>
-      <w:r>
-        <w:rPr>
-          <w:rFonts w:ascii="Times New Roman" w:eastAsia="宋体" w:hAnsi="Times New Roman"/>
-          <w:lang w:eastAsia="zh-CN"/>
-        </w:rPr>
-        <w:t>类物体若反馈过强，操作者容易产生过度修正或紧张操作，因此设置较低的</w:t>
-      </w:r>
-      <w:r>
-        <m:oMath>
-          <m:sSub>
-            <m:e>
-              <m:r>
-                <m:t>K</m:t>
-              </m:r>
-            </m:e>
-            <m:sub>
-              <m:r>
-                <m:t>f</m:t>
-              </m:r>
-            </m:sub>
-          </m:sSub>
-          <m:r>
-            <m:rPr>
-              <m:sty m:val="p"/>
-            </m:rPr>
-            <m:t>=</m:t>
-          </m:r>
-          <m:r>
-            <m:t>0.2</m:t>
-          </m:r>
-        </m:oMath>
-      </w:r>
+      <w:r>
+        <w:rPr>
+          <w:rFonts w:ascii="Times New Roman" w:eastAsia="宋体" w:hAnsi="Times New Roman"/>
+          <w:lang w:eastAsia="zh-CN"/>
+        </w:rPr>
+        <w:t>；</w:t>
+      </w:r>
+      <w:r>
+        <w:rPr>
+          <w:rFonts w:ascii="Times New Roman" w:eastAsia="宋体" w:hAnsi="Times New Roman"/>
+          <w:lang w:eastAsia="zh-CN"/>
+        </w:rPr>
+        <w:t xml:space="preserve">medium </w:t>
+      </w:r>
+      <w:r>
+        <w:rPr>
+          <w:rFonts w:ascii="Times New Roman" w:eastAsia="宋体" w:hAnsi="Times New Roman"/>
+          <w:lang w:eastAsia="zh-CN"/>
+        </w:rPr>
+        <w:t>类物体设置</w:t>
+      </w:r>
+      <m:oMath>
+        <m:sSub>
+          <m:sSubPr>
+            <m:ctrlPr>
+              <w:rPr>
+                <w:rFonts w:ascii="Cambria Math" w:hAnsi="Cambria Math"/>
+              </w:rPr>
+            </m:ctrlPr>
+          </m:sSubPr>
+          <m:e>
+            <m:r>
+              <w:rPr>
+                <w:rFonts w:ascii="Cambria Math" w:hAnsi="Cambria Math"/>
+                <w:lang w:eastAsia="zh-CN"/>
+              </w:rPr>
+              <m:t>K</m:t>
+            </m:r>
+          </m:e>
+          <m:sub>
+            <m:r>
+              <w:rPr>
+                <w:rFonts w:ascii="Cambria Math" w:hAnsi="Cambria Math"/>
+                <w:lang w:eastAsia="zh-CN"/>
+              </w:rPr>
+              <m:t>f</m:t>
+            </m:r>
+          </m:sub>
+        </m:sSub>
+        <m:r>
+          <m:rPr>
+            <m:sty m:val="p"/>
+          </m:rPr>
+          <w:rPr>
+            <w:rFonts w:ascii="Cambria Math" w:hAnsi="Cambria Math"/>
+            <w:lang w:eastAsia="zh-CN"/>
+          </w:rPr>
+          <m:t>=</m:t>
+        </m:r>
+        <m:r>
+          <w:rPr>
+            <w:rFonts w:ascii="Cambria Math" w:hAnsi="Cambria Math"/>
+            <w:lang w:eastAsia="zh-CN"/>
+          </w:rPr>
+          <m:t>0.5</m:t>
+        </m:r>
+      </m:oMath>
       <w:r>
         <w:rPr>
           <w:rFonts w:ascii="Times New Roman" w:eastAsia="宋体" w:hAnsi="Times New Roman"/>
           <w:lang w:eastAsia="zh-CN"/>
         </w:rPr>
         <w:t xml:space="preserve"> </w:t>
-      </w:r>
-      <w:proofErr w:type="spellStart"/>
-      <w:proofErr w:type="spellEnd"/>
-      <w:r>
-        <w:rPr>
-          <w:rFonts w:ascii="Times New Roman" w:eastAsia="宋体" w:hAnsi="Times New Roman"/>
-          <w:lang w:eastAsia="zh-CN"/>
-        </w:rPr>
-        <w:t/>
-      </w:r>
-      <w:r>
-        <w:rPr>
-          <w:rFonts w:ascii="Times New Roman" w:eastAsia="宋体" w:hAnsi="Times New Roman"/>
-          <w:lang w:eastAsia="zh-CN"/>
-        </w:rPr>
-        <w:t>；</w:t>
-      </w:r>
-      <w:r>
-        <w:rPr>
-          <w:rFonts w:ascii="Times New Roman" w:eastAsia="宋体" w:hAnsi="Times New Roman"/>
-          <w:lang w:eastAsia="zh-CN"/>
-        </w:rPr>
-        <w:t xml:space="preserve">hard </w:t>
-      </w:r>
-      <w:r>
-        <w:rPr>
-          <w:rFonts w:ascii="Times New Roman" w:eastAsia="宋体" w:hAnsi="Times New Roman"/>
-          <w:lang w:eastAsia="zh-CN"/>
-        </w:rPr>
-        <w:t>类物体需要更明确的接触提示，以帮助操作者判断接触和抓取稳定性，因此设置</w:t>
-      </w:r>
-      <w:r>
-        <m:oMath>
-          <m:sSub>
-            <m:e>
-              <m:r>
-                <m:t>K</m:t>
-              </m:r>
-            </m:e>
-            <m:sub>
-              <m:r>
-                <m:t>f</m:t>
-              </m:r>
-            </m:sub>
-          </m:sSub>
-          <m:r>
-            <m:rPr>
-              <m:sty m:val="p"/>
-            </m:rPr>
-            <m:t>=</m:t>
-          </m:r>
-          <m:r>
-            <m:t>0.7</m:t>
-          </m:r>
-        </m:oMath>
-      </w:r>
-      <w:r>
-        <w:rPr>
-          <w:rFonts w:ascii="Times New Roman" w:eastAsia="宋体" w:hAnsi="Times New Roman"/>
-          <w:lang w:eastAsia="zh-CN"/>
-        </w:rPr>
-        <w:t xml:space="preserve"> </w:t>
-      </w:r>
-      <w:proofErr w:type="spellStart"/>
-      <w:proofErr w:type="spellEnd"/>
-      <w:r>
-        <w:rPr>
-          <w:rFonts w:ascii="Times New Roman" w:eastAsia="宋体" w:hAnsi="Times New Roman"/>
-          <w:lang w:eastAsia="zh-CN"/>
-        </w:rPr>
-        <w:t/>
-      </w:r>
-      <w:r>
-        <w:rPr>
-          <w:rFonts w:ascii="Times New Roman" w:eastAsia="宋体" w:hAnsi="Times New Roman"/>
-          <w:lang w:eastAsia="zh-CN"/>
-        </w:rPr>
-        <w:t>；</w:t>
-      </w:r>
-      <w:r>
-        <w:rPr>
-          <w:rFonts w:ascii="Times New Roman" w:eastAsia="宋体" w:hAnsi="Times New Roman"/>
-          <w:lang w:eastAsia="zh-CN"/>
-        </w:rPr>
-        <w:t xml:space="preserve">medium </w:t>
-      </w:r>
-      <w:r>
-        <w:rPr>
-          <w:rFonts w:ascii="Times New Roman" w:eastAsia="宋体" w:hAnsi="Times New Roman"/>
-          <w:lang w:eastAsia="zh-CN"/>
-        </w:rPr>
-        <w:t>类物体设置</w:t>
-      </w:r>
-      <w:r>
-        <m:oMath>
-          <m:sSub>
-            <m:e>
-              <m:r>
-                <m:t>K</m:t>
-              </m:r>
-            </m:e>
-            <m:sub>
-              <m:r>
-                <m:t>f</m:t>
-              </m:r>
-            </m:sub>
-          </m:sSub>
-          <m:r>
-            <m:rPr>
-              <m:sty m:val="p"/>
-            </m:rPr>
-            <m:t>=</m:t>
-          </m:r>
-          <m:r>
-            <m:t>0.5</m:t>
-          </m:r>
-        </m:oMath>
-      </w:r>
-      <w:r>
-        <w:rPr>
-          <w:rFonts w:ascii="Times New Roman" w:eastAsia="宋体" w:hAnsi="Times New Roman"/>
-          <w:lang w:eastAsia="zh-CN"/>
-        </w:rPr>
-        <w:t xml:space="preserve"> </w:t>
-      </w:r>
-      <w:proofErr w:type="spellStart"/>
-      <w:proofErr w:type="spellEnd"/>
-      <w:r>
-        <w:rPr>
-          <w:rFonts w:ascii="Times New Roman" w:eastAsia="宋体" w:hAnsi="Times New Roman"/>
-          <w:lang w:eastAsia="zh-CN"/>
-        </w:rPr>
-        <w:t/>
       </w:r>
       <w:r>
         <w:rPr>
@@ -5162,13 +5209,15 @@
         </w:rPr>
         <w:t xml:space="preserve"> </w:t>
       </w:r>
-      <w:r>
-        <m:oMath>
-          <m:r>
-            <m:t>d</m:t>
-          </m:r>
-        </m:oMath>
-      </w:r>
+      <m:oMath>
+        <m:r>
+          <w:rPr>
+            <w:rFonts w:ascii="Cambria Math" w:hAnsi="Cambria Math"/>
+            <w:lang w:eastAsia="zh-CN"/>
+          </w:rPr>
+          <m:t>d</m:t>
+        </m:r>
+      </m:oMath>
       <w:r>
         <w:rPr>
           <w:rFonts w:ascii="Times New Roman" w:eastAsia="宋体" w:hAnsi="Times New Roman"/>
@@ -5236,22 +5285,32 @@
         </w:rPr>
         <w:t xml:space="preserve"> </w:t>
       </w:r>
-      <w:r>
-        <m:oMath>
-          <m:r>
-            <m:t>d</m:t>
-          </m:r>
-          <m:r>
-            <m:rPr>
-              <m:sty m:val="p"/>
-            </m:rPr>
-            <m:t>=</m:t>
-          </m:r>
-          <m:r>
-            <m:t>0.3</m:t>
-          </m:r>
-        </m:oMath>
-      </w:r>
+      <m:oMath>
+        <m:r>
+          <w:rPr>
+            <w:rFonts w:ascii="Cambria Math" w:hAnsi="Cambria Math"/>
+            <w:lang w:eastAsia="zh-CN"/>
+          </w:rPr>
+          <m:t>d</m:t>
+        </m:r>
+        <m:r>
+          <m:rPr>
+            <m:sty m:val="p"/>
+          </m:rPr>
+          <w:rPr>
+            <w:rFonts w:ascii="Cambria Math" w:hAnsi="Cambria Math"/>
+            <w:lang w:eastAsia="zh-CN"/>
+          </w:rPr>
+          <m:t>=</m:t>
+        </m:r>
+        <m:r>
+          <w:rPr>
+            <w:rFonts w:ascii="Cambria Math" w:hAnsi="Cambria Math"/>
+            <w:lang w:eastAsia="zh-CN"/>
+          </w:rPr>
+          <m:t>0.3</m:t>
+        </m:r>
+      </m:oMath>
       <w:r>
         <w:rPr>
           <w:rFonts w:ascii="Times New Roman" w:eastAsia="宋体" w:hAnsi="Times New Roman"/>
@@ -5296,22 +5355,32 @@
         </w:rPr>
         <w:t xml:space="preserve"> </w:t>
       </w:r>
-      <w:r>
-        <m:oMath>
-          <m:r>
-            <m:t>d</m:t>
-          </m:r>
-          <m:r>
-            <m:rPr>
-              <m:sty m:val="p"/>
-            </m:rPr>
-            <m:t>=</m:t>
-          </m:r>
-          <m:r>
-            <m:t>0.5</m:t>
-          </m:r>
-        </m:oMath>
-      </w:r>
+      <m:oMath>
+        <m:r>
+          <w:rPr>
+            <w:rFonts w:ascii="Cambria Math" w:hAnsi="Cambria Math"/>
+            <w:lang w:eastAsia="zh-CN"/>
+          </w:rPr>
+          <m:t>d</m:t>
+        </m:r>
+        <m:r>
+          <m:rPr>
+            <m:sty m:val="p"/>
+          </m:rPr>
+          <w:rPr>
+            <w:rFonts w:ascii="Cambria Math" w:hAnsi="Cambria Math"/>
+            <w:lang w:eastAsia="zh-CN"/>
+          </w:rPr>
+          <m:t>=</m:t>
+        </m:r>
+        <m:r>
+          <w:rPr>
+            <w:rFonts w:ascii="Cambria Math" w:hAnsi="Cambria Math"/>
+            <w:lang w:eastAsia="zh-CN"/>
+          </w:rPr>
+          <m:t>0.5</m:t>
+        </m:r>
+      </m:oMath>
       <w:r>
         <w:rPr>
           <w:rFonts w:ascii="Times New Roman" w:eastAsia="宋体" w:hAnsi="Times New Roman"/>
@@ -5324,14 +5393,7 @@
           <w:rFonts w:ascii="Times New Roman" w:eastAsia="宋体" w:hAnsi="Times New Roman"/>
           <w:lang w:eastAsia="zh-CN"/>
         </w:rPr>
-        <w:t>，以避免高刚</w:t>
-      </w:r>
-      <w:r>
-        <w:rPr>
-          <w:rFonts w:ascii="Times New Roman" w:eastAsia="宋体" w:hAnsi="Times New Roman"/>
-          <w:lang w:eastAsia="zh-CN"/>
-        </w:rPr>
-        <w:t>度接触过程中的小幅噪声被放大；</w:t>
+        <w:t>，以避免高刚度接触过程中的小幅噪声被放大；</w:t>
       </w:r>
       <w:r>
         <w:rPr>
@@ -5354,22 +5416,32 @@
         </w:rPr>
         <w:t xml:space="preserve"> </w:t>
       </w:r>
-      <w:r>
-        <m:oMath>
-          <m:r>
-            <m:t>d</m:t>
-          </m:r>
-          <m:r>
-            <m:rPr>
-              <m:sty m:val="p"/>
-            </m:rPr>
-            <m:t>=</m:t>
-          </m:r>
-          <m:r>
-            <m:t>0.4</m:t>
-          </m:r>
-        </m:oMath>
-      </w:r>
+      <m:oMath>
+        <m:r>
+          <w:rPr>
+            <w:rFonts w:ascii="Cambria Math" w:hAnsi="Cambria Math"/>
+            <w:lang w:eastAsia="zh-CN"/>
+          </w:rPr>
+          <m:t>d</m:t>
+        </m:r>
+        <m:r>
+          <m:rPr>
+            <m:sty m:val="p"/>
+          </m:rPr>
+          <w:rPr>
+            <w:rFonts w:ascii="Cambria Math" w:hAnsi="Cambria Math"/>
+            <w:lang w:eastAsia="zh-CN"/>
+          </w:rPr>
+          <m:t>=</m:t>
+        </m:r>
+        <m:r>
+          <w:rPr>
+            <w:rFonts w:ascii="Cambria Math" w:hAnsi="Cambria Math"/>
+            <w:lang w:eastAsia="zh-CN"/>
+          </w:rPr>
+          <m:t>0.4</m:t>
+        </m:r>
+      </m:oMath>
       <w:r>
         <w:rPr>
           <w:rFonts w:ascii="Times New Roman" w:eastAsia="宋体" w:hAnsi="Times New Roman"/>
@@ -5651,14 +5723,7 @@
           <w:rFonts w:ascii="Times New Roman" w:eastAsia="宋体" w:hAnsi="Times New Roman"/>
           <w:lang w:eastAsia="zh-CN"/>
         </w:rPr>
-        <w:t>三种控制意图。该策略库的作用不是追求</w:t>
-      </w:r>
-      <w:r>
-        <w:rPr>
-          <w:rFonts w:ascii="Times New Roman" w:eastAsia="宋体" w:hAnsi="Times New Roman"/>
-          <w:lang w:eastAsia="zh-CN"/>
-        </w:rPr>
-        <w:t>单一参数最优，而是在</w:t>
+        <w:t>三种控制意图。该策略库的作用不是追求单一参数最优，而是在</w:t>
       </w:r>
       <w:proofErr w:type="gramStart"/>
       <w:r>
@@ -5781,13 +5846,15 @@
         </w:rPr>
         <w:t xml:space="preserve"> </w:t>
       </w:r>
-      <w:r>
-        <m:oMath>
-          <m:r>
-            <m:t>t</m:t>
-          </m:r>
-        </m:oMath>
-      </w:r>
+      <m:oMath>
+        <m:r>
+          <w:rPr>
+            <w:rFonts w:ascii="Cambria Math" w:hAnsi="Cambria Math"/>
+            <w:lang w:eastAsia="zh-CN"/>
+          </w:rPr>
+          <m:t>t</m:t>
+        </m:r>
+      </m:oMath>
       <w:r>
         <w:rPr>
           <w:rFonts w:ascii="Times New Roman" w:eastAsia="宋体" w:hAnsi="Times New Roman"/>
@@ -5809,40 +5876,64 @@
         </w:rPr>
         <w:t xml:space="preserve"> </w:t>
       </w:r>
-      <w:r>
-        <m:oMath>
-          <m:sSub>
-            <m:e>
-              <m:r>
-                <m:t>x</m:t>
-              </m:r>
-            </m:e>
-            <m:sub>
-              <m:r>
-                <m:rPr>
-                  <m:sty m:val="p"/>
-                </m:rPr>
-                <m:t>Ω</m:t>
-              </m:r>
-            </m:sub>
-          </m:sSub>
-          <m:r>
-            <m:rPr>
-              <m:sty m:val="p"/>
-            </m:rPr>
-            <m:t>(</m:t>
-          </m:r>
-          <m:r>
-            <m:t>t</m:t>
-          </m:r>
-          <m:r>
-            <m:rPr>
-              <m:sty m:val="p"/>
-            </m:rPr>
-            <m:t>)</m:t>
-          </m:r>
-        </m:oMath>
-      </w:r>
+      <m:oMath>
+        <m:sSub>
+          <m:sSubPr>
+            <m:ctrlPr>
+              <w:rPr>
+                <w:rFonts w:ascii="Cambria Math" w:hAnsi="Cambria Math"/>
+              </w:rPr>
+            </m:ctrlPr>
+          </m:sSubPr>
+          <m:e>
+            <m:r>
+              <w:rPr>
+                <w:rFonts w:ascii="Cambria Math" w:hAnsi="Cambria Math"/>
+                <w:lang w:eastAsia="zh-CN"/>
+              </w:rPr>
+              <m:t>x</m:t>
+            </m:r>
+          </m:e>
+          <m:sub>
+            <m:r>
+              <m:rPr>
+                <m:sty m:val="p"/>
+              </m:rPr>
+              <w:rPr>
+                <w:rFonts w:ascii="Cambria Math" w:hAnsi="Cambria Math"/>
+              </w:rPr>
+              <m:t>Ω</m:t>
+            </m:r>
+          </m:sub>
+        </m:sSub>
+        <m:r>
+          <m:rPr>
+            <m:sty m:val="p"/>
+          </m:rPr>
+          <w:rPr>
+            <w:rFonts w:ascii="Cambria Math" w:hAnsi="Cambria Math"/>
+            <w:lang w:eastAsia="zh-CN"/>
+          </w:rPr>
+          <m:t>(</m:t>
+        </m:r>
+        <m:r>
+          <w:rPr>
+            <w:rFonts w:ascii="Cambria Math" w:hAnsi="Cambria Math"/>
+            <w:lang w:eastAsia="zh-CN"/>
+          </w:rPr>
+          <m:t>t</m:t>
+        </m:r>
+        <m:r>
+          <m:rPr>
+            <m:sty m:val="p"/>
+          </m:rPr>
+          <w:rPr>
+            <w:rFonts w:ascii="Cambria Math" w:hAnsi="Cambria Math"/>
+            <w:lang w:eastAsia="zh-CN"/>
+          </w:rPr>
+          <m:t>)</m:t>
+        </m:r>
+      </m:oMath>
       <w:r>
         <w:rPr>
           <w:rFonts w:ascii="Times New Roman" w:eastAsia="宋体" w:hAnsi="Times New Roman"/>
@@ -5865,6 +5956,214 @@
           <w:lang w:eastAsia="zh-CN"/>
         </w:rPr>
         <w:t>增量为：</w:t>
+      </w:r>
+    </w:p>
+    <w:p>
+      <w:pPr>
+        <w:pStyle w:val="a0"/>
+        <w:tabs>
+          <w:tab w:val="center" w:pos="4253"/>
+          <w:tab w:val="right" w:pos="8506"/>
+        </w:tabs>
+        <w:spacing w:line="360" w:lineRule="auto"/>
+        <w:ind w:firstLine="480"/>
+        <w:jc w:val="both"/>
+      </w:pPr>
+      <w:r>
+        <w:rPr>
+          <w:rFonts w:ascii="Times New Roman"/>
+          <w:lang w:eastAsia="zh-CN"/>
+        </w:rPr>
+        <w:tab/>
+      </w:r>
+      <m:oMath>
+        <m:r>
+          <m:rPr>
+            <m:sty m:val="p"/>
+          </m:rPr>
+          <w:rPr>
+            <w:rFonts w:ascii="Cambria Math" w:hAnsi="Cambria Math"/>
+          </w:rPr>
+          <m:t>Δ</m:t>
+        </m:r>
+        <m:sSub>
+          <m:sSubPr>
+            <m:ctrlPr>
+              <w:rPr>
+                <w:rFonts w:ascii="Cambria Math" w:hAnsi="Cambria Math"/>
+              </w:rPr>
+            </m:ctrlPr>
+          </m:sSubPr>
+          <m:e>
+            <m:r>
+              <w:rPr>
+                <w:rFonts w:ascii="Cambria Math" w:hAnsi="Cambria Math"/>
+              </w:rPr>
+              <m:t>x</m:t>
+            </m:r>
+          </m:e>
+          <m:sub>
+            <m:r>
+              <m:rPr>
+                <m:sty m:val="p"/>
+              </m:rPr>
+              <w:rPr>
+                <w:rFonts w:ascii="Cambria Math" w:hAnsi="Cambria Math"/>
+              </w:rPr>
+              <m:t>Ω</m:t>
+            </m:r>
+          </m:sub>
+        </m:sSub>
+        <m:r>
+          <m:rPr>
+            <m:sty m:val="p"/>
+          </m:rPr>
+          <w:rPr>
+            <w:rFonts w:ascii="Cambria Math" w:hAnsi="Cambria Math"/>
+          </w:rPr>
+          <m:t>(</m:t>
+        </m:r>
+        <m:r>
+          <w:rPr>
+            <w:rFonts w:ascii="Cambria Math" w:hAnsi="Cambria Math"/>
+          </w:rPr>
+          <m:t>t</m:t>
+        </m:r>
+        <m:r>
+          <m:rPr>
+            <m:sty m:val="p"/>
+          </m:rPr>
+          <w:rPr>
+            <w:rFonts w:ascii="Cambria Math" w:hAnsi="Cambria Math"/>
+          </w:rPr>
+          <m:t>)=</m:t>
+        </m:r>
+        <m:sSub>
+          <m:sSubPr>
+            <m:ctrlPr>
+              <w:rPr>
+                <w:rFonts w:ascii="Cambria Math" w:hAnsi="Cambria Math"/>
+              </w:rPr>
+            </m:ctrlPr>
+          </m:sSubPr>
+          <m:e>
+            <m:r>
+              <w:rPr>
+                <w:rFonts w:ascii="Cambria Math" w:hAnsi="Cambria Math"/>
+              </w:rPr>
+              <m:t>x</m:t>
+            </m:r>
+          </m:e>
+          <m:sub>
+            <m:r>
+              <m:rPr>
+                <m:sty m:val="p"/>
+              </m:rPr>
+              <w:rPr>
+                <w:rFonts w:ascii="Cambria Math" w:hAnsi="Cambria Math"/>
+              </w:rPr>
+              <m:t>Ω</m:t>
+            </m:r>
+          </m:sub>
+        </m:sSub>
+        <m:r>
+          <m:rPr>
+            <m:sty m:val="p"/>
+          </m:rPr>
+          <w:rPr>
+            <w:rFonts w:ascii="Cambria Math" w:hAnsi="Cambria Math"/>
+          </w:rPr>
+          <m:t>(</m:t>
+        </m:r>
+        <m:r>
+          <w:rPr>
+            <w:rFonts w:ascii="Cambria Math" w:hAnsi="Cambria Math"/>
+          </w:rPr>
+          <m:t>t</m:t>
+        </m:r>
+        <m:r>
+          <m:rPr>
+            <m:sty m:val="p"/>
+          </m:rPr>
+          <w:rPr>
+            <w:rFonts w:ascii="Cambria Math" w:hAnsi="Cambria Math"/>
+          </w:rPr>
+          <m:t>)-</m:t>
+        </m:r>
+        <m:sSub>
+          <m:sSubPr>
+            <m:ctrlPr>
+              <w:rPr>
+                <w:rFonts w:ascii="Cambria Math" w:hAnsi="Cambria Math"/>
+              </w:rPr>
+            </m:ctrlPr>
+          </m:sSubPr>
+          <m:e>
+            <m:r>
+              <w:rPr>
+                <w:rFonts w:ascii="Cambria Math" w:hAnsi="Cambria Math"/>
+              </w:rPr>
+              <m:t>x</m:t>
+            </m:r>
+          </m:e>
+          <m:sub>
+            <m:r>
+              <m:rPr>
+                <m:sty m:val="p"/>
+              </m:rPr>
+              <w:rPr>
+                <w:rFonts w:ascii="Cambria Math" w:hAnsi="Cambria Math"/>
+              </w:rPr>
+              <m:t>Ω</m:t>
+            </m:r>
+          </m:sub>
+        </m:sSub>
+        <m:r>
+          <m:rPr>
+            <m:sty m:val="p"/>
+          </m:rPr>
+          <w:rPr>
+            <w:rFonts w:ascii="Cambria Math" w:hAnsi="Cambria Math"/>
+          </w:rPr>
+          <m:t>(</m:t>
+        </m:r>
+        <m:r>
+          <w:rPr>
+            <w:rFonts w:ascii="Cambria Math" w:hAnsi="Cambria Math"/>
+          </w:rPr>
+          <m:t>t</m:t>
+        </m:r>
+        <m:r>
+          <m:rPr>
+            <m:sty m:val="p"/>
+          </m:rPr>
+          <w:rPr>
+            <w:rFonts w:ascii="Cambria Math" w:hAnsi="Cambria Math"/>
+          </w:rPr>
+          <m:t>-</m:t>
+        </m:r>
+        <m:r>
+          <w:rPr>
+            <w:rFonts w:ascii="Cambria Math" w:hAnsi="Cambria Math"/>
+          </w:rPr>
+          <m:t>1</m:t>
+        </m:r>
+        <m:r>
+          <m:rPr>
+            <m:sty m:val="p"/>
+          </m:rPr>
+          <w:rPr>
+            <w:rFonts w:ascii="Cambria Math" w:hAnsi="Cambria Math"/>
+          </w:rPr>
+          <m:t>)</m:t>
+        </m:r>
+      </m:oMath>
+      <w:r>
+        <w:rPr>
+          <w:rFonts w:ascii="Times New Roman"/>
+        </w:rPr>
+        <w:tab/>
+        <w:t>(2)</w:t>
       </w:r>
     </w:p>
     <w:p>
@@ -5873,149 +6172,259 @@
         <w:spacing w:line="360" w:lineRule="auto"/>
         <w:ind w:firstLine="480"/>
         <w:jc w:val="both"/>
+        <w:rPr>
+          <w:lang w:eastAsia="zh-CN"/>
+        </w:rPr>
+      </w:pPr>
+      <w:r>
+        <w:rPr>
+          <w:rFonts w:ascii="Times New Roman" w:eastAsia="宋体" w:hAnsi="Times New Roman"/>
+          <w:lang w:eastAsia="zh-CN"/>
+        </w:rPr>
+        <w:t>则</w:t>
+      </w:r>
+      <w:r>
+        <w:rPr>
+          <w:rFonts w:ascii="Times New Roman" w:eastAsia="宋体" w:hAnsi="Times New Roman"/>
+          <w:lang w:eastAsia="zh-CN"/>
+        </w:rPr>
+        <w:t xml:space="preserve"> Panda </w:t>
+      </w:r>
+      <w:r>
+        <w:rPr>
+          <w:rFonts w:ascii="Times New Roman" w:eastAsia="宋体" w:hAnsi="Times New Roman"/>
+          <w:lang w:eastAsia="zh-CN"/>
+        </w:rPr>
+        <w:t>末端期望位置更新为：</w:t>
+      </w:r>
+    </w:p>
+    <w:p>
+      <w:pPr>
+        <w:pStyle w:val="a0"/>
         <w:tabs>
           <w:tab w:val="center" w:pos="4253"/>
           <w:tab w:val="right" w:pos="8506"/>
         </w:tabs>
+        <w:spacing w:line="360" w:lineRule="auto"/>
+        <w:ind w:firstLine="480"/>
+        <w:jc w:val="both"/>
+        <w:rPr>
+          <w:lang w:eastAsia="zh-CN"/>
+        </w:rPr>
       </w:pPr>
       <w:r>
         <w:rPr>
           <w:rFonts w:ascii="Times New Roman"/>
+          <w:lang w:eastAsia="zh-CN"/>
         </w:rPr>
         <w:tab/>
       </w:r>
-      <w:r>
-        <m:oMath>
-          <m:r>
-            <m:rPr>
-              <m:sty m:val="p"/>
-            </m:rPr>
-            <m:t>Δ</m:t>
-          </m:r>
-          <m:sSub>
-            <m:e>
-              <m:r>
-                <m:t>x</m:t>
-              </m:r>
-            </m:e>
-            <m:sub>
-              <m:r>
-                <m:rPr>
-                  <m:sty m:val="p"/>
-                </m:rPr>
-                <m:t>Ω</m:t>
-              </m:r>
-            </m:sub>
-          </m:sSub>
-          <m:r>
-            <m:rPr>
-              <m:sty m:val="p"/>
-            </m:rPr>
-            <m:t>(</m:t>
-          </m:r>
-          <m:r>
-            <m:t>t</m:t>
-          </m:r>
-          <m:r>
-            <m:rPr>
-              <m:sty m:val="p"/>
-            </m:rPr>
-            <m:t>)</m:t>
-          </m:r>
-          <m:r>
-            <m:rPr>
-              <m:sty m:val="p"/>
-            </m:rPr>
-            <m:t>=</m:t>
-          </m:r>
-          <m:sSub>
-            <m:e>
-              <m:r>
-                <m:t>x</m:t>
-              </m:r>
-            </m:e>
-            <m:sub>
-              <m:r>
-                <m:rPr>
-                  <m:sty m:val="p"/>
-                </m:rPr>
-                <m:t>Ω</m:t>
-              </m:r>
-            </m:sub>
-          </m:sSub>
-          <m:r>
-            <m:rPr>
-              <m:sty m:val="p"/>
-            </m:rPr>
-            <m:t>(</m:t>
-          </m:r>
-          <m:r>
-            <m:t>t</m:t>
-          </m:r>
-          <m:r>
-            <m:rPr>
-              <m:sty m:val="p"/>
-            </m:rPr>
-            <m:t>)</m:t>
-          </m:r>
-          <m:r>
-            <m:rPr>
-              <m:sty m:val="p"/>
-            </m:rPr>
-            <m:t>−</m:t>
-          </m:r>
-          <m:sSub>
-            <m:e>
-              <m:r>
-                <m:t>x</m:t>
-              </m:r>
-            </m:e>
-            <m:sub>
-              <m:r>
-                <m:rPr>
-                  <m:sty m:val="p"/>
-                </m:rPr>
-                <m:t>Ω</m:t>
-              </m:r>
-            </m:sub>
-          </m:sSub>
-          <m:r>
-            <m:rPr>
-              <m:sty m:val="p"/>
-            </m:rPr>
-            <m:t>(</m:t>
-          </m:r>
-          <m:r>
-            <m:t>t</m:t>
-          </m:r>
-          <m:r>
-            <m:rPr>
-              <m:sty m:val="p"/>
-            </m:rPr>
-            <m:t>−</m:t>
-          </m:r>
-          <m:r>
-            <m:t>1</m:t>
-          </m:r>
-          <m:r>
-            <m:rPr>
-              <m:sty m:val="p"/>
-            </m:rPr>
-            <m:t>)</m:t>
-          </m:r>
-        </m:oMath>
-      </w:r>
+      <m:oMath>
+        <m:sSub>
+          <m:sSubPr>
+            <m:ctrlPr>
+              <w:rPr>
+                <w:rFonts w:ascii="Cambria Math" w:hAnsi="Cambria Math"/>
+              </w:rPr>
+            </m:ctrlPr>
+          </m:sSubPr>
+          <m:e>
+            <m:r>
+              <w:rPr>
+                <w:rFonts w:ascii="Cambria Math" w:hAnsi="Cambria Math"/>
+                <w:lang w:eastAsia="zh-CN"/>
+              </w:rPr>
+              <m:t>x</m:t>
+            </m:r>
+          </m:e>
+          <m:sub>
+            <m:r>
+              <w:rPr>
+                <w:rFonts w:ascii="Cambria Math" w:hAnsi="Cambria Math"/>
+                <w:lang w:eastAsia="zh-CN"/>
+              </w:rPr>
+              <m:t>d</m:t>
+            </m:r>
+          </m:sub>
+        </m:sSub>
+        <m:r>
+          <m:rPr>
+            <m:sty m:val="p"/>
+          </m:rPr>
+          <w:rPr>
+            <w:rFonts w:ascii="Cambria Math" w:hAnsi="Cambria Math"/>
+            <w:lang w:eastAsia="zh-CN"/>
+          </w:rPr>
+          <m:t>(</m:t>
+        </m:r>
+        <m:r>
+          <w:rPr>
+            <w:rFonts w:ascii="Cambria Math" w:hAnsi="Cambria Math"/>
+            <w:lang w:eastAsia="zh-CN"/>
+          </w:rPr>
+          <m:t>t</m:t>
+        </m:r>
+        <m:r>
+          <m:rPr>
+            <m:sty m:val="p"/>
+          </m:rPr>
+          <w:rPr>
+            <w:rFonts w:ascii="Cambria Math" w:hAnsi="Cambria Math"/>
+            <w:lang w:eastAsia="zh-CN"/>
+          </w:rPr>
+          <m:t>)=</m:t>
+        </m:r>
+        <m:sSub>
+          <m:sSubPr>
+            <m:ctrlPr>
+              <w:rPr>
+                <w:rFonts w:ascii="Cambria Math" w:hAnsi="Cambria Math"/>
+              </w:rPr>
+            </m:ctrlPr>
+          </m:sSubPr>
+          <m:e>
+            <m:r>
+              <w:rPr>
+                <w:rFonts w:ascii="Cambria Math" w:hAnsi="Cambria Math"/>
+                <w:lang w:eastAsia="zh-CN"/>
+              </w:rPr>
+              <m:t>x</m:t>
+            </m:r>
+          </m:e>
+          <m:sub>
+            <m:r>
+              <w:rPr>
+                <w:rFonts w:ascii="Cambria Math" w:hAnsi="Cambria Math"/>
+                <w:lang w:eastAsia="zh-CN"/>
+              </w:rPr>
+              <m:t>d</m:t>
+            </m:r>
+          </m:sub>
+        </m:sSub>
+        <m:r>
+          <m:rPr>
+            <m:sty m:val="p"/>
+          </m:rPr>
+          <w:rPr>
+            <w:rFonts w:ascii="Cambria Math" w:hAnsi="Cambria Math"/>
+            <w:lang w:eastAsia="zh-CN"/>
+          </w:rPr>
+          <m:t>(</m:t>
+        </m:r>
+        <m:r>
+          <w:rPr>
+            <w:rFonts w:ascii="Cambria Math" w:hAnsi="Cambria Math"/>
+            <w:lang w:eastAsia="zh-CN"/>
+          </w:rPr>
+          <m:t>t</m:t>
+        </m:r>
+        <m:r>
+          <m:rPr>
+            <m:sty m:val="p"/>
+          </m:rPr>
+          <w:rPr>
+            <w:rFonts w:ascii="Cambria Math" w:hAnsi="Cambria Math"/>
+            <w:lang w:eastAsia="zh-CN"/>
+          </w:rPr>
+          <m:t>-</m:t>
+        </m:r>
+        <m:r>
+          <w:rPr>
+            <w:rFonts w:ascii="Cambria Math" w:hAnsi="Cambria Math"/>
+            <w:lang w:eastAsia="zh-CN"/>
+          </w:rPr>
+          <m:t>1</m:t>
+        </m:r>
+        <m:r>
+          <m:rPr>
+            <m:sty m:val="p"/>
+          </m:rPr>
+          <w:rPr>
+            <w:rFonts w:ascii="Cambria Math" w:hAnsi="Cambria Math"/>
+            <w:lang w:eastAsia="zh-CN"/>
+          </w:rPr>
+          <m:t>)+</m:t>
+        </m:r>
+        <m:r>
+          <w:rPr>
+            <w:rFonts w:ascii="Cambria Math" w:hAnsi="Cambria Math"/>
+            <w:lang w:eastAsia="zh-CN"/>
+          </w:rPr>
+          <m:t>S</m:t>
+        </m:r>
+        <m:r>
+          <m:rPr>
+            <m:sty m:val="p"/>
+          </m:rPr>
+          <w:rPr>
+            <w:rFonts w:ascii="Cambria Math" w:hAnsi="Cambria Math"/>
+          </w:rPr>
+          <m:t>Δ</m:t>
+        </m:r>
+        <m:sSub>
+          <m:sSubPr>
+            <m:ctrlPr>
+              <w:rPr>
+                <w:rFonts w:ascii="Cambria Math" w:hAnsi="Cambria Math"/>
+              </w:rPr>
+            </m:ctrlPr>
+          </m:sSubPr>
+          <m:e>
+            <m:r>
+              <w:rPr>
+                <w:rFonts w:ascii="Cambria Math" w:hAnsi="Cambria Math"/>
+                <w:lang w:eastAsia="zh-CN"/>
+              </w:rPr>
+              <m:t>x</m:t>
+            </m:r>
+          </m:e>
+          <m:sub>
+            <m:r>
+              <m:rPr>
+                <m:sty m:val="p"/>
+              </m:rPr>
+              <w:rPr>
+                <w:rFonts w:ascii="Cambria Math" w:hAnsi="Cambria Math"/>
+              </w:rPr>
+              <m:t>Ω</m:t>
+            </m:r>
+          </m:sub>
+        </m:sSub>
+        <m:r>
+          <m:rPr>
+            <m:sty m:val="p"/>
+          </m:rPr>
+          <w:rPr>
+            <w:rFonts w:ascii="Cambria Math" w:hAnsi="Cambria Math"/>
+            <w:lang w:eastAsia="zh-CN"/>
+          </w:rPr>
+          <m:t>(</m:t>
+        </m:r>
+        <m:r>
+          <w:rPr>
+            <w:rFonts w:ascii="Cambria Math" w:hAnsi="Cambria Math"/>
+            <w:lang w:eastAsia="zh-CN"/>
+          </w:rPr>
+          <m:t>t</m:t>
+        </m:r>
+        <m:r>
+          <m:rPr>
+            <m:sty m:val="p"/>
+          </m:rPr>
+          <w:rPr>
+            <w:rFonts w:ascii="Cambria Math" w:hAnsi="Cambria Math"/>
+            <w:lang w:eastAsia="zh-CN"/>
+          </w:rPr>
+          <m:t>)</m:t>
+        </m:r>
+      </m:oMath>
       <w:r>
         <w:rPr>
           <w:rFonts w:ascii="Times New Roman"/>
+          <w:lang w:eastAsia="zh-CN"/>
         </w:rPr>
         <w:tab/>
-      </w:r>
-      <w:r>
-        <w:rPr>
-          <w:rFonts w:ascii="Times New Roman"/>
-        </w:rPr>
-        <w:t xml:space="preserve">(2)</w:t>
+        <w:t>(3)</w:t>
       </w:r>
     </w:p>
     <w:p>
@@ -6024,24 +6433,342 @@
         <w:spacing w:line="360" w:lineRule="auto"/>
         <w:ind w:firstLine="480"/>
         <w:jc w:val="both"/>
-      </w:pPr>
-      <w:r>
-        <w:rPr>
-          <w:rFonts w:ascii="Times New Roman" w:eastAsia="宋体" w:hAnsi="Times New Roman"/>
-        </w:rPr>
-        <w:t>则</w:t>
-      </w:r>
-      <w:r>
-        <w:rPr>
-          <w:rFonts w:ascii="Times New Roman" w:eastAsia="宋体" w:hAnsi="Times New Roman"/>
-        </w:rPr>
-        <w:t xml:space="preserve"> Panda </w:t>
-      </w:r>
-      <w:r>
-        <w:rPr>
-          <w:rFonts w:ascii="Times New Roman" w:eastAsia="宋体" w:hAnsi="Times New Roman"/>
-        </w:rPr>
-        <w:t>末端期望位置更新为：</w:t>
+        <w:rPr>
+          <w:lang w:eastAsia="zh-CN"/>
+        </w:rPr>
+      </w:pPr>
+      <w:r>
+        <w:rPr>
+          <w:rFonts w:ascii="Times New Roman" w:eastAsia="宋体" w:hAnsi="Times New Roman"/>
+          <w:lang w:eastAsia="zh-CN"/>
+        </w:rPr>
+        <w:t>其中，</w:t>
+      </w:r>
+      <m:oMath>
+        <m:r>
+          <w:rPr>
+            <w:rFonts w:ascii="Cambria Math" w:hAnsi="Cambria Math"/>
+            <w:lang w:eastAsia="zh-CN"/>
+          </w:rPr>
+          <m:t>S</m:t>
+        </m:r>
+      </m:oMath>
+      <w:r>
+        <w:rPr>
+          <w:rFonts w:ascii="Times New Roman" w:eastAsia="宋体" w:hAnsi="Times New Roman"/>
+          <w:lang w:eastAsia="zh-CN"/>
+        </w:rPr>
+        <w:t xml:space="preserve"> </w:t>
+      </w:r>
+      <w:r>
+        <w:rPr>
+          <w:rFonts w:ascii="Times New Roman" w:eastAsia="宋体" w:hAnsi="Times New Roman"/>
+          <w:lang w:eastAsia="zh-CN"/>
+        </w:rPr>
+        <w:t>为主从位置映射比例系数。该增量式映射能够避免主端回中时从端机械臂被强制拉回初始位置，使操作者可以连续控制末端位置。</w:t>
+      </w:r>
+    </w:p>
+    <w:p>
+      <w:pPr>
+        <w:pStyle w:val="3"/>
+        <w:spacing w:before="60" w:after="40"/>
+        <w:rPr>
+          <w:lang w:eastAsia="zh-CN"/>
+        </w:rPr>
+      </w:pPr>
+      <w:bookmarkStart w:id="10" w:name="从端阻抗控制"/>
+      <w:r>
+        <w:rPr>
+          <w:rFonts w:ascii="Times New Roman" w:eastAsia="黑体" w:hAnsi="Times New Roman"/>
+          <w:lang w:eastAsia="zh-CN"/>
+        </w:rPr>
+        <w:t xml:space="preserve">4.2 </w:t>
+      </w:r>
+      <w:proofErr w:type="gramStart"/>
+      <w:r>
+        <w:rPr>
+          <w:rFonts w:ascii="Times New Roman" w:eastAsia="黑体" w:hAnsi="Times New Roman"/>
+          <w:lang w:eastAsia="zh-CN"/>
+        </w:rPr>
+        <w:t>从端阻抗</w:t>
+      </w:r>
+      <w:proofErr w:type="gramEnd"/>
+      <w:r>
+        <w:rPr>
+          <w:rFonts w:ascii="Times New Roman" w:eastAsia="黑体" w:hAnsi="Times New Roman"/>
+          <w:lang w:eastAsia="zh-CN"/>
+        </w:rPr>
+        <w:t>控制</w:t>
+      </w:r>
+      <w:bookmarkEnd w:id="10"/>
+    </w:p>
+    <w:p>
+      <w:pPr>
+        <w:pStyle w:val="FirstParagraph"/>
+        <w:spacing w:line="360" w:lineRule="auto"/>
+        <w:ind w:firstLine="480"/>
+        <w:jc w:val="both"/>
+        <w:rPr>
+          <w:lang w:eastAsia="zh-CN"/>
+        </w:rPr>
+      </w:pPr>
+      <w:r>
+        <w:rPr>
+          <w:rFonts w:ascii="Times New Roman" w:eastAsia="宋体" w:hAnsi="Times New Roman"/>
+          <w:lang w:eastAsia="zh-CN"/>
+        </w:rPr>
+        <w:t xml:space="preserve">Panda </w:t>
+      </w:r>
+      <w:r>
+        <w:rPr>
+          <w:rFonts w:ascii="Times New Roman" w:eastAsia="宋体" w:hAnsi="Times New Roman"/>
+          <w:lang w:eastAsia="zh-CN"/>
+        </w:rPr>
+        <w:t>机械</w:t>
+      </w:r>
+      <w:proofErr w:type="gramStart"/>
+      <w:r>
+        <w:rPr>
+          <w:rFonts w:ascii="Times New Roman" w:eastAsia="宋体" w:hAnsi="Times New Roman"/>
+          <w:lang w:eastAsia="zh-CN"/>
+        </w:rPr>
+        <w:t>臂采用笛</w:t>
+      </w:r>
+      <w:proofErr w:type="gramEnd"/>
+      <w:r>
+        <w:rPr>
+          <w:rFonts w:ascii="Times New Roman" w:eastAsia="宋体" w:hAnsi="Times New Roman"/>
+          <w:lang w:eastAsia="zh-CN"/>
+        </w:rPr>
+        <w:t xml:space="preserve">卡尔阻抗控制。其等效控制关系可表示为[1-3]：</w:t>
+      </w:r>
+    </w:p>
+    <w:p>
+      <w:pPr>
+        <w:pStyle w:val="a0"/>
+        <w:tabs>
+          <w:tab w:val="center" w:pos="4253"/>
+          <w:tab w:val="right" w:pos="8506"/>
+        </w:tabs>
+        <w:spacing w:line="360" w:lineRule="auto"/>
+        <w:ind w:firstLine="480"/>
+        <w:jc w:val="both"/>
+        <w:rPr>
+          <w:lang w:eastAsia="zh-CN"/>
+        </w:rPr>
+      </w:pPr>
+      <w:r>
+        <w:rPr>
+          <w:rFonts w:ascii="Times New Roman"/>
+          <w:lang w:eastAsia="zh-CN"/>
+        </w:rPr>
+        <w:tab/>
+      </w:r>
+      <m:oMath>
+        <m:r>
+          <w:rPr>
+            <w:rFonts w:ascii="Cambria Math" w:hAnsi="Cambria Math"/>
+          </w:rPr>
+          <m:t>F</m:t>
+        </m:r>
+        <m:r>
+          <m:rPr>
+            <m:sty m:val="p"/>
+          </m:rPr>
+          <w:rPr>
+            <w:rFonts w:ascii="Cambria Math" w:hAnsi="Cambria Math"/>
+          </w:rPr>
+          <m:t>=</m:t>
+        </m:r>
+        <m:r>
+          <w:rPr>
+            <w:rFonts w:ascii="Cambria Math" w:hAnsi="Cambria Math"/>
+          </w:rPr>
+          <m:t>K</m:t>
+        </m:r>
+        <m:r>
+          <m:rPr>
+            <m:sty m:val="p"/>
+          </m:rPr>
+          <w:rPr>
+            <w:rFonts w:ascii="Cambria Math" w:hAnsi="Cambria Math"/>
+          </w:rPr>
+          <m:t>(</m:t>
+        </m:r>
+        <m:r>
+          <w:rPr>
+            <w:rFonts w:ascii="Cambria Math" w:hAnsi="Cambria Math"/>
+          </w:rPr>
+          <m:t>c</m:t>
+        </m:r>
+        <m:r>
+          <m:rPr>
+            <m:sty m:val="p"/>
+          </m:rPr>
+          <w:rPr>
+            <w:rFonts w:ascii="Cambria Math" w:hAnsi="Cambria Math"/>
+          </w:rPr>
+          <m:t>)(</m:t>
+        </m:r>
+        <m:sSub>
+          <m:sSubPr>
+            <m:ctrlPr>
+              <w:rPr>
+                <w:rFonts w:ascii="Cambria Math" w:hAnsi="Cambria Math"/>
+              </w:rPr>
+            </m:ctrlPr>
+          </m:sSubPr>
+          <m:e>
+            <m:r>
+              <w:rPr>
+                <w:rFonts w:ascii="Cambria Math" w:hAnsi="Cambria Math"/>
+              </w:rPr>
+              <m:t>x</m:t>
+            </m:r>
+          </m:e>
+          <m:sub>
+            <m:r>
+              <w:rPr>
+                <w:rFonts w:ascii="Cambria Math" w:hAnsi="Cambria Math"/>
+              </w:rPr>
+              <m:t>d</m:t>
+            </m:r>
+          </m:sub>
+        </m:sSub>
+        <m:r>
+          <m:rPr>
+            <m:sty m:val="p"/>
+          </m:rPr>
+          <w:rPr>
+            <w:rFonts w:ascii="Cambria Math" w:hAnsi="Cambria Math"/>
+          </w:rPr>
+          <m:t>-</m:t>
+        </m:r>
+        <m:r>
+          <w:rPr>
+            <w:rFonts w:ascii="Cambria Math" w:hAnsi="Cambria Math"/>
+          </w:rPr>
+          <m:t>x</m:t>
+        </m:r>
+        <m:r>
+          <m:rPr>
+            <m:sty m:val="p"/>
+          </m:rPr>
+          <w:rPr>
+            <w:rFonts w:ascii="Cambria Math" w:hAnsi="Cambria Math"/>
+          </w:rPr>
+          <m:t>)+</m:t>
+        </m:r>
+        <m:r>
+          <w:rPr>
+            <w:rFonts w:ascii="Cambria Math" w:hAnsi="Cambria Math"/>
+          </w:rPr>
+          <m:t>D</m:t>
+        </m:r>
+        <m:r>
+          <m:rPr>
+            <m:sty m:val="p"/>
+          </m:rPr>
+          <w:rPr>
+            <w:rFonts w:ascii="Cambria Math" w:hAnsi="Cambria Math"/>
+          </w:rPr>
+          <m:t>(</m:t>
+        </m:r>
+        <m:r>
+          <w:rPr>
+            <w:rFonts w:ascii="Cambria Math" w:hAnsi="Cambria Math"/>
+          </w:rPr>
+          <m:t>c</m:t>
+        </m:r>
+        <m:r>
+          <m:rPr>
+            <m:sty m:val="p"/>
+          </m:rPr>
+          <w:rPr>
+            <w:rFonts w:ascii="Cambria Math" w:hAnsi="Cambria Math"/>
+          </w:rPr>
+          <m:t>)(</m:t>
+        </m:r>
+        <m:sSub>
+          <m:sSubPr>
+            <m:ctrlPr>
+              <w:rPr>
+                <w:rFonts w:ascii="Cambria Math" w:hAnsi="Cambria Math"/>
+              </w:rPr>
+            </m:ctrlPr>
+          </m:sSubPr>
+          <m:e>
+            <m:acc>
+              <m:accPr>
+                <m:chr m:val="̇"/>
+                <m:ctrlPr>
+                  <w:rPr>
+                    <w:rFonts w:ascii="Cambria Math" w:hAnsi="Cambria Math"/>
+                  </w:rPr>
+                </m:ctrlPr>
+              </m:accPr>
+              <m:e>
+                <m:r>
+                  <w:rPr>
+                    <w:rFonts w:ascii="Cambria Math" w:hAnsi="Cambria Math"/>
+                  </w:rPr>
+                  <m:t>x</m:t>
+                </m:r>
+              </m:e>
+            </m:acc>
+          </m:e>
+          <m:sub>
+            <m:r>
+              <w:rPr>
+                <w:rFonts w:ascii="Cambria Math" w:hAnsi="Cambria Math"/>
+              </w:rPr>
+              <m:t>d</m:t>
+            </m:r>
+          </m:sub>
+        </m:sSub>
+        <m:r>
+          <m:rPr>
+            <m:sty m:val="p"/>
+          </m:rPr>
+          <w:rPr>
+            <w:rFonts w:ascii="Cambria Math" w:hAnsi="Cambria Math"/>
+          </w:rPr>
+          <m:t>-</m:t>
+        </m:r>
+        <m:acc>
+          <m:accPr>
+            <m:chr m:val="̇"/>
+            <m:ctrlPr>
+              <w:rPr>
+                <w:rFonts w:ascii="Cambria Math" w:hAnsi="Cambria Math"/>
+              </w:rPr>
+            </m:ctrlPr>
+          </m:accPr>
+          <m:e>
+            <m:r>
+              <w:rPr>
+                <w:rFonts w:ascii="Cambria Math" w:hAnsi="Cambria Math"/>
+              </w:rPr>
+              <m:t>x</m:t>
+            </m:r>
+          </m:e>
+        </m:acc>
+        <m:r>
+          <m:rPr>
+            <m:sty m:val="p"/>
+          </m:rPr>
+          <w:rPr>
+            <w:rFonts w:ascii="Cambria Math" w:hAnsi="Cambria Math"/>
+          </w:rPr>
+          <m:t>)</m:t>
+        </m:r>
+      </m:oMath>
+      <w:r>
+        <w:rPr>
+          <w:rFonts w:ascii="Times New Roman"/>
+        </w:rPr>
+        <w:tab/>
+        <w:t>(4)</w:t>
       </w:r>
     </w:p>
     <w:p>
@@ -6050,146 +6777,526 @@
         <w:spacing w:line="360" w:lineRule="auto"/>
         <w:ind w:firstLine="480"/>
         <w:jc w:val="both"/>
+        <w:rPr>
+          <w:lang w:eastAsia="zh-CN"/>
+        </w:rPr>
+      </w:pPr>
+      <w:r>
+        <w:rPr>
+          <w:rFonts w:ascii="Times New Roman" w:eastAsia="宋体" w:hAnsi="Times New Roman"/>
+          <w:lang w:eastAsia="zh-CN"/>
+        </w:rPr>
+        <w:t>其中，</w:t>
+      </w:r>
+      <m:oMath>
+        <m:sSub>
+          <m:sSubPr>
+            <m:ctrlPr>
+              <w:rPr>
+                <w:rFonts w:ascii="Cambria Math" w:hAnsi="Cambria Math"/>
+              </w:rPr>
+            </m:ctrlPr>
+          </m:sSubPr>
+          <m:e>
+            <m:r>
+              <w:rPr>
+                <w:rFonts w:ascii="Cambria Math" w:hAnsi="Cambria Math"/>
+                <w:lang w:eastAsia="zh-CN"/>
+              </w:rPr>
+              <m:t>x</m:t>
+            </m:r>
+          </m:e>
+          <m:sub>
+            <m:r>
+              <w:rPr>
+                <w:rFonts w:ascii="Cambria Math" w:hAnsi="Cambria Math"/>
+                <w:lang w:eastAsia="zh-CN"/>
+              </w:rPr>
+              <m:t>d</m:t>
+            </m:r>
+          </m:sub>
+        </m:sSub>
+      </m:oMath>
+      <w:r>
+        <w:rPr>
+          <w:rFonts w:ascii="Times New Roman" w:eastAsia="宋体" w:hAnsi="Times New Roman"/>
+          <w:lang w:eastAsia="zh-CN"/>
+        </w:rPr>
+        <w:t xml:space="preserve"> </w:t>
+      </w:r>
+      <w:r>
+        <w:rPr>
+          <w:rFonts w:ascii="Times New Roman" w:eastAsia="宋体" w:hAnsi="Times New Roman"/>
+          <w:lang w:eastAsia="zh-CN"/>
+        </w:rPr>
+        <w:t>为期望末端位置，</w:t>
+      </w:r>
+      <m:oMath>
+        <m:r>
+          <w:rPr>
+            <w:rFonts w:ascii="Cambria Math" w:hAnsi="Cambria Math"/>
+            <w:lang w:eastAsia="zh-CN"/>
+          </w:rPr>
+          <m:t>x</m:t>
+        </m:r>
+      </m:oMath>
+      <w:r>
+        <w:rPr>
+          <w:rFonts w:ascii="Times New Roman" w:eastAsia="宋体" w:hAnsi="Times New Roman"/>
+          <w:lang w:eastAsia="zh-CN"/>
+        </w:rPr>
+        <w:t xml:space="preserve"> </w:t>
+      </w:r>
+      <w:r>
+        <w:rPr>
+          <w:rFonts w:ascii="Times New Roman" w:eastAsia="宋体" w:hAnsi="Times New Roman"/>
+          <w:lang w:eastAsia="zh-CN"/>
+        </w:rPr>
+        <w:t>为实际末端位置，</w:t>
+      </w:r>
+      <m:oMath>
+        <m:r>
+          <w:rPr>
+            <w:rFonts w:ascii="Cambria Math" w:hAnsi="Cambria Math"/>
+            <w:lang w:eastAsia="zh-CN"/>
+          </w:rPr>
+          <m:t>K</m:t>
+        </m:r>
+        <m:r>
+          <m:rPr>
+            <m:sty m:val="p"/>
+          </m:rPr>
+          <w:rPr>
+            <w:rFonts w:ascii="Cambria Math" w:hAnsi="Cambria Math"/>
+            <w:lang w:eastAsia="zh-CN"/>
+          </w:rPr>
+          <m:t>(</m:t>
+        </m:r>
+        <m:r>
+          <w:rPr>
+            <w:rFonts w:ascii="Cambria Math" w:hAnsi="Cambria Math"/>
+            <w:lang w:eastAsia="zh-CN"/>
+          </w:rPr>
+          <m:t>c</m:t>
+        </m:r>
+        <m:r>
+          <m:rPr>
+            <m:sty m:val="p"/>
+          </m:rPr>
+          <w:rPr>
+            <w:rFonts w:ascii="Cambria Math" w:hAnsi="Cambria Math"/>
+            <w:lang w:eastAsia="zh-CN"/>
+          </w:rPr>
+          <m:t>)</m:t>
+        </m:r>
+      </m:oMath>
+      <w:r>
+        <w:rPr>
+          <w:rFonts w:ascii="Times New Roman" w:eastAsia="宋体" w:hAnsi="Times New Roman"/>
+          <w:lang w:eastAsia="zh-CN"/>
+        </w:rPr>
+        <w:t xml:space="preserve"> </w:t>
+      </w:r>
+      <w:r>
+        <w:rPr>
+          <w:rFonts w:ascii="Times New Roman" w:eastAsia="宋体" w:hAnsi="Times New Roman"/>
+          <w:lang w:eastAsia="zh-CN"/>
+        </w:rPr>
+        <w:t>和</w:t>
+      </w:r>
+      <w:r>
+        <w:rPr>
+          <w:rFonts w:ascii="Times New Roman" w:eastAsia="宋体" w:hAnsi="Times New Roman"/>
+          <w:lang w:eastAsia="zh-CN"/>
+        </w:rPr>
+        <w:t xml:space="preserve"> </w:t>
+      </w:r>
+      <m:oMath>
+        <m:r>
+          <w:rPr>
+            <w:rFonts w:ascii="Cambria Math" w:hAnsi="Cambria Math"/>
+            <w:lang w:eastAsia="zh-CN"/>
+          </w:rPr>
+          <m:t>D</m:t>
+        </m:r>
+        <m:r>
+          <m:rPr>
+            <m:sty m:val="p"/>
+          </m:rPr>
+          <w:rPr>
+            <w:rFonts w:ascii="Cambria Math" w:hAnsi="Cambria Math"/>
+            <w:lang w:eastAsia="zh-CN"/>
+          </w:rPr>
+          <m:t>(</m:t>
+        </m:r>
+        <m:r>
+          <w:rPr>
+            <w:rFonts w:ascii="Cambria Math" w:hAnsi="Cambria Math"/>
+            <w:lang w:eastAsia="zh-CN"/>
+          </w:rPr>
+          <m:t>c</m:t>
+        </m:r>
+        <m:r>
+          <m:rPr>
+            <m:sty m:val="p"/>
+          </m:rPr>
+          <w:rPr>
+            <w:rFonts w:ascii="Cambria Math" w:hAnsi="Cambria Math"/>
+            <w:lang w:eastAsia="zh-CN"/>
+          </w:rPr>
+          <m:t>)</m:t>
+        </m:r>
+      </m:oMath>
+      <w:r>
+        <w:rPr>
+          <w:rFonts w:ascii="Times New Roman" w:eastAsia="宋体" w:hAnsi="Times New Roman"/>
+          <w:lang w:eastAsia="zh-CN"/>
+        </w:rPr>
+        <w:t xml:space="preserve"> </w:t>
+      </w:r>
+      <w:r>
+        <w:rPr>
+          <w:rFonts w:ascii="Times New Roman" w:eastAsia="宋体" w:hAnsi="Times New Roman"/>
+          <w:lang w:eastAsia="zh-CN"/>
+        </w:rPr>
+        <w:t>分别为由物体类别</w:t>
+      </w:r>
+      <w:r>
+        <w:rPr>
+          <w:rFonts w:ascii="Times New Roman" w:eastAsia="宋体" w:hAnsi="Times New Roman"/>
+          <w:lang w:eastAsia="zh-CN"/>
+        </w:rPr>
+        <w:t xml:space="preserve"> </w:t>
+      </w:r>
+      <m:oMath>
+        <m:r>
+          <w:rPr>
+            <w:rFonts w:ascii="Cambria Math" w:hAnsi="Cambria Math"/>
+            <w:lang w:eastAsia="zh-CN"/>
+          </w:rPr>
+          <m:t>c</m:t>
+        </m:r>
+      </m:oMath>
+      <w:r>
+        <w:rPr>
+          <w:rFonts w:ascii="Times New Roman" w:eastAsia="宋体" w:hAnsi="Times New Roman"/>
+          <w:lang w:eastAsia="zh-CN"/>
+        </w:rPr>
+        <w:t xml:space="preserve"> </w:t>
+      </w:r>
+      <w:r>
+        <w:rPr>
+          <w:rFonts w:ascii="Times New Roman" w:eastAsia="宋体" w:hAnsi="Times New Roman"/>
+          <w:lang w:eastAsia="zh-CN"/>
+        </w:rPr>
+        <w:t>决定的刚度矩阵和阻尼矩阵。刚度矩阵定义为：</w:t>
+      </w:r>
+    </w:p>
+    <w:p>
+      <w:pPr>
+        <w:pStyle w:val="a0"/>
         <w:tabs>
           <w:tab w:val="center" w:pos="4253"/>
           <w:tab w:val="right" w:pos="8506"/>
         </w:tabs>
+        <w:spacing w:line="360" w:lineRule="auto"/>
+        <w:ind w:firstLine="480"/>
+        <w:jc w:val="both"/>
+        <w:rPr>
+          <w:lang w:eastAsia="zh-CN"/>
+        </w:rPr>
       </w:pPr>
       <w:r>
         <w:rPr>
           <w:rFonts w:ascii="Times New Roman"/>
+          <w:lang w:eastAsia="zh-CN"/>
         </w:rPr>
         <w:tab/>
       </w:r>
-      <w:r>
-        <m:oMath>
-          <m:sSub>
-            <m:e>
-              <m:r>
-                <m:t>x</m:t>
-              </m:r>
-            </m:e>
-            <m:sub>
-              <m:r>
-                <m:t>d</m:t>
-              </m:r>
-            </m:sub>
-          </m:sSub>
-          <m:r>
-            <m:rPr>
-              <m:sty m:val="p"/>
-            </m:rPr>
-            <m:t>(</m:t>
-          </m:r>
-          <m:r>
-            <m:t>t</m:t>
-          </m:r>
-          <m:r>
-            <m:rPr>
-              <m:sty m:val="p"/>
-            </m:rPr>
-            <m:t>)</m:t>
-          </m:r>
-          <m:r>
-            <m:rPr>
-              <m:sty m:val="p"/>
-            </m:rPr>
-            <m:t>=</m:t>
-          </m:r>
-          <m:sSub>
-            <m:e>
-              <m:r>
-                <m:t>x</m:t>
-              </m:r>
-            </m:e>
-            <m:sub>
-              <m:r>
-                <m:t>d</m:t>
-              </m:r>
-            </m:sub>
-          </m:sSub>
-          <m:r>
-            <m:rPr>
-              <m:sty m:val="p"/>
-            </m:rPr>
-            <m:t>(</m:t>
-          </m:r>
-          <m:r>
-            <m:t>t</m:t>
-          </m:r>
-          <m:r>
-            <m:rPr>
-              <m:sty m:val="p"/>
-            </m:rPr>
-            <m:t>−</m:t>
-          </m:r>
-          <m:r>
-            <m:t>1</m:t>
-          </m:r>
-          <m:r>
-            <m:rPr>
-              <m:sty m:val="p"/>
-            </m:rPr>
-            <m:t>)</m:t>
-          </m:r>
-          <m:r>
-            <m:rPr>
-              <m:sty m:val="p"/>
-            </m:rPr>
-            <m:t>+</m:t>
-          </m:r>
-          <m:r>
-            <m:t>S</m:t>
-          </m:r>
-          <m:r>
-            <m:rPr>
-              <m:sty m:val="p"/>
-            </m:rPr>
-            <m:t>Δ</m:t>
-          </m:r>
-          <m:sSub>
-            <m:e>
-              <m:r>
-                <m:t>x</m:t>
-              </m:r>
-            </m:e>
-            <m:sub>
-              <m:r>
-                <m:rPr>
-                  <m:sty m:val="p"/>
-                </m:rPr>
-                <m:t>Ω</m:t>
-              </m:r>
-            </m:sub>
-          </m:sSub>
-          <m:r>
-            <m:rPr>
-              <m:sty m:val="p"/>
-            </m:rPr>
-            <m:t>(</m:t>
-          </m:r>
-          <m:r>
-            <m:t>t</m:t>
-          </m:r>
-          <m:r>
-            <m:rPr>
-              <m:sty m:val="p"/>
-            </m:rPr>
-            <m:t>)</m:t>
-          </m:r>
-        </m:oMath>
-      </w:r>
+      <m:oMath>
+        <m:r>
+          <w:rPr>
+            <w:rFonts w:ascii="Cambria Math" w:hAnsi="Cambria Math"/>
+            <w:lang w:eastAsia="zh-CN"/>
+          </w:rPr>
+          <m:t>K</m:t>
+        </m:r>
+        <m:r>
+          <m:rPr>
+            <m:sty m:val="p"/>
+          </m:rPr>
+          <w:rPr>
+            <w:rFonts w:ascii="Cambria Math" w:hAnsi="Cambria Math"/>
+            <w:lang w:eastAsia="zh-CN"/>
+          </w:rPr>
+          <m:t>(</m:t>
+        </m:r>
+        <m:r>
+          <w:rPr>
+            <w:rFonts w:ascii="Cambria Math" w:hAnsi="Cambria Math"/>
+            <w:lang w:eastAsia="zh-CN"/>
+          </w:rPr>
+          <m:t>c</m:t>
+        </m:r>
+        <m:r>
+          <m:rPr>
+            <m:sty m:val="p"/>
+          </m:rPr>
+          <w:rPr>
+            <w:rFonts w:ascii="Cambria Math" w:hAnsi="Cambria Math"/>
+            <w:lang w:eastAsia="zh-CN"/>
+          </w:rPr>
+          <m:t>)=</m:t>
+        </m:r>
+        <m:r>
+          <m:rPr>
+            <m:nor/>
+          </m:rPr>
+          <w:rPr>
+            <w:lang w:eastAsia="zh-CN"/>
+          </w:rPr>
+          <m:t>diag</m:t>
+        </m:r>
+        <m:r>
+          <m:rPr>
+            <m:sty m:val="p"/>
+          </m:rPr>
+          <w:rPr>
+            <w:rFonts w:ascii="Cambria Math" w:hAnsi="Cambria Math"/>
+            <w:lang w:eastAsia="zh-CN"/>
+          </w:rPr>
+          <m:t>(</m:t>
+        </m:r>
+        <m:sSub>
+          <m:sSubPr>
+            <m:ctrlPr>
+              <w:rPr>
+                <w:rFonts w:ascii="Cambria Math" w:hAnsi="Cambria Math"/>
+              </w:rPr>
+            </m:ctrlPr>
+          </m:sSubPr>
+          <m:e>
+            <m:r>
+              <w:rPr>
+                <w:rFonts w:ascii="Cambria Math" w:hAnsi="Cambria Math"/>
+                <w:lang w:eastAsia="zh-CN"/>
+              </w:rPr>
+              <m:t>K</m:t>
+            </m:r>
+          </m:e>
+          <m:sub>
+            <m:r>
+              <w:rPr>
+                <w:rFonts w:ascii="Cambria Math" w:hAnsi="Cambria Math"/>
+                <w:lang w:eastAsia="zh-CN"/>
+              </w:rPr>
+              <m:t>t</m:t>
+            </m:r>
+          </m:sub>
+        </m:sSub>
+        <m:r>
+          <m:rPr>
+            <m:sty m:val="p"/>
+          </m:rPr>
+          <w:rPr>
+            <w:rFonts w:ascii="Cambria Math" w:hAnsi="Cambria Math"/>
+            <w:lang w:eastAsia="zh-CN"/>
+          </w:rPr>
+          <m:t>,</m:t>
+        </m:r>
+        <m:sSub>
+          <m:sSubPr>
+            <m:ctrlPr>
+              <w:rPr>
+                <w:rFonts w:ascii="Cambria Math" w:hAnsi="Cambria Math"/>
+              </w:rPr>
+            </m:ctrlPr>
+          </m:sSubPr>
+          <m:e>
+            <m:r>
+              <w:rPr>
+                <w:rFonts w:ascii="Cambria Math" w:hAnsi="Cambria Math"/>
+                <w:lang w:eastAsia="zh-CN"/>
+              </w:rPr>
+              <m:t>K</m:t>
+            </m:r>
+          </m:e>
+          <m:sub>
+            <m:r>
+              <w:rPr>
+                <w:rFonts w:ascii="Cambria Math" w:hAnsi="Cambria Math"/>
+                <w:lang w:eastAsia="zh-CN"/>
+              </w:rPr>
+              <m:t>t</m:t>
+            </m:r>
+          </m:sub>
+        </m:sSub>
+        <m:r>
+          <m:rPr>
+            <m:sty m:val="p"/>
+          </m:rPr>
+          <w:rPr>
+            <w:rFonts w:ascii="Cambria Math" w:hAnsi="Cambria Math"/>
+            <w:lang w:eastAsia="zh-CN"/>
+          </w:rPr>
+          <m:t>,</m:t>
+        </m:r>
+        <m:sSub>
+          <m:sSubPr>
+            <m:ctrlPr>
+              <w:rPr>
+                <w:rFonts w:ascii="Cambria Math" w:hAnsi="Cambria Math"/>
+              </w:rPr>
+            </m:ctrlPr>
+          </m:sSubPr>
+          <m:e>
+            <m:r>
+              <w:rPr>
+                <w:rFonts w:ascii="Cambria Math" w:hAnsi="Cambria Math"/>
+                <w:lang w:eastAsia="zh-CN"/>
+              </w:rPr>
+              <m:t>K</m:t>
+            </m:r>
+          </m:e>
+          <m:sub>
+            <m:r>
+              <w:rPr>
+                <w:rFonts w:ascii="Cambria Math" w:hAnsi="Cambria Math"/>
+                <w:lang w:eastAsia="zh-CN"/>
+              </w:rPr>
+              <m:t>t</m:t>
+            </m:r>
+          </m:sub>
+        </m:sSub>
+        <m:r>
+          <m:rPr>
+            <m:sty m:val="p"/>
+          </m:rPr>
+          <w:rPr>
+            <w:rFonts w:ascii="Cambria Math" w:hAnsi="Cambria Math"/>
+            <w:lang w:eastAsia="zh-CN"/>
+          </w:rPr>
+          <m:t>,</m:t>
+        </m:r>
+        <m:sSub>
+          <m:sSubPr>
+            <m:ctrlPr>
+              <w:rPr>
+                <w:rFonts w:ascii="Cambria Math" w:hAnsi="Cambria Math"/>
+              </w:rPr>
+            </m:ctrlPr>
+          </m:sSubPr>
+          <m:e>
+            <m:r>
+              <w:rPr>
+                <w:rFonts w:ascii="Cambria Math" w:hAnsi="Cambria Math"/>
+                <w:lang w:eastAsia="zh-CN"/>
+              </w:rPr>
+              <m:t>K</m:t>
+            </m:r>
+          </m:e>
+          <m:sub>
+            <m:r>
+              <w:rPr>
+                <w:rFonts w:ascii="Cambria Math" w:hAnsi="Cambria Math"/>
+                <w:lang w:eastAsia="zh-CN"/>
+              </w:rPr>
+              <m:t>r</m:t>
+            </m:r>
+          </m:sub>
+        </m:sSub>
+        <m:r>
+          <m:rPr>
+            <m:sty m:val="p"/>
+          </m:rPr>
+          <w:rPr>
+            <w:rFonts w:ascii="Cambria Math" w:hAnsi="Cambria Math"/>
+            <w:lang w:eastAsia="zh-CN"/>
+          </w:rPr>
+          <m:t>,</m:t>
+        </m:r>
+        <m:sSub>
+          <m:sSubPr>
+            <m:ctrlPr>
+              <w:rPr>
+                <w:rFonts w:ascii="Cambria Math" w:hAnsi="Cambria Math"/>
+              </w:rPr>
+            </m:ctrlPr>
+          </m:sSubPr>
+          <m:e>
+            <m:r>
+              <w:rPr>
+                <w:rFonts w:ascii="Cambria Math" w:hAnsi="Cambria Math"/>
+                <w:lang w:eastAsia="zh-CN"/>
+              </w:rPr>
+              <m:t>K</m:t>
+            </m:r>
+          </m:e>
+          <m:sub>
+            <m:r>
+              <w:rPr>
+                <w:rFonts w:ascii="Cambria Math" w:hAnsi="Cambria Math"/>
+                <w:lang w:eastAsia="zh-CN"/>
+              </w:rPr>
+              <m:t>r</m:t>
+            </m:r>
+          </m:sub>
+        </m:sSub>
+        <m:r>
+          <m:rPr>
+            <m:sty m:val="p"/>
+          </m:rPr>
+          <w:rPr>
+            <w:rFonts w:ascii="Cambria Math" w:hAnsi="Cambria Math"/>
+            <w:lang w:eastAsia="zh-CN"/>
+          </w:rPr>
+          <m:t>,</m:t>
+        </m:r>
+        <m:sSub>
+          <m:sSubPr>
+            <m:ctrlPr>
+              <w:rPr>
+                <w:rFonts w:ascii="Cambria Math" w:hAnsi="Cambria Math"/>
+              </w:rPr>
+            </m:ctrlPr>
+          </m:sSubPr>
+          <m:e>
+            <m:r>
+              <w:rPr>
+                <w:rFonts w:ascii="Cambria Math" w:hAnsi="Cambria Math"/>
+                <w:lang w:eastAsia="zh-CN"/>
+              </w:rPr>
+              <m:t>K</m:t>
+            </m:r>
+          </m:e>
+          <m:sub>
+            <m:r>
+              <w:rPr>
+                <w:rFonts w:ascii="Cambria Math" w:hAnsi="Cambria Math"/>
+                <w:lang w:eastAsia="zh-CN"/>
+              </w:rPr>
+              <m:t>r</m:t>
+            </m:r>
+          </m:sub>
+        </m:sSub>
+        <m:r>
+          <m:rPr>
+            <m:sty m:val="p"/>
+          </m:rPr>
+          <w:rPr>
+            <w:rFonts w:ascii="Cambria Math" w:hAnsi="Cambria Math"/>
+            <w:lang w:eastAsia="zh-CN"/>
+          </w:rPr>
+          <m:t>)</m:t>
+        </m:r>
+      </m:oMath>
       <w:r>
         <w:rPr>
           <w:rFonts w:ascii="Times New Roman"/>
+          <w:lang w:eastAsia="zh-CN"/>
         </w:rPr>
         <w:tab/>
-      </w:r>
-      <w:r>
-        <w:rPr>
-          <w:rFonts w:ascii="Times New Roman"/>
-        </w:rPr>
-        <w:t xml:space="preserve">(3)</w:t>
+        <w:t>(5)</w:t>
       </w:r>
     </w:p>
     <w:p>
@@ -6205,55 +7312,157 @@
       <w:r>
         <w:rPr>
           <w:rFonts w:ascii="Times New Roman" w:eastAsia="宋体" w:hAnsi="Times New Roman"/>
-        </w:rPr>
-        <w:t>其中，</w:t>
-      </w:r>
-      <w:r>
-        <w:rPr>
-          <w:rFonts w:ascii="Times New Roman" w:eastAsia="宋体" w:hAnsi="Times New Roman"/>
-        </w:rPr>
-        <w:t xml:space="preserve"/>
-      </w:r>
-      <w:r>
-        <m:oMath>
-          <m:r>
-            <m:t>S</m:t>
-          </m:r>
-        </m:oMath>
-      </w:r>
-      <w:r>
-        <w:rPr>
-          <w:rFonts w:ascii="Times New Roman" w:eastAsia="宋体" w:hAnsi="Times New Roman"/>
+          <w:lang w:eastAsia="zh-CN"/>
+        </w:rPr>
+        <w:t>阻尼由阻尼比</w:t>
+      </w:r>
+      <m:oMath>
+        <m:r>
+          <w:rPr>
+            <w:rFonts w:ascii="Cambria Math" w:hAnsi="Cambria Math"/>
+            <w:lang w:eastAsia="zh-CN"/>
+          </w:rPr>
+          <m:t>ζ</m:t>
+        </m:r>
+      </m:oMath>
+      <w:r>
+        <w:rPr>
+          <w:rFonts w:ascii="Times New Roman" w:eastAsia="宋体" w:hAnsi="Times New Roman"/>
+          <w:lang w:eastAsia="zh-CN"/>
+        </w:rPr>
+        <w:t xml:space="preserve">  </w:t>
+      </w:r>
+      <w:r>
+        <w:rPr>
+          <w:rFonts w:ascii="Times New Roman" w:eastAsia="宋体" w:hAnsi="Times New Roman"/>
+          <w:lang w:eastAsia="zh-CN"/>
+        </w:rPr>
+        <w:t>调节。视觉自动模式下，系统根据识别到的物体操作属性自动更新</w:t>
+      </w:r>
+      <m:oMath>
+        <m:sSub>
+          <m:sSubPr>
+            <m:ctrlPr>
+              <w:rPr>
+                <w:rFonts w:ascii="Cambria Math" w:hAnsi="Cambria Math"/>
+              </w:rPr>
+            </m:ctrlPr>
+          </m:sSubPr>
+          <m:e>
+            <m:r>
+              <w:rPr>
+                <w:rFonts w:ascii="Cambria Math" w:hAnsi="Cambria Math"/>
+                <w:lang w:eastAsia="zh-CN"/>
+              </w:rPr>
+              <m:t>K</m:t>
+            </m:r>
+          </m:e>
+          <m:sub>
+            <m:r>
+              <w:rPr>
+                <w:rFonts w:ascii="Cambria Math" w:hAnsi="Cambria Math"/>
+                <w:lang w:eastAsia="zh-CN"/>
+              </w:rPr>
+              <m:t>t</m:t>
+            </m:r>
+          </m:sub>
+        </m:sSub>
+      </m:oMath>
+      <w:r>
+        <w:rPr>
+          <w:rFonts w:ascii="Times New Roman" w:eastAsia="宋体" w:hAnsi="Times New Roman"/>
+          <w:lang w:eastAsia="zh-CN"/>
         </w:rPr>
         <w:t xml:space="preserve"> </w:t>
       </w:r>
-      <w:proofErr w:type="spellStart"/>
-      <w:r>
-        <w:rPr>
-          <w:rFonts w:ascii="Times New Roman" w:eastAsia="宋体" w:hAnsi="Times New Roman"/>
-        </w:rPr>
-        <w:t>为主从位置映射比例系数</w:t>
-      </w:r>
-      <w:proofErr w:type="spellEnd"/>
-      <w:r>
-        <w:rPr>
-          <w:rFonts w:ascii="Times New Roman" w:eastAsia="宋体" w:hAnsi="Times New Roman"/>
-        </w:rPr>
-        <w:t>。</w:t>
-      </w:r>
-      <w:r>
-        <w:rPr>
-          <w:rFonts w:ascii="Times New Roman" w:eastAsia="宋体" w:hAnsi="Times New Roman"/>
-          <w:lang w:eastAsia="zh-CN"/>
-        </w:rPr>
-        <w:t>该增量式映射能够避免主端回中时从端机械臂被强制拉回初始位置，使操作者可以</w:t>
-      </w:r>
-      <w:r>
-        <w:rPr>
-          <w:rFonts w:ascii="Times New Roman" w:eastAsia="宋体" w:hAnsi="Times New Roman"/>
-          <w:lang w:eastAsia="zh-CN"/>
-        </w:rPr>
-        <w:t>连续控制末端位置。</w:t>
+      <w:r>
+        <w:rPr>
+          <w:rFonts w:ascii="Times New Roman" w:eastAsia="宋体" w:hAnsi="Times New Roman"/>
+          <w:lang w:eastAsia="zh-CN"/>
+        </w:rPr>
+        <w:t>、</w:t>
+      </w:r>
+      <m:oMath>
+        <m:sSub>
+          <m:sSubPr>
+            <m:ctrlPr>
+              <w:rPr>
+                <w:rFonts w:ascii="Cambria Math" w:hAnsi="Cambria Math"/>
+              </w:rPr>
+            </m:ctrlPr>
+          </m:sSubPr>
+          <m:e>
+            <m:r>
+              <w:rPr>
+                <w:rFonts w:ascii="Cambria Math" w:hAnsi="Cambria Math"/>
+                <w:lang w:eastAsia="zh-CN"/>
+              </w:rPr>
+              <m:t>K</m:t>
+            </m:r>
+          </m:e>
+          <m:sub>
+            <m:r>
+              <w:rPr>
+                <w:rFonts w:ascii="Cambria Math" w:hAnsi="Cambria Math"/>
+                <w:lang w:eastAsia="zh-CN"/>
+              </w:rPr>
+              <m:t>r</m:t>
+            </m:r>
+          </m:sub>
+        </m:sSub>
+      </m:oMath>
+      <w:r>
+        <w:rPr>
+          <w:rFonts w:ascii="Times New Roman" w:eastAsia="宋体" w:hAnsi="Times New Roman"/>
+          <w:lang w:eastAsia="zh-CN"/>
+        </w:rPr>
+        <w:t xml:space="preserve"> </w:t>
+      </w:r>
+      <w:r>
+        <w:rPr>
+          <w:rFonts w:ascii="Times New Roman" w:eastAsia="宋体" w:hAnsi="Times New Roman"/>
+          <w:lang w:eastAsia="zh-CN"/>
+        </w:rPr>
+        <w:t>和</w:t>
+      </w:r>
+      <w:r>
+        <w:rPr>
+          <w:rFonts w:ascii="Times New Roman" w:eastAsia="宋体" w:hAnsi="Times New Roman"/>
+          <w:lang w:eastAsia="zh-CN"/>
+        </w:rPr>
+        <w:t xml:space="preserve"> </w:t>
+      </w:r>
+      <m:oMath>
+        <m:r>
+          <w:rPr>
+            <w:rFonts w:ascii="Cambria Math" w:hAnsi="Cambria Math"/>
+            <w:lang w:eastAsia="zh-CN"/>
+          </w:rPr>
+          <m:t>ζ</m:t>
+        </m:r>
+      </m:oMath>
+      <w:r>
+        <w:rPr>
+          <w:rFonts w:ascii="Times New Roman" w:eastAsia="宋体" w:hAnsi="Times New Roman"/>
+          <w:lang w:eastAsia="zh-CN"/>
+        </w:rPr>
+        <w:t>，从而形成与物体属性匹配</w:t>
+      </w:r>
+      <w:proofErr w:type="gramStart"/>
+      <w:r>
+        <w:rPr>
+          <w:rFonts w:ascii="Times New Roman" w:eastAsia="宋体" w:hAnsi="Times New Roman"/>
+          <w:lang w:eastAsia="zh-CN"/>
+        </w:rPr>
+        <w:t>的从端动态</w:t>
+      </w:r>
+      <w:proofErr w:type="gramEnd"/>
+      <w:r>
+        <w:rPr>
+          <w:rFonts w:ascii="Times New Roman" w:eastAsia="宋体" w:hAnsi="Times New Roman"/>
+          <w:lang w:eastAsia="zh-CN"/>
+        </w:rPr>
+        <w:t>行为。</w:t>
       </w:r>
     </w:p>
     <w:p>
@@ -6264,13 +7473,14 @@
           <w:lang w:eastAsia="zh-CN"/>
         </w:rPr>
       </w:pPr>
-      <w:bookmarkStart w:id="10" w:name="从端阻抗控制"/>
+      <w:bookmarkStart w:id="11" w:name="主端力反馈"/>
       <w:r>
         <w:rPr>
           <w:rFonts w:ascii="Times New Roman" w:eastAsia="黑体" w:hAnsi="Times New Roman"/>
           <w:lang w:eastAsia="zh-CN"/>
         </w:rPr>
-        <w:t xml:space="preserve">4.2 </w:t>
+        <w:lastRenderedPageBreak/>
+        <w:t xml:space="preserve">4.3 </w:t>
       </w:r>
       <w:proofErr w:type="gramStart"/>
       <w:r>
@@ -6278,7 +7488,7 @@
           <w:rFonts w:ascii="Times New Roman" w:eastAsia="黑体" w:hAnsi="Times New Roman"/>
           <w:lang w:eastAsia="zh-CN"/>
         </w:rPr>
-        <w:t>从端阻抗</w:t>
+        <w:t>主端力</w:t>
       </w:r>
       <w:proofErr w:type="gramEnd"/>
       <w:r>
@@ -6286,9 +7496,9 @@
           <w:rFonts w:ascii="Times New Roman" w:eastAsia="黑体" w:hAnsi="Times New Roman"/>
           <w:lang w:eastAsia="zh-CN"/>
         </w:rPr>
-        <w:t>控制</w:t>
-      </w:r>
-      <w:bookmarkEnd w:id="10"/>
+        <w:t>反馈</w:t>
+      </w:r>
+      <w:bookmarkEnd w:id="11"/>
     </w:p>
     <w:p>
       <w:pPr>
@@ -6305,14 +7515,7 @@
           <w:rFonts w:ascii="Times New Roman" w:eastAsia="宋体" w:hAnsi="Times New Roman"/>
           <w:lang w:eastAsia="zh-CN"/>
         </w:rPr>
-        <w:t xml:space="preserve">Panda </w:t>
-      </w:r>
-      <w:r>
-        <w:rPr>
-          <w:rFonts w:ascii="Times New Roman" w:eastAsia="宋体" w:hAnsi="Times New Roman"/>
-          <w:lang w:eastAsia="zh-CN"/>
-        </w:rPr>
-        <w:t>机械</w:t>
+        <w:t>设</w:t>
       </w:r>
       <w:proofErr w:type="gramStart"/>
       <w:r>
@@ -6320,7 +7523,7 @@
           <w:rFonts w:ascii="Times New Roman" w:eastAsia="宋体" w:hAnsi="Times New Roman"/>
           <w:lang w:eastAsia="zh-CN"/>
         </w:rPr>
-        <w:t>臂采用笛</w:t>
+        <w:t>从端估计</w:t>
       </w:r>
       <w:proofErr w:type="gramEnd"/>
       <w:r>
@@ -6328,22 +7531,528 @@
           <w:rFonts w:ascii="Times New Roman" w:eastAsia="宋体" w:hAnsi="Times New Roman"/>
           <w:lang w:eastAsia="zh-CN"/>
         </w:rPr>
-        <w:t>卡尔阻抗控制。其等效控制关系可表示为</w:t>
-      </w:r>
-      <w:r>
-        <w:rPr>
-          <w:rFonts w:ascii="Times New Roman" w:eastAsia="宋体" w:hAnsi="Times New Roman"/>
-          <w:vertAlign w:val="superscript"/>
-          <w:lang w:eastAsia="zh-CN"/>
-        </w:rPr>
-        <w:t>[1-3]</w:t>
-      </w:r>
-      <w:r>
-        <w:rPr>
-          <w:rFonts w:ascii="Times New Roman" w:eastAsia="宋体" w:hAnsi="Times New Roman"/>
-          <w:lang w:eastAsia="zh-CN"/>
-        </w:rPr>
-        <w:t>：</w:t>
+        <w:t>外力为</w:t>
+      </w:r>
+      <m:oMath>
+        <m:sSub>
+          <m:sSubPr>
+            <m:ctrlPr>
+              <w:rPr>
+                <w:rFonts w:ascii="Cambria Math" w:hAnsi="Cambria Math"/>
+              </w:rPr>
+            </m:ctrlPr>
+          </m:sSubPr>
+          <m:e>
+            <m:r>
+              <w:rPr>
+                <w:rFonts w:ascii="Cambria Math" w:hAnsi="Cambria Math"/>
+                <w:lang w:eastAsia="zh-CN"/>
+              </w:rPr>
+              <m:t>F</m:t>
+            </m:r>
+          </m:e>
+          <m:sub>
+            <m:r>
+              <w:rPr>
+                <w:rFonts w:ascii="Cambria Math" w:hAnsi="Cambria Math"/>
+                <w:lang w:eastAsia="zh-CN"/>
+              </w:rPr>
+              <m:t>ext</m:t>
+            </m:r>
+          </m:sub>
+        </m:sSub>
+      </m:oMath>
+      <w:r>
+        <w:rPr>
+          <w:rFonts w:ascii="Times New Roman" w:eastAsia="宋体" w:hAnsi="Times New Roman"/>
+          <w:lang w:eastAsia="zh-CN"/>
+        </w:rPr>
+        <w:t xml:space="preserve"> </w:t>
+      </w:r>
+      <w:r>
+        <w:rPr>
+          <w:rFonts w:ascii="Times New Roman" w:eastAsia="宋体" w:hAnsi="Times New Roman"/>
+          <w:lang w:eastAsia="zh-CN"/>
+        </w:rPr>
+        <w:t>，</w:t>
+      </w:r>
+      <w:proofErr w:type="gramStart"/>
+      <w:r>
+        <w:rPr>
+          <w:rFonts w:ascii="Times New Roman" w:eastAsia="宋体" w:hAnsi="Times New Roman"/>
+          <w:lang w:eastAsia="zh-CN"/>
+        </w:rPr>
+        <w:t>主端力</w:t>
+      </w:r>
+      <w:proofErr w:type="gramEnd"/>
+      <w:r>
+        <w:rPr>
+          <w:rFonts w:ascii="Times New Roman" w:eastAsia="宋体" w:hAnsi="Times New Roman"/>
+          <w:lang w:eastAsia="zh-CN"/>
+        </w:rPr>
+        <w:t>反馈为</w:t>
+      </w:r>
+      <m:oMath>
+        <m:sSub>
+          <m:sSubPr>
+            <m:ctrlPr>
+              <w:rPr>
+                <w:rFonts w:ascii="Cambria Math" w:hAnsi="Cambria Math"/>
+              </w:rPr>
+            </m:ctrlPr>
+          </m:sSubPr>
+          <m:e>
+            <m:r>
+              <w:rPr>
+                <w:rFonts w:ascii="Cambria Math" w:hAnsi="Cambria Math"/>
+                <w:lang w:eastAsia="zh-CN"/>
+              </w:rPr>
+              <m:t>F</m:t>
+            </m:r>
+          </m:e>
+          <m:sub>
+            <m:r>
+              <w:rPr>
+                <w:rFonts w:ascii="Cambria Math" w:hAnsi="Cambria Math"/>
+                <w:lang w:eastAsia="zh-CN"/>
+              </w:rPr>
+              <m:t>h</m:t>
+            </m:r>
+          </m:sub>
+        </m:sSub>
+      </m:oMath>
+      <w:r>
+        <w:rPr>
+          <w:rFonts w:ascii="Times New Roman" w:eastAsia="宋体" w:hAnsi="Times New Roman"/>
+          <w:lang w:eastAsia="zh-CN"/>
+        </w:rPr>
+        <w:t xml:space="preserve"> </w:t>
+      </w:r>
+      <w:r>
+        <w:rPr>
+          <w:rFonts w:ascii="Times New Roman" w:eastAsia="宋体" w:hAnsi="Times New Roman"/>
+          <w:lang w:eastAsia="zh-CN"/>
+        </w:rPr>
+        <w:t>。系统采用反馈增益和死区函数处理外力：</w:t>
+      </w:r>
+    </w:p>
+    <w:p>
+      <w:pPr>
+        <w:pStyle w:val="a0"/>
+        <w:tabs>
+          <w:tab w:val="center" w:pos="4253"/>
+          <w:tab w:val="right" w:pos="8506"/>
+        </w:tabs>
+        <w:spacing w:line="360" w:lineRule="auto"/>
+        <w:ind w:firstLine="480"/>
+        <w:jc w:val="both"/>
+        <w:rPr>
+          <w:lang w:eastAsia="zh-CN"/>
+        </w:rPr>
+      </w:pPr>
+      <w:r>
+        <w:rPr>
+          <w:rFonts w:ascii="Times New Roman"/>
+          <w:lang w:eastAsia="zh-CN"/>
+        </w:rPr>
+        <w:tab/>
+      </w:r>
+      <m:oMath>
+        <m:sSub>
+          <m:sSubPr>
+            <m:ctrlPr>
+              <w:rPr>
+                <w:rFonts w:ascii="Cambria Math" w:hAnsi="Cambria Math"/>
+              </w:rPr>
+            </m:ctrlPr>
+          </m:sSubPr>
+          <m:e>
+            <m:r>
+              <w:rPr>
+                <w:rFonts w:ascii="Cambria Math" w:hAnsi="Cambria Math"/>
+              </w:rPr>
+              <m:t>F</m:t>
+            </m:r>
+          </m:e>
+          <m:sub>
+            <m:r>
+              <w:rPr>
+                <w:rFonts w:ascii="Cambria Math" w:hAnsi="Cambria Math"/>
+              </w:rPr>
+              <m:t>h</m:t>
+            </m:r>
+          </m:sub>
+        </m:sSub>
+        <m:r>
+          <m:rPr>
+            <m:sty m:val="p"/>
+          </m:rPr>
+          <w:rPr>
+            <w:rFonts w:ascii="Cambria Math" w:hAnsi="Cambria Math"/>
+          </w:rPr>
+          <m:t>=</m:t>
+        </m:r>
+        <m:d>
+          <m:dPr>
+            <m:begChr m:val="{"/>
+            <m:endChr m:val=""/>
+            <m:ctrlPr>
+              <w:rPr>
+                <w:rFonts w:ascii="Cambria Math" w:hAnsi="Cambria Math"/>
+              </w:rPr>
+            </m:ctrlPr>
+          </m:dPr>
+          <m:e>
+            <m:m>
+              <m:mPr>
+                <m:plcHide m:val="1"/>
+                <m:mcs>
+                  <m:mc>
+                    <m:mcPr>
+                      <m:count m:val="2"/>
+                      <m:mcJc m:val="left"/>
+                    </m:mcPr>
+                  </m:mc>
+                </m:mcs>
+                <m:ctrlPr>
+                  <w:rPr>
+                    <w:rFonts w:ascii="Cambria Math" w:hAnsi="Cambria Math"/>
+                  </w:rPr>
+                </m:ctrlPr>
+              </m:mPr>
+              <m:mr>
+                <m:e>
+                  <m:r>
+                    <w:rPr>
+                      <w:rFonts w:ascii="Cambria Math" w:hAnsi="Cambria Math"/>
+                    </w:rPr>
+                    <m:t>0</m:t>
+                  </m:r>
+                  <m:r>
+                    <m:rPr>
+                      <m:sty m:val="p"/>
+                    </m:rPr>
+                    <w:rPr>
+                      <w:rFonts w:ascii="Cambria Math" w:hAnsi="Cambria Math"/>
+                    </w:rPr>
+                    <m:t>,</m:t>
+                  </m:r>
+                </m:e>
+                <m:e>
+                  <m:r>
+                    <m:rPr>
+                      <m:sty m:val="p"/>
+                    </m:rPr>
+                    <w:rPr>
+                      <w:rFonts w:ascii="Cambria Math" w:hAnsi="Cambria Math"/>
+                    </w:rPr>
+                    <m:t>|</m:t>
+                  </m:r>
+                  <m:sSub>
+                    <m:sSubPr>
+                      <m:ctrlPr>
+                        <w:rPr>
+                          <w:rFonts w:ascii="Cambria Math" w:hAnsi="Cambria Math"/>
+                        </w:rPr>
+                      </m:ctrlPr>
+                    </m:sSubPr>
+                    <m:e>
+                      <m:r>
+                        <w:rPr>
+                          <w:rFonts w:ascii="Cambria Math" w:hAnsi="Cambria Math"/>
+                        </w:rPr>
+                        <m:t>K</m:t>
+                      </m:r>
+                    </m:e>
+                    <m:sub>
+                      <m:r>
+                        <w:rPr>
+                          <w:rFonts w:ascii="Cambria Math" w:hAnsi="Cambria Math"/>
+                        </w:rPr>
+                        <m:t>f</m:t>
+                      </m:r>
+                    </m:sub>
+                  </m:sSub>
+                  <m:sSub>
+                    <m:sSubPr>
+                      <m:ctrlPr>
+                        <w:rPr>
+                          <w:rFonts w:ascii="Cambria Math" w:hAnsi="Cambria Math"/>
+                        </w:rPr>
+                      </m:ctrlPr>
+                    </m:sSubPr>
+                    <m:e>
+                      <m:r>
+                        <w:rPr>
+                          <w:rFonts w:ascii="Cambria Math" w:hAnsi="Cambria Math"/>
+                        </w:rPr>
+                        <m:t>F</m:t>
+                      </m:r>
+                    </m:e>
+                    <m:sub>
+                      <m:r>
+                        <w:rPr>
+                          <w:rFonts w:ascii="Cambria Math" w:hAnsi="Cambria Math"/>
+                        </w:rPr>
+                        <m:t>ext</m:t>
+                      </m:r>
+                    </m:sub>
+                  </m:sSub>
+                  <m:r>
+                    <m:rPr>
+                      <m:sty m:val="p"/>
+                    </m:rPr>
+                    <w:rPr>
+                      <w:rFonts w:ascii="Cambria Math" w:hAnsi="Cambria Math"/>
+                    </w:rPr>
+                    <m:t>|≤</m:t>
+                  </m:r>
+                  <m:r>
+                    <w:rPr>
+                      <w:rFonts w:ascii="Cambria Math" w:hAnsi="Cambria Math"/>
+                    </w:rPr>
+                    <m:t>d</m:t>
+                  </m:r>
+                </m:e>
+              </m:mr>
+              <m:mr>
+                <m:e>
+                  <m:r>
+                    <m:rPr>
+                      <m:nor/>
+                    </m:rPr>
+                    <m:t>sgn</m:t>
+                  </m:r>
+                  <m:r>
+                    <m:rPr>
+                      <m:sty m:val="p"/>
+                    </m:rPr>
+                    <w:rPr>
+                      <w:rFonts w:ascii="Cambria Math" w:hAnsi="Cambria Math"/>
+                    </w:rPr>
+                    <m:t>(</m:t>
+                  </m:r>
+                  <m:sSub>
+                    <m:sSubPr>
+                      <m:ctrlPr>
+                        <w:rPr>
+                          <w:rFonts w:ascii="Cambria Math" w:hAnsi="Cambria Math"/>
+                        </w:rPr>
+                      </m:ctrlPr>
+                    </m:sSubPr>
+                    <m:e>
+                      <m:r>
+                        <w:rPr>
+                          <w:rFonts w:ascii="Cambria Math" w:hAnsi="Cambria Math"/>
+                        </w:rPr>
+                        <m:t>K</m:t>
+                      </m:r>
+                    </m:e>
+                    <m:sub>
+                      <m:r>
+                        <w:rPr>
+                          <w:rFonts w:ascii="Cambria Math" w:hAnsi="Cambria Math"/>
+                        </w:rPr>
+                        <m:t>f</m:t>
+                      </m:r>
+                    </m:sub>
+                  </m:sSub>
+                  <m:sSub>
+                    <m:sSubPr>
+                      <m:ctrlPr>
+                        <w:rPr>
+                          <w:rFonts w:ascii="Cambria Math" w:hAnsi="Cambria Math"/>
+                        </w:rPr>
+                      </m:ctrlPr>
+                    </m:sSubPr>
+                    <m:e>
+                      <m:r>
+                        <w:rPr>
+                          <w:rFonts w:ascii="Cambria Math" w:hAnsi="Cambria Math"/>
+                        </w:rPr>
+                        <m:t>F</m:t>
+                      </m:r>
+                    </m:e>
+                    <m:sub>
+                      <m:r>
+                        <w:rPr>
+                          <w:rFonts w:ascii="Cambria Math" w:hAnsi="Cambria Math"/>
+                        </w:rPr>
+                        <m:t>ext</m:t>
+                      </m:r>
+                    </m:sub>
+                  </m:sSub>
+                  <m:r>
+                    <m:rPr>
+                      <m:sty m:val="p"/>
+                    </m:rPr>
+                    <w:rPr>
+                      <w:rFonts w:ascii="Cambria Math" w:hAnsi="Cambria Math"/>
+                    </w:rPr>
+                    <m:t>)(|</m:t>
+                  </m:r>
+                  <m:sSub>
+                    <m:sSubPr>
+                      <m:ctrlPr>
+                        <w:rPr>
+                          <w:rFonts w:ascii="Cambria Math" w:hAnsi="Cambria Math"/>
+                        </w:rPr>
+                      </m:ctrlPr>
+                    </m:sSubPr>
+                    <m:e>
+                      <m:r>
+                        <w:rPr>
+                          <w:rFonts w:ascii="Cambria Math" w:hAnsi="Cambria Math"/>
+                        </w:rPr>
+                        <m:t>K</m:t>
+                      </m:r>
+                    </m:e>
+                    <m:sub>
+                      <m:r>
+                        <w:rPr>
+                          <w:rFonts w:ascii="Cambria Math" w:hAnsi="Cambria Math"/>
+                        </w:rPr>
+                        <m:t>f</m:t>
+                      </m:r>
+                    </m:sub>
+                  </m:sSub>
+                  <m:sSub>
+                    <m:sSubPr>
+                      <m:ctrlPr>
+                        <w:rPr>
+                          <w:rFonts w:ascii="Cambria Math" w:hAnsi="Cambria Math"/>
+                        </w:rPr>
+                      </m:ctrlPr>
+                    </m:sSubPr>
+                    <m:e>
+                      <m:r>
+                        <w:rPr>
+                          <w:rFonts w:ascii="Cambria Math" w:hAnsi="Cambria Math"/>
+                        </w:rPr>
+                        <m:t>F</m:t>
+                      </m:r>
+                    </m:e>
+                    <m:sub>
+                      <m:r>
+                        <w:rPr>
+                          <w:rFonts w:ascii="Cambria Math" w:hAnsi="Cambria Math"/>
+                        </w:rPr>
+                        <m:t>ext</m:t>
+                      </m:r>
+                    </m:sub>
+                  </m:sSub>
+                  <m:r>
+                    <m:rPr>
+                      <m:sty m:val="p"/>
+                    </m:rPr>
+                    <w:rPr>
+                      <w:rFonts w:ascii="Cambria Math" w:hAnsi="Cambria Math"/>
+                    </w:rPr>
+                    <m:t>|-</m:t>
+                  </m:r>
+                  <m:r>
+                    <w:rPr>
+                      <w:rFonts w:ascii="Cambria Math" w:hAnsi="Cambria Math"/>
+                    </w:rPr>
+                    <m:t>d</m:t>
+                  </m:r>
+                  <m:r>
+                    <m:rPr>
+                      <m:sty m:val="p"/>
+                    </m:rPr>
+                    <w:rPr>
+                      <w:rFonts w:ascii="Cambria Math" w:hAnsi="Cambria Math"/>
+                    </w:rPr>
+                    <m:t>),</m:t>
+                  </m:r>
+                </m:e>
+                <m:e>
+                  <m:r>
+                    <m:rPr>
+                      <m:sty m:val="p"/>
+                    </m:rPr>
+                    <w:rPr>
+                      <w:rFonts w:ascii="Cambria Math" w:hAnsi="Cambria Math"/>
+                    </w:rPr>
+                    <m:t>|</m:t>
+                  </m:r>
+                  <m:sSub>
+                    <m:sSubPr>
+                      <m:ctrlPr>
+                        <w:rPr>
+                          <w:rFonts w:ascii="Cambria Math" w:hAnsi="Cambria Math"/>
+                        </w:rPr>
+                      </m:ctrlPr>
+                    </m:sSubPr>
+                    <m:e>
+                      <m:r>
+                        <w:rPr>
+                          <w:rFonts w:ascii="Cambria Math" w:hAnsi="Cambria Math"/>
+                        </w:rPr>
+                        <m:t>K</m:t>
+                      </m:r>
+                    </m:e>
+                    <m:sub>
+                      <m:r>
+                        <w:rPr>
+                          <w:rFonts w:ascii="Cambria Math" w:hAnsi="Cambria Math"/>
+                        </w:rPr>
+                        <m:t>f</m:t>
+                      </m:r>
+                    </m:sub>
+                  </m:sSub>
+                  <m:sSub>
+                    <m:sSubPr>
+                      <m:ctrlPr>
+                        <w:rPr>
+                          <w:rFonts w:ascii="Cambria Math" w:hAnsi="Cambria Math"/>
+                        </w:rPr>
+                      </m:ctrlPr>
+                    </m:sSubPr>
+                    <m:e>
+                      <m:r>
+                        <w:rPr>
+                          <w:rFonts w:ascii="Cambria Math" w:hAnsi="Cambria Math"/>
+                        </w:rPr>
+                        <m:t>F</m:t>
+                      </m:r>
+                    </m:e>
+                    <m:sub>
+                      <m:r>
+                        <w:rPr>
+                          <w:rFonts w:ascii="Cambria Math" w:hAnsi="Cambria Math"/>
+                        </w:rPr>
+                        <m:t>ext</m:t>
+                      </m:r>
+                    </m:sub>
+                  </m:sSub>
+                  <m:r>
+                    <m:rPr>
+                      <m:sty m:val="p"/>
+                    </m:rPr>
+                    <w:rPr>
+                      <w:rFonts w:ascii="Cambria Math" w:hAnsi="Cambria Math"/>
+                    </w:rPr>
+                    <m:t>|&gt;</m:t>
+                  </m:r>
+                  <m:r>
+                    <w:rPr>
+                      <w:rFonts w:ascii="Cambria Math" w:hAnsi="Cambria Math"/>
+                    </w:rPr>
+                    <m:t>d</m:t>
+                  </m:r>
+                </m:e>
+              </m:mr>
+            </m:m>
+          </m:e>
+        </m:d>
+      </m:oMath>
+      <w:r>
+        <w:rPr>
+          <w:rFonts w:ascii="Times New Roman"/>
+        </w:rPr>
+        <w:tab/>
+        <w:t>(6)</w:t>
       </w:r>
     </w:p>
     <w:p>
@@ -6355,163 +8064,13 @@
         <w:rPr>
           <w:lang w:eastAsia="zh-CN"/>
         </w:rPr>
-        <w:tabs>
-          <w:tab w:val="center" w:pos="4253"/>
-          <w:tab w:val="right" w:pos="8506"/>
-        </w:tabs>
-      </w:pPr>
-      <w:r>
-        <w:rPr>
-          <w:rFonts w:ascii="Times New Roman"/>
-        </w:rPr>
-        <w:tab/>
-      </w:r>
-      <w:r>
-        <m:oMath>
-          <m:r>
-            <m:t>F</m:t>
-          </m:r>
-          <m:r>
-            <m:rPr>
-              <m:sty m:val="p"/>
-            </m:rPr>
-            <m:t>=</m:t>
-          </m:r>
-          <m:r>
-            <m:t>K</m:t>
-          </m:r>
-          <m:r>
-            <m:rPr>
-              <m:sty m:val="p"/>
-            </m:rPr>
-            <m:t>(</m:t>
-          </m:r>
-          <m:r>
-            <m:t>c</m:t>
-          </m:r>
-          <m:r>
-            <m:rPr>
-              <m:sty m:val="p"/>
-            </m:rPr>
-            <m:t>)</m:t>
-          </m:r>
-          <m:r>
-            <m:rPr>
-              <m:sty m:val="p"/>
-            </m:rPr>
-            <m:t>(</m:t>
-          </m:r>
-          <m:sSub>
-            <m:e>
-              <m:r>
-                <m:t>x</m:t>
-              </m:r>
-            </m:e>
-            <m:sub>
-              <m:r>
-                <m:t>d</m:t>
-              </m:r>
-            </m:sub>
-          </m:sSub>
-          <m:r>
-            <m:rPr>
-              <m:sty m:val="p"/>
-            </m:rPr>
-            <m:t>−</m:t>
-          </m:r>
-          <m:r>
-            <m:t>x</m:t>
-          </m:r>
-          <m:r>
-            <m:rPr>
-              <m:sty m:val="p"/>
-            </m:rPr>
-            <m:t>)</m:t>
-          </m:r>
-          <m:r>
-            <m:rPr>
-              <m:sty m:val="p"/>
-            </m:rPr>
-            <m:t>+</m:t>
-          </m:r>
-          <m:r>
-            <m:t>D</m:t>
-          </m:r>
-          <m:r>
-            <m:rPr>
-              <m:sty m:val="p"/>
-            </m:rPr>
-            <m:t>(</m:t>
-          </m:r>
-          <m:r>
-            <m:t>c</m:t>
-          </m:r>
-          <m:r>
-            <m:rPr>
-              <m:sty m:val="p"/>
-            </m:rPr>
-            <m:t>)</m:t>
-          </m:r>
-          <m:r>
-            <m:rPr>
-              <m:sty m:val="p"/>
-            </m:rPr>
-            <m:t>(</m:t>
-          </m:r>
-          <m:sSub>
-            <m:e>
-              <m:acc>
-                <m:accPr>
-                  <m:chr m:val="̇"/>
-                </m:accPr>
-                <m:e>
-                  <m:r>
-                    <m:t>x</m:t>
-                  </m:r>
-                </m:e>
-              </m:acc>
-            </m:e>
-            <m:sub>
-              <m:r>
-                <m:t>d</m:t>
-              </m:r>
-            </m:sub>
-          </m:sSub>
-          <m:r>
-            <m:rPr>
-              <m:sty m:val="p"/>
-            </m:rPr>
-            <m:t>−</m:t>
-          </m:r>
-          <m:acc>
-            <m:accPr>
-              <m:chr m:val="̇"/>
-            </m:accPr>
-            <m:e>
-              <m:r>
-                <m:t>x</m:t>
-              </m:r>
-            </m:e>
-          </m:acc>
-          <m:r>
-            <m:rPr>
-              <m:sty m:val="p"/>
-            </m:rPr>
-            <m:t>)</m:t>
-          </m:r>
-        </m:oMath>
-      </w:r>
-      <w:r>
-        <w:rPr>
-          <w:rFonts w:ascii="Times New Roman"/>
-        </w:rPr>
-        <w:tab/>
-      </w:r>
-      <w:r>
-        <w:rPr>
-          <w:rFonts w:ascii="Times New Roman"/>
-        </w:rPr>
-        <w:t xml:space="preserve">(4)</w:t>
+      </w:pPr>
+      <w:r>
+        <w:rPr>
+          <w:rFonts w:ascii="Times New Roman" w:eastAsia="宋体" w:hAnsi="Times New Roman"/>
+          <w:lang w:eastAsia="zh-CN"/>
+        </w:rPr>
+        <w:t>]</w:t>
       </w:r>
     </w:p>
     <w:p>
@@ -6531,186 +8090,361 @@
         </w:rPr>
         <w:t>其中，</w:t>
       </w:r>
-      <w:r>
-        <m:oMath>
-          <m:sSub>
-            <m:e>
-              <m:r>
-                <m:t>x</m:t>
-              </m:r>
-            </m:e>
-            <m:sub>
-              <m:r>
-                <m:t>d</m:t>
-              </m:r>
-            </m:sub>
-          </m:sSub>
-        </m:oMath>
-      </w:r>
-      <w:r>
-        <w:rPr>
-          <w:rFonts w:ascii="Times New Roman" w:eastAsia="宋体" w:hAnsi="Times New Roman"/>
-          <w:lang w:eastAsia="zh-CN"/>
-        </w:rPr>
-        <w:t/>
-      </w:r>
+      <m:oMath>
+        <m:sSub>
+          <m:sSubPr>
+            <m:ctrlPr>
+              <w:rPr>
+                <w:rFonts w:ascii="Cambria Math" w:hAnsi="Cambria Math"/>
+              </w:rPr>
+            </m:ctrlPr>
+          </m:sSubPr>
+          <m:e>
+            <m:r>
+              <w:rPr>
+                <w:rFonts w:ascii="Cambria Math" w:hAnsi="Cambria Math"/>
+                <w:lang w:eastAsia="zh-CN"/>
+              </w:rPr>
+              <m:t>K</m:t>
+            </m:r>
+          </m:e>
+          <m:sub>
+            <m:r>
+              <w:rPr>
+                <w:rFonts w:ascii="Cambria Math" w:hAnsi="Cambria Math"/>
+                <w:lang w:eastAsia="zh-CN"/>
+              </w:rPr>
+              <m:t>f</m:t>
+            </m:r>
+          </m:sub>
+        </m:sSub>
+      </m:oMath>
+      <w:r>
+        <w:rPr>
+          <w:rFonts w:ascii="Times New Roman" w:eastAsia="宋体" w:hAnsi="Times New Roman"/>
+          <w:lang w:eastAsia="zh-CN"/>
+        </w:rPr>
+        <w:t xml:space="preserve"> </w:t>
+      </w:r>
+      <w:r>
+        <w:rPr>
+          <w:rFonts w:ascii="Times New Roman" w:eastAsia="宋体" w:hAnsi="Times New Roman"/>
+          <w:lang w:eastAsia="zh-CN"/>
+        </w:rPr>
+        <w:t>为力反馈增益，</w:t>
+      </w:r>
+      <m:oMath>
+        <m:r>
+          <w:rPr>
+            <w:rFonts w:ascii="Cambria Math" w:hAnsi="Cambria Math"/>
+            <w:lang w:eastAsia="zh-CN"/>
+          </w:rPr>
+          <m:t>d</m:t>
+        </m:r>
+      </m:oMath>
+      <w:r>
+        <w:rPr>
+          <w:rFonts w:ascii="Times New Roman" w:eastAsia="宋体" w:hAnsi="Times New Roman"/>
+          <w:lang w:eastAsia="zh-CN"/>
+        </w:rPr>
+        <w:t xml:space="preserve"> </w:t>
+      </w:r>
+      <w:r>
+        <w:rPr>
+          <w:rFonts w:ascii="Times New Roman" w:eastAsia="宋体" w:hAnsi="Times New Roman"/>
+          <w:lang w:eastAsia="zh-CN"/>
+        </w:rPr>
+        <w:t>为死区。</w:t>
+      </w:r>
+      <w:r>
+        <w:rPr>
+          <w:rFonts w:ascii="Times New Roman" w:eastAsia="宋体" w:hAnsi="Times New Roman"/>
+          <w:lang w:eastAsia="zh-CN"/>
+        </w:rPr>
+        <w:t xml:space="preserve">soft </w:t>
+      </w:r>
+      <w:r>
+        <w:rPr>
+          <w:rFonts w:ascii="Times New Roman" w:eastAsia="宋体" w:hAnsi="Times New Roman"/>
+          <w:lang w:eastAsia="zh-CN"/>
+        </w:rPr>
+        <w:t>类物体采用较小</w:t>
+      </w:r>
+      <m:oMath>
+        <m:sSub>
+          <m:sSubPr>
+            <m:ctrlPr>
+              <w:rPr>
+                <w:rFonts w:ascii="Cambria Math" w:hAnsi="Cambria Math"/>
+              </w:rPr>
+            </m:ctrlPr>
+          </m:sSubPr>
+          <m:e>
+            <m:r>
+              <w:rPr>
+                <w:rFonts w:ascii="Cambria Math" w:hAnsi="Cambria Math"/>
+                <w:lang w:eastAsia="zh-CN"/>
+              </w:rPr>
+              <m:t>K</m:t>
+            </m:r>
+          </m:e>
+          <m:sub>
+            <m:r>
+              <w:rPr>
+                <w:rFonts w:ascii="Cambria Math" w:hAnsi="Cambria Math"/>
+                <w:lang w:eastAsia="zh-CN"/>
+              </w:rPr>
+              <m:t>f</m:t>
+            </m:r>
+          </m:sub>
+        </m:sSub>
+      </m:oMath>
+      <w:r>
+        <w:rPr>
+          <w:rFonts w:ascii="Times New Roman" w:eastAsia="宋体" w:hAnsi="Times New Roman"/>
+          <w:lang w:eastAsia="zh-CN"/>
+        </w:rPr>
+        <w:t xml:space="preserve"> </w:t>
+      </w:r>
+      <w:r>
+        <w:rPr>
+          <w:rFonts w:ascii="Times New Roman" w:eastAsia="宋体" w:hAnsi="Times New Roman"/>
+          <w:lang w:eastAsia="zh-CN"/>
+        </w:rPr>
+        <w:t>，以避免操作者在</w:t>
+      </w:r>
+      <w:proofErr w:type="gramStart"/>
+      <w:r>
+        <w:rPr>
+          <w:rFonts w:ascii="Times New Roman" w:eastAsia="宋体" w:hAnsi="Times New Roman"/>
+          <w:lang w:eastAsia="zh-CN"/>
+        </w:rPr>
+        <w:t>主端感受</w:t>
+      </w:r>
+      <w:proofErr w:type="gramEnd"/>
+      <w:r>
+        <w:rPr>
+          <w:rFonts w:ascii="Times New Roman" w:eastAsia="宋体" w:hAnsi="Times New Roman"/>
+          <w:lang w:eastAsia="zh-CN"/>
+        </w:rPr>
+        <w:t>到过强冲击；</w:t>
+      </w:r>
+      <w:r>
+        <w:rPr>
+          <w:rFonts w:ascii="Times New Roman" w:eastAsia="宋体" w:hAnsi="Times New Roman"/>
+          <w:lang w:eastAsia="zh-CN"/>
+        </w:rPr>
+        <w:t xml:space="preserve">hard </w:t>
+      </w:r>
+      <w:r>
+        <w:rPr>
+          <w:rFonts w:ascii="Times New Roman" w:eastAsia="宋体" w:hAnsi="Times New Roman"/>
+          <w:lang w:eastAsia="zh-CN"/>
+        </w:rPr>
+        <w:t>类物体采用较大</w:t>
+      </w:r>
+      <m:oMath>
+        <m:sSub>
+          <m:sSubPr>
+            <m:ctrlPr>
+              <w:rPr>
+                <w:rFonts w:ascii="Cambria Math" w:hAnsi="Cambria Math"/>
+              </w:rPr>
+            </m:ctrlPr>
+          </m:sSubPr>
+          <m:e>
+            <m:r>
+              <w:rPr>
+                <w:rFonts w:ascii="Cambria Math" w:hAnsi="Cambria Math"/>
+                <w:lang w:eastAsia="zh-CN"/>
+              </w:rPr>
+              <m:t>K</m:t>
+            </m:r>
+          </m:e>
+          <m:sub>
+            <m:r>
+              <w:rPr>
+                <w:rFonts w:ascii="Cambria Math" w:hAnsi="Cambria Math"/>
+                <w:lang w:eastAsia="zh-CN"/>
+              </w:rPr>
+              <m:t>f</m:t>
+            </m:r>
+          </m:sub>
+        </m:sSub>
+      </m:oMath>
+      <w:r>
+        <w:rPr>
+          <w:rFonts w:ascii="Times New Roman" w:eastAsia="宋体" w:hAnsi="Times New Roman"/>
+          <w:lang w:eastAsia="zh-CN"/>
+        </w:rPr>
+        <w:t xml:space="preserve"> </w:t>
+      </w:r>
+      <w:r>
+        <w:rPr>
+          <w:rFonts w:ascii="Times New Roman" w:eastAsia="宋体" w:hAnsi="Times New Roman"/>
+          <w:lang w:eastAsia="zh-CN"/>
+        </w:rPr>
+        <w:t>，以增强接触提示。</w:t>
+      </w:r>
+    </w:p>
+    <w:p>
+      <w:pPr>
+        <w:pStyle w:val="3"/>
+        <w:spacing w:before="60" w:after="40"/>
+        <w:rPr>
+          <w:lang w:eastAsia="zh-CN"/>
+        </w:rPr>
+      </w:pPr>
+      <w:bookmarkStart w:id="12" w:name="夹爪执行参数调度"/>
+      <w:r>
+        <w:rPr>
+          <w:rFonts w:ascii="Times New Roman" w:eastAsia="黑体" w:hAnsi="Times New Roman"/>
+          <w:lang w:eastAsia="zh-CN"/>
+        </w:rPr>
+        <w:t xml:space="preserve">4.4 </w:t>
+      </w:r>
+      <w:proofErr w:type="gramStart"/>
+      <w:r>
+        <w:rPr>
+          <w:rFonts w:ascii="Times New Roman" w:eastAsia="黑体" w:hAnsi="Times New Roman"/>
+          <w:lang w:eastAsia="zh-CN"/>
+        </w:rPr>
+        <w:t>夹爪执行</w:t>
+      </w:r>
+      <w:proofErr w:type="gramEnd"/>
+      <w:r>
+        <w:rPr>
+          <w:rFonts w:ascii="Times New Roman" w:eastAsia="黑体" w:hAnsi="Times New Roman"/>
+          <w:lang w:eastAsia="zh-CN"/>
+        </w:rPr>
+        <w:t>参数调度</w:t>
+      </w:r>
+      <w:bookmarkEnd w:id="12"/>
+    </w:p>
+    <w:p>
+      <w:pPr>
+        <w:pStyle w:val="FirstParagraph"/>
+        <w:spacing w:line="360" w:lineRule="auto"/>
+        <w:ind w:firstLine="480"/>
+        <w:jc w:val="both"/>
+        <w:rPr>
+          <w:lang w:eastAsia="zh-CN"/>
+        </w:rPr>
+      </w:pPr>
       <w:proofErr w:type="spellStart"/>
+      <w:r>
+        <w:rPr>
+          <w:rFonts w:ascii="Times New Roman" w:eastAsia="宋体" w:hAnsi="Times New Roman"/>
+          <w:lang w:eastAsia="zh-CN"/>
+        </w:rPr>
+        <w:t>Franka</w:t>
+      </w:r>
       <w:proofErr w:type="spellEnd"/>
       <w:r>
         <w:rPr>
           <w:rFonts w:ascii="Times New Roman" w:eastAsia="宋体" w:hAnsi="Times New Roman"/>
           <w:lang w:eastAsia="zh-CN"/>
         </w:rPr>
-        <w:t xml:space="preserve"> </w:t>
-      </w:r>
-      <w:r>
-        <w:rPr>
-          <w:rFonts w:ascii="Times New Roman" w:eastAsia="宋体" w:hAnsi="Times New Roman"/>
-          <w:lang w:eastAsia="zh-CN"/>
-        </w:rPr>
-        <w:t>为期望末端位置，</w:t>
-      </w:r>
-      <w:r>
-        <w:rPr>
-          <w:rFonts w:ascii="Times New Roman" w:eastAsia="宋体" w:hAnsi="Times New Roman"/>
-          <w:lang w:eastAsia="zh-CN"/>
-        </w:rPr>
-        <w:t xml:space="preserve"/>
-      </w:r>
-      <w:r>
-        <m:oMath>
-          <m:r>
-            <m:t>x</m:t>
-          </m:r>
-        </m:oMath>
-      </w:r>
-      <w:r>
-        <w:rPr>
-          <w:rFonts w:ascii="Times New Roman" w:eastAsia="宋体" w:hAnsi="Times New Roman"/>
-          <w:lang w:eastAsia="zh-CN"/>
-        </w:rPr>
-        <w:t xml:space="preserve"> </w:t>
-      </w:r>
-      <w:r>
-        <w:rPr>
-          <w:rFonts w:ascii="Times New Roman" w:eastAsia="宋体" w:hAnsi="Times New Roman"/>
-          <w:lang w:eastAsia="zh-CN"/>
-        </w:rPr>
-        <w:t>为实际末端位置，</w:t>
-      </w:r>
-      <w:r>
-        <w:rPr>
-          <w:rFonts w:ascii="Times New Roman" w:eastAsia="宋体" w:hAnsi="Times New Roman"/>
-          <w:lang w:eastAsia="zh-CN"/>
-        </w:rPr>
-        <w:t xml:space="preserve"/>
-      </w:r>
-      <w:r>
-        <m:oMath>
-          <m:r>
-            <m:t>K</m:t>
-          </m:r>
-          <m:r>
-            <m:rPr>
-              <m:sty m:val="p"/>
-            </m:rPr>
-            <m:t>(</m:t>
-          </m:r>
-          <m:r>
-            <m:t>c</m:t>
-          </m:r>
-          <m:r>
-            <m:rPr>
-              <m:sty m:val="p"/>
-            </m:rPr>
-            <m:t>)</m:t>
-          </m:r>
-        </m:oMath>
-      </w:r>
-      <w:r>
-        <w:rPr>
-          <w:rFonts w:ascii="Times New Roman" w:eastAsia="宋体" w:hAnsi="Times New Roman"/>
-          <w:lang w:eastAsia="zh-CN"/>
-        </w:rPr>
-        <w:t xml:space="preserve"> </w:t>
-      </w:r>
-      <w:r>
-        <w:rPr>
-          <w:rFonts w:ascii="Times New Roman" w:eastAsia="宋体" w:hAnsi="Times New Roman"/>
-          <w:lang w:eastAsia="zh-CN"/>
-        </w:rPr>
-        <w:t>和</w:t>
-      </w:r>
-      <w:r>
-        <w:rPr>
-          <w:rFonts w:ascii="Times New Roman" w:eastAsia="宋体" w:hAnsi="Times New Roman"/>
-          <w:lang w:eastAsia="zh-CN"/>
-        </w:rPr>
-        <w:t xml:space="preserve"> </w:t>
-      </w:r>
-      <w:r>
-        <m:oMath>
-          <m:r>
-            <m:t>D</m:t>
-          </m:r>
-          <m:r>
-            <m:rPr>
-              <m:sty m:val="p"/>
-            </m:rPr>
-            <m:t>(</m:t>
-          </m:r>
-          <m:r>
-            <m:t>c</m:t>
-          </m:r>
-          <m:r>
-            <m:rPr>
-              <m:sty m:val="p"/>
-            </m:rPr>
-            <m:t>)</m:t>
-          </m:r>
-        </m:oMath>
-      </w:r>
-      <w:r>
-        <w:rPr>
-          <w:rFonts w:ascii="Times New Roman" w:eastAsia="宋体" w:hAnsi="Times New Roman"/>
-          <w:lang w:eastAsia="zh-CN"/>
-        </w:rPr>
-        <w:t xml:space="preserve"> </w:t>
-      </w:r>
-      <w:r>
-        <w:rPr>
-          <w:rFonts w:ascii="Times New Roman" w:eastAsia="宋体" w:hAnsi="Times New Roman"/>
-          <w:lang w:eastAsia="zh-CN"/>
-        </w:rPr>
-        <w:t>分别为由物体类别</w:t>
-      </w:r>
-      <w:r>
-        <w:rPr>
-          <w:rFonts w:ascii="Times New Roman" w:eastAsia="宋体" w:hAnsi="Times New Roman"/>
-          <w:lang w:eastAsia="zh-CN"/>
-        </w:rPr>
-        <w:t xml:space="preserve"> </w:t>
-      </w:r>
-      <w:r>
-        <m:oMath>
-          <m:r>
-            <m:t>c</m:t>
-          </m:r>
-        </m:oMath>
-      </w:r>
-      <w:r>
-        <w:rPr>
-          <w:rFonts w:ascii="Times New Roman" w:eastAsia="宋体" w:hAnsi="Times New Roman"/>
-          <w:lang w:eastAsia="zh-CN"/>
-        </w:rPr>
-        <w:t xml:space="preserve"> </w:t>
-      </w:r>
-      <w:r>
-        <w:rPr>
-          <w:rFonts w:ascii="Times New Roman" w:eastAsia="宋体" w:hAnsi="Times New Roman"/>
-          <w:lang w:eastAsia="zh-CN"/>
-        </w:rPr>
-        <w:t>决定的刚度矩阵和阻尼矩阵。刚度矩阵定义为：</w:t>
+        <w:t xml:space="preserve"> Hand </w:t>
+      </w:r>
+      <w:proofErr w:type="gramStart"/>
+      <w:r>
+        <w:rPr>
+          <w:rFonts w:ascii="Times New Roman" w:eastAsia="宋体" w:hAnsi="Times New Roman"/>
+          <w:lang w:eastAsia="zh-CN"/>
+        </w:rPr>
+        <w:t>夹爪由</w:t>
+      </w:r>
+      <w:proofErr w:type="gramEnd"/>
+      <w:r>
+        <w:rPr>
+          <w:rFonts w:ascii="Times New Roman" w:eastAsia="宋体" w:hAnsi="Times New Roman"/>
+          <w:lang w:eastAsia="zh-CN"/>
+        </w:rPr>
+        <w:t xml:space="preserve"> Omega.7 </w:t>
+      </w:r>
+      <w:r>
+        <w:rPr>
+          <w:rFonts w:ascii="Times New Roman" w:eastAsia="宋体" w:hAnsi="Times New Roman"/>
+          <w:lang w:eastAsia="zh-CN"/>
+        </w:rPr>
+        <w:t>夹钳角度控制。系统根据夹钳开合程度执行张开、力控抓取和保持等状态切换。视觉策略库进一步为不同物体类别设置不同</w:t>
+      </w:r>
+      <w:proofErr w:type="gramStart"/>
+      <w:r>
+        <w:rPr>
+          <w:rFonts w:ascii="Times New Roman" w:eastAsia="宋体" w:hAnsi="Times New Roman"/>
+          <w:lang w:eastAsia="zh-CN"/>
+        </w:rPr>
+        <w:t>夹爪速度</w:t>
+      </w:r>
+      <w:proofErr w:type="gramEnd"/>
+      <w:r>
+        <w:rPr>
+          <w:rFonts w:ascii="Times New Roman" w:eastAsia="宋体" w:hAnsi="Times New Roman"/>
+          <w:lang w:eastAsia="zh-CN"/>
+        </w:rPr>
+        <w:t>和力限制。</w:t>
+      </w:r>
+      <w:r>
+        <w:rPr>
+          <w:rFonts w:ascii="Times New Roman" w:eastAsia="宋体" w:hAnsi="Times New Roman"/>
+          <w:lang w:eastAsia="zh-CN"/>
+        </w:rPr>
+        <w:t xml:space="preserve">soft </w:t>
+      </w:r>
+      <w:r>
+        <w:rPr>
+          <w:rFonts w:ascii="Times New Roman" w:eastAsia="宋体" w:hAnsi="Times New Roman"/>
+          <w:lang w:eastAsia="zh-CN"/>
+        </w:rPr>
+        <w:t>类物体采用较慢</w:t>
+      </w:r>
+      <w:proofErr w:type="gramStart"/>
+      <w:r>
+        <w:rPr>
+          <w:rFonts w:ascii="Times New Roman" w:eastAsia="宋体" w:hAnsi="Times New Roman"/>
+          <w:lang w:eastAsia="zh-CN"/>
+        </w:rPr>
+        <w:t>夹爪速度</w:t>
+      </w:r>
+      <w:proofErr w:type="gramEnd"/>
+      <w:r>
+        <w:rPr>
+          <w:rFonts w:ascii="Times New Roman" w:eastAsia="宋体" w:hAnsi="Times New Roman"/>
+          <w:lang w:eastAsia="zh-CN"/>
+        </w:rPr>
+        <w:t>和较低夹持力，以减少形变；</w:t>
+      </w:r>
+      <w:r>
+        <w:rPr>
+          <w:rFonts w:ascii="Times New Roman" w:eastAsia="宋体" w:hAnsi="Times New Roman"/>
+          <w:lang w:eastAsia="zh-CN"/>
+        </w:rPr>
+        <w:t xml:space="preserve">hard </w:t>
+      </w:r>
+      <w:r>
+        <w:rPr>
+          <w:rFonts w:ascii="Times New Roman" w:eastAsia="宋体" w:hAnsi="Times New Roman"/>
+          <w:lang w:eastAsia="zh-CN"/>
+        </w:rPr>
+        <w:t>类物体允许</w:t>
+      </w:r>
+      <w:proofErr w:type="gramStart"/>
+      <w:r>
+        <w:rPr>
+          <w:rFonts w:ascii="Times New Roman" w:eastAsia="宋体" w:hAnsi="Times New Roman"/>
+          <w:lang w:eastAsia="zh-CN"/>
+        </w:rPr>
+        <w:t>较快夹爪动作</w:t>
+      </w:r>
+      <w:proofErr w:type="gramEnd"/>
+      <w:r>
+        <w:rPr>
+          <w:rFonts w:ascii="Times New Roman" w:eastAsia="宋体" w:hAnsi="Times New Roman"/>
+          <w:lang w:eastAsia="zh-CN"/>
+        </w:rPr>
+        <w:t>，以提高任务效率。</w:t>
       </w:r>
     </w:p>
     <w:p>
@@ -6722,395 +8456,120 @@
         <w:rPr>
           <w:lang w:eastAsia="zh-CN"/>
         </w:rPr>
-        <w:tabs>
-          <w:tab w:val="center" w:pos="4253"/>
-          <w:tab w:val="right" w:pos="8506"/>
-        </w:tabs>
-      </w:pPr>
-      <w:r>
-        <w:rPr>
-          <w:rFonts w:ascii="Times New Roman"/>
-        </w:rPr>
-        <w:tab/>
-      </w:r>
-      <w:r>
-        <m:oMath>
-          <m:r>
-            <m:t>K</m:t>
-          </m:r>
-          <m:r>
-            <m:rPr>
-              <m:sty m:val="p"/>
-            </m:rPr>
-            <m:t>(</m:t>
-          </m:r>
-          <m:r>
-            <m:t>c</m:t>
-          </m:r>
-          <m:r>
-            <m:rPr>
-              <m:sty m:val="p"/>
-            </m:rPr>
-            <m:t>)</m:t>
-          </m:r>
-          <m:r>
-            <m:rPr>
-              <m:sty m:val="p"/>
-            </m:rPr>
-            <m:t>=</m:t>
-          </m:r>
-          <m:r>
-            <m:nor/>
-            <m:rPr>
-              <m:sty m:val="p"/>
-            </m:rPr>
-            <m:t>d</m:t>
-          </m:r>
-          <m:r>
-            <m:nor/>
-            <m:rPr>
-              <m:sty m:val="p"/>
-            </m:rPr>
-            <m:t>i</m:t>
-          </m:r>
-          <m:r>
-            <m:nor/>
-            <m:rPr>
-              <m:sty m:val="p"/>
-            </m:rPr>
-            <m:t>a</m:t>
-          </m:r>
-          <m:r>
-            <m:nor/>
-            <m:rPr>
-              <m:sty m:val="p"/>
-            </m:rPr>
-            <m:t>g</m:t>
-          </m:r>
-          <m:r>
-            <m:rPr>
-              <m:sty m:val="p"/>
-            </m:rPr>
-            <m:t>(</m:t>
-          </m:r>
-          <m:sSub>
-            <m:e>
-              <m:r>
-                <m:t>K</m:t>
-              </m:r>
-            </m:e>
-            <m:sub>
-              <m:r>
-                <m:t>t</m:t>
-              </m:r>
-            </m:sub>
-          </m:sSub>
-          <m:r>
-            <m:rPr>
-              <m:sty m:val="p"/>
-            </m:rPr>
-            <m:t>,</m:t>
-          </m:r>
-          <m:sSub>
-            <m:e>
-              <m:r>
-                <m:t>K</m:t>
-              </m:r>
-            </m:e>
-            <m:sub>
-              <m:r>
-                <m:t>t</m:t>
-              </m:r>
-            </m:sub>
-          </m:sSub>
-          <m:r>
-            <m:rPr>
-              <m:sty m:val="p"/>
-            </m:rPr>
-            <m:t>,</m:t>
-          </m:r>
-          <m:sSub>
-            <m:e>
-              <m:r>
-                <m:t>K</m:t>
-              </m:r>
-            </m:e>
-            <m:sub>
-              <m:r>
-                <m:t>t</m:t>
-              </m:r>
-            </m:sub>
-          </m:sSub>
-          <m:r>
-            <m:rPr>
-              <m:sty m:val="p"/>
-            </m:rPr>
-            <m:t>,</m:t>
-          </m:r>
-          <m:sSub>
-            <m:e>
-              <m:r>
-                <m:t>K</m:t>
-              </m:r>
-            </m:e>
-            <m:sub>
-              <m:r>
-                <m:t>r</m:t>
-              </m:r>
-            </m:sub>
-          </m:sSub>
-          <m:r>
-            <m:rPr>
-              <m:sty m:val="p"/>
-            </m:rPr>
-            <m:t>,</m:t>
-          </m:r>
-          <m:sSub>
-            <m:e>
-              <m:r>
-                <m:t>K</m:t>
-              </m:r>
-            </m:e>
-            <m:sub>
-              <m:r>
-                <m:t>r</m:t>
-              </m:r>
-            </m:sub>
-          </m:sSub>
-          <m:r>
-            <m:rPr>
-              <m:sty m:val="p"/>
-            </m:rPr>
-            <m:t>,</m:t>
-          </m:r>
-          <m:sSub>
-            <m:e>
-              <m:r>
-                <m:t>K</m:t>
-              </m:r>
-            </m:e>
-            <m:sub>
-              <m:r>
-                <m:t>r</m:t>
-              </m:r>
-            </m:sub>
-          </m:sSub>
-          <m:r>
-            <m:rPr>
-              <m:sty m:val="p"/>
-            </m:rPr>
-            <m:t>)</m:t>
-          </m:r>
-        </m:oMath>
-      </w:r>
-      <w:r>
-        <w:rPr>
-          <w:rFonts w:ascii="Times New Roman"/>
-        </w:rPr>
-        <w:tab/>
-      </w:r>
-      <w:r>
-        <w:rPr>
-          <w:rFonts w:ascii="Times New Roman"/>
-        </w:rPr>
-        <w:t xml:space="preserve">(5)</w:t>
+      </w:pPr>
+      <w:r>
+        <w:rPr>
+          <w:rFonts w:ascii="Times New Roman" w:eastAsia="宋体" w:hAnsi="Times New Roman"/>
+          <w:lang w:eastAsia="zh-CN"/>
+        </w:rPr>
+        <w:t>综上，本文方法并非单纯根据视觉结果切换刚度，而是通过视觉语义同时</w:t>
+      </w:r>
+      <w:proofErr w:type="gramStart"/>
+      <w:r>
+        <w:rPr>
+          <w:rFonts w:ascii="Times New Roman" w:eastAsia="宋体" w:hAnsi="Times New Roman"/>
+          <w:lang w:eastAsia="zh-CN"/>
+        </w:rPr>
+        <w:t>调度从端阻抗</w:t>
+      </w:r>
+      <w:proofErr w:type="gramEnd"/>
+      <w:r>
+        <w:rPr>
+          <w:rFonts w:ascii="Times New Roman" w:eastAsia="宋体" w:hAnsi="Times New Roman"/>
+          <w:lang w:eastAsia="zh-CN"/>
+        </w:rPr>
+        <w:t>、</w:t>
+      </w:r>
+      <w:proofErr w:type="gramStart"/>
+      <w:r>
+        <w:rPr>
+          <w:rFonts w:ascii="Times New Roman" w:eastAsia="宋体" w:hAnsi="Times New Roman"/>
+          <w:lang w:eastAsia="zh-CN"/>
+        </w:rPr>
+        <w:t>主端力</w:t>
+      </w:r>
+      <w:proofErr w:type="gramEnd"/>
+      <w:r>
+        <w:rPr>
+          <w:rFonts w:ascii="Times New Roman" w:eastAsia="宋体" w:hAnsi="Times New Roman"/>
+          <w:lang w:eastAsia="zh-CN"/>
+        </w:rPr>
+        <w:t>反馈和</w:t>
+      </w:r>
+      <w:proofErr w:type="gramStart"/>
+      <w:r>
+        <w:rPr>
+          <w:rFonts w:ascii="Times New Roman" w:eastAsia="宋体" w:hAnsi="Times New Roman"/>
+          <w:lang w:eastAsia="zh-CN"/>
+        </w:rPr>
+        <w:t>夹爪执行</w:t>
+      </w:r>
+      <w:proofErr w:type="gramEnd"/>
+      <w:r>
+        <w:rPr>
+          <w:rFonts w:ascii="Times New Roman" w:eastAsia="宋体" w:hAnsi="Times New Roman"/>
+          <w:lang w:eastAsia="zh-CN"/>
+        </w:rPr>
+        <w:t>参数，形成多参数协同的</w:t>
+      </w:r>
+      <w:proofErr w:type="gramStart"/>
+      <w:r>
+        <w:rPr>
+          <w:rFonts w:ascii="Times New Roman" w:eastAsia="宋体" w:hAnsi="Times New Roman"/>
+          <w:lang w:eastAsia="zh-CN"/>
+        </w:rPr>
+        <w:t>遥操作</w:t>
+      </w:r>
+      <w:proofErr w:type="gramEnd"/>
+      <w:r>
+        <w:rPr>
+          <w:rFonts w:ascii="Times New Roman" w:eastAsia="宋体" w:hAnsi="Times New Roman"/>
+          <w:lang w:eastAsia="zh-CN"/>
+        </w:rPr>
+        <w:t>辅助机制。</w:t>
       </w:r>
     </w:p>
     <w:p>
       <w:pPr>
-        <w:pStyle w:val="a0"/>
-        <w:spacing w:line="360" w:lineRule="auto"/>
-        <w:ind w:firstLine="480"/>
-        <w:jc w:val="both"/>
-        <w:rPr>
-          <w:lang w:eastAsia="zh-CN"/>
-        </w:rPr>
-      </w:pPr>
-      <w:r>
-        <w:rPr>
-          <w:rFonts w:ascii="Times New Roman" w:eastAsia="宋体" w:hAnsi="Times New Roman"/>
-          <w:lang w:eastAsia="zh-CN"/>
-        </w:rPr>
-        <w:t>阻尼由阻尼比</w:t>
-      </w:r>
-      <w:r>
-        <m:oMath>
-          <m:r>
-            <m:t>ζ</m:t>
-          </m:r>
-        </m:oMath>
-      </w:r>
-      <w:r>
-        <w:rPr>
-          <w:rFonts w:ascii="Times New Roman" w:eastAsia="宋体" w:hAnsi="Times New Roman"/>
-          <w:lang w:eastAsia="zh-CN"/>
-        </w:rPr>
-        <w:t xml:space="preserve"> </w:t>
-      </w:r>
-      <w:r>
-        <w:rPr>
-          <w:rFonts w:ascii="Times New Roman" w:eastAsia="宋体" w:hAnsi="Times New Roman"/>
-          <w:lang w:eastAsia="zh-CN"/>
-        </w:rPr>
-        <w:t xml:space="preserve"> </w:t>
-      </w:r>
-      <w:r>
-        <w:rPr>
-          <w:rFonts w:ascii="Times New Roman" w:eastAsia="宋体" w:hAnsi="Times New Roman"/>
-          <w:lang w:eastAsia="zh-CN"/>
-        </w:rPr>
-        <w:t>调节。视觉自动模式下，系统根据识别到的物体操作属性自动更新</w:t>
-      </w:r>
-      <w:r>
-        <m:oMath>
-          <m:sSub>
-            <m:e>
-              <m:r>
-                <m:t>K</m:t>
-              </m:r>
-            </m:e>
-            <m:sub>
-              <m:r>
-                <m:t>t</m:t>
-              </m:r>
-            </m:sub>
-          </m:sSub>
-        </m:oMath>
-      </w:r>
-      <w:r>
-        <w:rPr>
-          <w:rFonts w:ascii="Times New Roman" w:eastAsia="宋体" w:hAnsi="Times New Roman"/>
-          <w:lang w:eastAsia="zh-CN"/>
-        </w:rPr>
-        <w:t xml:space="preserve"> </w:t>
+        <w:pStyle w:val="2"/>
+        <w:spacing w:before="120" w:after="60"/>
+      </w:pPr>
+      <w:bookmarkStart w:id="13" w:name="实验设计"/>
+      <w:r>
+        <w:rPr>
+          <w:rFonts w:ascii="Times New Roman" w:eastAsia="黑体" w:hAnsi="Times New Roman"/>
+        </w:rPr>
+        <w:t xml:space="preserve">5 </w:t>
       </w:r>
       <w:proofErr w:type="spellStart"/>
+      <w:r>
+        <w:rPr>
+          <w:rFonts w:ascii="Times New Roman" w:eastAsia="黑体" w:hAnsi="Times New Roman"/>
+        </w:rPr>
+        <w:t>实验设计</w:t>
+      </w:r>
+      <w:bookmarkEnd w:id="13"/>
       <w:proofErr w:type="spellEnd"/>
-      <w:r>
-        <w:rPr>
-          <w:rFonts w:ascii="Times New Roman" w:eastAsia="宋体" w:hAnsi="Times New Roman"/>
-          <w:lang w:eastAsia="zh-CN"/>
-        </w:rPr>
-        <w:t/>
-      </w:r>
-      <w:r>
-        <w:rPr>
-          <w:rFonts w:ascii="Times New Roman" w:eastAsia="宋体" w:hAnsi="Times New Roman"/>
-          <w:lang w:eastAsia="zh-CN"/>
-        </w:rPr>
-        <w:t>、</w:t>
-      </w:r>
-      <w:r>
-        <m:oMath>
-          <m:sSub>
-            <m:e>
-              <m:r>
-                <m:t>K</m:t>
-              </m:r>
-            </m:e>
-            <m:sub>
-              <m:r>
-                <m:t>r</m:t>
-              </m:r>
-            </m:sub>
-          </m:sSub>
-        </m:oMath>
-      </w:r>
-      <w:r>
-        <w:rPr>
-          <w:rFonts w:ascii="Times New Roman" w:eastAsia="宋体" w:hAnsi="Times New Roman"/>
-          <w:lang w:eastAsia="zh-CN"/>
-        </w:rPr>
-        <w:t/>
-      </w:r>
-      <w:proofErr w:type="spellStart"/>
-      <w:proofErr w:type="spellEnd"/>
-      <w:r>
-        <w:rPr>
-          <w:rFonts w:ascii="Times New Roman" w:eastAsia="宋体" w:hAnsi="Times New Roman"/>
-          <w:lang w:eastAsia="zh-CN"/>
-        </w:rPr>
-        <w:t xml:space="preserve"> </w:t>
-      </w:r>
-      <w:r>
-        <w:rPr>
-          <w:rFonts w:ascii="Times New Roman" w:eastAsia="宋体" w:hAnsi="Times New Roman"/>
-          <w:lang w:eastAsia="zh-CN"/>
-        </w:rPr>
-        <w:t>和</w:t>
-      </w:r>
-      <w:r>
-        <w:rPr>
-          <w:rFonts w:ascii="Times New Roman" w:eastAsia="宋体" w:hAnsi="Times New Roman"/>
-          <w:lang w:eastAsia="zh-CN"/>
-        </w:rPr>
-        <w:t xml:space="preserve"> </w:t>
-      </w:r>
-      <w:r>
-        <m:oMath>
-          <m:r>
-            <m:t>ζ</m:t>
-          </m:r>
-        </m:oMath>
-      </w:r>
-      <w:r>
-        <w:rPr>
-          <w:rFonts w:ascii="Times New Roman" w:eastAsia="宋体" w:hAnsi="Times New Roman"/>
-          <w:lang w:eastAsia="zh-CN"/>
-        </w:rPr>
-        <w:t>，从而形成与物体属性匹配</w:t>
-      </w:r>
-      <w:proofErr w:type="gramStart"/>
-      <w:r>
-        <w:rPr>
-          <w:rFonts w:ascii="Times New Roman" w:eastAsia="宋体" w:hAnsi="Times New Roman"/>
-          <w:lang w:eastAsia="zh-CN"/>
-        </w:rPr>
-        <w:t>的从端动态</w:t>
-      </w:r>
-      <w:proofErr w:type="gramEnd"/>
-      <w:r>
-        <w:rPr>
-          <w:rFonts w:ascii="Times New Roman" w:eastAsia="宋体" w:hAnsi="Times New Roman"/>
-          <w:lang w:eastAsia="zh-CN"/>
-        </w:rPr>
-        <w:t>行为。</w:t>
-      </w:r>
     </w:p>
     <w:p>
       <w:pPr>
         <w:pStyle w:val="3"/>
         <w:spacing w:before="60" w:after="40"/>
-        <w:rPr>
-          <w:lang w:eastAsia="zh-CN"/>
-        </w:rPr>
-      </w:pPr>
-      <w:bookmarkStart w:id="11" w:name="主端力反馈"/>
+      </w:pPr>
+      <w:bookmarkStart w:id="14" w:name="实验平台"/>
       <w:r>
         <w:rPr>
           <w:rFonts w:ascii="Times New Roman" w:eastAsia="黑体" w:hAnsi="Times New Roman"/>
-          <w:lang w:eastAsia="zh-CN"/>
-        </w:rPr>
-        <w:lastRenderedPageBreak/>
-        <w:t xml:space="preserve">4.3 </w:t>
-      </w:r>
-      <w:proofErr w:type="gramStart"/>
+        </w:rPr>
+        <w:t xml:space="preserve">5.1 </w:t>
+      </w:r>
       <w:r>
         <w:rPr>
           <w:rFonts w:ascii="Times New Roman" w:eastAsia="黑体" w:hAnsi="Times New Roman"/>
-          <w:lang w:eastAsia="zh-CN"/>
-        </w:rPr>
-        <w:t>主端力</w:t>
-      </w:r>
-      <w:proofErr w:type="gramEnd"/>
-      <w:r>
-        <w:rPr>
-          <w:rFonts w:ascii="Times New Roman" w:eastAsia="黑体" w:hAnsi="Times New Roman"/>
-          <w:lang w:eastAsia="zh-CN"/>
-        </w:rPr>
-        <w:t>反馈</w:t>
-      </w:r>
-      <w:bookmarkEnd w:id="11"/>
+        </w:rPr>
+        <w:t>实验平台</w:t>
+      </w:r>
+      <w:bookmarkEnd w:id="14"/>
     </w:p>
     <w:p>
       <w:pPr>
@@ -7125,1065 +8584,75 @@
       <w:r>
         <w:rPr>
           <w:rFonts w:ascii="Times New Roman" w:eastAsia="宋体" w:hAnsi="Times New Roman"/>
-          <w:lang w:eastAsia="zh-CN"/>
-        </w:rPr>
-        <w:t>设</w:t>
-      </w:r>
-      <w:proofErr w:type="gramStart"/>
-      <w:r>
-        <w:rPr>
-          <w:rFonts w:ascii="Times New Roman" w:eastAsia="宋体" w:hAnsi="Times New Roman"/>
-          <w:lang w:eastAsia="zh-CN"/>
-        </w:rPr>
-        <w:t>从端估计</w:t>
-      </w:r>
-      <w:proofErr w:type="gramEnd"/>
-      <w:r>
-        <w:rPr>
-          <w:rFonts w:ascii="Times New Roman" w:eastAsia="宋体" w:hAnsi="Times New Roman"/>
-          <w:lang w:eastAsia="zh-CN"/>
-        </w:rPr>
-        <w:t>外力为</w:t>
-      </w:r>
-      <w:r>
-        <m:oMath>
-          <m:sSub>
-            <m:e>
-              <m:r>
-                <m:t>F</m:t>
-              </m:r>
-            </m:e>
-            <m:sub>
-              <m:r>
-                <m:t>e</m:t>
-              </m:r>
-              <m:r>
-                <m:t>x</m:t>
-              </m:r>
-              <m:r>
-                <m:t>t</m:t>
-              </m:r>
-            </m:sub>
-          </m:sSub>
-        </m:oMath>
-      </w:r>
-      <w:r>
-        <w:rPr>
-          <w:rFonts w:ascii="Times New Roman" w:eastAsia="宋体" w:hAnsi="Times New Roman"/>
-          <w:lang w:eastAsia="zh-CN"/>
-        </w:rPr>
-        <w:t xml:space="preserve"> </w:t>
+        </w:rPr>
+        <w:t>实验平台由</w:t>
+      </w:r>
+      <w:r>
+        <w:rPr>
+          <w:rFonts w:ascii="Times New Roman" w:eastAsia="宋体" w:hAnsi="Times New Roman"/>
+        </w:rPr>
+        <w:t xml:space="preserve"> Omega.7 </w:t>
+      </w:r>
+      <w:r>
+        <w:rPr>
+          <w:rFonts w:ascii="Times New Roman" w:eastAsia="宋体" w:hAnsi="Times New Roman"/>
+        </w:rPr>
+        <w:t>力反馈设备、</w:t>
+      </w:r>
+      <w:r>
+        <w:rPr>
+          <w:rFonts w:ascii="Times New Roman" w:eastAsia="宋体" w:hAnsi="Times New Roman"/>
+        </w:rPr>
+        <w:t xml:space="preserve">Franka Panda </w:t>
+      </w:r>
+      <w:r>
+        <w:rPr>
+          <w:rFonts w:ascii="Times New Roman" w:eastAsia="宋体" w:hAnsi="Times New Roman"/>
+        </w:rPr>
+        <w:t>机械臂、</w:t>
+      </w:r>
+      <w:r>
+        <w:rPr>
+          <w:rFonts w:ascii="Times New Roman" w:eastAsia="宋体" w:hAnsi="Times New Roman"/>
+        </w:rPr>
+        <w:t xml:space="preserve">Franka Hand </w:t>
+      </w:r>
+      <w:r>
+        <w:rPr>
+          <w:rFonts w:ascii="Times New Roman" w:eastAsia="宋体" w:hAnsi="Times New Roman"/>
+        </w:rPr>
+        <w:t>夹爪和</w:t>
+      </w:r>
+      <w:r>
+        <w:rPr>
+          <w:rFonts w:ascii="Times New Roman" w:eastAsia="宋体" w:hAnsi="Times New Roman"/>
+        </w:rPr>
+        <w:t xml:space="preserve"> Intel RealSense D435i </w:t>
+      </w:r>
+      <w:r>
+        <w:rPr>
+          <w:rFonts w:ascii="Times New Roman" w:eastAsia="宋体" w:hAnsi="Times New Roman"/>
+        </w:rPr>
+        <w:t>相机构成。主控制程序运行频率为</w:t>
+      </w:r>
+      <w:r>
+        <w:rPr>
+          <w:rFonts w:ascii="Times New Roman" w:eastAsia="宋体" w:hAnsi="Times New Roman"/>
+        </w:rPr>
+        <w:t xml:space="preserve"> 200 </w:t>
       </w:r>
       <w:proofErr w:type="spellStart"/>
-      <w:proofErr w:type="spellEnd"/>
-      <w:r>
-        <w:rPr>
-          <w:rFonts w:ascii="Times New Roman" w:eastAsia="宋体" w:hAnsi="Times New Roman"/>
-          <w:lang w:eastAsia="zh-CN"/>
-        </w:rPr>
-        <w:t/>
-      </w:r>
-      <w:r>
-        <w:rPr>
-          <w:rFonts w:ascii="Times New Roman" w:eastAsia="宋体" w:hAnsi="Times New Roman"/>
-          <w:lang w:eastAsia="zh-CN"/>
-        </w:rPr>
-        <w:t>，</w:t>
-      </w:r>
-      <w:proofErr w:type="gramStart"/>
-      <w:r>
-        <w:rPr>
-          <w:rFonts w:ascii="Times New Roman" w:eastAsia="宋体" w:hAnsi="Times New Roman"/>
-          <w:lang w:eastAsia="zh-CN"/>
-        </w:rPr>
-        <w:t>主端力</w:t>
-      </w:r>
-      <w:proofErr w:type="gramEnd"/>
-      <w:r>
-        <w:rPr>
-          <w:rFonts w:ascii="Times New Roman" w:eastAsia="宋体" w:hAnsi="Times New Roman"/>
-          <w:lang w:eastAsia="zh-CN"/>
-        </w:rPr>
-        <w:t>反馈为</w:t>
-      </w:r>
-      <w:r>
-        <m:oMath>
-          <m:sSub>
-            <m:e>
-              <m:r>
-                <m:t>F</m:t>
-              </m:r>
-            </m:e>
-            <m:sub>
-              <m:r>
-                <m:t>h</m:t>
-              </m:r>
-            </m:sub>
-          </m:sSub>
-        </m:oMath>
-      </w:r>
-      <w:r>
-        <w:rPr>
-          <w:rFonts w:ascii="Times New Roman" w:eastAsia="宋体" w:hAnsi="Times New Roman"/>
-          <w:lang w:eastAsia="zh-CN"/>
-        </w:rPr>
-        <w:t xml:space="preserve"> </w:t>
-      </w:r>
-      <w:proofErr w:type="spellStart"/>
-      <w:proofErr w:type="spellEnd"/>
-      <w:r>
-        <w:rPr>
-          <w:rFonts w:ascii="Times New Roman" w:eastAsia="宋体" w:hAnsi="Times New Roman"/>
-          <w:lang w:eastAsia="zh-CN"/>
-        </w:rPr>
-        <w:t/>
-      </w:r>
-      <w:r>
-        <w:rPr>
-          <w:rFonts w:ascii="Times New Roman" w:eastAsia="宋体" w:hAnsi="Times New Roman"/>
-          <w:lang w:eastAsia="zh-CN"/>
-        </w:rPr>
-        <w:t>。系统采用反馈增益和死区函数处理外力：</w:t>
-      </w:r>
-    </w:p>
-    <w:p>
-      <w:pPr>
-        <w:pStyle w:val="a0"/>
-        <w:spacing w:line="360" w:lineRule="auto"/>
-        <w:ind w:firstLine="480"/>
-        <w:jc w:val="both"/>
-        <w:rPr>
-          <w:lang w:eastAsia="zh-CN"/>
-        </w:rPr>
-        <w:tabs>
-          <w:tab w:val="center" w:pos="4253"/>
-          <w:tab w:val="right" w:pos="8506"/>
-        </w:tabs>
-      </w:pPr>
-      <w:r>
-        <w:rPr>
-          <w:rFonts w:ascii="Times New Roman"/>
-        </w:rPr>
-        <w:tab/>
-      </w:r>
-      <w:r>
-        <m:oMath>
-          <m:sSub>
-            <m:e>
-              <m:r>
-                <m:t>F</m:t>
-              </m:r>
-            </m:e>
-            <m:sub>
-              <m:r>
-                <m:t>h</m:t>
-              </m:r>
-            </m:sub>
-          </m:sSub>
-          <m:r>
-            <m:rPr>
-              <m:sty m:val="p"/>
-            </m:rPr>
-            <m:t>=</m:t>
-          </m:r>
-          <m:d>
-            <m:dPr>
-              <m:begChr m:val="{"/>
-              <m:sepChr m:val=""/>
-              <m:endChr m:val=""/>
-              <m:grow/>
-            </m:dPr>
-            <m:e>
-              <m:m>
-                <m:mPr>
-                  <m:baseJc m:val="center"/>
-                  <m:plcHide m:val="on"/>
-                  <m:mcs>
-                    <m:mc>
-                      <m:mcPr>
-                        <m:mcJc m:val="left"/>
-                        <m:count m:val="1"/>
-                      </m:mcPr>
-                    </m:mc>
-                    <m:mc>
-                      <m:mcPr>
-                        <m:mcJc m:val="left"/>
-                        <m:count m:val="1"/>
-                      </m:mcPr>
-                    </m:mc>
-                  </m:mcs>
-                </m:mPr>
-                <m:mr>
-                  <m:e>
-                    <m:r>
-                      <m:t>0</m:t>
-                    </m:r>
-                    <m:r>
-                      <m:rPr>
-                        <m:sty m:val="p"/>
-                      </m:rPr>
-                      <m:t>,</m:t>
-                    </m:r>
-                  </m:e>
-                  <m:e>
-                    <m:r>
-                      <m:rPr>
-                        <m:sty m:val="p"/>
-                      </m:rPr>
-                      <m:t>|</m:t>
-                    </m:r>
-                    <m:sSub>
-                      <m:e>
-                        <m:r>
-                          <m:t>K</m:t>
-                        </m:r>
-                      </m:e>
-                      <m:sub>
-                        <m:r>
-                          <m:t>f</m:t>
-                        </m:r>
-                      </m:sub>
-                    </m:sSub>
-                    <m:sSub>
-                      <m:e>
-                        <m:r>
-                          <m:t>F</m:t>
-                        </m:r>
-                      </m:e>
-                      <m:sub>
-                        <m:r>
-                          <m:t>e</m:t>
-                        </m:r>
-                        <m:r>
-                          <m:t>x</m:t>
-                        </m:r>
-                        <m:r>
-                          <m:t>t</m:t>
-                        </m:r>
-                      </m:sub>
-                    </m:sSub>
-                    <m:r>
-                      <m:rPr>
-                        <m:sty m:val="p"/>
-                      </m:rPr>
-                      <m:t>|</m:t>
-                    </m:r>
-                    <m:r>
-                      <m:rPr>
-                        <m:sty m:val="p"/>
-                      </m:rPr>
-                      <m:t>≤</m:t>
-                    </m:r>
-                    <m:r>
-                      <m:t>d</m:t>
-                    </m:r>
-                  </m:e>
-                </m:mr>
-                <m:mr>
-                  <m:e>
-                    <m:r>
-                      <m:nor/>
-                      <m:rPr>
-                        <m:sty m:val="p"/>
-                      </m:rPr>
-                      <m:t>s</m:t>
-                    </m:r>
-                    <m:r>
-                      <m:nor/>
-                      <m:rPr>
-                        <m:sty m:val="p"/>
-                      </m:rPr>
-                      <m:t>g</m:t>
-                    </m:r>
-                    <m:r>
-                      <m:nor/>
-                      <m:rPr>
-                        <m:sty m:val="p"/>
-                      </m:rPr>
-                      <m:t>n</m:t>
-                    </m:r>
-                    <m:r>
-                      <m:rPr>
-                        <m:sty m:val="p"/>
-                      </m:rPr>
-                      <m:t>(</m:t>
-                    </m:r>
-                    <m:sSub>
-                      <m:e>
-                        <m:r>
-                          <m:t>K</m:t>
-                        </m:r>
-                      </m:e>
-                      <m:sub>
-                        <m:r>
-                          <m:t>f</m:t>
-                        </m:r>
-                      </m:sub>
-                    </m:sSub>
-                    <m:sSub>
-                      <m:e>
-                        <m:r>
-                          <m:t>F</m:t>
-                        </m:r>
-                      </m:e>
-                      <m:sub>
-                        <m:r>
-                          <m:t>e</m:t>
-                        </m:r>
-                        <m:r>
-                          <m:t>x</m:t>
-                        </m:r>
-                        <m:r>
-                          <m:t>t</m:t>
-                        </m:r>
-                      </m:sub>
-                    </m:sSub>
-                    <m:r>
-                      <m:rPr>
-                        <m:sty m:val="p"/>
-                      </m:rPr>
-                      <m:t>)</m:t>
-                    </m:r>
-                    <m:r>
-                      <m:rPr>
-                        <m:sty m:val="p"/>
-                      </m:rPr>
-                      <m:t>(</m:t>
-                    </m:r>
-                    <m:r>
-                      <m:rPr>
-                        <m:sty m:val="p"/>
-                      </m:rPr>
-                      <m:t>|</m:t>
-                    </m:r>
-                    <m:sSub>
-                      <m:e>
-                        <m:r>
-                          <m:t>K</m:t>
-                        </m:r>
-                      </m:e>
-                      <m:sub>
-                        <m:r>
-                          <m:t>f</m:t>
-                        </m:r>
-                      </m:sub>
-                    </m:sSub>
-                    <m:sSub>
-                      <m:e>
-                        <m:r>
-                          <m:t>F</m:t>
-                        </m:r>
-                      </m:e>
-                      <m:sub>
-                        <m:r>
-                          <m:t>e</m:t>
-                        </m:r>
-                        <m:r>
-                          <m:t>x</m:t>
-                        </m:r>
-                        <m:r>
-                          <m:t>t</m:t>
-                        </m:r>
-                      </m:sub>
-                    </m:sSub>
-                    <m:r>
-                      <m:rPr>
-                        <m:sty m:val="p"/>
-                      </m:rPr>
-                      <m:t>|</m:t>
-                    </m:r>
-                    <m:r>
-                      <m:rPr>
-                        <m:sty m:val="p"/>
-                      </m:rPr>
-                      <m:t>−</m:t>
-                    </m:r>
-                    <m:r>
-                      <m:t>d</m:t>
-                    </m:r>
-                    <m:r>
-                      <m:rPr>
-                        <m:sty m:val="p"/>
-                      </m:rPr>
-                      <m:t>)</m:t>
-                    </m:r>
-                    <m:r>
-                      <m:rPr>
-                        <m:sty m:val="p"/>
-                      </m:rPr>
-                      <m:t>,</m:t>
-                    </m:r>
-                  </m:e>
-                  <m:e>
-                    <m:r>
-                      <m:rPr>
-                        <m:sty m:val="p"/>
-                      </m:rPr>
-                      <m:t>|</m:t>
-                    </m:r>
-                    <m:sSub>
-                      <m:e>
-                        <m:r>
-                          <m:t>K</m:t>
-                        </m:r>
-                      </m:e>
-                      <m:sub>
-                        <m:r>
-                          <m:t>f</m:t>
-                        </m:r>
-                      </m:sub>
-                    </m:sSub>
-                    <m:sSub>
-                      <m:e>
-                        <m:r>
-                          <m:t>F</m:t>
-                        </m:r>
-                      </m:e>
-                      <m:sub>
-                        <m:r>
-                          <m:t>e</m:t>
-                        </m:r>
-                        <m:r>
-                          <m:t>x</m:t>
-                        </m:r>
-                        <m:r>
-                          <m:t>t</m:t>
-                        </m:r>
-                      </m:sub>
-                    </m:sSub>
-                    <m:r>
-                      <m:rPr>
-                        <m:sty m:val="p"/>
-                      </m:rPr>
-                      <m:t>|</m:t>
-                    </m:r>
-                    <m:r>
-                      <m:rPr>
-                        <m:sty m:val="p"/>
-                      </m:rPr>
-                      <m:t>&gt;</m:t>
-                    </m:r>
-                    <m:r>
-                      <m:t>d</m:t>
-                    </m:r>
-                  </m:e>
-                </m:mr>
-              </m:m>
-            </m:e>
-          </m:d>
-        </m:oMath>
-      </w:r>
-      <w:r>
-        <w:rPr>
-          <w:rFonts w:ascii="Times New Roman"/>
-        </w:rPr>
-        <w:tab/>
-      </w:r>
-      <w:r>
-        <w:rPr>
-          <w:rFonts w:ascii="Times New Roman"/>
-        </w:rPr>
-        <w:t xml:space="preserve">(6)</w:t>
-      </w:r>
-    </w:p>
-    <w:p>
-      <w:pPr>
-        <w:pStyle w:val="a0"/>
-        <w:spacing w:line="360" w:lineRule="auto"/>
-        <w:ind w:firstLine="480"/>
-        <w:jc w:val="both"/>
-        <w:rPr>
-          <w:lang w:eastAsia="zh-CN"/>
-        </w:rPr>
-      </w:pPr>
-      <w:r>
-        <w:rPr>
-          <w:rFonts w:ascii="Times New Roman" w:eastAsia="宋体" w:hAnsi="Times New Roman"/>
-          <w:lang w:eastAsia="zh-CN"/>
-        </w:rPr>
-        <w:t>]</w:t>
-      </w:r>
-    </w:p>
-    <w:p>
-      <w:pPr>
-        <w:pStyle w:val="a0"/>
-        <w:spacing w:line="360" w:lineRule="auto"/>
-        <w:ind w:firstLine="480"/>
-        <w:jc w:val="both"/>
-        <w:rPr>
-          <w:lang w:eastAsia="zh-CN"/>
-        </w:rPr>
-      </w:pPr>
-      <w:r>
-        <w:rPr>
-          <w:rFonts w:ascii="Times New Roman" w:eastAsia="宋体" w:hAnsi="Times New Roman"/>
-          <w:lang w:eastAsia="zh-CN"/>
-        </w:rPr>
-        <w:t>其中，</w:t>
-      </w:r>
-      <w:r>
-        <m:oMath>
-          <m:sSub>
-            <m:e>
-              <m:r>
-                <m:t>K</m:t>
-              </m:r>
-            </m:e>
-            <m:sub>
-              <m:r>
-                <m:t>f</m:t>
-              </m:r>
-            </m:sub>
-          </m:sSub>
-        </m:oMath>
-      </w:r>
-      <w:r>
-        <w:rPr>
-          <w:rFonts w:ascii="Times New Roman" w:eastAsia="宋体" w:hAnsi="Times New Roman"/>
-          <w:lang w:eastAsia="zh-CN"/>
-        </w:rPr>
-        <w:t/>
-      </w:r>
-      <w:proofErr w:type="spellStart"/>
-      <w:proofErr w:type="spellEnd"/>
-      <w:r>
-        <w:rPr>
-          <w:rFonts w:ascii="Times New Roman" w:eastAsia="宋体" w:hAnsi="Times New Roman"/>
-          <w:lang w:eastAsia="zh-CN"/>
-        </w:rPr>
-        <w:t xml:space="preserve"> </w:t>
-      </w:r>
-      <w:r>
-        <w:rPr>
-          <w:rFonts w:ascii="Times New Roman" w:eastAsia="宋体" w:hAnsi="Times New Roman"/>
-          <w:lang w:eastAsia="zh-CN"/>
-        </w:rPr>
-        <w:t>为力反馈增益，</w:t>
-      </w:r>
-      <w:r>
-        <w:rPr>
-          <w:rFonts w:ascii="Times New Roman" w:eastAsia="宋体" w:hAnsi="Times New Roman"/>
-          <w:lang w:eastAsia="zh-CN"/>
-        </w:rPr>
-        <w:t xml:space="preserve"/>
-      </w:r>
-      <w:r>
-        <m:oMath>
-          <m:r>
-            <m:t>d</m:t>
-          </m:r>
-        </m:oMath>
-      </w:r>
-      <w:r>
-        <w:rPr>
-          <w:rFonts w:ascii="Times New Roman" w:eastAsia="宋体" w:hAnsi="Times New Roman"/>
-          <w:lang w:eastAsia="zh-CN"/>
-        </w:rPr>
-        <w:t xml:space="preserve"> </w:t>
-      </w:r>
-      <w:r>
-        <w:rPr>
-          <w:rFonts w:ascii="Times New Roman" w:eastAsia="宋体" w:hAnsi="Times New Roman"/>
-          <w:lang w:eastAsia="zh-CN"/>
-        </w:rPr>
-        <w:t>为死区。</w:t>
-      </w:r>
-      <w:r>
-        <w:rPr>
-          <w:rFonts w:ascii="Times New Roman" w:eastAsia="宋体" w:hAnsi="Times New Roman"/>
-          <w:lang w:eastAsia="zh-CN"/>
-        </w:rPr>
-        <w:t xml:space="preserve">soft </w:t>
-      </w:r>
-      <w:r>
-        <w:rPr>
-          <w:rFonts w:ascii="Times New Roman" w:eastAsia="宋体" w:hAnsi="Times New Roman"/>
-          <w:lang w:eastAsia="zh-CN"/>
-        </w:rPr>
-        <w:t>类物体采用较小</w:t>
-      </w:r>
-      <w:r>
-        <m:oMath>
-          <m:sSub>
-            <m:e>
-              <m:r>
-                <m:t>K</m:t>
-              </m:r>
-            </m:e>
-            <m:sub>
-              <m:r>
-                <m:t>f</m:t>
-              </m:r>
-            </m:sub>
-          </m:sSub>
-        </m:oMath>
-      </w:r>
-      <w:r>
-        <w:rPr>
-          <w:rFonts w:ascii="Times New Roman" w:eastAsia="宋体" w:hAnsi="Times New Roman"/>
-          <w:lang w:eastAsia="zh-CN"/>
-        </w:rPr>
-        <w:t xml:space="preserve"> </w:t>
-      </w:r>
-      <w:proofErr w:type="spellStart"/>
-      <w:proofErr w:type="spellEnd"/>
-      <w:r>
-        <w:rPr>
-          <w:rFonts w:ascii="Times New Roman" w:eastAsia="宋体" w:hAnsi="Times New Roman"/>
-          <w:lang w:eastAsia="zh-CN"/>
-        </w:rPr>
-        <w:t/>
-      </w:r>
-      <w:r>
-        <w:rPr>
-          <w:rFonts w:ascii="Times New Roman" w:eastAsia="宋体" w:hAnsi="Times New Roman"/>
-          <w:lang w:eastAsia="zh-CN"/>
-        </w:rPr>
-        <w:t>，以避免操作者在</w:t>
-      </w:r>
-      <w:proofErr w:type="gramStart"/>
-      <w:r>
-        <w:rPr>
-          <w:rFonts w:ascii="Times New Roman" w:eastAsia="宋体" w:hAnsi="Times New Roman"/>
-          <w:lang w:eastAsia="zh-CN"/>
-        </w:rPr>
-        <w:t>主端感受</w:t>
-      </w:r>
-      <w:proofErr w:type="gramEnd"/>
-      <w:r>
-        <w:rPr>
-          <w:rFonts w:ascii="Times New Roman" w:eastAsia="宋体" w:hAnsi="Times New Roman"/>
-          <w:lang w:eastAsia="zh-CN"/>
-        </w:rPr>
-        <w:t>到过强冲击；</w:t>
-      </w:r>
-      <w:r>
-        <w:rPr>
-          <w:rFonts w:ascii="Times New Roman" w:eastAsia="宋体" w:hAnsi="Times New Roman"/>
-          <w:lang w:eastAsia="zh-CN"/>
-        </w:rPr>
-        <w:t xml:space="preserve">hard </w:t>
-      </w:r>
-      <w:r>
-        <w:rPr>
-          <w:rFonts w:ascii="Times New Roman" w:eastAsia="宋体" w:hAnsi="Times New Roman"/>
-          <w:lang w:eastAsia="zh-CN"/>
-        </w:rPr>
-        <w:t>类物体采用较大</w:t>
-      </w:r>
-      <w:r>
-        <m:oMath>
-          <m:sSub>
-            <m:e>
-              <m:r>
-                <m:t>K</m:t>
-              </m:r>
-            </m:e>
-            <m:sub>
-              <m:r>
-                <m:t>f</m:t>
-              </m:r>
-            </m:sub>
-          </m:sSub>
-        </m:oMath>
-      </w:r>
-      <w:r>
-        <w:rPr>
-          <w:rFonts w:ascii="Times New Roman" w:eastAsia="宋体" w:hAnsi="Times New Roman"/>
-          <w:lang w:eastAsia="zh-CN"/>
-        </w:rPr>
-        <w:t xml:space="preserve"> </w:t>
-      </w:r>
-      <w:proofErr w:type="spellStart"/>
-      <w:proofErr w:type="spellEnd"/>
-      <w:r>
-        <w:rPr>
-          <w:rFonts w:ascii="Times New Roman" w:eastAsia="宋体" w:hAnsi="Times New Roman"/>
-          <w:lang w:eastAsia="zh-CN"/>
-        </w:rPr>
-        <w:t/>
-      </w:r>
-      <w:r>
-        <w:rPr>
-          <w:rFonts w:ascii="Times New Roman" w:eastAsia="宋体" w:hAnsi="Times New Roman"/>
-          <w:lang w:eastAsia="zh-CN"/>
-        </w:rPr>
-        <w:t>，以增强接触提示。</w:t>
-      </w:r>
-    </w:p>
-    <w:p>
-      <w:pPr>
-        <w:pStyle w:val="3"/>
-        <w:spacing w:before="60" w:after="40"/>
-        <w:rPr>
-          <w:lang w:eastAsia="zh-CN"/>
-        </w:rPr>
-      </w:pPr>
-      <w:bookmarkStart w:id="12" w:name="夹爪执行参数调度"/>
-      <w:r>
-        <w:rPr>
-          <w:rFonts w:ascii="Times New Roman" w:eastAsia="黑体" w:hAnsi="Times New Roman"/>
-          <w:lang w:eastAsia="zh-CN"/>
-        </w:rPr>
-        <w:t xml:space="preserve">4.4 </w:t>
-      </w:r>
-      <w:proofErr w:type="gramStart"/>
-      <w:r>
-        <w:rPr>
-          <w:rFonts w:ascii="Times New Roman" w:eastAsia="黑体" w:hAnsi="Times New Roman"/>
-          <w:lang w:eastAsia="zh-CN"/>
-        </w:rPr>
-        <w:t>夹爪执行</w:t>
-      </w:r>
-      <w:proofErr w:type="gramEnd"/>
-      <w:r>
-        <w:rPr>
-          <w:rFonts w:ascii="Times New Roman" w:eastAsia="黑体" w:hAnsi="Times New Roman"/>
-          <w:lang w:eastAsia="zh-CN"/>
-        </w:rPr>
-        <w:t>参数调度</w:t>
-      </w:r>
-      <w:bookmarkEnd w:id="12"/>
-    </w:p>
-    <w:p>
-      <w:pPr>
-        <w:pStyle w:val="FirstParagraph"/>
-        <w:spacing w:line="360" w:lineRule="auto"/>
-        <w:ind w:firstLine="480"/>
-        <w:jc w:val="both"/>
-        <w:rPr>
-          <w:lang w:eastAsia="zh-CN"/>
-        </w:rPr>
-      </w:pPr>
-      <w:proofErr w:type="spellStart"/>
-      <w:r>
-        <w:rPr>
-          <w:rFonts w:ascii="Times New Roman" w:eastAsia="宋体" w:hAnsi="Times New Roman"/>
-          <w:lang w:eastAsia="zh-CN"/>
-        </w:rPr>
-        <w:t>Franka</w:t>
-      </w:r>
-      <w:proofErr w:type="spellEnd"/>
-      <w:r>
-        <w:rPr>
-          <w:rFonts w:ascii="Times New Roman" w:eastAsia="宋体" w:hAnsi="Times New Roman"/>
-          <w:lang w:eastAsia="zh-CN"/>
-        </w:rPr>
-        <w:t xml:space="preserve"> Hand </w:t>
-      </w:r>
-      <w:proofErr w:type="gramStart"/>
-      <w:r>
-        <w:rPr>
-          <w:rFonts w:ascii="Times New Roman" w:eastAsia="宋体" w:hAnsi="Times New Roman"/>
-          <w:lang w:eastAsia="zh-CN"/>
-        </w:rPr>
-        <w:t>夹爪由</w:t>
-      </w:r>
-      <w:proofErr w:type="gramEnd"/>
-      <w:r>
-        <w:rPr>
-          <w:rFonts w:ascii="Times New Roman" w:eastAsia="宋体" w:hAnsi="Times New Roman"/>
-          <w:lang w:eastAsia="zh-CN"/>
-        </w:rPr>
-        <w:t xml:space="preserve"> </w:t>
-      </w:r>
-      <w:r>
-        <w:rPr>
-          <w:rFonts w:ascii="Times New Roman" w:eastAsia="宋体" w:hAnsi="Times New Roman"/>
-          <w:lang w:eastAsia="zh-CN"/>
-        </w:rPr>
-        <w:t xml:space="preserve">Omega.7 </w:t>
-      </w:r>
-      <w:r>
-        <w:rPr>
-          <w:rFonts w:ascii="Times New Roman" w:eastAsia="宋体" w:hAnsi="Times New Roman"/>
-          <w:lang w:eastAsia="zh-CN"/>
-        </w:rPr>
-        <w:t>夹钳角度控制。系统根据夹钳开合程度执行张开、力控抓取和保持等状态切换。视觉策略库进一步为不同物体类别设置不同</w:t>
-      </w:r>
-      <w:proofErr w:type="gramStart"/>
-      <w:r>
-        <w:rPr>
-          <w:rFonts w:ascii="Times New Roman" w:eastAsia="宋体" w:hAnsi="Times New Roman"/>
-          <w:lang w:eastAsia="zh-CN"/>
-        </w:rPr>
-        <w:t>夹爪速度</w:t>
-      </w:r>
-      <w:proofErr w:type="gramEnd"/>
-      <w:r>
-        <w:rPr>
-          <w:rFonts w:ascii="Times New Roman" w:eastAsia="宋体" w:hAnsi="Times New Roman"/>
-          <w:lang w:eastAsia="zh-CN"/>
-        </w:rPr>
-        <w:t>和力限制。</w:t>
-      </w:r>
-      <w:r>
-        <w:rPr>
-          <w:rFonts w:ascii="Times New Roman" w:eastAsia="宋体" w:hAnsi="Times New Roman"/>
-          <w:lang w:eastAsia="zh-CN"/>
-        </w:rPr>
-        <w:t xml:space="preserve">soft </w:t>
-      </w:r>
-      <w:r>
-        <w:rPr>
-          <w:rFonts w:ascii="Times New Roman" w:eastAsia="宋体" w:hAnsi="Times New Roman"/>
-          <w:lang w:eastAsia="zh-CN"/>
-        </w:rPr>
-        <w:t>类物体采用较慢</w:t>
-      </w:r>
-      <w:proofErr w:type="gramStart"/>
-      <w:r>
-        <w:rPr>
-          <w:rFonts w:ascii="Times New Roman" w:eastAsia="宋体" w:hAnsi="Times New Roman"/>
-          <w:lang w:eastAsia="zh-CN"/>
-        </w:rPr>
-        <w:t>夹爪速度</w:t>
-      </w:r>
-      <w:proofErr w:type="gramEnd"/>
-      <w:r>
-        <w:rPr>
-          <w:rFonts w:ascii="Times New Roman" w:eastAsia="宋体" w:hAnsi="Times New Roman"/>
-          <w:lang w:eastAsia="zh-CN"/>
-        </w:rPr>
-        <w:t>和较低夹持力，以减少形变；</w:t>
-      </w:r>
-      <w:r>
-        <w:rPr>
-          <w:rFonts w:ascii="Times New Roman" w:eastAsia="宋体" w:hAnsi="Times New Roman"/>
-          <w:lang w:eastAsia="zh-CN"/>
-        </w:rPr>
-        <w:t xml:space="preserve">hard </w:t>
-      </w:r>
-      <w:r>
-        <w:rPr>
-          <w:rFonts w:ascii="Times New Roman" w:eastAsia="宋体" w:hAnsi="Times New Roman"/>
-          <w:lang w:eastAsia="zh-CN"/>
-        </w:rPr>
-        <w:t>类物体允许</w:t>
-      </w:r>
-      <w:proofErr w:type="gramStart"/>
-      <w:r>
-        <w:rPr>
-          <w:rFonts w:ascii="Times New Roman" w:eastAsia="宋体" w:hAnsi="Times New Roman"/>
-          <w:lang w:eastAsia="zh-CN"/>
-        </w:rPr>
-        <w:t>较快夹爪动作</w:t>
-      </w:r>
-      <w:proofErr w:type="gramEnd"/>
-      <w:r>
-        <w:rPr>
-          <w:rFonts w:ascii="Times New Roman" w:eastAsia="宋体" w:hAnsi="Times New Roman"/>
-          <w:lang w:eastAsia="zh-CN"/>
-        </w:rPr>
-        <w:t>，以提高任务效率。</w:t>
-      </w:r>
-    </w:p>
-    <w:p>
-      <w:pPr>
-        <w:pStyle w:val="a0"/>
-        <w:spacing w:line="360" w:lineRule="auto"/>
-        <w:ind w:firstLine="480"/>
-        <w:jc w:val="both"/>
-        <w:rPr>
-          <w:lang w:eastAsia="zh-CN"/>
-        </w:rPr>
-      </w:pPr>
-      <w:r>
-        <w:rPr>
-          <w:rFonts w:ascii="Times New Roman" w:eastAsia="宋体" w:hAnsi="Times New Roman"/>
-          <w:lang w:eastAsia="zh-CN"/>
-        </w:rPr>
-        <w:t>综上，本文方法并非单纯根据视觉结果切换刚度，而是通过视觉语义同时</w:t>
-      </w:r>
-      <w:proofErr w:type="gramStart"/>
-      <w:r>
-        <w:rPr>
-          <w:rFonts w:ascii="Times New Roman" w:eastAsia="宋体" w:hAnsi="Times New Roman"/>
-          <w:lang w:eastAsia="zh-CN"/>
-        </w:rPr>
-        <w:t>调度从端阻抗</w:t>
-      </w:r>
-      <w:proofErr w:type="gramEnd"/>
-      <w:r>
-        <w:rPr>
-          <w:rFonts w:ascii="Times New Roman" w:eastAsia="宋体" w:hAnsi="Times New Roman"/>
-          <w:lang w:eastAsia="zh-CN"/>
-        </w:rPr>
-        <w:t>、</w:t>
-      </w:r>
-      <w:proofErr w:type="gramStart"/>
-      <w:r>
-        <w:rPr>
-          <w:rFonts w:ascii="Times New Roman" w:eastAsia="宋体" w:hAnsi="Times New Roman"/>
-          <w:lang w:eastAsia="zh-CN"/>
-        </w:rPr>
-        <w:t>主端力</w:t>
-      </w:r>
-      <w:proofErr w:type="gramEnd"/>
-      <w:r>
-        <w:rPr>
-          <w:rFonts w:ascii="Times New Roman" w:eastAsia="宋体" w:hAnsi="Times New Roman"/>
-          <w:lang w:eastAsia="zh-CN"/>
-        </w:rPr>
-        <w:t>反馈和</w:t>
-      </w:r>
-      <w:proofErr w:type="gramStart"/>
-      <w:r>
-        <w:rPr>
-          <w:rFonts w:ascii="Times New Roman" w:eastAsia="宋体" w:hAnsi="Times New Roman"/>
-          <w:lang w:eastAsia="zh-CN"/>
-        </w:rPr>
-        <w:t>夹爪执行</w:t>
-      </w:r>
-      <w:proofErr w:type="gramEnd"/>
-      <w:r>
-        <w:rPr>
-          <w:rFonts w:ascii="Times New Roman" w:eastAsia="宋体" w:hAnsi="Times New Roman"/>
-          <w:lang w:eastAsia="zh-CN"/>
-        </w:rPr>
-        <w:t>参数，形成多参数协同的</w:t>
-      </w:r>
-      <w:proofErr w:type="gramStart"/>
-      <w:r>
-        <w:rPr>
-          <w:rFonts w:ascii="Times New Roman" w:eastAsia="宋体" w:hAnsi="Times New Roman"/>
-          <w:lang w:eastAsia="zh-CN"/>
-        </w:rPr>
-        <w:t>遥操作</w:t>
-      </w:r>
-      <w:proofErr w:type="gramEnd"/>
-      <w:r>
-        <w:rPr>
-          <w:rFonts w:ascii="Times New Roman" w:eastAsia="宋体" w:hAnsi="Times New Roman"/>
-          <w:lang w:eastAsia="zh-CN"/>
-        </w:rPr>
-        <w:t>辅助机制。</w:t>
-      </w:r>
-    </w:p>
-    <w:p>
-      <w:pPr>
-        <w:pStyle w:val="2"/>
-        <w:spacing w:before="120" w:after="60"/>
-      </w:pPr>
-      <w:bookmarkStart w:id="13" w:name="实验设计"/>
-      <w:r>
-        <w:rPr>
-          <w:rFonts w:ascii="Times New Roman" w:eastAsia="黑体" w:hAnsi="Times New Roman"/>
-        </w:rPr>
-        <w:t xml:space="preserve">5 </w:t>
-      </w:r>
-      <w:proofErr w:type="spellStart"/>
-      <w:r>
-        <w:rPr>
-          <w:rFonts w:ascii="Times New Roman" w:eastAsia="黑体" w:hAnsi="Times New Roman"/>
-        </w:rPr>
-        <w:t>实验设计</w:t>
-      </w:r>
-      <w:bookmarkEnd w:id="13"/>
-      <w:proofErr w:type="spellEnd"/>
-    </w:p>
-    <w:p>
-      <w:pPr>
-        <w:pStyle w:val="3"/>
-        <w:spacing w:before="60" w:after="40"/>
-      </w:pPr>
-      <w:bookmarkStart w:id="14" w:name="实验平台"/>
-      <w:r>
-        <w:rPr>
-          <w:rFonts w:ascii="Times New Roman" w:eastAsia="黑体" w:hAnsi="Times New Roman"/>
-        </w:rPr>
-        <w:t xml:space="preserve">5.1 </w:t>
-      </w:r>
-      <w:r>
-        <w:rPr>
-          <w:rFonts w:ascii="Times New Roman" w:eastAsia="黑体" w:hAnsi="Times New Roman"/>
-        </w:rPr>
-        <w:t>实验平台</w:t>
-      </w:r>
-      <w:bookmarkEnd w:id="14"/>
-    </w:p>
-    <w:p>
-      <w:pPr>
-        <w:pStyle w:val="FirstParagraph"/>
-        <w:spacing w:line="360" w:lineRule="auto"/>
-        <w:ind w:firstLine="480"/>
-        <w:jc w:val="both"/>
-        <w:rPr>
-          <w:lang w:eastAsia="zh-CN"/>
-        </w:rPr>
-      </w:pPr>
-      <w:r>
-        <w:rPr>
-          <w:rFonts w:ascii="Times New Roman" w:eastAsia="宋体" w:hAnsi="Times New Roman"/>
-        </w:rPr>
-        <w:t>实验平台由</w:t>
-      </w:r>
-      <w:r>
-        <w:rPr>
-          <w:rFonts w:ascii="Times New Roman" w:eastAsia="宋体" w:hAnsi="Times New Roman"/>
-        </w:rPr>
-        <w:t xml:space="preserve"> Omega.7 </w:t>
-      </w:r>
-      <w:r>
-        <w:rPr>
-          <w:rFonts w:ascii="Times New Roman" w:eastAsia="宋体" w:hAnsi="Times New Roman"/>
-        </w:rPr>
-        <w:t>力反馈设备、</w:t>
-      </w:r>
-      <w:r>
-        <w:rPr>
-          <w:rFonts w:ascii="Times New Roman" w:eastAsia="宋体" w:hAnsi="Times New Roman"/>
-        </w:rPr>
-        <w:t xml:space="preserve">Franka Panda </w:t>
-      </w:r>
-      <w:r>
-        <w:rPr>
-          <w:rFonts w:ascii="Times New Roman" w:eastAsia="宋体" w:hAnsi="Times New Roman"/>
-        </w:rPr>
-        <w:t>机械臂、</w:t>
-      </w:r>
-      <w:r>
-        <w:rPr>
-          <w:rFonts w:ascii="Times New Roman" w:eastAsia="宋体" w:hAnsi="Times New Roman"/>
-        </w:rPr>
-        <w:t xml:space="preserve">Franka Hand </w:t>
-      </w:r>
-      <w:r>
-        <w:rPr>
-          <w:rFonts w:ascii="Times New Roman" w:eastAsia="宋体" w:hAnsi="Times New Roman"/>
-        </w:rPr>
-        <w:t>夹爪和</w:t>
-      </w:r>
-      <w:r>
-        <w:rPr>
-          <w:rFonts w:ascii="Times New Roman" w:eastAsia="宋体" w:hAnsi="Times New Roman"/>
-        </w:rPr>
-        <w:t xml:space="preserve"> Intel RealSense D435i </w:t>
-      </w:r>
-      <w:r>
-        <w:rPr>
-          <w:rFonts w:ascii="Times New Roman" w:eastAsia="宋体" w:hAnsi="Times New Roman"/>
-        </w:rPr>
-        <w:t>相机构成。主控制程序运行频率为</w:t>
-      </w:r>
-      <w:r>
-        <w:rPr>
-          <w:rFonts w:ascii="Times New Roman" w:eastAsia="宋体" w:hAnsi="Times New Roman"/>
-        </w:rPr>
-        <w:t xml:space="preserve"> 200 Hz</w:t>
-      </w:r>
-      <w:r>
-        <w:rPr>
-          <w:rFonts w:ascii="Times New Roman" w:eastAsia="宋体" w:hAnsi="Times New Roman"/>
-        </w:rPr>
-        <w:t>，</w:t>
-      </w:r>
-      <w:proofErr w:type="spellStart"/>
-      <w:r>
-        <w:rPr>
-          <w:rFonts w:ascii="Times New Roman" w:eastAsia="宋体" w:hAnsi="Times New Roman"/>
-        </w:rPr>
-        <w:t>夹爪控制以较低频率独立更新，视觉识别模块异步运行</w:t>
+      <w:r>
+        <w:rPr>
+          <w:rFonts w:ascii="Times New Roman" w:eastAsia="宋体" w:hAnsi="Times New Roman"/>
+        </w:rPr>
+        <w:t>Hz</w:t>
+      </w:r>
+      <w:r>
+        <w:rPr>
+          <w:rFonts w:ascii="Times New Roman" w:eastAsia="宋体" w:hAnsi="Times New Roman"/>
+        </w:rPr>
+        <w:t>，夹爪控制以较低频率独立更新，视觉识别模块异步运行</w:t>
       </w:r>
       <w:proofErr w:type="spellEnd"/>
       <w:r>
@@ -8247,7 +8716,7 @@
         </w:rPr>
         <w:lastRenderedPageBreak/>
         <w:drawing>
-          <wp:inline distT="0" distB="0" distL="0" distR="0" wp14:anchorId="18FE95E3" wp14:editId="79C8E6B9">
+          <wp:inline distT="0" distB="0" distL="0" distR="0" wp14:anchorId="2BCABB84" wp14:editId="1B8871D9">
             <wp:extent cx="3642865" cy="2913321"/>
             <wp:effectExtent l="0" t="0" r="0" b="0"/>
             <wp:docPr id="2" name="图片 2"/>
@@ -8919,63 +9388,102 @@
     </w:p>
     <w:p>
       <w:pPr>
-        <w:jc w:val="center"/>
         <w:tabs>
           <w:tab w:val="center" w:pos="4253"/>
           <w:tab w:val="right" w:pos="8506"/>
         </w:tabs>
+        <w:jc w:val="center"/>
+        <w:rPr>
+          <w:lang w:eastAsia="zh-CN"/>
+        </w:rPr>
       </w:pPr>
       <w:r>
         <w:rPr>
           <w:rFonts w:ascii="Times New Roman"/>
+          <w:lang w:eastAsia="zh-CN"/>
         </w:rPr>
         <w:tab/>
       </w:r>
-      <w:r>
-        <m:oMath>
-          <m:r>
-            <m:t>3</m:t>
-          </m:r>
-          <m:r>
-            <m:rPr>
-              <m:sty m:val="p"/>
-            </m:rPr>
-            <m:t>×</m:t>
-          </m:r>
-          <m:r>
-            <m:t>4</m:t>
-          </m:r>
-          <m:r>
-            <m:rPr>
-              <m:sty m:val="p"/>
-            </m:rPr>
-            <m:t>×</m:t>
-          </m:r>
-          <m:r>
-            <m:t>6</m:t>
-          </m:r>
-          <m:r>
-            <m:rPr>
-              <m:sty m:val="p"/>
-            </m:rPr>
-            <m:t>=</m:t>
-          </m:r>
-          <m:r>
-            <m:t>72</m:t>
-          </m:r>
-        </m:oMath>
-      </w:r>
+      <m:oMath>
+        <m:r>
+          <w:rPr>
+            <w:rFonts w:ascii="Cambria Math" w:hAnsi="Cambria Math"/>
+            <w:lang w:eastAsia="zh-CN"/>
+          </w:rPr>
+          <m:t>N</m:t>
+        </m:r>
+        <m:r>
+          <w:rPr>
+            <w:rFonts w:ascii="Cambria Math" w:hAnsi="Cambria Math"/>
+          </w:rPr>
+          <m:t>=</m:t>
+        </m:r>
+        <m:r>
+          <w:rPr>
+            <w:rFonts w:ascii="Cambria Math" w:hAnsi="Cambria Math"/>
+            <w:lang w:eastAsia="zh-CN"/>
+          </w:rPr>
+          <m:t>3</m:t>
+        </m:r>
+        <m:r>
+          <m:rPr>
+            <m:sty m:val="p"/>
+          </m:rPr>
+          <w:rPr>
+            <w:rFonts w:ascii="Cambria Math" w:hAnsi="Cambria Math"/>
+            <w:lang w:eastAsia="zh-CN"/>
+          </w:rPr>
+          <m:t>×</m:t>
+        </m:r>
+        <m:r>
+          <w:rPr>
+            <w:rFonts w:ascii="Cambria Math" w:hAnsi="Cambria Math"/>
+            <w:lang w:eastAsia="zh-CN"/>
+          </w:rPr>
+          <m:t>4</m:t>
+        </m:r>
+        <m:r>
+          <m:rPr>
+            <m:sty m:val="p"/>
+          </m:rPr>
+          <w:rPr>
+            <w:rFonts w:ascii="Cambria Math" w:hAnsi="Cambria Math"/>
+            <w:lang w:eastAsia="zh-CN"/>
+          </w:rPr>
+          <m:t>×</m:t>
+        </m:r>
+        <m:r>
+          <w:rPr>
+            <w:rFonts w:ascii="Cambria Math" w:hAnsi="Cambria Math"/>
+            <w:lang w:eastAsia="zh-CN"/>
+          </w:rPr>
+          <m:t>6</m:t>
+        </m:r>
+        <m:r>
+          <m:rPr>
+            <m:sty m:val="p"/>
+          </m:rPr>
+          <w:rPr>
+            <w:rFonts w:ascii="Cambria Math" w:hAnsi="Cambria Math"/>
+            <w:lang w:eastAsia="zh-CN"/>
+          </w:rPr>
+          <m:t>=</m:t>
+        </m:r>
+        <m:r>
+          <w:rPr>
+            <w:rFonts w:ascii="Cambria Math" w:hAnsi="Cambria Math"/>
+            <w:lang w:eastAsia="zh-CN"/>
+          </w:rPr>
+          <m:t>72</m:t>
+        </m:r>
+      </m:oMath>
       <w:r>
         <w:rPr>
           <w:rFonts w:ascii="Times New Roman"/>
+          <w:lang w:eastAsia="zh-CN"/>
         </w:rPr>
         <w:tab/>
-      </w:r>
-      <w:r>
-        <w:rPr>
-          <w:rFonts w:ascii="Times New Roman"/>
-        </w:rPr>
-        <w:t xml:space="preserve">(7)</w:t>
+        <w:t>(7)</w:t>
       </w:r>
     </w:p>
     <w:p>
@@ -9144,14 +9652,7 @@
           <w:rFonts w:ascii="Times New Roman" w:eastAsia="宋体" w:hAnsi="Times New Roman"/>
           <w:lang w:eastAsia="zh-CN"/>
         </w:rPr>
-        <w:t>评</w:t>
-      </w:r>
-      <w:r>
-        <w:rPr>
-          <w:rFonts w:ascii="Times New Roman" w:eastAsia="宋体" w:hAnsi="Times New Roman"/>
-          <w:lang w:eastAsia="zh-CN"/>
-        </w:rPr>
-        <w:t>价指标包括：</w:t>
+        <w:t>评价指标包括：</w:t>
       </w:r>
     </w:p>
     <w:p>
@@ -9376,22 +9877,7 @@
           <w:rFonts w:ascii="Times New Roman" w:eastAsia="宋体" w:hAnsi="Times New Roman"/>
           <w:lang w:eastAsia="zh-CN"/>
         </w:rPr>
-        <w:t>完成时间和轨迹长度由系统自动记录，主观评分由操作者在每次实验后填写。主观评价参考任务负荷评价思想设置效率、负荷和抓取品质三个维度，用于补充客观指标难以完全反映的人机交互体验</w:t>
-      </w:r>
-      <w:r>
-        <w:rPr>
-          <w:rFonts w:ascii="Times New Roman" w:eastAsia="宋体" w:hAnsi="Times New Roman"/>
-          <w:vertAlign w:val="superscript"/>
-          <w:lang w:eastAsia="zh-CN"/>
-        </w:rPr>
-        <w:t>[24-25]</w:t>
-      </w:r>
-      <w:r>
-        <w:rPr>
-          <w:rFonts w:ascii="Times New Roman" w:eastAsia="宋体" w:hAnsi="Times New Roman"/>
-          <w:lang w:eastAsia="zh-CN"/>
-        </w:rPr>
-        <w:t>。</w:t>
+        <w:t xml:space="preserve">完成时间和轨迹长度由系统自动记录，主观评分由操作者在每次实验后填写。主观评价参考任务负荷评价思想设置效率、负荷和抓取品质三个维度，用于补充客观指标难以完全反映的人机交互体验[26-27]。</w:t>
       </w:r>
     </w:p>
     <w:p>
@@ -10410,14 +10896,7 @@
           <w:rFonts w:ascii="Times New Roman" w:eastAsia="宋体" w:hAnsi="Times New Roman"/>
           <w:lang w:eastAsia="zh-CN"/>
         </w:rPr>
-        <w:t>符</w:t>
-      </w:r>
-      <w:r>
-        <w:rPr>
-          <w:rFonts w:ascii="Times New Roman" w:eastAsia="宋体" w:hAnsi="Times New Roman"/>
-          <w:lang w:eastAsia="zh-CN"/>
-        </w:rPr>
-        <w:t>号秩检验用于在小样本条件下提供非参数验证。</w:t>
+        <w:t>符号秩检验用于在小样本条件下提供非参数验证。</w:t>
       </w:r>
     </w:p>
     <w:p>
@@ -10981,7 +11460,7 @@
           <w:noProof/>
         </w:rPr>
         <w:drawing>
-          <wp:inline distT="0" distB="0" distL="0" distR="0" wp14:anchorId="3F528680" wp14:editId="52820985">
+          <wp:inline distT="0" distB="0" distL="0" distR="0" wp14:anchorId="5C8462D4" wp14:editId="5DD0466A">
             <wp:extent cx="5731510" cy="3496945"/>
             <wp:effectExtent l="0" t="0" r="0" b="0"/>
             <wp:docPr id="4" name="图形 4"/>
@@ -13350,14 +13829,7 @@
           <w:rFonts w:ascii="Times New Roman" w:eastAsia="宋体" w:hAnsi="Times New Roman"/>
           <w:lang w:eastAsia="zh-CN"/>
         </w:rPr>
-        <w:t>给出了效率评分、操作负荷和抓取品质评分结果。评</w:t>
-      </w:r>
-      <w:r>
-        <w:rPr>
-          <w:rFonts w:ascii="Times New Roman" w:eastAsia="宋体" w:hAnsi="Times New Roman"/>
-          <w:lang w:eastAsia="zh-CN"/>
-        </w:rPr>
-        <w:t>分采用</w:t>
+        <w:t>给出了效率评分、操作负荷和抓取品质评分结果。评分采用</w:t>
       </w:r>
       <w:r>
         <w:rPr>
@@ -14641,7 +15113,7 @@
           <w:noProof/>
         </w:rPr>
         <w:drawing>
-          <wp:inline distT="0" distB="0" distL="0" distR="0" wp14:anchorId="1BB557E5" wp14:editId="0403D6A9">
+          <wp:inline distT="0" distB="0" distL="0" distR="0" wp14:anchorId="1A2A43D3" wp14:editId="6278BE08">
             <wp:extent cx="5731510" cy="3496945"/>
             <wp:effectExtent l="0" t="0" r="0" b="0"/>
             <wp:docPr id="5" name="图形 5"/>
@@ -14824,14 +15296,7 @@
           <w:rFonts w:ascii="Times New Roman" w:eastAsia="宋体" w:hAnsi="Times New Roman"/>
           <w:lang w:eastAsia="zh-CN"/>
         </w:rPr>
-        <w:t xml:space="preserve"> </w:t>
-      </w:r>
-      <w:r>
-        <w:rPr>
-          <w:rFonts w:ascii="Times New Roman" w:eastAsia="宋体" w:hAnsi="Times New Roman"/>
-          <w:lang w:eastAsia="zh-CN"/>
-        </w:rPr>
-        <w:t xml:space="preserve">medium </w:t>
+        <w:t xml:space="preserve"> medium </w:t>
       </w:r>
       <w:r>
         <w:rPr>
@@ -14973,14 +15438,7 @@
           <w:lang w:eastAsia="zh-CN"/>
         </w:rPr>
         <w:lastRenderedPageBreak/>
-        <w:t>读取瞬时跳变或数据采样异常有关。由于最大速度对单点异常非常敏感，本文不将最大速度作为核心评价指标，而主要采用完成时间、轨迹长度、成功率和主观评分</w:t>
-      </w:r>
-      <w:r>
-        <w:rPr>
-          <w:rFonts w:ascii="Times New Roman" w:eastAsia="宋体" w:hAnsi="Times New Roman"/>
-          <w:lang w:eastAsia="zh-CN"/>
-        </w:rPr>
-        <w:t>进行综合评价。后续系统实现中可通过设备分总线连接、</w:t>
+        <w:t>读取瞬时跳变或数据采样异常有关。由于最大速度对单点异常非常敏感，本文不将最大速度作为核心评价指标，而主要采用完成时间、轨迹长度、成功率和主观评分进行综合评价。后续系统实现中可通过设备分总线连接、</w:t>
       </w:r>
       <w:proofErr w:type="gramStart"/>
       <w:r>
@@ -15101,14 +15559,7 @@
           <w:rFonts w:ascii="Times New Roman" w:eastAsia="宋体" w:hAnsi="Times New Roman"/>
           <w:lang w:eastAsia="zh-CN"/>
         </w:rPr>
-        <w:t>模式完成时间优势较明显，说明较高刚度和较强</w:t>
-      </w:r>
-      <w:r>
-        <w:rPr>
-          <w:rFonts w:ascii="Times New Roman" w:eastAsia="宋体" w:hAnsi="Times New Roman"/>
-          <w:lang w:eastAsia="zh-CN"/>
-        </w:rPr>
-        <w:t>力反馈有助于硬物体快速稳定抓取。</w:t>
+        <w:t>模式完成时间优势较明显，说明较高刚度和较强力反馈有助于硬物体快速稳定抓取。</w:t>
       </w:r>
       <w:r>
         <w:rPr>
@@ -15230,14 +15681,7 @@
           <w:rFonts w:ascii="Times New Roman" w:eastAsia="宋体" w:hAnsi="Times New Roman"/>
           <w:lang w:eastAsia="zh-CN"/>
         </w:rPr>
-        <w:t>本文方法与传统变阻抗控制的差异在于，参数调度依据并非单一力误差或轨迹误差，而是来自视觉语义的任务先验。该设计降低了对高精度力传感或复杂在线优化的依赖，适合工</w:t>
-      </w:r>
-      <w:r>
-        <w:rPr>
-          <w:rFonts w:ascii="Times New Roman" w:eastAsia="宋体" w:hAnsi="Times New Roman"/>
-          <w:lang w:eastAsia="zh-CN"/>
-        </w:rPr>
-        <w:t>程</w:t>
+        <w:t>本文方法与传统变阻抗控制的差异在于，参数调度依据并非单一力误差或轨迹误差，而是来自视觉语义的任务先验。该设计降低了对高精度力传感或复杂在线优化的依赖，适合工程</w:t>
       </w:r>
       <w:proofErr w:type="gramStart"/>
       <w:r>
@@ -15357,14 +15801,7 @@
           <w:rFonts w:ascii="Times New Roman" w:eastAsia="宋体" w:hAnsi="Times New Roman"/>
           <w:lang w:eastAsia="zh-CN"/>
         </w:rPr>
-        <w:t>三类，尚未覆盖连续材质变化、复合材料和</w:t>
-      </w:r>
-      <w:r>
-        <w:rPr>
-          <w:rFonts w:ascii="Times New Roman" w:eastAsia="宋体" w:hAnsi="Times New Roman"/>
-          <w:lang w:eastAsia="zh-CN"/>
-        </w:rPr>
-        <w:t>复杂多物体场景。最后，视觉模式下出现的速度尖峰提示系统在</w:t>
+        <w:t>三类，尚未覆盖连续材质变化、复合材料和复杂多物体场景。最后，视觉模式下出现的速度尖峰提示系统在</w:t>
       </w:r>
       <w:r>
         <w:rPr>
@@ -15644,14 +16081,7 @@
           <w:rFonts w:ascii="Times New Roman" w:eastAsia="宋体" w:hAnsi="Times New Roman"/>
           <w:lang w:eastAsia="zh-CN"/>
         </w:rPr>
-        <w:t>次抓取实</w:t>
-      </w:r>
-      <w:r>
-        <w:rPr>
-          <w:rFonts w:ascii="Times New Roman" w:eastAsia="宋体" w:hAnsi="Times New Roman"/>
-          <w:lang w:eastAsia="zh-CN"/>
-        </w:rPr>
-        <w:t>验。结果表明，视觉自动模式在三类物体上的平均完成时间均为最短，总体平均完成时间为</w:t>
+        <w:t>次抓取实验。结果表明，视觉自动模式在三类物体上的平均完成时间均为最短，总体平均完成时间为</w:t>
       </w:r>
       <w:r>
         <w:rPr>
@@ -15777,14 +16207,7 @@
           <w:rFonts w:ascii="Times New Roman" w:eastAsia="宋体" w:hAnsi="Times New Roman"/>
           <w:lang w:eastAsia="zh-CN"/>
         </w:rPr>
-        <w:t>。主观评价结果表明，视觉自动模式具有最高效率评分、最低操作负荷和最高抓取品质评分，其中抓取品质相对于视觉消融模式差异显著。以上结果验证了所</w:t>
-      </w:r>
-      <w:r>
-        <w:rPr>
-          <w:rFonts w:ascii="Times New Roman" w:eastAsia="宋体" w:hAnsi="Times New Roman"/>
-          <w:lang w:eastAsia="zh-CN"/>
-        </w:rPr>
-        <w:t>提方法在</w:t>
+        <w:t>。主观评价结果表明，视觉自动模式具有最高效率评分、最低操作负荷和最高抓取品质评分，其中抓取品质相对于视觉消融模式差异显著。以上结果验证了所提方法在</w:t>
       </w:r>
       <w:proofErr w:type="gramStart"/>
       <w:r>
@@ -15829,7 +16252,7 @@
           <w:rFonts w:ascii="Times New Roman" w:eastAsia="宋体" w:hAnsi="Times New Roman"/>
           <w:sz w:val="21"/>
         </w:rPr>
-        <w:t>[1] Hogan N. Impedance control: An approach to manipulation[J]. ASME Journal of Dynamic Systems, Measurement, and Control, 1985, 107(1): 1-24.</w:t>
+        <w:t xml:space="preserve">[1] HOGAN N. Impedance control: An approach to manipulation[J]. ASME Journal of Dynamic Systems, Measurement, and Control, 1985, 107(1): 1-24.</w:t>
       </w:r>
     </w:p>
     <w:p>
@@ -15841,14 +16264,7 @@
           <w:rFonts w:ascii="Times New Roman" w:eastAsia="宋体" w:hAnsi="Times New Roman"/>
           <w:sz w:val="21"/>
         </w:rPr>
-        <w:t>[2] Hogan N. Stable execution of contact tasks using impedance control[C]/</w:t>
-      </w:r>
-      <w:r>
-        <w:rPr>
-          <w:rFonts w:ascii="Times New Roman" w:eastAsia="宋体" w:hAnsi="Times New Roman"/>
-          <w:sz w:val="21"/>
-        </w:rPr>
-        <w:t>/Proceedings of IEEE International Conference on Robotics and Automation. 1987.</w:t>
+        <w:t xml:space="preserve">[2] HOGAN N. Stable execution of contact tasks using impedance control[C]//Proceedings of IEEE International Conference on Robotics and Automation. Piscataway: IEEE, 1987.</w:t>
       </w:r>
     </w:p>
     <w:p>
@@ -15860,7 +16276,7 @@
           <w:rFonts w:ascii="Times New Roman" w:eastAsia="宋体" w:hAnsi="Times New Roman"/>
           <w:sz w:val="21"/>
         </w:rPr>
-        <w:t>[3] Anderson R J, Spong M W. Hybrid impedance control of robotic manipulators[J]. IEEE Journal on Robotics and Automation, 1988, 4(5): 549-556.</w:t>
+        <w:t xml:space="preserve">[3] ANDERSON R J, SPONG M W. Hybrid impedance control of robotic manipulators[J]. IEEE Journal on Robotics and Automation, 1988, 4(5): 549-556.</w:t>
       </w:r>
     </w:p>
     <w:p>
@@ -15872,14 +16288,7 @@
           <w:rFonts w:ascii="Times New Roman" w:eastAsia="宋体" w:hAnsi="Times New Roman"/>
           <w:sz w:val="21"/>
         </w:rPr>
-        <w:t>[4] Duan J, Gan Y, Chen M, et al</w:t>
-      </w:r>
-      <w:r>
-        <w:rPr>
-          <w:rFonts w:ascii="Times New Roman" w:eastAsia="宋体" w:hAnsi="Times New Roman"/>
-          <w:sz w:val="21"/>
-        </w:rPr>
-        <w:t>. Adaptive variable impedance control for dynamic contact force tracking in uncertain environment[J]. Robotics and Autonomous Systems, 2018, 102: 54-65.</w:t>
+        <w:t xml:space="preserve">[4] DUAN J, GAN Y, CHEN M, et al. Adaptive variable impedance control for dynamic contact force tracking in uncertain environment[J]. Robotics and Autonomous Systems, 2018, 102: 54-65.</w:t>
       </w:r>
     </w:p>
     <w:p>
@@ -15891,14 +16300,7 @@
           <w:rFonts w:ascii="Times New Roman" w:eastAsia="宋体" w:hAnsi="Times New Roman"/>
           <w:sz w:val="21"/>
         </w:rPr>
-        <w:t>[5] Roveda L, Vicentini F, Pedrocchi N, et al. Fuzzy impedance control for enhancing physical human-rob</w:t>
-      </w:r>
-      <w:r>
-        <w:rPr>
-          <w:rFonts w:ascii="Times New Roman" w:eastAsia="宋体" w:hAnsi="Times New Roman"/>
-          <w:sz w:val="21"/>
-        </w:rPr>
-        <w:t>ot interaction[C]//Proceedings of IEEE International Conference on Robotics and Automation. 2016.</w:t>
+        <w:t xml:space="preserve">[5] ROVEDA L, VICENTINI F, PEDROCCHI N, et al. Fuzzy impedance control for enhancing physical human-robot interaction[C]//Proceedings of IEEE International Conference on Robotics and Automation. Piscataway: IEEE, 2016.</w:t>
       </w:r>
     </w:p>
     <w:p>
@@ -15910,14 +16312,7 @@
           <w:rFonts w:ascii="Times New Roman" w:eastAsia="宋体" w:hAnsi="Times New Roman"/>
           <w:sz w:val="21"/>
         </w:rPr>
-        <w:t>[6] Abu-Dakka F J, Rozo L, Caldwell D G. Force-based variable impedance learning for robotic manipulation[J]. Robotics and Autonomous Systems, 2018, 109: 156-</w:t>
-      </w:r>
-      <w:r>
-        <w:rPr>
-          <w:rFonts w:ascii="Times New Roman" w:eastAsia="宋体" w:hAnsi="Times New Roman"/>
-          <w:sz w:val="21"/>
-        </w:rPr>
-        <w:t>167.</w:t>
+        <w:t xml:space="preserve">[6] ABU-DAKKA F J, ROZO L, CALDWELL D G. Force-based variable impedance learning for robotic manipulation[J]. Robotics and Autonomous Systems, 2018, 109: 156-167.</w:t>
       </w:r>
     </w:p>
     <w:p>
@@ -15929,7 +16324,7 @@
           <w:rFonts w:ascii="Times New Roman" w:eastAsia="宋体" w:hAnsi="Times New Roman"/>
           <w:sz w:val="21"/>
         </w:rPr>
-        <w:t>[7] Kronander K, Billard A. Stability considerations for variable impedance control[J]. IEEE Transactions on Robotics, 2016, 32(5): 1298-1305.</w:t>
+        <w:t xml:space="preserve">[7] KRONANDER K, BILLARD A. Stability considerations for variable impedance control[J]. IEEE Transactions on Robotics, 2016, 32(5): 1298-1305.</w:t>
       </w:r>
     </w:p>
     <w:p>
@@ -15941,14 +16336,7 @@
           <w:rFonts w:ascii="Times New Roman" w:eastAsia="宋体" w:hAnsi="Times New Roman"/>
           <w:sz w:val="21"/>
         </w:rPr>
-        <w:t>[8] Ficuciello F, Villani L, Siciliano B. Variable impedance control of redundant manipulators for intuitive</w:t>
-      </w:r>
-      <w:r>
-        <w:rPr>
-          <w:rFonts w:ascii="Times New Roman" w:eastAsia="宋体" w:hAnsi="Times New Roman"/>
-          <w:sz w:val="21"/>
-        </w:rPr>
-        <w:t xml:space="preserve"> human-robot physical interaction[J]. IEEE Transactions on Robotics, 2015, 31(4): 850-863.</w:t>
+        <w:t xml:space="preserve">[8] FICIUCIELLO F, VILLANI L, SICILIANO B. Variable impedance control of redundant manipulators for intuitive human-robot physical interaction[J]. IEEE Transactions on Robotics, 2015, 31(4): 850-863.</w:t>
       </w:r>
     </w:p>
     <w:p>
@@ -15960,8 +16348,7 @@
           <w:rFonts w:ascii="Times New Roman" w:eastAsia="宋体" w:hAnsi="Times New Roman"/>
           <w:sz w:val="21"/>
         </w:rPr>
-        <w:lastRenderedPageBreak/>
-        <w:t>[9] Buchli J, Stulp F, Theodorou E, et al. Learning variable impedance control[J]. The International Journal of Robotics Research, 2011, 30(7): 820-833.</w:t>
+        <w:t xml:space="preserve">[9] BUCHLI J, STULP F, THEODOROU E, et al. Learning variable impedance control[J]. The International Journal of Robotics Research, 2011, 30(7): 820-833.</w:t>
       </w:r>
     </w:p>
     <w:p>
@@ -15973,14 +16360,7 @@
           <w:rFonts w:ascii="Times New Roman" w:eastAsia="宋体" w:hAnsi="Times New Roman"/>
           <w:sz w:val="21"/>
         </w:rPr>
-        <w:t>[10] Peterne</w:t>
-      </w:r>
-      <w:r>
-        <w:rPr>
-          <w:rFonts w:ascii="Times New Roman" w:eastAsia="宋体" w:hAnsi="Times New Roman"/>
-          <w:sz w:val="21"/>
-        </w:rPr>
-        <w:t>l L, Tsagarakis N, Ajoudani A. Towards multi-modal intention interfaces for human-robot co-manipulation[C]//Proceedings of IEEE/RSJ International Conference on Intelligent Robots and Systems. 2016.</w:t>
+        <w:t xml:space="preserve">[10] PETERNEL L, TSAGARAKIS N, AJOUDANI A. Towards multi-modal intention interfaces for human-robot co-manipulation[C]//Proceedings of IEEE/RSJ International Conference on Intelligent Robots and Systems. Piscataway: IEEE, 2016.</w:t>
       </w:r>
     </w:p>
     <w:p>
@@ -15992,14 +16372,7 @@
           <w:rFonts w:ascii="Times New Roman" w:eastAsia="宋体" w:hAnsi="Times New Roman"/>
           <w:sz w:val="21"/>
         </w:rPr>
-        <w:t>[11] Hokayem P F, Spong M W. Bilateral teleoperation: An h</w:t>
-      </w:r>
-      <w:r>
-        <w:rPr>
-          <w:rFonts w:ascii="Times New Roman" w:eastAsia="宋体" w:hAnsi="Times New Roman"/>
-          <w:sz w:val="21"/>
-        </w:rPr>
-        <w:t>istorical survey[J]. Automatica, 2006, 42(12): 2035-2057.</w:t>
+        <w:t xml:space="preserve">[11] HOKAYEM P F, SPONG M W. Bilateral teleoperation: An historical survey[J]. Automatica, 2006, 42(12): 2035-2057.</w:t>
       </w:r>
     </w:p>
     <w:p>
@@ -16011,7 +16384,7 @@
           <w:rFonts w:ascii="Times New Roman" w:eastAsia="宋体" w:hAnsi="Times New Roman"/>
           <w:sz w:val="21"/>
         </w:rPr>
-        <w:t>[12] Lawrence D A. Stability and transparency in bilateral teleoperation[J]. IEEE Transactions on Robotics and Automation, 1993, 9(5): 624-637.</w:t>
+        <w:t xml:space="preserve">[12] LAWRENCE D A. Stability and transparency in bilateral teleoperation[J]. IEEE Transactions on Robotics and Automation, 1993, 9(5): 624-637.</w:t>
       </w:r>
     </w:p>
     <w:p>
@@ -16023,14 +16396,7 @@
           <w:rFonts w:ascii="Times New Roman" w:eastAsia="宋体" w:hAnsi="Times New Roman"/>
           <w:sz w:val="21"/>
         </w:rPr>
-        <w:t>[13] Niemeyer G, Slotine J J E. Stable adaptive teleop</w:t>
-      </w:r>
-      <w:r>
-        <w:rPr>
-          <w:rFonts w:ascii="Times New Roman" w:eastAsia="宋体" w:hAnsi="Times New Roman"/>
-          <w:sz w:val="21"/>
-        </w:rPr>
-        <w:t>eration[J]. IEEE Journal of Oceanic Engineering, 1991, 16(1): 152-162.</w:t>
+        <w:t xml:space="preserve">[13] NIEMEYER G, SLOTINE J J E. Stable adaptive teleoperation[J]. IEEE Journal of Oceanic Engineering, 1991, 16(1): 152-162.</w:t>
       </w:r>
     </w:p>
     <w:p>
@@ -16042,7 +16408,7 @@
           <w:rFonts w:ascii="Times New Roman" w:eastAsia="宋体" w:hAnsi="Times New Roman"/>
           <w:sz w:val="21"/>
         </w:rPr>
-        <w:t>[14] Passenberg C, Peer A, Buss M. A survey of environment-, operator-, and task-adapted controllers for teleoperation systems[J]. Mechatronics, 2010, 20(7): 787-801.</w:t>
+        <w:t xml:space="preserve">[14] PASSENBERG C, PEER A, BUSS M. A survey of environment-, operator-, and task-adapted controllers for teleoperation systems[J]. Mechatronics, 2010, 20(7): 787-801.</w:t>
       </w:r>
     </w:p>
     <w:p>
@@ -16054,14 +16420,7 @@
           <w:rFonts w:ascii="Times New Roman" w:eastAsia="宋体" w:hAnsi="Times New Roman"/>
           <w:sz w:val="21"/>
         </w:rPr>
-        <w:t>[15] Redmon J, Div</w:t>
-      </w:r>
-      <w:r>
-        <w:rPr>
-          <w:rFonts w:ascii="Times New Roman" w:eastAsia="宋体" w:hAnsi="Times New Roman"/>
-          <w:sz w:val="21"/>
-        </w:rPr>
-        <w:t>vala S, Girshick R, et al. You only look once: Unified, real-time object detection[C]//Proceedings of IEEE Conference on Computer Vision and Pattern Recognition. 2016: 779-788.</w:t>
+        <w:t xml:space="preserve">[15] REDMON J, DIVVALA S, GIRSHICK R, et al. You only look once: Unified, real-time object detection[C]//Proceedings of IEEE Conference on Computer Vision and Pattern Recognition. Piscataway: IEEE, 2016: 779-788.</w:t>
       </w:r>
     </w:p>
     <w:p>
@@ -16073,14 +16432,7 @@
           <w:rFonts w:ascii="Times New Roman" w:eastAsia="宋体" w:hAnsi="Times New Roman"/>
           <w:sz w:val="21"/>
         </w:rPr>
-        <w:t>[16] Redmon J, Farhadi A. YOLO9000: Better, faster, stronger[C]//Proceedings of</w:t>
-      </w:r>
-      <w:r>
-        <w:rPr>
-          <w:rFonts w:ascii="Times New Roman" w:eastAsia="宋体" w:hAnsi="Times New Roman"/>
-          <w:sz w:val="21"/>
-        </w:rPr>
-        <w:t xml:space="preserve"> IEEE Conference on Computer Vision and Pattern Recognition. 2017: 7263-7271.</w:t>
+        <w:t xml:space="preserve">[16] ULTRALYTICS. YOLOv8/YOLO11[CP/OL]. GitHub, 2023-2025. https://github.com/ultralytics/ultralytics.</w:t>
       </w:r>
     </w:p>
     <w:p>
@@ -16092,7 +16444,7 @@
           <w:rFonts w:ascii="Times New Roman" w:eastAsia="宋体" w:hAnsi="Times New Roman"/>
           <w:sz w:val="21"/>
         </w:rPr>
-        <w:t>[17] Saxena A, Driemeyer J, Ng A Y. Robotic grasping of novel objects using vision[J]. The International Journal of Robotics Research, 2008, 27(2): 157-173.</w:t>
+        <w:t xml:space="preserve">[17] SAXENA A, DRIEMEYER J, NG A Y. Robotic grasping of novel objects using vision[J]. The International Journal of Robotics Research, 2008, 27(2): 157-173.</w:t>
       </w:r>
     </w:p>
     <w:p>
@@ -16104,14 +16456,7 @@
           <w:rFonts w:ascii="Times New Roman" w:eastAsia="宋体" w:hAnsi="Times New Roman"/>
           <w:sz w:val="21"/>
         </w:rPr>
-        <w:t xml:space="preserve">[18] Lenz I, Lee H, </w:t>
-      </w:r>
-      <w:r>
-        <w:rPr>
-          <w:rFonts w:ascii="Times New Roman" w:eastAsia="宋体" w:hAnsi="Times New Roman"/>
-          <w:sz w:val="21"/>
-        </w:rPr>
-        <w:t>Saxena A. Deep learning for detecting robotic grasps[J]. The International Journal of Robotics Research, 2015, 34(4-5): 705-724.</w:t>
+        <w:t xml:space="preserve">[18] LENZ I, LEE H, SAXENA A. Deep learning for detecting robotic grasps[J]. The International Journal of Robotics Research, 2015, 34(4-5): 705-724.</w:t>
       </w:r>
     </w:p>
     <w:p>
@@ -16123,14 +16468,7 @@
           <w:rFonts w:ascii="Times New Roman" w:eastAsia="宋体" w:hAnsi="Times New Roman"/>
           <w:sz w:val="21"/>
         </w:rPr>
-        <w:t>[19] Jang E, Vijayanarasimhan S, Pastor P, et al. End-to-end learning of semantic grasping[C]//Proceedings of Conference on Rob</w:t>
-      </w:r>
-      <w:r>
-        <w:rPr>
-          <w:rFonts w:ascii="Times New Roman" w:eastAsia="宋体" w:hAnsi="Times New Roman"/>
-          <w:sz w:val="21"/>
-        </w:rPr>
-        <w:t>ot Learning. 2017.</w:t>
+        <w:t xml:space="preserve">[19] JANG E, VIJAYANARASIMHAN S, PASTOR P, et al. End-to-end learning of semantic grasping[C]//Proceedings of Conference on Robot Learning. 2017.</w:t>
       </w:r>
     </w:p>
     <w:p>
@@ -16142,7 +16480,7 @@
           <w:rFonts w:ascii="Times New Roman" w:eastAsia="宋体" w:hAnsi="Times New Roman"/>
           <w:sz w:val="21"/>
         </w:rPr>
-        <w:t>[20] Morrison D, Corke P, Leitner J. Learning robust, real-time, reactive robotic grasping[J]. The International Journal of Robotics Research, 2020, 39(2-3): 183-201.</w:t>
+        <w:t xml:space="preserve">[20] MORRISON D, CORKE P, LEITNER J. Learning robust, real-time, reactive robotic grasping[J]. The International Journal of Robotics Research, 2020, 39(2-3): 183-201.</w:t>
       </w:r>
     </w:p>
     <w:p>
@@ -16154,14 +16492,7 @@
           <w:rFonts w:ascii="Times New Roman" w:eastAsia="宋体" w:hAnsi="Times New Roman"/>
           <w:sz w:val="21"/>
         </w:rPr>
-        <w:t>[21] Oliva A A, Giordano P R, Chaumette F. A general framework for vis</w:t>
-      </w:r>
-      <w:r>
-        <w:rPr>
-          <w:rFonts w:ascii="Times New Roman" w:eastAsia="宋体" w:hAnsi="Times New Roman"/>
-          <w:sz w:val="21"/>
-        </w:rPr>
-        <w:t>ual impedance control of robotic manipulators[C]//Proceedings of IEEE/RSJ International Conference on Intelligent Robots and Systems. 2018.</w:t>
+        <w:t xml:space="preserve">[21] OLIVA A A, GIORDANO P R, CHAUMETTE F. A general framework for visual impedance control of robotic manipulators[C]//Proceedings of IEEE/RSJ International Conference on Intelligent Robots and Systems. Piscataway: IEEE, 2018.</w:t>
       </w:r>
     </w:p>
     <w:p>
@@ -16173,14 +16504,7 @@
           <w:rFonts w:ascii="Times New Roman" w:eastAsia="宋体" w:hAnsi="Times New Roman"/>
           <w:sz w:val="21"/>
         </w:rPr>
-        <w:t>[22] Lippiello V, Siciliano B, Villani L. A position-based visual impedance control for robot manipulators[C]//Proce</w:t>
-      </w:r>
-      <w:r>
-        <w:rPr>
-          <w:rFonts w:ascii="Times New Roman" w:eastAsia="宋体" w:hAnsi="Times New Roman"/>
-          <w:sz w:val="21"/>
-        </w:rPr>
-        <w:t>edings of IEEE International Conference on Robotics and Automation. 2007.</w:t>
+        <w:t xml:space="preserve">[22] LIPPIELLO V, SICILIANO B, VILLANI L. A position-based visual impedance control for robot manipulators[C]//Proceedings of IEEE International Conference on Robotics and Automation. Piscataway: IEEE, 2007.</w:t>
       </w:r>
     </w:p>
     <w:p>
@@ -16192,8 +16516,7 @@
           <w:rFonts w:ascii="Times New Roman" w:eastAsia="宋体" w:hAnsi="Times New Roman"/>
           <w:sz w:val="21"/>
         </w:rPr>
-        <w:lastRenderedPageBreak/>
-        <w:t>[23] Haddadin S, De Luca A, Albu-Schaffer A. Robot collisions: A survey on detection, isolation, and identification[J]. IEEE Transactions on Robotics, 2017, 33(6): 1292-1312.</w:t>
+        <w:t xml:space="preserve">[23] LIPPIELLO V, VILLANI L, SICILIANO B. An open architecture for sensory feedback control of a dual-arm industrial robotic cell[J]. Industrial Robot, 2007, 34(1): 46-53.</w:t>
       </w:r>
     </w:p>
     <w:p>
@@ -16205,52 +16528,44 @@
           <w:rFonts w:ascii="Times New Roman" w:eastAsia="宋体" w:hAnsi="Times New Roman"/>
           <w:sz w:val="21"/>
         </w:rPr>
-        <w:t>[24] Ha</w:t>
-      </w:r>
-      <w:r>
-        <w:rPr>
-          <w:rFonts w:ascii="Times New Roman" w:eastAsia="宋体" w:hAnsi="Times New Roman"/>
-          <w:sz w:val="21"/>
-        </w:rPr>
-        <w:t>rt S G, Staveland L E. Development of NASA-TLX (Task Load Index): Results of empirical and theoretical research[M]//Advances in Psychology. Amsterdam: North-Holland, 1988, 52: 139-183.</w:t>
+        <w:t xml:space="preserve">[24] HADDADIN S, DE LUCA A, ALBU-SCHAFFER A. Robot collisions: A survey on detection, isolation, and identification[J]. IEEE Transactions on Robotics, 2017, 33(6): 1292-1312.</w:t>
       </w:r>
     </w:p>
     <w:p>
       <w:pPr>
         <w:spacing w:line="360" w:lineRule="auto"/>
-        <w:rPr>
-          <w:lang w:eastAsia="zh-CN"/>
-        </w:rPr>
       </w:pPr>
       <w:r>
         <w:rPr>
           <w:rFonts w:ascii="Times New Roman" w:eastAsia="宋体" w:hAnsi="Times New Roman"/>
           <w:sz w:val="21"/>
         </w:rPr>
-        <w:t>[25] Hart S G. NASA-Task Load Index (NASA-TLX): 20 years later[C]//Proc</w:t>
-      </w:r>
-      <w:r>
-        <w:rPr>
-          <w:rFonts w:ascii="Times New Roman" w:eastAsia="宋体" w:hAnsi="Times New Roman"/>
-          <w:sz w:val="21"/>
-        </w:rPr>
-        <w:t xml:space="preserve">eedings of the Human Factors and Ergonomics Society Annual Meeting. </w:t>
-      </w:r>
-      <w:r>
-        <w:rPr>
-          <w:rFonts w:ascii="Times New Roman" w:eastAsia="宋体" w:hAnsi="Times New Roman"/>
-          <w:sz w:val="21"/>
-          <w:lang w:eastAsia="zh-CN"/>
-        </w:rPr>
-        <w:t>2006, 50(9): 904-908.</w:t>
+        <w:t xml:space="preserve">[25] GAZEN N, et al. The Franka Emika Robot: A reference platform for robotics research and education[J]. IEEE Robotics &amp; Automation Magazine, 2020, 27(4): 46-55.</w:t>
       </w:r>
     </w:p>
     <w:p>
       <w:pPr>
-        <w:rPr>
-          <w:lang w:eastAsia="zh-CN"/>
-        </w:rPr>
-      </w:pPr>
+        <w:spacing w:line="360" w:lineRule="auto"/>
+      </w:pPr>
+      <w:r>
+        <w:rPr>
+          <w:rFonts w:ascii="Times New Roman" w:eastAsia="宋体" w:hAnsi="Times New Roman"/>
+          <w:sz w:val="21"/>
+        </w:rPr>
+        <w:t xml:space="preserve">[26] HART S G, STAVELAND L E. Development of NASA-TLX (Task Load Index): Results of empirical and theoretical research[M]//Advances in Psychology. Amsterdam: North-Holland, 1988, 52: 139-183.</w:t>
+      </w:r>
+    </w:p>
+    <w:p>
+      <w:pPr>
+        <w:spacing w:line="360" w:lineRule="auto"/>
+      </w:pPr>
+      <w:r>
+        <w:rPr>
+          <w:rFonts w:ascii="Times New Roman" w:eastAsia="宋体" w:hAnsi="Times New Roman"/>
+          <w:sz w:val="21"/>
+        </w:rPr>
+        <w:t xml:space="preserve">[27] HART S G. NASA-Task Load Index (NASA-TLX): 20 years later[C]//Proceedings of the Human Factors and Ergonomics Society Annual Meeting. 2006, 50(9): 904-908.</w:t>
+      </w:r>
     </w:p>
     <w:sectPr>
       <w:pgSz w:w="11906" w:h="16838"/>
@@ -16882,6 +17197,13 @@
     <w:lsdException w:name="Placeholder Text" w:semiHidden="1"/>
     <w:lsdException w:name="Light Shading"/>
     <w:lsdException w:name="Light List"/>
+    <w:lsdException w:name="Light Grid"/>
+    <w:lsdException w:name="Medium Shading 1"/>
+    <w:lsdException w:name="Medium Shading 2"/>
+    <w:lsdException w:name="Medium List 1"/>
+    <w:lsdException w:name="Medium List 2"/>
+    <w:lsdException w:name="Medium Grid 1"/>
+    <w:lsdException w:name="Medium Grid 2"/>
     <w:lsdException w:name="Medium Grid 3"/>
     <w:lsdException w:name="Dark List"/>
     <w:lsdException w:name="Colorful Shading"/>

--- a/my_test/output/中文核心投稿稿_视觉语义驱动多参数阻抗辅助遥操作方法_公式编号版.docx
+++ b/my_test/output/中文核心投稿稿_视觉语义驱动多参数阻抗辅助遥操作方法_公式编号版.docx
@@ -390,7 +390,15 @@
           <w:sz w:val="21"/>
           <w:lang w:eastAsia="zh-CN"/>
         </w:rPr>
-        <w:t>，从而实现面向不同物体属性的自动</w:t>
+        <w:t>，从而实现面向</w:t>
+      </w:r>
+      <w:r>
+        <w:rPr>
+          <w:rFonts w:ascii="Times New Roman" w:eastAsia="宋体" w:hAnsi="Times New Roman"/>
+          <w:sz w:val="21"/>
+          <w:lang w:eastAsia="zh-CN"/>
+        </w:rPr>
+        <w:t>不同物体属性的自动</w:t>
       </w:r>
       <w:proofErr w:type="gramStart"/>
       <w:r>
@@ -594,7 +602,15 @@
           <w:sz w:val="21"/>
           <w:lang w:eastAsia="zh-CN"/>
         </w:rPr>
-        <w:t>，高于固定参数模式、人工选择模式和视觉消融模式；主观评价结果显示，视觉自动模式具有最高效率评分、最低操作负荷和最高抓取品质评分。结果表明，所提方法能够</w:t>
+        <w:t>，高于固定参数模式、人工选择模式和视</w:t>
+      </w:r>
+      <w:r>
+        <w:rPr>
+          <w:rFonts w:ascii="Times New Roman" w:eastAsia="宋体" w:hAnsi="Times New Roman"/>
+          <w:sz w:val="21"/>
+          <w:lang w:eastAsia="zh-CN"/>
+        </w:rPr>
+        <w:t>觉消融模式；主观评价结果显示，视觉自动模式具有最高效率评分、最低操作负荷和最高抓取品质评分。结果表明，所提方法能够</w:t>
       </w:r>
       <w:proofErr w:type="gramStart"/>
       <w:r>
@@ -795,7 +811,14 @@
           <w:rFonts w:ascii="Times New Roman" w:eastAsia="Times New Roman" w:hAnsi="Times New Roman"/>
           <w:sz w:val="21"/>
         </w:rPr>
-        <w:t xml:space="preserve">teleoperation; visual semantics; impedance control; force feedback; human-robot interaction; Franka Panda </w:t>
+        <w:t>teleoperation; visual semantics; impedance control; force feedback; human-robot i</w:t>
+      </w:r>
+      <w:r>
+        <w:rPr>
+          <w:rFonts w:ascii="Times New Roman" w:eastAsia="Times New Roman" w:hAnsi="Times New Roman"/>
+          <w:sz w:val="21"/>
+        </w:rPr>
+        <w:t xml:space="preserve">nteraction; Franka Panda </w:t>
       </w:r>
     </w:p>
     <w:p>
@@ -838,7 +861,7 @@
           <w:rFonts w:ascii="Times New Roman" w:eastAsia="宋体" w:hAnsi="Times New Roman"/>
           <w:lang w:eastAsia="zh-CN"/>
         </w:rPr>
-        <w:t xml:space="preserve">主从遥操作系统能够将人的感知、判断和灵活操作能力引入机器人任务执行过程，在危险环境作业、空间机器人、医疗辅助、柔性抓取和精密装配等领域具有重要应用价值。</w:t>
+        <w:t>主从遥操作系统能够将人的感知、判断和灵活操作能力引入机器人任务执行过程，在危险环境作业、空间机器人、医疗辅助、柔性抓取和精密装配等领域具有重要应用价值。</w:t>
       </w:r>
       <w:proofErr w:type="gramStart"/>
       <w:r>
@@ -950,7 +973,22 @@
           <w:rFonts w:ascii="Times New Roman" w:eastAsia="宋体" w:hAnsi="Times New Roman"/>
           <w:lang w:eastAsia="zh-CN"/>
         </w:rPr>
-        <w:t xml:space="preserve">帮助操作者判断任务状态[11-14]。</w:t>
+        <w:t>帮助操作者判断任务状态</w:t>
+      </w:r>
+      <w:r>
+        <w:rPr>
+          <w:rFonts w:ascii="Times New Roman" w:eastAsia="宋体" w:hAnsi="Times New Roman"/>
+          <w:vertAlign w:val="superscript"/>
+          <w:lang w:eastAsia="zh-CN"/>
+        </w:rPr>
+        <w:t>[11-14]</w:t>
+      </w:r>
+      <w:r>
+        <w:rPr>
+          <w:rFonts w:ascii="Times New Roman" w:eastAsia="宋体" w:hAnsi="Times New Roman"/>
+          <w:lang w:eastAsia="zh-CN"/>
+        </w:rPr>
+        <w:t>。</w:t>
       </w:r>
     </w:p>
     <w:p>
@@ -968,7 +1006,14 @@
           <w:rFonts w:ascii="Times New Roman" w:eastAsia="宋体" w:hAnsi="Times New Roman"/>
           <w:lang w:eastAsia="zh-CN"/>
         </w:rPr>
-        <w:t>在实际抓取任务中，操作对象的物理属性差异较大。软物体容易发生形变或损伤，需要较低的末端刚度、较缓和的</w:t>
+        <w:t>在实际抓取任务中，操作对象的物理属性差异较大。软物体容易发生形变或损伤，需要较低的末端</w:t>
+      </w:r>
+      <w:r>
+        <w:rPr>
+          <w:rFonts w:ascii="Times New Roman" w:eastAsia="宋体" w:hAnsi="Times New Roman"/>
+          <w:lang w:eastAsia="zh-CN"/>
+        </w:rPr>
+        <w:t>刚度、较缓和的</w:t>
       </w:r>
       <w:proofErr w:type="gramStart"/>
       <w:r>
@@ -1034,7 +1079,7 @@
           <w:rFonts w:ascii="Times New Roman" w:eastAsia="宋体" w:hAnsi="Times New Roman"/>
           <w:lang w:eastAsia="zh-CN"/>
         </w:rPr>
-        <w:t xml:space="preserve">提供了场景理解能力。通过相机和目标检测模型识别物体类别，再将识别结果用于控制参数调节，是</w:t>
+        <w:t>提供了场景理解能力。通过相机和目标检测模型识别物体类别，再将识别结果用于控制参数调节，是</w:t>
       </w:r>
       <w:proofErr w:type="gramStart"/>
       <w:r>
@@ -1050,7 +1095,22 @@
           <w:rFonts w:ascii="Times New Roman" w:eastAsia="宋体" w:hAnsi="Times New Roman"/>
           <w:lang w:eastAsia="zh-CN"/>
         </w:rPr>
-        <w:t xml:space="preserve">适应性的一种可行方式[15,17-23]。然而，仅向操作者显示视觉识别结果并不能直接</w:t>
+        <w:t>适应性的一种可行方式</w:t>
+      </w:r>
+      <w:r>
+        <w:rPr>
+          <w:rFonts w:ascii="Times New Roman" w:eastAsia="宋体" w:hAnsi="Times New Roman"/>
+          <w:vertAlign w:val="superscript"/>
+          <w:lang w:eastAsia="zh-CN"/>
+        </w:rPr>
+        <w:t>[15-22]</w:t>
+      </w:r>
+      <w:r>
+        <w:rPr>
+          <w:rFonts w:ascii="Times New Roman" w:eastAsia="宋体" w:hAnsi="Times New Roman"/>
+          <w:lang w:eastAsia="zh-CN"/>
+        </w:rPr>
+        <w:t>。然而，仅向操作者显示视觉识别结果并不能直接</w:t>
       </w:r>
       <w:proofErr w:type="gramStart"/>
       <w:r>
@@ -1114,7 +1174,7 @@
           <w:rFonts w:ascii="Times New Roman" w:eastAsia="宋体" w:hAnsi="Times New Roman"/>
           <w:lang w:eastAsia="zh-CN"/>
         </w:rPr>
-        <w:t xml:space="preserve">的综合影响。</w:t>
+        <w:t>的综合影响。</w:t>
       </w:r>
     </w:p>
     <w:p>
@@ -1213,7 +1273,6 @@
         </w:rPr>
         <w:t xml:space="preserve"> Panda </w:t>
       </w:r>
-      <w:proofErr w:type="spellStart"/>
       <w:r>
         <w:rPr>
           <w:rFonts w:ascii="Times New Roman" w:eastAsia="宋体" w:hAnsi="Times New Roman"/>
@@ -1224,14 +1283,7 @@
         <w:rPr>
           <w:rFonts w:ascii="Times New Roman" w:eastAsia="宋体" w:hAnsi="Times New Roman"/>
         </w:rPr>
-        <w:t>Franka</w:t>
-      </w:r>
-      <w:proofErr w:type="spellEnd"/>
-      <w:r>
-        <w:rPr>
-          <w:rFonts w:ascii="Times New Roman" w:eastAsia="宋体" w:hAnsi="Times New Roman"/>
-        </w:rPr>
-        <w:t xml:space="preserve"> Hand </w:t>
+        <w:t xml:space="preserve">Franka Hand </w:t>
       </w:r>
       <w:r>
         <w:rPr>
@@ -1243,7 +1295,13 @@
         <w:rPr>
           <w:rFonts w:ascii="Times New Roman" w:eastAsia="宋体" w:hAnsi="Times New Roman"/>
         </w:rPr>
-        <w:t xml:space="preserve"> D435i </w:t>
+        <w:t xml:space="preserve"> D</w:t>
+      </w:r>
+      <w:r>
+        <w:rPr>
+          <w:rFonts w:ascii="Times New Roman" w:eastAsia="宋体" w:hAnsi="Times New Roman"/>
+        </w:rPr>
+        <w:t xml:space="preserve">435i </w:t>
       </w:r>
       <w:r>
         <w:rPr>
@@ -1635,7 +1693,7 @@
           <w:rFonts w:ascii="Times New Roman" w:eastAsia="宋体" w:hAnsi="Times New Roman"/>
           <w:vertAlign w:val="superscript"/>
         </w:rPr>
-        <w:t>[24-</w:t>
+        <w:t>[</w:t>
       </w:r>
       <w:proofErr w:type="gramEnd"/>
       <w:r>
@@ -1643,7 +1701,7 @@
           <w:rFonts w:ascii="Times New Roman" w:eastAsia="宋体" w:hAnsi="Times New Roman"/>
           <w:vertAlign w:val="superscript"/>
         </w:rPr>
-        <w:t>25]</w:t>
+        <w:t>23]</w:t>
       </w:r>
       <w:r>
         <w:rPr>
@@ -1656,7 +1714,14 @@
           <w:rFonts w:ascii="Times New Roman" w:eastAsia="宋体" w:hAnsi="Times New Roman"/>
           <w:lang w:eastAsia="zh-CN"/>
         </w:rPr>
-        <w:t>系统包含三条主要信息流：主从运动映射流、视觉语义识别流和力反馈渲染流。</w:t>
+        <w:t>系统包含三条主要信息流：主从运</w:t>
+      </w:r>
+      <w:r>
+        <w:rPr>
+          <w:rFonts w:ascii="Times New Roman" w:eastAsia="宋体" w:hAnsi="Times New Roman"/>
+          <w:lang w:eastAsia="zh-CN"/>
+        </w:rPr>
+        <w:t>动映射流、视觉语义识别流和力反馈渲染流。</w:t>
       </w:r>
     </w:p>
     <w:p>
@@ -1846,6 +1911,7 @@
         <w:ind w:firstLine="480"/>
         <w:jc w:val="both"/>
         <w:rPr>
+          <w:rFonts w:hint="eastAsia"/>
           <w:lang w:eastAsia="zh-CN"/>
         </w:rPr>
       </w:pPr>
@@ -1854,7 +1920,7 @@
           <w:noProof/>
         </w:rPr>
         <w:drawing>
-          <wp:inline distT="0" distB="0" distL="0" distR="0" wp14:anchorId="1F187ADA" wp14:editId="092DAF67">
+          <wp:inline distT="0" distB="0" distL="0" distR="0" wp14:anchorId="6414029F" wp14:editId="2B186DD4">
             <wp:extent cx="5050082" cy="2998381"/>
             <wp:effectExtent l="0" t="0" r="0" b="0"/>
             <wp:docPr id="1" name="图形 1"/>
@@ -1945,7 +2011,14 @@
           <w:rFonts w:ascii="Times New Roman" w:eastAsia="宋体" w:hAnsi="Times New Roman"/>
           <w:lang w:eastAsia="zh-CN"/>
         </w:rPr>
-        <w:t>为降低视觉推理对主控制循环的影响，本文将视觉检测模块与主控制循环解耦。主控制循环负责读取</w:t>
+        <w:t>为降低视觉推理对主控制循环的影响，本文将视觉检测模块与主控制循环解耦。主</w:t>
+      </w:r>
+      <w:r>
+        <w:rPr>
+          <w:rFonts w:ascii="Times New Roman" w:eastAsia="宋体" w:hAnsi="Times New Roman"/>
+          <w:lang w:eastAsia="zh-CN"/>
+        </w:rPr>
+        <w:t>控制循环负责读取</w:t>
       </w:r>
       <w:r>
         <w:rPr>
@@ -2117,21 +2190,16 @@
         <w:spacing w:line="360" w:lineRule="auto"/>
         <w:ind w:left="960"/>
         <w:jc w:val="both"/>
-        <w:rPr>
-          <w:lang w:eastAsia="zh-CN"/>
-        </w:rPr>
-      </w:pPr>
-      <w:r>
-        <w:rPr>
-          <w:rFonts w:ascii="Times New Roman" w:eastAsia="宋体" w:hAnsi="Times New Roman"/>
-          <w:lang w:eastAsia="zh-CN"/>
+      </w:pPr>
+      <w:r>
+        <w:rPr>
+          <w:rFonts w:ascii="Times New Roman" w:eastAsia="宋体" w:hAnsi="Times New Roman"/>
         </w:rPr>
         <w:t>hard</w:t>
       </w:r>
       <w:r>
         <w:rPr>
           <w:rFonts w:ascii="Times New Roman" w:eastAsia="宋体" w:hAnsi="Times New Roman"/>
-          <w:lang w:eastAsia="zh-CN"/>
         </w:rPr>
         <w:t>：硬物体或不易变形物体。</w:t>
       </w:r>
@@ -2250,253 +2318,176 @@
     <w:p>
       <w:pPr>
         <w:pStyle w:val="a0"/>
+        <w:spacing w:line="360" w:lineRule="auto"/>
+        <w:ind w:firstLine="480"/>
+        <w:jc w:val="both"/>
         <w:tabs>
           <w:tab w:val="center" w:pos="4253"/>
           <w:tab w:val="right" w:pos="8506"/>
         </w:tabs>
-        <w:spacing w:line="360" w:lineRule="auto"/>
-        <w:ind w:firstLine="480"/>
-        <w:jc w:val="both"/>
       </w:pPr>
       <w:r>
         <w:rPr>
           <w:rFonts w:ascii="Times New Roman"/>
-          <w:lang w:eastAsia="zh-CN"/>
         </w:rPr>
         <w:tab/>
       </w:r>
-      <m:oMath>
-        <m:r>
-          <m:rPr>
-            <m:sty m:val="p"/>
-          </m:rPr>
-          <w:rPr>
-            <w:rFonts w:ascii="Cambria Math" w:hAnsi="Cambria Math"/>
-          </w:rPr>
-          <m:t>Θ(</m:t>
-        </m:r>
-        <m:r>
-          <w:rPr>
-            <w:rFonts w:ascii="Cambria Math" w:hAnsi="Cambria Math"/>
-          </w:rPr>
-          <m:t>c</m:t>
-        </m:r>
-        <m:r>
-          <m:rPr>
-            <m:sty m:val="p"/>
-          </m:rPr>
-          <w:rPr>
-            <w:rFonts w:ascii="Cambria Math" w:hAnsi="Cambria Math"/>
-          </w:rPr>
-          <m:t>)={</m:t>
-        </m:r>
-        <m:sSub>
-          <m:sSubPr>
-            <m:ctrlPr>
-              <w:rPr>
-                <w:rFonts w:ascii="Cambria Math" w:hAnsi="Cambria Math"/>
-              </w:rPr>
-            </m:ctrlPr>
-          </m:sSubPr>
-          <m:e>
-            <m:r>
-              <w:rPr>
-                <w:rFonts w:ascii="Cambria Math" w:hAnsi="Cambria Math"/>
-              </w:rPr>
-              <m:t>K</m:t>
-            </m:r>
-          </m:e>
-          <m:sub>
-            <m:r>
-              <w:rPr>
-                <w:rFonts w:ascii="Cambria Math" w:hAnsi="Cambria Math"/>
-              </w:rPr>
-              <m:t>t</m:t>
-            </m:r>
-          </m:sub>
-        </m:sSub>
-        <m:r>
-          <m:rPr>
-            <m:sty m:val="p"/>
-          </m:rPr>
-          <w:rPr>
-            <w:rFonts w:ascii="Cambria Math" w:hAnsi="Cambria Math"/>
-          </w:rPr>
-          <m:t>,</m:t>
-        </m:r>
-        <m:sSub>
-          <m:sSubPr>
-            <m:ctrlPr>
-              <w:rPr>
-                <w:rFonts w:ascii="Cambria Math" w:hAnsi="Cambria Math"/>
-              </w:rPr>
-            </m:ctrlPr>
-          </m:sSubPr>
-          <m:e>
-            <m:r>
-              <w:rPr>
-                <w:rFonts w:ascii="Cambria Math" w:hAnsi="Cambria Math"/>
-              </w:rPr>
-              <m:t>K</m:t>
-            </m:r>
-          </m:e>
-          <m:sub>
-            <m:r>
-              <w:rPr>
-                <w:rFonts w:ascii="Cambria Math" w:hAnsi="Cambria Math"/>
-              </w:rPr>
-              <m:t>r</m:t>
-            </m:r>
-          </m:sub>
-        </m:sSub>
-        <m:r>
-          <m:rPr>
-            <m:sty m:val="p"/>
-          </m:rPr>
-          <w:rPr>
-            <w:rFonts w:ascii="Cambria Math" w:hAnsi="Cambria Math"/>
-          </w:rPr>
-          <m:t>,</m:t>
-        </m:r>
-        <m:r>
-          <w:rPr>
-            <w:rFonts w:ascii="Cambria Math" w:hAnsi="Cambria Math"/>
-          </w:rPr>
-          <m:t>ζ</m:t>
-        </m:r>
-        <m:r>
-          <m:rPr>
-            <m:sty m:val="p"/>
-          </m:rPr>
-          <w:rPr>
-            <w:rFonts w:ascii="Cambria Math" w:hAnsi="Cambria Math"/>
-          </w:rPr>
-          <m:t>,</m:t>
-        </m:r>
-        <m:sSub>
-          <m:sSubPr>
-            <m:ctrlPr>
-              <w:rPr>
-                <w:rFonts w:ascii="Cambria Math" w:hAnsi="Cambria Math"/>
-              </w:rPr>
-            </m:ctrlPr>
-          </m:sSubPr>
-          <m:e>
-            <m:r>
-              <w:rPr>
-                <w:rFonts w:ascii="Cambria Math" w:hAnsi="Cambria Math"/>
-              </w:rPr>
-              <m:t>K</m:t>
-            </m:r>
-          </m:e>
-          <m:sub>
-            <m:r>
-              <w:rPr>
-                <w:rFonts w:ascii="Cambria Math" w:hAnsi="Cambria Math"/>
-              </w:rPr>
-              <m:t>f</m:t>
-            </m:r>
-          </m:sub>
-        </m:sSub>
-        <m:r>
-          <m:rPr>
-            <m:sty m:val="p"/>
-          </m:rPr>
-          <w:rPr>
-            <w:rFonts w:ascii="Cambria Math" w:hAnsi="Cambria Math"/>
-          </w:rPr>
-          <m:t>,</m:t>
-        </m:r>
-        <m:r>
-          <w:rPr>
-            <w:rFonts w:ascii="Cambria Math" w:hAnsi="Cambria Math"/>
-          </w:rPr>
-          <m:t>d</m:t>
-        </m:r>
-        <m:r>
-          <m:rPr>
-            <m:sty m:val="p"/>
-          </m:rPr>
-          <w:rPr>
-            <w:rFonts w:ascii="Cambria Math" w:hAnsi="Cambria Math"/>
-          </w:rPr>
-          <m:t>,</m:t>
-        </m:r>
-        <m:sSub>
-          <m:sSubPr>
-            <m:ctrlPr>
-              <w:rPr>
-                <w:rFonts w:ascii="Cambria Math" w:hAnsi="Cambria Math"/>
-              </w:rPr>
-            </m:ctrlPr>
-          </m:sSubPr>
-          <m:e>
-            <m:r>
-              <w:rPr>
-                <w:rFonts w:ascii="Cambria Math" w:hAnsi="Cambria Math"/>
-              </w:rPr>
-              <m:t>v</m:t>
-            </m:r>
-          </m:e>
-          <m:sub>
-            <m:r>
-              <w:rPr>
-                <w:rFonts w:ascii="Cambria Math" w:hAnsi="Cambria Math"/>
-              </w:rPr>
-              <m:t>g</m:t>
-            </m:r>
-          </m:sub>
-        </m:sSub>
-        <m:r>
-          <m:rPr>
-            <m:sty m:val="p"/>
-          </m:rPr>
-          <w:rPr>
-            <w:rFonts w:ascii="Cambria Math" w:hAnsi="Cambria Math"/>
-          </w:rPr>
-          <m:t>,</m:t>
-        </m:r>
-        <m:sSub>
-          <m:sSubPr>
-            <m:ctrlPr>
-              <w:rPr>
-                <w:rFonts w:ascii="Cambria Math" w:hAnsi="Cambria Math"/>
-              </w:rPr>
-            </m:ctrlPr>
-          </m:sSubPr>
-          <m:e>
-            <m:r>
-              <w:rPr>
-                <w:rFonts w:ascii="Cambria Math" w:hAnsi="Cambria Math"/>
-              </w:rPr>
-              <m:t>F</m:t>
-            </m:r>
-          </m:e>
-          <m:sub>
-            <m:r>
-              <w:rPr>
-                <w:rFonts w:ascii="Cambria Math" w:hAnsi="Cambria Math"/>
-              </w:rPr>
-              <m:t>g</m:t>
-            </m:r>
-          </m:sub>
-        </m:sSub>
-        <m:r>
-          <m:rPr>
-            <m:sty m:val="p"/>
-          </m:rPr>
-          <w:rPr>
-            <w:rFonts w:ascii="Cambria Math" w:hAnsi="Cambria Math"/>
-          </w:rPr>
-          <m:t>}</m:t>
-        </m:r>
-      </m:oMath>
+      <w:r>
+        <m:oMath>
+          <m:r>
+            <m:rPr>
+              <m:sty m:val="p"/>
+            </m:rPr>
+            <m:t>Θ</m:t>
+          </m:r>
+          <m:r>
+            <m:rPr>
+              <m:sty m:val="p"/>
+            </m:rPr>
+            <m:t>(</m:t>
+          </m:r>
+          <m:r>
+            <m:t>c</m:t>
+          </m:r>
+          <m:r>
+            <m:rPr>
+              <m:sty m:val="p"/>
+            </m:rPr>
+            <m:t>)</m:t>
+          </m:r>
+          <m:r>
+            <m:rPr>
+              <m:sty m:val="p"/>
+            </m:rPr>
+            <m:t>=</m:t>
+          </m:r>
+          <m:r>
+            <m:rPr>
+              <m:sty m:val="p"/>
+            </m:rPr>
+            <m:t>{</m:t>
+          </m:r>
+          <m:sSub>
+            <m:e>
+              <m:r>
+                <m:t>K</m:t>
+              </m:r>
+            </m:e>
+            <m:sub>
+              <m:r>
+                <m:t>t</m:t>
+              </m:r>
+            </m:sub>
+          </m:sSub>
+          <m:r>
+            <m:rPr>
+              <m:sty m:val="p"/>
+            </m:rPr>
+            <m:t>,</m:t>
+          </m:r>
+          <m:sSub>
+            <m:e>
+              <m:r>
+                <m:t>K</m:t>
+              </m:r>
+            </m:e>
+            <m:sub>
+              <m:r>
+                <m:t>r</m:t>
+              </m:r>
+            </m:sub>
+          </m:sSub>
+          <m:r>
+            <m:rPr>
+              <m:sty m:val="p"/>
+            </m:rPr>
+            <m:t>,</m:t>
+          </m:r>
+          <m:r>
+            <m:t>ζ</m:t>
+          </m:r>
+          <m:r>
+            <m:rPr>
+              <m:sty m:val="p"/>
+            </m:rPr>
+            <m:t>,</m:t>
+          </m:r>
+          <m:sSub>
+            <m:e>
+              <m:r>
+                <m:t>K</m:t>
+              </m:r>
+            </m:e>
+            <m:sub>
+              <m:r>
+                <m:t>f</m:t>
+              </m:r>
+            </m:sub>
+          </m:sSub>
+          <m:r>
+            <m:rPr>
+              <m:sty m:val="p"/>
+            </m:rPr>
+            <m:t>,</m:t>
+          </m:r>
+          <m:r>
+            <m:t>d</m:t>
+          </m:r>
+          <m:r>
+            <m:rPr>
+              <m:sty m:val="p"/>
+            </m:rPr>
+            <m:t>,</m:t>
+          </m:r>
+          <m:sSub>
+            <m:e>
+              <m:r>
+                <m:t>v</m:t>
+              </m:r>
+            </m:e>
+            <m:sub>
+              <m:r>
+                <m:t>g</m:t>
+              </m:r>
+            </m:sub>
+          </m:sSub>
+          <m:r>
+            <m:rPr>
+              <m:sty m:val="p"/>
+            </m:rPr>
+            <m:t>,</m:t>
+          </m:r>
+          <m:sSub>
+            <m:e>
+              <m:r>
+                <m:t>F</m:t>
+              </m:r>
+            </m:e>
+            <m:sub>
+              <m:r>
+                <m:t>g</m:t>
+              </m:r>
+            </m:sub>
+          </m:sSub>
+          <m:r>
+            <m:rPr>
+              <m:sty m:val="p"/>
+            </m:rPr>
+            <m:t>}</m:t>
+          </m:r>
+        </m:oMath>
+      </w:r>
       <w:r>
         <w:rPr>
           <w:rFonts w:ascii="Times New Roman"/>
         </w:rPr>
         <w:tab/>
-        <w:t>(1)</w:t>
+      </w:r>
+      <w:r>
+        <w:rPr>
+          <w:rFonts w:ascii="Times New Roman"/>
+        </w:rPr>
+        <w:t xml:space="preserve">(1)</w:t>
       </w:r>
     </w:p>
     <w:p>
@@ -2516,25 +2507,134 @@
         </w:rPr>
         <w:t>其中，</w:t>
       </w:r>
-      <m:oMath>
-        <m:r>
-          <w:rPr>
-            <w:rFonts w:ascii="Cambria Math" w:hAnsi="Cambria Math"/>
-            <w:lang w:eastAsia="zh-CN"/>
-          </w:rPr>
-          <m:t>c</m:t>
-        </m:r>
-        <m:r>
-          <m:rPr>
-            <m:sty m:val="p"/>
-          </m:rPr>
-          <w:rPr>
-            <w:rFonts w:ascii="Cambria Math" w:hAnsi="Cambria Math"/>
-            <w:lang w:eastAsia="zh-CN"/>
-          </w:rPr>
-          <m:t>∈{soft,medium,hard}</m:t>
-        </m:r>
-      </m:oMath>
+      <w:r>
+        <w:rPr>
+          <w:rFonts w:ascii="Times New Roman" w:eastAsia="宋体" w:hAnsi="Times New Roman"/>
+          <w:lang w:eastAsia="zh-CN"/>
+        </w:rPr>
+        <w:t xml:space="preserve"/>
+      </w:r>
+      <w:r>
+        <m:oMath>
+          <m:r>
+            <m:t>c</m:t>
+          </m:r>
+          <m:r>
+            <m:rPr>
+              <m:sty m:val="p"/>
+            </m:rPr>
+            <m:t>∈</m:t>
+          </m:r>
+          <m:r>
+            <m:rPr>
+              <m:sty m:val="p"/>
+            </m:rPr>
+            <m:t>{</m:t>
+          </m:r>
+          <m:r>
+            <m:rPr>
+              <m:sty m:val="p"/>
+            </m:rPr>
+            <m:t>s</m:t>
+          </m:r>
+          <m:r>
+            <m:rPr>
+              <m:sty m:val="p"/>
+            </m:rPr>
+            <m:t>o</m:t>
+          </m:r>
+          <m:r>
+            <m:rPr>
+              <m:sty m:val="p"/>
+            </m:rPr>
+            <m:t>f</m:t>
+          </m:r>
+          <m:r>
+            <m:rPr>
+              <m:sty m:val="p"/>
+            </m:rPr>
+            <m:t>t</m:t>
+          </m:r>
+          <m:r>
+            <m:rPr>
+              <m:sty m:val="p"/>
+            </m:rPr>
+            <m:t>,</m:t>
+          </m:r>
+          <m:r>
+            <m:rPr>
+              <m:sty m:val="p"/>
+            </m:rPr>
+            <m:t>m</m:t>
+          </m:r>
+          <m:r>
+            <m:rPr>
+              <m:sty m:val="p"/>
+            </m:rPr>
+            <m:t>e</m:t>
+          </m:r>
+          <m:r>
+            <m:rPr>
+              <m:sty m:val="p"/>
+            </m:rPr>
+            <m:t>d</m:t>
+          </m:r>
+          <m:r>
+            <m:rPr>
+              <m:sty m:val="p"/>
+            </m:rPr>
+            <m:t>i</m:t>
+          </m:r>
+          <m:r>
+            <m:rPr>
+              <m:sty m:val="p"/>
+            </m:rPr>
+            <m:t>u</m:t>
+          </m:r>
+          <m:r>
+            <m:rPr>
+              <m:sty m:val="p"/>
+            </m:rPr>
+            <m:t>m</m:t>
+          </m:r>
+          <m:r>
+            <m:rPr>
+              <m:sty m:val="p"/>
+            </m:rPr>
+            <m:t>,</m:t>
+          </m:r>
+          <m:r>
+            <m:rPr>
+              <m:sty m:val="p"/>
+            </m:rPr>
+            <m:t>h</m:t>
+          </m:r>
+          <m:r>
+            <m:rPr>
+              <m:sty m:val="p"/>
+            </m:rPr>
+            <m:t>a</m:t>
+          </m:r>
+          <m:r>
+            <m:rPr>
+              <m:sty m:val="p"/>
+            </m:rPr>
+            <m:t>r</m:t>
+          </m:r>
+          <m:r>
+            <m:rPr>
+              <m:sty m:val="p"/>
+            </m:rPr>
+            <m:t>d</m:t>
+          </m:r>
+          <m:r>
+            <m:rPr>
+              <m:sty m:val="p"/>
+            </m:rPr>
+            <m:t>}</m:t>
+          </m:r>
+        </m:oMath>
+      </w:r>
       <w:r>
         <w:rPr>
           <w:rFonts w:ascii="Times New Roman" w:eastAsia="宋体" w:hAnsi="Times New Roman"/>
@@ -2549,35 +2649,31 @@
         </w:rPr>
         <w:t>表示物体操作属性；</w:t>
       </w:r>
-      <m:oMath>
-        <m:sSub>
-          <m:sSubPr>
-            <m:ctrlPr>
-              <w:rPr>
-                <w:rFonts w:ascii="Cambria Math" w:hAnsi="Cambria Math"/>
-              </w:rPr>
-            </m:ctrlPr>
-          </m:sSubPr>
-          <m:e>
-            <m:r>
-              <w:rPr>
-                <w:rFonts w:ascii="Cambria Math" w:hAnsi="Cambria Math"/>
-                <w:lang w:eastAsia="zh-CN"/>
-              </w:rPr>
-              <m:t>K</m:t>
-            </m:r>
-          </m:e>
-          <m:sub>
-            <m:r>
-              <w:rPr>
-                <w:rFonts w:ascii="Cambria Math" w:hAnsi="Cambria Math"/>
-                <w:lang w:eastAsia="zh-CN"/>
-              </w:rPr>
-              <m:t>t</m:t>
-            </m:r>
-          </m:sub>
-        </m:sSub>
-      </m:oMath>
+      <w:r>
+        <m:oMath>
+          <m:sSub>
+            <m:e>
+              <m:r>
+                <m:t>K</m:t>
+              </m:r>
+            </m:e>
+            <m:sub>
+              <m:r>
+                <m:t>t</m:t>
+              </m:r>
+            </m:sub>
+          </m:sSub>
+        </m:oMath>
+      </w:r>
+      <w:r>
+        <w:rPr>
+          <w:rFonts w:ascii="Times New Roman" w:eastAsia="宋体" w:hAnsi="Times New Roman"/>
+          <w:lang w:eastAsia="zh-CN"/>
+        </w:rPr>
+        <w:t/>
+      </w:r>
+      <w:proofErr w:type="spellStart"/>
+      <w:proofErr w:type="spellEnd"/>
       <w:r>
         <w:rPr>
           <w:rFonts w:ascii="Times New Roman" w:eastAsia="宋体" w:hAnsi="Times New Roman"/>
@@ -2592,35 +2688,31 @@
         </w:rPr>
         <w:t>为末端平动刚度；</w:t>
       </w:r>
-      <m:oMath>
-        <m:sSub>
-          <m:sSubPr>
-            <m:ctrlPr>
-              <w:rPr>
-                <w:rFonts w:ascii="Cambria Math" w:hAnsi="Cambria Math"/>
-              </w:rPr>
-            </m:ctrlPr>
-          </m:sSubPr>
-          <m:e>
-            <m:r>
-              <w:rPr>
-                <w:rFonts w:ascii="Cambria Math" w:hAnsi="Cambria Math"/>
-                <w:lang w:eastAsia="zh-CN"/>
-              </w:rPr>
-              <m:t>K</m:t>
-            </m:r>
-          </m:e>
-          <m:sub>
-            <m:r>
-              <w:rPr>
-                <w:rFonts w:ascii="Cambria Math" w:hAnsi="Cambria Math"/>
-                <w:lang w:eastAsia="zh-CN"/>
-              </w:rPr>
-              <m:t>r</m:t>
-            </m:r>
-          </m:sub>
-        </m:sSub>
-      </m:oMath>
+      <w:r>
+        <m:oMath>
+          <m:sSub>
+            <m:e>
+              <m:r>
+                <m:t>K</m:t>
+              </m:r>
+            </m:e>
+            <m:sub>
+              <m:r>
+                <m:t>r</m:t>
+              </m:r>
+            </m:sub>
+          </m:sSub>
+        </m:oMath>
+      </w:r>
+      <w:r>
+        <w:rPr>
+          <w:rFonts w:ascii="Times New Roman" w:eastAsia="宋体" w:hAnsi="Times New Roman"/>
+          <w:lang w:eastAsia="zh-CN"/>
+        </w:rPr>
+        <w:t/>
+      </w:r>
+      <w:proofErr w:type="spellStart"/>
+      <w:proofErr w:type="spellEnd"/>
       <w:r>
         <w:rPr>
           <w:rFonts w:ascii="Times New Roman" w:eastAsia="宋体" w:hAnsi="Times New Roman"/>
@@ -2635,15 +2727,20 @@
         </w:rPr>
         <w:t>为末端旋转刚度；</w:t>
       </w:r>
-      <m:oMath>
-        <m:r>
-          <w:rPr>
-            <w:rFonts w:ascii="Cambria Math" w:hAnsi="Cambria Math"/>
-            <w:lang w:eastAsia="zh-CN"/>
-          </w:rPr>
-          <m:t>ζ</m:t>
-        </m:r>
-      </m:oMath>
+      <w:r>
+        <w:rPr>
+          <w:rFonts w:ascii="Times New Roman" w:eastAsia="宋体" w:hAnsi="Times New Roman"/>
+          <w:lang w:eastAsia="zh-CN"/>
+        </w:rPr>
+        <w:t xml:space="preserve"/>
+      </w:r>
+      <w:r>
+        <m:oMath>
+          <m:r>
+            <m:t>ζ</m:t>
+          </m:r>
+        </m:oMath>
+      </w:r>
       <w:r>
         <w:rPr>
           <w:rFonts w:ascii="Times New Roman" w:eastAsia="宋体" w:hAnsi="Times New Roman"/>
@@ -2658,35 +2755,31 @@
         </w:rPr>
         <w:t>为阻尼比；</w:t>
       </w:r>
-      <m:oMath>
-        <m:sSub>
-          <m:sSubPr>
-            <m:ctrlPr>
-              <w:rPr>
-                <w:rFonts w:ascii="Cambria Math" w:hAnsi="Cambria Math"/>
-              </w:rPr>
-            </m:ctrlPr>
-          </m:sSubPr>
-          <m:e>
-            <m:r>
-              <w:rPr>
-                <w:rFonts w:ascii="Cambria Math" w:hAnsi="Cambria Math"/>
-                <w:lang w:eastAsia="zh-CN"/>
-              </w:rPr>
-              <m:t>K</m:t>
-            </m:r>
-          </m:e>
-          <m:sub>
-            <m:r>
-              <w:rPr>
-                <w:rFonts w:ascii="Cambria Math" w:hAnsi="Cambria Math"/>
-                <w:lang w:eastAsia="zh-CN"/>
-              </w:rPr>
-              <m:t>f</m:t>
-            </m:r>
-          </m:sub>
-        </m:sSub>
-      </m:oMath>
+      <w:r>
+        <m:oMath>
+          <m:sSub>
+            <m:e>
+              <m:r>
+                <m:t>K</m:t>
+              </m:r>
+            </m:e>
+            <m:sub>
+              <m:r>
+                <m:t>f</m:t>
+              </m:r>
+            </m:sub>
+          </m:sSub>
+        </m:oMath>
+      </w:r>
+      <w:r>
+        <w:rPr>
+          <w:rFonts w:ascii="Times New Roman" w:eastAsia="宋体" w:hAnsi="Times New Roman"/>
+          <w:lang w:eastAsia="zh-CN"/>
+        </w:rPr>
+        <w:t/>
+      </w:r>
+      <w:proofErr w:type="spellStart"/>
+      <w:proofErr w:type="spellEnd"/>
       <w:r>
         <w:rPr>
           <w:rFonts w:ascii="Times New Roman" w:eastAsia="宋体" w:hAnsi="Times New Roman"/>
@@ -2710,15 +2803,20 @@
         </w:rPr>
         <w:t>；</w:t>
       </w:r>
-      <m:oMath>
-        <m:r>
-          <w:rPr>
-            <w:rFonts w:ascii="Cambria Math" w:hAnsi="Cambria Math"/>
-            <w:lang w:eastAsia="zh-CN"/>
-          </w:rPr>
-          <m:t>d</m:t>
-        </m:r>
-      </m:oMath>
+      <w:r>
+        <w:rPr>
+          <w:rFonts w:ascii="Times New Roman" w:eastAsia="宋体" w:hAnsi="Times New Roman"/>
+          <w:lang w:eastAsia="zh-CN"/>
+        </w:rPr>
+        <w:t xml:space="preserve"/>
+      </w:r>
+      <w:r>
+        <m:oMath>
+          <m:r>
+            <m:t>d</m:t>
+          </m:r>
+        </m:oMath>
+      </w:r>
       <w:r>
         <w:rPr>
           <w:rFonts w:ascii="Times New Roman" w:eastAsia="宋体" w:hAnsi="Times New Roman"/>
@@ -2733,35 +2831,31 @@
         </w:rPr>
         <w:t>为力反馈死区；</w:t>
       </w:r>
-      <m:oMath>
-        <m:sSub>
-          <m:sSubPr>
-            <m:ctrlPr>
-              <w:rPr>
-                <w:rFonts w:ascii="Cambria Math" w:hAnsi="Cambria Math"/>
-              </w:rPr>
-            </m:ctrlPr>
-          </m:sSubPr>
-          <m:e>
-            <m:r>
-              <w:rPr>
-                <w:rFonts w:ascii="Cambria Math" w:hAnsi="Cambria Math"/>
-                <w:lang w:eastAsia="zh-CN"/>
-              </w:rPr>
-              <m:t>v</m:t>
-            </m:r>
-          </m:e>
-          <m:sub>
-            <m:r>
-              <w:rPr>
-                <w:rFonts w:ascii="Cambria Math" w:hAnsi="Cambria Math"/>
-                <w:lang w:eastAsia="zh-CN"/>
-              </w:rPr>
-              <m:t>g</m:t>
-            </m:r>
-          </m:sub>
-        </m:sSub>
-      </m:oMath>
+      <w:r>
+        <m:oMath>
+          <m:sSub>
+            <m:e>
+              <m:r>
+                <m:t>v</m:t>
+              </m:r>
+            </m:e>
+            <m:sub>
+              <m:r>
+                <m:t>g</m:t>
+              </m:r>
+            </m:sub>
+          </m:sSub>
+        </m:oMath>
+      </w:r>
+      <w:r>
+        <w:rPr>
+          <w:rFonts w:ascii="Times New Roman" w:eastAsia="宋体" w:hAnsi="Times New Roman"/>
+          <w:lang w:eastAsia="zh-CN"/>
+        </w:rPr>
+        <w:t/>
+      </w:r>
+      <w:proofErr w:type="spellStart"/>
+      <w:proofErr w:type="spellEnd"/>
       <w:r>
         <w:rPr>
           <w:rFonts w:ascii="Times New Roman" w:eastAsia="宋体" w:hAnsi="Times New Roman"/>
@@ -2785,35 +2879,31 @@
         </w:rPr>
         <w:t>速度；</w:t>
       </w:r>
-      <m:oMath>
-        <m:sSub>
-          <m:sSubPr>
-            <m:ctrlPr>
-              <w:rPr>
-                <w:rFonts w:ascii="Cambria Math" w:hAnsi="Cambria Math"/>
-              </w:rPr>
-            </m:ctrlPr>
-          </m:sSubPr>
-          <m:e>
-            <m:r>
-              <w:rPr>
-                <w:rFonts w:ascii="Cambria Math" w:hAnsi="Cambria Math"/>
-                <w:lang w:eastAsia="zh-CN"/>
-              </w:rPr>
-              <m:t>F</m:t>
-            </m:r>
-          </m:e>
-          <m:sub>
-            <m:r>
-              <w:rPr>
-                <w:rFonts w:ascii="Cambria Math" w:hAnsi="Cambria Math"/>
-                <w:lang w:eastAsia="zh-CN"/>
-              </w:rPr>
-              <m:t>g</m:t>
-            </m:r>
-          </m:sub>
-        </m:sSub>
-      </m:oMath>
+      <w:r>
+        <m:oMath>
+          <m:sSub>
+            <m:e>
+              <m:r>
+                <m:t>F</m:t>
+              </m:r>
+            </m:e>
+            <m:sub>
+              <m:r>
+                <m:t>g</m:t>
+              </m:r>
+            </m:sub>
+          </m:sSub>
+        </m:oMath>
+      </w:r>
+      <w:r>
+        <w:rPr>
+          <w:rFonts w:ascii="Times New Roman" w:eastAsia="宋体" w:hAnsi="Times New Roman"/>
+          <w:lang w:eastAsia="zh-CN"/>
+        </w:rPr>
+        <w:t/>
+      </w:r>
+      <w:proofErr w:type="spellStart"/>
+      <w:proofErr w:type="spellEnd"/>
       <w:r>
         <w:rPr>
           <w:rFonts w:ascii="Times New Roman" w:eastAsia="宋体" w:hAnsi="Times New Roman"/>
@@ -2958,13 +3048,13 @@
         <w:tblLook w:val="07E0" w:firstRow="1" w:lastRow="1" w:firstColumn="1" w:lastColumn="1" w:noHBand="1" w:noVBand="1"/>
       </w:tblPr>
       <w:tblGrid>
-        <w:gridCol w:w="1116"/>
-        <w:gridCol w:w="1091"/>
-        <w:gridCol w:w="1440"/>
-        <w:gridCol w:w="504"/>
-        <w:gridCol w:w="504"/>
-        <w:gridCol w:w="603"/>
-        <w:gridCol w:w="3984"/>
+        <w:gridCol w:w="1043"/>
+        <w:gridCol w:w="1278"/>
+        <w:gridCol w:w="1616"/>
+        <w:gridCol w:w="479"/>
+        <w:gridCol w:w="695"/>
+        <w:gridCol w:w="683"/>
+        <w:gridCol w:w="3448"/>
       </w:tblGrid>
       <w:tr>
         <w:trPr>
@@ -3008,163 +3098,157 @@
               <w:spacing w:before="20" w:after="20"/>
               <w:jc w:val="center"/>
             </w:pPr>
-            <m:oMath>
-              <m:sSub>
-                <m:sSubPr>
-                  <m:ctrlPr>
-                    <w:rPr>
-                      <w:rFonts w:ascii="Cambria Math" w:hAnsi="Cambria Math"/>
-                    </w:rPr>
-                  </m:ctrlPr>
-                </m:sSubPr>
-                <m:e>
-                  <m:r>
-                    <w:rPr>
-                      <w:rFonts w:ascii="Cambria Math" w:hAnsi="Cambria Math"/>
-                    </w:rPr>
-                    <m:t>K</m:t>
-                  </m:r>
-                </m:e>
-                <m:sub>
-                  <m:r>
-                    <w:rPr>
-                      <w:rFonts w:ascii="Cambria Math" w:hAnsi="Cambria Math"/>
-                    </w:rPr>
-                    <m:t>t</m:t>
-                  </m:r>
-                </m:sub>
-              </m:sSub>
-            </m:oMath>
             <w:r>
               <w:rPr>
                 <w:rFonts w:ascii="Times New Roman" w:eastAsia="宋体" w:hAnsi="Times New Roman"/>
                 <w:b/>
                 <w:sz w:val="21"/>
               </w:rPr>
-              <w:t>/(N/m)</w:t>
-            </w:r>
-          </w:p>
-        </w:tc>
-        <w:tc>
-          <w:tcPr>
-            <w:tcW w:w="0" w:type="auto"/>
-            <w:tcBorders>
-              <w:bottom w:val="single" w:sz="0" w:space="0" w:color="auto"/>
-            </w:tcBorders>
-            <w:vAlign w:val="bottom"/>
-          </w:tcPr>
-          <w:p>
-            <w:pPr>
-              <w:pStyle w:val="Compact"/>
-              <w:spacing w:before="20" w:after="20"/>
-              <w:jc w:val="center"/>
-            </w:pPr>
-            <m:oMath>
-              <m:sSub>
-                <m:sSubPr>
-                  <m:ctrlPr>
-                    <w:rPr>
-                      <w:rFonts w:ascii="Cambria Math" w:hAnsi="Cambria Math"/>
-                    </w:rPr>
-                  </m:ctrlPr>
-                </m:sSubPr>
-                <m:e>
-                  <m:r>
-                    <w:rPr>
-                      <w:rFonts w:ascii="Cambria Math" w:hAnsi="Cambria Math"/>
-                    </w:rPr>
-                    <m:t>K</m:t>
-                  </m:r>
-                </m:e>
-                <m:sub>
-                  <m:r>
-                    <w:rPr>
-                      <w:rFonts w:ascii="Cambria Math" w:hAnsi="Cambria Math"/>
-                    </w:rPr>
-                    <m:t>r</m:t>
-                  </m:r>
-                </m:sub>
-              </m:sSub>
-            </m:oMath>
-            <w:r>
-              <w:rPr>
-                <w:rFonts w:ascii="Times New Roman" w:eastAsia="宋体" w:hAnsi="Times New Roman"/>
-                <w:b/>
-                <w:sz w:val="21"/>
-              </w:rPr>
-              <w:t>/(Nm/rad)</w:t>
-            </w:r>
-          </w:p>
-        </w:tc>
-        <w:tc>
-          <w:tcPr>
-            <w:tcW w:w="0" w:type="auto"/>
-            <w:tcBorders>
-              <w:bottom w:val="single" w:sz="0" w:space="0" w:color="auto"/>
-            </w:tcBorders>
-            <w:vAlign w:val="bottom"/>
-          </w:tcPr>
-          <w:p>
-            <w:pPr>
-              <w:pStyle w:val="Compact"/>
-              <w:spacing w:before="20" w:after="20"/>
-              <w:jc w:val="center"/>
-            </w:pPr>
-            <m:oMathPara>
-              <m:oMath>
-                <m:r>
-                  <w:rPr>
-                    <w:rFonts w:ascii="Cambria Math" w:hAnsi="Cambria Math"/>
-                  </w:rPr>
-                  <m:t>ζ</m:t>
-                </m:r>
-              </m:oMath>
-            </m:oMathPara>
-          </w:p>
-        </w:tc>
-        <w:tc>
-          <w:tcPr>
-            <w:tcW w:w="0" w:type="auto"/>
-            <w:tcBorders>
-              <w:bottom w:val="single" w:sz="0" w:space="0" w:color="auto"/>
-            </w:tcBorders>
-            <w:vAlign w:val="bottom"/>
-          </w:tcPr>
-          <w:p>
-            <w:pPr>
-              <w:pStyle w:val="Compact"/>
-              <w:spacing w:before="20" w:after="20"/>
-              <w:jc w:val="center"/>
-            </w:pPr>
-            <m:oMathPara>
+              <w:t/>
+            </w:r>
+            <w:r>
               <m:oMath>
                 <m:sSub>
-                  <m:sSubPr>
-                    <m:ctrlPr>
-                      <w:rPr>
-                        <w:rFonts w:ascii="Cambria Math" w:hAnsi="Cambria Math"/>
-                      </w:rPr>
-                    </m:ctrlPr>
-                  </m:sSubPr>
                   <m:e>
                     <m:r>
-                      <w:rPr>
-                        <w:rFonts w:ascii="Cambria Math" w:hAnsi="Cambria Math"/>
-                      </w:rPr>
                       <m:t>K</m:t>
                     </m:r>
                   </m:e>
                   <m:sub>
                     <m:r>
-                      <w:rPr>
-                        <w:rFonts w:ascii="Cambria Math" w:hAnsi="Cambria Math"/>
-                      </w:rPr>
+                      <m:t>t</m:t>
+                    </m:r>
+                  </m:sub>
+                </m:sSub>
+              </m:oMath>
+            </w:r>
+            <w:r>
+              <w:rPr>
+                <w:rFonts w:ascii="Times New Roman" w:eastAsia="宋体" w:hAnsi="Times New Roman"/>
+                <w:b/>
+                <w:sz w:val="21"/>
+              </w:rPr>
+              <w:t xml:space="preserve">/(N/m)</w:t>
+            </w:r>
+          </w:p>
+        </w:tc>
+        <w:tc>
+          <w:tcPr>
+            <w:tcW w:w="0" w:type="auto"/>
+            <w:tcBorders>
+              <w:bottom w:val="single" w:sz="0" w:space="0" w:color="auto"/>
+            </w:tcBorders>
+            <w:vAlign w:val="bottom"/>
+          </w:tcPr>
+          <w:p>
+            <w:pPr>
+              <w:pStyle w:val="Compact"/>
+              <w:spacing w:before="20" w:after="20"/>
+              <w:jc w:val="center"/>
+            </w:pPr>
+            <w:r>
+              <w:rPr>
+                <w:rFonts w:ascii="Times New Roman" w:eastAsia="宋体" w:hAnsi="Times New Roman"/>
+                <w:b/>
+                <w:sz w:val="21"/>
+              </w:rPr>
+              <w:t/>
+            </w:r>
+            <w:r>
+              <m:oMath>
+                <m:sSub>
+                  <m:e>
+                    <m:r>
+                      <m:t>K</m:t>
+                    </m:r>
+                  </m:e>
+                  <m:sub>
+                    <m:r>
+                      <m:t>r</m:t>
+                    </m:r>
+                  </m:sub>
+                </m:sSub>
+              </m:oMath>
+            </w:r>
+            <w:r>
+              <w:rPr>
+                <w:rFonts w:ascii="Times New Roman" w:eastAsia="宋体" w:hAnsi="Times New Roman"/>
+                <w:b/>
+                <w:sz w:val="21"/>
+              </w:rPr>
+              <w:t xml:space="preserve">/(Nm/rad)</w:t>
+            </w:r>
+          </w:p>
+        </w:tc>
+        <w:tc>
+          <w:tcPr>
+            <w:tcW w:w="0" w:type="auto"/>
+            <w:tcBorders>
+              <w:bottom w:val="single" w:sz="0" w:space="0" w:color="auto"/>
+            </w:tcBorders>
+            <w:vAlign w:val="bottom"/>
+          </w:tcPr>
+          <w:p>
+            <w:pPr>
+              <w:pStyle w:val="Compact"/>
+              <w:spacing w:before="20" w:after="20"/>
+              <w:jc w:val="center"/>
+            </w:pPr>
+            <w:r>
+              <w:rPr>
+                <w:rFonts w:ascii="Times New Roman" w:eastAsia="宋体" w:hAnsi="Times New Roman"/>
+                <w:b/>
+                <w:sz w:val="21"/>
+              </w:rPr>
+              <w:t/>
+            </w:r>
+            <w:r>
+              <m:oMath>
+                <m:r>
+                  <m:t>ζ</m:t>
+                </m:r>
+              </m:oMath>
+            </w:r>
+          </w:p>
+        </w:tc>
+        <w:tc>
+          <w:tcPr>
+            <w:tcW w:w="0" w:type="auto"/>
+            <w:tcBorders>
+              <w:bottom w:val="single" w:sz="0" w:space="0" w:color="auto"/>
+            </w:tcBorders>
+            <w:vAlign w:val="bottom"/>
+          </w:tcPr>
+          <w:p>
+            <w:pPr>
+              <w:pStyle w:val="Compact"/>
+              <w:spacing w:before="20" w:after="20"/>
+              <w:jc w:val="center"/>
+            </w:pPr>
+            <w:r>
+              <w:rPr>
+                <w:rFonts w:ascii="Times New Roman" w:eastAsia="宋体" w:hAnsi="Times New Roman"/>
+                <w:b/>
+                <w:sz w:val="21"/>
+              </w:rPr>
+              <w:t/>
+            </w:r>
+            <w:r>
+              <m:oMath>
+                <m:sSub>
+                  <m:e>
+                    <m:r>
+                      <m:t>K</m:t>
+                    </m:r>
+                  </m:e>
+                  <m:sub>
+                    <m:r>
                       <m:t>f</m:t>
                     </m:r>
                   </m:sub>
                 </m:sSub>
               </m:oMath>
-            </m:oMathPara>
+            </w:r>
           </w:p>
         </w:tc>
         <w:tc>
@@ -3181,21 +3265,28 @@
               <w:spacing w:before="20" w:after="20"/>
               <w:jc w:val="center"/>
             </w:pPr>
-            <m:oMath>
-              <m:r>
-                <w:rPr>
-                  <w:rFonts w:ascii="Cambria Math" w:hAnsi="Cambria Math"/>
-                </w:rPr>
-                <m:t>d</m:t>
-              </m:r>
-            </m:oMath>
             <w:r>
               <w:rPr>
                 <w:rFonts w:ascii="Times New Roman" w:eastAsia="宋体" w:hAnsi="Times New Roman"/>
                 <w:b/>
                 <w:sz w:val="21"/>
               </w:rPr>
-              <w:t>/N</w:t>
+              <w:t/>
+            </w:r>
+            <w:r>
+              <m:oMath>
+                <m:r>
+                  <m:t>d</m:t>
+                </m:r>
+              </m:oMath>
+            </w:r>
+            <w:r>
+              <w:rPr>
+                <w:rFonts w:ascii="Times New Roman" w:eastAsia="宋体" w:hAnsi="Times New Roman"/>
+                <w:b/>
+                <w:sz w:val="21"/>
+              </w:rPr>
+              <w:t xml:space="preserve">/N</w:t>
             </w:r>
           </w:p>
         </w:tc>
@@ -3667,7 +3758,7 @@
           <w:noProof/>
         </w:rPr>
         <w:drawing>
-          <wp:inline distT="0" distB="0" distL="0" distR="0" wp14:anchorId="38AEAA5B" wp14:editId="1FCA37C8">
+          <wp:inline distT="0" distB="0" distL="0" distR="0" wp14:anchorId="01C28E29" wp14:editId="79068CC6">
             <wp:extent cx="5731510" cy="3684270"/>
             <wp:effectExtent l="0" t="0" r="0" b="0"/>
             <wp:docPr id="3" name="图形 3"/>
@@ -4016,41 +4107,37 @@
         </w:rPr>
         <w:t>平动刚度</w:t>
       </w:r>
-      <m:oMath>
-        <m:sSub>
-          <m:sSubPr>
-            <m:ctrlPr>
-              <w:rPr>
-                <w:rFonts w:ascii="Cambria Math" w:hAnsi="Cambria Math"/>
-              </w:rPr>
-            </m:ctrlPr>
-          </m:sSubPr>
-          <m:e>
-            <m:r>
-              <w:rPr>
-                <w:rFonts w:ascii="Cambria Math" w:hAnsi="Cambria Math"/>
-                <w:lang w:eastAsia="zh-CN"/>
-              </w:rPr>
-              <m:t>K</m:t>
-            </m:r>
-          </m:e>
-          <m:sub>
-            <m:r>
-              <w:rPr>
-                <w:rFonts w:ascii="Cambria Math" w:hAnsi="Cambria Math"/>
-                <w:lang w:eastAsia="zh-CN"/>
-              </w:rPr>
-              <m:t>t</m:t>
-            </m:r>
-          </m:sub>
-        </m:sSub>
-      </m:oMath>
-      <w:r>
-        <w:rPr>
-          <w:rFonts w:ascii="Times New Roman" w:eastAsia="宋体" w:hAnsi="Times New Roman"/>
-          <w:lang w:eastAsia="zh-CN"/>
-        </w:rPr>
-        <w:t xml:space="preserve">  </w:t>
+      <w:r>
+        <m:oMath>
+          <m:sSub>
+            <m:e>
+              <m:r>
+                <m:t>K</m:t>
+              </m:r>
+            </m:e>
+            <m:sub>
+              <m:r>
+                <m:t>t</m:t>
+              </m:r>
+            </m:sub>
+          </m:sSub>
+        </m:oMath>
+      </w:r>
+      <w:r>
+        <w:rPr>
+          <w:rFonts w:ascii="Times New Roman" w:eastAsia="宋体" w:hAnsi="Times New Roman"/>
+          <w:lang w:eastAsia="zh-CN"/>
+        </w:rPr>
+        <w:t xml:space="preserve"> </w:t>
+      </w:r>
+      <w:proofErr w:type="spellStart"/>
+      <w:proofErr w:type="spellEnd"/>
+      <w:r>
+        <w:rPr>
+          <w:rFonts w:ascii="Times New Roman" w:eastAsia="宋体" w:hAnsi="Times New Roman"/>
+          <w:lang w:eastAsia="zh-CN"/>
+        </w:rPr>
+        <w:t xml:space="preserve"> </w:t>
       </w:r>
       <w:r>
         <w:rPr>
@@ -4078,7 +4165,14 @@
           <w:rFonts w:ascii="Times New Roman" w:eastAsia="宋体" w:hAnsi="Times New Roman"/>
           <w:lang w:eastAsia="zh-CN"/>
         </w:rPr>
-        <w:t xml:space="preserve"> soft </w:t>
+        <w:t xml:space="preserve"> </w:t>
+      </w:r>
+      <w:r>
+        <w:rPr>
+          <w:rFonts w:ascii="Times New Roman" w:eastAsia="宋体" w:hAnsi="Times New Roman"/>
+          <w:lang w:eastAsia="zh-CN"/>
+        </w:rPr>
+        <w:t xml:space="preserve">soft </w:t>
       </w:r>
       <w:r>
         <w:rPr>
@@ -4087,58 +4181,46 @@
         </w:rPr>
         <w:t>类物体，过高刚度容易在接触初期产生较大作用力，导致物体压缩、滑移或损伤，因此设置较低的</w:t>
       </w:r>
-      <m:oMath>
-        <m:sSub>
-          <m:sSubPr>
-            <m:ctrlPr>
-              <w:rPr>
-                <w:rFonts w:ascii="Cambria Math" w:hAnsi="Cambria Math"/>
-              </w:rPr>
-            </m:ctrlPr>
-          </m:sSubPr>
-          <m:e>
-            <m:r>
-              <w:rPr>
-                <w:rFonts w:ascii="Cambria Math" w:hAnsi="Cambria Math"/>
-                <w:lang w:eastAsia="zh-CN"/>
-              </w:rPr>
-              <m:t>K</m:t>
-            </m:r>
-          </m:e>
-          <m:sub>
-            <m:r>
-              <w:rPr>
-                <w:rFonts w:ascii="Cambria Math" w:hAnsi="Cambria Math"/>
-                <w:lang w:eastAsia="zh-CN"/>
-              </w:rPr>
-              <m:t>t</m:t>
-            </m:r>
-          </m:sub>
-        </m:sSub>
-        <m:r>
-          <m:rPr>
-            <m:sty m:val="p"/>
-          </m:rPr>
-          <w:rPr>
-            <w:rFonts w:ascii="Cambria Math" w:hAnsi="Cambria Math"/>
-            <w:lang w:eastAsia="zh-CN"/>
-          </w:rPr>
-          <m:t>=</m:t>
-        </m:r>
-        <m:r>
-          <w:rPr>
-            <w:rFonts w:ascii="Cambria Math" w:hAnsi="Cambria Math"/>
-            <w:lang w:eastAsia="zh-CN"/>
-          </w:rPr>
-          <m:t>50</m:t>
-        </m:r>
-      </m:oMath>
-      <w:r>
-        <w:rPr>
-          <w:rFonts w:ascii="Times New Roman" w:eastAsia="宋体" w:hAnsi="Times New Roman"/>
-          <w:lang w:eastAsia="zh-CN"/>
-        </w:rPr>
-        <w:t xml:space="preserve"> N/m</w:t>
+      <w:r>
+        <m:oMath>
+          <m:sSub>
+            <m:e>
+              <m:r>
+                <m:t>K</m:t>
+              </m:r>
+            </m:e>
+            <m:sub>
+              <m:r>
+                <m:t>t</m:t>
+              </m:r>
+            </m:sub>
+          </m:sSub>
+          <m:r>
+            <m:rPr>
+              <m:sty m:val="p"/>
+            </m:rPr>
+            <m:t>=</m:t>
+          </m:r>
+          <m:r>
+            <m:t>50</m:t>
+          </m:r>
+        </m:oMath>
+      </w:r>
+      <w:r>
+        <w:rPr>
+          <w:rFonts w:ascii="Times New Roman" w:eastAsia="宋体" w:hAnsi="Times New Roman"/>
+          <w:lang w:eastAsia="zh-CN"/>
+        </w:rPr>
+        <w:t xml:space="preserve"> </w:t>
+      </w:r>
+      <w:proofErr w:type="spellStart"/>
+      <w:proofErr w:type="spellEnd"/>
+      <w:r>
+        <w:rPr>
+          <w:rFonts w:ascii="Times New Roman" w:eastAsia="宋体" w:hAnsi="Times New Roman"/>
+          <w:lang w:eastAsia="zh-CN"/>
+        </w:rPr>
+        <w:t> N/m</w:t>
       </w:r>
       <w:r>
         <w:rPr>
@@ -4161,58 +4243,46 @@
         </w:rPr>
         <w:t>类物体，物体本身不易形变，抓取过程更需要末端定位稳定性，因此设置较高的</w:t>
       </w:r>
-      <m:oMath>
-        <m:sSub>
-          <m:sSubPr>
-            <m:ctrlPr>
-              <w:rPr>
-                <w:rFonts w:ascii="Cambria Math" w:hAnsi="Cambria Math"/>
-              </w:rPr>
-            </m:ctrlPr>
-          </m:sSubPr>
-          <m:e>
-            <m:r>
-              <w:rPr>
-                <w:rFonts w:ascii="Cambria Math" w:hAnsi="Cambria Math"/>
-                <w:lang w:eastAsia="zh-CN"/>
-              </w:rPr>
-              <m:t>K</m:t>
-            </m:r>
-          </m:e>
-          <m:sub>
-            <m:r>
-              <w:rPr>
-                <w:rFonts w:ascii="Cambria Math" w:hAnsi="Cambria Math"/>
-                <w:lang w:eastAsia="zh-CN"/>
-              </w:rPr>
-              <m:t>t</m:t>
-            </m:r>
-          </m:sub>
-        </m:sSub>
-        <m:r>
-          <m:rPr>
-            <m:sty m:val="p"/>
-          </m:rPr>
-          <w:rPr>
-            <w:rFonts w:ascii="Cambria Math" w:hAnsi="Cambria Math"/>
-            <w:lang w:eastAsia="zh-CN"/>
-          </w:rPr>
-          <m:t>=</m:t>
-        </m:r>
-        <m:r>
-          <w:rPr>
-            <w:rFonts w:ascii="Cambria Math" w:hAnsi="Cambria Math"/>
-            <w:lang w:eastAsia="zh-CN"/>
-          </w:rPr>
-          <m:t>200</m:t>
-        </m:r>
-      </m:oMath>
-      <w:r>
-        <w:rPr>
-          <w:rFonts w:ascii="Times New Roman" w:eastAsia="宋体" w:hAnsi="Times New Roman"/>
-          <w:lang w:eastAsia="zh-CN"/>
-        </w:rPr>
-        <w:t xml:space="preserve"> N/m</w:t>
+      <w:r>
+        <m:oMath>
+          <m:sSub>
+            <m:e>
+              <m:r>
+                <m:t>K</m:t>
+              </m:r>
+            </m:e>
+            <m:sub>
+              <m:r>
+                <m:t>t</m:t>
+              </m:r>
+            </m:sub>
+          </m:sSub>
+          <m:r>
+            <m:rPr>
+              <m:sty m:val="p"/>
+            </m:rPr>
+            <m:t>=</m:t>
+          </m:r>
+          <m:r>
+            <m:t>200</m:t>
+          </m:r>
+        </m:oMath>
+      </w:r>
+      <w:r>
+        <w:rPr>
+          <w:rFonts w:ascii="Times New Roman" w:eastAsia="宋体" w:hAnsi="Times New Roman"/>
+          <w:lang w:eastAsia="zh-CN"/>
+        </w:rPr>
+        <w:t xml:space="preserve"> </w:t>
+      </w:r>
+      <w:proofErr w:type="spellStart"/>
+      <w:proofErr w:type="spellEnd"/>
+      <w:r>
+        <w:rPr>
+          <w:rFonts w:ascii="Times New Roman" w:eastAsia="宋体" w:hAnsi="Times New Roman"/>
+          <w:lang w:eastAsia="zh-CN"/>
+        </w:rPr>
+        <w:t> N/m</w:t>
       </w:r>
       <w:r>
         <w:rPr>
@@ -4235,58 +4305,46 @@
         </w:rPr>
         <w:t>类物体取中间值</w:t>
       </w:r>
-      <m:oMath>
-        <m:sSub>
-          <m:sSubPr>
-            <m:ctrlPr>
-              <w:rPr>
-                <w:rFonts w:ascii="Cambria Math" w:hAnsi="Cambria Math"/>
-              </w:rPr>
-            </m:ctrlPr>
-          </m:sSubPr>
-          <m:e>
-            <m:r>
-              <w:rPr>
-                <w:rFonts w:ascii="Cambria Math" w:hAnsi="Cambria Math"/>
-                <w:lang w:eastAsia="zh-CN"/>
-              </w:rPr>
-              <m:t>K</m:t>
-            </m:r>
-          </m:e>
-          <m:sub>
-            <m:r>
-              <w:rPr>
-                <w:rFonts w:ascii="Cambria Math" w:hAnsi="Cambria Math"/>
-                <w:lang w:eastAsia="zh-CN"/>
-              </w:rPr>
-              <m:t>t</m:t>
-            </m:r>
-          </m:sub>
-        </m:sSub>
-        <m:r>
-          <m:rPr>
-            <m:sty m:val="p"/>
-          </m:rPr>
-          <w:rPr>
-            <w:rFonts w:ascii="Cambria Math" w:hAnsi="Cambria Math"/>
-            <w:lang w:eastAsia="zh-CN"/>
-          </w:rPr>
-          <m:t>=</m:t>
-        </m:r>
-        <m:r>
-          <w:rPr>
-            <w:rFonts w:ascii="Cambria Math" w:hAnsi="Cambria Math"/>
-            <w:lang w:eastAsia="zh-CN"/>
-          </w:rPr>
-          <m:t>150</m:t>
-        </m:r>
-      </m:oMath>
-      <w:r>
-        <w:rPr>
-          <w:rFonts w:ascii="Times New Roman" w:eastAsia="宋体" w:hAnsi="Times New Roman"/>
-          <w:lang w:eastAsia="zh-CN"/>
-        </w:rPr>
-        <w:t xml:space="preserve"> N/m</w:t>
+      <w:r>
+        <m:oMath>
+          <m:sSub>
+            <m:e>
+              <m:r>
+                <m:t>K</m:t>
+              </m:r>
+            </m:e>
+            <m:sub>
+              <m:r>
+                <m:t>t</m:t>
+              </m:r>
+            </m:sub>
+          </m:sSub>
+          <m:r>
+            <m:rPr>
+              <m:sty m:val="p"/>
+            </m:rPr>
+            <m:t>=</m:t>
+          </m:r>
+          <m:r>
+            <m:t>150</m:t>
+          </m:r>
+        </m:oMath>
+      </w:r>
+      <w:r>
+        <w:rPr>
+          <w:rFonts w:ascii="Times New Roman" w:eastAsia="宋体" w:hAnsi="Times New Roman"/>
+          <w:lang w:eastAsia="zh-CN"/>
+        </w:rPr>
+        <w:t xml:space="preserve"> </w:t>
+      </w:r>
+      <w:proofErr w:type="spellStart"/>
+      <w:proofErr w:type="spellEnd"/>
+      <w:r>
+        <w:rPr>
+          <w:rFonts w:ascii="Times New Roman" w:eastAsia="宋体" w:hAnsi="Times New Roman"/>
+          <w:lang w:eastAsia="zh-CN"/>
+        </w:rPr>
+        <w:t> N/m</w:t>
       </w:r>
       <w:r>
         <w:rPr>
@@ -4331,41 +4389,37 @@
         </w:rPr>
         <w:t>旋转刚度</w:t>
       </w:r>
-      <m:oMath>
-        <m:sSub>
-          <m:sSubPr>
-            <m:ctrlPr>
-              <w:rPr>
-                <w:rFonts w:ascii="Cambria Math" w:hAnsi="Cambria Math"/>
-              </w:rPr>
-            </m:ctrlPr>
-          </m:sSubPr>
-          <m:e>
-            <m:r>
-              <w:rPr>
-                <w:rFonts w:ascii="Cambria Math" w:hAnsi="Cambria Math"/>
-                <w:lang w:eastAsia="zh-CN"/>
-              </w:rPr>
-              <m:t>K</m:t>
-            </m:r>
-          </m:e>
-          <m:sub>
-            <m:r>
-              <w:rPr>
-                <w:rFonts w:ascii="Cambria Math" w:hAnsi="Cambria Math"/>
-                <w:lang w:eastAsia="zh-CN"/>
-              </w:rPr>
-              <m:t>r</m:t>
-            </m:r>
-          </m:sub>
-        </m:sSub>
-      </m:oMath>
-      <w:r>
-        <w:rPr>
-          <w:rFonts w:ascii="Times New Roman" w:eastAsia="宋体" w:hAnsi="Times New Roman"/>
-          <w:lang w:eastAsia="zh-CN"/>
-        </w:rPr>
-        <w:t xml:space="preserve">  </w:t>
+      <w:r>
+        <m:oMath>
+          <m:sSub>
+            <m:e>
+              <m:r>
+                <m:t>K</m:t>
+              </m:r>
+            </m:e>
+            <m:sub>
+              <m:r>
+                <m:t>r</m:t>
+              </m:r>
+            </m:sub>
+          </m:sSub>
+        </m:oMath>
+      </w:r>
+      <w:r>
+        <w:rPr>
+          <w:rFonts w:ascii="Times New Roman" w:eastAsia="宋体" w:hAnsi="Times New Roman"/>
+          <w:lang w:eastAsia="zh-CN"/>
+        </w:rPr>
+        <w:t xml:space="preserve"> </w:t>
+      </w:r>
+      <w:proofErr w:type="spellStart"/>
+      <w:proofErr w:type="spellEnd"/>
+      <w:r>
+        <w:rPr>
+          <w:rFonts w:ascii="Times New Roman" w:eastAsia="宋体" w:hAnsi="Times New Roman"/>
+          <w:lang w:eastAsia="zh-CN"/>
+        </w:rPr>
+        <w:t xml:space="preserve"> </w:t>
       </w:r>
       <w:r>
         <w:rPr>
@@ -4388,58 +4442,46 @@
         </w:rPr>
         <w:t>类物体对姿态精度要求相对较低，且过强姿态约束可能增加接触扰动，因此设置</w:t>
       </w:r>
-      <m:oMath>
-        <m:sSub>
-          <m:sSubPr>
-            <m:ctrlPr>
-              <w:rPr>
-                <w:rFonts w:ascii="Cambria Math" w:hAnsi="Cambria Math"/>
-              </w:rPr>
-            </m:ctrlPr>
-          </m:sSubPr>
-          <m:e>
-            <m:r>
-              <w:rPr>
-                <w:rFonts w:ascii="Cambria Math" w:hAnsi="Cambria Math"/>
-                <w:lang w:eastAsia="zh-CN"/>
-              </w:rPr>
-              <m:t>K</m:t>
-            </m:r>
-          </m:e>
-          <m:sub>
-            <m:r>
-              <w:rPr>
-                <w:rFonts w:ascii="Cambria Math" w:hAnsi="Cambria Math"/>
-                <w:lang w:eastAsia="zh-CN"/>
-              </w:rPr>
-              <m:t>r</m:t>
-            </m:r>
-          </m:sub>
-        </m:sSub>
-        <m:r>
-          <m:rPr>
-            <m:sty m:val="p"/>
-          </m:rPr>
-          <w:rPr>
-            <w:rFonts w:ascii="Cambria Math" w:hAnsi="Cambria Math"/>
-            <w:lang w:eastAsia="zh-CN"/>
-          </w:rPr>
-          <m:t>=</m:t>
-        </m:r>
-        <m:r>
-          <w:rPr>
-            <w:rFonts w:ascii="Cambria Math" w:hAnsi="Cambria Math"/>
-            <w:lang w:eastAsia="zh-CN"/>
-          </w:rPr>
-          <m:t>5</m:t>
-        </m:r>
-      </m:oMath>
-      <w:r>
-        <w:rPr>
-          <w:rFonts w:ascii="Times New Roman" w:eastAsia="宋体" w:hAnsi="Times New Roman"/>
-          <w:lang w:eastAsia="zh-CN"/>
-        </w:rPr>
-        <w:t xml:space="preserve"> Nm/rad</w:t>
+      <w:r>
+        <m:oMath>
+          <m:sSub>
+            <m:e>
+              <m:r>
+                <m:t>K</m:t>
+              </m:r>
+            </m:e>
+            <m:sub>
+              <m:r>
+                <m:t>r</m:t>
+              </m:r>
+            </m:sub>
+          </m:sSub>
+          <m:r>
+            <m:rPr>
+              <m:sty m:val="p"/>
+            </m:rPr>
+            <m:t>=</m:t>
+          </m:r>
+          <m:r>
+            <m:t>5</m:t>
+          </m:r>
+        </m:oMath>
+      </w:r>
+      <w:r>
+        <w:rPr>
+          <w:rFonts w:ascii="Times New Roman" w:eastAsia="宋体" w:hAnsi="Times New Roman"/>
+          <w:lang w:eastAsia="zh-CN"/>
+        </w:rPr>
+        <w:t xml:space="preserve"> </w:t>
+      </w:r>
+      <w:proofErr w:type="spellStart"/>
+      <w:proofErr w:type="spellEnd"/>
+      <w:r>
+        <w:rPr>
+          <w:rFonts w:ascii="Times New Roman" w:eastAsia="宋体" w:hAnsi="Times New Roman"/>
+          <w:lang w:eastAsia="zh-CN"/>
+        </w:rPr>
+        <w:t> Nm/rad</w:t>
       </w:r>
       <w:r>
         <w:rPr>
@@ -4462,58 +4504,46 @@
         </w:rPr>
         <w:t>类物体在抓取过程中更依赖稳定姿态和较高定位精度，因此设置</w:t>
       </w:r>
-      <m:oMath>
-        <m:sSub>
-          <m:sSubPr>
-            <m:ctrlPr>
-              <w:rPr>
-                <w:rFonts w:ascii="Cambria Math" w:hAnsi="Cambria Math"/>
-              </w:rPr>
-            </m:ctrlPr>
-          </m:sSubPr>
-          <m:e>
-            <m:r>
-              <w:rPr>
-                <w:rFonts w:ascii="Cambria Math" w:hAnsi="Cambria Math"/>
-                <w:lang w:eastAsia="zh-CN"/>
-              </w:rPr>
-              <m:t>K</m:t>
-            </m:r>
-          </m:e>
-          <m:sub>
-            <m:r>
-              <w:rPr>
-                <w:rFonts w:ascii="Cambria Math" w:hAnsi="Cambria Math"/>
-                <w:lang w:eastAsia="zh-CN"/>
-              </w:rPr>
-              <m:t>r</m:t>
-            </m:r>
-          </m:sub>
-        </m:sSub>
-        <m:r>
-          <m:rPr>
-            <m:sty m:val="p"/>
-          </m:rPr>
-          <w:rPr>
-            <w:rFonts w:ascii="Cambria Math" w:hAnsi="Cambria Math"/>
-            <w:lang w:eastAsia="zh-CN"/>
-          </w:rPr>
-          <m:t>=</m:t>
-        </m:r>
-        <m:r>
-          <w:rPr>
-            <w:rFonts w:ascii="Cambria Math" w:hAnsi="Cambria Math"/>
-            <w:lang w:eastAsia="zh-CN"/>
-          </w:rPr>
-          <m:t>13</m:t>
-        </m:r>
-      </m:oMath>
-      <w:r>
-        <w:rPr>
-          <w:rFonts w:ascii="Times New Roman" w:eastAsia="宋体" w:hAnsi="Times New Roman"/>
-          <w:lang w:eastAsia="zh-CN"/>
-        </w:rPr>
-        <w:t xml:space="preserve"> Nm/rad</w:t>
+      <w:r>
+        <m:oMath>
+          <m:sSub>
+            <m:e>
+              <m:r>
+                <m:t>K</m:t>
+              </m:r>
+            </m:e>
+            <m:sub>
+              <m:r>
+                <m:t>r</m:t>
+              </m:r>
+            </m:sub>
+          </m:sSub>
+          <m:r>
+            <m:rPr>
+              <m:sty m:val="p"/>
+            </m:rPr>
+            <m:t>=</m:t>
+          </m:r>
+          <m:r>
+            <m:t>13</m:t>
+          </m:r>
+        </m:oMath>
+      </w:r>
+      <w:r>
+        <w:rPr>
+          <w:rFonts w:ascii="Times New Roman" w:eastAsia="宋体" w:hAnsi="Times New Roman"/>
+          <w:lang w:eastAsia="zh-CN"/>
+        </w:rPr>
+        <w:t xml:space="preserve"> </w:t>
+      </w:r>
+      <w:proofErr w:type="spellStart"/>
+      <w:proofErr w:type="spellEnd"/>
+      <w:r>
+        <w:rPr>
+          <w:rFonts w:ascii="Times New Roman" w:eastAsia="宋体" w:hAnsi="Times New Roman"/>
+          <w:lang w:eastAsia="zh-CN"/>
+        </w:rPr>
+        <w:t> Nm/rad</w:t>
       </w:r>
       <w:r>
         <w:rPr>
@@ -4536,58 +4566,46 @@
         </w:rPr>
         <w:t>类物体设置</w:t>
       </w:r>
-      <m:oMath>
-        <m:sSub>
-          <m:sSubPr>
-            <m:ctrlPr>
-              <w:rPr>
-                <w:rFonts w:ascii="Cambria Math" w:hAnsi="Cambria Math"/>
-              </w:rPr>
-            </m:ctrlPr>
-          </m:sSubPr>
-          <m:e>
-            <m:r>
-              <w:rPr>
-                <w:rFonts w:ascii="Cambria Math" w:hAnsi="Cambria Math"/>
-                <w:lang w:eastAsia="zh-CN"/>
-              </w:rPr>
-              <m:t>K</m:t>
-            </m:r>
-          </m:e>
-          <m:sub>
-            <m:r>
-              <w:rPr>
-                <w:rFonts w:ascii="Cambria Math" w:hAnsi="Cambria Math"/>
-                <w:lang w:eastAsia="zh-CN"/>
-              </w:rPr>
-              <m:t>r</m:t>
-            </m:r>
-          </m:sub>
-        </m:sSub>
-        <m:r>
-          <m:rPr>
-            <m:sty m:val="p"/>
-          </m:rPr>
-          <w:rPr>
-            <w:rFonts w:ascii="Cambria Math" w:hAnsi="Cambria Math"/>
-            <w:lang w:eastAsia="zh-CN"/>
-          </w:rPr>
-          <m:t>=</m:t>
-        </m:r>
-        <m:r>
-          <w:rPr>
-            <w:rFonts w:ascii="Cambria Math" w:hAnsi="Cambria Math"/>
-            <w:lang w:eastAsia="zh-CN"/>
-          </w:rPr>
-          <m:t>10</m:t>
-        </m:r>
-      </m:oMath>
-      <w:r>
-        <w:rPr>
-          <w:rFonts w:ascii="Times New Roman" w:eastAsia="宋体" w:hAnsi="Times New Roman"/>
-          <w:lang w:eastAsia="zh-CN"/>
-        </w:rPr>
-        <w:t xml:space="preserve"> Nm/rad</w:t>
+      <w:r>
+        <m:oMath>
+          <m:sSub>
+            <m:e>
+              <m:r>
+                <m:t>K</m:t>
+              </m:r>
+            </m:e>
+            <m:sub>
+              <m:r>
+                <m:t>r</m:t>
+              </m:r>
+            </m:sub>
+          </m:sSub>
+          <m:r>
+            <m:rPr>
+              <m:sty m:val="p"/>
+            </m:rPr>
+            <m:t>=</m:t>
+          </m:r>
+          <m:r>
+            <m:t>10</m:t>
+          </m:r>
+        </m:oMath>
+      </w:r>
+      <w:r>
+        <w:rPr>
+          <w:rFonts w:ascii="Times New Roman" w:eastAsia="宋体" w:hAnsi="Times New Roman"/>
+          <w:lang w:eastAsia="zh-CN"/>
+        </w:rPr>
+        <w:t xml:space="preserve"> </w:t>
+      </w:r>
+      <w:proofErr w:type="spellStart"/>
+      <w:proofErr w:type="spellEnd"/>
+      <w:r>
+        <w:rPr>
+          <w:rFonts w:ascii="Times New Roman" w:eastAsia="宋体" w:hAnsi="Times New Roman"/>
+          <w:lang w:eastAsia="zh-CN"/>
+        </w:rPr>
+        <w:t> Nm/rad</w:t>
       </w:r>
       <w:r>
         <w:rPr>
@@ -4639,15 +4657,13 @@
         </w:rPr>
         <w:t xml:space="preserve"> </w:t>
       </w:r>
-      <m:oMath>
-        <m:r>
-          <w:rPr>
-            <w:rFonts w:ascii="Cambria Math" w:hAnsi="Cambria Math"/>
-            <w:lang w:eastAsia="zh-CN"/>
-          </w:rPr>
-          <m:t>ζ</m:t>
-        </m:r>
-      </m:oMath>
+      <w:r>
+        <m:oMath>
+          <m:r>
+            <m:t>ζ</m:t>
+          </m:r>
+        </m:oMath>
+      </w:r>
       <w:r>
         <w:rPr>
           <w:rFonts w:ascii="Times New Roman" w:eastAsia="宋体" w:hAnsi="Times New Roman"/>
@@ -4683,32 +4699,22 @@
         </w:rPr>
         <w:t xml:space="preserve"> </w:t>
       </w:r>
-      <m:oMath>
-        <m:r>
-          <w:rPr>
-            <w:rFonts w:ascii="Cambria Math" w:hAnsi="Cambria Math"/>
-            <w:lang w:eastAsia="zh-CN"/>
-          </w:rPr>
-          <m:t>ζ</m:t>
-        </m:r>
-        <m:r>
-          <m:rPr>
-            <m:sty m:val="p"/>
-          </m:rPr>
-          <w:rPr>
-            <w:rFonts w:ascii="Cambria Math" w:hAnsi="Cambria Math"/>
-            <w:lang w:eastAsia="zh-CN"/>
-          </w:rPr>
-          <m:t>=</m:t>
-        </m:r>
-        <m:r>
-          <w:rPr>
-            <w:rFonts w:ascii="Cambria Math" w:hAnsi="Cambria Math"/>
-            <w:lang w:eastAsia="zh-CN"/>
-          </w:rPr>
-          <m:t>0.8</m:t>
-        </m:r>
-      </m:oMath>
+      <w:r>
+        <m:oMath>
+          <m:r>
+            <m:t>ζ</m:t>
+          </m:r>
+          <m:r>
+            <m:rPr>
+              <m:sty m:val="p"/>
+            </m:rPr>
+            <m:t>=</m:t>
+          </m:r>
+          <m:r>
+            <m:t>0.8</m:t>
+          </m:r>
+        </m:oMath>
+      </w:r>
       <w:r>
         <w:rPr>
           <w:rFonts w:ascii="Times New Roman" w:eastAsia="宋体" w:hAnsi="Times New Roman"/>
@@ -4737,32 +4743,22 @@
         </w:rPr>
         <w:t xml:space="preserve"> </w:t>
       </w:r>
-      <m:oMath>
-        <m:r>
-          <w:rPr>
-            <w:rFonts w:ascii="Cambria Math" w:hAnsi="Cambria Math"/>
-            <w:lang w:eastAsia="zh-CN"/>
-          </w:rPr>
-          <m:t>ζ</m:t>
-        </m:r>
-        <m:r>
-          <m:rPr>
-            <m:sty m:val="p"/>
-          </m:rPr>
-          <w:rPr>
-            <w:rFonts w:ascii="Cambria Math" w:hAnsi="Cambria Math"/>
-            <w:lang w:eastAsia="zh-CN"/>
-          </w:rPr>
-          <m:t>=</m:t>
-        </m:r>
-        <m:r>
-          <w:rPr>
-            <w:rFonts w:ascii="Cambria Math" w:hAnsi="Cambria Math"/>
-            <w:lang w:eastAsia="zh-CN"/>
-          </w:rPr>
-          <m:t>1.0</m:t>
-        </m:r>
-      </m:oMath>
+      <w:r>
+        <m:oMath>
+          <m:r>
+            <m:t>ζ</m:t>
+          </m:r>
+          <m:r>
+            <m:rPr>
+              <m:sty m:val="p"/>
+            </m:rPr>
+            <m:t>=</m:t>
+          </m:r>
+          <m:r>
+            <m:t>1.0</m:t>
+          </m:r>
+        </m:oMath>
+      </w:r>
       <w:r>
         <w:rPr>
           <w:rFonts w:ascii="Times New Roman" w:eastAsia="宋体" w:hAnsi="Times New Roman"/>
@@ -4791,32 +4787,22 @@
         </w:rPr>
         <w:t xml:space="preserve"> </w:t>
       </w:r>
-      <m:oMath>
-        <m:r>
-          <w:rPr>
-            <w:rFonts w:ascii="Cambria Math" w:hAnsi="Cambria Math"/>
-            <w:lang w:eastAsia="zh-CN"/>
-          </w:rPr>
-          <m:t>ζ</m:t>
-        </m:r>
-        <m:r>
-          <m:rPr>
-            <m:sty m:val="p"/>
-          </m:rPr>
-          <w:rPr>
-            <w:rFonts w:ascii="Cambria Math" w:hAnsi="Cambria Math"/>
-            <w:lang w:eastAsia="zh-CN"/>
-          </w:rPr>
-          <m:t>=</m:t>
-        </m:r>
-        <m:r>
-          <w:rPr>
-            <w:rFonts w:ascii="Cambria Math" w:hAnsi="Cambria Math"/>
-            <w:lang w:eastAsia="zh-CN"/>
-          </w:rPr>
-          <m:t>1.0</m:t>
-        </m:r>
-      </m:oMath>
+      <w:r>
+        <m:oMath>
+          <m:r>
+            <m:t>ζ</m:t>
+          </m:r>
+          <m:r>
+            <m:rPr>
+              <m:sty m:val="p"/>
+            </m:rPr>
+            <m:t>=</m:t>
+          </m:r>
+          <m:r>
+            <m:t>1.0</m:t>
+          </m:r>
+        </m:oMath>
+      </w:r>
       <w:r>
         <w:rPr>
           <w:rFonts w:ascii="Times New Roman" w:eastAsia="宋体" w:hAnsi="Times New Roman"/>
@@ -4869,41 +4855,37 @@
         </w:rPr>
         <w:t>反馈增益</w:t>
       </w:r>
-      <m:oMath>
-        <m:sSub>
-          <m:sSubPr>
-            <m:ctrlPr>
-              <w:rPr>
-                <w:rFonts w:ascii="Cambria Math" w:hAnsi="Cambria Math"/>
-              </w:rPr>
-            </m:ctrlPr>
-          </m:sSubPr>
-          <m:e>
-            <m:r>
-              <w:rPr>
-                <w:rFonts w:ascii="Cambria Math" w:hAnsi="Cambria Math"/>
-                <w:lang w:eastAsia="zh-CN"/>
-              </w:rPr>
-              <m:t>K</m:t>
-            </m:r>
-          </m:e>
-          <m:sub>
-            <m:r>
-              <w:rPr>
-                <w:rFonts w:ascii="Cambria Math" w:hAnsi="Cambria Math"/>
-                <w:lang w:eastAsia="zh-CN"/>
-              </w:rPr>
-              <m:t>f</m:t>
-            </m:r>
-          </m:sub>
-        </m:sSub>
-      </m:oMath>
-      <w:r>
-        <w:rPr>
-          <w:rFonts w:ascii="Times New Roman" w:eastAsia="宋体" w:hAnsi="Times New Roman"/>
-          <w:lang w:eastAsia="zh-CN"/>
-        </w:rPr>
-        <w:t xml:space="preserve">  </w:t>
+      <w:r>
+        <m:oMath>
+          <m:sSub>
+            <m:e>
+              <m:r>
+                <m:t>K</m:t>
+              </m:r>
+            </m:e>
+            <m:sub>
+              <m:r>
+                <m:t>f</m:t>
+              </m:r>
+            </m:sub>
+          </m:sSub>
+        </m:oMath>
+      </w:r>
+      <w:r>
+        <w:rPr>
+          <w:rFonts w:ascii="Times New Roman" w:eastAsia="宋体" w:hAnsi="Times New Roman"/>
+          <w:lang w:eastAsia="zh-CN"/>
+        </w:rPr>
+        <w:t xml:space="preserve"> </w:t>
+      </w:r>
+      <w:proofErr w:type="spellStart"/>
+      <w:proofErr w:type="spellEnd"/>
+      <w:r>
+        <w:rPr>
+          <w:rFonts w:ascii="Times New Roman" w:eastAsia="宋体" w:hAnsi="Times New Roman"/>
+          <w:lang w:eastAsia="zh-CN"/>
+        </w:rPr>
+        <w:t xml:space="preserve"> </w:t>
       </w:r>
       <w:proofErr w:type="gramStart"/>
       <w:r>
@@ -4934,7 +4916,14 @@
           <w:rFonts w:ascii="Times New Roman" w:eastAsia="宋体" w:hAnsi="Times New Roman"/>
           <w:lang w:eastAsia="zh-CN"/>
         </w:rPr>
-        <w:t>主端反馈</w:t>
+        <w:t>主端反</w:t>
+      </w:r>
+      <w:r>
+        <w:rPr>
+          <w:rFonts w:ascii="Times New Roman" w:eastAsia="宋体" w:hAnsi="Times New Roman"/>
+          <w:lang w:eastAsia="zh-CN"/>
+        </w:rPr>
+        <w:t>馈</w:t>
       </w:r>
       <w:proofErr w:type="gramEnd"/>
       <w:r>
@@ -4958,52 +4947,31 @@
         </w:rPr>
         <w:t>类物体若反馈过强，操作者容易产生过度修正或紧张操作，因此设置较低的</w:t>
       </w:r>
-      <m:oMath>
-        <m:sSub>
-          <m:sSubPr>
-            <m:ctrlPr>
-              <w:rPr>
-                <w:rFonts w:ascii="Cambria Math" w:hAnsi="Cambria Math"/>
-              </w:rPr>
-            </m:ctrlPr>
-          </m:sSubPr>
-          <m:e>
-            <m:r>
-              <w:rPr>
-                <w:rFonts w:ascii="Cambria Math" w:hAnsi="Cambria Math"/>
-                <w:lang w:eastAsia="zh-CN"/>
-              </w:rPr>
-              <m:t>K</m:t>
-            </m:r>
-          </m:e>
-          <m:sub>
-            <m:r>
-              <w:rPr>
-                <w:rFonts w:ascii="Cambria Math" w:hAnsi="Cambria Math"/>
-                <w:lang w:eastAsia="zh-CN"/>
-              </w:rPr>
-              <m:t>f</m:t>
-            </m:r>
-          </m:sub>
-        </m:sSub>
-        <m:r>
-          <m:rPr>
-            <m:sty m:val="p"/>
-          </m:rPr>
-          <w:rPr>
-            <w:rFonts w:ascii="Cambria Math" w:hAnsi="Cambria Math"/>
-            <w:lang w:eastAsia="zh-CN"/>
-          </w:rPr>
-          <m:t>=</m:t>
-        </m:r>
-        <m:r>
-          <w:rPr>
-            <w:rFonts w:ascii="Cambria Math" w:hAnsi="Cambria Math"/>
-            <w:lang w:eastAsia="zh-CN"/>
-          </w:rPr>
-          <m:t>0.2</m:t>
-        </m:r>
-      </m:oMath>
+      <w:r>
+        <m:oMath>
+          <m:sSub>
+            <m:e>
+              <m:r>
+                <m:t>K</m:t>
+              </m:r>
+            </m:e>
+            <m:sub>
+              <m:r>
+                <m:t>f</m:t>
+              </m:r>
+            </m:sub>
+          </m:sSub>
+          <m:r>
+            <m:rPr>
+              <m:sty m:val="p"/>
+            </m:rPr>
+            <m:t>=</m:t>
+          </m:r>
+          <m:r>
+            <m:t>0.2</m:t>
+          </m:r>
+        </m:oMath>
+      </w:r>
       <w:r>
         <w:rPr>
           <w:rFonts w:ascii="Times New Roman" w:eastAsia="宋体" w:hAnsi="Times New Roman"/>
@@ -5011,6 +4979,15 @@
         </w:rPr>
         <w:t xml:space="preserve"> </w:t>
       </w:r>
+      <w:proofErr w:type="spellStart"/>
+      <w:proofErr w:type="spellEnd"/>
+      <w:r>
+        <w:rPr>
+          <w:rFonts w:ascii="Times New Roman" w:eastAsia="宋体" w:hAnsi="Times New Roman"/>
+          <w:lang w:eastAsia="zh-CN"/>
+        </w:rPr>
+        <w:t/>
+      </w:r>
       <w:r>
         <w:rPr>
           <w:rFonts w:ascii="Times New Roman" w:eastAsia="宋体" w:hAnsi="Times New Roman"/>
@@ -5032,52 +5009,31 @@
         </w:rPr>
         <w:t>类物体需要更明确的接触提示，以帮助操作者判断接触和抓取稳定性，因此设置</w:t>
       </w:r>
-      <m:oMath>
-        <m:sSub>
-          <m:sSubPr>
-            <m:ctrlPr>
-              <w:rPr>
-                <w:rFonts w:ascii="Cambria Math" w:hAnsi="Cambria Math"/>
-              </w:rPr>
-            </m:ctrlPr>
-          </m:sSubPr>
-          <m:e>
-            <m:r>
-              <w:rPr>
-                <w:rFonts w:ascii="Cambria Math" w:hAnsi="Cambria Math"/>
-                <w:lang w:eastAsia="zh-CN"/>
-              </w:rPr>
-              <m:t>K</m:t>
-            </m:r>
-          </m:e>
-          <m:sub>
-            <m:r>
-              <w:rPr>
-                <w:rFonts w:ascii="Cambria Math" w:hAnsi="Cambria Math"/>
-                <w:lang w:eastAsia="zh-CN"/>
-              </w:rPr>
-              <m:t>f</m:t>
-            </m:r>
-          </m:sub>
-        </m:sSub>
-        <m:r>
-          <m:rPr>
-            <m:sty m:val="p"/>
-          </m:rPr>
-          <w:rPr>
-            <w:rFonts w:ascii="Cambria Math" w:hAnsi="Cambria Math"/>
-            <w:lang w:eastAsia="zh-CN"/>
-          </w:rPr>
-          <m:t>=</m:t>
-        </m:r>
-        <m:r>
-          <w:rPr>
-            <w:rFonts w:ascii="Cambria Math" w:hAnsi="Cambria Math"/>
-            <w:lang w:eastAsia="zh-CN"/>
-          </w:rPr>
-          <m:t>0.7</m:t>
-        </m:r>
-      </m:oMath>
+      <w:r>
+        <m:oMath>
+          <m:sSub>
+            <m:e>
+              <m:r>
+                <m:t>K</m:t>
+              </m:r>
+            </m:e>
+            <m:sub>
+              <m:r>
+                <m:t>f</m:t>
+              </m:r>
+            </m:sub>
+          </m:sSub>
+          <m:r>
+            <m:rPr>
+              <m:sty m:val="p"/>
+            </m:rPr>
+            <m:t>=</m:t>
+          </m:r>
+          <m:r>
+            <m:t>0.7</m:t>
+          </m:r>
+        </m:oMath>
+      </w:r>
       <w:r>
         <w:rPr>
           <w:rFonts w:ascii="Times New Roman" w:eastAsia="宋体" w:hAnsi="Times New Roman"/>
@@ -5085,6 +5041,15 @@
         </w:rPr>
         <w:t xml:space="preserve"> </w:t>
       </w:r>
+      <w:proofErr w:type="spellStart"/>
+      <w:proofErr w:type="spellEnd"/>
+      <w:r>
+        <w:rPr>
+          <w:rFonts w:ascii="Times New Roman" w:eastAsia="宋体" w:hAnsi="Times New Roman"/>
+          <w:lang w:eastAsia="zh-CN"/>
+        </w:rPr>
+        <w:t/>
+      </w:r>
       <w:r>
         <w:rPr>
           <w:rFonts w:ascii="Times New Roman" w:eastAsia="宋体" w:hAnsi="Times New Roman"/>
@@ -5106,58 +5071,46 @@
         </w:rPr>
         <w:t>类物体设置</w:t>
       </w:r>
-      <m:oMath>
-        <m:sSub>
-          <m:sSubPr>
-            <m:ctrlPr>
-              <w:rPr>
-                <w:rFonts w:ascii="Cambria Math" w:hAnsi="Cambria Math"/>
-              </w:rPr>
-            </m:ctrlPr>
-          </m:sSubPr>
-          <m:e>
-            <m:r>
-              <w:rPr>
-                <w:rFonts w:ascii="Cambria Math" w:hAnsi="Cambria Math"/>
-                <w:lang w:eastAsia="zh-CN"/>
-              </w:rPr>
-              <m:t>K</m:t>
-            </m:r>
-          </m:e>
-          <m:sub>
-            <m:r>
-              <w:rPr>
-                <w:rFonts w:ascii="Cambria Math" w:hAnsi="Cambria Math"/>
-                <w:lang w:eastAsia="zh-CN"/>
-              </w:rPr>
-              <m:t>f</m:t>
-            </m:r>
-          </m:sub>
-        </m:sSub>
-        <m:r>
-          <m:rPr>
-            <m:sty m:val="p"/>
-          </m:rPr>
-          <w:rPr>
-            <w:rFonts w:ascii="Cambria Math" w:hAnsi="Cambria Math"/>
-            <w:lang w:eastAsia="zh-CN"/>
-          </w:rPr>
-          <m:t>=</m:t>
-        </m:r>
-        <m:r>
-          <w:rPr>
-            <w:rFonts w:ascii="Cambria Math" w:hAnsi="Cambria Math"/>
-            <w:lang w:eastAsia="zh-CN"/>
-          </w:rPr>
-          <m:t>0.5</m:t>
-        </m:r>
-      </m:oMath>
+      <w:r>
+        <m:oMath>
+          <m:sSub>
+            <m:e>
+              <m:r>
+                <m:t>K</m:t>
+              </m:r>
+            </m:e>
+            <m:sub>
+              <m:r>
+                <m:t>f</m:t>
+              </m:r>
+            </m:sub>
+          </m:sSub>
+          <m:r>
+            <m:rPr>
+              <m:sty m:val="p"/>
+            </m:rPr>
+            <m:t>=</m:t>
+          </m:r>
+          <m:r>
+            <m:t>0.5</m:t>
+          </m:r>
+        </m:oMath>
+      </w:r>
       <w:r>
         <w:rPr>
           <w:rFonts w:ascii="Times New Roman" w:eastAsia="宋体" w:hAnsi="Times New Roman"/>
           <w:lang w:eastAsia="zh-CN"/>
         </w:rPr>
         <w:t xml:space="preserve"> </w:t>
+      </w:r>
+      <w:proofErr w:type="spellStart"/>
+      <w:proofErr w:type="spellEnd"/>
+      <w:r>
+        <w:rPr>
+          <w:rFonts w:ascii="Times New Roman" w:eastAsia="宋体" w:hAnsi="Times New Roman"/>
+          <w:lang w:eastAsia="zh-CN"/>
+        </w:rPr>
+        <w:t/>
       </w:r>
       <w:r>
         <w:rPr>
@@ -5209,15 +5162,13 @@
         </w:rPr>
         <w:t xml:space="preserve"> </w:t>
       </w:r>
-      <m:oMath>
-        <m:r>
-          <w:rPr>
-            <w:rFonts w:ascii="Cambria Math" w:hAnsi="Cambria Math"/>
-            <w:lang w:eastAsia="zh-CN"/>
-          </w:rPr>
-          <m:t>d</m:t>
-        </m:r>
-      </m:oMath>
+      <w:r>
+        <m:oMath>
+          <m:r>
+            <m:t>d</m:t>
+          </m:r>
+        </m:oMath>
+      </w:r>
       <w:r>
         <w:rPr>
           <w:rFonts w:ascii="Times New Roman" w:eastAsia="宋体" w:hAnsi="Times New Roman"/>
@@ -5285,32 +5236,22 @@
         </w:rPr>
         <w:t xml:space="preserve"> </w:t>
       </w:r>
-      <m:oMath>
-        <m:r>
-          <w:rPr>
-            <w:rFonts w:ascii="Cambria Math" w:hAnsi="Cambria Math"/>
-            <w:lang w:eastAsia="zh-CN"/>
-          </w:rPr>
-          <m:t>d</m:t>
-        </m:r>
-        <m:r>
-          <m:rPr>
-            <m:sty m:val="p"/>
-          </m:rPr>
-          <w:rPr>
-            <w:rFonts w:ascii="Cambria Math" w:hAnsi="Cambria Math"/>
-            <w:lang w:eastAsia="zh-CN"/>
-          </w:rPr>
-          <m:t>=</m:t>
-        </m:r>
-        <m:r>
-          <w:rPr>
-            <w:rFonts w:ascii="Cambria Math" w:hAnsi="Cambria Math"/>
-            <w:lang w:eastAsia="zh-CN"/>
-          </w:rPr>
-          <m:t>0.3</m:t>
-        </m:r>
-      </m:oMath>
+      <w:r>
+        <m:oMath>
+          <m:r>
+            <m:t>d</m:t>
+          </m:r>
+          <m:r>
+            <m:rPr>
+              <m:sty m:val="p"/>
+            </m:rPr>
+            <m:t>=</m:t>
+          </m:r>
+          <m:r>
+            <m:t>0.3</m:t>
+          </m:r>
+        </m:oMath>
+      </w:r>
       <w:r>
         <w:rPr>
           <w:rFonts w:ascii="Times New Roman" w:eastAsia="宋体" w:hAnsi="Times New Roman"/>
@@ -5355,32 +5296,22 @@
         </w:rPr>
         <w:t xml:space="preserve"> </w:t>
       </w:r>
-      <m:oMath>
-        <m:r>
-          <w:rPr>
-            <w:rFonts w:ascii="Cambria Math" w:hAnsi="Cambria Math"/>
-            <w:lang w:eastAsia="zh-CN"/>
-          </w:rPr>
-          <m:t>d</m:t>
-        </m:r>
-        <m:r>
-          <m:rPr>
-            <m:sty m:val="p"/>
-          </m:rPr>
-          <w:rPr>
-            <w:rFonts w:ascii="Cambria Math" w:hAnsi="Cambria Math"/>
-            <w:lang w:eastAsia="zh-CN"/>
-          </w:rPr>
-          <m:t>=</m:t>
-        </m:r>
-        <m:r>
-          <w:rPr>
-            <w:rFonts w:ascii="Cambria Math" w:hAnsi="Cambria Math"/>
-            <w:lang w:eastAsia="zh-CN"/>
-          </w:rPr>
-          <m:t>0.5</m:t>
-        </m:r>
-      </m:oMath>
+      <w:r>
+        <m:oMath>
+          <m:r>
+            <m:t>d</m:t>
+          </m:r>
+          <m:r>
+            <m:rPr>
+              <m:sty m:val="p"/>
+            </m:rPr>
+            <m:t>=</m:t>
+          </m:r>
+          <m:r>
+            <m:t>0.5</m:t>
+          </m:r>
+        </m:oMath>
+      </w:r>
       <w:r>
         <w:rPr>
           <w:rFonts w:ascii="Times New Roman" w:eastAsia="宋体" w:hAnsi="Times New Roman"/>
@@ -5393,7 +5324,14 @@
           <w:rFonts w:ascii="Times New Roman" w:eastAsia="宋体" w:hAnsi="Times New Roman"/>
           <w:lang w:eastAsia="zh-CN"/>
         </w:rPr>
-        <w:t>，以避免高刚度接触过程中的小幅噪声被放大；</w:t>
+        <w:t>，以避免高刚</w:t>
+      </w:r>
+      <w:r>
+        <w:rPr>
+          <w:rFonts w:ascii="Times New Roman" w:eastAsia="宋体" w:hAnsi="Times New Roman"/>
+          <w:lang w:eastAsia="zh-CN"/>
+        </w:rPr>
+        <w:t>度接触过程中的小幅噪声被放大；</w:t>
       </w:r>
       <w:r>
         <w:rPr>
@@ -5416,32 +5354,22 @@
         </w:rPr>
         <w:t xml:space="preserve"> </w:t>
       </w:r>
-      <m:oMath>
-        <m:r>
-          <w:rPr>
-            <w:rFonts w:ascii="Cambria Math" w:hAnsi="Cambria Math"/>
-            <w:lang w:eastAsia="zh-CN"/>
-          </w:rPr>
-          <m:t>d</m:t>
-        </m:r>
-        <m:r>
-          <m:rPr>
-            <m:sty m:val="p"/>
-          </m:rPr>
-          <w:rPr>
-            <w:rFonts w:ascii="Cambria Math" w:hAnsi="Cambria Math"/>
-            <w:lang w:eastAsia="zh-CN"/>
-          </w:rPr>
-          <m:t>=</m:t>
-        </m:r>
-        <m:r>
-          <w:rPr>
-            <w:rFonts w:ascii="Cambria Math" w:hAnsi="Cambria Math"/>
-            <w:lang w:eastAsia="zh-CN"/>
-          </w:rPr>
-          <m:t>0.4</m:t>
-        </m:r>
-      </m:oMath>
+      <w:r>
+        <m:oMath>
+          <m:r>
+            <m:t>d</m:t>
+          </m:r>
+          <m:r>
+            <m:rPr>
+              <m:sty m:val="p"/>
+            </m:rPr>
+            <m:t>=</m:t>
+          </m:r>
+          <m:r>
+            <m:t>0.4</m:t>
+          </m:r>
+        </m:oMath>
+      </w:r>
       <w:r>
         <w:rPr>
           <w:rFonts w:ascii="Times New Roman" w:eastAsia="宋体" w:hAnsi="Times New Roman"/>
@@ -5723,7 +5651,14 @@
           <w:rFonts w:ascii="Times New Roman" w:eastAsia="宋体" w:hAnsi="Times New Roman"/>
           <w:lang w:eastAsia="zh-CN"/>
         </w:rPr>
-        <w:t>三种控制意图。该策略库的作用不是追求单一参数最优，而是在</w:t>
+        <w:t>三种控制意图。该策略库的作用不是追求</w:t>
+      </w:r>
+      <w:r>
+        <w:rPr>
+          <w:rFonts w:ascii="Times New Roman" w:eastAsia="宋体" w:hAnsi="Times New Roman"/>
+          <w:lang w:eastAsia="zh-CN"/>
+        </w:rPr>
+        <w:t>单一参数最优，而是在</w:t>
       </w:r>
       <w:proofErr w:type="gramStart"/>
       <w:r>
@@ -5846,15 +5781,13 @@
         </w:rPr>
         <w:t xml:space="preserve"> </w:t>
       </w:r>
-      <m:oMath>
-        <m:r>
-          <w:rPr>
-            <w:rFonts w:ascii="Cambria Math" w:hAnsi="Cambria Math"/>
-            <w:lang w:eastAsia="zh-CN"/>
-          </w:rPr>
-          <m:t>t</m:t>
-        </m:r>
-      </m:oMath>
+      <w:r>
+        <m:oMath>
+          <m:r>
+            <m:t>t</m:t>
+          </m:r>
+        </m:oMath>
+      </w:r>
       <w:r>
         <w:rPr>
           <w:rFonts w:ascii="Times New Roman" w:eastAsia="宋体" w:hAnsi="Times New Roman"/>
@@ -5876,64 +5809,40 @@
         </w:rPr>
         <w:t xml:space="preserve"> </w:t>
       </w:r>
-      <m:oMath>
-        <m:sSub>
-          <m:sSubPr>
-            <m:ctrlPr>
-              <w:rPr>
-                <w:rFonts w:ascii="Cambria Math" w:hAnsi="Cambria Math"/>
-              </w:rPr>
-            </m:ctrlPr>
-          </m:sSubPr>
-          <m:e>
-            <m:r>
-              <w:rPr>
-                <w:rFonts w:ascii="Cambria Math" w:hAnsi="Cambria Math"/>
-                <w:lang w:eastAsia="zh-CN"/>
-              </w:rPr>
-              <m:t>x</m:t>
-            </m:r>
-          </m:e>
-          <m:sub>
-            <m:r>
-              <m:rPr>
-                <m:sty m:val="p"/>
-              </m:rPr>
-              <w:rPr>
-                <w:rFonts w:ascii="Cambria Math" w:hAnsi="Cambria Math"/>
-              </w:rPr>
-              <m:t>Ω</m:t>
-            </m:r>
-          </m:sub>
-        </m:sSub>
-        <m:r>
-          <m:rPr>
-            <m:sty m:val="p"/>
-          </m:rPr>
-          <w:rPr>
-            <w:rFonts w:ascii="Cambria Math" w:hAnsi="Cambria Math"/>
-            <w:lang w:eastAsia="zh-CN"/>
-          </w:rPr>
-          <m:t>(</m:t>
-        </m:r>
-        <m:r>
-          <w:rPr>
-            <w:rFonts w:ascii="Cambria Math" w:hAnsi="Cambria Math"/>
-            <w:lang w:eastAsia="zh-CN"/>
-          </w:rPr>
-          <m:t>t</m:t>
-        </m:r>
-        <m:r>
-          <m:rPr>
-            <m:sty m:val="p"/>
-          </m:rPr>
-          <w:rPr>
-            <w:rFonts w:ascii="Cambria Math" w:hAnsi="Cambria Math"/>
-            <w:lang w:eastAsia="zh-CN"/>
-          </w:rPr>
-          <m:t>)</m:t>
-        </m:r>
-      </m:oMath>
+      <w:r>
+        <m:oMath>
+          <m:sSub>
+            <m:e>
+              <m:r>
+                <m:t>x</m:t>
+              </m:r>
+            </m:e>
+            <m:sub>
+              <m:r>
+                <m:rPr>
+                  <m:sty m:val="p"/>
+                </m:rPr>
+                <m:t>Ω</m:t>
+              </m:r>
+            </m:sub>
+          </m:sSub>
+          <m:r>
+            <m:rPr>
+              <m:sty m:val="p"/>
+            </m:rPr>
+            <m:t>(</m:t>
+          </m:r>
+          <m:r>
+            <m:t>t</m:t>
+          </m:r>
+          <m:r>
+            <m:rPr>
+              <m:sty m:val="p"/>
+            </m:rPr>
+            <m:t>)</m:t>
+          </m:r>
+        </m:oMath>
+      </w:r>
       <w:r>
         <w:rPr>
           <w:rFonts w:ascii="Times New Roman" w:eastAsia="宋体" w:hAnsi="Times New Roman"/>
@@ -5961,209 +5870,152 @@
     <w:p>
       <w:pPr>
         <w:pStyle w:val="a0"/>
+        <w:spacing w:line="360" w:lineRule="auto"/>
+        <w:ind w:firstLine="480"/>
+        <w:jc w:val="both"/>
         <w:tabs>
           <w:tab w:val="center" w:pos="4253"/>
           <w:tab w:val="right" w:pos="8506"/>
         </w:tabs>
-        <w:spacing w:line="360" w:lineRule="auto"/>
-        <w:ind w:firstLine="480"/>
-        <w:jc w:val="both"/>
       </w:pPr>
       <w:r>
         <w:rPr>
           <w:rFonts w:ascii="Times New Roman"/>
-          <w:lang w:eastAsia="zh-CN"/>
         </w:rPr>
         <w:tab/>
       </w:r>
-      <m:oMath>
-        <m:r>
-          <m:rPr>
-            <m:sty m:val="p"/>
-          </m:rPr>
-          <w:rPr>
-            <w:rFonts w:ascii="Cambria Math" w:hAnsi="Cambria Math"/>
-          </w:rPr>
-          <m:t>Δ</m:t>
-        </m:r>
-        <m:sSub>
-          <m:sSubPr>
-            <m:ctrlPr>
-              <w:rPr>
-                <w:rFonts w:ascii="Cambria Math" w:hAnsi="Cambria Math"/>
-              </w:rPr>
-            </m:ctrlPr>
-          </m:sSubPr>
-          <m:e>
-            <m:r>
-              <w:rPr>
-                <w:rFonts w:ascii="Cambria Math" w:hAnsi="Cambria Math"/>
-              </w:rPr>
-              <m:t>x</m:t>
-            </m:r>
-          </m:e>
-          <m:sub>
-            <m:r>
-              <m:rPr>
-                <m:sty m:val="p"/>
-              </m:rPr>
-              <w:rPr>
-                <w:rFonts w:ascii="Cambria Math" w:hAnsi="Cambria Math"/>
-              </w:rPr>
-              <m:t>Ω</m:t>
-            </m:r>
-          </m:sub>
-        </m:sSub>
-        <m:r>
-          <m:rPr>
-            <m:sty m:val="p"/>
-          </m:rPr>
-          <w:rPr>
-            <w:rFonts w:ascii="Cambria Math" w:hAnsi="Cambria Math"/>
-          </w:rPr>
-          <m:t>(</m:t>
-        </m:r>
-        <m:r>
-          <w:rPr>
-            <w:rFonts w:ascii="Cambria Math" w:hAnsi="Cambria Math"/>
-          </w:rPr>
-          <m:t>t</m:t>
-        </m:r>
-        <m:r>
-          <m:rPr>
-            <m:sty m:val="p"/>
-          </m:rPr>
-          <w:rPr>
-            <w:rFonts w:ascii="Cambria Math" w:hAnsi="Cambria Math"/>
-          </w:rPr>
-          <m:t>)=</m:t>
-        </m:r>
-        <m:sSub>
-          <m:sSubPr>
-            <m:ctrlPr>
-              <w:rPr>
-                <w:rFonts w:ascii="Cambria Math" w:hAnsi="Cambria Math"/>
-              </w:rPr>
-            </m:ctrlPr>
-          </m:sSubPr>
-          <m:e>
-            <m:r>
-              <w:rPr>
-                <w:rFonts w:ascii="Cambria Math" w:hAnsi="Cambria Math"/>
-              </w:rPr>
-              <m:t>x</m:t>
-            </m:r>
-          </m:e>
-          <m:sub>
-            <m:r>
-              <m:rPr>
-                <m:sty m:val="p"/>
-              </m:rPr>
-              <w:rPr>
-                <w:rFonts w:ascii="Cambria Math" w:hAnsi="Cambria Math"/>
-              </w:rPr>
-              <m:t>Ω</m:t>
-            </m:r>
-          </m:sub>
-        </m:sSub>
-        <m:r>
-          <m:rPr>
-            <m:sty m:val="p"/>
-          </m:rPr>
-          <w:rPr>
-            <w:rFonts w:ascii="Cambria Math" w:hAnsi="Cambria Math"/>
-          </w:rPr>
-          <m:t>(</m:t>
-        </m:r>
-        <m:r>
-          <w:rPr>
-            <w:rFonts w:ascii="Cambria Math" w:hAnsi="Cambria Math"/>
-          </w:rPr>
-          <m:t>t</m:t>
-        </m:r>
-        <m:r>
-          <m:rPr>
-            <m:sty m:val="p"/>
-          </m:rPr>
-          <w:rPr>
-            <w:rFonts w:ascii="Cambria Math" w:hAnsi="Cambria Math"/>
-          </w:rPr>
-          <m:t>)-</m:t>
-        </m:r>
-        <m:sSub>
-          <m:sSubPr>
-            <m:ctrlPr>
-              <w:rPr>
-                <w:rFonts w:ascii="Cambria Math" w:hAnsi="Cambria Math"/>
-              </w:rPr>
-            </m:ctrlPr>
-          </m:sSubPr>
-          <m:e>
-            <m:r>
-              <w:rPr>
-                <w:rFonts w:ascii="Cambria Math" w:hAnsi="Cambria Math"/>
-              </w:rPr>
-              <m:t>x</m:t>
-            </m:r>
-          </m:e>
-          <m:sub>
-            <m:r>
-              <m:rPr>
-                <m:sty m:val="p"/>
-              </m:rPr>
-              <w:rPr>
-                <w:rFonts w:ascii="Cambria Math" w:hAnsi="Cambria Math"/>
-              </w:rPr>
-              <m:t>Ω</m:t>
-            </m:r>
-          </m:sub>
-        </m:sSub>
-        <m:r>
-          <m:rPr>
-            <m:sty m:val="p"/>
-          </m:rPr>
-          <w:rPr>
-            <w:rFonts w:ascii="Cambria Math" w:hAnsi="Cambria Math"/>
-          </w:rPr>
-          <m:t>(</m:t>
-        </m:r>
-        <m:r>
-          <w:rPr>
-            <w:rFonts w:ascii="Cambria Math" w:hAnsi="Cambria Math"/>
-          </w:rPr>
-          <m:t>t</m:t>
-        </m:r>
-        <m:r>
-          <m:rPr>
-            <m:sty m:val="p"/>
-          </m:rPr>
-          <w:rPr>
-            <w:rFonts w:ascii="Cambria Math" w:hAnsi="Cambria Math"/>
-          </w:rPr>
-          <m:t>-</m:t>
-        </m:r>
-        <m:r>
-          <w:rPr>
-            <w:rFonts w:ascii="Cambria Math" w:hAnsi="Cambria Math"/>
-          </w:rPr>
-          <m:t>1</m:t>
-        </m:r>
-        <m:r>
-          <m:rPr>
-            <m:sty m:val="p"/>
-          </m:rPr>
-          <w:rPr>
-            <w:rFonts w:ascii="Cambria Math" w:hAnsi="Cambria Math"/>
-          </w:rPr>
-          <m:t>)</m:t>
-        </m:r>
-      </m:oMath>
+      <w:r>
+        <m:oMath>
+          <m:r>
+            <m:rPr>
+              <m:sty m:val="p"/>
+            </m:rPr>
+            <m:t>Δ</m:t>
+          </m:r>
+          <m:sSub>
+            <m:e>
+              <m:r>
+                <m:t>x</m:t>
+              </m:r>
+            </m:e>
+            <m:sub>
+              <m:r>
+                <m:rPr>
+                  <m:sty m:val="p"/>
+                </m:rPr>
+                <m:t>Ω</m:t>
+              </m:r>
+            </m:sub>
+          </m:sSub>
+          <m:r>
+            <m:rPr>
+              <m:sty m:val="p"/>
+            </m:rPr>
+            <m:t>(</m:t>
+          </m:r>
+          <m:r>
+            <m:t>t</m:t>
+          </m:r>
+          <m:r>
+            <m:rPr>
+              <m:sty m:val="p"/>
+            </m:rPr>
+            <m:t>)</m:t>
+          </m:r>
+          <m:r>
+            <m:rPr>
+              <m:sty m:val="p"/>
+            </m:rPr>
+            <m:t>=</m:t>
+          </m:r>
+          <m:sSub>
+            <m:e>
+              <m:r>
+                <m:t>x</m:t>
+              </m:r>
+            </m:e>
+            <m:sub>
+              <m:r>
+                <m:rPr>
+                  <m:sty m:val="p"/>
+                </m:rPr>
+                <m:t>Ω</m:t>
+              </m:r>
+            </m:sub>
+          </m:sSub>
+          <m:r>
+            <m:rPr>
+              <m:sty m:val="p"/>
+            </m:rPr>
+            <m:t>(</m:t>
+          </m:r>
+          <m:r>
+            <m:t>t</m:t>
+          </m:r>
+          <m:r>
+            <m:rPr>
+              <m:sty m:val="p"/>
+            </m:rPr>
+            <m:t>)</m:t>
+          </m:r>
+          <m:r>
+            <m:rPr>
+              <m:sty m:val="p"/>
+            </m:rPr>
+            <m:t>−</m:t>
+          </m:r>
+          <m:sSub>
+            <m:e>
+              <m:r>
+                <m:t>x</m:t>
+              </m:r>
+            </m:e>
+            <m:sub>
+              <m:r>
+                <m:rPr>
+                  <m:sty m:val="p"/>
+                </m:rPr>
+                <m:t>Ω</m:t>
+              </m:r>
+            </m:sub>
+          </m:sSub>
+          <m:r>
+            <m:rPr>
+              <m:sty m:val="p"/>
+            </m:rPr>
+            <m:t>(</m:t>
+          </m:r>
+          <m:r>
+            <m:t>t</m:t>
+          </m:r>
+          <m:r>
+            <m:rPr>
+              <m:sty m:val="p"/>
+            </m:rPr>
+            <m:t>−</m:t>
+          </m:r>
+          <m:r>
+            <m:t>1</m:t>
+          </m:r>
+          <m:r>
+            <m:rPr>
+              <m:sty m:val="p"/>
+            </m:rPr>
+            <m:t>)</m:t>
+          </m:r>
+        </m:oMath>
+      </w:r>
       <w:r>
         <w:rPr>
           <w:rFonts w:ascii="Times New Roman"/>
         </w:rPr>
         <w:tab/>
-        <w:t>(2)</w:t>
+      </w:r>
+      <w:r>
+        <w:rPr>
+          <w:rFonts w:ascii="Times New Roman"/>
+        </w:rPr>
+        <w:t xml:space="preserve">(2)</w:t>
       </w:r>
     </w:p>
     <w:p>
@@ -6172,28 +6024,22 @@
         <w:spacing w:line="360" w:lineRule="auto"/>
         <w:ind w:firstLine="480"/>
         <w:jc w:val="both"/>
-        <w:rPr>
-          <w:lang w:eastAsia="zh-CN"/>
-        </w:rPr>
-      </w:pPr>
-      <w:r>
-        <w:rPr>
-          <w:rFonts w:ascii="Times New Roman" w:eastAsia="宋体" w:hAnsi="Times New Roman"/>
-          <w:lang w:eastAsia="zh-CN"/>
+      </w:pPr>
+      <w:r>
+        <w:rPr>
+          <w:rFonts w:ascii="Times New Roman" w:eastAsia="宋体" w:hAnsi="Times New Roman"/>
         </w:rPr>
         <w:t>则</w:t>
       </w:r>
       <w:r>
         <w:rPr>
           <w:rFonts w:ascii="Times New Roman" w:eastAsia="宋体" w:hAnsi="Times New Roman"/>
-          <w:lang w:eastAsia="zh-CN"/>
         </w:rPr>
         <w:t xml:space="preserve"> Panda </w:t>
       </w:r>
       <w:r>
         <w:rPr>
           <w:rFonts w:ascii="Times New Roman" w:eastAsia="宋体" w:hAnsi="Times New Roman"/>
-          <w:lang w:eastAsia="zh-CN"/>
         </w:rPr>
         <w:t>末端期望位置更新为：</w:t>
       </w:r>
@@ -6201,230 +6047,149 @@
     <w:p>
       <w:pPr>
         <w:pStyle w:val="a0"/>
+        <w:spacing w:line="360" w:lineRule="auto"/>
+        <w:ind w:firstLine="480"/>
+        <w:jc w:val="both"/>
         <w:tabs>
           <w:tab w:val="center" w:pos="4253"/>
           <w:tab w:val="right" w:pos="8506"/>
         </w:tabs>
-        <w:spacing w:line="360" w:lineRule="auto"/>
-        <w:ind w:firstLine="480"/>
-        <w:jc w:val="both"/>
-        <w:rPr>
-          <w:lang w:eastAsia="zh-CN"/>
-        </w:rPr>
       </w:pPr>
       <w:r>
         <w:rPr>
           <w:rFonts w:ascii="Times New Roman"/>
-          <w:lang w:eastAsia="zh-CN"/>
         </w:rPr>
         <w:tab/>
       </w:r>
-      <m:oMath>
-        <m:sSub>
-          <m:sSubPr>
-            <m:ctrlPr>
-              <w:rPr>
-                <w:rFonts w:ascii="Cambria Math" w:hAnsi="Cambria Math"/>
-              </w:rPr>
-            </m:ctrlPr>
-          </m:sSubPr>
-          <m:e>
-            <m:r>
-              <w:rPr>
-                <w:rFonts w:ascii="Cambria Math" w:hAnsi="Cambria Math"/>
-                <w:lang w:eastAsia="zh-CN"/>
-              </w:rPr>
-              <m:t>x</m:t>
-            </m:r>
-          </m:e>
-          <m:sub>
-            <m:r>
-              <w:rPr>
-                <w:rFonts w:ascii="Cambria Math" w:hAnsi="Cambria Math"/>
-                <w:lang w:eastAsia="zh-CN"/>
-              </w:rPr>
-              <m:t>d</m:t>
-            </m:r>
-          </m:sub>
-        </m:sSub>
-        <m:r>
-          <m:rPr>
-            <m:sty m:val="p"/>
-          </m:rPr>
-          <w:rPr>
-            <w:rFonts w:ascii="Cambria Math" w:hAnsi="Cambria Math"/>
-            <w:lang w:eastAsia="zh-CN"/>
-          </w:rPr>
-          <m:t>(</m:t>
-        </m:r>
-        <m:r>
-          <w:rPr>
-            <w:rFonts w:ascii="Cambria Math" w:hAnsi="Cambria Math"/>
-            <w:lang w:eastAsia="zh-CN"/>
-          </w:rPr>
-          <m:t>t</m:t>
-        </m:r>
-        <m:r>
-          <m:rPr>
-            <m:sty m:val="p"/>
-          </m:rPr>
-          <w:rPr>
-            <w:rFonts w:ascii="Cambria Math" w:hAnsi="Cambria Math"/>
-            <w:lang w:eastAsia="zh-CN"/>
-          </w:rPr>
-          <m:t>)=</m:t>
-        </m:r>
-        <m:sSub>
-          <m:sSubPr>
-            <m:ctrlPr>
-              <w:rPr>
-                <w:rFonts w:ascii="Cambria Math" w:hAnsi="Cambria Math"/>
-              </w:rPr>
-            </m:ctrlPr>
-          </m:sSubPr>
-          <m:e>
-            <m:r>
-              <w:rPr>
-                <w:rFonts w:ascii="Cambria Math" w:hAnsi="Cambria Math"/>
-                <w:lang w:eastAsia="zh-CN"/>
-              </w:rPr>
-              <m:t>x</m:t>
-            </m:r>
-          </m:e>
-          <m:sub>
-            <m:r>
-              <w:rPr>
-                <w:rFonts w:ascii="Cambria Math" w:hAnsi="Cambria Math"/>
-                <w:lang w:eastAsia="zh-CN"/>
-              </w:rPr>
-              <m:t>d</m:t>
-            </m:r>
-          </m:sub>
-        </m:sSub>
-        <m:r>
-          <m:rPr>
-            <m:sty m:val="p"/>
-          </m:rPr>
-          <w:rPr>
-            <w:rFonts w:ascii="Cambria Math" w:hAnsi="Cambria Math"/>
-            <w:lang w:eastAsia="zh-CN"/>
-          </w:rPr>
-          <m:t>(</m:t>
-        </m:r>
-        <m:r>
-          <w:rPr>
-            <w:rFonts w:ascii="Cambria Math" w:hAnsi="Cambria Math"/>
-            <w:lang w:eastAsia="zh-CN"/>
-          </w:rPr>
-          <m:t>t</m:t>
-        </m:r>
-        <m:r>
-          <m:rPr>
-            <m:sty m:val="p"/>
-          </m:rPr>
-          <w:rPr>
-            <w:rFonts w:ascii="Cambria Math" w:hAnsi="Cambria Math"/>
-            <w:lang w:eastAsia="zh-CN"/>
-          </w:rPr>
-          <m:t>-</m:t>
-        </m:r>
-        <m:r>
-          <w:rPr>
-            <w:rFonts w:ascii="Cambria Math" w:hAnsi="Cambria Math"/>
-            <w:lang w:eastAsia="zh-CN"/>
-          </w:rPr>
-          <m:t>1</m:t>
-        </m:r>
-        <m:r>
-          <m:rPr>
-            <m:sty m:val="p"/>
-          </m:rPr>
-          <w:rPr>
-            <w:rFonts w:ascii="Cambria Math" w:hAnsi="Cambria Math"/>
-            <w:lang w:eastAsia="zh-CN"/>
-          </w:rPr>
-          <m:t>)+</m:t>
-        </m:r>
-        <m:r>
-          <w:rPr>
-            <w:rFonts w:ascii="Cambria Math" w:hAnsi="Cambria Math"/>
-            <w:lang w:eastAsia="zh-CN"/>
-          </w:rPr>
-          <m:t>S</m:t>
-        </m:r>
-        <m:r>
-          <m:rPr>
-            <m:sty m:val="p"/>
-          </m:rPr>
-          <w:rPr>
-            <w:rFonts w:ascii="Cambria Math" w:hAnsi="Cambria Math"/>
-          </w:rPr>
-          <m:t>Δ</m:t>
-        </m:r>
-        <m:sSub>
-          <m:sSubPr>
-            <m:ctrlPr>
-              <w:rPr>
-                <w:rFonts w:ascii="Cambria Math" w:hAnsi="Cambria Math"/>
-              </w:rPr>
-            </m:ctrlPr>
-          </m:sSubPr>
-          <m:e>
-            <m:r>
-              <w:rPr>
-                <w:rFonts w:ascii="Cambria Math" w:hAnsi="Cambria Math"/>
-                <w:lang w:eastAsia="zh-CN"/>
-              </w:rPr>
-              <m:t>x</m:t>
-            </m:r>
-          </m:e>
-          <m:sub>
-            <m:r>
-              <m:rPr>
-                <m:sty m:val="p"/>
-              </m:rPr>
-              <w:rPr>
-                <w:rFonts w:ascii="Cambria Math" w:hAnsi="Cambria Math"/>
-              </w:rPr>
-              <m:t>Ω</m:t>
-            </m:r>
-          </m:sub>
-        </m:sSub>
-        <m:r>
-          <m:rPr>
-            <m:sty m:val="p"/>
-          </m:rPr>
-          <w:rPr>
-            <w:rFonts w:ascii="Cambria Math" w:hAnsi="Cambria Math"/>
-            <w:lang w:eastAsia="zh-CN"/>
-          </w:rPr>
-          <m:t>(</m:t>
-        </m:r>
-        <m:r>
-          <w:rPr>
-            <w:rFonts w:ascii="Cambria Math" w:hAnsi="Cambria Math"/>
-            <w:lang w:eastAsia="zh-CN"/>
-          </w:rPr>
-          <m:t>t</m:t>
-        </m:r>
-        <m:r>
-          <m:rPr>
-            <m:sty m:val="p"/>
-          </m:rPr>
-          <w:rPr>
-            <w:rFonts w:ascii="Cambria Math" w:hAnsi="Cambria Math"/>
-            <w:lang w:eastAsia="zh-CN"/>
-          </w:rPr>
-          <m:t>)</m:t>
-        </m:r>
-      </m:oMath>
+      <w:r>
+        <m:oMath>
+          <m:sSub>
+            <m:e>
+              <m:r>
+                <m:t>x</m:t>
+              </m:r>
+            </m:e>
+            <m:sub>
+              <m:r>
+                <m:t>d</m:t>
+              </m:r>
+            </m:sub>
+          </m:sSub>
+          <m:r>
+            <m:rPr>
+              <m:sty m:val="p"/>
+            </m:rPr>
+            <m:t>(</m:t>
+          </m:r>
+          <m:r>
+            <m:t>t</m:t>
+          </m:r>
+          <m:r>
+            <m:rPr>
+              <m:sty m:val="p"/>
+            </m:rPr>
+            <m:t>)</m:t>
+          </m:r>
+          <m:r>
+            <m:rPr>
+              <m:sty m:val="p"/>
+            </m:rPr>
+            <m:t>=</m:t>
+          </m:r>
+          <m:sSub>
+            <m:e>
+              <m:r>
+                <m:t>x</m:t>
+              </m:r>
+            </m:e>
+            <m:sub>
+              <m:r>
+                <m:t>d</m:t>
+              </m:r>
+            </m:sub>
+          </m:sSub>
+          <m:r>
+            <m:rPr>
+              <m:sty m:val="p"/>
+            </m:rPr>
+            <m:t>(</m:t>
+          </m:r>
+          <m:r>
+            <m:t>t</m:t>
+          </m:r>
+          <m:r>
+            <m:rPr>
+              <m:sty m:val="p"/>
+            </m:rPr>
+            <m:t>−</m:t>
+          </m:r>
+          <m:r>
+            <m:t>1</m:t>
+          </m:r>
+          <m:r>
+            <m:rPr>
+              <m:sty m:val="p"/>
+            </m:rPr>
+            <m:t>)</m:t>
+          </m:r>
+          <m:r>
+            <m:rPr>
+              <m:sty m:val="p"/>
+            </m:rPr>
+            <m:t>+</m:t>
+          </m:r>
+          <m:r>
+            <m:t>S</m:t>
+          </m:r>
+          <m:r>
+            <m:rPr>
+              <m:sty m:val="p"/>
+            </m:rPr>
+            <m:t>Δ</m:t>
+          </m:r>
+          <m:sSub>
+            <m:e>
+              <m:r>
+                <m:t>x</m:t>
+              </m:r>
+            </m:e>
+            <m:sub>
+              <m:r>
+                <m:rPr>
+                  <m:sty m:val="p"/>
+                </m:rPr>
+                <m:t>Ω</m:t>
+              </m:r>
+            </m:sub>
+          </m:sSub>
+          <m:r>
+            <m:rPr>
+              <m:sty m:val="p"/>
+            </m:rPr>
+            <m:t>(</m:t>
+          </m:r>
+          <m:r>
+            <m:t>t</m:t>
+          </m:r>
+          <m:r>
+            <m:rPr>
+              <m:sty m:val="p"/>
+            </m:rPr>
+            <m:t>)</m:t>
+          </m:r>
+        </m:oMath>
+      </w:r>
       <w:r>
         <w:rPr>
           <w:rFonts w:ascii="Times New Roman"/>
-          <w:lang w:eastAsia="zh-CN"/>
         </w:rPr>
         <w:tab/>
-        <w:t>(3)</w:t>
+      </w:r>
+      <w:r>
+        <w:rPr>
+          <w:rFonts w:ascii="Times New Roman"/>
+        </w:rPr>
+        <w:t xml:space="preserve">(3)</w:t>
       </w:r>
     </w:p>
     <w:p>
@@ -6440,32 +6205,55 @@
       <w:r>
         <w:rPr>
           <w:rFonts w:ascii="Times New Roman" w:eastAsia="宋体" w:hAnsi="Times New Roman"/>
-          <w:lang w:eastAsia="zh-CN"/>
         </w:rPr>
         <w:t>其中，</w:t>
       </w:r>
-      <m:oMath>
-        <m:r>
-          <w:rPr>
-            <w:rFonts w:ascii="Cambria Math" w:hAnsi="Cambria Math"/>
-            <w:lang w:eastAsia="zh-CN"/>
-          </w:rPr>
-          <m:t>S</m:t>
-        </m:r>
-      </m:oMath>
-      <w:r>
-        <w:rPr>
-          <w:rFonts w:ascii="Times New Roman" w:eastAsia="宋体" w:hAnsi="Times New Roman"/>
-          <w:lang w:eastAsia="zh-CN"/>
+      <w:r>
+        <w:rPr>
+          <w:rFonts w:ascii="Times New Roman" w:eastAsia="宋体" w:hAnsi="Times New Roman"/>
+        </w:rPr>
+        <w:t xml:space="preserve"/>
+      </w:r>
+      <w:r>
+        <m:oMath>
+          <m:r>
+            <m:t>S</m:t>
+          </m:r>
+        </m:oMath>
+      </w:r>
+      <w:r>
+        <w:rPr>
+          <w:rFonts w:ascii="Times New Roman" w:eastAsia="宋体" w:hAnsi="Times New Roman"/>
         </w:rPr>
         <w:t xml:space="preserve"> </w:t>
       </w:r>
-      <w:r>
-        <w:rPr>
-          <w:rFonts w:ascii="Times New Roman" w:eastAsia="宋体" w:hAnsi="Times New Roman"/>
-          <w:lang w:eastAsia="zh-CN"/>
-        </w:rPr>
-        <w:t>为主从位置映射比例系数。该增量式映射能够避免主端回中时从端机械臂被强制拉回初始位置，使操作者可以连续控制末端位置。</w:t>
+      <w:proofErr w:type="spellStart"/>
+      <w:r>
+        <w:rPr>
+          <w:rFonts w:ascii="Times New Roman" w:eastAsia="宋体" w:hAnsi="Times New Roman"/>
+        </w:rPr>
+        <w:t>为主从位置映射比例系数</w:t>
+      </w:r>
+      <w:proofErr w:type="spellEnd"/>
+      <w:r>
+        <w:rPr>
+          <w:rFonts w:ascii="Times New Roman" w:eastAsia="宋体" w:hAnsi="Times New Roman"/>
+        </w:rPr>
+        <w:t>。</w:t>
+      </w:r>
+      <w:r>
+        <w:rPr>
+          <w:rFonts w:ascii="Times New Roman" w:eastAsia="宋体" w:hAnsi="Times New Roman"/>
+          <w:lang w:eastAsia="zh-CN"/>
+        </w:rPr>
+        <w:t>该增量式映射能够避免主端回中时从端机械臂被强制拉回初始位置，使操作者可以</w:t>
+      </w:r>
+      <w:r>
+        <w:rPr>
+          <w:rFonts w:ascii="Times New Roman" w:eastAsia="宋体" w:hAnsi="Times New Roman"/>
+          <w:lang w:eastAsia="zh-CN"/>
+        </w:rPr>
+        <w:t>连续控制末端位置。</w:t>
       </w:r>
     </w:p>
     <w:p>
@@ -6540,235 +6328,190 @@
           <w:rFonts w:ascii="Times New Roman" w:eastAsia="宋体" w:hAnsi="Times New Roman"/>
           <w:lang w:eastAsia="zh-CN"/>
         </w:rPr>
-        <w:t xml:space="preserve">卡尔阻抗控制。其等效控制关系可表示为[1-3]：</w:t>
+        <w:t>卡尔阻抗控制。其等效控制关系可表示为</w:t>
+      </w:r>
+      <w:r>
+        <w:rPr>
+          <w:rFonts w:ascii="Times New Roman" w:eastAsia="宋体" w:hAnsi="Times New Roman"/>
+          <w:vertAlign w:val="superscript"/>
+          <w:lang w:eastAsia="zh-CN"/>
+        </w:rPr>
+        <w:t>[1-3]</w:t>
+      </w:r>
+      <w:r>
+        <w:rPr>
+          <w:rFonts w:ascii="Times New Roman" w:eastAsia="宋体" w:hAnsi="Times New Roman"/>
+          <w:lang w:eastAsia="zh-CN"/>
+        </w:rPr>
+        <w:t>：</w:t>
       </w:r>
     </w:p>
     <w:p>
       <w:pPr>
         <w:pStyle w:val="a0"/>
+        <w:spacing w:line="360" w:lineRule="auto"/>
+        <w:ind w:firstLine="480"/>
+        <w:jc w:val="both"/>
+        <w:rPr>
+          <w:lang w:eastAsia="zh-CN"/>
+        </w:rPr>
         <w:tabs>
           <w:tab w:val="center" w:pos="4253"/>
           <w:tab w:val="right" w:pos="8506"/>
         </w:tabs>
-        <w:spacing w:line="360" w:lineRule="auto"/>
-        <w:ind w:firstLine="480"/>
-        <w:jc w:val="both"/>
-        <w:rPr>
-          <w:lang w:eastAsia="zh-CN"/>
-        </w:rPr>
       </w:pPr>
       <w:r>
         <w:rPr>
           <w:rFonts w:ascii="Times New Roman"/>
-          <w:lang w:eastAsia="zh-CN"/>
         </w:rPr>
         <w:tab/>
       </w:r>
-      <m:oMath>
-        <m:r>
-          <w:rPr>
-            <w:rFonts w:ascii="Cambria Math" w:hAnsi="Cambria Math"/>
-          </w:rPr>
-          <m:t>F</m:t>
-        </m:r>
-        <m:r>
-          <m:rPr>
-            <m:sty m:val="p"/>
-          </m:rPr>
-          <w:rPr>
-            <w:rFonts w:ascii="Cambria Math" w:hAnsi="Cambria Math"/>
-          </w:rPr>
-          <m:t>=</m:t>
-        </m:r>
-        <m:r>
-          <w:rPr>
-            <w:rFonts w:ascii="Cambria Math" w:hAnsi="Cambria Math"/>
-          </w:rPr>
-          <m:t>K</m:t>
-        </m:r>
-        <m:r>
-          <m:rPr>
-            <m:sty m:val="p"/>
-          </m:rPr>
-          <w:rPr>
-            <w:rFonts w:ascii="Cambria Math" w:hAnsi="Cambria Math"/>
-          </w:rPr>
-          <m:t>(</m:t>
-        </m:r>
-        <m:r>
-          <w:rPr>
-            <w:rFonts w:ascii="Cambria Math" w:hAnsi="Cambria Math"/>
-          </w:rPr>
-          <m:t>c</m:t>
-        </m:r>
-        <m:r>
-          <m:rPr>
-            <m:sty m:val="p"/>
-          </m:rPr>
-          <w:rPr>
-            <w:rFonts w:ascii="Cambria Math" w:hAnsi="Cambria Math"/>
-          </w:rPr>
-          <m:t>)(</m:t>
-        </m:r>
-        <m:sSub>
-          <m:sSubPr>
-            <m:ctrlPr>
-              <w:rPr>
-                <w:rFonts w:ascii="Cambria Math" w:hAnsi="Cambria Math"/>
-              </w:rPr>
-            </m:ctrlPr>
-          </m:sSubPr>
-          <m:e>
-            <m:r>
-              <w:rPr>
-                <w:rFonts w:ascii="Cambria Math" w:hAnsi="Cambria Math"/>
-              </w:rPr>
-              <m:t>x</m:t>
-            </m:r>
-          </m:e>
-          <m:sub>
-            <m:r>
-              <w:rPr>
-                <w:rFonts w:ascii="Cambria Math" w:hAnsi="Cambria Math"/>
-              </w:rPr>
-              <m:t>d</m:t>
-            </m:r>
-          </m:sub>
-        </m:sSub>
-        <m:r>
-          <m:rPr>
-            <m:sty m:val="p"/>
-          </m:rPr>
-          <w:rPr>
-            <w:rFonts w:ascii="Cambria Math" w:hAnsi="Cambria Math"/>
-          </w:rPr>
-          <m:t>-</m:t>
-        </m:r>
-        <m:r>
-          <w:rPr>
-            <w:rFonts w:ascii="Cambria Math" w:hAnsi="Cambria Math"/>
-          </w:rPr>
-          <m:t>x</m:t>
-        </m:r>
-        <m:r>
-          <m:rPr>
-            <m:sty m:val="p"/>
-          </m:rPr>
-          <w:rPr>
-            <w:rFonts w:ascii="Cambria Math" w:hAnsi="Cambria Math"/>
-          </w:rPr>
-          <m:t>)+</m:t>
-        </m:r>
-        <m:r>
-          <w:rPr>
-            <w:rFonts w:ascii="Cambria Math" w:hAnsi="Cambria Math"/>
-          </w:rPr>
-          <m:t>D</m:t>
-        </m:r>
-        <m:r>
-          <m:rPr>
-            <m:sty m:val="p"/>
-          </m:rPr>
-          <w:rPr>
-            <w:rFonts w:ascii="Cambria Math" w:hAnsi="Cambria Math"/>
-          </w:rPr>
-          <m:t>(</m:t>
-        </m:r>
-        <m:r>
-          <w:rPr>
-            <w:rFonts w:ascii="Cambria Math" w:hAnsi="Cambria Math"/>
-          </w:rPr>
-          <m:t>c</m:t>
-        </m:r>
-        <m:r>
-          <m:rPr>
-            <m:sty m:val="p"/>
-          </m:rPr>
-          <w:rPr>
-            <w:rFonts w:ascii="Cambria Math" w:hAnsi="Cambria Math"/>
-          </w:rPr>
-          <m:t>)(</m:t>
-        </m:r>
-        <m:sSub>
-          <m:sSubPr>
-            <m:ctrlPr>
-              <w:rPr>
-                <w:rFonts w:ascii="Cambria Math" w:hAnsi="Cambria Math"/>
-              </w:rPr>
-            </m:ctrlPr>
-          </m:sSubPr>
-          <m:e>
-            <m:acc>
-              <m:accPr>
-                <m:chr m:val="̇"/>
-                <m:ctrlPr>
-                  <w:rPr>
-                    <w:rFonts w:ascii="Cambria Math" w:hAnsi="Cambria Math"/>
-                  </w:rPr>
-                </m:ctrlPr>
-              </m:accPr>
-              <m:e>
-                <m:r>
-                  <w:rPr>
-                    <w:rFonts w:ascii="Cambria Math" w:hAnsi="Cambria Math"/>
-                  </w:rPr>
-                  <m:t>x</m:t>
-                </m:r>
-              </m:e>
-            </m:acc>
-          </m:e>
-          <m:sub>
-            <m:r>
-              <w:rPr>
-                <w:rFonts w:ascii="Cambria Math" w:hAnsi="Cambria Math"/>
-              </w:rPr>
-              <m:t>d</m:t>
-            </m:r>
-          </m:sub>
-        </m:sSub>
-        <m:r>
-          <m:rPr>
-            <m:sty m:val="p"/>
-          </m:rPr>
-          <w:rPr>
-            <w:rFonts w:ascii="Cambria Math" w:hAnsi="Cambria Math"/>
-          </w:rPr>
-          <m:t>-</m:t>
-        </m:r>
-        <m:acc>
-          <m:accPr>
-            <m:chr m:val="̇"/>
-            <m:ctrlPr>
-              <w:rPr>
-                <w:rFonts w:ascii="Cambria Math" w:hAnsi="Cambria Math"/>
-              </w:rPr>
-            </m:ctrlPr>
-          </m:accPr>
-          <m:e>
-            <m:r>
-              <w:rPr>
-                <w:rFonts w:ascii="Cambria Math" w:hAnsi="Cambria Math"/>
-              </w:rPr>
-              <m:t>x</m:t>
-            </m:r>
-          </m:e>
-        </m:acc>
-        <m:r>
-          <m:rPr>
-            <m:sty m:val="p"/>
-          </m:rPr>
-          <w:rPr>
-            <w:rFonts w:ascii="Cambria Math" w:hAnsi="Cambria Math"/>
-          </w:rPr>
-          <m:t>)</m:t>
-        </m:r>
-      </m:oMath>
+      <w:r>
+        <m:oMath>
+          <m:r>
+            <m:t>F</m:t>
+          </m:r>
+          <m:r>
+            <m:rPr>
+              <m:sty m:val="p"/>
+            </m:rPr>
+            <m:t>=</m:t>
+          </m:r>
+          <m:r>
+            <m:t>K</m:t>
+          </m:r>
+          <m:r>
+            <m:rPr>
+              <m:sty m:val="p"/>
+            </m:rPr>
+            <m:t>(</m:t>
+          </m:r>
+          <m:r>
+            <m:t>c</m:t>
+          </m:r>
+          <m:r>
+            <m:rPr>
+              <m:sty m:val="p"/>
+            </m:rPr>
+            <m:t>)</m:t>
+          </m:r>
+          <m:r>
+            <m:rPr>
+              <m:sty m:val="p"/>
+            </m:rPr>
+            <m:t>(</m:t>
+          </m:r>
+          <m:sSub>
+            <m:e>
+              <m:r>
+                <m:t>x</m:t>
+              </m:r>
+            </m:e>
+            <m:sub>
+              <m:r>
+                <m:t>d</m:t>
+              </m:r>
+            </m:sub>
+          </m:sSub>
+          <m:r>
+            <m:rPr>
+              <m:sty m:val="p"/>
+            </m:rPr>
+            <m:t>−</m:t>
+          </m:r>
+          <m:r>
+            <m:t>x</m:t>
+          </m:r>
+          <m:r>
+            <m:rPr>
+              <m:sty m:val="p"/>
+            </m:rPr>
+            <m:t>)</m:t>
+          </m:r>
+          <m:r>
+            <m:rPr>
+              <m:sty m:val="p"/>
+            </m:rPr>
+            <m:t>+</m:t>
+          </m:r>
+          <m:r>
+            <m:t>D</m:t>
+          </m:r>
+          <m:r>
+            <m:rPr>
+              <m:sty m:val="p"/>
+            </m:rPr>
+            <m:t>(</m:t>
+          </m:r>
+          <m:r>
+            <m:t>c</m:t>
+          </m:r>
+          <m:r>
+            <m:rPr>
+              <m:sty m:val="p"/>
+            </m:rPr>
+            <m:t>)</m:t>
+          </m:r>
+          <m:r>
+            <m:rPr>
+              <m:sty m:val="p"/>
+            </m:rPr>
+            <m:t>(</m:t>
+          </m:r>
+          <m:sSub>
+            <m:e>
+              <m:acc>
+                <m:accPr>
+                  <m:chr m:val="̇"/>
+                </m:accPr>
+                <m:e>
+                  <m:r>
+                    <m:t>x</m:t>
+                  </m:r>
+                </m:e>
+              </m:acc>
+            </m:e>
+            <m:sub>
+              <m:r>
+                <m:t>d</m:t>
+              </m:r>
+            </m:sub>
+          </m:sSub>
+          <m:r>
+            <m:rPr>
+              <m:sty m:val="p"/>
+            </m:rPr>
+            <m:t>−</m:t>
+          </m:r>
+          <m:acc>
+            <m:accPr>
+              <m:chr m:val="̇"/>
+            </m:accPr>
+            <m:e>
+              <m:r>
+                <m:t>x</m:t>
+              </m:r>
+            </m:e>
+          </m:acc>
+          <m:r>
+            <m:rPr>
+              <m:sty m:val="p"/>
+            </m:rPr>
+            <m:t>)</m:t>
+          </m:r>
+        </m:oMath>
+      </w:r>
       <w:r>
         <w:rPr>
           <w:rFonts w:ascii="Times New Roman"/>
         </w:rPr>
         <w:tab/>
-        <w:t>(4)</w:t>
+      </w:r>
+      <w:r>
+        <w:rPr>
+          <w:rFonts w:ascii="Times New Roman"/>
+        </w:rPr>
+        <w:t xml:space="preserve">(4)</w:t>
       </w:r>
     </w:p>
     <w:p>
@@ -6788,35 +6531,31 @@
         </w:rPr>
         <w:t>其中，</w:t>
       </w:r>
-      <m:oMath>
-        <m:sSub>
-          <m:sSubPr>
-            <m:ctrlPr>
-              <w:rPr>
-                <w:rFonts w:ascii="Cambria Math" w:hAnsi="Cambria Math"/>
-              </w:rPr>
-            </m:ctrlPr>
-          </m:sSubPr>
-          <m:e>
-            <m:r>
-              <w:rPr>
-                <w:rFonts w:ascii="Cambria Math" w:hAnsi="Cambria Math"/>
-                <w:lang w:eastAsia="zh-CN"/>
-              </w:rPr>
-              <m:t>x</m:t>
-            </m:r>
-          </m:e>
-          <m:sub>
-            <m:r>
-              <w:rPr>
-                <w:rFonts w:ascii="Cambria Math" w:hAnsi="Cambria Math"/>
-                <w:lang w:eastAsia="zh-CN"/>
-              </w:rPr>
-              <m:t>d</m:t>
-            </m:r>
-          </m:sub>
-        </m:sSub>
-      </m:oMath>
+      <w:r>
+        <m:oMath>
+          <m:sSub>
+            <m:e>
+              <m:r>
+                <m:t>x</m:t>
+              </m:r>
+            </m:e>
+            <m:sub>
+              <m:r>
+                <m:t>d</m:t>
+              </m:r>
+            </m:sub>
+          </m:sSub>
+        </m:oMath>
+      </w:r>
+      <w:r>
+        <w:rPr>
+          <w:rFonts w:ascii="Times New Roman" w:eastAsia="宋体" w:hAnsi="Times New Roman"/>
+          <w:lang w:eastAsia="zh-CN"/>
+        </w:rPr>
+        <w:t/>
+      </w:r>
+      <w:proofErr w:type="spellStart"/>
+      <w:proofErr w:type="spellEnd"/>
       <w:r>
         <w:rPr>
           <w:rFonts w:ascii="Times New Roman" w:eastAsia="宋体" w:hAnsi="Times New Roman"/>
@@ -6831,15 +6570,20 @@
         </w:rPr>
         <w:t>为期望末端位置，</w:t>
       </w:r>
-      <m:oMath>
-        <m:r>
-          <w:rPr>
-            <w:rFonts w:ascii="Cambria Math" w:hAnsi="Cambria Math"/>
-            <w:lang w:eastAsia="zh-CN"/>
-          </w:rPr>
-          <m:t>x</m:t>
-        </m:r>
-      </m:oMath>
+      <w:r>
+        <w:rPr>
+          <w:rFonts w:ascii="Times New Roman" w:eastAsia="宋体" w:hAnsi="Times New Roman"/>
+          <w:lang w:eastAsia="zh-CN"/>
+        </w:rPr>
+        <w:t xml:space="preserve"/>
+      </w:r>
+      <w:r>
+        <m:oMath>
+          <m:r>
+            <m:t>x</m:t>
+          </m:r>
+        </m:oMath>
+      </w:r>
       <w:r>
         <w:rPr>
           <w:rFonts w:ascii="Times New Roman" w:eastAsia="宋体" w:hAnsi="Times New Roman"/>
@@ -6854,42 +6598,35 @@
         </w:rPr>
         <w:t>为实际末端位置，</w:t>
       </w:r>
-      <m:oMath>
-        <m:r>
-          <w:rPr>
-            <w:rFonts w:ascii="Cambria Math" w:hAnsi="Cambria Math"/>
-            <w:lang w:eastAsia="zh-CN"/>
-          </w:rPr>
-          <m:t>K</m:t>
-        </m:r>
-        <m:r>
-          <m:rPr>
-            <m:sty m:val="p"/>
-          </m:rPr>
-          <w:rPr>
-            <w:rFonts w:ascii="Cambria Math" w:hAnsi="Cambria Math"/>
-            <w:lang w:eastAsia="zh-CN"/>
-          </w:rPr>
-          <m:t>(</m:t>
-        </m:r>
-        <m:r>
-          <w:rPr>
-            <w:rFonts w:ascii="Cambria Math" w:hAnsi="Cambria Math"/>
-            <w:lang w:eastAsia="zh-CN"/>
-          </w:rPr>
-          <m:t>c</m:t>
-        </m:r>
-        <m:r>
-          <m:rPr>
-            <m:sty m:val="p"/>
-          </m:rPr>
-          <w:rPr>
-            <w:rFonts w:ascii="Cambria Math" w:hAnsi="Cambria Math"/>
-            <w:lang w:eastAsia="zh-CN"/>
-          </w:rPr>
-          <m:t>)</m:t>
-        </m:r>
-      </m:oMath>
+      <w:r>
+        <w:rPr>
+          <w:rFonts w:ascii="Times New Roman" w:eastAsia="宋体" w:hAnsi="Times New Roman"/>
+          <w:lang w:eastAsia="zh-CN"/>
+        </w:rPr>
+        <w:t xml:space="preserve"/>
+      </w:r>
+      <w:r>
+        <m:oMath>
+          <m:r>
+            <m:t>K</m:t>
+          </m:r>
+          <m:r>
+            <m:rPr>
+              <m:sty m:val="p"/>
+            </m:rPr>
+            <m:t>(</m:t>
+          </m:r>
+          <m:r>
+            <m:t>c</m:t>
+          </m:r>
+          <m:r>
+            <m:rPr>
+              <m:sty m:val="p"/>
+            </m:rPr>
+            <m:t>)</m:t>
+          </m:r>
+        </m:oMath>
+      </w:r>
       <w:r>
         <w:rPr>
           <w:rFonts w:ascii="Times New Roman" w:eastAsia="宋体" w:hAnsi="Times New Roman"/>
@@ -6911,42 +6648,28 @@
         </w:rPr>
         <w:t xml:space="preserve"> </w:t>
       </w:r>
-      <m:oMath>
-        <m:r>
-          <w:rPr>
-            <w:rFonts w:ascii="Cambria Math" w:hAnsi="Cambria Math"/>
-            <w:lang w:eastAsia="zh-CN"/>
-          </w:rPr>
-          <m:t>D</m:t>
-        </m:r>
-        <m:r>
-          <m:rPr>
-            <m:sty m:val="p"/>
-          </m:rPr>
-          <w:rPr>
-            <w:rFonts w:ascii="Cambria Math" w:hAnsi="Cambria Math"/>
-            <w:lang w:eastAsia="zh-CN"/>
-          </w:rPr>
-          <m:t>(</m:t>
-        </m:r>
-        <m:r>
-          <w:rPr>
-            <w:rFonts w:ascii="Cambria Math" w:hAnsi="Cambria Math"/>
-            <w:lang w:eastAsia="zh-CN"/>
-          </w:rPr>
-          <m:t>c</m:t>
-        </m:r>
-        <m:r>
-          <m:rPr>
-            <m:sty m:val="p"/>
-          </m:rPr>
-          <w:rPr>
-            <w:rFonts w:ascii="Cambria Math" w:hAnsi="Cambria Math"/>
-            <w:lang w:eastAsia="zh-CN"/>
-          </w:rPr>
-          <m:t>)</m:t>
-        </m:r>
-      </m:oMath>
+      <w:r>
+        <m:oMath>
+          <m:r>
+            <m:t>D</m:t>
+          </m:r>
+          <m:r>
+            <m:rPr>
+              <m:sty m:val="p"/>
+            </m:rPr>
+            <m:t>(</m:t>
+          </m:r>
+          <m:r>
+            <m:t>c</m:t>
+          </m:r>
+          <m:r>
+            <m:rPr>
+              <m:sty m:val="p"/>
+            </m:rPr>
+            <m:t>)</m:t>
+          </m:r>
+        </m:oMath>
+      </w:r>
       <w:r>
         <w:rPr>
           <w:rFonts w:ascii="Times New Roman" w:eastAsia="宋体" w:hAnsi="Times New Roman"/>
@@ -6968,15 +6691,13 @@
         </w:rPr>
         <w:t xml:space="preserve"> </w:t>
       </w:r>
-      <m:oMath>
-        <m:r>
-          <w:rPr>
-            <w:rFonts w:ascii="Cambria Math" w:hAnsi="Cambria Math"/>
-            <w:lang w:eastAsia="zh-CN"/>
-          </w:rPr>
-          <m:t>c</m:t>
-        </m:r>
-      </m:oMath>
+      <w:r>
+        <m:oMath>
+          <m:r>
+            <m:t>c</m:t>
+          </m:r>
+        </m:oMath>
+      </w:r>
       <w:r>
         <w:rPr>
           <w:rFonts w:ascii="Times New Roman" w:eastAsia="宋体" w:hAnsi="Times New Roman"/>
@@ -6995,308 +6716,204 @@
     <w:p>
       <w:pPr>
         <w:pStyle w:val="a0"/>
+        <w:spacing w:line="360" w:lineRule="auto"/>
+        <w:ind w:firstLine="480"/>
+        <w:jc w:val="both"/>
+        <w:rPr>
+          <w:lang w:eastAsia="zh-CN"/>
+        </w:rPr>
         <w:tabs>
           <w:tab w:val="center" w:pos="4253"/>
           <w:tab w:val="right" w:pos="8506"/>
         </w:tabs>
-        <w:spacing w:line="360" w:lineRule="auto"/>
-        <w:ind w:firstLine="480"/>
-        <w:jc w:val="both"/>
-        <w:rPr>
-          <w:lang w:eastAsia="zh-CN"/>
-        </w:rPr>
       </w:pPr>
       <w:r>
         <w:rPr>
           <w:rFonts w:ascii="Times New Roman"/>
-          <w:lang w:eastAsia="zh-CN"/>
         </w:rPr>
         <w:tab/>
       </w:r>
-      <m:oMath>
-        <m:r>
-          <w:rPr>
-            <w:rFonts w:ascii="Cambria Math" w:hAnsi="Cambria Math"/>
-            <w:lang w:eastAsia="zh-CN"/>
-          </w:rPr>
-          <m:t>K</m:t>
-        </m:r>
-        <m:r>
-          <m:rPr>
-            <m:sty m:val="p"/>
-          </m:rPr>
-          <w:rPr>
-            <w:rFonts w:ascii="Cambria Math" w:hAnsi="Cambria Math"/>
-            <w:lang w:eastAsia="zh-CN"/>
-          </w:rPr>
-          <m:t>(</m:t>
-        </m:r>
-        <m:r>
-          <w:rPr>
-            <w:rFonts w:ascii="Cambria Math" w:hAnsi="Cambria Math"/>
-            <w:lang w:eastAsia="zh-CN"/>
-          </w:rPr>
-          <m:t>c</m:t>
-        </m:r>
-        <m:r>
-          <m:rPr>
-            <m:sty m:val="p"/>
-          </m:rPr>
-          <w:rPr>
-            <w:rFonts w:ascii="Cambria Math" w:hAnsi="Cambria Math"/>
-            <w:lang w:eastAsia="zh-CN"/>
-          </w:rPr>
-          <m:t>)=</m:t>
-        </m:r>
-        <m:r>
-          <m:rPr>
+      <w:r>
+        <m:oMath>
+          <m:r>
+            <m:t>K</m:t>
+          </m:r>
+          <m:r>
+            <m:rPr>
+              <m:sty m:val="p"/>
+            </m:rPr>
+            <m:t>(</m:t>
+          </m:r>
+          <m:r>
+            <m:t>c</m:t>
+          </m:r>
+          <m:r>
+            <m:rPr>
+              <m:sty m:val="p"/>
+            </m:rPr>
+            <m:t>)</m:t>
+          </m:r>
+          <m:r>
+            <m:rPr>
+              <m:sty m:val="p"/>
+            </m:rPr>
+            <m:t>=</m:t>
+          </m:r>
+          <m:r>
             <m:nor/>
-          </m:rPr>
-          <w:rPr>
-            <w:lang w:eastAsia="zh-CN"/>
-          </w:rPr>
-          <m:t>diag</m:t>
-        </m:r>
-        <m:r>
-          <m:rPr>
-            <m:sty m:val="p"/>
-          </m:rPr>
-          <w:rPr>
-            <w:rFonts w:ascii="Cambria Math" w:hAnsi="Cambria Math"/>
-            <w:lang w:eastAsia="zh-CN"/>
-          </w:rPr>
-          <m:t>(</m:t>
-        </m:r>
-        <m:sSub>
-          <m:sSubPr>
-            <m:ctrlPr>
-              <w:rPr>
-                <w:rFonts w:ascii="Cambria Math" w:hAnsi="Cambria Math"/>
-              </w:rPr>
-            </m:ctrlPr>
-          </m:sSubPr>
-          <m:e>
-            <m:r>
-              <w:rPr>
-                <w:rFonts w:ascii="Cambria Math" w:hAnsi="Cambria Math"/>
-                <w:lang w:eastAsia="zh-CN"/>
-              </w:rPr>
-              <m:t>K</m:t>
-            </m:r>
-          </m:e>
-          <m:sub>
-            <m:r>
-              <w:rPr>
-                <w:rFonts w:ascii="Cambria Math" w:hAnsi="Cambria Math"/>
-                <w:lang w:eastAsia="zh-CN"/>
-              </w:rPr>
-              <m:t>t</m:t>
-            </m:r>
-          </m:sub>
-        </m:sSub>
-        <m:r>
-          <m:rPr>
-            <m:sty m:val="p"/>
-          </m:rPr>
-          <w:rPr>
-            <w:rFonts w:ascii="Cambria Math" w:hAnsi="Cambria Math"/>
-            <w:lang w:eastAsia="zh-CN"/>
-          </w:rPr>
-          <m:t>,</m:t>
-        </m:r>
-        <m:sSub>
-          <m:sSubPr>
-            <m:ctrlPr>
-              <w:rPr>
-                <w:rFonts w:ascii="Cambria Math" w:hAnsi="Cambria Math"/>
-              </w:rPr>
-            </m:ctrlPr>
-          </m:sSubPr>
-          <m:e>
-            <m:r>
-              <w:rPr>
-                <w:rFonts w:ascii="Cambria Math" w:hAnsi="Cambria Math"/>
-                <w:lang w:eastAsia="zh-CN"/>
-              </w:rPr>
-              <m:t>K</m:t>
-            </m:r>
-          </m:e>
-          <m:sub>
-            <m:r>
-              <w:rPr>
-                <w:rFonts w:ascii="Cambria Math" w:hAnsi="Cambria Math"/>
-                <w:lang w:eastAsia="zh-CN"/>
-              </w:rPr>
-              <m:t>t</m:t>
-            </m:r>
-          </m:sub>
-        </m:sSub>
-        <m:r>
-          <m:rPr>
-            <m:sty m:val="p"/>
-          </m:rPr>
-          <w:rPr>
-            <w:rFonts w:ascii="Cambria Math" w:hAnsi="Cambria Math"/>
-            <w:lang w:eastAsia="zh-CN"/>
-          </w:rPr>
-          <m:t>,</m:t>
-        </m:r>
-        <m:sSub>
-          <m:sSubPr>
-            <m:ctrlPr>
-              <w:rPr>
-                <w:rFonts w:ascii="Cambria Math" w:hAnsi="Cambria Math"/>
-              </w:rPr>
-            </m:ctrlPr>
-          </m:sSubPr>
-          <m:e>
-            <m:r>
-              <w:rPr>
-                <w:rFonts w:ascii="Cambria Math" w:hAnsi="Cambria Math"/>
-                <w:lang w:eastAsia="zh-CN"/>
-              </w:rPr>
-              <m:t>K</m:t>
-            </m:r>
-          </m:e>
-          <m:sub>
-            <m:r>
-              <w:rPr>
-                <w:rFonts w:ascii="Cambria Math" w:hAnsi="Cambria Math"/>
-                <w:lang w:eastAsia="zh-CN"/>
-              </w:rPr>
-              <m:t>t</m:t>
-            </m:r>
-          </m:sub>
-        </m:sSub>
-        <m:r>
-          <m:rPr>
-            <m:sty m:val="p"/>
-          </m:rPr>
-          <w:rPr>
-            <w:rFonts w:ascii="Cambria Math" w:hAnsi="Cambria Math"/>
-            <w:lang w:eastAsia="zh-CN"/>
-          </w:rPr>
-          <m:t>,</m:t>
-        </m:r>
-        <m:sSub>
-          <m:sSubPr>
-            <m:ctrlPr>
-              <w:rPr>
-                <w:rFonts w:ascii="Cambria Math" w:hAnsi="Cambria Math"/>
-              </w:rPr>
-            </m:ctrlPr>
-          </m:sSubPr>
-          <m:e>
-            <m:r>
-              <w:rPr>
-                <w:rFonts w:ascii="Cambria Math" w:hAnsi="Cambria Math"/>
-                <w:lang w:eastAsia="zh-CN"/>
-              </w:rPr>
-              <m:t>K</m:t>
-            </m:r>
-          </m:e>
-          <m:sub>
-            <m:r>
-              <w:rPr>
-                <w:rFonts w:ascii="Cambria Math" w:hAnsi="Cambria Math"/>
-                <w:lang w:eastAsia="zh-CN"/>
-              </w:rPr>
-              <m:t>r</m:t>
-            </m:r>
-          </m:sub>
-        </m:sSub>
-        <m:r>
-          <m:rPr>
-            <m:sty m:val="p"/>
-          </m:rPr>
-          <w:rPr>
-            <w:rFonts w:ascii="Cambria Math" w:hAnsi="Cambria Math"/>
-            <w:lang w:eastAsia="zh-CN"/>
-          </w:rPr>
-          <m:t>,</m:t>
-        </m:r>
-        <m:sSub>
-          <m:sSubPr>
-            <m:ctrlPr>
-              <w:rPr>
-                <w:rFonts w:ascii="Cambria Math" w:hAnsi="Cambria Math"/>
-              </w:rPr>
-            </m:ctrlPr>
-          </m:sSubPr>
-          <m:e>
-            <m:r>
-              <w:rPr>
-                <w:rFonts w:ascii="Cambria Math" w:hAnsi="Cambria Math"/>
-                <w:lang w:eastAsia="zh-CN"/>
-              </w:rPr>
-              <m:t>K</m:t>
-            </m:r>
-          </m:e>
-          <m:sub>
-            <m:r>
-              <w:rPr>
-                <w:rFonts w:ascii="Cambria Math" w:hAnsi="Cambria Math"/>
-                <w:lang w:eastAsia="zh-CN"/>
-              </w:rPr>
-              <m:t>r</m:t>
-            </m:r>
-          </m:sub>
-        </m:sSub>
-        <m:r>
-          <m:rPr>
-            <m:sty m:val="p"/>
-          </m:rPr>
-          <w:rPr>
-            <w:rFonts w:ascii="Cambria Math" w:hAnsi="Cambria Math"/>
-            <w:lang w:eastAsia="zh-CN"/>
-          </w:rPr>
-          <m:t>,</m:t>
-        </m:r>
-        <m:sSub>
-          <m:sSubPr>
-            <m:ctrlPr>
-              <w:rPr>
-                <w:rFonts w:ascii="Cambria Math" w:hAnsi="Cambria Math"/>
-              </w:rPr>
-            </m:ctrlPr>
-          </m:sSubPr>
-          <m:e>
-            <m:r>
-              <w:rPr>
-                <w:rFonts w:ascii="Cambria Math" w:hAnsi="Cambria Math"/>
-                <w:lang w:eastAsia="zh-CN"/>
-              </w:rPr>
-              <m:t>K</m:t>
-            </m:r>
-          </m:e>
-          <m:sub>
-            <m:r>
-              <w:rPr>
-                <w:rFonts w:ascii="Cambria Math" w:hAnsi="Cambria Math"/>
-                <w:lang w:eastAsia="zh-CN"/>
-              </w:rPr>
-              <m:t>r</m:t>
-            </m:r>
-          </m:sub>
-        </m:sSub>
-        <m:r>
-          <m:rPr>
-            <m:sty m:val="p"/>
-          </m:rPr>
-          <w:rPr>
-            <w:rFonts w:ascii="Cambria Math" w:hAnsi="Cambria Math"/>
-            <w:lang w:eastAsia="zh-CN"/>
-          </w:rPr>
-          <m:t>)</m:t>
-        </m:r>
-      </m:oMath>
+            <m:rPr>
+              <m:sty m:val="p"/>
+            </m:rPr>
+            <m:t>d</m:t>
+          </m:r>
+          <m:r>
+            <m:nor/>
+            <m:rPr>
+              <m:sty m:val="p"/>
+            </m:rPr>
+            <m:t>i</m:t>
+          </m:r>
+          <m:r>
+            <m:nor/>
+            <m:rPr>
+              <m:sty m:val="p"/>
+            </m:rPr>
+            <m:t>a</m:t>
+          </m:r>
+          <m:r>
+            <m:nor/>
+            <m:rPr>
+              <m:sty m:val="p"/>
+            </m:rPr>
+            <m:t>g</m:t>
+          </m:r>
+          <m:r>
+            <m:rPr>
+              <m:sty m:val="p"/>
+            </m:rPr>
+            <m:t>(</m:t>
+          </m:r>
+          <m:sSub>
+            <m:e>
+              <m:r>
+                <m:t>K</m:t>
+              </m:r>
+            </m:e>
+            <m:sub>
+              <m:r>
+                <m:t>t</m:t>
+              </m:r>
+            </m:sub>
+          </m:sSub>
+          <m:r>
+            <m:rPr>
+              <m:sty m:val="p"/>
+            </m:rPr>
+            <m:t>,</m:t>
+          </m:r>
+          <m:sSub>
+            <m:e>
+              <m:r>
+                <m:t>K</m:t>
+              </m:r>
+            </m:e>
+            <m:sub>
+              <m:r>
+                <m:t>t</m:t>
+              </m:r>
+            </m:sub>
+          </m:sSub>
+          <m:r>
+            <m:rPr>
+              <m:sty m:val="p"/>
+            </m:rPr>
+            <m:t>,</m:t>
+          </m:r>
+          <m:sSub>
+            <m:e>
+              <m:r>
+                <m:t>K</m:t>
+              </m:r>
+            </m:e>
+            <m:sub>
+              <m:r>
+                <m:t>t</m:t>
+              </m:r>
+            </m:sub>
+          </m:sSub>
+          <m:r>
+            <m:rPr>
+              <m:sty m:val="p"/>
+            </m:rPr>
+            <m:t>,</m:t>
+          </m:r>
+          <m:sSub>
+            <m:e>
+              <m:r>
+                <m:t>K</m:t>
+              </m:r>
+            </m:e>
+            <m:sub>
+              <m:r>
+                <m:t>r</m:t>
+              </m:r>
+            </m:sub>
+          </m:sSub>
+          <m:r>
+            <m:rPr>
+              <m:sty m:val="p"/>
+            </m:rPr>
+            <m:t>,</m:t>
+          </m:r>
+          <m:sSub>
+            <m:e>
+              <m:r>
+                <m:t>K</m:t>
+              </m:r>
+            </m:e>
+            <m:sub>
+              <m:r>
+                <m:t>r</m:t>
+              </m:r>
+            </m:sub>
+          </m:sSub>
+          <m:r>
+            <m:rPr>
+              <m:sty m:val="p"/>
+            </m:rPr>
+            <m:t>,</m:t>
+          </m:r>
+          <m:sSub>
+            <m:e>
+              <m:r>
+                <m:t>K</m:t>
+              </m:r>
+            </m:e>
+            <m:sub>
+              <m:r>
+                <m:t>r</m:t>
+              </m:r>
+            </m:sub>
+          </m:sSub>
+          <m:r>
+            <m:rPr>
+              <m:sty m:val="p"/>
+            </m:rPr>
+            <m:t>)</m:t>
+          </m:r>
+        </m:oMath>
+      </w:r>
       <w:r>
         <w:rPr>
           <w:rFonts w:ascii="Times New Roman"/>
-          <w:lang w:eastAsia="zh-CN"/>
         </w:rPr>
         <w:tab/>
-        <w:t>(5)</w:t>
+      </w:r>
+      <w:r>
+        <w:rPr>
+          <w:rFonts w:ascii="Times New Roman"/>
+        </w:rPr>
+        <w:t xml:space="preserve">(5)</w:t>
       </w:r>
     </w:p>
     <w:p>
@@ -7316,21 +6933,26 @@
         </w:rPr>
         <w:t>阻尼由阻尼比</w:t>
       </w:r>
-      <m:oMath>
-        <m:r>
-          <w:rPr>
-            <w:rFonts w:ascii="Cambria Math" w:hAnsi="Cambria Math"/>
-            <w:lang w:eastAsia="zh-CN"/>
-          </w:rPr>
-          <m:t>ζ</m:t>
-        </m:r>
-      </m:oMath>
-      <w:r>
-        <w:rPr>
-          <w:rFonts w:ascii="Times New Roman" w:eastAsia="宋体" w:hAnsi="Times New Roman"/>
-          <w:lang w:eastAsia="zh-CN"/>
-        </w:rPr>
-        <w:t xml:space="preserve">  </w:t>
+      <w:r>
+        <m:oMath>
+          <m:r>
+            <m:t>ζ</m:t>
+          </m:r>
+        </m:oMath>
+      </w:r>
+      <w:r>
+        <w:rPr>
+          <w:rFonts w:ascii="Times New Roman" w:eastAsia="宋体" w:hAnsi="Times New Roman"/>
+          <w:lang w:eastAsia="zh-CN"/>
+        </w:rPr>
+        <w:t xml:space="preserve"> </w:t>
+      </w:r>
+      <w:r>
+        <w:rPr>
+          <w:rFonts w:ascii="Times New Roman" w:eastAsia="宋体" w:hAnsi="Times New Roman"/>
+          <w:lang w:eastAsia="zh-CN"/>
+        </w:rPr>
+        <w:t xml:space="preserve"> </w:t>
       </w:r>
       <w:r>
         <w:rPr>
@@ -7339,35 +6961,22 @@
         </w:rPr>
         <w:t>调节。视觉自动模式下，系统根据识别到的物体操作属性自动更新</w:t>
       </w:r>
-      <m:oMath>
-        <m:sSub>
-          <m:sSubPr>
-            <m:ctrlPr>
-              <w:rPr>
-                <w:rFonts w:ascii="Cambria Math" w:hAnsi="Cambria Math"/>
-              </w:rPr>
-            </m:ctrlPr>
-          </m:sSubPr>
-          <m:e>
-            <m:r>
-              <w:rPr>
-                <w:rFonts w:ascii="Cambria Math" w:hAnsi="Cambria Math"/>
-                <w:lang w:eastAsia="zh-CN"/>
-              </w:rPr>
-              <m:t>K</m:t>
-            </m:r>
-          </m:e>
-          <m:sub>
-            <m:r>
-              <w:rPr>
-                <w:rFonts w:ascii="Cambria Math" w:hAnsi="Cambria Math"/>
-                <w:lang w:eastAsia="zh-CN"/>
-              </w:rPr>
-              <m:t>t</m:t>
-            </m:r>
-          </m:sub>
-        </m:sSub>
-      </m:oMath>
+      <w:r>
+        <m:oMath>
+          <m:sSub>
+            <m:e>
+              <m:r>
+                <m:t>K</m:t>
+              </m:r>
+            </m:e>
+            <m:sub>
+              <m:r>
+                <m:t>t</m:t>
+              </m:r>
+            </m:sub>
+          </m:sSub>
+        </m:oMath>
+      </w:r>
       <w:r>
         <w:rPr>
           <w:rFonts w:ascii="Times New Roman" w:eastAsia="宋体" w:hAnsi="Times New Roman"/>
@@ -7375,6 +6984,15 @@
         </w:rPr>
         <w:t xml:space="preserve"> </w:t>
       </w:r>
+      <w:proofErr w:type="spellStart"/>
+      <w:proofErr w:type="spellEnd"/>
+      <w:r>
+        <w:rPr>
+          <w:rFonts w:ascii="Times New Roman" w:eastAsia="宋体" w:hAnsi="Times New Roman"/>
+          <w:lang w:eastAsia="zh-CN"/>
+        </w:rPr>
+        <w:t/>
+      </w:r>
       <w:r>
         <w:rPr>
           <w:rFonts w:ascii="Times New Roman" w:eastAsia="宋体" w:hAnsi="Times New Roman"/>
@@ -7382,35 +7000,31 @@
         </w:rPr>
         <w:t>、</w:t>
       </w:r>
-      <m:oMath>
-        <m:sSub>
-          <m:sSubPr>
-            <m:ctrlPr>
-              <w:rPr>
-                <w:rFonts w:ascii="Cambria Math" w:hAnsi="Cambria Math"/>
-              </w:rPr>
-            </m:ctrlPr>
-          </m:sSubPr>
-          <m:e>
-            <m:r>
-              <w:rPr>
-                <w:rFonts w:ascii="Cambria Math" w:hAnsi="Cambria Math"/>
-                <w:lang w:eastAsia="zh-CN"/>
-              </w:rPr>
-              <m:t>K</m:t>
-            </m:r>
-          </m:e>
-          <m:sub>
-            <m:r>
-              <w:rPr>
-                <w:rFonts w:ascii="Cambria Math" w:hAnsi="Cambria Math"/>
-                <w:lang w:eastAsia="zh-CN"/>
-              </w:rPr>
-              <m:t>r</m:t>
-            </m:r>
-          </m:sub>
-        </m:sSub>
-      </m:oMath>
+      <w:r>
+        <m:oMath>
+          <m:sSub>
+            <m:e>
+              <m:r>
+                <m:t>K</m:t>
+              </m:r>
+            </m:e>
+            <m:sub>
+              <m:r>
+                <m:t>r</m:t>
+              </m:r>
+            </m:sub>
+          </m:sSub>
+        </m:oMath>
+      </w:r>
+      <w:r>
+        <w:rPr>
+          <w:rFonts w:ascii="Times New Roman" w:eastAsia="宋体" w:hAnsi="Times New Roman"/>
+          <w:lang w:eastAsia="zh-CN"/>
+        </w:rPr>
+        <w:t/>
+      </w:r>
+      <w:proofErr w:type="spellStart"/>
+      <w:proofErr w:type="spellEnd"/>
       <w:r>
         <w:rPr>
           <w:rFonts w:ascii="Times New Roman" w:eastAsia="宋体" w:hAnsi="Times New Roman"/>
@@ -7432,15 +7046,13 @@
         </w:rPr>
         <w:t xml:space="preserve"> </w:t>
       </w:r>
-      <m:oMath>
-        <m:r>
-          <w:rPr>
-            <w:rFonts w:ascii="Cambria Math" w:hAnsi="Cambria Math"/>
-            <w:lang w:eastAsia="zh-CN"/>
-          </w:rPr>
-          <m:t>ζ</m:t>
-        </m:r>
-      </m:oMath>
+      <w:r>
+        <m:oMath>
+          <m:r>
+            <m:t>ζ</m:t>
+          </m:r>
+        </m:oMath>
+      </w:r>
       <w:r>
         <w:rPr>
           <w:rFonts w:ascii="Times New Roman" w:eastAsia="宋体" w:hAnsi="Times New Roman"/>
@@ -7533,35 +7145,28 @@
         </w:rPr>
         <w:t>外力为</w:t>
       </w:r>
-      <m:oMath>
-        <m:sSub>
-          <m:sSubPr>
-            <m:ctrlPr>
-              <w:rPr>
-                <w:rFonts w:ascii="Cambria Math" w:hAnsi="Cambria Math"/>
-              </w:rPr>
-            </m:ctrlPr>
-          </m:sSubPr>
-          <m:e>
-            <m:r>
-              <w:rPr>
-                <w:rFonts w:ascii="Cambria Math" w:hAnsi="Cambria Math"/>
-                <w:lang w:eastAsia="zh-CN"/>
-              </w:rPr>
-              <m:t>F</m:t>
-            </m:r>
-          </m:e>
-          <m:sub>
-            <m:r>
-              <w:rPr>
-                <w:rFonts w:ascii="Cambria Math" w:hAnsi="Cambria Math"/>
-                <w:lang w:eastAsia="zh-CN"/>
-              </w:rPr>
-              <m:t>ext</m:t>
-            </m:r>
-          </m:sub>
-        </m:sSub>
-      </m:oMath>
+      <w:r>
+        <m:oMath>
+          <m:sSub>
+            <m:e>
+              <m:r>
+                <m:t>F</m:t>
+              </m:r>
+            </m:e>
+            <m:sub>
+              <m:r>
+                <m:t>e</m:t>
+              </m:r>
+              <m:r>
+                <m:t>x</m:t>
+              </m:r>
+              <m:r>
+                <m:t>t</m:t>
+              </m:r>
+            </m:sub>
+          </m:sSub>
+        </m:oMath>
+      </w:r>
       <w:r>
         <w:rPr>
           <w:rFonts w:ascii="Times New Roman" w:eastAsia="宋体" w:hAnsi="Times New Roman"/>
@@ -7569,6 +7174,15 @@
         </w:rPr>
         <w:t xml:space="preserve"> </w:t>
       </w:r>
+      <w:proofErr w:type="spellStart"/>
+      <w:proofErr w:type="spellEnd"/>
+      <w:r>
+        <w:rPr>
+          <w:rFonts w:ascii="Times New Roman" w:eastAsia="宋体" w:hAnsi="Times New Roman"/>
+          <w:lang w:eastAsia="zh-CN"/>
+        </w:rPr>
+        <w:t/>
+      </w:r>
       <w:r>
         <w:rPr>
           <w:rFonts w:ascii="Times New Roman" w:eastAsia="宋体" w:hAnsi="Times New Roman"/>
@@ -7592,41 +7206,37 @@
         </w:rPr>
         <w:t>反馈为</w:t>
       </w:r>
-      <m:oMath>
-        <m:sSub>
-          <m:sSubPr>
-            <m:ctrlPr>
-              <w:rPr>
-                <w:rFonts w:ascii="Cambria Math" w:hAnsi="Cambria Math"/>
-              </w:rPr>
-            </m:ctrlPr>
-          </m:sSubPr>
-          <m:e>
-            <m:r>
-              <w:rPr>
-                <w:rFonts w:ascii="Cambria Math" w:hAnsi="Cambria Math"/>
-                <w:lang w:eastAsia="zh-CN"/>
-              </w:rPr>
-              <m:t>F</m:t>
-            </m:r>
-          </m:e>
-          <m:sub>
-            <m:r>
-              <w:rPr>
-                <w:rFonts w:ascii="Cambria Math" w:hAnsi="Cambria Math"/>
-                <w:lang w:eastAsia="zh-CN"/>
-              </w:rPr>
-              <m:t>h</m:t>
-            </m:r>
-          </m:sub>
-        </m:sSub>
-      </m:oMath>
+      <w:r>
+        <m:oMath>
+          <m:sSub>
+            <m:e>
+              <m:r>
+                <m:t>F</m:t>
+              </m:r>
+            </m:e>
+            <m:sub>
+              <m:r>
+                <m:t>h</m:t>
+              </m:r>
+            </m:sub>
+          </m:sSub>
+        </m:oMath>
+      </w:r>
       <w:r>
         <w:rPr>
           <w:rFonts w:ascii="Times New Roman" w:eastAsia="宋体" w:hAnsi="Times New Roman"/>
           <w:lang w:eastAsia="zh-CN"/>
         </w:rPr>
         <w:t xml:space="preserve"> </w:t>
+      </w:r>
+      <w:proofErr w:type="spellStart"/>
+      <w:proofErr w:type="spellEnd"/>
+      <w:r>
+        <w:rPr>
+          <w:rFonts w:ascii="Times New Roman" w:eastAsia="宋体" w:hAnsi="Times New Roman"/>
+          <w:lang w:eastAsia="zh-CN"/>
+        </w:rPr>
+        <w:t/>
       </w:r>
       <w:r>
         <w:rPr>
@@ -7639,420 +7249,341 @@
     <w:p>
       <w:pPr>
         <w:pStyle w:val="a0"/>
+        <w:spacing w:line="360" w:lineRule="auto"/>
+        <w:ind w:firstLine="480"/>
+        <w:jc w:val="both"/>
+        <w:rPr>
+          <w:lang w:eastAsia="zh-CN"/>
+        </w:rPr>
         <w:tabs>
           <w:tab w:val="center" w:pos="4253"/>
           <w:tab w:val="right" w:pos="8506"/>
         </w:tabs>
-        <w:spacing w:line="360" w:lineRule="auto"/>
-        <w:ind w:firstLine="480"/>
-        <w:jc w:val="both"/>
-        <w:rPr>
-          <w:lang w:eastAsia="zh-CN"/>
-        </w:rPr>
       </w:pPr>
       <w:r>
         <w:rPr>
           <w:rFonts w:ascii="Times New Roman"/>
-          <w:lang w:eastAsia="zh-CN"/>
         </w:rPr>
         <w:tab/>
       </w:r>
-      <m:oMath>
-        <m:sSub>
-          <m:sSubPr>
-            <m:ctrlPr>
-              <w:rPr>
-                <w:rFonts w:ascii="Cambria Math" w:hAnsi="Cambria Math"/>
-              </w:rPr>
-            </m:ctrlPr>
-          </m:sSubPr>
-          <m:e>
-            <m:r>
-              <w:rPr>
-                <w:rFonts w:ascii="Cambria Math" w:hAnsi="Cambria Math"/>
-              </w:rPr>
-              <m:t>F</m:t>
-            </m:r>
-          </m:e>
-          <m:sub>
-            <m:r>
-              <w:rPr>
-                <w:rFonts w:ascii="Cambria Math" w:hAnsi="Cambria Math"/>
-              </w:rPr>
-              <m:t>h</m:t>
-            </m:r>
-          </m:sub>
-        </m:sSub>
-        <m:r>
-          <m:rPr>
-            <m:sty m:val="p"/>
-          </m:rPr>
-          <w:rPr>
-            <w:rFonts w:ascii="Cambria Math" w:hAnsi="Cambria Math"/>
-          </w:rPr>
-          <m:t>=</m:t>
-        </m:r>
-        <m:d>
-          <m:dPr>
-            <m:begChr m:val="{"/>
-            <m:endChr m:val=""/>
-            <m:ctrlPr>
-              <w:rPr>
-                <w:rFonts w:ascii="Cambria Math" w:hAnsi="Cambria Math"/>
-              </w:rPr>
-            </m:ctrlPr>
-          </m:dPr>
-          <m:e>
-            <m:m>
-              <m:mPr>
-                <m:plcHide m:val="1"/>
-                <m:mcs>
-                  <m:mc>
-                    <m:mcPr>
-                      <m:count m:val="2"/>
-                      <m:mcJc m:val="left"/>
-                    </m:mcPr>
-                  </m:mc>
-                </m:mcs>
-                <m:ctrlPr>
-                  <w:rPr>
-                    <w:rFonts w:ascii="Cambria Math" w:hAnsi="Cambria Math"/>
-                  </w:rPr>
-                </m:ctrlPr>
-              </m:mPr>
-              <m:mr>
-                <m:e>
-                  <m:r>
-                    <w:rPr>
-                      <w:rFonts w:ascii="Cambria Math" w:hAnsi="Cambria Math"/>
-                    </w:rPr>
-                    <m:t>0</m:t>
-                  </m:r>
-                  <m:r>
-                    <m:rPr>
-                      <m:sty m:val="p"/>
-                    </m:rPr>
-                    <w:rPr>
-                      <w:rFonts w:ascii="Cambria Math" w:hAnsi="Cambria Math"/>
-                    </w:rPr>
-                    <m:t>,</m:t>
-                  </m:r>
-                </m:e>
-                <m:e>
-                  <m:r>
-                    <m:rPr>
-                      <m:sty m:val="p"/>
-                    </m:rPr>
-                    <w:rPr>
-                      <w:rFonts w:ascii="Cambria Math" w:hAnsi="Cambria Math"/>
-                    </w:rPr>
-                    <m:t>|</m:t>
-                  </m:r>
-                  <m:sSub>
-                    <m:sSubPr>
-                      <m:ctrlPr>
-                        <w:rPr>
-                          <w:rFonts w:ascii="Cambria Math" w:hAnsi="Cambria Math"/>
-                        </w:rPr>
-                      </m:ctrlPr>
-                    </m:sSubPr>
-                    <m:e>
-                      <m:r>
-                        <w:rPr>
-                          <w:rFonts w:ascii="Cambria Math" w:hAnsi="Cambria Math"/>
-                        </w:rPr>
-                        <m:t>K</m:t>
-                      </m:r>
-                    </m:e>
-                    <m:sub>
-                      <m:r>
-                        <w:rPr>
-                          <w:rFonts w:ascii="Cambria Math" w:hAnsi="Cambria Math"/>
-                        </w:rPr>
-                        <m:t>f</m:t>
-                      </m:r>
-                    </m:sub>
-                  </m:sSub>
-                  <m:sSub>
-                    <m:sSubPr>
-                      <m:ctrlPr>
-                        <w:rPr>
-                          <w:rFonts w:ascii="Cambria Math" w:hAnsi="Cambria Math"/>
-                        </w:rPr>
-                      </m:ctrlPr>
-                    </m:sSubPr>
-                    <m:e>
-                      <m:r>
-                        <w:rPr>
-                          <w:rFonts w:ascii="Cambria Math" w:hAnsi="Cambria Math"/>
-                        </w:rPr>
-                        <m:t>F</m:t>
-                      </m:r>
-                    </m:e>
-                    <m:sub>
-                      <m:r>
-                        <w:rPr>
-                          <w:rFonts w:ascii="Cambria Math" w:hAnsi="Cambria Math"/>
-                        </w:rPr>
-                        <m:t>ext</m:t>
-                      </m:r>
-                    </m:sub>
-                  </m:sSub>
-                  <m:r>
-                    <m:rPr>
-                      <m:sty m:val="p"/>
-                    </m:rPr>
-                    <w:rPr>
-                      <w:rFonts w:ascii="Cambria Math" w:hAnsi="Cambria Math"/>
-                    </w:rPr>
-                    <m:t>|≤</m:t>
-                  </m:r>
-                  <m:r>
-                    <w:rPr>
-                      <w:rFonts w:ascii="Cambria Math" w:hAnsi="Cambria Math"/>
-                    </w:rPr>
-                    <m:t>d</m:t>
-                  </m:r>
-                </m:e>
-              </m:mr>
-              <m:mr>
-                <m:e>
-                  <m:r>
-                    <m:rPr>
+      <w:r>
+        <m:oMath>
+          <m:sSub>
+            <m:e>
+              <m:r>
+                <m:t>F</m:t>
+              </m:r>
+            </m:e>
+            <m:sub>
+              <m:r>
+                <m:t>h</m:t>
+              </m:r>
+            </m:sub>
+          </m:sSub>
+          <m:r>
+            <m:rPr>
+              <m:sty m:val="p"/>
+            </m:rPr>
+            <m:t>=</m:t>
+          </m:r>
+          <m:d>
+            <m:dPr>
+              <m:begChr m:val="{"/>
+              <m:sepChr m:val=""/>
+              <m:endChr m:val=""/>
+              <m:grow/>
+            </m:dPr>
+            <m:e>
+              <m:m>
+                <m:mPr>
+                  <m:baseJc m:val="center"/>
+                  <m:plcHide m:val="on"/>
+                  <m:mcs>
+                    <m:mc>
+                      <m:mcPr>
+                        <m:mcJc m:val="left"/>
+                        <m:count m:val="1"/>
+                      </m:mcPr>
+                    </m:mc>
+                    <m:mc>
+                      <m:mcPr>
+                        <m:mcJc m:val="left"/>
+                        <m:count m:val="1"/>
+                      </m:mcPr>
+                    </m:mc>
+                  </m:mcs>
+                </m:mPr>
+                <m:mr>
+                  <m:e>
+                    <m:r>
+                      <m:t>0</m:t>
+                    </m:r>
+                    <m:r>
+                      <m:rPr>
+                        <m:sty m:val="p"/>
+                      </m:rPr>
+                      <m:t>,</m:t>
+                    </m:r>
+                  </m:e>
+                  <m:e>
+                    <m:r>
+                      <m:rPr>
+                        <m:sty m:val="p"/>
+                      </m:rPr>
+                      <m:t>|</m:t>
+                    </m:r>
+                    <m:sSub>
+                      <m:e>
+                        <m:r>
+                          <m:t>K</m:t>
+                        </m:r>
+                      </m:e>
+                      <m:sub>
+                        <m:r>
+                          <m:t>f</m:t>
+                        </m:r>
+                      </m:sub>
+                    </m:sSub>
+                    <m:sSub>
+                      <m:e>
+                        <m:r>
+                          <m:t>F</m:t>
+                        </m:r>
+                      </m:e>
+                      <m:sub>
+                        <m:r>
+                          <m:t>e</m:t>
+                        </m:r>
+                        <m:r>
+                          <m:t>x</m:t>
+                        </m:r>
+                        <m:r>
+                          <m:t>t</m:t>
+                        </m:r>
+                      </m:sub>
+                    </m:sSub>
+                    <m:r>
+                      <m:rPr>
+                        <m:sty m:val="p"/>
+                      </m:rPr>
+                      <m:t>|</m:t>
+                    </m:r>
+                    <m:r>
+                      <m:rPr>
+                        <m:sty m:val="p"/>
+                      </m:rPr>
+                      <m:t>≤</m:t>
+                    </m:r>
+                    <m:r>
+                      <m:t>d</m:t>
+                    </m:r>
+                  </m:e>
+                </m:mr>
+                <m:mr>
+                  <m:e>
+                    <m:r>
                       <m:nor/>
-                    </m:rPr>
-                    <m:t>sgn</m:t>
-                  </m:r>
-                  <m:r>
-                    <m:rPr>
-                      <m:sty m:val="p"/>
-                    </m:rPr>
-                    <w:rPr>
-                      <w:rFonts w:ascii="Cambria Math" w:hAnsi="Cambria Math"/>
-                    </w:rPr>
-                    <m:t>(</m:t>
-                  </m:r>
-                  <m:sSub>
-                    <m:sSubPr>
-                      <m:ctrlPr>
-                        <w:rPr>
-                          <w:rFonts w:ascii="Cambria Math" w:hAnsi="Cambria Math"/>
-                        </w:rPr>
-                      </m:ctrlPr>
-                    </m:sSubPr>
-                    <m:e>
-                      <m:r>
-                        <w:rPr>
-                          <w:rFonts w:ascii="Cambria Math" w:hAnsi="Cambria Math"/>
-                        </w:rPr>
-                        <m:t>K</m:t>
-                      </m:r>
-                    </m:e>
-                    <m:sub>
-                      <m:r>
-                        <w:rPr>
-                          <w:rFonts w:ascii="Cambria Math" w:hAnsi="Cambria Math"/>
-                        </w:rPr>
-                        <m:t>f</m:t>
-                      </m:r>
-                    </m:sub>
-                  </m:sSub>
-                  <m:sSub>
-                    <m:sSubPr>
-                      <m:ctrlPr>
-                        <w:rPr>
-                          <w:rFonts w:ascii="Cambria Math" w:hAnsi="Cambria Math"/>
-                        </w:rPr>
-                      </m:ctrlPr>
-                    </m:sSubPr>
-                    <m:e>
-                      <m:r>
-                        <w:rPr>
-                          <w:rFonts w:ascii="Cambria Math" w:hAnsi="Cambria Math"/>
-                        </w:rPr>
-                        <m:t>F</m:t>
-                      </m:r>
-                    </m:e>
-                    <m:sub>
-                      <m:r>
-                        <w:rPr>
-                          <w:rFonts w:ascii="Cambria Math" w:hAnsi="Cambria Math"/>
-                        </w:rPr>
-                        <m:t>ext</m:t>
-                      </m:r>
-                    </m:sub>
-                  </m:sSub>
-                  <m:r>
-                    <m:rPr>
-                      <m:sty m:val="p"/>
-                    </m:rPr>
-                    <w:rPr>
-                      <w:rFonts w:ascii="Cambria Math" w:hAnsi="Cambria Math"/>
-                    </w:rPr>
-                    <m:t>)(|</m:t>
-                  </m:r>
-                  <m:sSub>
-                    <m:sSubPr>
-                      <m:ctrlPr>
-                        <w:rPr>
-                          <w:rFonts w:ascii="Cambria Math" w:hAnsi="Cambria Math"/>
-                        </w:rPr>
-                      </m:ctrlPr>
-                    </m:sSubPr>
-                    <m:e>
-                      <m:r>
-                        <w:rPr>
-                          <w:rFonts w:ascii="Cambria Math" w:hAnsi="Cambria Math"/>
-                        </w:rPr>
-                        <m:t>K</m:t>
-                      </m:r>
-                    </m:e>
-                    <m:sub>
-                      <m:r>
-                        <w:rPr>
-                          <w:rFonts w:ascii="Cambria Math" w:hAnsi="Cambria Math"/>
-                        </w:rPr>
-                        <m:t>f</m:t>
-                      </m:r>
-                    </m:sub>
-                  </m:sSub>
-                  <m:sSub>
-                    <m:sSubPr>
-                      <m:ctrlPr>
-                        <w:rPr>
-                          <w:rFonts w:ascii="Cambria Math" w:hAnsi="Cambria Math"/>
-                        </w:rPr>
-                      </m:ctrlPr>
-                    </m:sSubPr>
-                    <m:e>
-                      <m:r>
-                        <w:rPr>
-                          <w:rFonts w:ascii="Cambria Math" w:hAnsi="Cambria Math"/>
-                        </w:rPr>
-                        <m:t>F</m:t>
-                      </m:r>
-                    </m:e>
-                    <m:sub>
-                      <m:r>
-                        <w:rPr>
-                          <w:rFonts w:ascii="Cambria Math" w:hAnsi="Cambria Math"/>
-                        </w:rPr>
-                        <m:t>ext</m:t>
-                      </m:r>
-                    </m:sub>
-                  </m:sSub>
-                  <m:r>
-                    <m:rPr>
-                      <m:sty m:val="p"/>
-                    </m:rPr>
-                    <w:rPr>
-                      <w:rFonts w:ascii="Cambria Math" w:hAnsi="Cambria Math"/>
-                    </w:rPr>
-                    <m:t>|-</m:t>
-                  </m:r>
-                  <m:r>
-                    <w:rPr>
-                      <w:rFonts w:ascii="Cambria Math" w:hAnsi="Cambria Math"/>
-                    </w:rPr>
-                    <m:t>d</m:t>
-                  </m:r>
-                  <m:r>
-                    <m:rPr>
-                      <m:sty m:val="p"/>
-                    </m:rPr>
-                    <w:rPr>
-                      <w:rFonts w:ascii="Cambria Math" w:hAnsi="Cambria Math"/>
-                    </w:rPr>
-                    <m:t>),</m:t>
-                  </m:r>
-                </m:e>
-                <m:e>
-                  <m:r>
-                    <m:rPr>
-                      <m:sty m:val="p"/>
-                    </m:rPr>
-                    <w:rPr>
-                      <w:rFonts w:ascii="Cambria Math" w:hAnsi="Cambria Math"/>
-                    </w:rPr>
-                    <m:t>|</m:t>
-                  </m:r>
-                  <m:sSub>
-                    <m:sSubPr>
-                      <m:ctrlPr>
-                        <w:rPr>
-                          <w:rFonts w:ascii="Cambria Math" w:hAnsi="Cambria Math"/>
-                        </w:rPr>
-                      </m:ctrlPr>
-                    </m:sSubPr>
-                    <m:e>
-                      <m:r>
-                        <w:rPr>
-                          <w:rFonts w:ascii="Cambria Math" w:hAnsi="Cambria Math"/>
-                        </w:rPr>
-                        <m:t>K</m:t>
-                      </m:r>
-                    </m:e>
-                    <m:sub>
-                      <m:r>
-                        <w:rPr>
-                          <w:rFonts w:ascii="Cambria Math" w:hAnsi="Cambria Math"/>
-                        </w:rPr>
-                        <m:t>f</m:t>
-                      </m:r>
-                    </m:sub>
-                  </m:sSub>
-                  <m:sSub>
-                    <m:sSubPr>
-                      <m:ctrlPr>
-                        <w:rPr>
-                          <w:rFonts w:ascii="Cambria Math" w:hAnsi="Cambria Math"/>
-                        </w:rPr>
-                      </m:ctrlPr>
-                    </m:sSubPr>
-                    <m:e>
-                      <m:r>
-                        <w:rPr>
-                          <w:rFonts w:ascii="Cambria Math" w:hAnsi="Cambria Math"/>
-                        </w:rPr>
-                        <m:t>F</m:t>
-                      </m:r>
-                    </m:e>
-                    <m:sub>
-                      <m:r>
-                        <w:rPr>
-                          <w:rFonts w:ascii="Cambria Math" w:hAnsi="Cambria Math"/>
-                        </w:rPr>
-                        <m:t>ext</m:t>
-                      </m:r>
-                    </m:sub>
-                  </m:sSub>
-                  <m:r>
-                    <m:rPr>
-                      <m:sty m:val="p"/>
-                    </m:rPr>
-                    <w:rPr>
-                      <w:rFonts w:ascii="Cambria Math" w:hAnsi="Cambria Math"/>
-                    </w:rPr>
-                    <m:t>|&gt;</m:t>
-                  </m:r>
-                  <m:r>
-                    <w:rPr>
-                      <w:rFonts w:ascii="Cambria Math" w:hAnsi="Cambria Math"/>
-                    </w:rPr>
-                    <m:t>d</m:t>
-                  </m:r>
-                </m:e>
-              </m:mr>
-            </m:m>
-          </m:e>
-        </m:d>
-      </m:oMath>
+                      <m:rPr>
+                        <m:sty m:val="p"/>
+                      </m:rPr>
+                      <m:t>s</m:t>
+                    </m:r>
+                    <m:r>
+                      <m:nor/>
+                      <m:rPr>
+                        <m:sty m:val="p"/>
+                      </m:rPr>
+                      <m:t>g</m:t>
+                    </m:r>
+                    <m:r>
+                      <m:nor/>
+                      <m:rPr>
+                        <m:sty m:val="p"/>
+                      </m:rPr>
+                      <m:t>n</m:t>
+                    </m:r>
+                    <m:r>
+                      <m:rPr>
+                        <m:sty m:val="p"/>
+                      </m:rPr>
+                      <m:t>(</m:t>
+                    </m:r>
+                    <m:sSub>
+                      <m:e>
+                        <m:r>
+                          <m:t>K</m:t>
+                        </m:r>
+                      </m:e>
+                      <m:sub>
+                        <m:r>
+                          <m:t>f</m:t>
+                        </m:r>
+                      </m:sub>
+                    </m:sSub>
+                    <m:sSub>
+                      <m:e>
+                        <m:r>
+                          <m:t>F</m:t>
+                        </m:r>
+                      </m:e>
+                      <m:sub>
+                        <m:r>
+                          <m:t>e</m:t>
+                        </m:r>
+                        <m:r>
+                          <m:t>x</m:t>
+                        </m:r>
+                        <m:r>
+                          <m:t>t</m:t>
+                        </m:r>
+                      </m:sub>
+                    </m:sSub>
+                    <m:r>
+                      <m:rPr>
+                        <m:sty m:val="p"/>
+                      </m:rPr>
+                      <m:t>)</m:t>
+                    </m:r>
+                    <m:r>
+                      <m:rPr>
+                        <m:sty m:val="p"/>
+                      </m:rPr>
+                      <m:t>(</m:t>
+                    </m:r>
+                    <m:r>
+                      <m:rPr>
+                        <m:sty m:val="p"/>
+                      </m:rPr>
+                      <m:t>|</m:t>
+                    </m:r>
+                    <m:sSub>
+                      <m:e>
+                        <m:r>
+                          <m:t>K</m:t>
+                        </m:r>
+                      </m:e>
+                      <m:sub>
+                        <m:r>
+                          <m:t>f</m:t>
+                        </m:r>
+                      </m:sub>
+                    </m:sSub>
+                    <m:sSub>
+                      <m:e>
+                        <m:r>
+                          <m:t>F</m:t>
+                        </m:r>
+                      </m:e>
+                      <m:sub>
+                        <m:r>
+                          <m:t>e</m:t>
+                        </m:r>
+                        <m:r>
+                          <m:t>x</m:t>
+                        </m:r>
+                        <m:r>
+                          <m:t>t</m:t>
+                        </m:r>
+                      </m:sub>
+                    </m:sSub>
+                    <m:r>
+                      <m:rPr>
+                        <m:sty m:val="p"/>
+                      </m:rPr>
+                      <m:t>|</m:t>
+                    </m:r>
+                    <m:r>
+                      <m:rPr>
+                        <m:sty m:val="p"/>
+                      </m:rPr>
+                      <m:t>−</m:t>
+                    </m:r>
+                    <m:r>
+                      <m:t>d</m:t>
+                    </m:r>
+                    <m:r>
+                      <m:rPr>
+                        <m:sty m:val="p"/>
+                      </m:rPr>
+                      <m:t>)</m:t>
+                    </m:r>
+                    <m:r>
+                      <m:rPr>
+                        <m:sty m:val="p"/>
+                      </m:rPr>
+                      <m:t>,</m:t>
+                    </m:r>
+                  </m:e>
+                  <m:e>
+                    <m:r>
+                      <m:rPr>
+                        <m:sty m:val="p"/>
+                      </m:rPr>
+                      <m:t>|</m:t>
+                    </m:r>
+                    <m:sSub>
+                      <m:e>
+                        <m:r>
+                          <m:t>K</m:t>
+                        </m:r>
+                      </m:e>
+                      <m:sub>
+                        <m:r>
+                          <m:t>f</m:t>
+                        </m:r>
+                      </m:sub>
+                    </m:sSub>
+                    <m:sSub>
+                      <m:e>
+                        <m:r>
+                          <m:t>F</m:t>
+                        </m:r>
+                      </m:e>
+                      <m:sub>
+                        <m:r>
+                          <m:t>e</m:t>
+                        </m:r>
+                        <m:r>
+                          <m:t>x</m:t>
+                        </m:r>
+                        <m:r>
+                          <m:t>t</m:t>
+                        </m:r>
+                      </m:sub>
+                    </m:sSub>
+                    <m:r>
+                      <m:rPr>
+                        <m:sty m:val="p"/>
+                      </m:rPr>
+                      <m:t>|</m:t>
+                    </m:r>
+                    <m:r>
+                      <m:rPr>
+                        <m:sty m:val="p"/>
+                      </m:rPr>
+                      <m:t>&gt;</m:t>
+                    </m:r>
+                    <m:r>
+                      <m:t>d</m:t>
+                    </m:r>
+                  </m:e>
+                </m:mr>
+              </m:m>
+            </m:e>
+          </m:d>
+        </m:oMath>
+      </w:r>
       <w:r>
         <w:rPr>
           <w:rFonts w:ascii="Times New Roman"/>
         </w:rPr>
         <w:tab/>
-        <w:t>(6)</w:t>
+      </w:r>
+      <w:r>
+        <w:rPr>
+          <w:rFonts w:ascii="Times New Roman"/>
+        </w:rPr>
+        <w:t xml:space="preserve">(6)</w:t>
       </w:r>
     </w:p>
     <w:p>
@@ -8090,35 +7621,31 @@
         </w:rPr>
         <w:t>其中，</w:t>
       </w:r>
-      <m:oMath>
-        <m:sSub>
-          <m:sSubPr>
-            <m:ctrlPr>
-              <w:rPr>
-                <w:rFonts w:ascii="Cambria Math" w:hAnsi="Cambria Math"/>
-              </w:rPr>
-            </m:ctrlPr>
-          </m:sSubPr>
-          <m:e>
-            <m:r>
-              <w:rPr>
-                <w:rFonts w:ascii="Cambria Math" w:hAnsi="Cambria Math"/>
-                <w:lang w:eastAsia="zh-CN"/>
-              </w:rPr>
-              <m:t>K</m:t>
-            </m:r>
-          </m:e>
-          <m:sub>
-            <m:r>
-              <w:rPr>
-                <w:rFonts w:ascii="Cambria Math" w:hAnsi="Cambria Math"/>
-                <w:lang w:eastAsia="zh-CN"/>
-              </w:rPr>
-              <m:t>f</m:t>
-            </m:r>
-          </m:sub>
-        </m:sSub>
-      </m:oMath>
+      <w:r>
+        <m:oMath>
+          <m:sSub>
+            <m:e>
+              <m:r>
+                <m:t>K</m:t>
+              </m:r>
+            </m:e>
+            <m:sub>
+              <m:r>
+                <m:t>f</m:t>
+              </m:r>
+            </m:sub>
+          </m:sSub>
+        </m:oMath>
+      </w:r>
+      <w:r>
+        <w:rPr>
+          <w:rFonts w:ascii="Times New Roman" w:eastAsia="宋体" w:hAnsi="Times New Roman"/>
+          <w:lang w:eastAsia="zh-CN"/>
+        </w:rPr>
+        <w:t/>
+      </w:r>
+      <w:proofErr w:type="spellStart"/>
+      <w:proofErr w:type="spellEnd"/>
       <w:r>
         <w:rPr>
           <w:rFonts w:ascii="Times New Roman" w:eastAsia="宋体" w:hAnsi="Times New Roman"/>
@@ -8133,15 +7660,20 @@
         </w:rPr>
         <w:t>为力反馈增益，</w:t>
       </w:r>
-      <m:oMath>
-        <m:r>
-          <w:rPr>
-            <w:rFonts w:ascii="Cambria Math" w:hAnsi="Cambria Math"/>
-            <w:lang w:eastAsia="zh-CN"/>
-          </w:rPr>
-          <m:t>d</m:t>
-        </m:r>
-      </m:oMath>
+      <w:r>
+        <w:rPr>
+          <w:rFonts w:ascii="Times New Roman" w:eastAsia="宋体" w:hAnsi="Times New Roman"/>
+          <w:lang w:eastAsia="zh-CN"/>
+        </w:rPr>
+        <w:t xml:space="preserve"/>
+      </w:r>
+      <w:r>
+        <m:oMath>
+          <m:r>
+            <m:t>d</m:t>
+          </m:r>
+        </m:oMath>
+      </w:r>
       <w:r>
         <w:rPr>
           <w:rFonts w:ascii="Times New Roman" w:eastAsia="宋体" w:hAnsi="Times New Roman"/>
@@ -8170,35 +7702,22 @@
         </w:rPr>
         <w:t>类物体采用较小</w:t>
       </w:r>
-      <m:oMath>
-        <m:sSub>
-          <m:sSubPr>
-            <m:ctrlPr>
-              <w:rPr>
-                <w:rFonts w:ascii="Cambria Math" w:hAnsi="Cambria Math"/>
-              </w:rPr>
-            </m:ctrlPr>
-          </m:sSubPr>
-          <m:e>
-            <m:r>
-              <w:rPr>
-                <w:rFonts w:ascii="Cambria Math" w:hAnsi="Cambria Math"/>
-                <w:lang w:eastAsia="zh-CN"/>
-              </w:rPr>
-              <m:t>K</m:t>
-            </m:r>
-          </m:e>
-          <m:sub>
-            <m:r>
-              <w:rPr>
-                <w:rFonts w:ascii="Cambria Math" w:hAnsi="Cambria Math"/>
-                <w:lang w:eastAsia="zh-CN"/>
-              </w:rPr>
-              <m:t>f</m:t>
-            </m:r>
-          </m:sub>
-        </m:sSub>
-      </m:oMath>
+      <w:r>
+        <m:oMath>
+          <m:sSub>
+            <m:e>
+              <m:r>
+                <m:t>K</m:t>
+              </m:r>
+            </m:e>
+            <m:sub>
+              <m:r>
+                <m:t>f</m:t>
+              </m:r>
+            </m:sub>
+          </m:sSub>
+        </m:oMath>
+      </w:r>
       <w:r>
         <w:rPr>
           <w:rFonts w:ascii="Times New Roman" w:eastAsia="宋体" w:hAnsi="Times New Roman"/>
@@ -8206,6 +7725,15 @@
         </w:rPr>
         <w:t xml:space="preserve"> </w:t>
       </w:r>
+      <w:proofErr w:type="spellStart"/>
+      <w:proofErr w:type="spellEnd"/>
+      <w:r>
+        <w:rPr>
+          <w:rFonts w:ascii="Times New Roman" w:eastAsia="宋体" w:hAnsi="Times New Roman"/>
+          <w:lang w:eastAsia="zh-CN"/>
+        </w:rPr>
+        <w:t/>
+      </w:r>
       <w:r>
         <w:rPr>
           <w:rFonts w:ascii="Times New Roman" w:eastAsia="宋体" w:hAnsi="Times New Roman"/>
@@ -8243,41 +7771,37 @@
         </w:rPr>
         <w:t>类物体采用较大</w:t>
       </w:r>
-      <m:oMath>
-        <m:sSub>
-          <m:sSubPr>
-            <m:ctrlPr>
-              <w:rPr>
-                <w:rFonts w:ascii="Cambria Math" w:hAnsi="Cambria Math"/>
-              </w:rPr>
-            </m:ctrlPr>
-          </m:sSubPr>
-          <m:e>
-            <m:r>
-              <w:rPr>
-                <w:rFonts w:ascii="Cambria Math" w:hAnsi="Cambria Math"/>
-                <w:lang w:eastAsia="zh-CN"/>
-              </w:rPr>
-              <m:t>K</m:t>
-            </m:r>
-          </m:e>
-          <m:sub>
-            <m:r>
-              <w:rPr>
-                <w:rFonts w:ascii="Cambria Math" w:hAnsi="Cambria Math"/>
-                <w:lang w:eastAsia="zh-CN"/>
-              </w:rPr>
-              <m:t>f</m:t>
-            </m:r>
-          </m:sub>
-        </m:sSub>
-      </m:oMath>
+      <w:r>
+        <m:oMath>
+          <m:sSub>
+            <m:e>
+              <m:r>
+                <m:t>K</m:t>
+              </m:r>
+            </m:e>
+            <m:sub>
+              <m:r>
+                <m:t>f</m:t>
+              </m:r>
+            </m:sub>
+          </m:sSub>
+        </m:oMath>
+      </w:r>
       <w:r>
         <w:rPr>
           <w:rFonts w:ascii="Times New Roman" w:eastAsia="宋体" w:hAnsi="Times New Roman"/>
           <w:lang w:eastAsia="zh-CN"/>
         </w:rPr>
         <w:t xml:space="preserve"> </w:t>
+      </w:r>
+      <w:proofErr w:type="spellStart"/>
+      <w:proofErr w:type="spellEnd"/>
+      <w:r>
+        <w:rPr>
+          <w:rFonts w:ascii="Times New Roman" w:eastAsia="宋体" w:hAnsi="Times New Roman"/>
+          <w:lang w:eastAsia="zh-CN"/>
+        </w:rPr>
+        <w:t/>
       </w:r>
       <w:r>
         <w:rPr>
@@ -8361,7 +7885,14 @@
           <w:rFonts w:ascii="Times New Roman" w:eastAsia="宋体" w:hAnsi="Times New Roman"/>
           <w:lang w:eastAsia="zh-CN"/>
         </w:rPr>
-        <w:t xml:space="preserve"> Omega.7 </w:t>
+        <w:t xml:space="preserve"> </w:t>
+      </w:r>
+      <w:r>
+        <w:rPr>
+          <w:rFonts w:ascii="Times New Roman" w:eastAsia="宋体" w:hAnsi="Times New Roman"/>
+          <w:lang w:eastAsia="zh-CN"/>
+        </w:rPr>
+        <w:t xml:space="preserve">Omega.7 </w:t>
       </w:r>
       <w:r>
         <w:rPr>
@@ -8639,20 +8170,20 @@
         <w:rPr>
           <w:rFonts w:ascii="Times New Roman" w:eastAsia="宋体" w:hAnsi="Times New Roman"/>
         </w:rPr>
-        <w:t xml:space="preserve"> 200 </w:t>
+        <w:t xml:space="preserve"> 200 Hz</w:t>
+      </w:r>
+      <w:r>
+        <w:rPr>
+          <w:rFonts w:ascii="Times New Roman" w:eastAsia="宋体" w:hAnsi="Times New Roman"/>
+        </w:rPr>
+        <w:t>，</w:t>
       </w:r>
       <w:proofErr w:type="spellStart"/>
       <w:r>
         <w:rPr>
           <w:rFonts w:ascii="Times New Roman" w:eastAsia="宋体" w:hAnsi="Times New Roman"/>
         </w:rPr>
-        <w:t>Hz</w:t>
-      </w:r>
-      <w:r>
-        <w:rPr>
-          <w:rFonts w:ascii="Times New Roman" w:eastAsia="宋体" w:hAnsi="Times New Roman"/>
-        </w:rPr>
-        <w:t>，夹爪控制以较低频率独立更新，视觉识别模块异步运行</w:t>
+        <w:t>夹爪控制以较低频率独立更新，视觉识别模块异步运行</w:t>
       </w:r>
       <w:proofErr w:type="spellEnd"/>
       <w:r>
@@ -8716,7 +8247,7 @@
         </w:rPr>
         <w:lastRenderedPageBreak/>
         <w:drawing>
-          <wp:inline distT="0" distB="0" distL="0" distR="0" wp14:anchorId="2BCABB84" wp14:editId="1B8871D9">
+          <wp:inline distT="0" distB="0" distL="0" distR="0" wp14:anchorId="18FE95E3" wp14:editId="79C8E6B9">
             <wp:extent cx="3642865" cy="2913321"/>
             <wp:effectExtent l="0" t="0" r="0" b="0"/>
             <wp:docPr id="2" name="图片 2"/>
@@ -9388,102 +8919,63 @@
     </w:p>
     <w:p>
       <w:pPr>
+        <w:jc w:val="center"/>
         <w:tabs>
           <w:tab w:val="center" w:pos="4253"/>
           <w:tab w:val="right" w:pos="8506"/>
         </w:tabs>
-        <w:jc w:val="center"/>
-        <w:rPr>
-          <w:lang w:eastAsia="zh-CN"/>
-        </w:rPr>
       </w:pPr>
       <w:r>
         <w:rPr>
           <w:rFonts w:ascii="Times New Roman"/>
-          <w:lang w:eastAsia="zh-CN"/>
         </w:rPr>
         <w:tab/>
       </w:r>
-      <m:oMath>
-        <m:r>
-          <w:rPr>
-            <w:rFonts w:ascii="Cambria Math" w:hAnsi="Cambria Math"/>
-            <w:lang w:eastAsia="zh-CN"/>
-          </w:rPr>
-          <m:t>N</m:t>
-        </m:r>
-        <m:r>
-          <w:rPr>
-            <w:rFonts w:ascii="Cambria Math" w:hAnsi="Cambria Math"/>
-          </w:rPr>
-          <m:t>=</m:t>
-        </m:r>
-        <m:r>
-          <w:rPr>
-            <w:rFonts w:ascii="Cambria Math" w:hAnsi="Cambria Math"/>
-            <w:lang w:eastAsia="zh-CN"/>
-          </w:rPr>
-          <m:t>3</m:t>
-        </m:r>
-        <m:r>
-          <m:rPr>
-            <m:sty m:val="p"/>
-          </m:rPr>
-          <w:rPr>
-            <w:rFonts w:ascii="Cambria Math" w:hAnsi="Cambria Math"/>
-            <w:lang w:eastAsia="zh-CN"/>
-          </w:rPr>
-          <m:t>×</m:t>
-        </m:r>
-        <m:r>
-          <w:rPr>
-            <w:rFonts w:ascii="Cambria Math" w:hAnsi="Cambria Math"/>
-            <w:lang w:eastAsia="zh-CN"/>
-          </w:rPr>
-          <m:t>4</m:t>
-        </m:r>
-        <m:r>
-          <m:rPr>
-            <m:sty m:val="p"/>
-          </m:rPr>
-          <w:rPr>
-            <w:rFonts w:ascii="Cambria Math" w:hAnsi="Cambria Math"/>
-            <w:lang w:eastAsia="zh-CN"/>
-          </w:rPr>
-          <m:t>×</m:t>
-        </m:r>
-        <m:r>
-          <w:rPr>
-            <w:rFonts w:ascii="Cambria Math" w:hAnsi="Cambria Math"/>
-            <w:lang w:eastAsia="zh-CN"/>
-          </w:rPr>
-          <m:t>6</m:t>
-        </m:r>
-        <m:r>
-          <m:rPr>
-            <m:sty m:val="p"/>
-          </m:rPr>
-          <w:rPr>
-            <w:rFonts w:ascii="Cambria Math" w:hAnsi="Cambria Math"/>
-            <w:lang w:eastAsia="zh-CN"/>
-          </w:rPr>
-          <m:t>=</m:t>
-        </m:r>
-        <m:r>
-          <w:rPr>
-            <w:rFonts w:ascii="Cambria Math" w:hAnsi="Cambria Math"/>
-            <w:lang w:eastAsia="zh-CN"/>
-          </w:rPr>
-          <m:t>72</m:t>
-        </m:r>
-      </m:oMath>
+      <w:r>
+        <m:oMath>
+          <m:r>
+            <m:t>3</m:t>
+          </m:r>
+          <m:r>
+            <m:rPr>
+              <m:sty m:val="p"/>
+            </m:rPr>
+            <m:t>×</m:t>
+          </m:r>
+          <m:r>
+            <m:t>4</m:t>
+          </m:r>
+          <m:r>
+            <m:rPr>
+              <m:sty m:val="p"/>
+            </m:rPr>
+            <m:t>×</m:t>
+          </m:r>
+          <m:r>
+            <m:t>6</m:t>
+          </m:r>
+          <m:r>
+            <m:rPr>
+              <m:sty m:val="p"/>
+            </m:rPr>
+            <m:t>=</m:t>
+          </m:r>
+          <m:r>
+            <m:t>72</m:t>
+          </m:r>
+        </m:oMath>
+      </w:r>
       <w:r>
         <w:rPr>
           <w:rFonts w:ascii="Times New Roman"/>
-          <w:lang w:eastAsia="zh-CN"/>
         </w:rPr>
         <w:tab/>
-        <w:t>(7)</w:t>
+      </w:r>
+      <w:r>
+        <w:rPr>
+          <w:rFonts w:ascii="Times New Roman"/>
+        </w:rPr>
+        <w:t xml:space="preserve">(7)</w:t>
       </w:r>
     </w:p>
     <w:p>
@@ -9652,7 +9144,14 @@
           <w:rFonts w:ascii="Times New Roman" w:eastAsia="宋体" w:hAnsi="Times New Roman"/>
           <w:lang w:eastAsia="zh-CN"/>
         </w:rPr>
-        <w:t>评价指标包括：</w:t>
+        <w:t>评</w:t>
+      </w:r>
+      <w:r>
+        <w:rPr>
+          <w:rFonts w:ascii="Times New Roman" w:eastAsia="宋体" w:hAnsi="Times New Roman"/>
+          <w:lang w:eastAsia="zh-CN"/>
+        </w:rPr>
+        <w:t>价指标包括：</w:t>
       </w:r>
     </w:p>
     <w:p>
@@ -9877,7 +9376,22 @@
           <w:rFonts w:ascii="Times New Roman" w:eastAsia="宋体" w:hAnsi="Times New Roman"/>
           <w:lang w:eastAsia="zh-CN"/>
         </w:rPr>
-        <w:t xml:space="preserve">完成时间和轨迹长度由系统自动记录，主观评分由操作者在每次实验后填写。主观评价参考任务负荷评价思想设置效率、负荷和抓取品质三个维度，用于补充客观指标难以完全反映的人机交互体验[26-27]。</w:t>
+        <w:t>完成时间和轨迹长度由系统自动记录，主观评分由操作者在每次实验后填写。主观评价参考任务负荷评价思想设置效率、负荷和抓取品质三个维度，用于补充客观指标难以完全反映的人机交互体验</w:t>
+      </w:r>
+      <w:r>
+        <w:rPr>
+          <w:rFonts w:ascii="Times New Roman" w:eastAsia="宋体" w:hAnsi="Times New Roman"/>
+          <w:vertAlign w:val="superscript"/>
+          <w:lang w:eastAsia="zh-CN"/>
+        </w:rPr>
+        <w:t>[24-25]</w:t>
+      </w:r>
+      <w:r>
+        <w:rPr>
+          <w:rFonts w:ascii="Times New Roman" w:eastAsia="宋体" w:hAnsi="Times New Roman"/>
+          <w:lang w:eastAsia="zh-CN"/>
+        </w:rPr>
+        <w:t>。</w:t>
       </w:r>
     </w:p>
     <w:p>
@@ -10896,7 +10410,14 @@
           <w:rFonts w:ascii="Times New Roman" w:eastAsia="宋体" w:hAnsi="Times New Roman"/>
           <w:lang w:eastAsia="zh-CN"/>
         </w:rPr>
-        <w:t>符号秩检验用于在小样本条件下提供非参数验证。</w:t>
+        <w:t>符</w:t>
+      </w:r>
+      <w:r>
+        <w:rPr>
+          <w:rFonts w:ascii="Times New Roman" w:eastAsia="宋体" w:hAnsi="Times New Roman"/>
+          <w:lang w:eastAsia="zh-CN"/>
+        </w:rPr>
+        <w:t>号秩检验用于在小样本条件下提供非参数验证。</w:t>
       </w:r>
     </w:p>
     <w:p>
@@ -11460,7 +10981,7 @@
           <w:noProof/>
         </w:rPr>
         <w:drawing>
-          <wp:inline distT="0" distB="0" distL="0" distR="0" wp14:anchorId="5C8462D4" wp14:editId="5DD0466A">
+          <wp:inline distT="0" distB="0" distL="0" distR="0" wp14:anchorId="3F528680" wp14:editId="52820985">
             <wp:extent cx="5731510" cy="3496945"/>
             <wp:effectExtent l="0" t="0" r="0" b="0"/>
             <wp:docPr id="4" name="图形 4"/>
@@ -13829,7 +13350,14 @@
           <w:rFonts w:ascii="Times New Roman" w:eastAsia="宋体" w:hAnsi="Times New Roman"/>
           <w:lang w:eastAsia="zh-CN"/>
         </w:rPr>
-        <w:t>给出了效率评分、操作负荷和抓取品质评分结果。评分采用</w:t>
+        <w:t>给出了效率评分、操作负荷和抓取品质评分结果。评</w:t>
+      </w:r>
+      <w:r>
+        <w:rPr>
+          <w:rFonts w:ascii="Times New Roman" w:eastAsia="宋体" w:hAnsi="Times New Roman"/>
+          <w:lang w:eastAsia="zh-CN"/>
+        </w:rPr>
+        <w:t>分采用</w:t>
       </w:r>
       <w:r>
         <w:rPr>
@@ -15113,7 +14641,7 @@
           <w:noProof/>
         </w:rPr>
         <w:drawing>
-          <wp:inline distT="0" distB="0" distL="0" distR="0" wp14:anchorId="1A2A43D3" wp14:editId="6278BE08">
+          <wp:inline distT="0" distB="0" distL="0" distR="0" wp14:anchorId="1BB557E5" wp14:editId="0403D6A9">
             <wp:extent cx="5731510" cy="3496945"/>
             <wp:effectExtent l="0" t="0" r="0" b="0"/>
             <wp:docPr id="5" name="图形 5"/>
@@ -15296,7 +14824,14 @@
           <w:rFonts w:ascii="Times New Roman" w:eastAsia="宋体" w:hAnsi="Times New Roman"/>
           <w:lang w:eastAsia="zh-CN"/>
         </w:rPr>
-        <w:t xml:space="preserve"> medium </w:t>
+        <w:t xml:space="preserve"> </w:t>
+      </w:r>
+      <w:r>
+        <w:rPr>
+          <w:rFonts w:ascii="Times New Roman" w:eastAsia="宋体" w:hAnsi="Times New Roman"/>
+          <w:lang w:eastAsia="zh-CN"/>
+        </w:rPr>
+        <w:t xml:space="preserve">medium </w:t>
       </w:r>
       <w:r>
         <w:rPr>
@@ -15438,7 +14973,14 @@
           <w:lang w:eastAsia="zh-CN"/>
         </w:rPr>
         <w:lastRenderedPageBreak/>
-        <w:t>读取瞬时跳变或数据采样异常有关。由于最大速度对单点异常非常敏感，本文不将最大速度作为核心评价指标，而主要采用完成时间、轨迹长度、成功率和主观评分进行综合评价。后续系统实现中可通过设备分总线连接、</w:t>
+        <w:t>读取瞬时跳变或数据采样异常有关。由于最大速度对单点异常非常敏感，本文不将最大速度作为核心评价指标，而主要采用完成时间、轨迹长度、成功率和主观评分</w:t>
+      </w:r>
+      <w:r>
+        <w:rPr>
+          <w:rFonts w:ascii="Times New Roman" w:eastAsia="宋体" w:hAnsi="Times New Roman"/>
+          <w:lang w:eastAsia="zh-CN"/>
+        </w:rPr>
+        <w:t>进行综合评价。后续系统实现中可通过设备分总线连接、</w:t>
       </w:r>
       <w:proofErr w:type="gramStart"/>
       <w:r>
@@ -15559,7 +15101,14 @@
           <w:rFonts w:ascii="Times New Roman" w:eastAsia="宋体" w:hAnsi="Times New Roman"/>
           <w:lang w:eastAsia="zh-CN"/>
         </w:rPr>
-        <w:t>模式完成时间优势较明显，说明较高刚度和较强力反馈有助于硬物体快速稳定抓取。</w:t>
+        <w:t>模式完成时间优势较明显，说明较高刚度和较强</w:t>
+      </w:r>
+      <w:r>
+        <w:rPr>
+          <w:rFonts w:ascii="Times New Roman" w:eastAsia="宋体" w:hAnsi="Times New Roman"/>
+          <w:lang w:eastAsia="zh-CN"/>
+        </w:rPr>
+        <w:t>力反馈有助于硬物体快速稳定抓取。</w:t>
       </w:r>
       <w:r>
         <w:rPr>
@@ -15681,7 +15230,14 @@
           <w:rFonts w:ascii="Times New Roman" w:eastAsia="宋体" w:hAnsi="Times New Roman"/>
           <w:lang w:eastAsia="zh-CN"/>
         </w:rPr>
-        <w:t>本文方法与传统变阻抗控制的差异在于，参数调度依据并非单一力误差或轨迹误差，而是来自视觉语义的任务先验。该设计降低了对高精度力传感或复杂在线优化的依赖，适合工程</w:t>
+        <w:t>本文方法与传统变阻抗控制的差异在于，参数调度依据并非单一力误差或轨迹误差，而是来自视觉语义的任务先验。该设计降低了对高精度力传感或复杂在线优化的依赖，适合工</w:t>
+      </w:r>
+      <w:r>
+        <w:rPr>
+          <w:rFonts w:ascii="Times New Roman" w:eastAsia="宋体" w:hAnsi="Times New Roman"/>
+          <w:lang w:eastAsia="zh-CN"/>
+        </w:rPr>
+        <w:t>程</w:t>
       </w:r>
       <w:proofErr w:type="gramStart"/>
       <w:r>
@@ -15801,7 +15357,14 @@
           <w:rFonts w:ascii="Times New Roman" w:eastAsia="宋体" w:hAnsi="Times New Roman"/>
           <w:lang w:eastAsia="zh-CN"/>
         </w:rPr>
-        <w:t>三类，尚未覆盖连续材质变化、复合材料和复杂多物体场景。最后，视觉模式下出现的速度尖峰提示系统在</w:t>
+        <w:t>三类，尚未覆盖连续材质变化、复合材料和</w:t>
+      </w:r>
+      <w:r>
+        <w:rPr>
+          <w:rFonts w:ascii="Times New Roman" w:eastAsia="宋体" w:hAnsi="Times New Roman"/>
+          <w:lang w:eastAsia="zh-CN"/>
+        </w:rPr>
+        <w:t>复杂多物体场景。最后，视觉模式下出现的速度尖峰提示系统在</w:t>
       </w:r>
       <w:r>
         <w:rPr>
@@ -16081,7 +15644,14 @@
           <w:rFonts w:ascii="Times New Roman" w:eastAsia="宋体" w:hAnsi="Times New Roman"/>
           <w:lang w:eastAsia="zh-CN"/>
         </w:rPr>
-        <w:t>次抓取实验。结果表明，视觉自动模式在三类物体上的平均完成时间均为最短，总体平均完成时间为</w:t>
+        <w:t>次抓取实</w:t>
+      </w:r>
+      <w:r>
+        <w:rPr>
+          <w:rFonts w:ascii="Times New Roman" w:eastAsia="宋体" w:hAnsi="Times New Roman"/>
+          <w:lang w:eastAsia="zh-CN"/>
+        </w:rPr>
+        <w:t>验。结果表明，视觉自动模式在三类物体上的平均完成时间均为最短，总体平均完成时间为</w:t>
       </w:r>
       <w:r>
         <w:rPr>
@@ -16207,7 +15777,14 @@
           <w:rFonts w:ascii="Times New Roman" w:eastAsia="宋体" w:hAnsi="Times New Roman"/>
           <w:lang w:eastAsia="zh-CN"/>
         </w:rPr>
-        <w:t>。主观评价结果表明，视觉自动模式具有最高效率评分、最低操作负荷和最高抓取品质评分，其中抓取品质相对于视觉消融模式差异显著。以上结果验证了所提方法在</w:t>
+        <w:t>。主观评价结果表明，视觉自动模式具有最高效率评分、最低操作负荷和最高抓取品质评分，其中抓取品质相对于视觉消融模式差异显著。以上结果验证了所</w:t>
+      </w:r>
+      <w:r>
+        <w:rPr>
+          <w:rFonts w:ascii="Times New Roman" w:eastAsia="宋体" w:hAnsi="Times New Roman"/>
+          <w:lang w:eastAsia="zh-CN"/>
+        </w:rPr>
+        <w:t>提方法在</w:t>
       </w:r>
       <w:proofErr w:type="gramStart"/>
       <w:r>
@@ -16252,7 +15829,7 @@
           <w:rFonts w:ascii="Times New Roman" w:eastAsia="宋体" w:hAnsi="Times New Roman"/>
           <w:sz w:val="21"/>
         </w:rPr>
-        <w:t xml:space="preserve">[1] HOGAN N. Impedance control: An approach to manipulation[J]. ASME Journal of Dynamic Systems, Measurement, and Control, 1985, 107(1): 1-24.</w:t>
+        <w:t>[1] Hogan N. Impedance control: An approach to manipulation[J]. ASME Journal of Dynamic Systems, Measurement, and Control, 1985, 107(1): 1-24.</w:t>
       </w:r>
     </w:p>
     <w:p>
@@ -16264,7 +15841,14 @@
           <w:rFonts w:ascii="Times New Roman" w:eastAsia="宋体" w:hAnsi="Times New Roman"/>
           <w:sz w:val="21"/>
         </w:rPr>
-        <w:t xml:space="preserve">[2] HOGAN N. Stable execution of contact tasks using impedance control[C]//Proceedings of IEEE International Conference on Robotics and Automation. Piscataway: IEEE, 1987.</w:t>
+        <w:t>[2] Hogan N. Stable execution of contact tasks using impedance control[C]/</w:t>
+      </w:r>
+      <w:r>
+        <w:rPr>
+          <w:rFonts w:ascii="Times New Roman" w:eastAsia="宋体" w:hAnsi="Times New Roman"/>
+          <w:sz w:val="21"/>
+        </w:rPr>
+        <w:t>/Proceedings of IEEE International Conference on Robotics and Automation. 1987.</w:t>
       </w:r>
     </w:p>
     <w:p>
@@ -16276,7 +15860,7 @@
           <w:rFonts w:ascii="Times New Roman" w:eastAsia="宋体" w:hAnsi="Times New Roman"/>
           <w:sz w:val="21"/>
         </w:rPr>
-        <w:t xml:space="preserve">[3] ANDERSON R J, SPONG M W. Hybrid impedance control of robotic manipulators[J]. IEEE Journal on Robotics and Automation, 1988, 4(5): 549-556.</w:t>
+        <w:t>[3] Anderson R J, Spong M W. Hybrid impedance control of robotic manipulators[J]. IEEE Journal on Robotics and Automation, 1988, 4(5): 549-556.</w:t>
       </w:r>
     </w:p>
     <w:p>
@@ -16288,7 +15872,14 @@
           <w:rFonts w:ascii="Times New Roman" w:eastAsia="宋体" w:hAnsi="Times New Roman"/>
           <w:sz w:val="21"/>
         </w:rPr>
-        <w:t xml:space="preserve">[4] DUAN J, GAN Y, CHEN M, et al. Adaptive variable impedance control for dynamic contact force tracking in uncertain environment[J]. Robotics and Autonomous Systems, 2018, 102: 54-65.</w:t>
+        <w:t>[4] Duan J, Gan Y, Chen M, et al</w:t>
+      </w:r>
+      <w:r>
+        <w:rPr>
+          <w:rFonts w:ascii="Times New Roman" w:eastAsia="宋体" w:hAnsi="Times New Roman"/>
+          <w:sz w:val="21"/>
+        </w:rPr>
+        <w:t>. Adaptive variable impedance control for dynamic contact force tracking in uncertain environment[J]. Robotics and Autonomous Systems, 2018, 102: 54-65.</w:t>
       </w:r>
     </w:p>
     <w:p>
@@ -16300,7 +15891,14 @@
           <w:rFonts w:ascii="Times New Roman" w:eastAsia="宋体" w:hAnsi="Times New Roman"/>
           <w:sz w:val="21"/>
         </w:rPr>
-        <w:t xml:space="preserve">[5] ROVEDA L, VICENTINI F, PEDROCCHI N, et al. Fuzzy impedance control for enhancing physical human-robot interaction[C]//Proceedings of IEEE International Conference on Robotics and Automation. Piscataway: IEEE, 2016.</w:t>
+        <w:t>[5] Roveda L, Vicentini F, Pedrocchi N, et al. Fuzzy impedance control for enhancing physical human-rob</w:t>
+      </w:r>
+      <w:r>
+        <w:rPr>
+          <w:rFonts w:ascii="Times New Roman" w:eastAsia="宋体" w:hAnsi="Times New Roman"/>
+          <w:sz w:val="21"/>
+        </w:rPr>
+        <w:t>ot interaction[C]//Proceedings of IEEE International Conference on Robotics and Automation. 2016.</w:t>
       </w:r>
     </w:p>
     <w:p>
@@ -16312,7 +15910,14 @@
           <w:rFonts w:ascii="Times New Roman" w:eastAsia="宋体" w:hAnsi="Times New Roman"/>
           <w:sz w:val="21"/>
         </w:rPr>
-        <w:t xml:space="preserve">[6] ABU-DAKKA F J, ROZO L, CALDWELL D G. Force-based variable impedance learning for robotic manipulation[J]. Robotics and Autonomous Systems, 2018, 109: 156-167.</w:t>
+        <w:t>[6] Abu-Dakka F J, Rozo L, Caldwell D G. Force-based variable impedance learning for robotic manipulation[J]. Robotics and Autonomous Systems, 2018, 109: 156-</w:t>
+      </w:r>
+      <w:r>
+        <w:rPr>
+          <w:rFonts w:ascii="Times New Roman" w:eastAsia="宋体" w:hAnsi="Times New Roman"/>
+          <w:sz w:val="21"/>
+        </w:rPr>
+        <w:t>167.</w:t>
       </w:r>
     </w:p>
     <w:p>
@@ -16324,7 +15929,7 @@
           <w:rFonts w:ascii="Times New Roman" w:eastAsia="宋体" w:hAnsi="Times New Roman"/>
           <w:sz w:val="21"/>
         </w:rPr>
-        <w:t xml:space="preserve">[7] KRONANDER K, BILLARD A. Stability considerations for variable impedance control[J]. IEEE Transactions on Robotics, 2016, 32(5): 1298-1305.</w:t>
+        <w:t>[7] Kronander K, Billard A. Stability considerations for variable impedance control[J]. IEEE Transactions on Robotics, 2016, 32(5): 1298-1305.</w:t>
       </w:r>
     </w:p>
     <w:p>
@@ -16336,7 +15941,14 @@
           <w:rFonts w:ascii="Times New Roman" w:eastAsia="宋体" w:hAnsi="Times New Roman"/>
           <w:sz w:val="21"/>
         </w:rPr>
-        <w:t xml:space="preserve">[8] FICIUCIELLO F, VILLANI L, SICILIANO B. Variable impedance control of redundant manipulators for intuitive human-robot physical interaction[J]. IEEE Transactions on Robotics, 2015, 31(4): 850-863.</w:t>
+        <w:t>[8] Ficuciello F, Villani L, Siciliano B. Variable impedance control of redundant manipulators for intuitive</w:t>
+      </w:r>
+      <w:r>
+        <w:rPr>
+          <w:rFonts w:ascii="Times New Roman" w:eastAsia="宋体" w:hAnsi="Times New Roman"/>
+          <w:sz w:val="21"/>
+        </w:rPr>
+        <w:t xml:space="preserve"> human-robot physical interaction[J]. IEEE Transactions on Robotics, 2015, 31(4): 850-863.</w:t>
       </w:r>
     </w:p>
     <w:p>
@@ -16348,7 +15960,8 @@
           <w:rFonts w:ascii="Times New Roman" w:eastAsia="宋体" w:hAnsi="Times New Roman"/>
           <w:sz w:val="21"/>
         </w:rPr>
-        <w:t xml:space="preserve">[9] BUCHLI J, STULP F, THEODOROU E, et al. Learning variable impedance control[J]. The International Journal of Robotics Research, 2011, 30(7): 820-833.</w:t>
+        <w:lastRenderedPageBreak/>
+        <w:t>[9] Buchli J, Stulp F, Theodorou E, et al. Learning variable impedance control[J]. The International Journal of Robotics Research, 2011, 30(7): 820-833.</w:t>
       </w:r>
     </w:p>
     <w:p>
@@ -16360,7 +15973,14 @@
           <w:rFonts w:ascii="Times New Roman" w:eastAsia="宋体" w:hAnsi="Times New Roman"/>
           <w:sz w:val="21"/>
         </w:rPr>
-        <w:t xml:space="preserve">[10] PETERNEL L, TSAGARAKIS N, AJOUDANI A. Towards multi-modal intention interfaces for human-robot co-manipulation[C]//Proceedings of IEEE/RSJ International Conference on Intelligent Robots and Systems. Piscataway: IEEE, 2016.</w:t>
+        <w:t>[10] Peterne</w:t>
+      </w:r>
+      <w:r>
+        <w:rPr>
+          <w:rFonts w:ascii="Times New Roman" w:eastAsia="宋体" w:hAnsi="Times New Roman"/>
+          <w:sz w:val="21"/>
+        </w:rPr>
+        <w:t>l L, Tsagarakis N, Ajoudani A. Towards multi-modal intention interfaces for human-robot co-manipulation[C]//Proceedings of IEEE/RSJ International Conference on Intelligent Robots and Systems. 2016.</w:t>
       </w:r>
     </w:p>
     <w:p>
@@ -16372,7 +15992,14 @@
           <w:rFonts w:ascii="Times New Roman" w:eastAsia="宋体" w:hAnsi="Times New Roman"/>
           <w:sz w:val="21"/>
         </w:rPr>
-        <w:t xml:space="preserve">[11] HOKAYEM P F, SPONG M W. Bilateral teleoperation: An historical survey[J]. Automatica, 2006, 42(12): 2035-2057.</w:t>
+        <w:t>[11] Hokayem P F, Spong M W. Bilateral teleoperation: An h</w:t>
+      </w:r>
+      <w:r>
+        <w:rPr>
+          <w:rFonts w:ascii="Times New Roman" w:eastAsia="宋体" w:hAnsi="Times New Roman"/>
+          <w:sz w:val="21"/>
+        </w:rPr>
+        <w:t>istorical survey[J]. Automatica, 2006, 42(12): 2035-2057.</w:t>
       </w:r>
     </w:p>
     <w:p>
@@ -16384,7 +16011,7 @@
           <w:rFonts w:ascii="Times New Roman" w:eastAsia="宋体" w:hAnsi="Times New Roman"/>
           <w:sz w:val="21"/>
         </w:rPr>
-        <w:t xml:space="preserve">[12] LAWRENCE D A. Stability and transparency in bilateral teleoperation[J]. IEEE Transactions on Robotics and Automation, 1993, 9(5): 624-637.</w:t>
+        <w:t>[12] Lawrence D A. Stability and transparency in bilateral teleoperation[J]. IEEE Transactions on Robotics and Automation, 1993, 9(5): 624-637.</w:t>
       </w:r>
     </w:p>
     <w:p>
@@ -16396,7 +16023,14 @@
           <w:rFonts w:ascii="Times New Roman" w:eastAsia="宋体" w:hAnsi="Times New Roman"/>
           <w:sz w:val="21"/>
         </w:rPr>
-        <w:t xml:space="preserve">[13] NIEMEYER G, SLOTINE J J E. Stable adaptive teleoperation[J]. IEEE Journal of Oceanic Engineering, 1991, 16(1): 152-162.</w:t>
+        <w:t>[13] Niemeyer G, Slotine J J E. Stable adaptive teleop</w:t>
+      </w:r>
+      <w:r>
+        <w:rPr>
+          <w:rFonts w:ascii="Times New Roman" w:eastAsia="宋体" w:hAnsi="Times New Roman"/>
+          <w:sz w:val="21"/>
+        </w:rPr>
+        <w:t>eration[J]. IEEE Journal of Oceanic Engineering, 1991, 16(1): 152-162.</w:t>
       </w:r>
     </w:p>
     <w:p>
@@ -16408,7 +16042,7 @@
           <w:rFonts w:ascii="Times New Roman" w:eastAsia="宋体" w:hAnsi="Times New Roman"/>
           <w:sz w:val="21"/>
         </w:rPr>
-        <w:t xml:space="preserve">[14] PASSENBERG C, PEER A, BUSS M. A survey of environment-, operator-, and task-adapted controllers for teleoperation systems[J]. Mechatronics, 2010, 20(7): 787-801.</w:t>
+        <w:t>[14] Passenberg C, Peer A, Buss M. A survey of environment-, operator-, and task-adapted controllers for teleoperation systems[J]. Mechatronics, 2010, 20(7): 787-801.</w:t>
       </w:r>
     </w:p>
     <w:p>
@@ -16420,7 +16054,14 @@
           <w:rFonts w:ascii="Times New Roman" w:eastAsia="宋体" w:hAnsi="Times New Roman"/>
           <w:sz w:val="21"/>
         </w:rPr>
-        <w:t xml:space="preserve">[15] REDMON J, DIVVALA S, GIRSHICK R, et al. You only look once: Unified, real-time object detection[C]//Proceedings of IEEE Conference on Computer Vision and Pattern Recognition. Piscataway: IEEE, 2016: 779-788.</w:t>
+        <w:t>[15] Redmon J, Div</w:t>
+      </w:r>
+      <w:r>
+        <w:rPr>
+          <w:rFonts w:ascii="Times New Roman" w:eastAsia="宋体" w:hAnsi="Times New Roman"/>
+          <w:sz w:val="21"/>
+        </w:rPr>
+        <w:t>vala S, Girshick R, et al. You only look once: Unified, real-time object detection[C]//Proceedings of IEEE Conference on Computer Vision and Pattern Recognition. 2016: 779-788.</w:t>
       </w:r>
     </w:p>
     <w:p>
@@ -16432,7 +16073,14 @@
           <w:rFonts w:ascii="Times New Roman" w:eastAsia="宋体" w:hAnsi="Times New Roman"/>
           <w:sz w:val="21"/>
         </w:rPr>
-        <w:t xml:space="preserve">[16] ULTRALYTICS. YOLOv8/YOLO11[CP/OL]. GitHub, 2023-2025. https://github.com/ultralytics/ultralytics.</w:t>
+        <w:t>[16] Redmon J, Farhadi A. YOLO9000: Better, faster, stronger[C]//Proceedings of</w:t>
+      </w:r>
+      <w:r>
+        <w:rPr>
+          <w:rFonts w:ascii="Times New Roman" w:eastAsia="宋体" w:hAnsi="Times New Roman"/>
+          <w:sz w:val="21"/>
+        </w:rPr>
+        <w:t xml:space="preserve"> IEEE Conference on Computer Vision and Pattern Recognition. 2017: 7263-7271.</w:t>
       </w:r>
     </w:p>
     <w:p>
@@ -16444,7 +16092,7 @@
           <w:rFonts w:ascii="Times New Roman" w:eastAsia="宋体" w:hAnsi="Times New Roman"/>
           <w:sz w:val="21"/>
         </w:rPr>
-        <w:t xml:space="preserve">[17] SAXENA A, DRIEMEYER J, NG A Y. Robotic grasping of novel objects using vision[J]. The International Journal of Robotics Research, 2008, 27(2): 157-173.</w:t>
+        <w:t>[17] Saxena A, Driemeyer J, Ng A Y. Robotic grasping of novel objects using vision[J]. The International Journal of Robotics Research, 2008, 27(2): 157-173.</w:t>
       </w:r>
     </w:p>
     <w:p>
@@ -16456,7 +16104,14 @@
           <w:rFonts w:ascii="Times New Roman" w:eastAsia="宋体" w:hAnsi="Times New Roman"/>
           <w:sz w:val="21"/>
         </w:rPr>
-        <w:t xml:space="preserve">[18] LENZ I, LEE H, SAXENA A. Deep learning for detecting robotic grasps[J]. The International Journal of Robotics Research, 2015, 34(4-5): 705-724.</w:t>
+        <w:t xml:space="preserve">[18] Lenz I, Lee H, </w:t>
+      </w:r>
+      <w:r>
+        <w:rPr>
+          <w:rFonts w:ascii="Times New Roman" w:eastAsia="宋体" w:hAnsi="Times New Roman"/>
+          <w:sz w:val="21"/>
+        </w:rPr>
+        <w:t>Saxena A. Deep learning for detecting robotic grasps[J]. The International Journal of Robotics Research, 2015, 34(4-5): 705-724.</w:t>
       </w:r>
     </w:p>
     <w:p>
@@ -16468,7 +16123,14 @@
           <w:rFonts w:ascii="Times New Roman" w:eastAsia="宋体" w:hAnsi="Times New Roman"/>
           <w:sz w:val="21"/>
         </w:rPr>
-        <w:t xml:space="preserve">[19] JANG E, VIJAYANARASIMHAN S, PASTOR P, et al. End-to-end learning of semantic grasping[C]//Proceedings of Conference on Robot Learning. 2017.</w:t>
+        <w:t>[19] Jang E, Vijayanarasimhan S, Pastor P, et al. End-to-end learning of semantic grasping[C]//Proceedings of Conference on Rob</w:t>
+      </w:r>
+      <w:r>
+        <w:rPr>
+          <w:rFonts w:ascii="Times New Roman" w:eastAsia="宋体" w:hAnsi="Times New Roman"/>
+          <w:sz w:val="21"/>
+        </w:rPr>
+        <w:t>ot Learning. 2017.</w:t>
       </w:r>
     </w:p>
     <w:p>
@@ -16480,7 +16142,7 @@
           <w:rFonts w:ascii="Times New Roman" w:eastAsia="宋体" w:hAnsi="Times New Roman"/>
           <w:sz w:val="21"/>
         </w:rPr>
-        <w:t xml:space="preserve">[20] MORRISON D, CORKE P, LEITNER J. Learning robust, real-time, reactive robotic grasping[J]. The International Journal of Robotics Research, 2020, 39(2-3): 183-201.</w:t>
+        <w:t>[20] Morrison D, Corke P, Leitner J. Learning robust, real-time, reactive robotic grasping[J]. The International Journal of Robotics Research, 2020, 39(2-3): 183-201.</w:t>
       </w:r>
     </w:p>
     <w:p>
@@ -16492,7 +16154,14 @@
           <w:rFonts w:ascii="Times New Roman" w:eastAsia="宋体" w:hAnsi="Times New Roman"/>
           <w:sz w:val="21"/>
         </w:rPr>
-        <w:t xml:space="preserve">[21] OLIVA A A, GIORDANO P R, CHAUMETTE F. A general framework for visual impedance control of robotic manipulators[C]//Proceedings of IEEE/RSJ International Conference on Intelligent Robots and Systems. Piscataway: IEEE, 2018.</w:t>
+        <w:t>[21] Oliva A A, Giordano P R, Chaumette F. A general framework for vis</w:t>
+      </w:r>
+      <w:r>
+        <w:rPr>
+          <w:rFonts w:ascii="Times New Roman" w:eastAsia="宋体" w:hAnsi="Times New Roman"/>
+          <w:sz w:val="21"/>
+        </w:rPr>
+        <w:t>ual impedance control of robotic manipulators[C]//Proceedings of IEEE/RSJ International Conference on Intelligent Robots and Systems. 2018.</w:t>
       </w:r>
     </w:p>
     <w:p>
@@ -16504,7 +16173,14 @@
           <w:rFonts w:ascii="Times New Roman" w:eastAsia="宋体" w:hAnsi="Times New Roman"/>
           <w:sz w:val="21"/>
         </w:rPr>
-        <w:t xml:space="preserve">[22] LIPPIELLO V, SICILIANO B, VILLANI L. A position-based visual impedance control for robot manipulators[C]//Proceedings of IEEE International Conference on Robotics and Automation. Piscataway: IEEE, 2007.</w:t>
+        <w:t>[22] Lippiello V, Siciliano B, Villani L. A position-based visual impedance control for robot manipulators[C]//Proce</w:t>
+      </w:r>
+      <w:r>
+        <w:rPr>
+          <w:rFonts w:ascii="Times New Roman" w:eastAsia="宋体" w:hAnsi="Times New Roman"/>
+          <w:sz w:val="21"/>
+        </w:rPr>
+        <w:t>edings of IEEE International Conference on Robotics and Automation. 2007.</w:t>
       </w:r>
     </w:p>
     <w:p>
@@ -16516,7 +16192,8 @@
           <w:rFonts w:ascii="Times New Roman" w:eastAsia="宋体" w:hAnsi="Times New Roman"/>
           <w:sz w:val="21"/>
         </w:rPr>
-        <w:t xml:space="preserve">[23] LIPPIELLO V, VILLANI L, SICILIANO B. An open architecture for sensory feedback control of a dual-arm industrial robotic cell[J]. Industrial Robot, 2007, 34(1): 46-53.</w:t>
+        <w:lastRenderedPageBreak/>
+        <w:t>[23] Haddadin S, De Luca A, Albu-Schaffer A. Robot collisions: A survey on detection, isolation, and identification[J]. IEEE Transactions on Robotics, 2017, 33(6): 1292-1312.</w:t>
       </w:r>
     </w:p>
     <w:p>
@@ -16528,44 +16205,52 @@
           <w:rFonts w:ascii="Times New Roman" w:eastAsia="宋体" w:hAnsi="Times New Roman"/>
           <w:sz w:val="21"/>
         </w:rPr>
-        <w:t xml:space="preserve">[24] HADDADIN S, DE LUCA A, ALBU-SCHAFFER A. Robot collisions: A survey on detection, isolation, and identification[J]. IEEE Transactions on Robotics, 2017, 33(6): 1292-1312.</w:t>
+        <w:t>[24] Ha</w:t>
+      </w:r>
+      <w:r>
+        <w:rPr>
+          <w:rFonts w:ascii="Times New Roman" w:eastAsia="宋体" w:hAnsi="Times New Roman"/>
+          <w:sz w:val="21"/>
+        </w:rPr>
+        <w:t>rt S G, Staveland L E. Development of NASA-TLX (Task Load Index): Results of empirical and theoretical research[M]//Advances in Psychology. Amsterdam: North-Holland, 1988, 52: 139-183.</w:t>
       </w:r>
     </w:p>
     <w:p>
       <w:pPr>
         <w:spacing w:line="360" w:lineRule="auto"/>
+        <w:rPr>
+          <w:lang w:eastAsia="zh-CN"/>
+        </w:rPr>
       </w:pPr>
       <w:r>
         <w:rPr>
           <w:rFonts w:ascii="Times New Roman" w:eastAsia="宋体" w:hAnsi="Times New Roman"/>
           <w:sz w:val="21"/>
         </w:rPr>
-        <w:t xml:space="preserve">[25] GAZEN N, et al. The Franka Emika Robot: A reference platform for robotics research and education[J]. IEEE Robotics &amp; Automation Magazine, 2020, 27(4): 46-55.</w:t>
+        <w:t>[25] Hart S G. NASA-Task Load Index (NASA-TLX): 20 years later[C]//Proc</w:t>
+      </w:r>
+      <w:r>
+        <w:rPr>
+          <w:rFonts w:ascii="Times New Roman" w:eastAsia="宋体" w:hAnsi="Times New Roman"/>
+          <w:sz w:val="21"/>
+        </w:rPr>
+        <w:t xml:space="preserve">eedings of the Human Factors and Ergonomics Society Annual Meeting. </w:t>
+      </w:r>
+      <w:r>
+        <w:rPr>
+          <w:rFonts w:ascii="Times New Roman" w:eastAsia="宋体" w:hAnsi="Times New Roman"/>
+          <w:sz w:val="21"/>
+          <w:lang w:eastAsia="zh-CN"/>
+        </w:rPr>
+        <w:t>2006, 50(9): 904-908.</w:t>
       </w:r>
     </w:p>
     <w:p>
       <w:pPr>
-        <w:spacing w:line="360" w:lineRule="auto"/>
-      </w:pPr>
-      <w:r>
-        <w:rPr>
-          <w:rFonts w:ascii="Times New Roman" w:eastAsia="宋体" w:hAnsi="Times New Roman"/>
-          <w:sz w:val="21"/>
-        </w:rPr>
-        <w:t xml:space="preserve">[26] HART S G, STAVELAND L E. Development of NASA-TLX (Task Load Index): Results of empirical and theoretical research[M]//Advances in Psychology. Amsterdam: North-Holland, 1988, 52: 139-183.</w:t>
-      </w:r>
-    </w:p>
-    <w:p>
-      <w:pPr>
-        <w:spacing w:line="360" w:lineRule="auto"/>
-      </w:pPr>
-      <w:r>
-        <w:rPr>
-          <w:rFonts w:ascii="Times New Roman" w:eastAsia="宋体" w:hAnsi="Times New Roman"/>
-          <w:sz w:val="21"/>
-        </w:rPr>
-        <w:t xml:space="preserve">[27] HART S G. NASA-Task Load Index (NASA-TLX): 20 years later[C]//Proceedings of the Human Factors and Ergonomics Society Annual Meeting. 2006, 50(9): 904-908.</w:t>
-      </w:r>
+        <w:rPr>
+          <w:lang w:eastAsia="zh-CN"/>
+        </w:rPr>
+      </w:pPr>
     </w:p>
     <w:sectPr>
       <w:pgSz w:w="11906" w:h="16838"/>
@@ -17197,13 +16882,6 @@
     <w:lsdException w:name="Placeholder Text" w:semiHidden="1"/>
     <w:lsdException w:name="Light Shading"/>
     <w:lsdException w:name="Light List"/>
-    <w:lsdException w:name="Light Grid"/>
-    <w:lsdException w:name="Medium Shading 1"/>
-    <w:lsdException w:name="Medium Shading 2"/>
-    <w:lsdException w:name="Medium List 1"/>
-    <w:lsdException w:name="Medium List 2"/>
-    <w:lsdException w:name="Medium Grid 1"/>
-    <w:lsdException w:name="Medium Grid 2"/>
     <w:lsdException w:name="Medium Grid 3"/>
     <w:lsdException w:name="Dark List"/>
     <w:lsdException w:name="Colorful Shading"/>

--- a/my_test/output/中文核心投稿稿_视觉语义驱动多参数阻抗辅助遥操作方法_公式编号版.docx
+++ b/my_test/output/中文核心投稿稿_视觉语义驱动多参数阻抗辅助遥操作方法_公式编号版.docx
@@ -1,6 +1,6 @@
 
 <file path=word/document.xml><?xml version="1.0" encoding="utf-8"?>
-<w:document xmlns:wpc="http://schemas.microsoft.com/office/word/2010/wordprocessingCanvas" xmlns:cx="http://schemas.microsoft.com/office/drawing/2014/chartex" xmlns:cx1="http://schemas.microsoft.com/office/drawing/2015/9/8/chartex" xmlns:cx2="http://schemas.microsoft.com/office/drawing/2015/10/21/chartex" xmlns:cx3="http://schemas.microsoft.com/office/drawing/2016/5/9/chartex" xmlns:cx4="http://schemas.microsoft.com/office/drawing/2016/5/10/chartex" xmlns:cx5="http://schemas.microsoft.com/office/drawing/2016/5/11/chartex" xmlns:cx6="http://schemas.microsoft.com/office/drawing/2016/5/12/chartex" xmlns:cx7="http://schemas.microsoft.com/office/drawing/2016/5/13/chartex" xmlns:cx8="http://schemas.microsoft.com/office/drawing/2016/5/14/chartex" xmlns:mc="http://schemas.openxmlformats.org/markup-compatibility/2006" xmlns:aink="http://schemas.microsoft.com/office/drawing/2016/ink" xmlns:am3d="http://schemas.microsoft.com/office/drawing/2017/model3d" xmlns:o="urn:schemas-microsoft-com:office:office" xmlns:r="http://schemas.openxmlformats.org/officeDocument/2006/relationships" xmlns:m="http://schemas.openxmlformats.org/officeDocument/2006/math" xmlns:v="urn:schemas-microsoft-com:vml" xmlns:wp14="http://schemas.microsoft.com/office/word/2010/wordprocessingDrawing" xmlns:wp="http://schemas.openxmlformats.org/drawingml/2006/wordprocessingDrawing" xmlns:w10="urn:schemas-microsoft-com:office:word" xmlns:w="http://schemas.openxmlformats.org/wordprocessingml/2006/main" xmlns:w14="http://schemas.microsoft.com/office/word/2010/wordml" xmlns:w15="http://schemas.microsoft.com/office/word/2012/wordml" xmlns:w16cex="http://schemas.microsoft.com/office/word/2018/wordml/cex" xmlns:w16cid="http://schemas.microsoft.com/office/word/2016/wordml/cid" xmlns:w16="http://schemas.microsoft.com/office/word/2018/wordml" xmlns:w16sdtdh="http://schemas.microsoft.com/office/word/2020/wordml/sdtdatahash" xmlns:w16se="http://schemas.microsoft.com/office/word/2015/wordml/symex" xmlns:wpg="http://schemas.microsoft.com/office/word/2010/wordprocessingGroup" xmlns:wpi="http://schemas.microsoft.com/office/word/2010/wordprocessingInk" xmlns:wne="http://schemas.microsoft.com/office/word/2006/wordml" xmlns:wps="http://schemas.microsoft.com/office/word/2010/wordprocessingShape" mc:Ignorable="w14 w15 w16se w16cid w16 w16cex w16sdtdh wp14">
+<w:document xmlns:wpc="http://schemas.microsoft.com/office/word/2010/wordprocessingCanvas" xmlns:cx="http://schemas.microsoft.com/office/drawing/2014/chartex" xmlns:cx1="http://schemas.microsoft.com/office/drawing/2015/9/8/chartex" xmlns:cx2="http://schemas.microsoft.com/office/drawing/2015/10/21/chartex" xmlns:cx3="http://schemas.microsoft.com/office/drawing/2016/5/9/chartex" xmlns:cx4="http://schemas.microsoft.com/office/drawing/2016/5/10/chartex" xmlns:cx5="http://schemas.microsoft.com/office/drawing/2016/5/11/chartex" xmlns:cx6="http://schemas.microsoft.com/office/drawing/2016/5/12/chartex" xmlns:cx7="http://schemas.microsoft.com/office/drawing/2016/5/13/chartex" xmlns:cx8="http://schemas.microsoft.com/office/drawing/2016/5/14/chartex" xmlns:mc="http://schemas.openxmlformats.org/markup-compatibility/2006" xmlns:aink="http://schemas.microsoft.com/office/drawing/2016/ink" xmlns:am3d="http://schemas.microsoft.com/office/drawing/2017/model3d" xmlns:o="urn:schemas-microsoft-com:office:office" xmlns:oel="http://schemas.microsoft.com/office/2019/extlst" xmlns:r="http://schemas.openxmlformats.org/officeDocument/2006/relationships" xmlns:m="http://schemas.openxmlformats.org/officeDocument/2006/math" xmlns:v="urn:schemas-microsoft-com:vml" xmlns:wp14="http://schemas.microsoft.com/office/word/2010/wordprocessingDrawing" xmlns:wp="http://schemas.openxmlformats.org/drawingml/2006/wordprocessingDrawing" xmlns:w10="urn:schemas-microsoft-com:office:word" xmlns:w="http://schemas.openxmlformats.org/wordprocessingml/2006/main" xmlns:w14="http://schemas.microsoft.com/office/word/2010/wordml" xmlns:w15="http://schemas.microsoft.com/office/word/2012/wordml" xmlns:w16cex="http://schemas.microsoft.com/office/word/2018/wordml/cex" xmlns:w16cid="http://schemas.microsoft.com/office/word/2016/wordml/cid" xmlns:w16="http://schemas.microsoft.com/office/word/2018/wordml" xmlns:w16du="http://schemas.microsoft.com/office/word/2023/wordml/word16du" xmlns:w16sdtdh="http://schemas.microsoft.com/office/word/2020/wordml/sdtdatahash" xmlns:w16sdtfl="http://schemas.microsoft.com/office/word/2024/wordml/sdtformatlock" xmlns:w16se="http://schemas.microsoft.com/office/word/2015/wordml/symex" xmlns:wpg="http://schemas.microsoft.com/office/word/2010/wordprocessingGroup" xmlns:wpi="http://schemas.microsoft.com/office/word/2010/wordprocessingInk" xmlns:wne="http://schemas.microsoft.com/office/word/2006/wordml" xmlns:wps="http://schemas.microsoft.com/office/word/2010/wordprocessingShape" mc:Ignorable="w14 w15 w16se w16cid w16 w16cex w16sdtdh w16sdtfl w16du wp14">
   <w:body>
     <w:p>
       <w:pPr>
@@ -294,41 +294,49 @@
           <w:sz w:val="21"/>
           <w:lang w:eastAsia="zh-CN"/>
         </w:rPr>
-        <w:t xml:space="preserve"> </w:t>
-      </w:r>
-      <w:proofErr w:type="spellStart"/>
+        <w:t xml:space="preserve"> Franka Panda </w:t>
+      </w:r>
       <w:r>
         <w:rPr>
           <w:rFonts w:ascii="Times New Roman" w:eastAsia="宋体" w:hAnsi="Times New Roman"/>
           <w:sz w:val="21"/>
           <w:lang w:eastAsia="zh-CN"/>
         </w:rPr>
-        <w:t>Franka</w:t>
-      </w:r>
-      <w:proofErr w:type="spellEnd"/>
+        <w:t>机械臂末端平动刚度、旋转刚度、阻尼比、</w:t>
+      </w:r>
       <w:r>
         <w:rPr>
           <w:rFonts w:ascii="Times New Roman" w:eastAsia="宋体" w:hAnsi="Times New Roman"/>
           <w:sz w:val="21"/>
           <w:lang w:eastAsia="zh-CN"/>
         </w:rPr>
-        <w:t xml:space="preserve"> Panda </w:t>
-      </w:r>
+        <w:t xml:space="preserve">Omega.7 </w:t>
+      </w:r>
+      <w:proofErr w:type="gramStart"/>
       <w:r>
         <w:rPr>
           <w:rFonts w:ascii="Times New Roman" w:eastAsia="宋体" w:hAnsi="Times New Roman"/>
           <w:sz w:val="21"/>
           <w:lang w:eastAsia="zh-CN"/>
         </w:rPr>
-        <w:t>机械臂末端平动刚度、旋转刚度、阻尼比、</w:t>
-      </w:r>
+        <w:t>主端力</w:t>
+      </w:r>
+      <w:proofErr w:type="gramEnd"/>
       <w:r>
         <w:rPr>
           <w:rFonts w:ascii="Times New Roman" w:eastAsia="宋体" w:hAnsi="Times New Roman"/>
           <w:sz w:val="21"/>
           <w:lang w:eastAsia="zh-CN"/>
         </w:rPr>
-        <w:t xml:space="preserve">Omega.7 </w:t>
+        <w:t>反馈增益、力反馈死区以及</w:t>
+      </w:r>
+      <w:r>
+        <w:rPr>
+          <w:rFonts w:ascii="Times New Roman" w:eastAsia="宋体" w:hAnsi="Times New Roman"/>
+          <w:sz w:val="21"/>
+          <w:lang w:eastAsia="zh-CN"/>
+        </w:rPr>
+        <w:t xml:space="preserve"> Franka Hand </w:t>
       </w:r>
       <w:proofErr w:type="gramStart"/>
       <w:r>
@@ -337,7 +345,7 @@
           <w:sz w:val="21"/>
           <w:lang w:eastAsia="zh-CN"/>
         </w:rPr>
-        <w:t>主端力</w:t>
+        <w:t>夹爪参数</w:t>
       </w:r>
       <w:proofErr w:type="gramEnd"/>
       <w:r>
@@ -346,33 +354,33 @@
           <w:sz w:val="21"/>
           <w:lang w:eastAsia="zh-CN"/>
         </w:rPr>
-        <w:t>反馈增益、力反馈死区以及</w:t>
-      </w:r>
+        <w:t>，从而实现面向不同物体属性的自动</w:t>
+      </w:r>
+      <w:proofErr w:type="gramStart"/>
       <w:r>
         <w:rPr>
           <w:rFonts w:ascii="Times New Roman" w:eastAsia="宋体" w:hAnsi="Times New Roman"/>
           <w:sz w:val="21"/>
           <w:lang w:eastAsia="zh-CN"/>
         </w:rPr>
-        <w:t xml:space="preserve"> </w:t>
-      </w:r>
-      <w:proofErr w:type="spellStart"/>
+        <w:t>辅助遥</w:t>
+      </w:r>
+      <w:proofErr w:type="gramEnd"/>
       <w:r>
         <w:rPr>
           <w:rFonts w:ascii="Times New Roman" w:eastAsia="宋体" w:hAnsi="Times New Roman"/>
           <w:sz w:val="21"/>
           <w:lang w:eastAsia="zh-CN"/>
         </w:rPr>
-        <w:t>Franka</w:t>
-      </w:r>
-      <w:proofErr w:type="spellEnd"/>
+        <w:t>操作。基于</w:t>
+      </w:r>
       <w:r>
         <w:rPr>
           <w:rFonts w:ascii="Times New Roman" w:eastAsia="宋体" w:hAnsi="Times New Roman"/>
           <w:sz w:val="21"/>
           <w:lang w:eastAsia="zh-CN"/>
         </w:rPr>
-        <w:t xml:space="preserve"> Hand </w:t>
+        <w:t xml:space="preserve"> Omega.7-Panda-D435i </w:t>
       </w:r>
       <w:proofErr w:type="gramStart"/>
       <w:r>
@@ -381,7 +389,7 @@
           <w:sz w:val="21"/>
           <w:lang w:eastAsia="zh-CN"/>
         </w:rPr>
-        <w:t>夹爪参数</w:t>
+        <w:t>遥操作</w:t>
       </w:r>
       <w:proofErr w:type="gramEnd"/>
       <w:r>
@@ -390,7 +398,7 @@
           <w:sz w:val="21"/>
           <w:lang w:eastAsia="zh-CN"/>
         </w:rPr>
-        <w:t>，从而实现面向</w:t>
+        <w:t>平台，设计固定参数、人工选择、视觉自动和视觉消融四种模式，完成</w:t>
       </w:r>
       <w:r>
         <w:rPr>
@@ -398,25 +406,23 @@
           <w:sz w:val="21"/>
           <w:lang w:eastAsia="zh-CN"/>
         </w:rPr>
-        <w:t>不同物体属性的自动</w:t>
-      </w:r>
-      <w:proofErr w:type="gramStart"/>
+        <w:t xml:space="preserve"> 3 </w:t>
+      </w:r>
       <w:r>
         <w:rPr>
           <w:rFonts w:ascii="Times New Roman" w:eastAsia="宋体" w:hAnsi="Times New Roman"/>
           <w:sz w:val="21"/>
           <w:lang w:eastAsia="zh-CN"/>
         </w:rPr>
-        <w:t>辅助遥</w:t>
-      </w:r>
-      <w:proofErr w:type="gramEnd"/>
+        <w:t>类物体、</w:t>
+      </w:r>
       <w:r>
         <w:rPr>
           <w:rFonts w:ascii="Times New Roman" w:eastAsia="宋体" w:hAnsi="Times New Roman"/>
           <w:sz w:val="21"/>
           <w:lang w:eastAsia="zh-CN"/>
         </w:rPr>
-        <w:t>操作。基于</w:t>
+        <w:t xml:space="preserve">4 </w:t>
       </w:r>
       <w:r>
         <w:rPr>
@@ -424,25 +430,23 @@
           <w:sz w:val="21"/>
           <w:lang w:eastAsia="zh-CN"/>
         </w:rPr>
-        <w:t xml:space="preserve"> Omega.7-Panda-D435i </w:t>
-      </w:r>
-      <w:proofErr w:type="gramStart"/>
+        <w:t>种模式、</w:t>
+      </w:r>
       <w:r>
         <w:rPr>
           <w:rFonts w:ascii="Times New Roman" w:eastAsia="宋体" w:hAnsi="Times New Roman"/>
           <w:sz w:val="21"/>
           <w:lang w:eastAsia="zh-CN"/>
         </w:rPr>
-        <w:t>遥操作</w:t>
-      </w:r>
-      <w:proofErr w:type="gramEnd"/>
+        <w:t xml:space="preserve">6 </w:t>
+      </w:r>
       <w:r>
         <w:rPr>
           <w:rFonts w:ascii="Times New Roman" w:eastAsia="宋体" w:hAnsi="Times New Roman"/>
           <w:sz w:val="21"/>
           <w:lang w:eastAsia="zh-CN"/>
         </w:rPr>
-        <w:t>平台，设计固定参数、人工选择、视觉自动和视觉消融四种模式，完成</w:t>
+        <w:t>组重复的</w:t>
       </w:r>
       <w:r>
         <w:rPr>
@@ -450,7 +454,7 @@
           <w:sz w:val="21"/>
           <w:lang w:eastAsia="zh-CN"/>
         </w:rPr>
-        <w:t xml:space="preserve"> 3 </w:t>
+        <w:t xml:space="preserve"> 72 </w:t>
       </w:r>
       <w:r>
         <w:rPr>
@@ -458,7 +462,7 @@
           <w:sz w:val="21"/>
           <w:lang w:eastAsia="zh-CN"/>
         </w:rPr>
-        <w:t>类物体、</w:t>
+        <w:t>次抓取实验。实验结果表明，视觉自动模式在三类物体上的平均完成时间均为最短，总体平均完成时间为</w:t>
       </w:r>
       <w:r>
         <w:rPr>
@@ -466,7 +470,7 @@
           <w:sz w:val="21"/>
           <w:lang w:eastAsia="zh-CN"/>
         </w:rPr>
-        <w:t xml:space="preserve">4 </w:t>
+        <w:t xml:space="preserve"> 19.04 s</w:t>
       </w:r>
       <w:r>
         <w:rPr>
@@ -474,7 +478,7 @@
           <w:sz w:val="21"/>
           <w:lang w:eastAsia="zh-CN"/>
         </w:rPr>
-        <w:t>种模式、</w:t>
+        <w:t>，较固定参数、人工选择和视觉消融模式分别降低</w:t>
       </w:r>
       <w:r>
         <w:rPr>
@@ -482,7 +486,7 @@
           <w:sz w:val="21"/>
           <w:lang w:eastAsia="zh-CN"/>
         </w:rPr>
-        <w:t xml:space="preserve">6 </w:t>
+        <w:t xml:space="preserve"> 2.48 s</w:t>
       </w:r>
       <w:r>
         <w:rPr>
@@ -490,7 +494,7 @@
           <w:sz w:val="21"/>
           <w:lang w:eastAsia="zh-CN"/>
         </w:rPr>
-        <w:t>组重复的</w:t>
+        <w:t>、</w:t>
       </w:r>
       <w:r>
         <w:rPr>
@@ -498,7 +502,7 @@
           <w:sz w:val="21"/>
           <w:lang w:eastAsia="zh-CN"/>
         </w:rPr>
-        <w:t xml:space="preserve"> 72 </w:t>
+        <w:t xml:space="preserve">1.35 s </w:t>
       </w:r>
       <w:r>
         <w:rPr>
@@ -506,7 +510,7 @@
           <w:sz w:val="21"/>
           <w:lang w:eastAsia="zh-CN"/>
         </w:rPr>
-        <w:t>次抓取实验。实验结果表明，视觉自动模式在三类物体上的平均完成时间均为最短，总体平均完成时间为</w:t>
+        <w:t>和</w:t>
       </w:r>
       <w:r>
         <w:rPr>
@@ -514,7 +518,7 @@
           <w:sz w:val="21"/>
           <w:lang w:eastAsia="zh-CN"/>
         </w:rPr>
-        <w:t xml:space="preserve"> 19.04 s</w:t>
+        <w:t xml:space="preserve"> 1.99 s</w:t>
       </w:r>
       <w:r>
         <w:rPr>
@@ -522,7 +526,7 @@
           <w:sz w:val="21"/>
           <w:lang w:eastAsia="zh-CN"/>
         </w:rPr>
-        <w:t>，较固定参数、人工选择和视觉消融模式分别降低</w:t>
+        <w:t>，配对统计检验均达到显著水平（</w:t>
       </w:r>
       <w:r>
         <w:rPr>
@@ -530,7 +534,7 @@
           <w:sz w:val="21"/>
           <w:lang w:eastAsia="zh-CN"/>
         </w:rPr>
-        <w:t xml:space="preserve"> 2.48 s</w:t>
+        <w:t>p≤0.0004</w:t>
       </w:r>
       <w:r>
         <w:rPr>
@@ -538,7 +542,7 @@
           <w:sz w:val="21"/>
           <w:lang w:eastAsia="zh-CN"/>
         </w:rPr>
-        <w:t>、</w:t>
+        <w:t>）。视觉自动模式总体成功率为</w:t>
       </w:r>
       <w:r>
         <w:rPr>
@@ -546,7 +550,7 @@
           <w:sz w:val="21"/>
           <w:lang w:eastAsia="zh-CN"/>
         </w:rPr>
-        <w:t xml:space="preserve">1.35 s </w:t>
+        <w:t xml:space="preserve"> 100.0%</w:t>
       </w:r>
       <w:r>
         <w:rPr>
@@ -554,63 +558,7 @@
           <w:sz w:val="21"/>
           <w:lang w:eastAsia="zh-CN"/>
         </w:rPr>
-        <w:t>和</w:t>
-      </w:r>
-      <w:r>
-        <w:rPr>
-          <w:rFonts w:ascii="Times New Roman" w:eastAsia="宋体" w:hAnsi="Times New Roman"/>
-          <w:sz w:val="21"/>
-          <w:lang w:eastAsia="zh-CN"/>
-        </w:rPr>
-        <w:t xml:space="preserve"> 1.99 s</w:t>
-      </w:r>
-      <w:r>
-        <w:rPr>
-          <w:rFonts w:ascii="Times New Roman" w:eastAsia="宋体" w:hAnsi="Times New Roman"/>
-          <w:sz w:val="21"/>
-          <w:lang w:eastAsia="zh-CN"/>
-        </w:rPr>
-        <w:t>，配对统计检验均达到显著水平（</w:t>
-      </w:r>
-      <w:r>
-        <w:rPr>
-          <w:rFonts w:ascii="Times New Roman" w:eastAsia="宋体" w:hAnsi="Times New Roman"/>
-          <w:sz w:val="21"/>
-          <w:lang w:eastAsia="zh-CN"/>
-        </w:rPr>
-        <w:t>p≤0.0004</w:t>
-      </w:r>
-      <w:r>
-        <w:rPr>
-          <w:rFonts w:ascii="Times New Roman" w:eastAsia="宋体" w:hAnsi="Times New Roman"/>
-          <w:sz w:val="21"/>
-          <w:lang w:eastAsia="zh-CN"/>
-        </w:rPr>
-        <w:t>）。视觉自动模式总体成功率为</w:t>
-      </w:r>
-      <w:r>
-        <w:rPr>
-          <w:rFonts w:ascii="Times New Roman" w:eastAsia="宋体" w:hAnsi="Times New Roman"/>
-          <w:sz w:val="21"/>
-          <w:lang w:eastAsia="zh-CN"/>
-        </w:rPr>
-        <w:t xml:space="preserve"> 100.0%</w:t>
-      </w:r>
-      <w:r>
-        <w:rPr>
-          <w:rFonts w:ascii="Times New Roman" w:eastAsia="宋体" w:hAnsi="Times New Roman"/>
-          <w:sz w:val="21"/>
-          <w:lang w:eastAsia="zh-CN"/>
-        </w:rPr>
-        <w:t>，高于固定参数模式、人工选择模式和视</w:t>
-      </w:r>
-      <w:r>
-        <w:rPr>
-          <w:rFonts w:ascii="Times New Roman" w:eastAsia="宋体" w:hAnsi="Times New Roman"/>
-          <w:sz w:val="21"/>
-          <w:lang w:eastAsia="zh-CN"/>
-        </w:rPr>
-        <w:t>觉消融模式；主观评价结果显示，视觉自动模式具有最高效率评分、最低操作负荷和最高抓取品质评分。结果表明，所提方法能够</w:t>
+        <w:t>，高于固定参数模式、人工选择模式和视觉消融模式；主观评价结果显示，视觉自动模式具有最高效率评分、最低操作负荷和最高抓取品质评分。结果表明，所提方法能够</w:t>
       </w:r>
       <w:proofErr w:type="gramStart"/>
       <w:r>
@@ -655,23 +603,13 @@
         </w:rPr>
         <w:t>遥操作；视觉语义；阻抗控制；力反馈；人机交互；</w:t>
       </w:r>
-      <w:proofErr w:type="spellStart"/>
       <w:r>
         <w:rPr>
           <w:rFonts w:ascii="Times New Roman" w:eastAsia="宋体" w:hAnsi="Times New Roman"/>
           <w:sz w:val="21"/>
           <w:lang w:eastAsia="zh-CN"/>
         </w:rPr>
-        <w:t>Franka</w:t>
-      </w:r>
-      <w:proofErr w:type="spellEnd"/>
-      <w:r>
-        <w:rPr>
-          <w:rFonts w:ascii="Times New Roman" w:eastAsia="宋体" w:hAnsi="Times New Roman"/>
-          <w:sz w:val="21"/>
-          <w:lang w:eastAsia="zh-CN"/>
-        </w:rPr>
-        <w:t xml:space="preserve"> Panda</w:t>
+        <w:t>Franka Panda</w:t>
       </w:r>
     </w:p>
     <w:p>
@@ -776,49 +714,26 @@
           <w:sz w:val="21"/>
         </w:rPr>
         <w:lastRenderedPageBreak/>
-        <w:t xml:space="preserve">parameter impedance-assisted teleoperation method. The method employs an Intel RealSense D435i camera and a YOLO object-detection model to recognize the manipulated object, classifies objects into three categories—soft, medium-hardness, and hard—according to their operational properties, and constructs a visual semantics–impedance strategy library. Based on the recognition result, the system collaboratively schedules the end-effector translational stiffness, rotational stiffness, damping ratio, Omega.7 master-side force-feedback gain, force-feedback dead zone, and </w:t>
-      </w:r>
-      <w:proofErr w:type="spellStart"/>
+        <w:t>parameter impedance-assisted teleoperation method. The method employs an Intel RealSense D435i camera and a YOLO object-detection model to recognize the manipulated object, classifies objects into three categories—soft, medium-hardness, and hard—according to their operational properties, and constructs a visual semantics–impedance strategy library. Based on the recognition result, the system collaboratively schedules the end-effector translational stiffness, rotational stiffness, damping ratio, Omega.7 master-side force-feedback gain, force-feedback dead zone, and Franka Hand gripper parameters, thereby realizing automatic assisted teleoperation tailored to different object properties. Using an Omega.7–Panda–D435i teleoperation platform, four modes—fixed-parameter, manual-selection, vision-auto, and vision-ablation—are designed, and 72 grasping trials (3 object categories × 4 modes × 6 repetitions) are completed. Experimental results show that the vision-auto mode achieves the shortest average completion time for all three object categories, with an overall average completion time of 19.04 s, which is 2.48 s, 1.35 s, and 1.99 s shorter than the fixed-parameter, manual-selection, and vision-ablation modes, respectively, and the paired statistical tests all reach significance (p ≤ 0.0004). The overall success rate of the vision-auto mode is 100.0 %, higher than those of the fixed-parameter, manual-selection, and vision-ablation modes. Subjective evaluation results indicate that the vision-auto mode receives the highest efficiency score, the lowest operator workload, and the highest grasping-quality score. These results demonstrate that the proposed method can improve teleoperation grasping efficiency, reduce operator burden, and enhance the grasping experience under varying object conditions.</w:t>
+      </w:r>
+    </w:p>
+    <w:p>
+      <w:pPr>
+        <w:spacing w:after="210"/>
+      </w:pPr>
+      <w:r>
+        <w:rPr>
+          <w:rFonts w:ascii="Times New Roman" w:eastAsia="Times New Roman" w:hAnsi="Times New Roman"/>
+          <w:b/>
+        </w:rPr>
+        <w:t xml:space="preserve">Key words: </w:t>
+      </w:r>
       <w:r>
         <w:rPr>
           <w:rFonts w:ascii="Times New Roman" w:eastAsia="Times New Roman" w:hAnsi="Times New Roman"/>
           <w:sz w:val="21"/>
         </w:rPr>
-        <w:t>Franka</w:t>
-      </w:r>
-      <w:proofErr w:type="spellEnd"/>
-      <w:r>
-        <w:rPr>
-          <w:rFonts w:ascii="Times New Roman" w:eastAsia="Times New Roman" w:hAnsi="Times New Roman"/>
-          <w:sz w:val="21"/>
-        </w:rPr>
-        <w:t xml:space="preserve"> Hand gripper parameters, thereby realizing automatic assisted teleoperation tailored to different object properties. Using an Omega.7–Panda–D435i teleoperation platform, four modes—fixed-parameter, manual-selection, vision-auto, and vision-ablation—are designed, and 72 grasping trials (3 object categories × 4 modes × 6 repetitions) are completed. Experimental results show that the vision-auto mode achieves the shortest average completion time for all three object categories, with an overall average completion time of 19.04 s, which is 2.48 s, 1.35 s, and 1.99 s shorter than the fixed-parameter, manual-selection, and vision-ablation modes, respectively, and the paired statistical tests all reach significance (p ≤ 0.0004). The overall success rate of the vision-auto mode is 100.0 %, higher than those of the fixed-parameter, manual-selection, and vision-ablation modes. Subjective evaluation results indicate that the vision-auto mode receives the highest efficiency score, the lowest operator workload, and the highest grasping-quality score. These results demonstrate that the proposed method can improve teleoperation grasping efficiency, reduce operator burden, and enhance the grasping experience under varying object conditions.</w:t>
-      </w:r>
-    </w:p>
-    <w:p>
-      <w:pPr>
-        <w:spacing w:after="210"/>
-      </w:pPr>
-      <w:r>
-        <w:rPr>
-          <w:rFonts w:ascii="Times New Roman" w:eastAsia="Times New Roman" w:hAnsi="Times New Roman"/>
-          <w:b/>
-        </w:rPr>
-        <w:t xml:space="preserve">Key words: </w:t>
-      </w:r>
-      <w:r>
-        <w:rPr>
-          <w:rFonts w:ascii="Times New Roman" w:eastAsia="Times New Roman" w:hAnsi="Times New Roman"/>
-          <w:sz w:val="21"/>
-        </w:rPr>
-        <w:t>teleoperation; visual semantics; impedance control; force feedback; human-robot i</w:t>
-      </w:r>
-      <w:r>
-        <w:rPr>
-          <w:rFonts w:ascii="Times New Roman" w:eastAsia="Times New Roman" w:hAnsi="Times New Roman"/>
-          <w:sz w:val="21"/>
-        </w:rPr>
-        <w:t xml:space="preserve">nteraction; Franka Panda </w:t>
+        <w:t xml:space="preserve">teleoperation; visual semantics; impedance control; force feedback; human-robot interaction; Franka Panda </w:t>
       </w:r>
     </w:p>
     <w:p>
@@ -973,22 +888,7 @@
           <w:rFonts w:ascii="Times New Roman" w:eastAsia="宋体" w:hAnsi="Times New Roman"/>
           <w:lang w:eastAsia="zh-CN"/>
         </w:rPr>
-        <w:t>帮助操作者判断任务状态</w:t>
-      </w:r>
-      <w:r>
-        <w:rPr>
-          <w:rFonts w:ascii="Times New Roman" w:eastAsia="宋体" w:hAnsi="Times New Roman"/>
-          <w:vertAlign w:val="superscript"/>
-          <w:lang w:eastAsia="zh-CN"/>
-        </w:rPr>
-        <w:t>[11-14]</w:t>
-      </w:r>
-      <w:r>
-        <w:rPr>
-          <w:rFonts w:ascii="Times New Roman" w:eastAsia="宋体" w:hAnsi="Times New Roman"/>
-          <w:lang w:eastAsia="zh-CN"/>
-        </w:rPr>
-        <w:t>。</w:t>
+        <w:t>帮助操作者判断任务状态。</w:t>
       </w:r>
     </w:p>
     <w:p>
@@ -1006,14 +906,7 @@
           <w:rFonts w:ascii="Times New Roman" w:eastAsia="宋体" w:hAnsi="Times New Roman"/>
           <w:lang w:eastAsia="zh-CN"/>
         </w:rPr>
-        <w:t>在实际抓取任务中，操作对象的物理属性差异较大。软物体容易发生形变或损伤，需要较低的末端</w:t>
-      </w:r>
-      <w:r>
-        <w:rPr>
-          <w:rFonts w:ascii="Times New Roman" w:eastAsia="宋体" w:hAnsi="Times New Roman"/>
-          <w:lang w:eastAsia="zh-CN"/>
-        </w:rPr>
-        <w:t>刚度、较缓和的</w:t>
+        <w:t>在实际抓取任务中，操作对象的物理属性差异较大。软物体容易发生形变或损伤，需要较低的末端刚度、较缓和的</w:t>
       </w:r>
       <w:proofErr w:type="gramStart"/>
       <w:r>
@@ -1029,22 +922,7 @@
           <w:rFonts w:ascii="Times New Roman" w:eastAsia="宋体" w:hAnsi="Times New Roman"/>
           <w:lang w:eastAsia="zh-CN"/>
         </w:rPr>
-        <w:t>和较弱的力反馈；硬物体不易变形，但需要较高定位刚度和较明确的接触反馈，以保证抓取稳定性。阻抗控制及变阻抗控制为接触任务中的柔顺调节提供了重要基础</w:t>
-      </w:r>
-      <w:r>
-        <w:rPr>
-          <w:rFonts w:ascii="Times New Roman" w:eastAsia="宋体" w:hAnsi="Times New Roman"/>
-          <w:vertAlign w:val="superscript"/>
-          <w:lang w:eastAsia="zh-CN"/>
-        </w:rPr>
-        <w:t>[1-10]</w:t>
-      </w:r>
-      <w:r>
-        <w:rPr>
-          <w:rFonts w:ascii="Times New Roman" w:eastAsia="宋体" w:hAnsi="Times New Roman"/>
-          <w:lang w:eastAsia="zh-CN"/>
-        </w:rPr>
-        <w:t>。若在整个任务中采用固定阻抗参数，则难以同时兼顾软物体保护和硬物体稳定抓取需求。人工切换阻抗模式虽然能够提升一定适应性，但需要操作者提前判断物体属性并手动选择参数，容易增加认知负担，也降低了操作连续性。</w:t>
+        <w:t>和较弱的力反馈；硬物体不易变形，但需要较高定位刚度和较明确的接触反馈，以保证抓取稳定性。阻抗控制及变阻抗控制为接触任务中的柔顺调节提供了重要基础。若在整个任务中采用固定阻抗参数，则难以同时兼顾软物体保护和硬物体稳定抓取需求。人工切换阻抗模式虽然能够提升一定适应性，但需要操作者提前判断物体属性并手动选择参数，容易增加认知负担，也降低了操作连续性。</w:t>
       </w:r>
     </w:p>
     <w:p>
@@ -1095,22 +973,7 @@
           <w:rFonts w:ascii="Times New Roman" w:eastAsia="宋体" w:hAnsi="Times New Roman"/>
           <w:lang w:eastAsia="zh-CN"/>
         </w:rPr>
-        <w:t>适应性的一种可行方式</w:t>
-      </w:r>
-      <w:r>
-        <w:rPr>
-          <w:rFonts w:ascii="Times New Roman" w:eastAsia="宋体" w:hAnsi="Times New Roman"/>
-          <w:vertAlign w:val="superscript"/>
-          <w:lang w:eastAsia="zh-CN"/>
-        </w:rPr>
-        <w:t>[15-22]</w:t>
-      </w:r>
-      <w:r>
-        <w:rPr>
-          <w:rFonts w:ascii="Times New Roman" w:eastAsia="宋体" w:hAnsi="Times New Roman"/>
-          <w:lang w:eastAsia="zh-CN"/>
-        </w:rPr>
-        <w:t>。然而，仅向操作者显示视觉识别结果并不能直接</w:t>
+        <w:t>适应性的一种可行方式。然而，仅向操作者显示视觉识别结果并不能直接</w:t>
       </w:r>
       <w:proofErr w:type="gramStart"/>
       <w:r>
@@ -1273,6 +1136,7 @@
         </w:rPr>
         <w:t xml:space="preserve"> Panda </w:t>
       </w:r>
+      <w:proofErr w:type="spellStart"/>
       <w:r>
         <w:rPr>
           <w:rFonts w:ascii="Times New Roman" w:eastAsia="宋体" w:hAnsi="Times New Roman"/>
@@ -1283,7 +1147,14 @@
         <w:rPr>
           <w:rFonts w:ascii="Times New Roman" w:eastAsia="宋体" w:hAnsi="Times New Roman"/>
         </w:rPr>
-        <w:t xml:space="preserve">Franka Hand </w:t>
+        <w:t>Franka</w:t>
+      </w:r>
+      <w:proofErr w:type="spellEnd"/>
+      <w:r>
+        <w:rPr>
+          <w:rFonts w:ascii="Times New Roman" w:eastAsia="宋体" w:hAnsi="Times New Roman"/>
+        </w:rPr>
+        <w:t xml:space="preserve"> Hand </w:t>
       </w:r>
       <w:r>
         <w:rPr>
@@ -1295,13 +1166,7 @@
         <w:rPr>
           <w:rFonts w:ascii="Times New Roman" w:eastAsia="宋体" w:hAnsi="Times New Roman"/>
         </w:rPr>
-        <w:t xml:space="preserve"> D</w:t>
-      </w:r>
-      <w:r>
-        <w:rPr>
-          <w:rFonts w:ascii="Times New Roman" w:eastAsia="宋体" w:hAnsi="Times New Roman"/>
-        </w:rPr>
-        <w:t xml:space="preserve">435i </w:t>
+        <w:t xml:space="preserve"> D435i </w:t>
       </w:r>
       <w:r>
         <w:rPr>
@@ -1693,35 +1558,21 @@
           <w:rFonts w:ascii="Times New Roman" w:eastAsia="宋体" w:hAnsi="Times New Roman"/>
           <w:vertAlign w:val="superscript"/>
         </w:rPr>
-        <w:t>[</w:t>
+        <w:t>[23]</w:t>
+      </w:r>
+      <w:r>
+        <w:rPr>
+          <w:rFonts w:ascii="Times New Roman" w:eastAsia="宋体" w:hAnsi="Times New Roman"/>
+        </w:rPr>
+        <w:t>。</w:t>
       </w:r>
       <w:proofErr w:type="gramEnd"/>
       <w:r>
         <w:rPr>
           <w:rFonts w:ascii="Times New Roman" w:eastAsia="宋体" w:hAnsi="Times New Roman"/>
-          <w:vertAlign w:val="superscript"/>
-        </w:rPr>
-        <w:t>23]</w:t>
-      </w:r>
-      <w:r>
-        <w:rPr>
-          <w:rFonts w:ascii="Times New Roman" w:eastAsia="宋体" w:hAnsi="Times New Roman"/>
-        </w:rPr>
-        <w:t>。</w:t>
-      </w:r>
-      <w:r>
-        <w:rPr>
-          <w:rFonts w:ascii="Times New Roman" w:eastAsia="宋体" w:hAnsi="Times New Roman"/>
-          <w:lang w:eastAsia="zh-CN"/>
-        </w:rPr>
-        <w:t>系统包含三条主要信息流：主从运</w:t>
-      </w:r>
-      <w:r>
-        <w:rPr>
-          <w:rFonts w:ascii="Times New Roman" w:eastAsia="宋体" w:hAnsi="Times New Roman"/>
-          <w:lang w:eastAsia="zh-CN"/>
-        </w:rPr>
-        <w:t>动映射流、视觉语义识别流和力反馈渲染流。</w:t>
+          <w:lang w:eastAsia="zh-CN"/>
+        </w:rPr>
+        <w:t>系统包含三条主要信息流：主从运动映射流、视觉语义识别流和力反馈渲染流。</w:t>
       </w:r>
     </w:p>
     <w:p>
@@ -1911,7 +1762,6 @@
         <w:ind w:firstLine="480"/>
         <w:jc w:val="both"/>
         <w:rPr>
-          <w:rFonts w:hint="eastAsia"/>
           <w:lang w:eastAsia="zh-CN"/>
         </w:rPr>
       </w:pPr>
@@ -1920,7 +1770,7 @@
           <w:noProof/>
         </w:rPr>
         <w:drawing>
-          <wp:inline distT="0" distB="0" distL="0" distR="0" wp14:anchorId="6414029F" wp14:editId="2B186DD4">
+          <wp:inline distT="0" distB="0" distL="0" distR="0" wp14:anchorId="1E444258" wp14:editId="3BB1E7DC">
             <wp:extent cx="5050082" cy="2998381"/>
             <wp:effectExtent l="0" t="0" r="0" b="0"/>
             <wp:docPr id="1" name="图形 1"/>
@@ -2011,14 +1861,7 @@
           <w:rFonts w:ascii="Times New Roman" w:eastAsia="宋体" w:hAnsi="Times New Roman"/>
           <w:lang w:eastAsia="zh-CN"/>
         </w:rPr>
-        <w:t>为降低视觉推理对主控制循环的影响，本文将视觉检测模块与主控制循环解耦。主</w:t>
-      </w:r>
-      <w:r>
-        <w:rPr>
-          <w:rFonts w:ascii="Times New Roman" w:eastAsia="宋体" w:hAnsi="Times New Roman"/>
-          <w:lang w:eastAsia="zh-CN"/>
-        </w:rPr>
-        <w:t>控制循环负责读取</w:t>
+        <w:t>为降低视觉推理对主控制循环的影响，本文将视觉检测模块与主控制循环解耦。主控制循环负责读取</w:t>
       </w:r>
       <w:r>
         <w:rPr>
@@ -2190,16 +2033,21 @@
         <w:spacing w:line="360" w:lineRule="auto"/>
         <w:ind w:left="960"/>
         <w:jc w:val="both"/>
-      </w:pPr>
-      <w:r>
-        <w:rPr>
-          <w:rFonts w:ascii="Times New Roman" w:eastAsia="宋体" w:hAnsi="Times New Roman"/>
+        <w:rPr>
+          <w:lang w:eastAsia="zh-CN"/>
+        </w:rPr>
+      </w:pPr>
+      <w:r>
+        <w:rPr>
+          <w:rFonts w:ascii="Times New Roman" w:eastAsia="宋体" w:hAnsi="Times New Roman"/>
+          <w:lang w:eastAsia="zh-CN"/>
         </w:rPr>
         <w:t>hard</w:t>
       </w:r>
       <w:r>
         <w:rPr>
           <w:rFonts w:ascii="Times New Roman" w:eastAsia="宋体" w:hAnsi="Times New Roman"/>
+          <w:lang w:eastAsia="zh-CN"/>
         </w:rPr>
         <w:t>：硬物体或不易变形物体。</w:t>
       </w:r>
@@ -2318,176 +2166,253 @@
     <w:p>
       <w:pPr>
         <w:pStyle w:val="a0"/>
-        <w:spacing w:line="360" w:lineRule="auto"/>
-        <w:ind w:firstLine="480"/>
-        <w:jc w:val="both"/>
         <w:tabs>
           <w:tab w:val="center" w:pos="4253"/>
           <w:tab w:val="right" w:pos="8506"/>
         </w:tabs>
+        <w:spacing w:line="360" w:lineRule="auto"/>
+        <w:ind w:firstLine="480"/>
+        <w:jc w:val="both"/>
       </w:pPr>
       <w:r>
         <w:rPr>
           <w:rFonts w:ascii="Times New Roman"/>
+          <w:lang w:eastAsia="zh-CN"/>
         </w:rPr>
         <w:tab/>
       </w:r>
-      <w:r>
-        <m:oMath>
-          <m:r>
-            <m:rPr>
-              <m:sty m:val="p"/>
-            </m:rPr>
-            <m:t>Θ</m:t>
-          </m:r>
-          <m:r>
-            <m:rPr>
-              <m:sty m:val="p"/>
-            </m:rPr>
-            <m:t>(</m:t>
-          </m:r>
-          <m:r>
-            <m:t>c</m:t>
-          </m:r>
-          <m:r>
-            <m:rPr>
-              <m:sty m:val="p"/>
-            </m:rPr>
-            <m:t>)</m:t>
-          </m:r>
-          <m:r>
-            <m:rPr>
-              <m:sty m:val="p"/>
-            </m:rPr>
-            <m:t>=</m:t>
-          </m:r>
-          <m:r>
-            <m:rPr>
-              <m:sty m:val="p"/>
-            </m:rPr>
-            <m:t>{</m:t>
-          </m:r>
-          <m:sSub>
-            <m:e>
-              <m:r>
-                <m:t>K</m:t>
-              </m:r>
-            </m:e>
-            <m:sub>
-              <m:r>
-                <m:t>t</m:t>
-              </m:r>
-            </m:sub>
-          </m:sSub>
-          <m:r>
-            <m:rPr>
-              <m:sty m:val="p"/>
-            </m:rPr>
-            <m:t>,</m:t>
-          </m:r>
-          <m:sSub>
-            <m:e>
-              <m:r>
-                <m:t>K</m:t>
-              </m:r>
-            </m:e>
-            <m:sub>
-              <m:r>
-                <m:t>r</m:t>
-              </m:r>
-            </m:sub>
-          </m:sSub>
-          <m:r>
-            <m:rPr>
-              <m:sty m:val="p"/>
-            </m:rPr>
-            <m:t>,</m:t>
-          </m:r>
-          <m:r>
-            <m:t>ζ</m:t>
-          </m:r>
-          <m:r>
-            <m:rPr>
-              <m:sty m:val="p"/>
-            </m:rPr>
-            <m:t>,</m:t>
-          </m:r>
-          <m:sSub>
-            <m:e>
-              <m:r>
-                <m:t>K</m:t>
-              </m:r>
-            </m:e>
-            <m:sub>
-              <m:r>
-                <m:t>f</m:t>
-              </m:r>
-            </m:sub>
-          </m:sSub>
-          <m:r>
-            <m:rPr>
-              <m:sty m:val="p"/>
-            </m:rPr>
-            <m:t>,</m:t>
-          </m:r>
-          <m:r>
-            <m:t>d</m:t>
-          </m:r>
-          <m:r>
-            <m:rPr>
-              <m:sty m:val="p"/>
-            </m:rPr>
-            <m:t>,</m:t>
-          </m:r>
-          <m:sSub>
-            <m:e>
-              <m:r>
-                <m:t>v</m:t>
-              </m:r>
-            </m:e>
-            <m:sub>
-              <m:r>
-                <m:t>g</m:t>
-              </m:r>
-            </m:sub>
-          </m:sSub>
-          <m:r>
-            <m:rPr>
-              <m:sty m:val="p"/>
-            </m:rPr>
-            <m:t>,</m:t>
-          </m:r>
-          <m:sSub>
-            <m:e>
-              <m:r>
-                <m:t>F</m:t>
-              </m:r>
-            </m:e>
-            <m:sub>
-              <m:r>
-                <m:t>g</m:t>
-              </m:r>
-            </m:sub>
-          </m:sSub>
-          <m:r>
-            <m:rPr>
-              <m:sty m:val="p"/>
-            </m:rPr>
-            <m:t>}</m:t>
-          </m:r>
-        </m:oMath>
-      </w:r>
+      <m:oMath>
+        <m:r>
+          <m:rPr>
+            <m:sty m:val="p"/>
+          </m:rPr>
+          <w:rPr>
+            <w:rFonts w:ascii="Cambria Math" w:hAnsi="Cambria Math"/>
+          </w:rPr>
+          <m:t>Θ(</m:t>
+        </m:r>
+        <m:r>
+          <w:rPr>
+            <w:rFonts w:ascii="Cambria Math" w:hAnsi="Cambria Math"/>
+          </w:rPr>
+          <m:t>c</m:t>
+        </m:r>
+        <m:r>
+          <m:rPr>
+            <m:sty m:val="p"/>
+          </m:rPr>
+          <w:rPr>
+            <w:rFonts w:ascii="Cambria Math" w:hAnsi="Cambria Math"/>
+          </w:rPr>
+          <m:t>)={</m:t>
+        </m:r>
+        <m:sSub>
+          <m:sSubPr>
+            <m:ctrlPr>
+              <w:rPr>
+                <w:rFonts w:ascii="Cambria Math" w:hAnsi="Cambria Math"/>
+              </w:rPr>
+            </m:ctrlPr>
+          </m:sSubPr>
+          <m:e>
+            <m:r>
+              <w:rPr>
+                <w:rFonts w:ascii="Cambria Math" w:hAnsi="Cambria Math"/>
+              </w:rPr>
+              <m:t>K</m:t>
+            </m:r>
+          </m:e>
+          <m:sub>
+            <m:r>
+              <w:rPr>
+                <w:rFonts w:ascii="Cambria Math" w:hAnsi="Cambria Math"/>
+              </w:rPr>
+              <m:t>t</m:t>
+            </m:r>
+          </m:sub>
+        </m:sSub>
+        <m:r>
+          <m:rPr>
+            <m:sty m:val="p"/>
+          </m:rPr>
+          <w:rPr>
+            <w:rFonts w:ascii="Cambria Math" w:hAnsi="Cambria Math"/>
+          </w:rPr>
+          <m:t>,</m:t>
+        </m:r>
+        <m:sSub>
+          <m:sSubPr>
+            <m:ctrlPr>
+              <w:rPr>
+                <w:rFonts w:ascii="Cambria Math" w:hAnsi="Cambria Math"/>
+              </w:rPr>
+            </m:ctrlPr>
+          </m:sSubPr>
+          <m:e>
+            <m:r>
+              <w:rPr>
+                <w:rFonts w:ascii="Cambria Math" w:hAnsi="Cambria Math"/>
+              </w:rPr>
+              <m:t>K</m:t>
+            </m:r>
+          </m:e>
+          <m:sub>
+            <m:r>
+              <w:rPr>
+                <w:rFonts w:ascii="Cambria Math" w:hAnsi="Cambria Math"/>
+              </w:rPr>
+              <m:t>r</m:t>
+            </m:r>
+          </m:sub>
+        </m:sSub>
+        <m:r>
+          <m:rPr>
+            <m:sty m:val="p"/>
+          </m:rPr>
+          <w:rPr>
+            <w:rFonts w:ascii="Cambria Math" w:hAnsi="Cambria Math"/>
+          </w:rPr>
+          <m:t>,</m:t>
+        </m:r>
+        <m:r>
+          <w:rPr>
+            <w:rFonts w:ascii="Cambria Math" w:hAnsi="Cambria Math"/>
+          </w:rPr>
+          <m:t>ζ</m:t>
+        </m:r>
+        <m:r>
+          <m:rPr>
+            <m:sty m:val="p"/>
+          </m:rPr>
+          <w:rPr>
+            <w:rFonts w:ascii="Cambria Math" w:hAnsi="Cambria Math"/>
+          </w:rPr>
+          <m:t>,</m:t>
+        </m:r>
+        <m:sSub>
+          <m:sSubPr>
+            <m:ctrlPr>
+              <w:rPr>
+                <w:rFonts w:ascii="Cambria Math" w:hAnsi="Cambria Math"/>
+              </w:rPr>
+            </m:ctrlPr>
+          </m:sSubPr>
+          <m:e>
+            <m:r>
+              <w:rPr>
+                <w:rFonts w:ascii="Cambria Math" w:hAnsi="Cambria Math"/>
+              </w:rPr>
+              <m:t>K</m:t>
+            </m:r>
+          </m:e>
+          <m:sub>
+            <m:r>
+              <w:rPr>
+                <w:rFonts w:ascii="Cambria Math" w:hAnsi="Cambria Math"/>
+              </w:rPr>
+              <m:t>f</m:t>
+            </m:r>
+          </m:sub>
+        </m:sSub>
+        <m:r>
+          <m:rPr>
+            <m:sty m:val="p"/>
+          </m:rPr>
+          <w:rPr>
+            <w:rFonts w:ascii="Cambria Math" w:hAnsi="Cambria Math"/>
+          </w:rPr>
+          <m:t>,</m:t>
+        </m:r>
+        <m:r>
+          <w:rPr>
+            <w:rFonts w:ascii="Cambria Math" w:hAnsi="Cambria Math"/>
+          </w:rPr>
+          <m:t>d</m:t>
+        </m:r>
+        <m:r>
+          <m:rPr>
+            <m:sty m:val="p"/>
+          </m:rPr>
+          <w:rPr>
+            <w:rFonts w:ascii="Cambria Math" w:hAnsi="Cambria Math"/>
+          </w:rPr>
+          <m:t>,</m:t>
+        </m:r>
+        <m:sSub>
+          <m:sSubPr>
+            <m:ctrlPr>
+              <w:rPr>
+                <w:rFonts w:ascii="Cambria Math" w:hAnsi="Cambria Math"/>
+              </w:rPr>
+            </m:ctrlPr>
+          </m:sSubPr>
+          <m:e>
+            <m:r>
+              <w:rPr>
+                <w:rFonts w:ascii="Cambria Math" w:hAnsi="Cambria Math"/>
+              </w:rPr>
+              <m:t>v</m:t>
+            </m:r>
+          </m:e>
+          <m:sub>
+            <m:r>
+              <w:rPr>
+                <w:rFonts w:ascii="Cambria Math" w:hAnsi="Cambria Math"/>
+              </w:rPr>
+              <m:t>g</m:t>
+            </m:r>
+          </m:sub>
+        </m:sSub>
+        <m:r>
+          <m:rPr>
+            <m:sty m:val="p"/>
+          </m:rPr>
+          <w:rPr>
+            <w:rFonts w:ascii="Cambria Math" w:hAnsi="Cambria Math"/>
+          </w:rPr>
+          <m:t>,</m:t>
+        </m:r>
+        <m:sSub>
+          <m:sSubPr>
+            <m:ctrlPr>
+              <w:rPr>
+                <w:rFonts w:ascii="Cambria Math" w:hAnsi="Cambria Math"/>
+              </w:rPr>
+            </m:ctrlPr>
+          </m:sSubPr>
+          <m:e>
+            <m:r>
+              <w:rPr>
+                <w:rFonts w:ascii="Cambria Math" w:hAnsi="Cambria Math"/>
+              </w:rPr>
+              <m:t>F</m:t>
+            </m:r>
+          </m:e>
+          <m:sub>
+            <m:r>
+              <w:rPr>
+                <w:rFonts w:ascii="Cambria Math" w:hAnsi="Cambria Math"/>
+              </w:rPr>
+              <m:t>g</m:t>
+            </m:r>
+          </m:sub>
+        </m:sSub>
+        <m:r>
+          <m:rPr>
+            <m:sty m:val="p"/>
+          </m:rPr>
+          <w:rPr>
+            <w:rFonts w:ascii="Cambria Math" w:hAnsi="Cambria Math"/>
+          </w:rPr>
+          <m:t>}</m:t>
+        </m:r>
+      </m:oMath>
       <w:r>
         <w:rPr>
           <w:rFonts w:ascii="Times New Roman"/>
         </w:rPr>
         <w:tab/>
-      </w:r>
-      <w:r>
-        <w:rPr>
-          <w:rFonts w:ascii="Times New Roman"/>
-        </w:rPr>
-        <w:t xml:space="preserve">(1)</w:t>
+        <w:t>(1)</w:t>
       </w:r>
     </w:p>
     <w:p>
@@ -2507,134 +2432,25 @@
         </w:rPr>
         <w:t>其中，</w:t>
       </w:r>
-      <w:r>
-        <w:rPr>
-          <w:rFonts w:ascii="Times New Roman" w:eastAsia="宋体" w:hAnsi="Times New Roman"/>
-          <w:lang w:eastAsia="zh-CN"/>
-        </w:rPr>
-        <w:t xml:space="preserve"/>
-      </w:r>
-      <w:r>
-        <m:oMath>
-          <m:r>
-            <m:t>c</m:t>
-          </m:r>
-          <m:r>
-            <m:rPr>
-              <m:sty m:val="p"/>
-            </m:rPr>
-            <m:t>∈</m:t>
-          </m:r>
-          <m:r>
-            <m:rPr>
-              <m:sty m:val="p"/>
-            </m:rPr>
-            <m:t>{</m:t>
-          </m:r>
-          <m:r>
-            <m:rPr>
-              <m:sty m:val="p"/>
-            </m:rPr>
-            <m:t>s</m:t>
-          </m:r>
-          <m:r>
-            <m:rPr>
-              <m:sty m:val="p"/>
-            </m:rPr>
-            <m:t>o</m:t>
-          </m:r>
-          <m:r>
-            <m:rPr>
-              <m:sty m:val="p"/>
-            </m:rPr>
-            <m:t>f</m:t>
-          </m:r>
-          <m:r>
-            <m:rPr>
-              <m:sty m:val="p"/>
-            </m:rPr>
-            <m:t>t</m:t>
-          </m:r>
-          <m:r>
-            <m:rPr>
-              <m:sty m:val="p"/>
-            </m:rPr>
-            <m:t>,</m:t>
-          </m:r>
-          <m:r>
-            <m:rPr>
-              <m:sty m:val="p"/>
-            </m:rPr>
-            <m:t>m</m:t>
-          </m:r>
-          <m:r>
-            <m:rPr>
-              <m:sty m:val="p"/>
-            </m:rPr>
-            <m:t>e</m:t>
-          </m:r>
-          <m:r>
-            <m:rPr>
-              <m:sty m:val="p"/>
-            </m:rPr>
-            <m:t>d</m:t>
-          </m:r>
-          <m:r>
-            <m:rPr>
-              <m:sty m:val="p"/>
-            </m:rPr>
-            <m:t>i</m:t>
-          </m:r>
-          <m:r>
-            <m:rPr>
-              <m:sty m:val="p"/>
-            </m:rPr>
-            <m:t>u</m:t>
-          </m:r>
-          <m:r>
-            <m:rPr>
-              <m:sty m:val="p"/>
-            </m:rPr>
-            <m:t>m</m:t>
-          </m:r>
-          <m:r>
-            <m:rPr>
-              <m:sty m:val="p"/>
-            </m:rPr>
-            <m:t>,</m:t>
-          </m:r>
-          <m:r>
-            <m:rPr>
-              <m:sty m:val="p"/>
-            </m:rPr>
-            <m:t>h</m:t>
-          </m:r>
-          <m:r>
-            <m:rPr>
-              <m:sty m:val="p"/>
-            </m:rPr>
-            <m:t>a</m:t>
-          </m:r>
-          <m:r>
-            <m:rPr>
-              <m:sty m:val="p"/>
-            </m:rPr>
-            <m:t>r</m:t>
-          </m:r>
-          <m:r>
-            <m:rPr>
-              <m:sty m:val="p"/>
-            </m:rPr>
-            <m:t>d</m:t>
-          </m:r>
-          <m:r>
-            <m:rPr>
-              <m:sty m:val="p"/>
-            </m:rPr>
-            <m:t>}</m:t>
-          </m:r>
-        </m:oMath>
-      </w:r>
+      <m:oMath>
+        <m:r>
+          <w:rPr>
+            <w:rFonts w:ascii="Cambria Math" w:hAnsi="Cambria Math"/>
+            <w:lang w:eastAsia="zh-CN"/>
+          </w:rPr>
+          <m:t>c</m:t>
+        </m:r>
+        <m:r>
+          <m:rPr>
+            <m:sty m:val="p"/>
+          </m:rPr>
+          <w:rPr>
+            <w:rFonts w:ascii="Cambria Math" w:hAnsi="Cambria Math"/>
+            <w:lang w:eastAsia="zh-CN"/>
+          </w:rPr>
+          <m:t>∈{soft,medium,hard}</m:t>
+        </m:r>
+      </m:oMath>
       <w:r>
         <w:rPr>
           <w:rFonts w:ascii="Times New Roman" w:eastAsia="宋体" w:hAnsi="Times New Roman"/>
@@ -2649,31 +2465,35 @@
         </w:rPr>
         <w:t>表示物体操作属性；</w:t>
       </w:r>
-      <w:r>
-        <m:oMath>
-          <m:sSub>
-            <m:e>
-              <m:r>
-                <m:t>K</m:t>
-              </m:r>
-            </m:e>
-            <m:sub>
-              <m:r>
-                <m:t>t</m:t>
-              </m:r>
-            </m:sub>
-          </m:sSub>
-        </m:oMath>
-      </w:r>
-      <w:r>
-        <w:rPr>
-          <w:rFonts w:ascii="Times New Roman" w:eastAsia="宋体" w:hAnsi="Times New Roman"/>
-          <w:lang w:eastAsia="zh-CN"/>
-        </w:rPr>
-        <w:t/>
-      </w:r>
-      <w:proofErr w:type="spellStart"/>
-      <w:proofErr w:type="spellEnd"/>
+      <m:oMath>
+        <m:sSub>
+          <m:sSubPr>
+            <m:ctrlPr>
+              <w:rPr>
+                <w:rFonts w:ascii="Cambria Math" w:hAnsi="Cambria Math"/>
+              </w:rPr>
+            </m:ctrlPr>
+          </m:sSubPr>
+          <m:e>
+            <m:r>
+              <w:rPr>
+                <w:rFonts w:ascii="Cambria Math" w:hAnsi="Cambria Math"/>
+                <w:lang w:eastAsia="zh-CN"/>
+              </w:rPr>
+              <m:t>K</m:t>
+            </m:r>
+          </m:e>
+          <m:sub>
+            <m:r>
+              <w:rPr>
+                <w:rFonts w:ascii="Cambria Math" w:hAnsi="Cambria Math"/>
+                <w:lang w:eastAsia="zh-CN"/>
+              </w:rPr>
+              <m:t>t</m:t>
+            </m:r>
+          </m:sub>
+        </m:sSub>
+      </m:oMath>
       <w:r>
         <w:rPr>
           <w:rFonts w:ascii="Times New Roman" w:eastAsia="宋体" w:hAnsi="Times New Roman"/>
@@ -2688,31 +2508,35 @@
         </w:rPr>
         <w:t>为末端平动刚度；</w:t>
       </w:r>
-      <w:r>
-        <m:oMath>
-          <m:sSub>
-            <m:e>
-              <m:r>
-                <m:t>K</m:t>
-              </m:r>
-            </m:e>
-            <m:sub>
-              <m:r>
-                <m:t>r</m:t>
-              </m:r>
-            </m:sub>
-          </m:sSub>
-        </m:oMath>
-      </w:r>
-      <w:r>
-        <w:rPr>
-          <w:rFonts w:ascii="Times New Roman" w:eastAsia="宋体" w:hAnsi="Times New Roman"/>
-          <w:lang w:eastAsia="zh-CN"/>
-        </w:rPr>
-        <w:t/>
-      </w:r>
-      <w:proofErr w:type="spellStart"/>
-      <w:proofErr w:type="spellEnd"/>
+      <m:oMath>
+        <m:sSub>
+          <m:sSubPr>
+            <m:ctrlPr>
+              <w:rPr>
+                <w:rFonts w:ascii="Cambria Math" w:hAnsi="Cambria Math"/>
+              </w:rPr>
+            </m:ctrlPr>
+          </m:sSubPr>
+          <m:e>
+            <m:r>
+              <w:rPr>
+                <w:rFonts w:ascii="Cambria Math" w:hAnsi="Cambria Math"/>
+                <w:lang w:eastAsia="zh-CN"/>
+              </w:rPr>
+              <m:t>K</m:t>
+            </m:r>
+          </m:e>
+          <m:sub>
+            <m:r>
+              <w:rPr>
+                <w:rFonts w:ascii="Cambria Math" w:hAnsi="Cambria Math"/>
+                <w:lang w:eastAsia="zh-CN"/>
+              </w:rPr>
+              <m:t>r</m:t>
+            </m:r>
+          </m:sub>
+        </m:sSub>
+      </m:oMath>
       <w:r>
         <w:rPr>
           <w:rFonts w:ascii="Times New Roman" w:eastAsia="宋体" w:hAnsi="Times New Roman"/>
@@ -2727,20 +2551,15 @@
         </w:rPr>
         <w:t>为末端旋转刚度；</w:t>
       </w:r>
-      <w:r>
-        <w:rPr>
-          <w:rFonts w:ascii="Times New Roman" w:eastAsia="宋体" w:hAnsi="Times New Roman"/>
-          <w:lang w:eastAsia="zh-CN"/>
-        </w:rPr>
-        <w:t xml:space="preserve"/>
-      </w:r>
-      <w:r>
-        <m:oMath>
-          <m:r>
-            <m:t>ζ</m:t>
-          </m:r>
-        </m:oMath>
-      </w:r>
+      <m:oMath>
+        <m:r>
+          <w:rPr>
+            <w:rFonts w:ascii="Cambria Math" w:hAnsi="Cambria Math"/>
+            <w:lang w:eastAsia="zh-CN"/>
+          </w:rPr>
+          <m:t>ζ</m:t>
+        </m:r>
+      </m:oMath>
       <w:r>
         <w:rPr>
           <w:rFonts w:ascii="Times New Roman" w:eastAsia="宋体" w:hAnsi="Times New Roman"/>
@@ -2755,31 +2574,35 @@
         </w:rPr>
         <w:t>为阻尼比；</w:t>
       </w:r>
-      <w:r>
-        <m:oMath>
-          <m:sSub>
-            <m:e>
-              <m:r>
-                <m:t>K</m:t>
-              </m:r>
-            </m:e>
-            <m:sub>
-              <m:r>
-                <m:t>f</m:t>
-              </m:r>
-            </m:sub>
-          </m:sSub>
-        </m:oMath>
-      </w:r>
-      <w:r>
-        <w:rPr>
-          <w:rFonts w:ascii="Times New Roman" w:eastAsia="宋体" w:hAnsi="Times New Roman"/>
-          <w:lang w:eastAsia="zh-CN"/>
-        </w:rPr>
-        <w:t/>
-      </w:r>
-      <w:proofErr w:type="spellStart"/>
-      <w:proofErr w:type="spellEnd"/>
+      <m:oMath>
+        <m:sSub>
+          <m:sSubPr>
+            <m:ctrlPr>
+              <w:rPr>
+                <w:rFonts w:ascii="Cambria Math" w:hAnsi="Cambria Math"/>
+              </w:rPr>
+            </m:ctrlPr>
+          </m:sSubPr>
+          <m:e>
+            <m:r>
+              <w:rPr>
+                <w:rFonts w:ascii="Cambria Math" w:hAnsi="Cambria Math"/>
+                <w:lang w:eastAsia="zh-CN"/>
+              </w:rPr>
+              <m:t>K</m:t>
+            </m:r>
+          </m:e>
+          <m:sub>
+            <m:r>
+              <w:rPr>
+                <w:rFonts w:ascii="Cambria Math" w:hAnsi="Cambria Math"/>
+                <w:lang w:eastAsia="zh-CN"/>
+              </w:rPr>
+              <m:t>f</m:t>
+            </m:r>
+          </m:sub>
+        </m:sSub>
+      </m:oMath>
       <w:r>
         <w:rPr>
           <w:rFonts w:ascii="Times New Roman" w:eastAsia="宋体" w:hAnsi="Times New Roman"/>
@@ -2803,20 +2626,15 @@
         </w:rPr>
         <w:t>；</w:t>
       </w:r>
-      <w:r>
-        <w:rPr>
-          <w:rFonts w:ascii="Times New Roman" w:eastAsia="宋体" w:hAnsi="Times New Roman"/>
-          <w:lang w:eastAsia="zh-CN"/>
-        </w:rPr>
-        <w:t xml:space="preserve"/>
-      </w:r>
-      <w:r>
-        <m:oMath>
-          <m:r>
-            <m:t>d</m:t>
-          </m:r>
-        </m:oMath>
-      </w:r>
+      <m:oMath>
+        <m:r>
+          <w:rPr>
+            <w:rFonts w:ascii="Cambria Math" w:hAnsi="Cambria Math"/>
+            <w:lang w:eastAsia="zh-CN"/>
+          </w:rPr>
+          <m:t>d</m:t>
+        </m:r>
+      </m:oMath>
       <w:r>
         <w:rPr>
           <w:rFonts w:ascii="Times New Roman" w:eastAsia="宋体" w:hAnsi="Times New Roman"/>
@@ -2831,31 +2649,35 @@
         </w:rPr>
         <w:t>为力反馈死区；</w:t>
       </w:r>
-      <w:r>
-        <m:oMath>
-          <m:sSub>
-            <m:e>
-              <m:r>
-                <m:t>v</m:t>
-              </m:r>
-            </m:e>
-            <m:sub>
-              <m:r>
-                <m:t>g</m:t>
-              </m:r>
-            </m:sub>
-          </m:sSub>
-        </m:oMath>
-      </w:r>
-      <w:r>
-        <w:rPr>
-          <w:rFonts w:ascii="Times New Roman" w:eastAsia="宋体" w:hAnsi="Times New Roman"/>
-          <w:lang w:eastAsia="zh-CN"/>
-        </w:rPr>
-        <w:t/>
-      </w:r>
-      <w:proofErr w:type="spellStart"/>
-      <w:proofErr w:type="spellEnd"/>
+      <m:oMath>
+        <m:sSub>
+          <m:sSubPr>
+            <m:ctrlPr>
+              <w:rPr>
+                <w:rFonts w:ascii="Cambria Math" w:hAnsi="Cambria Math"/>
+              </w:rPr>
+            </m:ctrlPr>
+          </m:sSubPr>
+          <m:e>
+            <m:r>
+              <w:rPr>
+                <w:rFonts w:ascii="Cambria Math" w:hAnsi="Cambria Math"/>
+                <w:lang w:eastAsia="zh-CN"/>
+              </w:rPr>
+              <m:t>v</m:t>
+            </m:r>
+          </m:e>
+          <m:sub>
+            <m:r>
+              <w:rPr>
+                <w:rFonts w:ascii="Cambria Math" w:hAnsi="Cambria Math"/>
+                <w:lang w:eastAsia="zh-CN"/>
+              </w:rPr>
+              <m:t>g</m:t>
+            </m:r>
+          </m:sub>
+        </m:sSub>
+      </m:oMath>
       <w:r>
         <w:rPr>
           <w:rFonts w:ascii="Times New Roman" w:eastAsia="宋体" w:hAnsi="Times New Roman"/>
@@ -2879,31 +2701,35 @@
         </w:rPr>
         <w:t>速度；</w:t>
       </w:r>
-      <w:r>
-        <m:oMath>
-          <m:sSub>
-            <m:e>
-              <m:r>
-                <m:t>F</m:t>
-              </m:r>
-            </m:e>
-            <m:sub>
-              <m:r>
-                <m:t>g</m:t>
-              </m:r>
-            </m:sub>
-          </m:sSub>
-        </m:oMath>
-      </w:r>
-      <w:r>
-        <w:rPr>
-          <w:rFonts w:ascii="Times New Roman" w:eastAsia="宋体" w:hAnsi="Times New Roman"/>
-          <w:lang w:eastAsia="zh-CN"/>
-        </w:rPr>
-        <w:t/>
-      </w:r>
-      <w:proofErr w:type="spellStart"/>
-      <w:proofErr w:type="spellEnd"/>
+      <m:oMath>
+        <m:sSub>
+          <m:sSubPr>
+            <m:ctrlPr>
+              <w:rPr>
+                <w:rFonts w:ascii="Cambria Math" w:hAnsi="Cambria Math"/>
+              </w:rPr>
+            </m:ctrlPr>
+          </m:sSubPr>
+          <m:e>
+            <m:r>
+              <w:rPr>
+                <w:rFonts w:ascii="Cambria Math" w:hAnsi="Cambria Math"/>
+                <w:lang w:eastAsia="zh-CN"/>
+              </w:rPr>
+              <m:t>F</m:t>
+            </m:r>
+          </m:e>
+          <m:sub>
+            <m:r>
+              <w:rPr>
+                <w:rFonts w:ascii="Cambria Math" w:hAnsi="Cambria Math"/>
+                <w:lang w:eastAsia="zh-CN"/>
+              </w:rPr>
+              <m:t>g</m:t>
+            </m:r>
+          </m:sub>
+        </m:sSub>
+      </m:oMath>
       <w:r>
         <w:rPr>
           <w:rFonts w:ascii="Times New Roman" w:eastAsia="宋体" w:hAnsi="Times New Roman"/>
@@ -3048,13 +2874,13 @@
         <w:tblLook w:val="07E0" w:firstRow="1" w:lastRow="1" w:firstColumn="1" w:lastColumn="1" w:noHBand="1" w:noVBand="1"/>
       </w:tblPr>
       <w:tblGrid>
-        <w:gridCol w:w="1043"/>
-        <w:gridCol w:w="1278"/>
-        <w:gridCol w:w="1616"/>
-        <w:gridCol w:w="479"/>
-        <w:gridCol w:w="695"/>
-        <w:gridCol w:w="683"/>
-        <w:gridCol w:w="3448"/>
+        <w:gridCol w:w="1116"/>
+        <w:gridCol w:w="1091"/>
+        <w:gridCol w:w="1440"/>
+        <w:gridCol w:w="504"/>
+        <w:gridCol w:w="504"/>
+        <w:gridCol w:w="603"/>
+        <w:gridCol w:w="3984"/>
       </w:tblGrid>
       <w:tr>
         <w:trPr>
@@ -3098,157 +2924,163 @@
               <w:spacing w:before="20" w:after="20"/>
               <w:jc w:val="center"/>
             </w:pPr>
+            <m:oMath>
+              <m:sSub>
+                <m:sSubPr>
+                  <m:ctrlPr>
+                    <w:rPr>
+                      <w:rFonts w:ascii="Cambria Math" w:hAnsi="Cambria Math"/>
+                    </w:rPr>
+                  </m:ctrlPr>
+                </m:sSubPr>
+                <m:e>
+                  <m:r>
+                    <w:rPr>
+                      <w:rFonts w:ascii="Cambria Math" w:hAnsi="Cambria Math"/>
+                    </w:rPr>
+                    <m:t>K</m:t>
+                  </m:r>
+                </m:e>
+                <m:sub>
+                  <m:r>
+                    <w:rPr>
+                      <w:rFonts w:ascii="Cambria Math" w:hAnsi="Cambria Math"/>
+                    </w:rPr>
+                    <m:t>t</m:t>
+                  </m:r>
+                </m:sub>
+              </m:sSub>
+            </m:oMath>
             <w:r>
               <w:rPr>
                 <w:rFonts w:ascii="Times New Roman" w:eastAsia="宋体" w:hAnsi="Times New Roman"/>
                 <w:b/>
                 <w:sz w:val="21"/>
               </w:rPr>
-              <w:t/>
-            </w:r>
-            <w:r>
+              <w:t>/(N/m)</w:t>
+            </w:r>
+          </w:p>
+        </w:tc>
+        <w:tc>
+          <w:tcPr>
+            <w:tcW w:w="0" w:type="auto"/>
+            <w:tcBorders>
+              <w:bottom w:val="single" w:sz="0" w:space="0" w:color="auto"/>
+            </w:tcBorders>
+            <w:vAlign w:val="bottom"/>
+          </w:tcPr>
+          <w:p>
+            <w:pPr>
+              <w:pStyle w:val="Compact"/>
+              <w:spacing w:before="20" w:after="20"/>
+              <w:jc w:val="center"/>
+            </w:pPr>
+            <m:oMath>
+              <m:sSub>
+                <m:sSubPr>
+                  <m:ctrlPr>
+                    <w:rPr>
+                      <w:rFonts w:ascii="Cambria Math" w:hAnsi="Cambria Math"/>
+                    </w:rPr>
+                  </m:ctrlPr>
+                </m:sSubPr>
+                <m:e>
+                  <m:r>
+                    <w:rPr>
+                      <w:rFonts w:ascii="Cambria Math" w:hAnsi="Cambria Math"/>
+                    </w:rPr>
+                    <m:t>K</m:t>
+                  </m:r>
+                </m:e>
+                <m:sub>
+                  <m:r>
+                    <w:rPr>
+                      <w:rFonts w:ascii="Cambria Math" w:hAnsi="Cambria Math"/>
+                    </w:rPr>
+                    <m:t>r</m:t>
+                  </m:r>
+                </m:sub>
+              </m:sSub>
+            </m:oMath>
+            <w:r>
+              <w:rPr>
+                <w:rFonts w:ascii="Times New Roman" w:eastAsia="宋体" w:hAnsi="Times New Roman"/>
+                <w:b/>
+                <w:sz w:val="21"/>
+              </w:rPr>
+              <w:t>/(Nm/rad)</w:t>
+            </w:r>
+          </w:p>
+        </w:tc>
+        <w:tc>
+          <w:tcPr>
+            <w:tcW w:w="0" w:type="auto"/>
+            <w:tcBorders>
+              <w:bottom w:val="single" w:sz="0" w:space="0" w:color="auto"/>
+            </w:tcBorders>
+            <w:vAlign w:val="bottom"/>
+          </w:tcPr>
+          <w:p>
+            <w:pPr>
+              <w:pStyle w:val="Compact"/>
+              <w:spacing w:before="20" w:after="20"/>
+              <w:jc w:val="center"/>
+            </w:pPr>
+            <m:oMathPara>
+              <m:oMath>
+                <m:r>
+                  <w:rPr>
+                    <w:rFonts w:ascii="Cambria Math" w:hAnsi="Cambria Math"/>
+                  </w:rPr>
+                  <m:t>ζ</m:t>
+                </m:r>
+              </m:oMath>
+            </m:oMathPara>
+          </w:p>
+        </w:tc>
+        <w:tc>
+          <w:tcPr>
+            <w:tcW w:w="0" w:type="auto"/>
+            <w:tcBorders>
+              <w:bottom w:val="single" w:sz="0" w:space="0" w:color="auto"/>
+            </w:tcBorders>
+            <w:vAlign w:val="bottom"/>
+          </w:tcPr>
+          <w:p>
+            <w:pPr>
+              <w:pStyle w:val="Compact"/>
+              <w:spacing w:before="20" w:after="20"/>
+              <w:jc w:val="center"/>
+            </w:pPr>
+            <m:oMathPara>
               <m:oMath>
                 <m:sSub>
+                  <m:sSubPr>
+                    <m:ctrlPr>
+                      <w:rPr>
+                        <w:rFonts w:ascii="Cambria Math" w:hAnsi="Cambria Math"/>
+                      </w:rPr>
+                    </m:ctrlPr>
+                  </m:sSubPr>
                   <m:e>
                     <m:r>
+                      <w:rPr>
+                        <w:rFonts w:ascii="Cambria Math" w:hAnsi="Cambria Math"/>
+                      </w:rPr>
                       <m:t>K</m:t>
                     </m:r>
                   </m:e>
                   <m:sub>
                     <m:r>
-                      <m:t>t</m:t>
-                    </m:r>
-                  </m:sub>
-                </m:sSub>
-              </m:oMath>
-            </w:r>
-            <w:r>
-              <w:rPr>
-                <w:rFonts w:ascii="Times New Roman" w:eastAsia="宋体" w:hAnsi="Times New Roman"/>
-                <w:b/>
-                <w:sz w:val="21"/>
-              </w:rPr>
-              <w:t xml:space="preserve">/(N/m)</w:t>
-            </w:r>
-          </w:p>
-        </w:tc>
-        <w:tc>
-          <w:tcPr>
-            <w:tcW w:w="0" w:type="auto"/>
-            <w:tcBorders>
-              <w:bottom w:val="single" w:sz="0" w:space="0" w:color="auto"/>
-            </w:tcBorders>
-            <w:vAlign w:val="bottom"/>
-          </w:tcPr>
-          <w:p>
-            <w:pPr>
-              <w:pStyle w:val="Compact"/>
-              <w:spacing w:before="20" w:after="20"/>
-              <w:jc w:val="center"/>
-            </w:pPr>
-            <w:r>
-              <w:rPr>
-                <w:rFonts w:ascii="Times New Roman" w:eastAsia="宋体" w:hAnsi="Times New Roman"/>
-                <w:b/>
-                <w:sz w:val="21"/>
-              </w:rPr>
-              <w:t/>
-            </w:r>
-            <w:r>
-              <m:oMath>
-                <m:sSub>
-                  <m:e>
-                    <m:r>
-                      <m:t>K</m:t>
-                    </m:r>
-                  </m:e>
-                  <m:sub>
-                    <m:r>
-                      <m:t>r</m:t>
-                    </m:r>
-                  </m:sub>
-                </m:sSub>
-              </m:oMath>
-            </w:r>
-            <w:r>
-              <w:rPr>
-                <w:rFonts w:ascii="Times New Roman" w:eastAsia="宋体" w:hAnsi="Times New Roman"/>
-                <w:b/>
-                <w:sz w:val="21"/>
-              </w:rPr>
-              <w:t xml:space="preserve">/(Nm/rad)</w:t>
-            </w:r>
-          </w:p>
-        </w:tc>
-        <w:tc>
-          <w:tcPr>
-            <w:tcW w:w="0" w:type="auto"/>
-            <w:tcBorders>
-              <w:bottom w:val="single" w:sz="0" w:space="0" w:color="auto"/>
-            </w:tcBorders>
-            <w:vAlign w:val="bottom"/>
-          </w:tcPr>
-          <w:p>
-            <w:pPr>
-              <w:pStyle w:val="Compact"/>
-              <w:spacing w:before="20" w:after="20"/>
-              <w:jc w:val="center"/>
-            </w:pPr>
-            <w:r>
-              <w:rPr>
-                <w:rFonts w:ascii="Times New Roman" w:eastAsia="宋体" w:hAnsi="Times New Roman"/>
-                <w:b/>
-                <w:sz w:val="21"/>
-              </w:rPr>
-              <w:t/>
-            </w:r>
-            <w:r>
-              <m:oMath>
-                <m:r>
-                  <m:t>ζ</m:t>
-                </m:r>
-              </m:oMath>
-            </w:r>
-          </w:p>
-        </w:tc>
-        <w:tc>
-          <w:tcPr>
-            <w:tcW w:w="0" w:type="auto"/>
-            <w:tcBorders>
-              <w:bottom w:val="single" w:sz="0" w:space="0" w:color="auto"/>
-            </w:tcBorders>
-            <w:vAlign w:val="bottom"/>
-          </w:tcPr>
-          <w:p>
-            <w:pPr>
-              <w:pStyle w:val="Compact"/>
-              <w:spacing w:before="20" w:after="20"/>
-              <w:jc w:val="center"/>
-            </w:pPr>
-            <w:r>
-              <w:rPr>
-                <w:rFonts w:ascii="Times New Roman" w:eastAsia="宋体" w:hAnsi="Times New Roman"/>
-                <w:b/>
-                <w:sz w:val="21"/>
-              </w:rPr>
-              <w:t/>
-            </w:r>
-            <w:r>
-              <m:oMath>
-                <m:sSub>
-                  <m:e>
-                    <m:r>
-                      <m:t>K</m:t>
-                    </m:r>
-                  </m:e>
-                  <m:sub>
-                    <m:r>
+                      <w:rPr>
+                        <w:rFonts w:ascii="Cambria Math" w:hAnsi="Cambria Math"/>
+                      </w:rPr>
                       <m:t>f</m:t>
                     </m:r>
                   </m:sub>
                 </m:sSub>
               </m:oMath>
-            </w:r>
+            </m:oMathPara>
           </w:p>
         </w:tc>
         <w:tc>
@@ -3265,28 +3097,21 @@
               <w:spacing w:before="20" w:after="20"/>
               <w:jc w:val="center"/>
             </w:pPr>
+            <m:oMath>
+              <m:r>
+                <w:rPr>
+                  <w:rFonts w:ascii="Cambria Math" w:hAnsi="Cambria Math"/>
+                </w:rPr>
+                <m:t>d</m:t>
+              </m:r>
+            </m:oMath>
             <w:r>
               <w:rPr>
                 <w:rFonts w:ascii="Times New Roman" w:eastAsia="宋体" w:hAnsi="Times New Roman"/>
                 <w:b/>
                 <w:sz w:val="21"/>
               </w:rPr>
-              <w:t/>
-            </w:r>
-            <w:r>
-              <m:oMath>
-                <m:r>
-                  <m:t>d</m:t>
-                </m:r>
-              </m:oMath>
-            </w:r>
-            <w:r>
-              <w:rPr>
-                <w:rFonts w:ascii="Times New Roman" w:eastAsia="宋体" w:hAnsi="Times New Roman"/>
-                <w:b/>
-                <w:sz w:val="21"/>
-              </w:rPr>
-              <w:t xml:space="preserve">/N</w:t>
+              <w:t>/N</w:t>
             </w:r>
           </w:p>
         </w:tc>
@@ -3758,7 +3583,7 @@
           <w:noProof/>
         </w:rPr>
         <w:drawing>
-          <wp:inline distT="0" distB="0" distL="0" distR="0" wp14:anchorId="01C28E29" wp14:editId="79068CC6">
+          <wp:inline distT="0" distB="0" distL="0" distR="0" wp14:anchorId="3318BE1C" wp14:editId="5742142F">
             <wp:extent cx="5731510" cy="3684270"/>
             <wp:effectExtent l="0" t="0" r="0" b="0"/>
             <wp:docPr id="3" name="图形 3"/>
@@ -3988,6 +3813,9 @@
         <w:spacing w:line="360" w:lineRule="auto"/>
         <w:ind w:firstLine="480"/>
         <w:jc w:val="both"/>
+        <w:rPr>
+          <w:lang w:eastAsia="zh-CN"/>
+        </w:rPr>
       </w:pPr>
       <w:r>
         <w:rPr>
@@ -4040,36 +3868,7 @@
           <w:rFonts w:ascii="Times New Roman" w:eastAsia="宋体" w:hAnsi="Times New Roman"/>
           <w:lang w:eastAsia="zh-CN"/>
         </w:rPr>
-        <w:t>安全性共同确定</w:t>
-      </w:r>
-      <w:r>
-        <w:rPr>
-          <w:rFonts w:ascii="Times New Roman" w:eastAsia="宋体" w:hAnsi="Times New Roman"/>
-          <w:vertAlign w:val="superscript"/>
-          <w:lang w:eastAsia="zh-CN"/>
-        </w:rPr>
-        <w:t>[1-8]</w:t>
-      </w:r>
-      <w:r>
-        <w:rPr>
-          <w:rFonts w:ascii="Times New Roman" w:eastAsia="宋体" w:hAnsi="Times New Roman"/>
-          <w:lang w:eastAsia="zh-CN"/>
-        </w:rPr>
-        <w:t>。</w:t>
-      </w:r>
-      <w:proofErr w:type="spellStart"/>
-      <w:r>
-        <w:rPr>
-          <w:rFonts w:ascii="Times New Roman" w:eastAsia="宋体" w:hAnsi="Times New Roman"/>
-        </w:rPr>
-        <w:t>参数设计遵循以下原则</w:t>
-      </w:r>
-      <w:proofErr w:type="spellEnd"/>
-      <w:r>
-        <w:rPr>
-          <w:rFonts w:ascii="Times New Roman" w:eastAsia="宋体" w:hAnsi="Times New Roman"/>
-        </w:rPr>
-        <w:t>：</w:t>
+        <w:t>安全性共同确定。参数设计遵循以下原则：</w:t>
       </w:r>
     </w:p>
     <w:p>
@@ -4107,37 +3906,41 @@
         </w:rPr>
         <w:t>平动刚度</w:t>
       </w:r>
-      <w:r>
-        <m:oMath>
-          <m:sSub>
-            <m:e>
-              <m:r>
-                <m:t>K</m:t>
-              </m:r>
-            </m:e>
-            <m:sub>
-              <m:r>
-                <m:t>t</m:t>
-              </m:r>
-            </m:sub>
-          </m:sSub>
-        </m:oMath>
-      </w:r>
-      <w:r>
-        <w:rPr>
-          <w:rFonts w:ascii="Times New Roman" w:eastAsia="宋体" w:hAnsi="Times New Roman"/>
-          <w:lang w:eastAsia="zh-CN"/>
-        </w:rPr>
-        <w:t xml:space="preserve"> </w:t>
-      </w:r>
-      <w:proofErr w:type="spellStart"/>
-      <w:proofErr w:type="spellEnd"/>
-      <w:r>
-        <w:rPr>
-          <w:rFonts w:ascii="Times New Roman" w:eastAsia="宋体" w:hAnsi="Times New Roman"/>
-          <w:lang w:eastAsia="zh-CN"/>
-        </w:rPr>
-        <w:t xml:space="preserve"> </w:t>
+      <m:oMath>
+        <m:sSub>
+          <m:sSubPr>
+            <m:ctrlPr>
+              <w:rPr>
+                <w:rFonts w:ascii="Cambria Math" w:hAnsi="Cambria Math"/>
+              </w:rPr>
+            </m:ctrlPr>
+          </m:sSubPr>
+          <m:e>
+            <m:r>
+              <w:rPr>
+                <w:rFonts w:ascii="Cambria Math" w:hAnsi="Cambria Math"/>
+                <w:lang w:eastAsia="zh-CN"/>
+              </w:rPr>
+              <m:t>K</m:t>
+            </m:r>
+          </m:e>
+          <m:sub>
+            <m:r>
+              <w:rPr>
+                <w:rFonts w:ascii="Cambria Math" w:hAnsi="Cambria Math"/>
+                <w:lang w:eastAsia="zh-CN"/>
+              </w:rPr>
+              <m:t>t</m:t>
+            </m:r>
+          </m:sub>
+        </m:sSub>
+      </m:oMath>
+      <w:r>
+        <w:rPr>
+          <w:rFonts w:ascii="Times New Roman" w:eastAsia="宋体" w:hAnsi="Times New Roman"/>
+          <w:lang w:eastAsia="zh-CN"/>
+        </w:rPr>
+        <w:t xml:space="preserve">  </w:t>
       </w:r>
       <w:r>
         <w:rPr>
@@ -4165,14 +3968,7 @@
           <w:rFonts w:ascii="Times New Roman" w:eastAsia="宋体" w:hAnsi="Times New Roman"/>
           <w:lang w:eastAsia="zh-CN"/>
         </w:rPr>
-        <w:t xml:space="preserve"> </w:t>
-      </w:r>
-      <w:r>
-        <w:rPr>
-          <w:rFonts w:ascii="Times New Roman" w:eastAsia="宋体" w:hAnsi="Times New Roman"/>
-          <w:lang w:eastAsia="zh-CN"/>
-        </w:rPr>
-        <w:t xml:space="preserve">soft </w:t>
+        <w:t xml:space="preserve"> soft </w:t>
       </w:r>
       <w:r>
         <w:rPr>
@@ -4181,46 +3977,58 @@
         </w:rPr>
         <w:t>类物体，过高刚度容易在接触初期产生较大作用力，导致物体压缩、滑移或损伤，因此设置较低的</w:t>
       </w:r>
-      <w:r>
-        <m:oMath>
-          <m:sSub>
-            <m:e>
-              <m:r>
-                <m:t>K</m:t>
-              </m:r>
-            </m:e>
-            <m:sub>
-              <m:r>
-                <m:t>t</m:t>
-              </m:r>
-            </m:sub>
-          </m:sSub>
-          <m:r>
-            <m:rPr>
-              <m:sty m:val="p"/>
-            </m:rPr>
-            <m:t>=</m:t>
-          </m:r>
-          <m:r>
-            <m:t>50</m:t>
-          </m:r>
-        </m:oMath>
-      </w:r>
-      <w:r>
-        <w:rPr>
-          <w:rFonts w:ascii="Times New Roman" w:eastAsia="宋体" w:hAnsi="Times New Roman"/>
-          <w:lang w:eastAsia="zh-CN"/>
-        </w:rPr>
-        <w:t xml:space="preserve"> </w:t>
-      </w:r>
-      <w:proofErr w:type="spellStart"/>
-      <w:proofErr w:type="spellEnd"/>
-      <w:r>
-        <w:rPr>
-          <w:rFonts w:ascii="Times New Roman" w:eastAsia="宋体" w:hAnsi="Times New Roman"/>
-          <w:lang w:eastAsia="zh-CN"/>
-        </w:rPr>
-        <w:t> N/m</w:t>
+      <m:oMath>
+        <m:sSub>
+          <m:sSubPr>
+            <m:ctrlPr>
+              <w:rPr>
+                <w:rFonts w:ascii="Cambria Math" w:hAnsi="Cambria Math"/>
+              </w:rPr>
+            </m:ctrlPr>
+          </m:sSubPr>
+          <m:e>
+            <m:r>
+              <w:rPr>
+                <w:rFonts w:ascii="Cambria Math" w:hAnsi="Cambria Math"/>
+                <w:lang w:eastAsia="zh-CN"/>
+              </w:rPr>
+              <m:t>K</m:t>
+            </m:r>
+          </m:e>
+          <m:sub>
+            <m:r>
+              <w:rPr>
+                <w:rFonts w:ascii="Cambria Math" w:hAnsi="Cambria Math"/>
+                <w:lang w:eastAsia="zh-CN"/>
+              </w:rPr>
+              <m:t>t</m:t>
+            </m:r>
+          </m:sub>
+        </m:sSub>
+        <m:r>
+          <m:rPr>
+            <m:sty m:val="p"/>
+          </m:rPr>
+          <w:rPr>
+            <w:rFonts w:ascii="Cambria Math" w:hAnsi="Cambria Math"/>
+            <w:lang w:eastAsia="zh-CN"/>
+          </w:rPr>
+          <m:t>=</m:t>
+        </m:r>
+        <m:r>
+          <w:rPr>
+            <w:rFonts w:ascii="Cambria Math" w:hAnsi="Cambria Math"/>
+            <w:lang w:eastAsia="zh-CN"/>
+          </w:rPr>
+          <m:t>50</m:t>
+        </m:r>
+      </m:oMath>
+      <w:r>
+        <w:rPr>
+          <w:rFonts w:ascii="Times New Roman" w:eastAsia="宋体" w:hAnsi="Times New Roman"/>
+          <w:lang w:eastAsia="zh-CN"/>
+        </w:rPr>
+        <w:t xml:space="preserve"> N/m</w:t>
       </w:r>
       <w:r>
         <w:rPr>
@@ -4243,46 +4051,58 @@
         </w:rPr>
         <w:t>类物体，物体本身不易形变，抓取过程更需要末端定位稳定性，因此设置较高的</w:t>
       </w:r>
-      <w:r>
-        <m:oMath>
-          <m:sSub>
-            <m:e>
-              <m:r>
-                <m:t>K</m:t>
-              </m:r>
-            </m:e>
-            <m:sub>
-              <m:r>
-                <m:t>t</m:t>
-              </m:r>
-            </m:sub>
-          </m:sSub>
-          <m:r>
-            <m:rPr>
-              <m:sty m:val="p"/>
-            </m:rPr>
-            <m:t>=</m:t>
-          </m:r>
-          <m:r>
-            <m:t>200</m:t>
-          </m:r>
-        </m:oMath>
-      </w:r>
-      <w:r>
-        <w:rPr>
-          <w:rFonts w:ascii="Times New Roman" w:eastAsia="宋体" w:hAnsi="Times New Roman"/>
-          <w:lang w:eastAsia="zh-CN"/>
-        </w:rPr>
-        <w:t xml:space="preserve"> </w:t>
-      </w:r>
-      <w:proofErr w:type="spellStart"/>
-      <w:proofErr w:type="spellEnd"/>
-      <w:r>
-        <w:rPr>
-          <w:rFonts w:ascii="Times New Roman" w:eastAsia="宋体" w:hAnsi="Times New Roman"/>
-          <w:lang w:eastAsia="zh-CN"/>
-        </w:rPr>
-        <w:t> N/m</w:t>
+      <m:oMath>
+        <m:sSub>
+          <m:sSubPr>
+            <m:ctrlPr>
+              <w:rPr>
+                <w:rFonts w:ascii="Cambria Math" w:hAnsi="Cambria Math"/>
+              </w:rPr>
+            </m:ctrlPr>
+          </m:sSubPr>
+          <m:e>
+            <m:r>
+              <w:rPr>
+                <w:rFonts w:ascii="Cambria Math" w:hAnsi="Cambria Math"/>
+                <w:lang w:eastAsia="zh-CN"/>
+              </w:rPr>
+              <m:t>K</m:t>
+            </m:r>
+          </m:e>
+          <m:sub>
+            <m:r>
+              <w:rPr>
+                <w:rFonts w:ascii="Cambria Math" w:hAnsi="Cambria Math"/>
+                <w:lang w:eastAsia="zh-CN"/>
+              </w:rPr>
+              <m:t>t</m:t>
+            </m:r>
+          </m:sub>
+        </m:sSub>
+        <m:r>
+          <m:rPr>
+            <m:sty m:val="p"/>
+          </m:rPr>
+          <w:rPr>
+            <w:rFonts w:ascii="Cambria Math" w:hAnsi="Cambria Math"/>
+            <w:lang w:eastAsia="zh-CN"/>
+          </w:rPr>
+          <m:t>=</m:t>
+        </m:r>
+        <m:r>
+          <w:rPr>
+            <w:rFonts w:ascii="Cambria Math" w:hAnsi="Cambria Math"/>
+            <w:lang w:eastAsia="zh-CN"/>
+          </w:rPr>
+          <m:t>200</m:t>
+        </m:r>
+      </m:oMath>
+      <w:r>
+        <w:rPr>
+          <w:rFonts w:ascii="Times New Roman" w:eastAsia="宋体" w:hAnsi="Times New Roman"/>
+          <w:lang w:eastAsia="zh-CN"/>
+        </w:rPr>
+        <w:t xml:space="preserve"> N/m</w:t>
       </w:r>
       <w:r>
         <w:rPr>
@@ -4305,46 +4125,58 @@
         </w:rPr>
         <w:t>类物体取中间值</w:t>
       </w:r>
-      <w:r>
-        <m:oMath>
-          <m:sSub>
-            <m:e>
-              <m:r>
-                <m:t>K</m:t>
-              </m:r>
-            </m:e>
-            <m:sub>
-              <m:r>
-                <m:t>t</m:t>
-              </m:r>
-            </m:sub>
-          </m:sSub>
-          <m:r>
-            <m:rPr>
-              <m:sty m:val="p"/>
-            </m:rPr>
-            <m:t>=</m:t>
-          </m:r>
-          <m:r>
-            <m:t>150</m:t>
-          </m:r>
-        </m:oMath>
-      </w:r>
-      <w:r>
-        <w:rPr>
-          <w:rFonts w:ascii="Times New Roman" w:eastAsia="宋体" w:hAnsi="Times New Roman"/>
-          <w:lang w:eastAsia="zh-CN"/>
-        </w:rPr>
-        <w:t xml:space="preserve"> </w:t>
-      </w:r>
-      <w:proofErr w:type="spellStart"/>
-      <w:proofErr w:type="spellEnd"/>
-      <w:r>
-        <w:rPr>
-          <w:rFonts w:ascii="Times New Roman" w:eastAsia="宋体" w:hAnsi="Times New Roman"/>
-          <w:lang w:eastAsia="zh-CN"/>
-        </w:rPr>
-        <w:t> N/m</w:t>
+      <m:oMath>
+        <m:sSub>
+          <m:sSubPr>
+            <m:ctrlPr>
+              <w:rPr>
+                <w:rFonts w:ascii="Cambria Math" w:hAnsi="Cambria Math"/>
+              </w:rPr>
+            </m:ctrlPr>
+          </m:sSubPr>
+          <m:e>
+            <m:r>
+              <w:rPr>
+                <w:rFonts w:ascii="Cambria Math" w:hAnsi="Cambria Math"/>
+                <w:lang w:eastAsia="zh-CN"/>
+              </w:rPr>
+              <m:t>K</m:t>
+            </m:r>
+          </m:e>
+          <m:sub>
+            <m:r>
+              <w:rPr>
+                <w:rFonts w:ascii="Cambria Math" w:hAnsi="Cambria Math"/>
+                <w:lang w:eastAsia="zh-CN"/>
+              </w:rPr>
+              <m:t>t</m:t>
+            </m:r>
+          </m:sub>
+        </m:sSub>
+        <m:r>
+          <m:rPr>
+            <m:sty m:val="p"/>
+          </m:rPr>
+          <w:rPr>
+            <w:rFonts w:ascii="Cambria Math" w:hAnsi="Cambria Math"/>
+            <w:lang w:eastAsia="zh-CN"/>
+          </w:rPr>
+          <m:t>=</m:t>
+        </m:r>
+        <m:r>
+          <w:rPr>
+            <w:rFonts w:ascii="Cambria Math" w:hAnsi="Cambria Math"/>
+            <w:lang w:eastAsia="zh-CN"/>
+          </w:rPr>
+          <m:t>150</m:t>
+        </m:r>
+      </m:oMath>
+      <w:r>
+        <w:rPr>
+          <w:rFonts w:ascii="Times New Roman" w:eastAsia="宋体" w:hAnsi="Times New Roman"/>
+          <w:lang w:eastAsia="zh-CN"/>
+        </w:rPr>
+        <w:t xml:space="preserve"> N/m</w:t>
       </w:r>
       <w:r>
         <w:rPr>
@@ -4389,37 +4221,41 @@
         </w:rPr>
         <w:t>旋转刚度</w:t>
       </w:r>
-      <w:r>
-        <m:oMath>
-          <m:sSub>
-            <m:e>
-              <m:r>
-                <m:t>K</m:t>
-              </m:r>
-            </m:e>
-            <m:sub>
-              <m:r>
-                <m:t>r</m:t>
-              </m:r>
-            </m:sub>
-          </m:sSub>
-        </m:oMath>
-      </w:r>
-      <w:r>
-        <w:rPr>
-          <w:rFonts w:ascii="Times New Roman" w:eastAsia="宋体" w:hAnsi="Times New Roman"/>
-          <w:lang w:eastAsia="zh-CN"/>
-        </w:rPr>
-        <w:t xml:space="preserve"> </w:t>
-      </w:r>
-      <w:proofErr w:type="spellStart"/>
-      <w:proofErr w:type="spellEnd"/>
-      <w:r>
-        <w:rPr>
-          <w:rFonts w:ascii="Times New Roman" w:eastAsia="宋体" w:hAnsi="Times New Roman"/>
-          <w:lang w:eastAsia="zh-CN"/>
-        </w:rPr>
-        <w:t xml:space="preserve"> </w:t>
+      <m:oMath>
+        <m:sSub>
+          <m:sSubPr>
+            <m:ctrlPr>
+              <w:rPr>
+                <w:rFonts w:ascii="Cambria Math" w:hAnsi="Cambria Math"/>
+              </w:rPr>
+            </m:ctrlPr>
+          </m:sSubPr>
+          <m:e>
+            <m:r>
+              <w:rPr>
+                <w:rFonts w:ascii="Cambria Math" w:hAnsi="Cambria Math"/>
+                <w:lang w:eastAsia="zh-CN"/>
+              </w:rPr>
+              <m:t>K</m:t>
+            </m:r>
+          </m:e>
+          <m:sub>
+            <m:r>
+              <w:rPr>
+                <w:rFonts w:ascii="Cambria Math" w:hAnsi="Cambria Math"/>
+                <w:lang w:eastAsia="zh-CN"/>
+              </w:rPr>
+              <m:t>r</m:t>
+            </m:r>
+          </m:sub>
+        </m:sSub>
+      </m:oMath>
+      <w:r>
+        <w:rPr>
+          <w:rFonts w:ascii="Times New Roman" w:eastAsia="宋体" w:hAnsi="Times New Roman"/>
+          <w:lang w:eastAsia="zh-CN"/>
+        </w:rPr>
+        <w:t xml:space="preserve">  </w:t>
       </w:r>
       <w:r>
         <w:rPr>
@@ -4442,46 +4278,58 @@
         </w:rPr>
         <w:t>类物体对姿态精度要求相对较低，且过强姿态约束可能增加接触扰动，因此设置</w:t>
       </w:r>
-      <w:r>
-        <m:oMath>
-          <m:sSub>
-            <m:e>
-              <m:r>
-                <m:t>K</m:t>
-              </m:r>
-            </m:e>
-            <m:sub>
-              <m:r>
-                <m:t>r</m:t>
-              </m:r>
-            </m:sub>
-          </m:sSub>
-          <m:r>
-            <m:rPr>
-              <m:sty m:val="p"/>
-            </m:rPr>
-            <m:t>=</m:t>
-          </m:r>
-          <m:r>
-            <m:t>5</m:t>
-          </m:r>
-        </m:oMath>
-      </w:r>
-      <w:r>
-        <w:rPr>
-          <w:rFonts w:ascii="Times New Roman" w:eastAsia="宋体" w:hAnsi="Times New Roman"/>
-          <w:lang w:eastAsia="zh-CN"/>
-        </w:rPr>
-        <w:t xml:space="preserve"> </w:t>
-      </w:r>
-      <w:proofErr w:type="spellStart"/>
-      <w:proofErr w:type="spellEnd"/>
-      <w:r>
-        <w:rPr>
-          <w:rFonts w:ascii="Times New Roman" w:eastAsia="宋体" w:hAnsi="Times New Roman"/>
-          <w:lang w:eastAsia="zh-CN"/>
-        </w:rPr>
-        <w:t> Nm/rad</w:t>
+      <m:oMath>
+        <m:sSub>
+          <m:sSubPr>
+            <m:ctrlPr>
+              <w:rPr>
+                <w:rFonts w:ascii="Cambria Math" w:hAnsi="Cambria Math"/>
+              </w:rPr>
+            </m:ctrlPr>
+          </m:sSubPr>
+          <m:e>
+            <m:r>
+              <w:rPr>
+                <w:rFonts w:ascii="Cambria Math" w:hAnsi="Cambria Math"/>
+                <w:lang w:eastAsia="zh-CN"/>
+              </w:rPr>
+              <m:t>K</m:t>
+            </m:r>
+          </m:e>
+          <m:sub>
+            <m:r>
+              <w:rPr>
+                <w:rFonts w:ascii="Cambria Math" w:hAnsi="Cambria Math"/>
+                <w:lang w:eastAsia="zh-CN"/>
+              </w:rPr>
+              <m:t>r</m:t>
+            </m:r>
+          </m:sub>
+        </m:sSub>
+        <m:r>
+          <m:rPr>
+            <m:sty m:val="p"/>
+          </m:rPr>
+          <w:rPr>
+            <w:rFonts w:ascii="Cambria Math" w:hAnsi="Cambria Math"/>
+            <w:lang w:eastAsia="zh-CN"/>
+          </w:rPr>
+          <m:t>=</m:t>
+        </m:r>
+        <m:r>
+          <w:rPr>
+            <w:rFonts w:ascii="Cambria Math" w:hAnsi="Cambria Math"/>
+            <w:lang w:eastAsia="zh-CN"/>
+          </w:rPr>
+          <m:t>5</m:t>
+        </m:r>
+      </m:oMath>
+      <w:r>
+        <w:rPr>
+          <w:rFonts w:ascii="Times New Roman" w:eastAsia="宋体" w:hAnsi="Times New Roman"/>
+          <w:lang w:eastAsia="zh-CN"/>
+        </w:rPr>
+        <w:t xml:space="preserve"> Nm/rad</w:t>
       </w:r>
       <w:r>
         <w:rPr>
@@ -4504,46 +4352,58 @@
         </w:rPr>
         <w:t>类物体在抓取过程中更依赖稳定姿态和较高定位精度，因此设置</w:t>
       </w:r>
-      <w:r>
-        <m:oMath>
-          <m:sSub>
-            <m:e>
-              <m:r>
-                <m:t>K</m:t>
-              </m:r>
-            </m:e>
-            <m:sub>
-              <m:r>
-                <m:t>r</m:t>
-              </m:r>
-            </m:sub>
-          </m:sSub>
-          <m:r>
-            <m:rPr>
-              <m:sty m:val="p"/>
-            </m:rPr>
-            <m:t>=</m:t>
-          </m:r>
-          <m:r>
-            <m:t>13</m:t>
-          </m:r>
-        </m:oMath>
-      </w:r>
-      <w:r>
-        <w:rPr>
-          <w:rFonts w:ascii="Times New Roman" w:eastAsia="宋体" w:hAnsi="Times New Roman"/>
-          <w:lang w:eastAsia="zh-CN"/>
-        </w:rPr>
-        <w:t xml:space="preserve"> </w:t>
-      </w:r>
-      <w:proofErr w:type="spellStart"/>
-      <w:proofErr w:type="spellEnd"/>
-      <w:r>
-        <w:rPr>
-          <w:rFonts w:ascii="Times New Roman" w:eastAsia="宋体" w:hAnsi="Times New Roman"/>
-          <w:lang w:eastAsia="zh-CN"/>
-        </w:rPr>
-        <w:t> Nm/rad</w:t>
+      <m:oMath>
+        <m:sSub>
+          <m:sSubPr>
+            <m:ctrlPr>
+              <w:rPr>
+                <w:rFonts w:ascii="Cambria Math" w:hAnsi="Cambria Math"/>
+              </w:rPr>
+            </m:ctrlPr>
+          </m:sSubPr>
+          <m:e>
+            <m:r>
+              <w:rPr>
+                <w:rFonts w:ascii="Cambria Math" w:hAnsi="Cambria Math"/>
+                <w:lang w:eastAsia="zh-CN"/>
+              </w:rPr>
+              <m:t>K</m:t>
+            </m:r>
+          </m:e>
+          <m:sub>
+            <m:r>
+              <w:rPr>
+                <w:rFonts w:ascii="Cambria Math" w:hAnsi="Cambria Math"/>
+                <w:lang w:eastAsia="zh-CN"/>
+              </w:rPr>
+              <m:t>r</m:t>
+            </m:r>
+          </m:sub>
+        </m:sSub>
+        <m:r>
+          <m:rPr>
+            <m:sty m:val="p"/>
+          </m:rPr>
+          <w:rPr>
+            <w:rFonts w:ascii="Cambria Math" w:hAnsi="Cambria Math"/>
+            <w:lang w:eastAsia="zh-CN"/>
+          </w:rPr>
+          <m:t>=</m:t>
+        </m:r>
+        <m:r>
+          <w:rPr>
+            <w:rFonts w:ascii="Cambria Math" w:hAnsi="Cambria Math"/>
+            <w:lang w:eastAsia="zh-CN"/>
+          </w:rPr>
+          <m:t>13</m:t>
+        </m:r>
+      </m:oMath>
+      <w:r>
+        <w:rPr>
+          <w:rFonts w:ascii="Times New Roman" w:eastAsia="宋体" w:hAnsi="Times New Roman"/>
+          <w:lang w:eastAsia="zh-CN"/>
+        </w:rPr>
+        <w:t xml:space="preserve"> Nm/rad</w:t>
       </w:r>
       <w:r>
         <w:rPr>
@@ -4566,46 +4426,58 @@
         </w:rPr>
         <w:t>类物体设置</w:t>
       </w:r>
-      <w:r>
-        <m:oMath>
-          <m:sSub>
-            <m:e>
-              <m:r>
-                <m:t>K</m:t>
-              </m:r>
-            </m:e>
-            <m:sub>
-              <m:r>
-                <m:t>r</m:t>
-              </m:r>
-            </m:sub>
-          </m:sSub>
-          <m:r>
-            <m:rPr>
-              <m:sty m:val="p"/>
-            </m:rPr>
-            <m:t>=</m:t>
-          </m:r>
-          <m:r>
-            <m:t>10</m:t>
-          </m:r>
-        </m:oMath>
-      </w:r>
-      <w:r>
-        <w:rPr>
-          <w:rFonts w:ascii="Times New Roman" w:eastAsia="宋体" w:hAnsi="Times New Roman"/>
-          <w:lang w:eastAsia="zh-CN"/>
-        </w:rPr>
-        <w:t xml:space="preserve"> </w:t>
-      </w:r>
-      <w:proofErr w:type="spellStart"/>
-      <w:proofErr w:type="spellEnd"/>
-      <w:r>
-        <w:rPr>
-          <w:rFonts w:ascii="Times New Roman" w:eastAsia="宋体" w:hAnsi="Times New Roman"/>
-          <w:lang w:eastAsia="zh-CN"/>
-        </w:rPr>
-        <w:t> Nm/rad</w:t>
+      <m:oMath>
+        <m:sSub>
+          <m:sSubPr>
+            <m:ctrlPr>
+              <w:rPr>
+                <w:rFonts w:ascii="Cambria Math" w:hAnsi="Cambria Math"/>
+              </w:rPr>
+            </m:ctrlPr>
+          </m:sSubPr>
+          <m:e>
+            <m:r>
+              <w:rPr>
+                <w:rFonts w:ascii="Cambria Math" w:hAnsi="Cambria Math"/>
+                <w:lang w:eastAsia="zh-CN"/>
+              </w:rPr>
+              <m:t>K</m:t>
+            </m:r>
+          </m:e>
+          <m:sub>
+            <m:r>
+              <w:rPr>
+                <w:rFonts w:ascii="Cambria Math" w:hAnsi="Cambria Math"/>
+                <w:lang w:eastAsia="zh-CN"/>
+              </w:rPr>
+              <m:t>r</m:t>
+            </m:r>
+          </m:sub>
+        </m:sSub>
+        <m:r>
+          <m:rPr>
+            <m:sty m:val="p"/>
+          </m:rPr>
+          <w:rPr>
+            <w:rFonts w:ascii="Cambria Math" w:hAnsi="Cambria Math"/>
+            <w:lang w:eastAsia="zh-CN"/>
+          </w:rPr>
+          <m:t>=</m:t>
+        </m:r>
+        <m:r>
+          <w:rPr>
+            <w:rFonts w:ascii="Cambria Math" w:hAnsi="Cambria Math"/>
+            <w:lang w:eastAsia="zh-CN"/>
+          </w:rPr>
+          <m:t>10</m:t>
+        </m:r>
+      </m:oMath>
+      <w:r>
+        <w:rPr>
+          <w:rFonts w:ascii="Times New Roman" w:eastAsia="宋体" w:hAnsi="Times New Roman"/>
+          <w:lang w:eastAsia="zh-CN"/>
+        </w:rPr>
+        <w:t xml:space="preserve"> Nm/rad</w:t>
       </w:r>
       <w:r>
         <w:rPr>
@@ -4657,13 +4529,15 @@
         </w:rPr>
         <w:t xml:space="preserve"> </w:t>
       </w:r>
-      <w:r>
-        <m:oMath>
-          <m:r>
-            <m:t>ζ</m:t>
-          </m:r>
-        </m:oMath>
-      </w:r>
+      <m:oMath>
+        <m:r>
+          <w:rPr>
+            <w:rFonts w:ascii="Cambria Math" w:hAnsi="Cambria Math"/>
+            <w:lang w:eastAsia="zh-CN"/>
+          </w:rPr>
+          <m:t>ζ</m:t>
+        </m:r>
+      </m:oMath>
       <w:r>
         <w:rPr>
           <w:rFonts w:ascii="Times New Roman" w:eastAsia="宋体" w:hAnsi="Times New Roman"/>
@@ -4699,22 +4573,32 @@
         </w:rPr>
         <w:t xml:space="preserve"> </w:t>
       </w:r>
-      <w:r>
-        <m:oMath>
-          <m:r>
-            <m:t>ζ</m:t>
-          </m:r>
-          <m:r>
-            <m:rPr>
-              <m:sty m:val="p"/>
-            </m:rPr>
-            <m:t>=</m:t>
-          </m:r>
-          <m:r>
-            <m:t>0.8</m:t>
-          </m:r>
-        </m:oMath>
-      </w:r>
+      <m:oMath>
+        <m:r>
+          <w:rPr>
+            <w:rFonts w:ascii="Cambria Math" w:hAnsi="Cambria Math"/>
+            <w:lang w:eastAsia="zh-CN"/>
+          </w:rPr>
+          <m:t>ζ</m:t>
+        </m:r>
+        <m:r>
+          <m:rPr>
+            <m:sty m:val="p"/>
+          </m:rPr>
+          <w:rPr>
+            <w:rFonts w:ascii="Cambria Math" w:hAnsi="Cambria Math"/>
+            <w:lang w:eastAsia="zh-CN"/>
+          </w:rPr>
+          <m:t>=</m:t>
+        </m:r>
+        <m:r>
+          <w:rPr>
+            <w:rFonts w:ascii="Cambria Math" w:hAnsi="Cambria Math"/>
+            <w:lang w:eastAsia="zh-CN"/>
+          </w:rPr>
+          <m:t>0.8</m:t>
+        </m:r>
+      </m:oMath>
       <w:r>
         <w:rPr>
           <w:rFonts w:ascii="Times New Roman" w:eastAsia="宋体" w:hAnsi="Times New Roman"/>
@@ -4743,22 +4627,32 @@
         </w:rPr>
         <w:t xml:space="preserve"> </w:t>
       </w:r>
-      <w:r>
-        <m:oMath>
-          <m:r>
-            <m:t>ζ</m:t>
-          </m:r>
-          <m:r>
-            <m:rPr>
-              <m:sty m:val="p"/>
-            </m:rPr>
-            <m:t>=</m:t>
-          </m:r>
-          <m:r>
-            <m:t>1.0</m:t>
-          </m:r>
-        </m:oMath>
-      </w:r>
+      <m:oMath>
+        <m:r>
+          <w:rPr>
+            <w:rFonts w:ascii="Cambria Math" w:hAnsi="Cambria Math"/>
+            <w:lang w:eastAsia="zh-CN"/>
+          </w:rPr>
+          <m:t>ζ</m:t>
+        </m:r>
+        <m:r>
+          <m:rPr>
+            <m:sty m:val="p"/>
+          </m:rPr>
+          <w:rPr>
+            <w:rFonts w:ascii="Cambria Math" w:hAnsi="Cambria Math"/>
+            <w:lang w:eastAsia="zh-CN"/>
+          </w:rPr>
+          <m:t>=</m:t>
+        </m:r>
+        <m:r>
+          <w:rPr>
+            <w:rFonts w:ascii="Cambria Math" w:hAnsi="Cambria Math"/>
+            <w:lang w:eastAsia="zh-CN"/>
+          </w:rPr>
+          <m:t>1.0</m:t>
+        </m:r>
+      </m:oMath>
       <w:r>
         <w:rPr>
           <w:rFonts w:ascii="Times New Roman" w:eastAsia="宋体" w:hAnsi="Times New Roman"/>
@@ -4787,22 +4681,32 @@
         </w:rPr>
         <w:t xml:space="preserve"> </w:t>
       </w:r>
-      <w:r>
-        <m:oMath>
-          <m:r>
-            <m:t>ζ</m:t>
-          </m:r>
-          <m:r>
-            <m:rPr>
-              <m:sty m:val="p"/>
-            </m:rPr>
-            <m:t>=</m:t>
-          </m:r>
-          <m:r>
-            <m:t>1.0</m:t>
-          </m:r>
-        </m:oMath>
-      </w:r>
+      <m:oMath>
+        <m:r>
+          <w:rPr>
+            <w:rFonts w:ascii="Cambria Math" w:hAnsi="Cambria Math"/>
+            <w:lang w:eastAsia="zh-CN"/>
+          </w:rPr>
+          <m:t>ζ</m:t>
+        </m:r>
+        <m:r>
+          <m:rPr>
+            <m:sty m:val="p"/>
+          </m:rPr>
+          <w:rPr>
+            <w:rFonts w:ascii="Cambria Math" w:hAnsi="Cambria Math"/>
+            <w:lang w:eastAsia="zh-CN"/>
+          </w:rPr>
+          <m:t>=</m:t>
+        </m:r>
+        <m:r>
+          <w:rPr>
+            <w:rFonts w:ascii="Cambria Math" w:hAnsi="Cambria Math"/>
+            <w:lang w:eastAsia="zh-CN"/>
+          </w:rPr>
+          <m:t>1.0</m:t>
+        </m:r>
+      </m:oMath>
       <w:r>
         <w:rPr>
           <w:rFonts w:ascii="Times New Roman" w:eastAsia="宋体" w:hAnsi="Times New Roman"/>
@@ -4855,22 +4759,141 @@
         </w:rPr>
         <w:t>反馈增益</w:t>
       </w:r>
-      <w:r>
-        <m:oMath>
-          <m:sSub>
-            <m:e>
-              <m:r>
-                <m:t>K</m:t>
-              </m:r>
-            </m:e>
-            <m:sub>
-              <m:r>
-                <m:t>f</m:t>
-              </m:r>
-            </m:sub>
-          </m:sSub>
-        </m:oMath>
-      </w:r>
+      <m:oMath>
+        <m:sSub>
+          <m:sSubPr>
+            <m:ctrlPr>
+              <w:rPr>
+                <w:rFonts w:ascii="Cambria Math" w:hAnsi="Cambria Math"/>
+              </w:rPr>
+            </m:ctrlPr>
+          </m:sSubPr>
+          <m:e>
+            <m:r>
+              <w:rPr>
+                <w:rFonts w:ascii="Cambria Math" w:hAnsi="Cambria Math"/>
+                <w:lang w:eastAsia="zh-CN"/>
+              </w:rPr>
+              <m:t>K</m:t>
+            </m:r>
+          </m:e>
+          <m:sub>
+            <m:r>
+              <w:rPr>
+                <w:rFonts w:ascii="Cambria Math" w:hAnsi="Cambria Math"/>
+                <w:lang w:eastAsia="zh-CN"/>
+              </w:rPr>
+              <m:t>f</m:t>
+            </m:r>
+          </m:sub>
+        </m:sSub>
+      </m:oMath>
+      <w:r>
+        <w:rPr>
+          <w:rFonts w:ascii="Times New Roman" w:eastAsia="宋体" w:hAnsi="Times New Roman"/>
+          <w:lang w:eastAsia="zh-CN"/>
+        </w:rPr>
+        <w:t xml:space="preserve">  </w:t>
+      </w:r>
+      <w:proofErr w:type="gramStart"/>
+      <w:r>
+        <w:rPr>
+          <w:rFonts w:ascii="Times New Roman" w:eastAsia="宋体" w:hAnsi="Times New Roman"/>
+          <w:lang w:eastAsia="zh-CN"/>
+        </w:rPr>
+        <w:t>决定从端外力</w:t>
+      </w:r>
+      <w:proofErr w:type="gramEnd"/>
+      <w:r>
+        <w:rPr>
+          <w:rFonts w:ascii="Times New Roman" w:eastAsia="宋体" w:hAnsi="Times New Roman"/>
+          <w:lang w:eastAsia="zh-CN"/>
+        </w:rPr>
+        <w:t>向</w:t>
+      </w:r>
+      <w:r>
+        <w:rPr>
+          <w:rFonts w:ascii="Times New Roman" w:eastAsia="宋体" w:hAnsi="Times New Roman"/>
+          <w:lang w:eastAsia="zh-CN"/>
+        </w:rPr>
+        <w:t xml:space="preserve"> Omega.7 </w:t>
+      </w:r>
+      <w:proofErr w:type="gramStart"/>
+      <w:r>
+        <w:rPr>
+          <w:rFonts w:ascii="Times New Roman" w:eastAsia="宋体" w:hAnsi="Times New Roman"/>
+          <w:lang w:eastAsia="zh-CN"/>
+        </w:rPr>
+        <w:t>主端反馈</w:t>
+      </w:r>
+      <w:proofErr w:type="gramEnd"/>
+      <w:r>
+        <w:rPr>
+          <w:rFonts w:ascii="Times New Roman" w:eastAsia="宋体" w:hAnsi="Times New Roman"/>
+          <w:lang w:eastAsia="zh-CN"/>
+        </w:rPr>
+        <w:t>的强度。</w:t>
+      </w:r>
+      <w:r>
+        <w:rPr>
+          <w:rFonts w:ascii="Times New Roman" w:eastAsia="宋体" w:hAnsi="Times New Roman"/>
+          <w:lang w:eastAsia="zh-CN"/>
+        </w:rPr>
+        <w:t xml:space="preserve">soft </w:t>
+      </w:r>
+      <w:r>
+        <w:rPr>
+          <w:rFonts w:ascii="Times New Roman" w:eastAsia="宋体" w:hAnsi="Times New Roman"/>
+          <w:lang w:eastAsia="zh-CN"/>
+        </w:rPr>
+        <w:t>类物体若反馈过强，操作者容易产生过度修正或紧张操作，因此设置较低的</w:t>
+      </w:r>
+      <m:oMath>
+        <m:sSub>
+          <m:sSubPr>
+            <m:ctrlPr>
+              <w:rPr>
+                <w:rFonts w:ascii="Cambria Math" w:hAnsi="Cambria Math"/>
+              </w:rPr>
+            </m:ctrlPr>
+          </m:sSubPr>
+          <m:e>
+            <m:r>
+              <w:rPr>
+                <w:rFonts w:ascii="Cambria Math" w:hAnsi="Cambria Math"/>
+                <w:lang w:eastAsia="zh-CN"/>
+              </w:rPr>
+              <m:t>K</m:t>
+            </m:r>
+          </m:e>
+          <m:sub>
+            <m:r>
+              <w:rPr>
+                <w:rFonts w:ascii="Cambria Math" w:hAnsi="Cambria Math"/>
+                <w:lang w:eastAsia="zh-CN"/>
+              </w:rPr>
+              <m:t>f</m:t>
+            </m:r>
+          </m:sub>
+        </m:sSub>
+        <m:r>
+          <m:rPr>
+            <m:sty m:val="p"/>
+          </m:rPr>
+          <w:rPr>
+            <w:rFonts w:ascii="Cambria Math" w:hAnsi="Cambria Math"/>
+            <w:lang w:eastAsia="zh-CN"/>
+          </w:rPr>
+          <m:t>=</m:t>
+        </m:r>
+        <m:r>
+          <w:rPr>
+            <w:rFonts w:ascii="Cambria Math" w:hAnsi="Cambria Math"/>
+            <w:lang w:eastAsia="zh-CN"/>
+          </w:rPr>
+          <m:t>0.2</m:t>
+        </m:r>
+      </m:oMath>
       <w:r>
         <w:rPr>
           <w:rFonts w:ascii="Times New Roman" w:eastAsia="宋体" w:hAnsi="Times New Roman"/>
@@ -4878,8 +4901,73 @@
         </w:rPr>
         <w:t xml:space="preserve"> </w:t>
       </w:r>
-      <w:proofErr w:type="spellStart"/>
-      <w:proofErr w:type="spellEnd"/>
+      <w:r>
+        <w:rPr>
+          <w:rFonts w:ascii="Times New Roman" w:eastAsia="宋体" w:hAnsi="Times New Roman"/>
+          <w:lang w:eastAsia="zh-CN"/>
+        </w:rPr>
+        <w:t>；</w:t>
+      </w:r>
+      <w:r>
+        <w:rPr>
+          <w:rFonts w:ascii="Times New Roman" w:eastAsia="宋体" w:hAnsi="Times New Roman"/>
+          <w:lang w:eastAsia="zh-CN"/>
+        </w:rPr>
+        <w:t xml:space="preserve">hard </w:t>
+      </w:r>
+      <w:r>
+        <w:rPr>
+          <w:rFonts w:ascii="Times New Roman" w:eastAsia="宋体" w:hAnsi="Times New Roman"/>
+          <w:lang w:eastAsia="zh-CN"/>
+        </w:rPr>
+        <w:t>类物体需要更明确的接触提示，以帮助操作者判断接触和抓取稳定性，因此设置</w:t>
+      </w:r>
+      <m:oMath>
+        <m:sSub>
+          <m:sSubPr>
+            <m:ctrlPr>
+              <w:rPr>
+                <w:rFonts w:ascii="Cambria Math" w:hAnsi="Cambria Math"/>
+              </w:rPr>
+            </m:ctrlPr>
+          </m:sSubPr>
+          <m:e>
+            <m:r>
+              <w:rPr>
+                <w:rFonts w:ascii="Cambria Math" w:hAnsi="Cambria Math"/>
+                <w:lang w:eastAsia="zh-CN"/>
+              </w:rPr>
+              <m:t>K</m:t>
+            </m:r>
+          </m:e>
+          <m:sub>
+            <m:r>
+              <w:rPr>
+                <w:rFonts w:ascii="Cambria Math" w:hAnsi="Cambria Math"/>
+                <w:lang w:eastAsia="zh-CN"/>
+              </w:rPr>
+              <m:t>f</m:t>
+            </m:r>
+          </m:sub>
+        </m:sSub>
+        <m:r>
+          <m:rPr>
+            <m:sty m:val="p"/>
+          </m:rPr>
+          <w:rPr>
+            <w:rFonts w:ascii="Cambria Math" w:hAnsi="Cambria Math"/>
+            <w:lang w:eastAsia="zh-CN"/>
+          </w:rPr>
+          <m:t>=</m:t>
+        </m:r>
+        <m:r>
+          <w:rPr>
+            <w:rFonts w:ascii="Cambria Math" w:hAnsi="Cambria Math"/>
+            <w:lang w:eastAsia="zh-CN"/>
+          </w:rPr>
+          <m:t>0.7</m:t>
+        </m:r>
+      </m:oMath>
       <w:r>
         <w:rPr>
           <w:rFonts w:ascii="Times New Roman" w:eastAsia="宋体" w:hAnsi="Times New Roman"/>
@@ -4887,230 +4975,79 @@
         </w:rPr>
         <w:t xml:space="preserve"> </w:t>
       </w:r>
-      <w:proofErr w:type="gramStart"/>
-      <w:r>
-        <w:rPr>
-          <w:rFonts w:ascii="Times New Roman" w:eastAsia="宋体" w:hAnsi="Times New Roman"/>
-          <w:lang w:eastAsia="zh-CN"/>
-        </w:rPr>
-        <w:t>决定从端外力</w:t>
-      </w:r>
-      <w:proofErr w:type="gramEnd"/>
-      <w:r>
-        <w:rPr>
-          <w:rFonts w:ascii="Times New Roman" w:eastAsia="宋体" w:hAnsi="Times New Roman"/>
-          <w:lang w:eastAsia="zh-CN"/>
-        </w:rPr>
-        <w:t>向</w:t>
-      </w:r>
-      <w:r>
-        <w:rPr>
-          <w:rFonts w:ascii="Times New Roman" w:eastAsia="宋体" w:hAnsi="Times New Roman"/>
-          <w:lang w:eastAsia="zh-CN"/>
-        </w:rPr>
-        <w:t xml:space="preserve"> Omega.7 </w:t>
-      </w:r>
-      <w:proofErr w:type="gramStart"/>
-      <w:r>
-        <w:rPr>
-          <w:rFonts w:ascii="Times New Roman" w:eastAsia="宋体" w:hAnsi="Times New Roman"/>
-          <w:lang w:eastAsia="zh-CN"/>
-        </w:rPr>
-        <w:t>主端反</w:t>
-      </w:r>
-      <w:r>
-        <w:rPr>
-          <w:rFonts w:ascii="Times New Roman" w:eastAsia="宋体" w:hAnsi="Times New Roman"/>
-          <w:lang w:eastAsia="zh-CN"/>
-        </w:rPr>
-        <w:t>馈</w:t>
-      </w:r>
-      <w:proofErr w:type="gramEnd"/>
-      <w:r>
-        <w:rPr>
-          <w:rFonts w:ascii="Times New Roman" w:eastAsia="宋体" w:hAnsi="Times New Roman"/>
-          <w:lang w:eastAsia="zh-CN"/>
-        </w:rPr>
-        <w:t>的强度。</w:t>
-      </w:r>
-      <w:r>
-        <w:rPr>
-          <w:rFonts w:ascii="Times New Roman" w:eastAsia="宋体" w:hAnsi="Times New Roman"/>
-          <w:lang w:eastAsia="zh-CN"/>
-        </w:rPr>
-        <w:t xml:space="preserve">soft </w:t>
-      </w:r>
-      <w:r>
-        <w:rPr>
-          <w:rFonts w:ascii="Times New Roman" w:eastAsia="宋体" w:hAnsi="Times New Roman"/>
-          <w:lang w:eastAsia="zh-CN"/>
-        </w:rPr>
-        <w:t>类物体若反馈过强，操作者容易产生过度修正或紧张操作，因此设置较低的</w:t>
-      </w:r>
-      <w:r>
-        <m:oMath>
-          <m:sSub>
-            <m:e>
-              <m:r>
-                <m:t>K</m:t>
-              </m:r>
-            </m:e>
-            <m:sub>
-              <m:r>
-                <m:t>f</m:t>
-              </m:r>
-            </m:sub>
-          </m:sSub>
-          <m:r>
-            <m:rPr>
-              <m:sty m:val="p"/>
-            </m:rPr>
-            <m:t>=</m:t>
-          </m:r>
-          <m:r>
-            <m:t>0.2</m:t>
-          </m:r>
-        </m:oMath>
-      </w:r>
+      <w:r>
+        <w:rPr>
+          <w:rFonts w:ascii="Times New Roman" w:eastAsia="宋体" w:hAnsi="Times New Roman"/>
+          <w:lang w:eastAsia="zh-CN"/>
+        </w:rPr>
+        <w:t>；</w:t>
+      </w:r>
+      <w:r>
+        <w:rPr>
+          <w:rFonts w:ascii="Times New Roman" w:eastAsia="宋体" w:hAnsi="Times New Roman"/>
+          <w:lang w:eastAsia="zh-CN"/>
+        </w:rPr>
+        <w:t xml:space="preserve">medium </w:t>
+      </w:r>
+      <w:r>
+        <w:rPr>
+          <w:rFonts w:ascii="Times New Roman" w:eastAsia="宋体" w:hAnsi="Times New Roman"/>
+          <w:lang w:eastAsia="zh-CN"/>
+        </w:rPr>
+        <w:t>类物体设置</w:t>
+      </w:r>
+      <m:oMath>
+        <m:sSub>
+          <m:sSubPr>
+            <m:ctrlPr>
+              <w:rPr>
+                <w:rFonts w:ascii="Cambria Math" w:hAnsi="Cambria Math"/>
+              </w:rPr>
+            </m:ctrlPr>
+          </m:sSubPr>
+          <m:e>
+            <m:r>
+              <w:rPr>
+                <w:rFonts w:ascii="Cambria Math" w:hAnsi="Cambria Math"/>
+                <w:lang w:eastAsia="zh-CN"/>
+              </w:rPr>
+              <m:t>K</m:t>
+            </m:r>
+          </m:e>
+          <m:sub>
+            <m:r>
+              <w:rPr>
+                <w:rFonts w:ascii="Cambria Math" w:hAnsi="Cambria Math"/>
+                <w:lang w:eastAsia="zh-CN"/>
+              </w:rPr>
+              <m:t>f</m:t>
+            </m:r>
+          </m:sub>
+        </m:sSub>
+        <m:r>
+          <m:rPr>
+            <m:sty m:val="p"/>
+          </m:rPr>
+          <w:rPr>
+            <w:rFonts w:ascii="Cambria Math" w:hAnsi="Cambria Math"/>
+            <w:lang w:eastAsia="zh-CN"/>
+          </w:rPr>
+          <m:t>=</m:t>
+        </m:r>
+        <m:r>
+          <w:rPr>
+            <w:rFonts w:ascii="Cambria Math" w:hAnsi="Cambria Math"/>
+            <w:lang w:eastAsia="zh-CN"/>
+          </w:rPr>
+          <m:t>0.5</m:t>
+        </m:r>
+      </m:oMath>
       <w:r>
         <w:rPr>
           <w:rFonts w:ascii="Times New Roman" w:eastAsia="宋体" w:hAnsi="Times New Roman"/>
           <w:lang w:eastAsia="zh-CN"/>
         </w:rPr>
         <w:t xml:space="preserve"> </w:t>
-      </w:r>
-      <w:proofErr w:type="spellStart"/>
-      <w:proofErr w:type="spellEnd"/>
-      <w:r>
-        <w:rPr>
-          <w:rFonts w:ascii="Times New Roman" w:eastAsia="宋体" w:hAnsi="Times New Roman"/>
-          <w:lang w:eastAsia="zh-CN"/>
-        </w:rPr>
-        <w:t/>
-      </w:r>
-      <w:r>
-        <w:rPr>
-          <w:rFonts w:ascii="Times New Roman" w:eastAsia="宋体" w:hAnsi="Times New Roman"/>
-          <w:lang w:eastAsia="zh-CN"/>
-        </w:rPr>
-        <w:t>；</w:t>
-      </w:r>
-      <w:r>
-        <w:rPr>
-          <w:rFonts w:ascii="Times New Roman" w:eastAsia="宋体" w:hAnsi="Times New Roman"/>
-          <w:lang w:eastAsia="zh-CN"/>
-        </w:rPr>
-        <w:t xml:space="preserve">hard </w:t>
-      </w:r>
-      <w:r>
-        <w:rPr>
-          <w:rFonts w:ascii="Times New Roman" w:eastAsia="宋体" w:hAnsi="Times New Roman"/>
-          <w:lang w:eastAsia="zh-CN"/>
-        </w:rPr>
-        <w:t>类物体需要更明确的接触提示，以帮助操作者判断接触和抓取稳定性，因此设置</w:t>
-      </w:r>
-      <w:r>
-        <m:oMath>
-          <m:sSub>
-            <m:e>
-              <m:r>
-                <m:t>K</m:t>
-              </m:r>
-            </m:e>
-            <m:sub>
-              <m:r>
-                <m:t>f</m:t>
-              </m:r>
-            </m:sub>
-          </m:sSub>
-          <m:r>
-            <m:rPr>
-              <m:sty m:val="p"/>
-            </m:rPr>
-            <m:t>=</m:t>
-          </m:r>
-          <m:r>
-            <m:t>0.7</m:t>
-          </m:r>
-        </m:oMath>
-      </w:r>
-      <w:r>
-        <w:rPr>
-          <w:rFonts w:ascii="Times New Roman" w:eastAsia="宋体" w:hAnsi="Times New Roman"/>
-          <w:lang w:eastAsia="zh-CN"/>
-        </w:rPr>
-        <w:t xml:space="preserve"> </w:t>
-      </w:r>
-      <w:proofErr w:type="spellStart"/>
-      <w:proofErr w:type="spellEnd"/>
-      <w:r>
-        <w:rPr>
-          <w:rFonts w:ascii="Times New Roman" w:eastAsia="宋体" w:hAnsi="Times New Roman"/>
-          <w:lang w:eastAsia="zh-CN"/>
-        </w:rPr>
-        <w:t/>
-      </w:r>
-      <w:r>
-        <w:rPr>
-          <w:rFonts w:ascii="Times New Roman" w:eastAsia="宋体" w:hAnsi="Times New Roman"/>
-          <w:lang w:eastAsia="zh-CN"/>
-        </w:rPr>
-        <w:t>；</w:t>
-      </w:r>
-      <w:r>
-        <w:rPr>
-          <w:rFonts w:ascii="Times New Roman" w:eastAsia="宋体" w:hAnsi="Times New Roman"/>
-          <w:lang w:eastAsia="zh-CN"/>
-        </w:rPr>
-        <w:t xml:space="preserve">medium </w:t>
-      </w:r>
-      <w:r>
-        <w:rPr>
-          <w:rFonts w:ascii="Times New Roman" w:eastAsia="宋体" w:hAnsi="Times New Roman"/>
-          <w:lang w:eastAsia="zh-CN"/>
-        </w:rPr>
-        <w:t>类物体设置</w:t>
-      </w:r>
-      <w:r>
-        <m:oMath>
-          <m:sSub>
-            <m:e>
-              <m:r>
-                <m:t>K</m:t>
-              </m:r>
-            </m:e>
-            <m:sub>
-              <m:r>
-                <m:t>f</m:t>
-              </m:r>
-            </m:sub>
-          </m:sSub>
-          <m:r>
-            <m:rPr>
-              <m:sty m:val="p"/>
-            </m:rPr>
-            <m:t>=</m:t>
-          </m:r>
-          <m:r>
-            <m:t>0.5</m:t>
-          </m:r>
-        </m:oMath>
-      </w:r>
-      <w:r>
-        <w:rPr>
-          <w:rFonts w:ascii="Times New Roman" w:eastAsia="宋体" w:hAnsi="Times New Roman"/>
-          <w:lang w:eastAsia="zh-CN"/>
-        </w:rPr>
-        <w:t xml:space="preserve"> </w:t>
-      </w:r>
-      <w:proofErr w:type="spellStart"/>
-      <w:proofErr w:type="spellEnd"/>
-      <w:r>
-        <w:rPr>
-          <w:rFonts w:ascii="Times New Roman" w:eastAsia="宋体" w:hAnsi="Times New Roman"/>
-          <w:lang w:eastAsia="zh-CN"/>
-        </w:rPr>
-        <w:t/>
       </w:r>
       <w:r>
         <w:rPr>
@@ -5162,13 +5099,15 @@
         </w:rPr>
         <w:t xml:space="preserve"> </w:t>
       </w:r>
-      <w:r>
-        <m:oMath>
-          <m:r>
-            <m:t>d</m:t>
-          </m:r>
-        </m:oMath>
-      </w:r>
+      <m:oMath>
+        <m:r>
+          <w:rPr>
+            <w:rFonts w:ascii="Cambria Math" w:hAnsi="Cambria Math"/>
+            <w:lang w:eastAsia="zh-CN"/>
+          </w:rPr>
+          <m:t>d</m:t>
+        </m:r>
+      </m:oMath>
       <w:r>
         <w:rPr>
           <w:rFonts w:ascii="Times New Roman" w:eastAsia="宋体" w:hAnsi="Times New Roman"/>
@@ -5236,22 +5175,32 @@
         </w:rPr>
         <w:t xml:space="preserve"> </w:t>
       </w:r>
-      <w:r>
-        <m:oMath>
-          <m:r>
-            <m:t>d</m:t>
-          </m:r>
-          <m:r>
-            <m:rPr>
-              <m:sty m:val="p"/>
-            </m:rPr>
-            <m:t>=</m:t>
-          </m:r>
-          <m:r>
-            <m:t>0.3</m:t>
-          </m:r>
-        </m:oMath>
-      </w:r>
+      <m:oMath>
+        <m:r>
+          <w:rPr>
+            <w:rFonts w:ascii="Cambria Math" w:hAnsi="Cambria Math"/>
+            <w:lang w:eastAsia="zh-CN"/>
+          </w:rPr>
+          <m:t>d</m:t>
+        </m:r>
+        <m:r>
+          <m:rPr>
+            <m:sty m:val="p"/>
+          </m:rPr>
+          <w:rPr>
+            <w:rFonts w:ascii="Cambria Math" w:hAnsi="Cambria Math"/>
+            <w:lang w:eastAsia="zh-CN"/>
+          </w:rPr>
+          <m:t>=</m:t>
+        </m:r>
+        <m:r>
+          <w:rPr>
+            <w:rFonts w:ascii="Cambria Math" w:hAnsi="Cambria Math"/>
+            <w:lang w:eastAsia="zh-CN"/>
+          </w:rPr>
+          <m:t>0.3</m:t>
+        </m:r>
+      </m:oMath>
       <w:r>
         <w:rPr>
           <w:rFonts w:ascii="Times New Roman" w:eastAsia="宋体" w:hAnsi="Times New Roman"/>
@@ -5296,22 +5245,32 @@
         </w:rPr>
         <w:t xml:space="preserve"> </w:t>
       </w:r>
-      <w:r>
-        <m:oMath>
-          <m:r>
-            <m:t>d</m:t>
-          </m:r>
-          <m:r>
-            <m:rPr>
-              <m:sty m:val="p"/>
-            </m:rPr>
-            <m:t>=</m:t>
-          </m:r>
-          <m:r>
-            <m:t>0.5</m:t>
-          </m:r>
-        </m:oMath>
-      </w:r>
+      <m:oMath>
+        <m:r>
+          <w:rPr>
+            <w:rFonts w:ascii="Cambria Math" w:hAnsi="Cambria Math"/>
+            <w:lang w:eastAsia="zh-CN"/>
+          </w:rPr>
+          <m:t>d</m:t>
+        </m:r>
+        <m:r>
+          <m:rPr>
+            <m:sty m:val="p"/>
+          </m:rPr>
+          <w:rPr>
+            <w:rFonts w:ascii="Cambria Math" w:hAnsi="Cambria Math"/>
+            <w:lang w:eastAsia="zh-CN"/>
+          </w:rPr>
+          <m:t>=</m:t>
+        </m:r>
+        <m:r>
+          <w:rPr>
+            <w:rFonts w:ascii="Cambria Math" w:hAnsi="Cambria Math"/>
+            <w:lang w:eastAsia="zh-CN"/>
+          </w:rPr>
+          <m:t>0.5</m:t>
+        </m:r>
+      </m:oMath>
       <w:r>
         <w:rPr>
           <w:rFonts w:ascii="Times New Roman" w:eastAsia="宋体" w:hAnsi="Times New Roman"/>
@@ -5324,14 +5283,7 @@
           <w:rFonts w:ascii="Times New Roman" w:eastAsia="宋体" w:hAnsi="Times New Roman"/>
           <w:lang w:eastAsia="zh-CN"/>
         </w:rPr>
-        <w:t>，以避免高刚</w:t>
-      </w:r>
-      <w:r>
-        <w:rPr>
-          <w:rFonts w:ascii="Times New Roman" w:eastAsia="宋体" w:hAnsi="Times New Roman"/>
-          <w:lang w:eastAsia="zh-CN"/>
-        </w:rPr>
-        <w:t>度接触过程中的小幅噪声被放大；</w:t>
+        <w:t>，以避免高刚度接触过程中的小幅噪声被放大；</w:t>
       </w:r>
       <w:r>
         <w:rPr>
@@ -5354,22 +5306,32 @@
         </w:rPr>
         <w:t xml:space="preserve"> </w:t>
       </w:r>
-      <w:r>
-        <m:oMath>
-          <m:r>
-            <m:t>d</m:t>
-          </m:r>
-          <m:r>
-            <m:rPr>
-              <m:sty m:val="p"/>
-            </m:rPr>
-            <m:t>=</m:t>
-          </m:r>
-          <m:r>
-            <m:t>0.4</m:t>
-          </m:r>
-        </m:oMath>
-      </w:r>
+      <m:oMath>
+        <m:r>
+          <w:rPr>
+            <w:rFonts w:ascii="Cambria Math" w:hAnsi="Cambria Math"/>
+            <w:lang w:eastAsia="zh-CN"/>
+          </w:rPr>
+          <m:t>d</m:t>
+        </m:r>
+        <m:r>
+          <m:rPr>
+            <m:sty m:val="p"/>
+          </m:rPr>
+          <w:rPr>
+            <w:rFonts w:ascii="Cambria Math" w:hAnsi="Cambria Math"/>
+            <w:lang w:eastAsia="zh-CN"/>
+          </w:rPr>
+          <m:t>=</m:t>
+        </m:r>
+        <m:r>
+          <w:rPr>
+            <w:rFonts w:ascii="Cambria Math" w:hAnsi="Cambria Math"/>
+            <w:lang w:eastAsia="zh-CN"/>
+          </w:rPr>
+          <m:t>0.4</m:t>
+        </m:r>
+      </m:oMath>
       <w:r>
         <w:rPr>
           <w:rFonts w:ascii="Times New Roman" w:eastAsia="宋体" w:hAnsi="Times New Roman"/>
@@ -5651,14 +5613,7 @@
           <w:rFonts w:ascii="Times New Roman" w:eastAsia="宋体" w:hAnsi="Times New Roman"/>
           <w:lang w:eastAsia="zh-CN"/>
         </w:rPr>
-        <w:t>三种控制意图。该策略库的作用不是追求</w:t>
-      </w:r>
-      <w:r>
-        <w:rPr>
-          <w:rFonts w:ascii="Times New Roman" w:eastAsia="宋体" w:hAnsi="Times New Roman"/>
-          <w:lang w:eastAsia="zh-CN"/>
-        </w:rPr>
-        <w:t>单一参数最优，而是在</w:t>
+        <w:t>三种控制意图。该策略库的作用不是追求单一参数最优，而是在</w:t>
       </w:r>
       <w:proofErr w:type="gramStart"/>
       <w:r>
@@ -5781,13 +5736,15 @@
         </w:rPr>
         <w:t xml:space="preserve"> </w:t>
       </w:r>
-      <w:r>
-        <m:oMath>
-          <m:r>
-            <m:t>t</m:t>
-          </m:r>
-        </m:oMath>
-      </w:r>
+      <m:oMath>
+        <m:r>
+          <w:rPr>
+            <w:rFonts w:ascii="Cambria Math" w:hAnsi="Cambria Math"/>
+            <w:lang w:eastAsia="zh-CN"/>
+          </w:rPr>
+          <m:t>t</m:t>
+        </m:r>
+      </m:oMath>
       <w:r>
         <w:rPr>
           <w:rFonts w:ascii="Times New Roman" w:eastAsia="宋体" w:hAnsi="Times New Roman"/>
@@ -5809,40 +5766,64 @@
         </w:rPr>
         <w:t xml:space="preserve"> </w:t>
       </w:r>
-      <w:r>
-        <m:oMath>
-          <m:sSub>
-            <m:e>
-              <m:r>
-                <m:t>x</m:t>
-              </m:r>
-            </m:e>
-            <m:sub>
-              <m:r>
-                <m:rPr>
-                  <m:sty m:val="p"/>
-                </m:rPr>
-                <m:t>Ω</m:t>
-              </m:r>
-            </m:sub>
-          </m:sSub>
-          <m:r>
-            <m:rPr>
-              <m:sty m:val="p"/>
-            </m:rPr>
-            <m:t>(</m:t>
-          </m:r>
-          <m:r>
-            <m:t>t</m:t>
-          </m:r>
-          <m:r>
-            <m:rPr>
-              <m:sty m:val="p"/>
-            </m:rPr>
-            <m:t>)</m:t>
-          </m:r>
-        </m:oMath>
-      </w:r>
+      <m:oMath>
+        <m:sSub>
+          <m:sSubPr>
+            <m:ctrlPr>
+              <w:rPr>
+                <w:rFonts w:ascii="Cambria Math" w:hAnsi="Cambria Math"/>
+              </w:rPr>
+            </m:ctrlPr>
+          </m:sSubPr>
+          <m:e>
+            <m:r>
+              <w:rPr>
+                <w:rFonts w:ascii="Cambria Math" w:hAnsi="Cambria Math"/>
+                <w:lang w:eastAsia="zh-CN"/>
+              </w:rPr>
+              <m:t>x</m:t>
+            </m:r>
+          </m:e>
+          <m:sub>
+            <m:r>
+              <m:rPr>
+                <m:sty m:val="p"/>
+              </m:rPr>
+              <w:rPr>
+                <w:rFonts w:ascii="Cambria Math" w:hAnsi="Cambria Math"/>
+              </w:rPr>
+              <m:t>Ω</m:t>
+            </m:r>
+          </m:sub>
+        </m:sSub>
+        <m:r>
+          <m:rPr>
+            <m:sty m:val="p"/>
+          </m:rPr>
+          <w:rPr>
+            <w:rFonts w:ascii="Cambria Math" w:hAnsi="Cambria Math"/>
+            <w:lang w:eastAsia="zh-CN"/>
+          </w:rPr>
+          <m:t>(</m:t>
+        </m:r>
+        <m:r>
+          <w:rPr>
+            <w:rFonts w:ascii="Cambria Math" w:hAnsi="Cambria Math"/>
+            <w:lang w:eastAsia="zh-CN"/>
+          </w:rPr>
+          <m:t>t</m:t>
+        </m:r>
+        <m:r>
+          <m:rPr>
+            <m:sty m:val="p"/>
+          </m:rPr>
+          <w:rPr>
+            <w:rFonts w:ascii="Cambria Math" w:hAnsi="Cambria Math"/>
+            <w:lang w:eastAsia="zh-CN"/>
+          </w:rPr>
+          <m:t>)</m:t>
+        </m:r>
+      </m:oMath>
       <w:r>
         <w:rPr>
           <w:rFonts w:ascii="Times New Roman" w:eastAsia="宋体" w:hAnsi="Times New Roman"/>
@@ -5865,6 +5846,214 @@
           <w:lang w:eastAsia="zh-CN"/>
         </w:rPr>
         <w:t>增量为：</w:t>
+      </w:r>
+    </w:p>
+    <w:p>
+      <w:pPr>
+        <w:pStyle w:val="a0"/>
+        <w:tabs>
+          <w:tab w:val="center" w:pos="4253"/>
+          <w:tab w:val="right" w:pos="8506"/>
+        </w:tabs>
+        <w:spacing w:line="360" w:lineRule="auto"/>
+        <w:ind w:firstLine="480"/>
+        <w:jc w:val="both"/>
+      </w:pPr>
+      <w:r>
+        <w:rPr>
+          <w:rFonts w:ascii="Times New Roman"/>
+          <w:lang w:eastAsia="zh-CN"/>
+        </w:rPr>
+        <w:tab/>
+      </w:r>
+      <m:oMath>
+        <m:r>
+          <m:rPr>
+            <m:sty m:val="p"/>
+          </m:rPr>
+          <w:rPr>
+            <w:rFonts w:ascii="Cambria Math" w:hAnsi="Cambria Math"/>
+          </w:rPr>
+          <m:t>Δ</m:t>
+        </m:r>
+        <m:sSub>
+          <m:sSubPr>
+            <m:ctrlPr>
+              <w:rPr>
+                <w:rFonts w:ascii="Cambria Math" w:hAnsi="Cambria Math"/>
+              </w:rPr>
+            </m:ctrlPr>
+          </m:sSubPr>
+          <m:e>
+            <m:r>
+              <w:rPr>
+                <w:rFonts w:ascii="Cambria Math" w:hAnsi="Cambria Math"/>
+              </w:rPr>
+              <m:t>x</m:t>
+            </m:r>
+          </m:e>
+          <m:sub>
+            <m:r>
+              <m:rPr>
+                <m:sty m:val="p"/>
+              </m:rPr>
+              <w:rPr>
+                <w:rFonts w:ascii="Cambria Math" w:hAnsi="Cambria Math"/>
+              </w:rPr>
+              <m:t>Ω</m:t>
+            </m:r>
+          </m:sub>
+        </m:sSub>
+        <m:r>
+          <m:rPr>
+            <m:sty m:val="p"/>
+          </m:rPr>
+          <w:rPr>
+            <w:rFonts w:ascii="Cambria Math" w:hAnsi="Cambria Math"/>
+          </w:rPr>
+          <m:t>(</m:t>
+        </m:r>
+        <m:r>
+          <w:rPr>
+            <w:rFonts w:ascii="Cambria Math" w:hAnsi="Cambria Math"/>
+          </w:rPr>
+          <m:t>t</m:t>
+        </m:r>
+        <m:r>
+          <m:rPr>
+            <m:sty m:val="p"/>
+          </m:rPr>
+          <w:rPr>
+            <w:rFonts w:ascii="Cambria Math" w:hAnsi="Cambria Math"/>
+          </w:rPr>
+          <m:t>)=</m:t>
+        </m:r>
+        <m:sSub>
+          <m:sSubPr>
+            <m:ctrlPr>
+              <w:rPr>
+                <w:rFonts w:ascii="Cambria Math" w:hAnsi="Cambria Math"/>
+              </w:rPr>
+            </m:ctrlPr>
+          </m:sSubPr>
+          <m:e>
+            <m:r>
+              <w:rPr>
+                <w:rFonts w:ascii="Cambria Math" w:hAnsi="Cambria Math"/>
+              </w:rPr>
+              <m:t>x</m:t>
+            </m:r>
+          </m:e>
+          <m:sub>
+            <m:r>
+              <m:rPr>
+                <m:sty m:val="p"/>
+              </m:rPr>
+              <w:rPr>
+                <w:rFonts w:ascii="Cambria Math" w:hAnsi="Cambria Math"/>
+              </w:rPr>
+              <m:t>Ω</m:t>
+            </m:r>
+          </m:sub>
+        </m:sSub>
+        <m:r>
+          <m:rPr>
+            <m:sty m:val="p"/>
+          </m:rPr>
+          <w:rPr>
+            <w:rFonts w:ascii="Cambria Math" w:hAnsi="Cambria Math"/>
+          </w:rPr>
+          <m:t>(</m:t>
+        </m:r>
+        <m:r>
+          <w:rPr>
+            <w:rFonts w:ascii="Cambria Math" w:hAnsi="Cambria Math"/>
+          </w:rPr>
+          <m:t>t</m:t>
+        </m:r>
+        <m:r>
+          <m:rPr>
+            <m:sty m:val="p"/>
+          </m:rPr>
+          <w:rPr>
+            <w:rFonts w:ascii="Cambria Math" w:hAnsi="Cambria Math"/>
+          </w:rPr>
+          <m:t>)-</m:t>
+        </m:r>
+        <m:sSub>
+          <m:sSubPr>
+            <m:ctrlPr>
+              <w:rPr>
+                <w:rFonts w:ascii="Cambria Math" w:hAnsi="Cambria Math"/>
+              </w:rPr>
+            </m:ctrlPr>
+          </m:sSubPr>
+          <m:e>
+            <m:r>
+              <w:rPr>
+                <w:rFonts w:ascii="Cambria Math" w:hAnsi="Cambria Math"/>
+              </w:rPr>
+              <m:t>x</m:t>
+            </m:r>
+          </m:e>
+          <m:sub>
+            <m:r>
+              <m:rPr>
+                <m:sty m:val="p"/>
+              </m:rPr>
+              <w:rPr>
+                <w:rFonts w:ascii="Cambria Math" w:hAnsi="Cambria Math"/>
+              </w:rPr>
+              <m:t>Ω</m:t>
+            </m:r>
+          </m:sub>
+        </m:sSub>
+        <m:r>
+          <m:rPr>
+            <m:sty m:val="p"/>
+          </m:rPr>
+          <w:rPr>
+            <w:rFonts w:ascii="Cambria Math" w:hAnsi="Cambria Math"/>
+          </w:rPr>
+          <m:t>(</m:t>
+        </m:r>
+        <m:r>
+          <w:rPr>
+            <w:rFonts w:ascii="Cambria Math" w:hAnsi="Cambria Math"/>
+          </w:rPr>
+          <m:t>t</m:t>
+        </m:r>
+        <m:r>
+          <m:rPr>
+            <m:sty m:val="p"/>
+          </m:rPr>
+          <w:rPr>
+            <w:rFonts w:ascii="Cambria Math" w:hAnsi="Cambria Math"/>
+          </w:rPr>
+          <m:t>-</m:t>
+        </m:r>
+        <m:r>
+          <w:rPr>
+            <w:rFonts w:ascii="Cambria Math" w:hAnsi="Cambria Math"/>
+          </w:rPr>
+          <m:t>1</m:t>
+        </m:r>
+        <m:r>
+          <m:rPr>
+            <m:sty m:val="p"/>
+          </m:rPr>
+          <w:rPr>
+            <w:rFonts w:ascii="Cambria Math" w:hAnsi="Cambria Math"/>
+          </w:rPr>
+          <m:t>)</m:t>
+        </m:r>
+      </m:oMath>
+      <w:r>
+        <w:rPr>
+          <w:rFonts w:ascii="Times New Roman"/>
+        </w:rPr>
+        <w:tab/>
+        <w:t>(2)</w:t>
       </w:r>
     </w:p>
     <w:p>
@@ -5873,149 +6062,259 @@
         <w:spacing w:line="360" w:lineRule="auto"/>
         <w:ind w:firstLine="480"/>
         <w:jc w:val="both"/>
+        <w:rPr>
+          <w:lang w:eastAsia="zh-CN"/>
+        </w:rPr>
+      </w:pPr>
+      <w:r>
+        <w:rPr>
+          <w:rFonts w:ascii="Times New Roman" w:eastAsia="宋体" w:hAnsi="Times New Roman"/>
+          <w:lang w:eastAsia="zh-CN"/>
+        </w:rPr>
+        <w:t>则</w:t>
+      </w:r>
+      <w:r>
+        <w:rPr>
+          <w:rFonts w:ascii="Times New Roman" w:eastAsia="宋体" w:hAnsi="Times New Roman"/>
+          <w:lang w:eastAsia="zh-CN"/>
+        </w:rPr>
+        <w:t xml:space="preserve"> Panda </w:t>
+      </w:r>
+      <w:r>
+        <w:rPr>
+          <w:rFonts w:ascii="Times New Roman" w:eastAsia="宋体" w:hAnsi="Times New Roman"/>
+          <w:lang w:eastAsia="zh-CN"/>
+        </w:rPr>
+        <w:t>末端期望位置更新为：</w:t>
+      </w:r>
+    </w:p>
+    <w:p>
+      <w:pPr>
+        <w:pStyle w:val="a0"/>
         <w:tabs>
           <w:tab w:val="center" w:pos="4253"/>
           <w:tab w:val="right" w:pos="8506"/>
         </w:tabs>
+        <w:spacing w:line="360" w:lineRule="auto"/>
+        <w:ind w:firstLine="480"/>
+        <w:jc w:val="both"/>
+        <w:rPr>
+          <w:lang w:eastAsia="zh-CN"/>
+        </w:rPr>
       </w:pPr>
       <w:r>
         <w:rPr>
           <w:rFonts w:ascii="Times New Roman"/>
+          <w:lang w:eastAsia="zh-CN"/>
         </w:rPr>
         <w:tab/>
       </w:r>
-      <w:r>
-        <m:oMath>
-          <m:r>
-            <m:rPr>
-              <m:sty m:val="p"/>
-            </m:rPr>
-            <m:t>Δ</m:t>
-          </m:r>
-          <m:sSub>
-            <m:e>
-              <m:r>
-                <m:t>x</m:t>
-              </m:r>
-            </m:e>
-            <m:sub>
-              <m:r>
-                <m:rPr>
-                  <m:sty m:val="p"/>
-                </m:rPr>
-                <m:t>Ω</m:t>
-              </m:r>
-            </m:sub>
-          </m:sSub>
-          <m:r>
-            <m:rPr>
-              <m:sty m:val="p"/>
-            </m:rPr>
-            <m:t>(</m:t>
-          </m:r>
-          <m:r>
-            <m:t>t</m:t>
-          </m:r>
-          <m:r>
-            <m:rPr>
-              <m:sty m:val="p"/>
-            </m:rPr>
-            <m:t>)</m:t>
-          </m:r>
-          <m:r>
-            <m:rPr>
-              <m:sty m:val="p"/>
-            </m:rPr>
-            <m:t>=</m:t>
-          </m:r>
-          <m:sSub>
-            <m:e>
-              <m:r>
-                <m:t>x</m:t>
-              </m:r>
-            </m:e>
-            <m:sub>
-              <m:r>
-                <m:rPr>
-                  <m:sty m:val="p"/>
-                </m:rPr>
-                <m:t>Ω</m:t>
-              </m:r>
-            </m:sub>
-          </m:sSub>
-          <m:r>
-            <m:rPr>
-              <m:sty m:val="p"/>
-            </m:rPr>
-            <m:t>(</m:t>
-          </m:r>
-          <m:r>
-            <m:t>t</m:t>
-          </m:r>
-          <m:r>
-            <m:rPr>
-              <m:sty m:val="p"/>
-            </m:rPr>
-            <m:t>)</m:t>
-          </m:r>
-          <m:r>
-            <m:rPr>
-              <m:sty m:val="p"/>
-            </m:rPr>
-            <m:t>−</m:t>
-          </m:r>
-          <m:sSub>
-            <m:e>
-              <m:r>
-                <m:t>x</m:t>
-              </m:r>
-            </m:e>
-            <m:sub>
-              <m:r>
-                <m:rPr>
-                  <m:sty m:val="p"/>
-                </m:rPr>
-                <m:t>Ω</m:t>
-              </m:r>
-            </m:sub>
-          </m:sSub>
-          <m:r>
-            <m:rPr>
-              <m:sty m:val="p"/>
-            </m:rPr>
-            <m:t>(</m:t>
-          </m:r>
-          <m:r>
-            <m:t>t</m:t>
-          </m:r>
-          <m:r>
-            <m:rPr>
-              <m:sty m:val="p"/>
-            </m:rPr>
-            <m:t>−</m:t>
-          </m:r>
-          <m:r>
-            <m:t>1</m:t>
-          </m:r>
-          <m:r>
-            <m:rPr>
-              <m:sty m:val="p"/>
-            </m:rPr>
-            <m:t>)</m:t>
-          </m:r>
-        </m:oMath>
-      </w:r>
+      <m:oMath>
+        <m:sSub>
+          <m:sSubPr>
+            <m:ctrlPr>
+              <w:rPr>
+                <w:rFonts w:ascii="Cambria Math" w:hAnsi="Cambria Math"/>
+              </w:rPr>
+            </m:ctrlPr>
+          </m:sSubPr>
+          <m:e>
+            <m:r>
+              <w:rPr>
+                <w:rFonts w:ascii="Cambria Math" w:hAnsi="Cambria Math"/>
+                <w:lang w:eastAsia="zh-CN"/>
+              </w:rPr>
+              <m:t>x</m:t>
+            </m:r>
+          </m:e>
+          <m:sub>
+            <m:r>
+              <w:rPr>
+                <w:rFonts w:ascii="Cambria Math" w:hAnsi="Cambria Math"/>
+                <w:lang w:eastAsia="zh-CN"/>
+              </w:rPr>
+              <m:t>d</m:t>
+            </m:r>
+          </m:sub>
+        </m:sSub>
+        <m:r>
+          <m:rPr>
+            <m:sty m:val="p"/>
+          </m:rPr>
+          <w:rPr>
+            <w:rFonts w:ascii="Cambria Math" w:hAnsi="Cambria Math"/>
+            <w:lang w:eastAsia="zh-CN"/>
+          </w:rPr>
+          <m:t>(</m:t>
+        </m:r>
+        <m:r>
+          <w:rPr>
+            <w:rFonts w:ascii="Cambria Math" w:hAnsi="Cambria Math"/>
+            <w:lang w:eastAsia="zh-CN"/>
+          </w:rPr>
+          <m:t>t</m:t>
+        </m:r>
+        <m:r>
+          <m:rPr>
+            <m:sty m:val="p"/>
+          </m:rPr>
+          <w:rPr>
+            <w:rFonts w:ascii="Cambria Math" w:hAnsi="Cambria Math"/>
+            <w:lang w:eastAsia="zh-CN"/>
+          </w:rPr>
+          <m:t>)=</m:t>
+        </m:r>
+        <m:sSub>
+          <m:sSubPr>
+            <m:ctrlPr>
+              <w:rPr>
+                <w:rFonts w:ascii="Cambria Math" w:hAnsi="Cambria Math"/>
+              </w:rPr>
+            </m:ctrlPr>
+          </m:sSubPr>
+          <m:e>
+            <m:r>
+              <w:rPr>
+                <w:rFonts w:ascii="Cambria Math" w:hAnsi="Cambria Math"/>
+                <w:lang w:eastAsia="zh-CN"/>
+              </w:rPr>
+              <m:t>x</m:t>
+            </m:r>
+          </m:e>
+          <m:sub>
+            <m:r>
+              <w:rPr>
+                <w:rFonts w:ascii="Cambria Math" w:hAnsi="Cambria Math"/>
+                <w:lang w:eastAsia="zh-CN"/>
+              </w:rPr>
+              <m:t>d</m:t>
+            </m:r>
+          </m:sub>
+        </m:sSub>
+        <m:r>
+          <m:rPr>
+            <m:sty m:val="p"/>
+          </m:rPr>
+          <w:rPr>
+            <w:rFonts w:ascii="Cambria Math" w:hAnsi="Cambria Math"/>
+            <w:lang w:eastAsia="zh-CN"/>
+          </w:rPr>
+          <m:t>(</m:t>
+        </m:r>
+        <m:r>
+          <w:rPr>
+            <w:rFonts w:ascii="Cambria Math" w:hAnsi="Cambria Math"/>
+            <w:lang w:eastAsia="zh-CN"/>
+          </w:rPr>
+          <m:t>t</m:t>
+        </m:r>
+        <m:r>
+          <m:rPr>
+            <m:sty m:val="p"/>
+          </m:rPr>
+          <w:rPr>
+            <w:rFonts w:ascii="Cambria Math" w:hAnsi="Cambria Math"/>
+            <w:lang w:eastAsia="zh-CN"/>
+          </w:rPr>
+          <m:t>-</m:t>
+        </m:r>
+        <m:r>
+          <w:rPr>
+            <w:rFonts w:ascii="Cambria Math" w:hAnsi="Cambria Math"/>
+            <w:lang w:eastAsia="zh-CN"/>
+          </w:rPr>
+          <m:t>1</m:t>
+        </m:r>
+        <m:r>
+          <m:rPr>
+            <m:sty m:val="p"/>
+          </m:rPr>
+          <w:rPr>
+            <w:rFonts w:ascii="Cambria Math" w:hAnsi="Cambria Math"/>
+            <w:lang w:eastAsia="zh-CN"/>
+          </w:rPr>
+          <m:t>)+</m:t>
+        </m:r>
+        <m:r>
+          <w:rPr>
+            <w:rFonts w:ascii="Cambria Math" w:hAnsi="Cambria Math"/>
+            <w:lang w:eastAsia="zh-CN"/>
+          </w:rPr>
+          <m:t>S</m:t>
+        </m:r>
+        <m:r>
+          <m:rPr>
+            <m:sty m:val="p"/>
+          </m:rPr>
+          <w:rPr>
+            <w:rFonts w:ascii="Cambria Math" w:hAnsi="Cambria Math"/>
+          </w:rPr>
+          <m:t>Δ</m:t>
+        </m:r>
+        <m:sSub>
+          <m:sSubPr>
+            <m:ctrlPr>
+              <w:rPr>
+                <w:rFonts w:ascii="Cambria Math" w:hAnsi="Cambria Math"/>
+              </w:rPr>
+            </m:ctrlPr>
+          </m:sSubPr>
+          <m:e>
+            <m:r>
+              <w:rPr>
+                <w:rFonts w:ascii="Cambria Math" w:hAnsi="Cambria Math"/>
+                <w:lang w:eastAsia="zh-CN"/>
+              </w:rPr>
+              <m:t>x</m:t>
+            </m:r>
+          </m:e>
+          <m:sub>
+            <m:r>
+              <m:rPr>
+                <m:sty m:val="p"/>
+              </m:rPr>
+              <w:rPr>
+                <w:rFonts w:ascii="Cambria Math" w:hAnsi="Cambria Math"/>
+              </w:rPr>
+              <m:t>Ω</m:t>
+            </m:r>
+          </m:sub>
+        </m:sSub>
+        <m:r>
+          <m:rPr>
+            <m:sty m:val="p"/>
+          </m:rPr>
+          <w:rPr>
+            <w:rFonts w:ascii="Cambria Math" w:hAnsi="Cambria Math"/>
+            <w:lang w:eastAsia="zh-CN"/>
+          </w:rPr>
+          <m:t>(</m:t>
+        </m:r>
+        <m:r>
+          <w:rPr>
+            <w:rFonts w:ascii="Cambria Math" w:hAnsi="Cambria Math"/>
+            <w:lang w:eastAsia="zh-CN"/>
+          </w:rPr>
+          <m:t>t</m:t>
+        </m:r>
+        <m:r>
+          <m:rPr>
+            <m:sty m:val="p"/>
+          </m:rPr>
+          <w:rPr>
+            <w:rFonts w:ascii="Cambria Math" w:hAnsi="Cambria Math"/>
+            <w:lang w:eastAsia="zh-CN"/>
+          </w:rPr>
+          <m:t>)</m:t>
+        </m:r>
+      </m:oMath>
       <w:r>
         <w:rPr>
           <w:rFonts w:ascii="Times New Roman"/>
+          <w:lang w:eastAsia="zh-CN"/>
         </w:rPr>
         <w:tab/>
-      </w:r>
-      <w:r>
-        <w:rPr>
-          <w:rFonts w:ascii="Times New Roman"/>
-        </w:rPr>
-        <w:t xml:space="preserve">(2)</w:t>
+        <w:t>(3)</w:t>
       </w:r>
     </w:p>
     <w:p>
@@ -6024,24 +6323,342 @@
         <w:spacing w:line="360" w:lineRule="auto"/>
         <w:ind w:firstLine="480"/>
         <w:jc w:val="both"/>
-      </w:pPr>
-      <w:r>
-        <w:rPr>
-          <w:rFonts w:ascii="Times New Roman" w:eastAsia="宋体" w:hAnsi="Times New Roman"/>
-        </w:rPr>
-        <w:t>则</w:t>
-      </w:r>
-      <w:r>
-        <w:rPr>
-          <w:rFonts w:ascii="Times New Roman" w:eastAsia="宋体" w:hAnsi="Times New Roman"/>
-        </w:rPr>
-        <w:t xml:space="preserve"> Panda </w:t>
-      </w:r>
-      <w:r>
-        <w:rPr>
-          <w:rFonts w:ascii="Times New Roman" w:eastAsia="宋体" w:hAnsi="Times New Roman"/>
-        </w:rPr>
-        <w:t>末端期望位置更新为：</w:t>
+        <w:rPr>
+          <w:lang w:eastAsia="zh-CN"/>
+        </w:rPr>
+      </w:pPr>
+      <w:r>
+        <w:rPr>
+          <w:rFonts w:ascii="Times New Roman" w:eastAsia="宋体" w:hAnsi="Times New Roman"/>
+          <w:lang w:eastAsia="zh-CN"/>
+        </w:rPr>
+        <w:t>其中，</w:t>
+      </w:r>
+      <m:oMath>
+        <m:r>
+          <w:rPr>
+            <w:rFonts w:ascii="Cambria Math" w:hAnsi="Cambria Math"/>
+            <w:lang w:eastAsia="zh-CN"/>
+          </w:rPr>
+          <m:t>S</m:t>
+        </m:r>
+      </m:oMath>
+      <w:r>
+        <w:rPr>
+          <w:rFonts w:ascii="Times New Roman" w:eastAsia="宋体" w:hAnsi="Times New Roman"/>
+          <w:lang w:eastAsia="zh-CN"/>
+        </w:rPr>
+        <w:t xml:space="preserve"> </w:t>
+      </w:r>
+      <w:r>
+        <w:rPr>
+          <w:rFonts w:ascii="Times New Roman" w:eastAsia="宋体" w:hAnsi="Times New Roman"/>
+          <w:lang w:eastAsia="zh-CN"/>
+        </w:rPr>
+        <w:t>为主从位置映射比例系数。该增量式映射能够避免主端回中时从端机械臂被强制拉回初始位置，使操作者可以连续控制末端位置。</w:t>
+      </w:r>
+    </w:p>
+    <w:p>
+      <w:pPr>
+        <w:pStyle w:val="3"/>
+        <w:spacing w:before="60" w:after="40"/>
+        <w:rPr>
+          <w:lang w:eastAsia="zh-CN"/>
+        </w:rPr>
+      </w:pPr>
+      <w:bookmarkStart w:id="10" w:name="从端阻抗控制"/>
+      <w:r>
+        <w:rPr>
+          <w:rFonts w:ascii="Times New Roman" w:eastAsia="黑体" w:hAnsi="Times New Roman"/>
+          <w:lang w:eastAsia="zh-CN"/>
+        </w:rPr>
+        <w:t xml:space="preserve">4.2 </w:t>
+      </w:r>
+      <w:proofErr w:type="gramStart"/>
+      <w:r>
+        <w:rPr>
+          <w:rFonts w:ascii="Times New Roman" w:eastAsia="黑体" w:hAnsi="Times New Roman"/>
+          <w:lang w:eastAsia="zh-CN"/>
+        </w:rPr>
+        <w:t>从端阻抗</w:t>
+      </w:r>
+      <w:proofErr w:type="gramEnd"/>
+      <w:r>
+        <w:rPr>
+          <w:rFonts w:ascii="Times New Roman" w:eastAsia="黑体" w:hAnsi="Times New Roman"/>
+          <w:lang w:eastAsia="zh-CN"/>
+        </w:rPr>
+        <w:t>控制</w:t>
+      </w:r>
+      <w:bookmarkEnd w:id="10"/>
+    </w:p>
+    <w:p>
+      <w:pPr>
+        <w:pStyle w:val="FirstParagraph"/>
+        <w:spacing w:line="360" w:lineRule="auto"/>
+        <w:ind w:firstLine="480"/>
+        <w:jc w:val="both"/>
+        <w:rPr>
+          <w:lang w:eastAsia="zh-CN"/>
+        </w:rPr>
+      </w:pPr>
+      <w:r>
+        <w:rPr>
+          <w:rFonts w:ascii="Times New Roman" w:eastAsia="宋体" w:hAnsi="Times New Roman"/>
+          <w:lang w:eastAsia="zh-CN"/>
+        </w:rPr>
+        <w:t xml:space="preserve">Panda </w:t>
+      </w:r>
+      <w:r>
+        <w:rPr>
+          <w:rFonts w:ascii="Times New Roman" w:eastAsia="宋体" w:hAnsi="Times New Roman"/>
+          <w:lang w:eastAsia="zh-CN"/>
+        </w:rPr>
+        <w:t>机械</w:t>
+      </w:r>
+      <w:proofErr w:type="gramStart"/>
+      <w:r>
+        <w:rPr>
+          <w:rFonts w:ascii="Times New Roman" w:eastAsia="宋体" w:hAnsi="Times New Roman"/>
+          <w:lang w:eastAsia="zh-CN"/>
+        </w:rPr>
+        <w:t>臂采用笛</w:t>
+      </w:r>
+      <w:proofErr w:type="gramEnd"/>
+      <w:r>
+        <w:rPr>
+          <w:rFonts w:ascii="Times New Roman" w:eastAsia="宋体" w:hAnsi="Times New Roman"/>
+          <w:lang w:eastAsia="zh-CN"/>
+        </w:rPr>
+        <w:t>卡尔阻抗控制。其等效控制关系可表示为：</w:t>
+      </w:r>
+    </w:p>
+    <w:p>
+      <w:pPr>
+        <w:pStyle w:val="a0"/>
+        <w:tabs>
+          <w:tab w:val="center" w:pos="4253"/>
+          <w:tab w:val="right" w:pos="8506"/>
+        </w:tabs>
+        <w:spacing w:line="360" w:lineRule="auto"/>
+        <w:ind w:firstLine="480"/>
+        <w:jc w:val="both"/>
+        <w:rPr>
+          <w:lang w:eastAsia="zh-CN"/>
+        </w:rPr>
+      </w:pPr>
+      <w:r>
+        <w:rPr>
+          <w:rFonts w:ascii="Times New Roman"/>
+          <w:lang w:eastAsia="zh-CN"/>
+        </w:rPr>
+        <w:tab/>
+      </w:r>
+      <m:oMath>
+        <m:r>
+          <w:rPr>
+            <w:rFonts w:ascii="Cambria Math" w:hAnsi="Cambria Math"/>
+          </w:rPr>
+          <m:t>F</m:t>
+        </m:r>
+        <m:r>
+          <m:rPr>
+            <m:sty m:val="p"/>
+          </m:rPr>
+          <w:rPr>
+            <w:rFonts w:ascii="Cambria Math" w:hAnsi="Cambria Math"/>
+          </w:rPr>
+          <m:t>=</m:t>
+        </m:r>
+        <m:r>
+          <w:rPr>
+            <w:rFonts w:ascii="Cambria Math" w:hAnsi="Cambria Math"/>
+          </w:rPr>
+          <m:t>K</m:t>
+        </m:r>
+        <m:r>
+          <m:rPr>
+            <m:sty m:val="p"/>
+          </m:rPr>
+          <w:rPr>
+            <w:rFonts w:ascii="Cambria Math" w:hAnsi="Cambria Math"/>
+          </w:rPr>
+          <m:t>(</m:t>
+        </m:r>
+        <m:r>
+          <w:rPr>
+            <w:rFonts w:ascii="Cambria Math" w:hAnsi="Cambria Math"/>
+          </w:rPr>
+          <m:t>c</m:t>
+        </m:r>
+        <m:r>
+          <m:rPr>
+            <m:sty m:val="p"/>
+          </m:rPr>
+          <w:rPr>
+            <w:rFonts w:ascii="Cambria Math" w:hAnsi="Cambria Math"/>
+          </w:rPr>
+          <m:t>)(</m:t>
+        </m:r>
+        <m:sSub>
+          <m:sSubPr>
+            <m:ctrlPr>
+              <w:rPr>
+                <w:rFonts w:ascii="Cambria Math" w:hAnsi="Cambria Math"/>
+              </w:rPr>
+            </m:ctrlPr>
+          </m:sSubPr>
+          <m:e>
+            <m:r>
+              <w:rPr>
+                <w:rFonts w:ascii="Cambria Math" w:hAnsi="Cambria Math"/>
+              </w:rPr>
+              <m:t>x</m:t>
+            </m:r>
+          </m:e>
+          <m:sub>
+            <m:r>
+              <w:rPr>
+                <w:rFonts w:ascii="Cambria Math" w:hAnsi="Cambria Math"/>
+              </w:rPr>
+              <m:t>d</m:t>
+            </m:r>
+          </m:sub>
+        </m:sSub>
+        <m:r>
+          <m:rPr>
+            <m:sty m:val="p"/>
+          </m:rPr>
+          <w:rPr>
+            <w:rFonts w:ascii="Cambria Math" w:hAnsi="Cambria Math"/>
+          </w:rPr>
+          <m:t>-</m:t>
+        </m:r>
+        <m:r>
+          <w:rPr>
+            <w:rFonts w:ascii="Cambria Math" w:hAnsi="Cambria Math"/>
+          </w:rPr>
+          <m:t>x</m:t>
+        </m:r>
+        <m:r>
+          <m:rPr>
+            <m:sty m:val="p"/>
+          </m:rPr>
+          <w:rPr>
+            <w:rFonts w:ascii="Cambria Math" w:hAnsi="Cambria Math"/>
+          </w:rPr>
+          <m:t>)+</m:t>
+        </m:r>
+        <m:r>
+          <w:rPr>
+            <w:rFonts w:ascii="Cambria Math" w:hAnsi="Cambria Math"/>
+          </w:rPr>
+          <m:t>D</m:t>
+        </m:r>
+        <m:r>
+          <m:rPr>
+            <m:sty m:val="p"/>
+          </m:rPr>
+          <w:rPr>
+            <w:rFonts w:ascii="Cambria Math" w:hAnsi="Cambria Math"/>
+          </w:rPr>
+          <m:t>(</m:t>
+        </m:r>
+        <m:r>
+          <w:rPr>
+            <w:rFonts w:ascii="Cambria Math" w:hAnsi="Cambria Math"/>
+          </w:rPr>
+          <m:t>c</m:t>
+        </m:r>
+        <m:r>
+          <m:rPr>
+            <m:sty m:val="p"/>
+          </m:rPr>
+          <w:rPr>
+            <w:rFonts w:ascii="Cambria Math" w:hAnsi="Cambria Math"/>
+          </w:rPr>
+          <m:t>)(</m:t>
+        </m:r>
+        <m:sSub>
+          <m:sSubPr>
+            <m:ctrlPr>
+              <w:rPr>
+                <w:rFonts w:ascii="Cambria Math" w:hAnsi="Cambria Math"/>
+              </w:rPr>
+            </m:ctrlPr>
+          </m:sSubPr>
+          <m:e>
+            <m:acc>
+              <m:accPr>
+                <m:chr m:val="̇"/>
+                <m:ctrlPr>
+                  <w:rPr>
+                    <w:rFonts w:ascii="Cambria Math" w:hAnsi="Cambria Math"/>
+                  </w:rPr>
+                </m:ctrlPr>
+              </m:accPr>
+              <m:e>
+                <m:r>
+                  <w:rPr>
+                    <w:rFonts w:ascii="Cambria Math" w:hAnsi="Cambria Math"/>
+                  </w:rPr>
+                  <m:t>x</m:t>
+                </m:r>
+              </m:e>
+            </m:acc>
+          </m:e>
+          <m:sub>
+            <m:r>
+              <w:rPr>
+                <w:rFonts w:ascii="Cambria Math" w:hAnsi="Cambria Math"/>
+              </w:rPr>
+              <m:t>d</m:t>
+            </m:r>
+          </m:sub>
+        </m:sSub>
+        <m:r>
+          <m:rPr>
+            <m:sty m:val="p"/>
+          </m:rPr>
+          <w:rPr>
+            <w:rFonts w:ascii="Cambria Math" w:hAnsi="Cambria Math"/>
+          </w:rPr>
+          <m:t>-</m:t>
+        </m:r>
+        <m:acc>
+          <m:accPr>
+            <m:chr m:val="̇"/>
+            <m:ctrlPr>
+              <w:rPr>
+                <w:rFonts w:ascii="Cambria Math" w:hAnsi="Cambria Math"/>
+              </w:rPr>
+            </m:ctrlPr>
+          </m:accPr>
+          <m:e>
+            <m:r>
+              <w:rPr>
+                <w:rFonts w:ascii="Cambria Math" w:hAnsi="Cambria Math"/>
+              </w:rPr>
+              <m:t>x</m:t>
+            </m:r>
+          </m:e>
+        </m:acc>
+        <m:r>
+          <m:rPr>
+            <m:sty m:val="p"/>
+          </m:rPr>
+          <w:rPr>
+            <w:rFonts w:ascii="Cambria Math" w:hAnsi="Cambria Math"/>
+          </w:rPr>
+          <m:t>)</m:t>
+        </m:r>
+      </m:oMath>
+      <w:r>
+        <w:rPr>
+          <w:rFonts w:ascii="Times New Roman"/>
+        </w:rPr>
+        <w:tab/>
+        <w:t>(4)</w:t>
       </w:r>
     </w:p>
     <w:p>
@@ -6050,146 +6667,526 @@
         <w:spacing w:line="360" w:lineRule="auto"/>
         <w:ind w:firstLine="480"/>
         <w:jc w:val="both"/>
+        <w:rPr>
+          <w:lang w:eastAsia="zh-CN"/>
+        </w:rPr>
+      </w:pPr>
+      <w:r>
+        <w:rPr>
+          <w:rFonts w:ascii="Times New Roman" w:eastAsia="宋体" w:hAnsi="Times New Roman"/>
+          <w:lang w:eastAsia="zh-CN"/>
+        </w:rPr>
+        <w:t>其中，</w:t>
+      </w:r>
+      <m:oMath>
+        <m:sSub>
+          <m:sSubPr>
+            <m:ctrlPr>
+              <w:rPr>
+                <w:rFonts w:ascii="Cambria Math" w:hAnsi="Cambria Math"/>
+              </w:rPr>
+            </m:ctrlPr>
+          </m:sSubPr>
+          <m:e>
+            <m:r>
+              <w:rPr>
+                <w:rFonts w:ascii="Cambria Math" w:hAnsi="Cambria Math"/>
+                <w:lang w:eastAsia="zh-CN"/>
+              </w:rPr>
+              <m:t>x</m:t>
+            </m:r>
+          </m:e>
+          <m:sub>
+            <m:r>
+              <w:rPr>
+                <w:rFonts w:ascii="Cambria Math" w:hAnsi="Cambria Math"/>
+                <w:lang w:eastAsia="zh-CN"/>
+              </w:rPr>
+              <m:t>d</m:t>
+            </m:r>
+          </m:sub>
+        </m:sSub>
+      </m:oMath>
+      <w:r>
+        <w:rPr>
+          <w:rFonts w:ascii="Times New Roman" w:eastAsia="宋体" w:hAnsi="Times New Roman"/>
+          <w:lang w:eastAsia="zh-CN"/>
+        </w:rPr>
+        <w:t xml:space="preserve"> </w:t>
+      </w:r>
+      <w:r>
+        <w:rPr>
+          <w:rFonts w:ascii="Times New Roman" w:eastAsia="宋体" w:hAnsi="Times New Roman"/>
+          <w:lang w:eastAsia="zh-CN"/>
+        </w:rPr>
+        <w:t>为期望末端位置，</w:t>
+      </w:r>
+      <m:oMath>
+        <m:r>
+          <w:rPr>
+            <w:rFonts w:ascii="Cambria Math" w:hAnsi="Cambria Math"/>
+            <w:lang w:eastAsia="zh-CN"/>
+          </w:rPr>
+          <m:t>x</m:t>
+        </m:r>
+      </m:oMath>
+      <w:r>
+        <w:rPr>
+          <w:rFonts w:ascii="Times New Roman" w:eastAsia="宋体" w:hAnsi="Times New Roman"/>
+          <w:lang w:eastAsia="zh-CN"/>
+        </w:rPr>
+        <w:t xml:space="preserve"> </w:t>
+      </w:r>
+      <w:r>
+        <w:rPr>
+          <w:rFonts w:ascii="Times New Roman" w:eastAsia="宋体" w:hAnsi="Times New Roman"/>
+          <w:lang w:eastAsia="zh-CN"/>
+        </w:rPr>
+        <w:t>为实际末端位置，</w:t>
+      </w:r>
+      <m:oMath>
+        <m:r>
+          <w:rPr>
+            <w:rFonts w:ascii="Cambria Math" w:hAnsi="Cambria Math"/>
+            <w:lang w:eastAsia="zh-CN"/>
+          </w:rPr>
+          <m:t>K</m:t>
+        </m:r>
+        <m:r>
+          <m:rPr>
+            <m:sty m:val="p"/>
+          </m:rPr>
+          <w:rPr>
+            <w:rFonts w:ascii="Cambria Math" w:hAnsi="Cambria Math"/>
+            <w:lang w:eastAsia="zh-CN"/>
+          </w:rPr>
+          <m:t>(</m:t>
+        </m:r>
+        <m:r>
+          <w:rPr>
+            <w:rFonts w:ascii="Cambria Math" w:hAnsi="Cambria Math"/>
+            <w:lang w:eastAsia="zh-CN"/>
+          </w:rPr>
+          <m:t>c</m:t>
+        </m:r>
+        <m:r>
+          <m:rPr>
+            <m:sty m:val="p"/>
+          </m:rPr>
+          <w:rPr>
+            <w:rFonts w:ascii="Cambria Math" w:hAnsi="Cambria Math"/>
+            <w:lang w:eastAsia="zh-CN"/>
+          </w:rPr>
+          <m:t>)</m:t>
+        </m:r>
+      </m:oMath>
+      <w:r>
+        <w:rPr>
+          <w:rFonts w:ascii="Times New Roman" w:eastAsia="宋体" w:hAnsi="Times New Roman"/>
+          <w:lang w:eastAsia="zh-CN"/>
+        </w:rPr>
+        <w:t xml:space="preserve"> </w:t>
+      </w:r>
+      <w:r>
+        <w:rPr>
+          <w:rFonts w:ascii="Times New Roman" w:eastAsia="宋体" w:hAnsi="Times New Roman"/>
+          <w:lang w:eastAsia="zh-CN"/>
+        </w:rPr>
+        <w:t>和</w:t>
+      </w:r>
+      <w:r>
+        <w:rPr>
+          <w:rFonts w:ascii="Times New Roman" w:eastAsia="宋体" w:hAnsi="Times New Roman"/>
+          <w:lang w:eastAsia="zh-CN"/>
+        </w:rPr>
+        <w:t xml:space="preserve"> </w:t>
+      </w:r>
+      <m:oMath>
+        <m:r>
+          <w:rPr>
+            <w:rFonts w:ascii="Cambria Math" w:hAnsi="Cambria Math"/>
+            <w:lang w:eastAsia="zh-CN"/>
+          </w:rPr>
+          <m:t>D</m:t>
+        </m:r>
+        <m:r>
+          <m:rPr>
+            <m:sty m:val="p"/>
+          </m:rPr>
+          <w:rPr>
+            <w:rFonts w:ascii="Cambria Math" w:hAnsi="Cambria Math"/>
+            <w:lang w:eastAsia="zh-CN"/>
+          </w:rPr>
+          <m:t>(</m:t>
+        </m:r>
+        <m:r>
+          <w:rPr>
+            <w:rFonts w:ascii="Cambria Math" w:hAnsi="Cambria Math"/>
+            <w:lang w:eastAsia="zh-CN"/>
+          </w:rPr>
+          <m:t>c</m:t>
+        </m:r>
+        <m:r>
+          <m:rPr>
+            <m:sty m:val="p"/>
+          </m:rPr>
+          <w:rPr>
+            <w:rFonts w:ascii="Cambria Math" w:hAnsi="Cambria Math"/>
+            <w:lang w:eastAsia="zh-CN"/>
+          </w:rPr>
+          <m:t>)</m:t>
+        </m:r>
+      </m:oMath>
+      <w:r>
+        <w:rPr>
+          <w:rFonts w:ascii="Times New Roman" w:eastAsia="宋体" w:hAnsi="Times New Roman"/>
+          <w:lang w:eastAsia="zh-CN"/>
+        </w:rPr>
+        <w:t xml:space="preserve"> </w:t>
+      </w:r>
+      <w:r>
+        <w:rPr>
+          <w:rFonts w:ascii="Times New Roman" w:eastAsia="宋体" w:hAnsi="Times New Roman"/>
+          <w:lang w:eastAsia="zh-CN"/>
+        </w:rPr>
+        <w:t>分别为由物体类别</w:t>
+      </w:r>
+      <w:r>
+        <w:rPr>
+          <w:rFonts w:ascii="Times New Roman" w:eastAsia="宋体" w:hAnsi="Times New Roman"/>
+          <w:lang w:eastAsia="zh-CN"/>
+        </w:rPr>
+        <w:t xml:space="preserve"> </w:t>
+      </w:r>
+      <m:oMath>
+        <m:r>
+          <w:rPr>
+            <w:rFonts w:ascii="Cambria Math" w:hAnsi="Cambria Math"/>
+            <w:lang w:eastAsia="zh-CN"/>
+          </w:rPr>
+          <m:t>c</m:t>
+        </m:r>
+      </m:oMath>
+      <w:r>
+        <w:rPr>
+          <w:rFonts w:ascii="Times New Roman" w:eastAsia="宋体" w:hAnsi="Times New Roman"/>
+          <w:lang w:eastAsia="zh-CN"/>
+        </w:rPr>
+        <w:t xml:space="preserve"> </w:t>
+      </w:r>
+      <w:r>
+        <w:rPr>
+          <w:rFonts w:ascii="Times New Roman" w:eastAsia="宋体" w:hAnsi="Times New Roman"/>
+          <w:lang w:eastAsia="zh-CN"/>
+        </w:rPr>
+        <w:t>决定的刚度矩阵和阻尼矩阵。刚度矩阵定义为：</w:t>
+      </w:r>
+    </w:p>
+    <w:p>
+      <w:pPr>
+        <w:pStyle w:val="a0"/>
         <w:tabs>
           <w:tab w:val="center" w:pos="4253"/>
           <w:tab w:val="right" w:pos="8506"/>
         </w:tabs>
+        <w:spacing w:line="360" w:lineRule="auto"/>
+        <w:ind w:firstLine="480"/>
+        <w:jc w:val="both"/>
+        <w:rPr>
+          <w:lang w:eastAsia="zh-CN"/>
+        </w:rPr>
       </w:pPr>
       <w:r>
         <w:rPr>
           <w:rFonts w:ascii="Times New Roman"/>
+          <w:lang w:eastAsia="zh-CN"/>
         </w:rPr>
         <w:tab/>
       </w:r>
-      <w:r>
-        <m:oMath>
-          <m:sSub>
-            <m:e>
-              <m:r>
-                <m:t>x</m:t>
-              </m:r>
-            </m:e>
-            <m:sub>
-              <m:r>
-                <m:t>d</m:t>
-              </m:r>
-            </m:sub>
-          </m:sSub>
-          <m:r>
-            <m:rPr>
-              <m:sty m:val="p"/>
-            </m:rPr>
-            <m:t>(</m:t>
-          </m:r>
-          <m:r>
-            <m:t>t</m:t>
-          </m:r>
-          <m:r>
-            <m:rPr>
-              <m:sty m:val="p"/>
-            </m:rPr>
-            <m:t>)</m:t>
-          </m:r>
-          <m:r>
-            <m:rPr>
-              <m:sty m:val="p"/>
-            </m:rPr>
-            <m:t>=</m:t>
-          </m:r>
-          <m:sSub>
-            <m:e>
-              <m:r>
-                <m:t>x</m:t>
-              </m:r>
-            </m:e>
-            <m:sub>
-              <m:r>
-                <m:t>d</m:t>
-              </m:r>
-            </m:sub>
-          </m:sSub>
-          <m:r>
-            <m:rPr>
-              <m:sty m:val="p"/>
-            </m:rPr>
-            <m:t>(</m:t>
-          </m:r>
-          <m:r>
-            <m:t>t</m:t>
-          </m:r>
-          <m:r>
-            <m:rPr>
-              <m:sty m:val="p"/>
-            </m:rPr>
-            <m:t>−</m:t>
-          </m:r>
-          <m:r>
-            <m:t>1</m:t>
-          </m:r>
-          <m:r>
-            <m:rPr>
-              <m:sty m:val="p"/>
-            </m:rPr>
-            <m:t>)</m:t>
-          </m:r>
-          <m:r>
-            <m:rPr>
-              <m:sty m:val="p"/>
-            </m:rPr>
-            <m:t>+</m:t>
-          </m:r>
-          <m:r>
-            <m:t>S</m:t>
-          </m:r>
-          <m:r>
-            <m:rPr>
-              <m:sty m:val="p"/>
-            </m:rPr>
-            <m:t>Δ</m:t>
-          </m:r>
-          <m:sSub>
-            <m:e>
-              <m:r>
-                <m:t>x</m:t>
-              </m:r>
-            </m:e>
-            <m:sub>
-              <m:r>
-                <m:rPr>
-                  <m:sty m:val="p"/>
-                </m:rPr>
-                <m:t>Ω</m:t>
-              </m:r>
-            </m:sub>
-          </m:sSub>
-          <m:r>
-            <m:rPr>
-              <m:sty m:val="p"/>
-            </m:rPr>
-            <m:t>(</m:t>
-          </m:r>
-          <m:r>
-            <m:t>t</m:t>
-          </m:r>
-          <m:r>
-            <m:rPr>
-              <m:sty m:val="p"/>
-            </m:rPr>
-            <m:t>)</m:t>
-          </m:r>
-        </m:oMath>
-      </w:r>
+      <m:oMath>
+        <m:r>
+          <w:rPr>
+            <w:rFonts w:ascii="Cambria Math" w:hAnsi="Cambria Math"/>
+            <w:lang w:eastAsia="zh-CN"/>
+          </w:rPr>
+          <m:t>K</m:t>
+        </m:r>
+        <m:r>
+          <m:rPr>
+            <m:sty m:val="p"/>
+          </m:rPr>
+          <w:rPr>
+            <w:rFonts w:ascii="Cambria Math" w:hAnsi="Cambria Math"/>
+            <w:lang w:eastAsia="zh-CN"/>
+          </w:rPr>
+          <m:t>(</m:t>
+        </m:r>
+        <m:r>
+          <w:rPr>
+            <w:rFonts w:ascii="Cambria Math" w:hAnsi="Cambria Math"/>
+            <w:lang w:eastAsia="zh-CN"/>
+          </w:rPr>
+          <m:t>c</m:t>
+        </m:r>
+        <m:r>
+          <m:rPr>
+            <m:sty m:val="p"/>
+          </m:rPr>
+          <w:rPr>
+            <w:rFonts w:ascii="Cambria Math" w:hAnsi="Cambria Math"/>
+            <w:lang w:eastAsia="zh-CN"/>
+          </w:rPr>
+          <m:t>)=</m:t>
+        </m:r>
+        <m:r>
+          <m:rPr>
+            <m:nor/>
+          </m:rPr>
+          <w:rPr>
+            <w:lang w:eastAsia="zh-CN"/>
+          </w:rPr>
+          <m:t>diag</m:t>
+        </m:r>
+        <m:r>
+          <m:rPr>
+            <m:sty m:val="p"/>
+          </m:rPr>
+          <w:rPr>
+            <w:rFonts w:ascii="Cambria Math" w:hAnsi="Cambria Math"/>
+            <w:lang w:eastAsia="zh-CN"/>
+          </w:rPr>
+          <m:t>(</m:t>
+        </m:r>
+        <m:sSub>
+          <m:sSubPr>
+            <m:ctrlPr>
+              <w:rPr>
+                <w:rFonts w:ascii="Cambria Math" w:hAnsi="Cambria Math"/>
+              </w:rPr>
+            </m:ctrlPr>
+          </m:sSubPr>
+          <m:e>
+            <m:r>
+              <w:rPr>
+                <w:rFonts w:ascii="Cambria Math" w:hAnsi="Cambria Math"/>
+                <w:lang w:eastAsia="zh-CN"/>
+              </w:rPr>
+              <m:t>K</m:t>
+            </m:r>
+          </m:e>
+          <m:sub>
+            <m:r>
+              <w:rPr>
+                <w:rFonts w:ascii="Cambria Math" w:hAnsi="Cambria Math"/>
+                <w:lang w:eastAsia="zh-CN"/>
+              </w:rPr>
+              <m:t>t</m:t>
+            </m:r>
+          </m:sub>
+        </m:sSub>
+        <m:r>
+          <m:rPr>
+            <m:sty m:val="p"/>
+          </m:rPr>
+          <w:rPr>
+            <w:rFonts w:ascii="Cambria Math" w:hAnsi="Cambria Math"/>
+            <w:lang w:eastAsia="zh-CN"/>
+          </w:rPr>
+          <m:t>,</m:t>
+        </m:r>
+        <m:sSub>
+          <m:sSubPr>
+            <m:ctrlPr>
+              <w:rPr>
+                <w:rFonts w:ascii="Cambria Math" w:hAnsi="Cambria Math"/>
+              </w:rPr>
+            </m:ctrlPr>
+          </m:sSubPr>
+          <m:e>
+            <m:r>
+              <w:rPr>
+                <w:rFonts w:ascii="Cambria Math" w:hAnsi="Cambria Math"/>
+                <w:lang w:eastAsia="zh-CN"/>
+              </w:rPr>
+              <m:t>K</m:t>
+            </m:r>
+          </m:e>
+          <m:sub>
+            <m:r>
+              <w:rPr>
+                <w:rFonts w:ascii="Cambria Math" w:hAnsi="Cambria Math"/>
+                <w:lang w:eastAsia="zh-CN"/>
+              </w:rPr>
+              <m:t>t</m:t>
+            </m:r>
+          </m:sub>
+        </m:sSub>
+        <m:r>
+          <m:rPr>
+            <m:sty m:val="p"/>
+          </m:rPr>
+          <w:rPr>
+            <w:rFonts w:ascii="Cambria Math" w:hAnsi="Cambria Math"/>
+            <w:lang w:eastAsia="zh-CN"/>
+          </w:rPr>
+          <m:t>,</m:t>
+        </m:r>
+        <m:sSub>
+          <m:sSubPr>
+            <m:ctrlPr>
+              <w:rPr>
+                <w:rFonts w:ascii="Cambria Math" w:hAnsi="Cambria Math"/>
+              </w:rPr>
+            </m:ctrlPr>
+          </m:sSubPr>
+          <m:e>
+            <m:r>
+              <w:rPr>
+                <w:rFonts w:ascii="Cambria Math" w:hAnsi="Cambria Math"/>
+                <w:lang w:eastAsia="zh-CN"/>
+              </w:rPr>
+              <m:t>K</m:t>
+            </m:r>
+          </m:e>
+          <m:sub>
+            <m:r>
+              <w:rPr>
+                <w:rFonts w:ascii="Cambria Math" w:hAnsi="Cambria Math"/>
+                <w:lang w:eastAsia="zh-CN"/>
+              </w:rPr>
+              <m:t>t</m:t>
+            </m:r>
+          </m:sub>
+        </m:sSub>
+        <m:r>
+          <m:rPr>
+            <m:sty m:val="p"/>
+          </m:rPr>
+          <w:rPr>
+            <w:rFonts w:ascii="Cambria Math" w:hAnsi="Cambria Math"/>
+            <w:lang w:eastAsia="zh-CN"/>
+          </w:rPr>
+          <m:t>,</m:t>
+        </m:r>
+        <m:sSub>
+          <m:sSubPr>
+            <m:ctrlPr>
+              <w:rPr>
+                <w:rFonts w:ascii="Cambria Math" w:hAnsi="Cambria Math"/>
+              </w:rPr>
+            </m:ctrlPr>
+          </m:sSubPr>
+          <m:e>
+            <m:r>
+              <w:rPr>
+                <w:rFonts w:ascii="Cambria Math" w:hAnsi="Cambria Math"/>
+                <w:lang w:eastAsia="zh-CN"/>
+              </w:rPr>
+              <m:t>K</m:t>
+            </m:r>
+          </m:e>
+          <m:sub>
+            <m:r>
+              <w:rPr>
+                <w:rFonts w:ascii="Cambria Math" w:hAnsi="Cambria Math"/>
+                <w:lang w:eastAsia="zh-CN"/>
+              </w:rPr>
+              <m:t>r</m:t>
+            </m:r>
+          </m:sub>
+        </m:sSub>
+        <m:r>
+          <m:rPr>
+            <m:sty m:val="p"/>
+          </m:rPr>
+          <w:rPr>
+            <w:rFonts w:ascii="Cambria Math" w:hAnsi="Cambria Math"/>
+            <w:lang w:eastAsia="zh-CN"/>
+          </w:rPr>
+          <m:t>,</m:t>
+        </m:r>
+        <m:sSub>
+          <m:sSubPr>
+            <m:ctrlPr>
+              <w:rPr>
+                <w:rFonts w:ascii="Cambria Math" w:hAnsi="Cambria Math"/>
+              </w:rPr>
+            </m:ctrlPr>
+          </m:sSubPr>
+          <m:e>
+            <m:r>
+              <w:rPr>
+                <w:rFonts w:ascii="Cambria Math" w:hAnsi="Cambria Math"/>
+                <w:lang w:eastAsia="zh-CN"/>
+              </w:rPr>
+              <m:t>K</m:t>
+            </m:r>
+          </m:e>
+          <m:sub>
+            <m:r>
+              <w:rPr>
+                <w:rFonts w:ascii="Cambria Math" w:hAnsi="Cambria Math"/>
+                <w:lang w:eastAsia="zh-CN"/>
+              </w:rPr>
+              <m:t>r</m:t>
+            </m:r>
+          </m:sub>
+        </m:sSub>
+        <m:r>
+          <m:rPr>
+            <m:sty m:val="p"/>
+          </m:rPr>
+          <w:rPr>
+            <w:rFonts w:ascii="Cambria Math" w:hAnsi="Cambria Math"/>
+            <w:lang w:eastAsia="zh-CN"/>
+          </w:rPr>
+          <m:t>,</m:t>
+        </m:r>
+        <m:sSub>
+          <m:sSubPr>
+            <m:ctrlPr>
+              <w:rPr>
+                <w:rFonts w:ascii="Cambria Math" w:hAnsi="Cambria Math"/>
+              </w:rPr>
+            </m:ctrlPr>
+          </m:sSubPr>
+          <m:e>
+            <m:r>
+              <w:rPr>
+                <w:rFonts w:ascii="Cambria Math" w:hAnsi="Cambria Math"/>
+                <w:lang w:eastAsia="zh-CN"/>
+              </w:rPr>
+              <m:t>K</m:t>
+            </m:r>
+          </m:e>
+          <m:sub>
+            <m:r>
+              <w:rPr>
+                <w:rFonts w:ascii="Cambria Math" w:hAnsi="Cambria Math"/>
+                <w:lang w:eastAsia="zh-CN"/>
+              </w:rPr>
+              <m:t>r</m:t>
+            </m:r>
+          </m:sub>
+        </m:sSub>
+        <m:r>
+          <m:rPr>
+            <m:sty m:val="p"/>
+          </m:rPr>
+          <w:rPr>
+            <w:rFonts w:ascii="Cambria Math" w:hAnsi="Cambria Math"/>
+            <w:lang w:eastAsia="zh-CN"/>
+          </w:rPr>
+          <m:t>)</m:t>
+        </m:r>
+      </m:oMath>
       <w:r>
         <w:rPr>
           <w:rFonts w:ascii="Times New Roman"/>
+          <w:lang w:eastAsia="zh-CN"/>
         </w:rPr>
         <w:tab/>
-      </w:r>
-      <w:r>
-        <w:rPr>
-          <w:rFonts w:ascii="Times New Roman"/>
-        </w:rPr>
-        <w:t xml:space="preserve">(3)</w:t>
+        <w:t>(5)</w:t>
       </w:r>
     </w:p>
     <w:p>
@@ -6205,55 +7202,157 @@
       <w:r>
         <w:rPr>
           <w:rFonts w:ascii="Times New Roman" w:eastAsia="宋体" w:hAnsi="Times New Roman"/>
-        </w:rPr>
-        <w:t>其中，</w:t>
-      </w:r>
-      <w:r>
-        <w:rPr>
-          <w:rFonts w:ascii="Times New Roman" w:eastAsia="宋体" w:hAnsi="Times New Roman"/>
-        </w:rPr>
-        <w:t xml:space="preserve"/>
-      </w:r>
-      <w:r>
-        <m:oMath>
-          <m:r>
-            <m:t>S</m:t>
-          </m:r>
-        </m:oMath>
-      </w:r>
-      <w:r>
-        <w:rPr>
-          <w:rFonts w:ascii="Times New Roman" w:eastAsia="宋体" w:hAnsi="Times New Roman"/>
+          <w:lang w:eastAsia="zh-CN"/>
+        </w:rPr>
+        <w:t>阻尼由阻尼比</w:t>
+      </w:r>
+      <m:oMath>
+        <m:r>
+          <w:rPr>
+            <w:rFonts w:ascii="Cambria Math" w:hAnsi="Cambria Math"/>
+            <w:lang w:eastAsia="zh-CN"/>
+          </w:rPr>
+          <m:t>ζ</m:t>
+        </m:r>
+      </m:oMath>
+      <w:r>
+        <w:rPr>
+          <w:rFonts w:ascii="Times New Roman" w:eastAsia="宋体" w:hAnsi="Times New Roman"/>
+          <w:lang w:eastAsia="zh-CN"/>
+        </w:rPr>
+        <w:t xml:space="preserve">  </w:t>
+      </w:r>
+      <w:r>
+        <w:rPr>
+          <w:rFonts w:ascii="Times New Roman" w:eastAsia="宋体" w:hAnsi="Times New Roman"/>
+          <w:lang w:eastAsia="zh-CN"/>
+        </w:rPr>
+        <w:t>调节。视觉自动模式下，系统根据识别到的物体操作属性自动更新</w:t>
+      </w:r>
+      <m:oMath>
+        <m:sSub>
+          <m:sSubPr>
+            <m:ctrlPr>
+              <w:rPr>
+                <w:rFonts w:ascii="Cambria Math" w:hAnsi="Cambria Math"/>
+              </w:rPr>
+            </m:ctrlPr>
+          </m:sSubPr>
+          <m:e>
+            <m:r>
+              <w:rPr>
+                <w:rFonts w:ascii="Cambria Math" w:hAnsi="Cambria Math"/>
+                <w:lang w:eastAsia="zh-CN"/>
+              </w:rPr>
+              <m:t>K</m:t>
+            </m:r>
+          </m:e>
+          <m:sub>
+            <m:r>
+              <w:rPr>
+                <w:rFonts w:ascii="Cambria Math" w:hAnsi="Cambria Math"/>
+                <w:lang w:eastAsia="zh-CN"/>
+              </w:rPr>
+              <m:t>t</m:t>
+            </m:r>
+          </m:sub>
+        </m:sSub>
+      </m:oMath>
+      <w:r>
+        <w:rPr>
+          <w:rFonts w:ascii="Times New Roman" w:eastAsia="宋体" w:hAnsi="Times New Roman"/>
+          <w:lang w:eastAsia="zh-CN"/>
         </w:rPr>
         <w:t xml:space="preserve"> </w:t>
       </w:r>
-      <w:proofErr w:type="spellStart"/>
-      <w:r>
-        <w:rPr>
-          <w:rFonts w:ascii="Times New Roman" w:eastAsia="宋体" w:hAnsi="Times New Roman"/>
-        </w:rPr>
-        <w:t>为主从位置映射比例系数</w:t>
-      </w:r>
-      <w:proofErr w:type="spellEnd"/>
-      <w:r>
-        <w:rPr>
-          <w:rFonts w:ascii="Times New Roman" w:eastAsia="宋体" w:hAnsi="Times New Roman"/>
-        </w:rPr>
-        <w:t>。</w:t>
-      </w:r>
-      <w:r>
-        <w:rPr>
-          <w:rFonts w:ascii="Times New Roman" w:eastAsia="宋体" w:hAnsi="Times New Roman"/>
-          <w:lang w:eastAsia="zh-CN"/>
-        </w:rPr>
-        <w:t>该增量式映射能够避免主端回中时从端机械臂被强制拉回初始位置，使操作者可以</w:t>
-      </w:r>
-      <w:r>
-        <w:rPr>
-          <w:rFonts w:ascii="Times New Roman" w:eastAsia="宋体" w:hAnsi="Times New Roman"/>
-          <w:lang w:eastAsia="zh-CN"/>
-        </w:rPr>
-        <w:t>连续控制末端位置。</w:t>
+      <w:r>
+        <w:rPr>
+          <w:rFonts w:ascii="Times New Roman" w:eastAsia="宋体" w:hAnsi="Times New Roman"/>
+          <w:lang w:eastAsia="zh-CN"/>
+        </w:rPr>
+        <w:t>、</w:t>
+      </w:r>
+      <m:oMath>
+        <m:sSub>
+          <m:sSubPr>
+            <m:ctrlPr>
+              <w:rPr>
+                <w:rFonts w:ascii="Cambria Math" w:hAnsi="Cambria Math"/>
+              </w:rPr>
+            </m:ctrlPr>
+          </m:sSubPr>
+          <m:e>
+            <m:r>
+              <w:rPr>
+                <w:rFonts w:ascii="Cambria Math" w:hAnsi="Cambria Math"/>
+                <w:lang w:eastAsia="zh-CN"/>
+              </w:rPr>
+              <m:t>K</m:t>
+            </m:r>
+          </m:e>
+          <m:sub>
+            <m:r>
+              <w:rPr>
+                <w:rFonts w:ascii="Cambria Math" w:hAnsi="Cambria Math"/>
+                <w:lang w:eastAsia="zh-CN"/>
+              </w:rPr>
+              <m:t>r</m:t>
+            </m:r>
+          </m:sub>
+        </m:sSub>
+      </m:oMath>
+      <w:r>
+        <w:rPr>
+          <w:rFonts w:ascii="Times New Roman" w:eastAsia="宋体" w:hAnsi="Times New Roman"/>
+          <w:lang w:eastAsia="zh-CN"/>
+        </w:rPr>
+        <w:t xml:space="preserve"> </w:t>
+      </w:r>
+      <w:r>
+        <w:rPr>
+          <w:rFonts w:ascii="Times New Roman" w:eastAsia="宋体" w:hAnsi="Times New Roman"/>
+          <w:lang w:eastAsia="zh-CN"/>
+        </w:rPr>
+        <w:t>和</w:t>
+      </w:r>
+      <w:r>
+        <w:rPr>
+          <w:rFonts w:ascii="Times New Roman" w:eastAsia="宋体" w:hAnsi="Times New Roman"/>
+          <w:lang w:eastAsia="zh-CN"/>
+        </w:rPr>
+        <w:t xml:space="preserve"> </w:t>
+      </w:r>
+      <m:oMath>
+        <m:r>
+          <w:rPr>
+            <w:rFonts w:ascii="Cambria Math" w:hAnsi="Cambria Math"/>
+            <w:lang w:eastAsia="zh-CN"/>
+          </w:rPr>
+          <m:t>ζ</m:t>
+        </m:r>
+      </m:oMath>
+      <w:r>
+        <w:rPr>
+          <w:rFonts w:ascii="Times New Roman" w:eastAsia="宋体" w:hAnsi="Times New Roman"/>
+          <w:lang w:eastAsia="zh-CN"/>
+        </w:rPr>
+        <w:t>，从而形成与物体属性匹配</w:t>
+      </w:r>
+      <w:proofErr w:type="gramStart"/>
+      <w:r>
+        <w:rPr>
+          <w:rFonts w:ascii="Times New Roman" w:eastAsia="宋体" w:hAnsi="Times New Roman"/>
+          <w:lang w:eastAsia="zh-CN"/>
+        </w:rPr>
+        <w:t>的从端动态</w:t>
+      </w:r>
+      <w:proofErr w:type="gramEnd"/>
+      <w:r>
+        <w:rPr>
+          <w:rFonts w:ascii="Times New Roman" w:eastAsia="宋体" w:hAnsi="Times New Roman"/>
+          <w:lang w:eastAsia="zh-CN"/>
+        </w:rPr>
+        <w:t>行为。</w:t>
       </w:r>
     </w:p>
     <w:p>
@@ -6264,13 +7363,14 @@
           <w:lang w:eastAsia="zh-CN"/>
         </w:rPr>
       </w:pPr>
-      <w:bookmarkStart w:id="10" w:name="从端阻抗控制"/>
+      <w:bookmarkStart w:id="11" w:name="主端力反馈"/>
       <w:r>
         <w:rPr>
           <w:rFonts w:ascii="Times New Roman" w:eastAsia="黑体" w:hAnsi="Times New Roman"/>
           <w:lang w:eastAsia="zh-CN"/>
         </w:rPr>
-        <w:t xml:space="preserve">4.2 </w:t>
+        <w:lastRenderedPageBreak/>
+        <w:t xml:space="preserve">4.3 </w:t>
       </w:r>
       <w:proofErr w:type="gramStart"/>
       <w:r>
@@ -6278,7 +7378,7 @@
           <w:rFonts w:ascii="Times New Roman" w:eastAsia="黑体" w:hAnsi="Times New Roman"/>
           <w:lang w:eastAsia="zh-CN"/>
         </w:rPr>
-        <w:t>从端阻抗</w:t>
+        <w:t>主端力</w:t>
       </w:r>
       <w:proofErr w:type="gramEnd"/>
       <w:r>
@@ -6286,9 +7386,9 @@
           <w:rFonts w:ascii="Times New Roman" w:eastAsia="黑体" w:hAnsi="Times New Roman"/>
           <w:lang w:eastAsia="zh-CN"/>
         </w:rPr>
-        <w:t>控制</w:t>
-      </w:r>
-      <w:bookmarkEnd w:id="10"/>
+        <w:t>反馈</w:t>
+      </w:r>
+      <w:bookmarkEnd w:id="11"/>
     </w:p>
     <w:p>
       <w:pPr>
@@ -6305,14 +7405,7 @@
           <w:rFonts w:ascii="Times New Roman" w:eastAsia="宋体" w:hAnsi="Times New Roman"/>
           <w:lang w:eastAsia="zh-CN"/>
         </w:rPr>
-        <w:t xml:space="preserve">Panda </w:t>
-      </w:r>
-      <w:r>
-        <w:rPr>
-          <w:rFonts w:ascii="Times New Roman" w:eastAsia="宋体" w:hAnsi="Times New Roman"/>
-          <w:lang w:eastAsia="zh-CN"/>
-        </w:rPr>
-        <w:t>机械</w:t>
+        <w:t>设</w:t>
       </w:r>
       <w:proofErr w:type="gramStart"/>
       <w:r>
@@ -6320,7 +7413,7 @@
           <w:rFonts w:ascii="Times New Roman" w:eastAsia="宋体" w:hAnsi="Times New Roman"/>
           <w:lang w:eastAsia="zh-CN"/>
         </w:rPr>
-        <w:t>臂采用笛</w:t>
+        <w:t>从端估计</w:t>
       </w:r>
       <w:proofErr w:type="gramEnd"/>
       <w:r>
@@ -6328,22 +7421,528 @@
           <w:rFonts w:ascii="Times New Roman" w:eastAsia="宋体" w:hAnsi="Times New Roman"/>
           <w:lang w:eastAsia="zh-CN"/>
         </w:rPr>
-        <w:t>卡尔阻抗控制。其等效控制关系可表示为</w:t>
-      </w:r>
-      <w:r>
-        <w:rPr>
-          <w:rFonts w:ascii="Times New Roman" w:eastAsia="宋体" w:hAnsi="Times New Roman"/>
-          <w:vertAlign w:val="superscript"/>
-          <w:lang w:eastAsia="zh-CN"/>
-        </w:rPr>
-        <w:t>[1-3]</w:t>
-      </w:r>
-      <w:r>
-        <w:rPr>
-          <w:rFonts w:ascii="Times New Roman" w:eastAsia="宋体" w:hAnsi="Times New Roman"/>
-          <w:lang w:eastAsia="zh-CN"/>
-        </w:rPr>
-        <w:t>：</w:t>
+        <w:t>外力为</w:t>
+      </w:r>
+      <m:oMath>
+        <m:sSub>
+          <m:sSubPr>
+            <m:ctrlPr>
+              <w:rPr>
+                <w:rFonts w:ascii="Cambria Math" w:hAnsi="Cambria Math"/>
+              </w:rPr>
+            </m:ctrlPr>
+          </m:sSubPr>
+          <m:e>
+            <m:r>
+              <w:rPr>
+                <w:rFonts w:ascii="Cambria Math" w:hAnsi="Cambria Math"/>
+                <w:lang w:eastAsia="zh-CN"/>
+              </w:rPr>
+              <m:t>F</m:t>
+            </m:r>
+          </m:e>
+          <m:sub>
+            <m:r>
+              <w:rPr>
+                <w:rFonts w:ascii="Cambria Math" w:hAnsi="Cambria Math"/>
+                <w:lang w:eastAsia="zh-CN"/>
+              </w:rPr>
+              <m:t>ext</m:t>
+            </m:r>
+          </m:sub>
+        </m:sSub>
+      </m:oMath>
+      <w:r>
+        <w:rPr>
+          <w:rFonts w:ascii="Times New Roman" w:eastAsia="宋体" w:hAnsi="Times New Roman"/>
+          <w:lang w:eastAsia="zh-CN"/>
+        </w:rPr>
+        <w:t xml:space="preserve"> </w:t>
+      </w:r>
+      <w:r>
+        <w:rPr>
+          <w:rFonts w:ascii="Times New Roman" w:eastAsia="宋体" w:hAnsi="Times New Roman"/>
+          <w:lang w:eastAsia="zh-CN"/>
+        </w:rPr>
+        <w:t>，</w:t>
+      </w:r>
+      <w:proofErr w:type="gramStart"/>
+      <w:r>
+        <w:rPr>
+          <w:rFonts w:ascii="Times New Roman" w:eastAsia="宋体" w:hAnsi="Times New Roman"/>
+          <w:lang w:eastAsia="zh-CN"/>
+        </w:rPr>
+        <w:t>主端力</w:t>
+      </w:r>
+      <w:proofErr w:type="gramEnd"/>
+      <w:r>
+        <w:rPr>
+          <w:rFonts w:ascii="Times New Roman" w:eastAsia="宋体" w:hAnsi="Times New Roman"/>
+          <w:lang w:eastAsia="zh-CN"/>
+        </w:rPr>
+        <w:t>反馈为</w:t>
+      </w:r>
+      <m:oMath>
+        <m:sSub>
+          <m:sSubPr>
+            <m:ctrlPr>
+              <w:rPr>
+                <w:rFonts w:ascii="Cambria Math" w:hAnsi="Cambria Math"/>
+              </w:rPr>
+            </m:ctrlPr>
+          </m:sSubPr>
+          <m:e>
+            <m:r>
+              <w:rPr>
+                <w:rFonts w:ascii="Cambria Math" w:hAnsi="Cambria Math"/>
+                <w:lang w:eastAsia="zh-CN"/>
+              </w:rPr>
+              <m:t>F</m:t>
+            </m:r>
+          </m:e>
+          <m:sub>
+            <m:r>
+              <w:rPr>
+                <w:rFonts w:ascii="Cambria Math" w:hAnsi="Cambria Math"/>
+                <w:lang w:eastAsia="zh-CN"/>
+              </w:rPr>
+              <m:t>h</m:t>
+            </m:r>
+          </m:sub>
+        </m:sSub>
+      </m:oMath>
+      <w:r>
+        <w:rPr>
+          <w:rFonts w:ascii="Times New Roman" w:eastAsia="宋体" w:hAnsi="Times New Roman"/>
+          <w:lang w:eastAsia="zh-CN"/>
+        </w:rPr>
+        <w:t xml:space="preserve"> </w:t>
+      </w:r>
+      <w:r>
+        <w:rPr>
+          <w:rFonts w:ascii="Times New Roman" w:eastAsia="宋体" w:hAnsi="Times New Roman"/>
+          <w:lang w:eastAsia="zh-CN"/>
+        </w:rPr>
+        <w:t>。系统采用反馈增益和死区函数处理外力：</w:t>
+      </w:r>
+    </w:p>
+    <w:p>
+      <w:pPr>
+        <w:pStyle w:val="a0"/>
+        <w:tabs>
+          <w:tab w:val="center" w:pos="4253"/>
+          <w:tab w:val="right" w:pos="8506"/>
+        </w:tabs>
+        <w:spacing w:line="360" w:lineRule="auto"/>
+        <w:ind w:firstLine="480"/>
+        <w:jc w:val="both"/>
+        <w:rPr>
+          <w:lang w:eastAsia="zh-CN"/>
+        </w:rPr>
+      </w:pPr>
+      <w:r>
+        <w:rPr>
+          <w:rFonts w:ascii="Times New Roman"/>
+          <w:lang w:eastAsia="zh-CN"/>
+        </w:rPr>
+        <w:tab/>
+      </w:r>
+      <m:oMath>
+        <m:sSub>
+          <m:sSubPr>
+            <m:ctrlPr>
+              <w:rPr>
+                <w:rFonts w:ascii="Cambria Math" w:hAnsi="Cambria Math"/>
+              </w:rPr>
+            </m:ctrlPr>
+          </m:sSubPr>
+          <m:e>
+            <m:r>
+              <w:rPr>
+                <w:rFonts w:ascii="Cambria Math" w:hAnsi="Cambria Math"/>
+              </w:rPr>
+              <m:t>F</m:t>
+            </m:r>
+          </m:e>
+          <m:sub>
+            <m:r>
+              <w:rPr>
+                <w:rFonts w:ascii="Cambria Math" w:hAnsi="Cambria Math"/>
+              </w:rPr>
+              <m:t>h</m:t>
+            </m:r>
+          </m:sub>
+        </m:sSub>
+        <m:r>
+          <m:rPr>
+            <m:sty m:val="p"/>
+          </m:rPr>
+          <w:rPr>
+            <w:rFonts w:ascii="Cambria Math" w:hAnsi="Cambria Math"/>
+          </w:rPr>
+          <m:t>=</m:t>
+        </m:r>
+        <m:d>
+          <m:dPr>
+            <m:begChr m:val="{"/>
+            <m:endChr m:val=""/>
+            <m:ctrlPr>
+              <w:rPr>
+                <w:rFonts w:ascii="Cambria Math" w:hAnsi="Cambria Math"/>
+              </w:rPr>
+            </m:ctrlPr>
+          </m:dPr>
+          <m:e>
+            <m:m>
+              <m:mPr>
+                <m:plcHide m:val="1"/>
+                <m:mcs>
+                  <m:mc>
+                    <m:mcPr>
+                      <m:count m:val="2"/>
+                      <m:mcJc m:val="left"/>
+                    </m:mcPr>
+                  </m:mc>
+                </m:mcs>
+                <m:ctrlPr>
+                  <w:rPr>
+                    <w:rFonts w:ascii="Cambria Math" w:hAnsi="Cambria Math"/>
+                  </w:rPr>
+                </m:ctrlPr>
+              </m:mPr>
+              <m:mr>
+                <m:e>
+                  <m:r>
+                    <w:rPr>
+                      <w:rFonts w:ascii="Cambria Math" w:hAnsi="Cambria Math"/>
+                    </w:rPr>
+                    <m:t>0</m:t>
+                  </m:r>
+                  <m:r>
+                    <m:rPr>
+                      <m:sty m:val="p"/>
+                    </m:rPr>
+                    <w:rPr>
+                      <w:rFonts w:ascii="Cambria Math" w:hAnsi="Cambria Math"/>
+                    </w:rPr>
+                    <m:t>,</m:t>
+                  </m:r>
+                </m:e>
+                <m:e>
+                  <m:r>
+                    <m:rPr>
+                      <m:sty m:val="p"/>
+                    </m:rPr>
+                    <w:rPr>
+                      <w:rFonts w:ascii="Cambria Math" w:hAnsi="Cambria Math"/>
+                    </w:rPr>
+                    <m:t>|</m:t>
+                  </m:r>
+                  <m:sSub>
+                    <m:sSubPr>
+                      <m:ctrlPr>
+                        <w:rPr>
+                          <w:rFonts w:ascii="Cambria Math" w:hAnsi="Cambria Math"/>
+                        </w:rPr>
+                      </m:ctrlPr>
+                    </m:sSubPr>
+                    <m:e>
+                      <m:r>
+                        <w:rPr>
+                          <w:rFonts w:ascii="Cambria Math" w:hAnsi="Cambria Math"/>
+                        </w:rPr>
+                        <m:t>K</m:t>
+                      </m:r>
+                    </m:e>
+                    <m:sub>
+                      <m:r>
+                        <w:rPr>
+                          <w:rFonts w:ascii="Cambria Math" w:hAnsi="Cambria Math"/>
+                        </w:rPr>
+                        <m:t>f</m:t>
+                      </m:r>
+                    </m:sub>
+                  </m:sSub>
+                  <m:sSub>
+                    <m:sSubPr>
+                      <m:ctrlPr>
+                        <w:rPr>
+                          <w:rFonts w:ascii="Cambria Math" w:hAnsi="Cambria Math"/>
+                        </w:rPr>
+                      </m:ctrlPr>
+                    </m:sSubPr>
+                    <m:e>
+                      <m:r>
+                        <w:rPr>
+                          <w:rFonts w:ascii="Cambria Math" w:hAnsi="Cambria Math"/>
+                        </w:rPr>
+                        <m:t>F</m:t>
+                      </m:r>
+                    </m:e>
+                    <m:sub>
+                      <m:r>
+                        <w:rPr>
+                          <w:rFonts w:ascii="Cambria Math" w:hAnsi="Cambria Math"/>
+                        </w:rPr>
+                        <m:t>ext</m:t>
+                      </m:r>
+                    </m:sub>
+                  </m:sSub>
+                  <m:r>
+                    <m:rPr>
+                      <m:sty m:val="p"/>
+                    </m:rPr>
+                    <w:rPr>
+                      <w:rFonts w:ascii="Cambria Math" w:hAnsi="Cambria Math"/>
+                    </w:rPr>
+                    <m:t>|≤</m:t>
+                  </m:r>
+                  <m:r>
+                    <w:rPr>
+                      <w:rFonts w:ascii="Cambria Math" w:hAnsi="Cambria Math"/>
+                    </w:rPr>
+                    <m:t>d</m:t>
+                  </m:r>
+                </m:e>
+              </m:mr>
+              <m:mr>
+                <m:e>
+                  <m:r>
+                    <m:rPr>
+                      <m:nor/>
+                    </m:rPr>
+                    <m:t>sgn</m:t>
+                  </m:r>
+                  <m:r>
+                    <m:rPr>
+                      <m:sty m:val="p"/>
+                    </m:rPr>
+                    <w:rPr>
+                      <w:rFonts w:ascii="Cambria Math" w:hAnsi="Cambria Math"/>
+                    </w:rPr>
+                    <m:t>(</m:t>
+                  </m:r>
+                  <m:sSub>
+                    <m:sSubPr>
+                      <m:ctrlPr>
+                        <w:rPr>
+                          <w:rFonts w:ascii="Cambria Math" w:hAnsi="Cambria Math"/>
+                        </w:rPr>
+                      </m:ctrlPr>
+                    </m:sSubPr>
+                    <m:e>
+                      <m:r>
+                        <w:rPr>
+                          <w:rFonts w:ascii="Cambria Math" w:hAnsi="Cambria Math"/>
+                        </w:rPr>
+                        <m:t>K</m:t>
+                      </m:r>
+                    </m:e>
+                    <m:sub>
+                      <m:r>
+                        <w:rPr>
+                          <w:rFonts w:ascii="Cambria Math" w:hAnsi="Cambria Math"/>
+                        </w:rPr>
+                        <m:t>f</m:t>
+                      </m:r>
+                    </m:sub>
+                  </m:sSub>
+                  <m:sSub>
+                    <m:sSubPr>
+                      <m:ctrlPr>
+                        <w:rPr>
+                          <w:rFonts w:ascii="Cambria Math" w:hAnsi="Cambria Math"/>
+                        </w:rPr>
+                      </m:ctrlPr>
+                    </m:sSubPr>
+                    <m:e>
+                      <m:r>
+                        <w:rPr>
+                          <w:rFonts w:ascii="Cambria Math" w:hAnsi="Cambria Math"/>
+                        </w:rPr>
+                        <m:t>F</m:t>
+                      </m:r>
+                    </m:e>
+                    <m:sub>
+                      <m:r>
+                        <w:rPr>
+                          <w:rFonts w:ascii="Cambria Math" w:hAnsi="Cambria Math"/>
+                        </w:rPr>
+                        <m:t>ext</m:t>
+                      </m:r>
+                    </m:sub>
+                  </m:sSub>
+                  <m:r>
+                    <m:rPr>
+                      <m:sty m:val="p"/>
+                    </m:rPr>
+                    <w:rPr>
+                      <w:rFonts w:ascii="Cambria Math" w:hAnsi="Cambria Math"/>
+                    </w:rPr>
+                    <m:t>)(|</m:t>
+                  </m:r>
+                  <m:sSub>
+                    <m:sSubPr>
+                      <m:ctrlPr>
+                        <w:rPr>
+                          <w:rFonts w:ascii="Cambria Math" w:hAnsi="Cambria Math"/>
+                        </w:rPr>
+                      </m:ctrlPr>
+                    </m:sSubPr>
+                    <m:e>
+                      <m:r>
+                        <w:rPr>
+                          <w:rFonts w:ascii="Cambria Math" w:hAnsi="Cambria Math"/>
+                        </w:rPr>
+                        <m:t>K</m:t>
+                      </m:r>
+                    </m:e>
+                    <m:sub>
+                      <m:r>
+                        <w:rPr>
+                          <w:rFonts w:ascii="Cambria Math" w:hAnsi="Cambria Math"/>
+                        </w:rPr>
+                        <m:t>f</m:t>
+                      </m:r>
+                    </m:sub>
+                  </m:sSub>
+                  <m:sSub>
+                    <m:sSubPr>
+                      <m:ctrlPr>
+                        <w:rPr>
+                          <w:rFonts w:ascii="Cambria Math" w:hAnsi="Cambria Math"/>
+                        </w:rPr>
+                      </m:ctrlPr>
+                    </m:sSubPr>
+                    <m:e>
+                      <m:r>
+                        <w:rPr>
+                          <w:rFonts w:ascii="Cambria Math" w:hAnsi="Cambria Math"/>
+                        </w:rPr>
+                        <m:t>F</m:t>
+                      </m:r>
+                    </m:e>
+                    <m:sub>
+                      <m:r>
+                        <w:rPr>
+                          <w:rFonts w:ascii="Cambria Math" w:hAnsi="Cambria Math"/>
+                        </w:rPr>
+                        <m:t>ext</m:t>
+                      </m:r>
+                    </m:sub>
+                  </m:sSub>
+                  <m:r>
+                    <m:rPr>
+                      <m:sty m:val="p"/>
+                    </m:rPr>
+                    <w:rPr>
+                      <w:rFonts w:ascii="Cambria Math" w:hAnsi="Cambria Math"/>
+                    </w:rPr>
+                    <m:t>|-</m:t>
+                  </m:r>
+                  <m:r>
+                    <w:rPr>
+                      <w:rFonts w:ascii="Cambria Math" w:hAnsi="Cambria Math"/>
+                    </w:rPr>
+                    <m:t>d</m:t>
+                  </m:r>
+                  <m:r>
+                    <m:rPr>
+                      <m:sty m:val="p"/>
+                    </m:rPr>
+                    <w:rPr>
+                      <w:rFonts w:ascii="Cambria Math" w:hAnsi="Cambria Math"/>
+                    </w:rPr>
+                    <m:t>),</m:t>
+                  </m:r>
+                </m:e>
+                <m:e>
+                  <m:r>
+                    <m:rPr>
+                      <m:sty m:val="p"/>
+                    </m:rPr>
+                    <w:rPr>
+                      <w:rFonts w:ascii="Cambria Math" w:hAnsi="Cambria Math"/>
+                    </w:rPr>
+                    <m:t>|</m:t>
+                  </m:r>
+                  <m:sSub>
+                    <m:sSubPr>
+                      <m:ctrlPr>
+                        <w:rPr>
+                          <w:rFonts w:ascii="Cambria Math" w:hAnsi="Cambria Math"/>
+                        </w:rPr>
+                      </m:ctrlPr>
+                    </m:sSubPr>
+                    <m:e>
+                      <m:r>
+                        <w:rPr>
+                          <w:rFonts w:ascii="Cambria Math" w:hAnsi="Cambria Math"/>
+                        </w:rPr>
+                        <m:t>K</m:t>
+                      </m:r>
+                    </m:e>
+                    <m:sub>
+                      <m:r>
+                        <w:rPr>
+                          <w:rFonts w:ascii="Cambria Math" w:hAnsi="Cambria Math"/>
+                        </w:rPr>
+                        <m:t>f</m:t>
+                      </m:r>
+                    </m:sub>
+                  </m:sSub>
+                  <m:sSub>
+                    <m:sSubPr>
+                      <m:ctrlPr>
+                        <w:rPr>
+                          <w:rFonts w:ascii="Cambria Math" w:hAnsi="Cambria Math"/>
+                        </w:rPr>
+                      </m:ctrlPr>
+                    </m:sSubPr>
+                    <m:e>
+                      <m:r>
+                        <w:rPr>
+                          <w:rFonts w:ascii="Cambria Math" w:hAnsi="Cambria Math"/>
+                        </w:rPr>
+                        <m:t>F</m:t>
+                      </m:r>
+                    </m:e>
+                    <m:sub>
+                      <m:r>
+                        <w:rPr>
+                          <w:rFonts w:ascii="Cambria Math" w:hAnsi="Cambria Math"/>
+                        </w:rPr>
+                        <m:t>ext</m:t>
+                      </m:r>
+                    </m:sub>
+                  </m:sSub>
+                  <m:r>
+                    <m:rPr>
+                      <m:sty m:val="p"/>
+                    </m:rPr>
+                    <w:rPr>
+                      <w:rFonts w:ascii="Cambria Math" w:hAnsi="Cambria Math"/>
+                    </w:rPr>
+                    <m:t>|&gt;</m:t>
+                  </m:r>
+                  <m:r>
+                    <w:rPr>
+                      <w:rFonts w:ascii="Cambria Math" w:hAnsi="Cambria Math"/>
+                    </w:rPr>
+                    <m:t>d</m:t>
+                  </m:r>
+                </m:e>
+              </m:mr>
+            </m:m>
+          </m:e>
+        </m:d>
+      </m:oMath>
+      <w:r>
+        <w:rPr>
+          <w:rFonts w:ascii="Times New Roman"/>
+        </w:rPr>
+        <w:tab/>
+        <w:t>(6)</w:t>
       </w:r>
     </w:p>
     <w:p>
@@ -6355,163 +7954,360 @@
         <w:rPr>
           <w:lang w:eastAsia="zh-CN"/>
         </w:rPr>
-        <w:tabs>
-          <w:tab w:val="center" w:pos="4253"/>
-          <w:tab w:val="right" w:pos="8506"/>
-        </w:tabs>
-      </w:pPr>
-      <w:r>
-        <w:rPr>
-          <w:rFonts w:ascii="Times New Roman"/>
-        </w:rPr>
-        <w:tab/>
-      </w:r>
-      <w:r>
-        <m:oMath>
-          <m:r>
-            <m:t>F</m:t>
-          </m:r>
-          <m:r>
-            <m:rPr>
-              <m:sty m:val="p"/>
-            </m:rPr>
-            <m:t>=</m:t>
-          </m:r>
-          <m:r>
-            <m:t>K</m:t>
-          </m:r>
-          <m:r>
-            <m:rPr>
-              <m:sty m:val="p"/>
-            </m:rPr>
-            <m:t>(</m:t>
-          </m:r>
-          <m:r>
-            <m:t>c</m:t>
-          </m:r>
-          <m:r>
-            <m:rPr>
-              <m:sty m:val="p"/>
-            </m:rPr>
-            <m:t>)</m:t>
-          </m:r>
-          <m:r>
-            <m:rPr>
-              <m:sty m:val="p"/>
-            </m:rPr>
-            <m:t>(</m:t>
-          </m:r>
-          <m:sSub>
-            <m:e>
-              <m:r>
-                <m:t>x</m:t>
-              </m:r>
-            </m:e>
-            <m:sub>
-              <m:r>
-                <m:t>d</m:t>
-              </m:r>
-            </m:sub>
-          </m:sSub>
-          <m:r>
-            <m:rPr>
-              <m:sty m:val="p"/>
-            </m:rPr>
-            <m:t>−</m:t>
-          </m:r>
-          <m:r>
-            <m:t>x</m:t>
-          </m:r>
-          <m:r>
-            <m:rPr>
-              <m:sty m:val="p"/>
-            </m:rPr>
-            <m:t>)</m:t>
-          </m:r>
-          <m:r>
-            <m:rPr>
-              <m:sty m:val="p"/>
-            </m:rPr>
-            <m:t>+</m:t>
-          </m:r>
-          <m:r>
-            <m:t>D</m:t>
-          </m:r>
-          <m:r>
-            <m:rPr>
-              <m:sty m:val="p"/>
-            </m:rPr>
-            <m:t>(</m:t>
-          </m:r>
-          <m:r>
-            <m:t>c</m:t>
-          </m:r>
-          <m:r>
-            <m:rPr>
-              <m:sty m:val="p"/>
-            </m:rPr>
-            <m:t>)</m:t>
-          </m:r>
-          <m:r>
-            <m:rPr>
-              <m:sty m:val="p"/>
-            </m:rPr>
-            <m:t>(</m:t>
-          </m:r>
-          <m:sSub>
-            <m:e>
-              <m:acc>
-                <m:accPr>
-                  <m:chr m:val="̇"/>
-                </m:accPr>
-                <m:e>
-                  <m:r>
-                    <m:t>x</m:t>
-                  </m:r>
-                </m:e>
-              </m:acc>
-            </m:e>
-            <m:sub>
-              <m:r>
-                <m:t>d</m:t>
-              </m:r>
-            </m:sub>
-          </m:sSub>
-          <m:r>
-            <m:rPr>
-              <m:sty m:val="p"/>
-            </m:rPr>
-            <m:t>−</m:t>
-          </m:r>
-          <m:acc>
-            <m:accPr>
-              <m:chr m:val="̇"/>
-            </m:accPr>
-            <m:e>
-              <m:r>
-                <m:t>x</m:t>
-              </m:r>
-            </m:e>
-          </m:acc>
-          <m:r>
-            <m:rPr>
-              <m:sty m:val="p"/>
-            </m:rPr>
-            <m:t>)</m:t>
-          </m:r>
-        </m:oMath>
-      </w:r>
-      <w:r>
-        <w:rPr>
-          <w:rFonts w:ascii="Times New Roman"/>
-        </w:rPr>
-        <w:tab/>
-      </w:r>
-      <w:r>
-        <w:rPr>
-          <w:rFonts w:ascii="Times New Roman"/>
-        </w:rPr>
-        <w:t xml:space="preserve">(4)</w:t>
+      </w:pPr>
+      <w:r>
+        <w:rPr>
+          <w:rFonts w:ascii="Times New Roman" w:eastAsia="宋体" w:hAnsi="Times New Roman"/>
+          <w:lang w:eastAsia="zh-CN"/>
+        </w:rPr>
+        <w:t>其中，</w:t>
+      </w:r>
+      <m:oMath>
+        <m:sSub>
+          <m:sSubPr>
+            <m:ctrlPr>
+              <w:rPr>
+                <w:rFonts w:ascii="Cambria Math" w:hAnsi="Cambria Math"/>
+              </w:rPr>
+            </m:ctrlPr>
+          </m:sSubPr>
+          <m:e>
+            <m:r>
+              <w:rPr>
+                <w:rFonts w:ascii="Cambria Math" w:hAnsi="Cambria Math"/>
+                <w:lang w:eastAsia="zh-CN"/>
+              </w:rPr>
+              <m:t>K</m:t>
+            </m:r>
+          </m:e>
+          <m:sub>
+            <m:r>
+              <w:rPr>
+                <w:rFonts w:ascii="Cambria Math" w:hAnsi="Cambria Math"/>
+                <w:lang w:eastAsia="zh-CN"/>
+              </w:rPr>
+              <m:t>f</m:t>
+            </m:r>
+          </m:sub>
+        </m:sSub>
+      </m:oMath>
+      <w:r>
+        <w:rPr>
+          <w:rFonts w:ascii="Times New Roman" w:eastAsia="宋体" w:hAnsi="Times New Roman"/>
+          <w:lang w:eastAsia="zh-CN"/>
+        </w:rPr>
+        <w:t xml:space="preserve"> </w:t>
+      </w:r>
+      <w:r>
+        <w:rPr>
+          <w:rFonts w:ascii="Times New Roman" w:eastAsia="宋体" w:hAnsi="Times New Roman"/>
+          <w:lang w:eastAsia="zh-CN"/>
+        </w:rPr>
+        <w:t>为力反馈增益，</w:t>
+      </w:r>
+      <m:oMath>
+        <m:r>
+          <w:rPr>
+            <w:rFonts w:ascii="Cambria Math" w:hAnsi="Cambria Math"/>
+            <w:lang w:eastAsia="zh-CN"/>
+          </w:rPr>
+          <m:t>d</m:t>
+        </m:r>
+      </m:oMath>
+      <w:r>
+        <w:rPr>
+          <w:rFonts w:ascii="Times New Roman" w:eastAsia="宋体" w:hAnsi="Times New Roman"/>
+          <w:lang w:eastAsia="zh-CN"/>
+        </w:rPr>
+        <w:t xml:space="preserve"> </w:t>
+      </w:r>
+      <w:r>
+        <w:rPr>
+          <w:rFonts w:ascii="Times New Roman" w:eastAsia="宋体" w:hAnsi="Times New Roman"/>
+          <w:lang w:eastAsia="zh-CN"/>
+        </w:rPr>
+        <w:t>为死区。</w:t>
+      </w:r>
+      <w:r>
+        <w:rPr>
+          <w:rFonts w:ascii="Times New Roman" w:eastAsia="宋体" w:hAnsi="Times New Roman"/>
+          <w:lang w:eastAsia="zh-CN"/>
+        </w:rPr>
+        <w:t xml:space="preserve">soft </w:t>
+      </w:r>
+      <w:r>
+        <w:rPr>
+          <w:rFonts w:ascii="Times New Roman" w:eastAsia="宋体" w:hAnsi="Times New Roman"/>
+          <w:lang w:eastAsia="zh-CN"/>
+        </w:rPr>
+        <w:t>类物体采用较小</w:t>
+      </w:r>
+      <m:oMath>
+        <m:sSub>
+          <m:sSubPr>
+            <m:ctrlPr>
+              <w:rPr>
+                <w:rFonts w:ascii="Cambria Math" w:hAnsi="Cambria Math"/>
+              </w:rPr>
+            </m:ctrlPr>
+          </m:sSubPr>
+          <m:e>
+            <m:r>
+              <w:rPr>
+                <w:rFonts w:ascii="Cambria Math" w:hAnsi="Cambria Math"/>
+                <w:lang w:eastAsia="zh-CN"/>
+              </w:rPr>
+              <m:t>K</m:t>
+            </m:r>
+          </m:e>
+          <m:sub>
+            <m:r>
+              <w:rPr>
+                <w:rFonts w:ascii="Cambria Math" w:hAnsi="Cambria Math"/>
+                <w:lang w:eastAsia="zh-CN"/>
+              </w:rPr>
+              <m:t>f</m:t>
+            </m:r>
+          </m:sub>
+        </m:sSub>
+      </m:oMath>
+      <w:r>
+        <w:rPr>
+          <w:rFonts w:ascii="Times New Roman" w:eastAsia="宋体" w:hAnsi="Times New Roman"/>
+          <w:lang w:eastAsia="zh-CN"/>
+        </w:rPr>
+        <w:t xml:space="preserve"> </w:t>
+      </w:r>
+      <w:r>
+        <w:rPr>
+          <w:rFonts w:ascii="Times New Roman" w:eastAsia="宋体" w:hAnsi="Times New Roman"/>
+          <w:lang w:eastAsia="zh-CN"/>
+        </w:rPr>
+        <w:t>，以避免操作者在</w:t>
+      </w:r>
+      <w:proofErr w:type="gramStart"/>
+      <w:r>
+        <w:rPr>
+          <w:rFonts w:ascii="Times New Roman" w:eastAsia="宋体" w:hAnsi="Times New Roman"/>
+          <w:lang w:eastAsia="zh-CN"/>
+        </w:rPr>
+        <w:t>主端感受</w:t>
+      </w:r>
+      <w:proofErr w:type="gramEnd"/>
+      <w:r>
+        <w:rPr>
+          <w:rFonts w:ascii="Times New Roman" w:eastAsia="宋体" w:hAnsi="Times New Roman"/>
+          <w:lang w:eastAsia="zh-CN"/>
+        </w:rPr>
+        <w:t>到过强冲击；</w:t>
+      </w:r>
+      <w:r>
+        <w:rPr>
+          <w:rFonts w:ascii="Times New Roman" w:eastAsia="宋体" w:hAnsi="Times New Roman"/>
+          <w:lang w:eastAsia="zh-CN"/>
+        </w:rPr>
+        <w:t xml:space="preserve">hard </w:t>
+      </w:r>
+      <w:r>
+        <w:rPr>
+          <w:rFonts w:ascii="Times New Roman" w:eastAsia="宋体" w:hAnsi="Times New Roman"/>
+          <w:lang w:eastAsia="zh-CN"/>
+        </w:rPr>
+        <w:t>类物体采用较大</w:t>
+      </w:r>
+      <m:oMath>
+        <m:sSub>
+          <m:sSubPr>
+            <m:ctrlPr>
+              <w:rPr>
+                <w:rFonts w:ascii="Cambria Math" w:hAnsi="Cambria Math"/>
+              </w:rPr>
+            </m:ctrlPr>
+          </m:sSubPr>
+          <m:e>
+            <m:r>
+              <w:rPr>
+                <w:rFonts w:ascii="Cambria Math" w:hAnsi="Cambria Math"/>
+                <w:lang w:eastAsia="zh-CN"/>
+              </w:rPr>
+              <m:t>K</m:t>
+            </m:r>
+          </m:e>
+          <m:sub>
+            <m:r>
+              <w:rPr>
+                <w:rFonts w:ascii="Cambria Math" w:hAnsi="Cambria Math"/>
+                <w:lang w:eastAsia="zh-CN"/>
+              </w:rPr>
+              <m:t>f</m:t>
+            </m:r>
+          </m:sub>
+        </m:sSub>
+      </m:oMath>
+      <w:r>
+        <w:rPr>
+          <w:rFonts w:ascii="Times New Roman" w:eastAsia="宋体" w:hAnsi="Times New Roman"/>
+          <w:lang w:eastAsia="zh-CN"/>
+        </w:rPr>
+        <w:t xml:space="preserve"> </w:t>
+      </w:r>
+      <w:r>
+        <w:rPr>
+          <w:rFonts w:ascii="Times New Roman" w:eastAsia="宋体" w:hAnsi="Times New Roman"/>
+          <w:lang w:eastAsia="zh-CN"/>
+        </w:rPr>
+        <w:t>，以增强接触提示。</w:t>
+      </w:r>
+    </w:p>
+    <w:p>
+      <w:pPr>
+        <w:pStyle w:val="3"/>
+        <w:spacing w:before="60" w:after="40"/>
+        <w:rPr>
+          <w:lang w:eastAsia="zh-CN"/>
+        </w:rPr>
+      </w:pPr>
+      <w:bookmarkStart w:id="12" w:name="夹爪执行参数调度"/>
+      <w:r>
+        <w:rPr>
+          <w:rFonts w:ascii="Times New Roman" w:eastAsia="黑体" w:hAnsi="Times New Roman"/>
+          <w:lang w:eastAsia="zh-CN"/>
+        </w:rPr>
+        <w:t xml:space="preserve">4.4 </w:t>
+      </w:r>
+      <w:proofErr w:type="gramStart"/>
+      <w:r>
+        <w:rPr>
+          <w:rFonts w:ascii="Times New Roman" w:eastAsia="黑体" w:hAnsi="Times New Roman"/>
+          <w:lang w:eastAsia="zh-CN"/>
+        </w:rPr>
+        <w:t>夹爪执行</w:t>
+      </w:r>
+      <w:proofErr w:type="gramEnd"/>
+      <w:r>
+        <w:rPr>
+          <w:rFonts w:ascii="Times New Roman" w:eastAsia="黑体" w:hAnsi="Times New Roman"/>
+          <w:lang w:eastAsia="zh-CN"/>
+        </w:rPr>
+        <w:t>参数调度</w:t>
+      </w:r>
+      <w:bookmarkEnd w:id="12"/>
+    </w:p>
+    <w:p>
+      <w:pPr>
+        <w:pStyle w:val="FirstParagraph"/>
+        <w:spacing w:line="360" w:lineRule="auto"/>
+        <w:ind w:firstLine="480"/>
+        <w:jc w:val="both"/>
+        <w:rPr>
+          <w:lang w:eastAsia="zh-CN"/>
+        </w:rPr>
+      </w:pPr>
+      <w:r>
+        <w:rPr>
+          <w:rFonts w:ascii="Times New Roman" w:eastAsia="宋体" w:hAnsi="Times New Roman"/>
+          <w:lang w:eastAsia="zh-CN"/>
+        </w:rPr>
+        <w:t xml:space="preserve">Franka Hand </w:t>
+      </w:r>
+      <w:proofErr w:type="gramStart"/>
+      <w:r>
+        <w:rPr>
+          <w:rFonts w:ascii="Times New Roman" w:eastAsia="宋体" w:hAnsi="Times New Roman"/>
+          <w:lang w:eastAsia="zh-CN"/>
+        </w:rPr>
+        <w:t>夹爪由</w:t>
+      </w:r>
+      <w:proofErr w:type="gramEnd"/>
+      <w:r>
+        <w:rPr>
+          <w:rFonts w:ascii="Times New Roman" w:eastAsia="宋体" w:hAnsi="Times New Roman"/>
+          <w:lang w:eastAsia="zh-CN"/>
+        </w:rPr>
+        <w:t xml:space="preserve"> Omega.7 </w:t>
+      </w:r>
+      <w:r>
+        <w:rPr>
+          <w:rFonts w:ascii="Times New Roman" w:eastAsia="宋体" w:hAnsi="Times New Roman"/>
+          <w:lang w:eastAsia="zh-CN"/>
+        </w:rPr>
+        <w:t>夹钳角度控制。系统根据夹钳开合程度执行张开、力控抓取和保持等状态切换。视觉策略库进一步为不同物体类别设置不同</w:t>
+      </w:r>
+      <w:proofErr w:type="gramStart"/>
+      <w:r>
+        <w:rPr>
+          <w:rFonts w:ascii="Times New Roman" w:eastAsia="宋体" w:hAnsi="Times New Roman"/>
+          <w:lang w:eastAsia="zh-CN"/>
+        </w:rPr>
+        <w:t>夹爪速度</w:t>
+      </w:r>
+      <w:proofErr w:type="gramEnd"/>
+      <w:r>
+        <w:rPr>
+          <w:rFonts w:ascii="Times New Roman" w:eastAsia="宋体" w:hAnsi="Times New Roman"/>
+          <w:lang w:eastAsia="zh-CN"/>
+        </w:rPr>
+        <w:t>和力限制。</w:t>
+      </w:r>
+      <w:r>
+        <w:rPr>
+          <w:rFonts w:ascii="Times New Roman" w:eastAsia="宋体" w:hAnsi="Times New Roman"/>
+          <w:lang w:eastAsia="zh-CN"/>
+        </w:rPr>
+        <w:t xml:space="preserve">soft </w:t>
+      </w:r>
+      <w:r>
+        <w:rPr>
+          <w:rFonts w:ascii="Times New Roman" w:eastAsia="宋体" w:hAnsi="Times New Roman"/>
+          <w:lang w:eastAsia="zh-CN"/>
+        </w:rPr>
+        <w:t>类物体采用较慢</w:t>
+      </w:r>
+      <w:proofErr w:type="gramStart"/>
+      <w:r>
+        <w:rPr>
+          <w:rFonts w:ascii="Times New Roman" w:eastAsia="宋体" w:hAnsi="Times New Roman"/>
+          <w:lang w:eastAsia="zh-CN"/>
+        </w:rPr>
+        <w:t>夹爪速度</w:t>
+      </w:r>
+      <w:proofErr w:type="gramEnd"/>
+      <w:r>
+        <w:rPr>
+          <w:rFonts w:ascii="Times New Roman" w:eastAsia="宋体" w:hAnsi="Times New Roman"/>
+          <w:lang w:eastAsia="zh-CN"/>
+        </w:rPr>
+        <w:t>和较低夹持力，以减少形变；</w:t>
+      </w:r>
+      <w:r>
+        <w:rPr>
+          <w:rFonts w:ascii="Times New Roman" w:eastAsia="宋体" w:hAnsi="Times New Roman"/>
+          <w:lang w:eastAsia="zh-CN"/>
+        </w:rPr>
+        <w:t xml:space="preserve">hard </w:t>
+      </w:r>
+      <w:r>
+        <w:rPr>
+          <w:rFonts w:ascii="Times New Roman" w:eastAsia="宋体" w:hAnsi="Times New Roman"/>
+          <w:lang w:eastAsia="zh-CN"/>
+        </w:rPr>
+        <w:t>类物体允许</w:t>
+      </w:r>
+      <w:proofErr w:type="gramStart"/>
+      <w:r>
+        <w:rPr>
+          <w:rFonts w:ascii="Times New Roman" w:eastAsia="宋体" w:hAnsi="Times New Roman"/>
+          <w:lang w:eastAsia="zh-CN"/>
+        </w:rPr>
+        <w:t>较快夹爪动作</w:t>
+      </w:r>
+      <w:proofErr w:type="gramEnd"/>
+      <w:r>
+        <w:rPr>
+          <w:rFonts w:ascii="Times New Roman" w:eastAsia="宋体" w:hAnsi="Times New Roman"/>
+          <w:lang w:eastAsia="zh-CN"/>
+        </w:rPr>
+        <w:t>，以提高任务效率。</w:t>
       </w:r>
     </w:p>
     <w:p>
@@ -6529,588 +8325,114 @@
           <w:rFonts w:ascii="Times New Roman" w:eastAsia="宋体" w:hAnsi="Times New Roman"/>
           <w:lang w:eastAsia="zh-CN"/>
         </w:rPr>
-        <w:t>其中，</w:t>
-      </w:r>
-      <w:r>
-        <m:oMath>
-          <m:sSub>
-            <m:e>
-              <m:r>
-                <m:t>x</m:t>
-              </m:r>
-            </m:e>
-            <m:sub>
-              <m:r>
-                <m:t>d</m:t>
-              </m:r>
-            </m:sub>
-          </m:sSub>
-        </m:oMath>
-      </w:r>
-      <w:r>
-        <w:rPr>
-          <w:rFonts w:ascii="Times New Roman" w:eastAsia="宋体" w:hAnsi="Times New Roman"/>
-          <w:lang w:eastAsia="zh-CN"/>
-        </w:rPr>
-        <w:t/>
-      </w:r>
-      <w:proofErr w:type="spellStart"/>
-      <w:proofErr w:type="spellEnd"/>
-      <w:r>
-        <w:rPr>
-          <w:rFonts w:ascii="Times New Roman" w:eastAsia="宋体" w:hAnsi="Times New Roman"/>
-          <w:lang w:eastAsia="zh-CN"/>
-        </w:rPr>
-        <w:t xml:space="preserve"> </w:t>
-      </w:r>
-      <w:r>
-        <w:rPr>
-          <w:rFonts w:ascii="Times New Roman" w:eastAsia="宋体" w:hAnsi="Times New Roman"/>
-          <w:lang w:eastAsia="zh-CN"/>
-        </w:rPr>
-        <w:t>为期望末端位置，</w:t>
-      </w:r>
-      <w:r>
-        <w:rPr>
-          <w:rFonts w:ascii="Times New Roman" w:eastAsia="宋体" w:hAnsi="Times New Roman"/>
-          <w:lang w:eastAsia="zh-CN"/>
-        </w:rPr>
-        <w:t xml:space="preserve"/>
-      </w:r>
-      <w:r>
-        <m:oMath>
-          <m:r>
-            <m:t>x</m:t>
-          </m:r>
-        </m:oMath>
-      </w:r>
-      <w:r>
-        <w:rPr>
-          <w:rFonts w:ascii="Times New Roman" w:eastAsia="宋体" w:hAnsi="Times New Roman"/>
-          <w:lang w:eastAsia="zh-CN"/>
-        </w:rPr>
-        <w:t xml:space="preserve"> </w:t>
-      </w:r>
-      <w:r>
-        <w:rPr>
-          <w:rFonts w:ascii="Times New Roman" w:eastAsia="宋体" w:hAnsi="Times New Roman"/>
-          <w:lang w:eastAsia="zh-CN"/>
-        </w:rPr>
-        <w:t>为实际末端位置，</w:t>
-      </w:r>
-      <w:r>
-        <w:rPr>
-          <w:rFonts w:ascii="Times New Roman" w:eastAsia="宋体" w:hAnsi="Times New Roman"/>
-          <w:lang w:eastAsia="zh-CN"/>
-        </w:rPr>
-        <w:t xml:space="preserve"/>
-      </w:r>
-      <w:r>
-        <m:oMath>
-          <m:r>
-            <m:t>K</m:t>
-          </m:r>
-          <m:r>
-            <m:rPr>
-              <m:sty m:val="p"/>
-            </m:rPr>
-            <m:t>(</m:t>
-          </m:r>
-          <m:r>
-            <m:t>c</m:t>
-          </m:r>
-          <m:r>
-            <m:rPr>
-              <m:sty m:val="p"/>
-            </m:rPr>
-            <m:t>)</m:t>
-          </m:r>
-        </m:oMath>
-      </w:r>
-      <w:r>
-        <w:rPr>
-          <w:rFonts w:ascii="Times New Roman" w:eastAsia="宋体" w:hAnsi="Times New Roman"/>
-          <w:lang w:eastAsia="zh-CN"/>
-        </w:rPr>
-        <w:t xml:space="preserve"> </w:t>
-      </w:r>
-      <w:r>
-        <w:rPr>
-          <w:rFonts w:ascii="Times New Roman" w:eastAsia="宋体" w:hAnsi="Times New Roman"/>
-          <w:lang w:eastAsia="zh-CN"/>
-        </w:rPr>
-        <w:t>和</w:t>
-      </w:r>
-      <w:r>
-        <w:rPr>
-          <w:rFonts w:ascii="Times New Roman" w:eastAsia="宋体" w:hAnsi="Times New Roman"/>
-          <w:lang w:eastAsia="zh-CN"/>
-        </w:rPr>
-        <w:t xml:space="preserve"> </w:t>
-      </w:r>
-      <w:r>
-        <m:oMath>
-          <m:r>
-            <m:t>D</m:t>
-          </m:r>
-          <m:r>
-            <m:rPr>
-              <m:sty m:val="p"/>
-            </m:rPr>
-            <m:t>(</m:t>
-          </m:r>
-          <m:r>
-            <m:t>c</m:t>
-          </m:r>
-          <m:r>
-            <m:rPr>
-              <m:sty m:val="p"/>
-            </m:rPr>
-            <m:t>)</m:t>
-          </m:r>
-        </m:oMath>
-      </w:r>
-      <w:r>
-        <w:rPr>
-          <w:rFonts w:ascii="Times New Roman" w:eastAsia="宋体" w:hAnsi="Times New Roman"/>
-          <w:lang w:eastAsia="zh-CN"/>
-        </w:rPr>
-        <w:t xml:space="preserve"> </w:t>
-      </w:r>
-      <w:r>
-        <w:rPr>
-          <w:rFonts w:ascii="Times New Roman" w:eastAsia="宋体" w:hAnsi="Times New Roman"/>
-          <w:lang w:eastAsia="zh-CN"/>
-        </w:rPr>
-        <w:t>分别为由物体类别</w:t>
-      </w:r>
-      <w:r>
-        <w:rPr>
-          <w:rFonts w:ascii="Times New Roman" w:eastAsia="宋体" w:hAnsi="Times New Roman"/>
-          <w:lang w:eastAsia="zh-CN"/>
-        </w:rPr>
-        <w:t xml:space="preserve"> </w:t>
-      </w:r>
-      <w:r>
-        <m:oMath>
-          <m:r>
-            <m:t>c</m:t>
-          </m:r>
-        </m:oMath>
-      </w:r>
-      <w:r>
-        <w:rPr>
-          <w:rFonts w:ascii="Times New Roman" w:eastAsia="宋体" w:hAnsi="Times New Roman"/>
-          <w:lang w:eastAsia="zh-CN"/>
-        </w:rPr>
-        <w:t xml:space="preserve"> </w:t>
-      </w:r>
-      <w:r>
-        <w:rPr>
-          <w:rFonts w:ascii="Times New Roman" w:eastAsia="宋体" w:hAnsi="Times New Roman"/>
-          <w:lang w:eastAsia="zh-CN"/>
-        </w:rPr>
-        <w:t>决定的刚度矩阵和阻尼矩阵。刚度矩阵定义为：</w:t>
+        <w:t>综上，本文方法并非单纯根据视觉结果切换刚度，而是通过视觉语义同时</w:t>
+      </w:r>
+      <w:proofErr w:type="gramStart"/>
+      <w:r>
+        <w:rPr>
+          <w:rFonts w:ascii="Times New Roman" w:eastAsia="宋体" w:hAnsi="Times New Roman"/>
+          <w:lang w:eastAsia="zh-CN"/>
+        </w:rPr>
+        <w:t>调度从端阻抗</w:t>
+      </w:r>
+      <w:proofErr w:type="gramEnd"/>
+      <w:r>
+        <w:rPr>
+          <w:rFonts w:ascii="Times New Roman" w:eastAsia="宋体" w:hAnsi="Times New Roman"/>
+          <w:lang w:eastAsia="zh-CN"/>
+        </w:rPr>
+        <w:t>、</w:t>
+      </w:r>
+      <w:proofErr w:type="gramStart"/>
+      <w:r>
+        <w:rPr>
+          <w:rFonts w:ascii="Times New Roman" w:eastAsia="宋体" w:hAnsi="Times New Roman"/>
+          <w:lang w:eastAsia="zh-CN"/>
+        </w:rPr>
+        <w:t>主端力</w:t>
+      </w:r>
+      <w:proofErr w:type="gramEnd"/>
+      <w:r>
+        <w:rPr>
+          <w:rFonts w:ascii="Times New Roman" w:eastAsia="宋体" w:hAnsi="Times New Roman"/>
+          <w:lang w:eastAsia="zh-CN"/>
+        </w:rPr>
+        <w:t>反馈和</w:t>
+      </w:r>
+      <w:proofErr w:type="gramStart"/>
+      <w:r>
+        <w:rPr>
+          <w:rFonts w:ascii="Times New Roman" w:eastAsia="宋体" w:hAnsi="Times New Roman"/>
+          <w:lang w:eastAsia="zh-CN"/>
+        </w:rPr>
+        <w:t>夹爪执行</w:t>
+      </w:r>
+      <w:proofErr w:type="gramEnd"/>
+      <w:r>
+        <w:rPr>
+          <w:rFonts w:ascii="Times New Roman" w:eastAsia="宋体" w:hAnsi="Times New Roman"/>
+          <w:lang w:eastAsia="zh-CN"/>
+        </w:rPr>
+        <w:t>参数，形成多参数协同的</w:t>
+      </w:r>
+      <w:proofErr w:type="gramStart"/>
+      <w:r>
+        <w:rPr>
+          <w:rFonts w:ascii="Times New Roman" w:eastAsia="宋体" w:hAnsi="Times New Roman"/>
+          <w:lang w:eastAsia="zh-CN"/>
+        </w:rPr>
+        <w:t>遥操作</w:t>
+      </w:r>
+      <w:proofErr w:type="gramEnd"/>
+      <w:r>
+        <w:rPr>
+          <w:rFonts w:ascii="Times New Roman" w:eastAsia="宋体" w:hAnsi="Times New Roman"/>
+          <w:lang w:eastAsia="zh-CN"/>
+        </w:rPr>
+        <w:t>辅助机制。</w:t>
       </w:r>
     </w:p>
     <w:p>
       <w:pPr>
-        <w:pStyle w:val="a0"/>
-        <w:spacing w:line="360" w:lineRule="auto"/>
-        <w:ind w:firstLine="480"/>
-        <w:jc w:val="both"/>
-        <w:rPr>
-          <w:lang w:eastAsia="zh-CN"/>
-        </w:rPr>
-        <w:tabs>
-          <w:tab w:val="center" w:pos="4253"/>
-          <w:tab w:val="right" w:pos="8506"/>
-        </w:tabs>
-      </w:pPr>
-      <w:r>
-        <w:rPr>
-          <w:rFonts w:ascii="Times New Roman"/>
-        </w:rPr>
-        <w:tab/>
-      </w:r>
-      <w:r>
-        <m:oMath>
-          <m:r>
-            <m:t>K</m:t>
-          </m:r>
-          <m:r>
-            <m:rPr>
-              <m:sty m:val="p"/>
-            </m:rPr>
-            <m:t>(</m:t>
-          </m:r>
-          <m:r>
-            <m:t>c</m:t>
-          </m:r>
-          <m:r>
-            <m:rPr>
-              <m:sty m:val="p"/>
-            </m:rPr>
-            <m:t>)</m:t>
-          </m:r>
-          <m:r>
-            <m:rPr>
-              <m:sty m:val="p"/>
-            </m:rPr>
-            <m:t>=</m:t>
-          </m:r>
-          <m:r>
-            <m:nor/>
-            <m:rPr>
-              <m:sty m:val="p"/>
-            </m:rPr>
-            <m:t>d</m:t>
-          </m:r>
-          <m:r>
-            <m:nor/>
-            <m:rPr>
-              <m:sty m:val="p"/>
-            </m:rPr>
-            <m:t>i</m:t>
-          </m:r>
-          <m:r>
-            <m:nor/>
-            <m:rPr>
-              <m:sty m:val="p"/>
-            </m:rPr>
-            <m:t>a</m:t>
-          </m:r>
-          <m:r>
-            <m:nor/>
-            <m:rPr>
-              <m:sty m:val="p"/>
-            </m:rPr>
-            <m:t>g</m:t>
-          </m:r>
-          <m:r>
-            <m:rPr>
-              <m:sty m:val="p"/>
-            </m:rPr>
-            <m:t>(</m:t>
-          </m:r>
-          <m:sSub>
-            <m:e>
-              <m:r>
-                <m:t>K</m:t>
-              </m:r>
-            </m:e>
-            <m:sub>
-              <m:r>
-                <m:t>t</m:t>
-              </m:r>
-            </m:sub>
-          </m:sSub>
-          <m:r>
-            <m:rPr>
-              <m:sty m:val="p"/>
-            </m:rPr>
-            <m:t>,</m:t>
-          </m:r>
-          <m:sSub>
-            <m:e>
-              <m:r>
-                <m:t>K</m:t>
-              </m:r>
-            </m:e>
-            <m:sub>
-              <m:r>
-                <m:t>t</m:t>
-              </m:r>
-            </m:sub>
-          </m:sSub>
-          <m:r>
-            <m:rPr>
-              <m:sty m:val="p"/>
-            </m:rPr>
-            <m:t>,</m:t>
-          </m:r>
-          <m:sSub>
-            <m:e>
-              <m:r>
-                <m:t>K</m:t>
-              </m:r>
-            </m:e>
-            <m:sub>
-              <m:r>
-                <m:t>t</m:t>
-              </m:r>
-            </m:sub>
-          </m:sSub>
-          <m:r>
-            <m:rPr>
-              <m:sty m:val="p"/>
-            </m:rPr>
-            <m:t>,</m:t>
-          </m:r>
-          <m:sSub>
-            <m:e>
-              <m:r>
-                <m:t>K</m:t>
-              </m:r>
-            </m:e>
-            <m:sub>
-              <m:r>
-                <m:t>r</m:t>
-              </m:r>
-            </m:sub>
-          </m:sSub>
-          <m:r>
-            <m:rPr>
-              <m:sty m:val="p"/>
-            </m:rPr>
-            <m:t>,</m:t>
-          </m:r>
-          <m:sSub>
-            <m:e>
-              <m:r>
-                <m:t>K</m:t>
-              </m:r>
-            </m:e>
-            <m:sub>
-              <m:r>
-                <m:t>r</m:t>
-              </m:r>
-            </m:sub>
-          </m:sSub>
-          <m:r>
-            <m:rPr>
-              <m:sty m:val="p"/>
-            </m:rPr>
-            <m:t>,</m:t>
-          </m:r>
-          <m:sSub>
-            <m:e>
-              <m:r>
-                <m:t>K</m:t>
-              </m:r>
-            </m:e>
-            <m:sub>
-              <m:r>
-                <m:t>r</m:t>
-              </m:r>
-            </m:sub>
-          </m:sSub>
-          <m:r>
-            <m:rPr>
-              <m:sty m:val="p"/>
-            </m:rPr>
-            <m:t>)</m:t>
-          </m:r>
-        </m:oMath>
-      </w:r>
-      <w:r>
-        <w:rPr>
-          <w:rFonts w:ascii="Times New Roman"/>
-        </w:rPr>
-        <w:tab/>
-      </w:r>
-      <w:r>
-        <w:rPr>
-          <w:rFonts w:ascii="Times New Roman"/>
-        </w:rPr>
-        <w:t xml:space="preserve">(5)</w:t>
-      </w:r>
+        <w:pStyle w:val="2"/>
+        <w:spacing w:before="120" w:after="60"/>
+      </w:pPr>
+      <w:bookmarkStart w:id="13" w:name="实验设计"/>
+      <w:r>
+        <w:rPr>
+          <w:rFonts w:ascii="Times New Roman" w:eastAsia="黑体" w:hAnsi="Times New Roman"/>
+        </w:rPr>
+        <w:t xml:space="preserve">5 </w:t>
+      </w:r>
+      <w:proofErr w:type="spellStart"/>
+      <w:r>
+        <w:rPr>
+          <w:rFonts w:ascii="Times New Roman" w:eastAsia="黑体" w:hAnsi="Times New Roman"/>
+        </w:rPr>
+        <w:t>实验设计</w:t>
+      </w:r>
+      <w:bookmarkEnd w:id="13"/>
+      <w:proofErr w:type="spellEnd"/>
     </w:p>
     <w:p>
       <w:pPr>
-        <w:pStyle w:val="a0"/>
-        <w:spacing w:line="360" w:lineRule="auto"/>
-        <w:ind w:firstLine="480"/>
-        <w:jc w:val="both"/>
-        <w:rPr>
-          <w:lang w:eastAsia="zh-CN"/>
-        </w:rPr>
-      </w:pPr>
-      <w:r>
-        <w:rPr>
-          <w:rFonts w:ascii="Times New Roman" w:eastAsia="宋体" w:hAnsi="Times New Roman"/>
-          <w:lang w:eastAsia="zh-CN"/>
-        </w:rPr>
-        <w:t>阻尼由阻尼比</w:t>
-      </w:r>
-      <w:r>
-        <m:oMath>
-          <m:r>
-            <m:t>ζ</m:t>
-          </m:r>
-        </m:oMath>
-      </w:r>
-      <w:r>
-        <w:rPr>
-          <w:rFonts w:ascii="Times New Roman" w:eastAsia="宋体" w:hAnsi="Times New Roman"/>
-          <w:lang w:eastAsia="zh-CN"/>
-        </w:rPr>
-        <w:t xml:space="preserve"> </w:t>
-      </w:r>
-      <w:r>
-        <w:rPr>
-          <w:rFonts w:ascii="Times New Roman" w:eastAsia="宋体" w:hAnsi="Times New Roman"/>
-          <w:lang w:eastAsia="zh-CN"/>
-        </w:rPr>
-        <w:t xml:space="preserve"> </w:t>
-      </w:r>
-      <w:r>
-        <w:rPr>
-          <w:rFonts w:ascii="Times New Roman" w:eastAsia="宋体" w:hAnsi="Times New Roman"/>
-          <w:lang w:eastAsia="zh-CN"/>
-        </w:rPr>
-        <w:t>调节。视觉自动模式下，系统根据识别到的物体操作属性自动更新</w:t>
-      </w:r>
-      <w:r>
-        <m:oMath>
-          <m:sSub>
-            <m:e>
-              <m:r>
-                <m:t>K</m:t>
-              </m:r>
-            </m:e>
-            <m:sub>
-              <m:r>
-                <m:t>t</m:t>
-              </m:r>
-            </m:sub>
-          </m:sSub>
-        </m:oMath>
-      </w:r>
-      <w:r>
-        <w:rPr>
-          <w:rFonts w:ascii="Times New Roman" w:eastAsia="宋体" w:hAnsi="Times New Roman"/>
-          <w:lang w:eastAsia="zh-CN"/>
-        </w:rPr>
-        <w:t xml:space="preserve"> </w:t>
-      </w:r>
-      <w:proofErr w:type="spellStart"/>
-      <w:proofErr w:type="spellEnd"/>
-      <w:r>
-        <w:rPr>
-          <w:rFonts w:ascii="Times New Roman" w:eastAsia="宋体" w:hAnsi="Times New Roman"/>
-          <w:lang w:eastAsia="zh-CN"/>
-        </w:rPr>
-        <w:t/>
-      </w:r>
-      <w:r>
-        <w:rPr>
-          <w:rFonts w:ascii="Times New Roman" w:eastAsia="宋体" w:hAnsi="Times New Roman"/>
-          <w:lang w:eastAsia="zh-CN"/>
-        </w:rPr>
-        <w:t>、</w:t>
-      </w:r>
-      <w:r>
-        <m:oMath>
-          <m:sSub>
-            <m:e>
-              <m:r>
-                <m:t>K</m:t>
-              </m:r>
-            </m:e>
-            <m:sub>
-              <m:r>
-                <m:t>r</m:t>
-              </m:r>
-            </m:sub>
-          </m:sSub>
-        </m:oMath>
-      </w:r>
-      <w:r>
-        <w:rPr>
-          <w:rFonts w:ascii="Times New Roman" w:eastAsia="宋体" w:hAnsi="Times New Roman"/>
-          <w:lang w:eastAsia="zh-CN"/>
-        </w:rPr>
-        <w:t/>
-      </w:r>
-      <w:proofErr w:type="spellStart"/>
-      <w:proofErr w:type="spellEnd"/>
-      <w:r>
-        <w:rPr>
-          <w:rFonts w:ascii="Times New Roman" w:eastAsia="宋体" w:hAnsi="Times New Roman"/>
-          <w:lang w:eastAsia="zh-CN"/>
-        </w:rPr>
-        <w:t xml:space="preserve"> </w:t>
-      </w:r>
-      <w:r>
-        <w:rPr>
-          <w:rFonts w:ascii="Times New Roman" w:eastAsia="宋体" w:hAnsi="Times New Roman"/>
-          <w:lang w:eastAsia="zh-CN"/>
-        </w:rPr>
-        <w:t>和</w:t>
-      </w:r>
-      <w:r>
-        <w:rPr>
-          <w:rFonts w:ascii="Times New Roman" w:eastAsia="宋体" w:hAnsi="Times New Roman"/>
-          <w:lang w:eastAsia="zh-CN"/>
-        </w:rPr>
-        <w:t xml:space="preserve"> </w:t>
-      </w:r>
-      <w:r>
-        <m:oMath>
-          <m:r>
-            <m:t>ζ</m:t>
-          </m:r>
-        </m:oMath>
-      </w:r>
-      <w:r>
-        <w:rPr>
-          <w:rFonts w:ascii="Times New Roman" w:eastAsia="宋体" w:hAnsi="Times New Roman"/>
-          <w:lang w:eastAsia="zh-CN"/>
-        </w:rPr>
-        <w:t>，从而形成与物体属性匹配</w:t>
-      </w:r>
-      <w:proofErr w:type="gramStart"/>
-      <w:r>
-        <w:rPr>
-          <w:rFonts w:ascii="Times New Roman" w:eastAsia="宋体" w:hAnsi="Times New Roman"/>
-          <w:lang w:eastAsia="zh-CN"/>
-        </w:rPr>
-        <w:t>的从端动态</w:t>
-      </w:r>
-      <w:proofErr w:type="gramEnd"/>
-      <w:r>
-        <w:rPr>
-          <w:rFonts w:ascii="Times New Roman" w:eastAsia="宋体" w:hAnsi="Times New Roman"/>
-          <w:lang w:eastAsia="zh-CN"/>
-        </w:rPr>
-        <w:t>行为。</w:t>
-      </w:r>
-    </w:p>
-    <w:p>
-      <w:pPr>
         <w:pStyle w:val="3"/>
         <w:spacing w:before="60" w:after="40"/>
-        <w:rPr>
-          <w:lang w:eastAsia="zh-CN"/>
-        </w:rPr>
-      </w:pPr>
-      <w:bookmarkStart w:id="11" w:name="主端力反馈"/>
+      </w:pPr>
+      <w:bookmarkStart w:id="14" w:name="实验平台"/>
       <w:r>
         <w:rPr>
           <w:rFonts w:ascii="Times New Roman" w:eastAsia="黑体" w:hAnsi="Times New Roman"/>
-          <w:lang w:eastAsia="zh-CN"/>
-        </w:rPr>
-        <w:lastRenderedPageBreak/>
-        <w:t xml:space="preserve">4.3 </w:t>
-      </w:r>
-      <w:proofErr w:type="gramStart"/>
+        </w:rPr>
+        <w:t xml:space="preserve">5.1 </w:t>
+      </w:r>
       <w:r>
         <w:rPr>
           <w:rFonts w:ascii="Times New Roman" w:eastAsia="黑体" w:hAnsi="Times New Roman"/>
-          <w:lang w:eastAsia="zh-CN"/>
-        </w:rPr>
-        <w:t>主端力</w:t>
-      </w:r>
-      <w:proofErr w:type="gramEnd"/>
-      <w:r>
-        <w:rPr>
-          <w:rFonts w:ascii="Times New Roman" w:eastAsia="黑体" w:hAnsi="Times New Roman"/>
-          <w:lang w:eastAsia="zh-CN"/>
-        </w:rPr>
-        <w:t>反馈</w:t>
-      </w:r>
-      <w:bookmarkEnd w:id="11"/>
+        </w:rPr>
+        <w:t>实验平台</w:t>
+      </w:r>
+      <w:bookmarkEnd w:id="14"/>
     </w:p>
     <w:p>
       <w:pPr>
@@ -7125,1065 +8447,75 @@
       <w:r>
         <w:rPr>
           <w:rFonts w:ascii="Times New Roman" w:eastAsia="宋体" w:hAnsi="Times New Roman"/>
-          <w:lang w:eastAsia="zh-CN"/>
-        </w:rPr>
-        <w:t>设</w:t>
-      </w:r>
-      <w:proofErr w:type="gramStart"/>
-      <w:r>
-        <w:rPr>
-          <w:rFonts w:ascii="Times New Roman" w:eastAsia="宋体" w:hAnsi="Times New Roman"/>
-          <w:lang w:eastAsia="zh-CN"/>
-        </w:rPr>
-        <w:t>从端估计</w:t>
-      </w:r>
-      <w:proofErr w:type="gramEnd"/>
-      <w:r>
-        <w:rPr>
-          <w:rFonts w:ascii="Times New Roman" w:eastAsia="宋体" w:hAnsi="Times New Roman"/>
-          <w:lang w:eastAsia="zh-CN"/>
-        </w:rPr>
-        <w:t>外力为</w:t>
-      </w:r>
-      <w:r>
-        <m:oMath>
-          <m:sSub>
-            <m:e>
-              <m:r>
-                <m:t>F</m:t>
-              </m:r>
-            </m:e>
-            <m:sub>
-              <m:r>
-                <m:t>e</m:t>
-              </m:r>
-              <m:r>
-                <m:t>x</m:t>
-              </m:r>
-              <m:r>
-                <m:t>t</m:t>
-              </m:r>
-            </m:sub>
-          </m:sSub>
-        </m:oMath>
-      </w:r>
-      <w:r>
-        <w:rPr>
-          <w:rFonts w:ascii="Times New Roman" w:eastAsia="宋体" w:hAnsi="Times New Roman"/>
-          <w:lang w:eastAsia="zh-CN"/>
-        </w:rPr>
-        <w:t xml:space="preserve"> </w:t>
+        </w:rPr>
+        <w:t>实验平台由</w:t>
+      </w:r>
+      <w:r>
+        <w:rPr>
+          <w:rFonts w:ascii="Times New Roman" w:eastAsia="宋体" w:hAnsi="Times New Roman"/>
+        </w:rPr>
+        <w:t xml:space="preserve"> Omega.7 </w:t>
+      </w:r>
+      <w:r>
+        <w:rPr>
+          <w:rFonts w:ascii="Times New Roman" w:eastAsia="宋体" w:hAnsi="Times New Roman"/>
+        </w:rPr>
+        <w:t>力反馈设备、</w:t>
+      </w:r>
+      <w:r>
+        <w:rPr>
+          <w:rFonts w:ascii="Times New Roman" w:eastAsia="宋体" w:hAnsi="Times New Roman"/>
+        </w:rPr>
+        <w:t xml:space="preserve">Franka Panda </w:t>
+      </w:r>
+      <w:r>
+        <w:rPr>
+          <w:rFonts w:ascii="Times New Roman" w:eastAsia="宋体" w:hAnsi="Times New Roman"/>
+        </w:rPr>
+        <w:t>机械臂、</w:t>
+      </w:r>
+      <w:r>
+        <w:rPr>
+          <w:rFonts w:ascii="Times New Roman" w:eastAsia="宋体" w:hAnsi="Times New Roman"/>
+        </w:rPr>
+        <w:t xml:space="preserve">Franka Hand </w:t>
+      </w:r>
+      <w:r>
+        <w:rPr>
+          <w:rFonts w:ascii="Times New Roman" w:eastAsia="宋体" w:hAnsi="Times New Roman"/>
+        </w:rPr>
+        <w:t>夹爪和</w:t>
+      </w:r>
+      <w:r>
+        <w:rPr>
+          <w:rFonts w:ascii="Times New Roman" w:eastAsia="宋体" w:hAnsi="Times New Roman"/>
+        </w:rPr>
+        <w:t xml:space="preserve"> Intel RealSense D435i </w:t>
+      </w:r>
+      <w:r>
+        <w:rPr>
+          <w:rFonts w:ascii="Times New Roman" w:eastAsia="宋体" w:hAnsi="Times New Roman"/>
+        </w:rPr>
+        <w:t>相机构成。主控制程序运行频率为</w:t>
+      </w:r>
+      <w:r>
+        <w:rPr>
+          <w:rFonts w:ascii="Times New Roman" w:eastAsia="宋体" w:hAnsi="Times New Roman"/>
+        </w:rPr>
+        <w:t xml:space="preserve"> 200 </w:t>
       </w:r>
       <w:proofErr w:type="spellStart"/>
-      <w:proofErr w:type="spellEnd"/>
-      <w:r>
-        <w:rPr>
-          <w:rFonts w:ascii="Times New Roman" w:eastAsia="宋体" w:hAnsi="Times New Roman"/>
-          <w:lang w:eastAsia="zh-CN"/>
-        </w:rPr>
-        <w:t/>
-      </w:r>
-      <w:r>
-        <w:rPr>
-          <w:rFonts w:ascii="Times New Roman" w:eastAsia="宋体" w:hAnsi="Times New Roman"/>
-          <w:lang w:eastAsia="zh-CN"/>
-        </w:rPr>
-        <w:t>，</w:t>
-      </w:r>
-      <w:proofErr w:type="gramStart"/>
-      <w:r>
-        <w:rPr>
-          <w:rFonts w:ascii="Times New Roman" w:eastAsia="宋体" w:hAnsi="Times New Roman"/>
-          <w:lang w:eastAsia="zh-CN"/>
-        </w:rPr>
-        <w:t>主端力</w:t>
-      </w:r>
-      <w:proofErr w:type="gramEnd"/>
-      <w:r>
-        <w:rPr>
-          <w:rFonts w:ascii="Times New Roman" w:eastAsia="宋体" w:hAnsi="Times New Roman"/>
-          <w:lang w:eastAsia="zh-CN"/>
-        </w:rPr>
-        <w:t>反馈为</w:t>
-      </w:r>
-      <w:r>
-        <m:oMath>
-          <m:sSub>
-            <m:e>
-              <m:r>
-                <m:t>F</m:t>
-              </m:r>
-            </m:e>
-            <m:sub>
-              <m:r>
-                <m:t>h</m:t>
-              </m:r>
-            </m:sub>
-          </m:sSub>
-        </m:oMath>
-      </w:r>
-      <w:r>
-        <w:rPr>
-          <w:rFonts w:ascii="Times New Roman" w:eastAsia="宋体" w:hAnsi="Times New Roman"/>
-          <w:lang w:eastAsia="zh-CN"/>
-        </w:rPr>
-        <w:t xml:space="preserve"> </w:t>
-      </w:r>
-      <w:proofErr w:type="spellStart"/>
-      <w:proofErr w:type="spellEnd"/>
-      <w:r>
-        <w:rPr>
-          <w:rFonts w:ascii="Times New Roman" w:eastAsia="宋体" w:hAnsi="Times New Roman"/>
-          <w:lang w:eastAsia="zh-CN"/>
-        </w:rPr>
-        <w:t/>
-      </w:r>
-      <w:r>
-        <w:rPr>
-          <w:rFonts w:ascii="Times New Roman" w:eastAsia="宋体" w:hAnsi="Times New Roman"/>
-          <w:lang w:eastAsia="zh-CN"/>
-        </w:rPr>
-        <w:t>。系统采用反馈增益和死区函数处理外力：</w:t>
-      </w:r>
-    </w:p>
-    <w:p>
-      <w:pPr>
-        <w:pStyle w:val="a0"/>
-        <w:spacing w:line="360" w:lineRule="auto"/>
-        <w:ind w:firstLine="480"/>
-        <w:jc w:val="both"/>
-        <w:rPr>
-          <w:lang w:eastAsia="zh-CN"/>
-        </w:rPr>
-        <w:tabs>
-          <w:tab w:val="center" w:pos="4253"/>
-          <w:tab w:val="right" w:pos="8506"/>
-        </w:tabs>
-      </w:pPr>
-      <w:r>
-        <w:rPr>
-          <w:rFonts w:ascii="Times New Roman"/>
-        </w:rPr>
-        <w:tab/>
-      </w:r>
-      <w:r>
-        <m:oMath>
-          <m:sSub>
-            <m:e>
-              <m:r>
-                <m:t>F</m:t>
-              </m:r>
-            </m:e>
-            <m:sub>
-              <m:r>
-                <m:t>h</m:t>
-              </m:r>
-            </m:sub>
-          </m:sSub>
-          <m:r>
-            <m:rPr>
-              <m:sty m:val="p"/>
-            </m:rPr>
-            <m:t>=</m:t>
-          </m:r>
-          <m:d>
-            <m:dPr>
-              <m:begChr m:val="{"/>
-              <m:sepChr m:val=""/>
-              <m:endChr m:val=""/>
-              <m:grow/>
-            </m:dPr>
-            <m:e>
-              <m:m>
-                <m:mPr>
-                  <m:baseJc m:val="center"/>
-                  <m:plcHide m:val="on"/>
-                  <m:mcs>
-                    <m:mc>
-                      <m:mcPr>
-                        <m:mcJc m:val="left"/>
-                        <m:count m:val="1"/>
-                      </m:mcPr>
-                    </m:mc>
-                    <m:mc>
-                      <m:mcPr>
-                        <m:mcJc m:val="left"/>
-                        <m:count m:val="1"/>
-                      </m:mcPr>
-                    </m:mc>
-                  </m:mcs>
-                </m:mPr>
-                <m:mr>
-                  <m:e>
-                    <m:r>
-                      <m:t>0</m:t>
-                    </m:r>
-                    <m:r>
-                      <m:rPr>
-                        <m:sty m:val="p"/>
-                      </m:rPr>
-                      <m:t>,</m:t>
-                    </m:r>
-                  </m:e>
-                  <m:e>
-                    <m:r>
-                      <m:rPr>
-                        <m:sty m:val="p"/>
-                      </m:rPr>
-                      <m:t>|</m:t>
-                    </m:r>
-                    <m:sSub>
-                      <m:e>
-                        <m:r>
-                          <m:t>K</m:t>
-                        </m:r>
-                      </m:e>
-                      <m:sub>
-                        <m:r>
-                          <m:t>f</m:t>
-                        </m:r>
-                      </m:sub>
-                    </m:sSub>
-                    <m:sSub>
-                      <m:e>
-                        <m:r>
-                          <m:t>F</m:t>
-                        </m:r>
-                      </m:e>
-                      <m:sub>
-                        <m:r>
-                          <m:t>e</m:t>
-                        </m:r>
-                        <m:r>
-                          <m:t>x</m:t>
-                        </m:r>
-                        <m:r>
-                          <m:t>t</m:t>
-                        </m:r>
-                      </m:sub>
-                    </m:sSub>
-                    <m:r>
-                      <m:rPr>
-                        <m:sty m:val="p"/>
-                      </m:rPr>
-                      <m:t>|</m:t>
-                    </m:r>
-                    <m:r>
-                      <m:rPr>
-                        <m:sty m:val="p"/>
-                      </m:rPr>
-                      <m:t>≤</m:t>
-                    </m:r>
-                    <m:r>
-                      <m:t>d</m:t>
-                    </m:r>
-                  </m:e>
-                </m:mr>
-                <m:mr>
-                  <m:e>
-                    <m:r>
-                      <m:nor/>
-                      <m:rPr>
-                        <m:sty m:val="p"/>
-                      </m:rPr>
-                      <m:t>s</m:t>
-                    </m:r>
-                    <m:r>
-                      <m:nor/>
-                      <m:rPr>
-                        <m:sty m:val="p"/>
-                      </m:rPr>
-                      <m:t>g</m:t>
-                    </m:r>
-                    <m:r>
-                      <m:nor/>
-                      <m:rPr>
-                        <m:sty m:val="p"/>
-                      </m:rPr>
-                      <m:t>n</m:t>
-                    </m:r>
-                    <m:r>
-                      <m:rPr>
-                        <m:sty m:val="p"/>
-                      </m:rPr>
-                      <m:t>(</m:t>
-                    </m:r>
-                    <m:sSub>
-                      <m:e>
-                        <m:r>
-                          <m:t>K</m:t>
-                        </m:r>
-                      </m:e>
-                      <m:sub>
-                        <m:r>
-                          <m:t>f</m:t>
-                        </m:r>
-                      </m:sub>
-                    </m:sSub>
-                    <m:sSub>
-                      <m:e>
-                        <m:r>
-                          <m:t>F</m:t>
-                        </m:r>
-                      </m:e>
-                      <m:sub>
-                        <m:r>
-                          <m:t>e</m:t>
-                        </m:r>
-                        <m:r>
-                          <m:t>x</m:t>
-                        </m:r>
-                        <m:r>
-                          <m:t>t</m:t>
-                        </m:r>
-                      </m:sub>
-                    </m:sSub>
-                    <m:r>
-                      <m:rPr>
-                        <m:sty m:val="p"/>
-                      </m:rPr>
-                      <m:t>)</m:t>
-                    </m:r>
-                    <m:r>
-                      <m:rPr>
-                        <m:sty m:val="p"/>
-                      </m:rPr>
-                      <m:t>(</m:t>
-                    </m:r>
-                    <m:r>
-                      <m:rPr>
-                        <m:sty m:val="p"/>
-                      </m:rPr>
-                      <m:t>|</m:t>
-                    </m:r>
-                    <m:sSub>
-                      <m:e>
-                        <m:r>
-                          <m:t>K</m:t>
-                        </m:r>
-                      </m:e>
-                      <m:sub>
-                        <m:r>
-                          <m:t>f</m:t>
-                        </m:r>
-                      </m:sub>
-                    </m:sSub>
-                    <m:sSub>
-                      <m:e>
-                        <m:r>
-                          <m:t>F</m:t>
-                        </m:r>
-                      </m:e>
-                      <m:sub>
-                        <m:r>
-                          <m:t>e</m:t>
-                        </m:r>
-                        <m:r>
-                          <m:t>x</m:t>
-                        </m:r>
-                        <m:r>
-                          <m:t>t</m:t>
-                        </m:r>
-                      </m:sub>
-                    </m:sSub>
-                    <m:r>
-                      <m:rPr>
-                        <m:sty m:val="p"/>
-                      </m:rPr>
-                      <m:t>|</m:t>
-                    </m:r>
-                    <m:r>
-                      <m:rPr>
-                        <m:sty m:val="p"/>
-                      </m:rPr>
-                      <m:t>−</m:t>
-                    </m:r>
-                    <m:r>
-                      <m:t>d</m:t>
-                    </m:r>
-                    <m:r>
-                      <m:rPr>
-                        <m:sty m:val="p"/>
-                      </m:rPr>
-                      <m:t>)</m:t>
-                    </m:r>
-                    <m:r>
-                      <m:rPr>
-                        <m:sty m:val="p"/>
-                      </m:rPr>
-                      <m:t>,</m:t>
-                    </m:r>
-                  </m:e>
-                  <m:e>
-                    <m:r>
-                      <m:rPr>
-                        <m:sty m:val="p"/>
-                      </m:rPr>
-                      <m:t>|</m:t>
-                    </m:r>
-                    <m:sSub>
-                      <m:e>
-                        <m:r>
-                          <m:t>K</m:t>
-                        </m:r>
-                      </m:e>
-                      <m:sub>
-                        <m:r>
-                          <m:t>f</m:t>
-                        </m:r>
-                      </m:sub>
-                    </m:sSub>
-                    <m:sSub>
-                      <m:e>
-                        <m:r>
-                          <m:t>F</m:t>
-                        </m:r>
-                      </m:e>
-                      <m:sub>
-                        <m:r>
-                          <m:t>e</m:t>
-                        </m:r>
-                        <m:r>
-                          <m:t>x</m:t>
-                        </m:r>
-                        <m:r>
-                          <m:t>t</m:t>
-                        </m:r>
-                      </m:sub>
-                    </m:sSub>
-                    <m:r>
-                      <m:rPr>
-                        <m:sty m:val="p"/>
-                      </m:rPr>
-                      <m:t>|</m:t>
-                    </m:r>
-                    <m:r>
-                      <m:rPr>
-                        <m:sty m:val="p"/>
-                      </m:rPr>
-                      <m:t>&gt;</m:t>
-                    </m:r>
-                    <m:r>
-                      <m:t>d</m:t>
-                    </m:r>
-                  </m:e>
-                </m:mr>
-              </m:m>
-            </m:e>
-          </m:d>
-        </m:oMath>
-      </w:r>
-      <w:r>
-        <w:rPr>
-          <w:rFonts w:ascii="Times New Roman"/>
-        </w:rPr>
-        <w:tab/>
-      </w:r>
-      <w:r>
-        <w:rPr>
-          <w:rFonts w:ascii="Times New Roman"/>
-        </w:rPr>
-        <w:t xml:space="preserve">(6)</w:t>
-      </w:r>
-    </w:p>
-    <w:p>
-      <w:pPr>
-        <w:pStyle w:val="a0"/>
-        <w:spacing w:line="360" w:lineRule="auto"/>
-        <w:ind w:firstLine="480"/>
-        <w:jc w:val="both"/>
-        <w:rPr>
-          <w:lang w:eastAsia="zh-CN"/>
-        </w:rPr>
-      </w:pPr>
-      <w:r>
-        <w:rPr>
-          <w:rFonts w:ascii="Times New Roman" w:eastAsia="宋体" w:hAnsi="Times New Roman"/>
-          <w:lang w:eastAsia="zh-CN"/>
-        </w:rPr>
-        <w:t>]</w:t>
-      </w:r>
-    </w:p>
-    <w:p>
-      <w:pPr>
-        <w:pStyle w:val="a0"/>
-        <w:spacing w:line="360" w:lineRule="auto"/>
-        <w:ind w:firstLine="480"/>
-        <w:jc w:val="both"/>
-        <w:rPr>
-          <w:lang w:eastAsia="zh-CN"/>
-        </w:rPr>
-      </w:pPr>
-      <w:r>
-        <w:rPr>
-          <w:rFonts w:ascii="Times New Roman" w:eastAsia="宋体" w:hAnsi="Times New Roman"/>
-          <w:lang w:eastAsia="zh-CN"/>
-        </w:rPr>
-        <w:t>其中，</w:t>
-      </w:r>
-      <w:r>
-        <m:oMath>
-          <m:sSub>
-            <m:e>
-              <m:r>
-                <m:t>K</m:t>
-              </m:r>
-            </m:e>
-            <m:sub>
-              <m:r>
-                <m:t>f</m:t>
-              </m:r>
-            </m:sub>
-          </m:sSub>
-        </m:oMath>
-      </w:r>
-      <w:r>
-        <w:rPr>
-          <w:rFonts w:ascii="Times New Roman" w:eastAsia="宋体" w:hAnsi="Times New Roman"/>
-          <w:lang w:eastAsia="zh-CN"/>
-        </w:rPr>
-        <w:t/>
-      </w:r>
-      <w:proofErr w:type="spellStart"/>
-      <w:proofErr w:type="spellEnd"/>
-      <w:r>
-        <w:rPr>
-          <w:rFonts w:ascii="Times New Roman" w:eastAsia="宋体" w:hAnsi="Times New Roman"/>
-          <w:lang w:eastAsia="zh-CN"/>
-        </w:rPr>
-        <w:t xml:space="preserve"> </w:t>
-      </w:r>
-      <w:r>
-        <w:rPr>
-          <w:rFonts w:ascii="Times New Roman" w:eastAsia="宋体" w:hAnsi="Times New Roman"/>
-          <w:lang w:eastAsia="zh-CN"/>
-        </w:rPr>
-        <w:t>为力反馈增益，</w:t>
-      </w:r>
-      <w:r>
-        <w:rPr>
-          <w:rFonts w:ascii="Times New Roman" w:eastAsia="宋体" w:hAnsi="Times New Roman"/>
-          <w:lang w:eastAsia="zh-CN"/>
-        </w:rPr>
-        <w:t xml:space="preserve"/>
-      </w:r>
-      <w:r>
-        <m:oMath>
-          <m:r>
-            <m:t>d</m:t>
-          </m:r>
-        </m:oMath>
-      </w:r>
-      <w:r>
-        <w:rPr>
-          <w:rFonts w:ascii="Times New Roman" w:eastAsia="宋体" w:hAnsi="Times New Roman"/>
-          <w:lang w:eastAsia="zh-CN"/>
-        </w:rPr>
-        <w:t xml:space="preserve"> </w:t>
-      </w:r>
-      <w:r>
-        <w:rPr>
-          <w:rFonts w:ascii="Times New Roman" w:eastAsia="宋体" w:hAnsi="Times New Roman"/>
-          <w:lang w:eastAsia="zh-CN"/>
-        </w:rPr>
-        <w:t>为死区。</w:t>
-      </w:r>
-      <w:r>
-        <w:rPr>
-          <w:rFonts w:ascii="Times New Roman" w:eastAsia="宋体" w:hAnsi="Times New Roman"/>
-          <w:lang w:eastAsia="zh-CN"/>
-        </w:rPr>
-        <w:t xml:space="preserve">soft </w:t>
-      </w:r>
-      <w:r>
-        <w:rPr>
-          <w:rFonts w:ascii="Times New Roman" w:eastAsia="宋体" w:hAnsi="Times New Roman"/>
-          <w:lang w:eastAsia="zh-CN"/>
-        </w:rPr>
-        <w:t>类物体采用较小</w:t>
-      </w:r>
-      <w:r>
-        <m:oMath>
-          <m:sSub>
-            <m:e>
-              <m:r>
-                <m:t>K</m:t>
-              </m:r>
-            </m:e>
-            <m:sub>
-              <m:r>
-                <m:t>f</m:t>
-              </m:r>
-            </m:sub>
-          </m:sSub>
-        </m:oMath>
-      </w:r>
-      <w:r>
-        <w:rPr>
-          <w:rFonts w:ascii="Times New Roman" w:eastAsia="宋体" w:hAnsi="Times New Roman"/>
-          <w:lang w:eastAsia="zh-CN"/>
-        </w:rPr>
-        <w:t xml:space="preserve"> </w:t>
-      </w:r>
-      <w:proofErr w:type="spellStart"/>
-      <w:proofErr w:type="spellEnd"/>
-      <w:r>
-        <w:rPr>
-          <w:rFonts w:ascii="Times New Roman" w:eastAsia="宋体" w:hAnsi="Times New Roman"/>
-          <w:lang w:eastAsia="zh-CN"/>
-        </w:rPr>
-        <w:t/>
-      </w:r>
-      <w:r>
-        <w:rPr>
-          <w:rFonts w:ascii="Times New Roman" w:eastAsia="宋体" w:hAnsi="Times New Roman"/>
-          <w:lang w:eastAsia="zh-CN"/>
-        </w:rPr>
-        <w:t>，以避免操作者在</w:t>
-      </w:r>
-      <w:proofErr w:type="gramStart"/>
-      <w:r>
-        <w:rPr>
-          <w:rFonts w:ascii="Times New Roman" w:eastAsia="宋体" w:hAnsi="Times New Roman"/>
-          <w:lang w:eastAsia="zh-CN"/>
-        </w:rPr>
-        <w:t>主端感受</w:t>
-      </w:r>
-      <w:proofErr w:type="gramEnd"/>
-      <w:r>
-        <w:rPr>
-          <w:rFonts w:ascii="Times New Roman" w:eastAsia="宋体" w:hAnsi="Times New Roman"/>
-          <w:lang w:eastAsia="zh-CN"/>
-        </w:rPr>
-        <w:t>到过强冲击；</w:t>
-      </w:r>
-      <w:r>
-        <w:rPr>
-          <w:rFonts w:ascii="Times New Roman" w:eastAsia="宋体" w:hAnsi="Times New Roman"/>
-          <w:lang w:eastAsia="zh-CN"/>
-        </w:rPr>
-        <w:t xml:space="preserve">hard </w:t>
-      </w:r>
-      <w:r>
-        <w:rPr>
-          <w:rFonts w:ascii="Times New Roman" w:eastAsia="宋体" w:hAnsi="Times New Roman"/>
-          <w:lang w:eastAsia="zh-CN"/>
-        </w:rPr>
-        <w:t>类物体采用较大</w:t>
-      </w:r>
-      <w:r>
-        <m:oMath>
-          <m:sSub>
-            <m:e>
-              <m:r>
-                <m:t>K</m:t>
-              </m:r>
-            </m:e>
-            <m:sub>
-              <m:r>
-                <m:t>f</m:t>
-              </m:r>
-            </m:sub>
-          </m:sSub>
-        </m:oMath>
-      </w:r>
-      <w:r>
-        <w:rPr>
-          <w:rFonts w:ascii="Times New Roman" w:eastAsia="宋体" w:hAnsi="Times New Roman"/>
-          <w:lang w:eastAsia="zh-CN"/>
-        </w:rPr>
-        <w:t xml:space="preserve"> </w:t>
-      </w:r>
-      <w:proofErr w:type="spellStart"/>
-      <w:proofErr w:type="spellEnd"/>
-      <w:r>
-        <w:rPr>
-          <w:rFonts w:ascii="Times New Roman" w:eastAsia="宋体" w:hAnsi="Times New Roman"/>
-          <w:lang w:eastAsia="zh-CN"/>
-        </w:rPr>
-        <w:t/>
-      </w:r>
-      <w:r>
-        <w:rPr>
-          <w:rFonts w:ascii="Times New Roman" w:eastAsia="宋体" w:hAnsi="Times New Roman"/>
-          <w:lang w:eastAsia="zh-CN"/>
-        </w:rPr>
-        <w:t>，以增强接触提示。</w:t>
-      </w:r>
-    </w:p>
-    <w:p>
-      <w:pPr>
-        <w:pStyle w:val="3"/>
-        <w:spacing w:before="60" w:after="40"/>
-        <w:rPr>
-          <w:lang w:eastAsia="zh-CN"/>
-        </w:rPr>
-      </w:pPr>
-      <w:bookmarkStart w:id="12" w:name="夹爪执行参数调度"/>
-      <w:r>
-        <w:rPr>
-          <w:rFonts w:ascii="Times New Roman" w:eastAsia="黑体" w:hAnsi="Times New Roman"/>
-          <w:lang w:eastAsia="zh-CN"/>
-        </w:rPr>
-        <w:t xml:space="preserve">4.4 </w:t>
-      </w:r>
-      <w:proofErr w:type="gramStart"/>
-      <w:r>
-        <w:rPr>
-          <w:rFonts w:ascii="Times New Roman" w:eastAsia="黑体" w:hAnsi="Times New Roman"/>
-          <w:lang w:eastAsia="zh-CN"/>
-        </w:rPr>
-        <w:t>夹爪执行</w:t>
-      </w:r>
-      <w:proofErr w:type="gramEnd"/>
-      <w:r>
-        <w:rPr>
-          <w:rFonts w:ascii="Times New Roman" w:eastAsia="黑体" w:hAnsi="Times New Roman"/>
-          <w:lang w:eastAsia="zh-CN"/>
-        </w:rPr>
-        <w:t>参数调度</w:t>
-      </w:r>
-      <w:bookmarkEnd w:id="12"/>
-    </w:p>
-    <w:p>
-      <w:pPr>
-        <w:pStyle w:val="FirstParagraph"/>
-        <w:spacing w:line="360" w:lineRule="auto"/>
-        <w:ind w:firstLine="480"/>
-        <w:jc w:val="both"/>
-        <w:rPr>
-          <w:lang w:eastAsia="zh-CN"/>
-        </w:rPr>
-      </w:pPr>
-      <w:proofErr w:type="spellStart"/>
-      <w:r>
-        <w:rPr>
-          <w:rFonts w:ascii="Times New Roman" w:eastAsia="宋体" w:hAnsi="Times New Roman"/>
-          <w:lang w:eastAsia="zh-CN"/>
-        </w:rPr>
-        <w:t>Franka</w:t>
-      </w:r>
-      <w:proofErr w:type="spellEnd"/>
-      <w:r>
-        <w:rPr>
-          <w:rFonts w:ascii="Times New Roman" w:eastAsia="宋体" w:hAnsi="Times New Roman"/>
-          <w:lang w:eastAsia="zh-CN"/>
-        </w:rPr>
-        <w:t xml:space="preserve"> Hand </w:t>
-      </w:r>
-      <w:proofErr w:type="gramStart"/>
-      <w:r>
-        <w:rPr>
-          <w:rFonts w:ascii="Times New Roman" w:eastAsia="宋体" w:hAnsi="Times New Roman"/>
-          <w:lang w:eastAsia="zh-CN"/>
-        </w:rPr>
-        <w:t>夹爪由</w:t>
-      </w:r>
-      <w:proofErr w:type="gramEnd"/>
-      <w:r>
-        <w:rPr>
-          <w:rFonts w:ascii="Times New Roman" w:eastAsia="宋体" w:hAnsi="Times New Roman"/>
-          <w:lang w:eastAsia="zh-CN"/>
-        </w:rPr>
-        <w:t xml:space="preserve"> </w:t>
-      </w:r>
-      <w:r>
-        <w:rPr>
-          <w:rFonts w:ascii="Times New Roman" w:eastAsia="宋体" w:hAnsi="Times New Roman"/>
-          <w:lang w:eastAsia="zh-CN"/>
-        </w:rPr>
-        <w:t xml:space="preserve">Omega.7 </w:t>
-      </w:r>
-      <w:r>
-        <w:rPr>
-          <w:rFonts w:ascii="Times New Roman" w:eastAsia="宋体" w:hAnsi="Times New Roman"/>
-          <w:lang w:eastAsia="zh-CN"/>
-        </w:rPr>
-        <w:t>夹钳角度控制。系统根据夹钳开合程度执行张开、力控抓取和保持等状态切换。视觉策略库进一步为不同物体类别设置不同</w:t>
-      </w:r>
-      <w:proofErr w:type="gramStart"/>
-      <w:r>
-        <w:rPr>
-          <w:rFonts w:ascii="Times New Roman" w:eastAsia="宋体" w:hAnsi="Times New Roman"/>
-          <w:lang w:eastAsia="zh-CN"/>
-        </w:rPr>
-        <w:t>夹爪速度</w:t>
-      </w:r>
-      <w:proofErr w:type="gramEnd"/>
-      <w:r>
-        <w:rPr>
-          <w:rFonts w:ascii="Times New Roman" w:eastAsia="宋体" w:hAnsi="Times New Roman"/>
-          <w:lang w:eastAsia="zh-CN"/>
-        </w:rPr>
-        <w:t>和力限制。</w:t>
-      </w:r>
-      <w:r>
-        <w:rPr>
-          <w:rFonts w:ascii="Times New Roman" w:eastAsia="宋体" w:hAnsi="Times New Roman"/>
-          <w:lang w:eastAsia="zh-CN"/>
-        </w:rPr>
-        <w:t xml:space="preserve">soft </w:t>
-      </w:r>
-      <w:r>
-        <w:rPr>
-          <w:rFonts w:ascii="Times New Roman" w:eastAsia="宋体" w:hAnsi="Times New Roman"/>
-          <w:lang w:eastAsia="zh-CN"/>
-        </w:rPr>
-        <w:t>类物体采用较慢</w:t>
-      </w:r>
-      <w:proofErr w:type="gramStart"/>
-      <w:r>
-        <w:rPr>
-          <w:rFonts w:ascii="Times New Roman" w:eastAsia="宋体" w:hAnsi="Times New Roman"/>
-          <w:lang w:eastAsia="zh-CN"/>
-        </w:rPr>
-        <w:t>夹爪速度</w:t>
-      </w:r>
-      <w:proofErr w:type="gramEnd"/>
-      <w:r>
-        <w:rPr>
-          <w:rFonts w:ascii="Times New Roman" w:eastAsia="宋体" w:hAnsi="Times New Roman"/>
-          <w:lang w:eastAsia="zh-CN"/>
-        </w:rPr>
-        <w:t>和较低夹持力，以减少形变；</w:t>
-      </w:r>
-      <w:r>
-        <w:rPr>
-          <w:rFonts w:ascii="Times New Roman" w:eastAsia="宋体" w:hAnsi="Times New Roman"/>
-          <w:lang w:eastAsia="zh-CN"/>
-        </w:rPr>
-        <w:t xml:space="preserve">hard </w:t>
-      </w:r>
-      <w:r>
-        <w:rPr>
-          <w:rFonts w:ascii="Times New Roman" w:eastAsia="宋体" w:hAnsi="Times New Roman"/>
-          <w:lang w:eastAsia="zh-CN"/>
-        </w:rPr>
-        <w:t>类物体允许</w:t>
-      </w:r>
-      <w:proofErr w:type="gramStart"/>
-      <w:r>
-        <w:rPr>
-          <w:rFonts w:ascii="Times New Roman" w:eastAsia="宋体" w:hAnsi="Times New Roman"/>
-          <w:lang w:eastAsia="zh-CN"/>
-        </w:rPr>
-        <w:t>较快夹爪动作</w:t>
-      </w:r>
-      <w:proofErr w:type="gramEnd"/>
-      <w:r>
-        <w:rPr>
-          <w:rFonts w:ascii="Times New Roman" w:eastAsia="宋体" w:hAnsi="Times New Roman"/>
-          <w:lang w:eastAsia="zh-CN"/>
-        </w:rPr>
-        <w:t>，以提高任务效率。</w:t>
-      </w:r>
-    </w:p>
-    <w:p>
-      <w:pPr>
-        <w:pStyle w:val="a0"/>
-        <w:spacing w:line="360" w:lineRule="auto"/>
-        <w:ind w:firstLine="480"/>
-        <w:jc w:val="both"/>
-        <w:rPr>
-          <w:lang w:eastAsia="zh-CN"/>
-        </w:rPr>
-      </w:pPr>
-      <w:r>
-        <w:rPr>
-          <w:rFonts w:ascii="Times New Roman" w:eastAsia="宋体" w:hAnsi="Times New Roman"/>
-          <w:lang w:eastAsia="zh-CN"/>
-        </w:rPr>
-        <w:t>综上，本文方法并非单纯根据视觉结果切换刚度，而是通过视觉语义同时</w:t>
-      </w:r>
-      <w:proofErr w:type="gramStart"/>
-      <w:r>
-        <w:rPr>
-          <w:rFonts w:ascii="Times New Roman" w:eastAsia="宋体" w:hAnsi="Times New Roman"/>
-          <w:lang w:eastAsia="zh-CN"/>
-        </w:rPr>
-        <w:t>调度从端阻抗</w:t>
-      </w:r>
-      <w:proofErr w:type="gramEnd"/>
-      <w:r>
-        <w:rPr>
-          <w:rFonts w:ascii="Times New Roman" w:eastAsia="宋体" w:hAnsi="Times New Roman"/>
-          <w:lang w:eastAsia="zh-CN"/>
-        </w:rPr>
-        <w:t>、</w:t>
-      </w:r>
-      <w:proofErr w:type="gramStart"/>
-      <w:r>
-        <w:rPr>
-          <w:rFonts w:ascii="Times New Roman" w:eastAsia="宋体" w:hAnsi="Times New Roman"/>
-          <w:lang w:eastAsia="zh-CN"/>
-        </w:rPr>
-        <w:t>主端力</w:t>
-      </w:r>
-      <w:proofErr w:type="gramEnd"/>
-      <w:r>
-        <w:rPr>
-          <w:rFonts w:ascii="Times New Roman" w:eastAsia="宋体" w:hAnsi="Times New Roman"/>
-          <w:lang w:eastAsia="zh-CN"/>
-        </w:rPr>
-        <w:t>反馈和</w:t>
-      </w:r>
-      <w:proofErr w:type="gramStart"/>
-      <w:r>
-        <w:rPr>
-          <w:rFonts w:ascii="Times New Roman" w:eastAsia="宋体" w:hAnsi="Times New Roman"/>
-          <w:lang w:eastAsia="zh-CN"/>
-        </w:rPr>
-        <w:t>夹爪执行</w:t>
-      </w:r>
-      <w:proofErr w:type="gramEnd"/>
-      <w:r>
-        <w:rPr>
-          <w:rFonts w:ascii="Times New Roman" w:eastAsia="宋体" w:hAnsi="Times New Roman"/>
-          <w:lang w:eastAsia="zh-CN"/>
-        </w:rPr>
-        <w:t>参数，形成多参数协同的</w:t>
-      </w:r>
-      <w:proofErr w:type="gramStart"/>
-      <w:r>
-        <w:rPr>
-          <w:rFonts w:ascii="Times New Roman" w:eastAsia="宋体" w:hAnsi="Times New Roman"/>
-          <w:lang w:eastAsia="zh-CN"/>
-        </w:rPr>
-        <w:t>遥操作</w:t>
-      </w:r>
-      <w:proofErr w:type="gramEnd"/>
-      <w:r>
-        <w:rPr>
-          <w:rFonts w:ascii="Times New Roman" w:eastAsia="宋体" w:hAnsi="Times New Roman"/>
-          <w:lang w:eastAsia="zh-CN"/>
-        </w:rPr>
-        <w:t>辅助机制。</w:t>
-      </w:r>
-    </w:p>
-    <w:p>
-      <w:pPr>
-        <w:pStyle w:val="2"/>
-        <w:spacing w:before="120" w:after="60"/>
-      </w:pPr>
-      <w:bookmarkStart w:id="13" w:name="实验设计"/>
-      <w:r>
-        <w:rPr>
-          <w:rFonts w:ascii="Times New Roman" w:eastAsia="黑体" w:hAnsi="Times New Roman"/>
-        </w:rPr>
-        <w:t xml:space="preserve">5 </w:t>
-      </w:r>
-      <w:proofErr w:type="spellStart"/>
-      <w:r>
-        <w:rPr>
-          <w:rFonts w:ascii="Times New Roman" w:eastAsia="黑体" w:hAnsi="Times New Roman"/>
-        </w:rPr>
-        <w:t>实验设计</w:t>
-      </w:r>
-      <w:bookmarkEnd w:id="13"/>
-      <w:proofErr w:type="spellEnd"/>
-    </w:p>
-    <w:p>
-      <w:pPr>
-        <w:pStyle w:val="3"/>
-        <w:spacing w:before="60" w:after="40"/>
-      </w:pPr>
-      <w:bookmarkStart w:id="14" w:name="实验平台"/>
-      <w:r>
-        <w:rPr>
-          <w:rFonts w:ascii="Times New Roman" w:eastAsia="黑体" w:hAnsi="Times New Roman"/>
-        </w:rPr>
-        <w:t xml:space="preserve">5.1 </w:t>
-      </w:r>
-      <w:r>
-        <w:rPr>
-          <w:rFonts w:ascii="Times New Roman" w:eastAsia="黑体" w:hAnsi="Times New Roman"/>
-        </w:rPr>
-        <w:t>实验平台</w:t>
-      </w:r>
-      <w:bookmarkEnd w:id="14"/>
-    </w:p>
-    <w:p>
-      <w:pPr>
-        <w:pStyle w:val="FirstParagraph"/>
-        <w:spacing w:line="360" w:lineRule="auto"/>
-        <w:ind w:firstLine="480"/>
-        <w:jc w:val="both"/>
-        <w:rPr>
-          <w:lang w:eastAsia="zh-CN"/>
-        </w:rPr>
-      </w:pPr>
-      <w:r>
-        <w:rPr>
-          <w:rFonts w:ascii="Times New Roman" w:eastAsia="宋体" w:hAnsi="Times New Roman"/>
-        </w:rPr>
-        <w:t>实验平台由</w:t>
-      </w:r>
-      <w:r>
-        <w:rPr>
-          <w:rFonts w:ascii="Times New Roman" w:eastAsia="宋体" w:hAnsi="Times New Roman"/>
-        </w:rPr>
-        <w:t xml:space="preserve"> Omega.7 </w:t>
-      </w:r>
-      <w:r>
-        <w:rPr>
-          <w:rFonts w:ascii="Times New Roman" w:eastAsia="宋体" w:hAnsi="Times New Roman"/>
-        </w:rPr>
-        <w:t>力反馈设备、</w:t>
-      </w:r>
-      <w:r>
-        <w:rPr>
-          <w:rFonts w:ascii="Times New Roman" w:eastAsia="宋体" w:hAnsi="Times New Roman"/>
-        </w:rPr>
-        <w:t xml:space="preserve">Franka Panda </w:t>
-      </w:r>
-      <w:r>
-        <w:rPr>
-          <w:rFonts w:ascii="Times New Roman" w:eastAsia="宋体" w:hAnsi="Times New Roman"/>
-        </w:rPr>
-        <w:t>机械臂、</w:t>
-      </w:r>
-      <w:r>
-        <w:rPr>
-          <w:rFonts w:ascii="Times New Roman" w:eastAsia="宋体" w:hAnsi="Times New Roman"/>
-        </w:rPr>
-        <w:t xml:space="preserve">Franka Hand </w:t>
-      </w:r>
-      <w:r>
-        <w:rPr>
-          <w:rFonts w:ascii="Times New Roman" w:eastAsia="宋体" w:hAnsi="Times New Roman"/>
-        </w:rPr>
-        <w:t>夹爪和</w:t>
-      </w:r>
-      <w:r>
-        <w:rPr>
-          <w:rFonts w:ascii="Times New Roman" w:eastAsia="宋体" w:hAnsi="Times New Roman"/>
-        </w:rPr>
-        <w:t xml:space="preserve"> Intel RealSense D435i </w:t>
-      </w:r>
-      <w:r>
-        <w:rPr>
-          <w:rFonts w:ascii="Times New Roman" w:eastAsia="宋体" w:hAnsi="Times New Roman"/>
-        </w:rPr>
-        <w:t>相机构成。主控制程序运行频率为</w:t>
-      </w:r>
-      <w:r>
-        <w:rPr>
-          <w:rFonts w:ascii="Times New Roman" w:eastAsia="宋体" w:hAnsi="Times New Roman"/>
-        </w:rPr>
-        <w:t xml:space="preserve"> 200 Hz</w:t>
-      </w:r>
-      <w:r>
-        <w:rPr>
-          <w:rFonts w:ascii="Times New Roman" w:eastAsia="宋体" w:hAnsi="Times New Roman"/>
-        </w:rPr>
-        <w:t>，</w:t>
-      </w:r>
-      <w:proofErr w:type="spellStart"/>
-      <w:r>
-        <w:rPr>
-          <w:rFonts w:ascii="Times New Roman" w:eastAsia="宋体" w:hAnsi="Times New Roman"/>
-        </w:rPr>
-        <w:t>夹爪控制以较低频率独立更新，视觉识别模块异步运行</w:t>
+      <w:r>
+        <w:rPr>
+          <w:rFonts w:ascii="Times New Roman" w:eastAsia="宋体" w:hAnsi="Times New Roman"/>
+        </w:rPr>
+        <w:t>Hz</w:t>
+      </w:r>
+      <w:r>
+        <w:rPr>
+          <w:rFonts w:ascii="Times New Roman" w:eastAsia="宋体" w:hAnsi="Times New Roman"/>
+        </w:rPr>
+        <w:t>，夹爪控制以较低频率独立更新，视觉识别模块异步运行</w:t>
       </w:r>
       <w:proofErr w:type="spellEnd"/>
       <w:r>
@@ -8241,16 +8573,14 @@
       </w:pPr>
       <w:r>
         <w:rPr>
-          <w:rFonts w:ascii="Times New Roman" w:eastAsia="宋体" w:hAnsi="Times New Roman"/>
           <w:noProof/>
-          <w:lang w:eastAsia="zh-CN"/>
         </w:rPr>
         <w:lastRenderedPageBreak/>
         <w:drawing>
-          <wp:inline distT="0" distB="0" distL="0" distR="0" wp14:anchorId="18FE95E3" wp14:editId="79C8E6B9">
-            <wp:extent cx="3642865" cy="2913321"/>
+          <wp:inline distT="0" distB="0" distL="0" distR="0" wp14:anchorId="31FCA94F" wp14:editId="3753F9C7">
+            <wp:extent cx="5731510" cy="4011930"/>
             <wp:effectExtent l="0" t="0" r="0" b="0"/>
-            <wp:docPr id="2" name="图片 2"/>
+            <wp:docPr id="772475077" name="图片 1"/>
             <wp:cNvGraphicFramePr>
               <a:graphicFrameLocks xmlns:a="http://schemas.openxmlformats.org/drawingml/2006/main" noChangeAspect="1"/>
             </wp:cNvGraphicFramePr>
@@ -8264,7 +8594,7 @@
                     </pic:cNvPicPr>
                   </pic:nvPicPr>
                   <pic:blipFill>
-                    <a:blip r:embed="rId11" cstate="print">
+                    <a:blip r:embed="rId11">
                       <a:extLst>
                         <a:ext uri="{28A0092B-C50C-407E-A947-70E740481C1C}">
                           <a14:useLocalDpi xmlns:a14="http://schemas.microsoft.com/office/drawing/2010/main" val="0"/>
@@ -8279,7 +8609,7 @@
                   <pic:spPr bwMode="auto">
                     <a:xfrm>
                       <a:off x="0" y="0"/>
-                      <a:ext cx="3650299" cy="2919266"/>
+                      <a:ext cx="5731510" cy="4011930"/>
                     </a:xfrm>
                     <a:prstGeom prst="rect">
                       <a:avLst/>
@@ -8919,63 +9249,89 @@
     </w:p>
     <w:p>
       <w:pPr>
-        <w:jc w:val="center"/>
         <w:tabs>
           <w:tab w:val="center" w:pos="4253"/>
           <w:tab w:val="right" w:pos="8506"/>
         </w:tabs>
+        <w:jc w:val="center"/>
+        <w:rPr>
+          <w:lang w:eastAsia="zh-CN"/>
+        </w:rPr>
       </w:pPr>
       <w:r>
         <w:rPr>
           <w:rFonts w:ascii="Times New Roman"/>
+          <w:lang w:eastAsia="zh-CN"/>
         </w:rPr>
         <w:tab/>
       </w:r>
-      <w:r>
-        <m:oMath>
-          <m:r>
-            <m:t>3</m:t>
-          </m:r>
-          <m:r>
-            <m:rPr>
-              <m:sty m:val="p"/>
-            </m:rPr>
-            <m:t>×</m:t>
-          </m:r>
-          <m:r>
-            <m:t>4</m:t>
-          </m:r>
-          <m:r>
-            <m:rPr>
-              <m:sty m:val="p"/>
-            </m:rPr>
-            <m:t>×</m:t>
-          </m:r>
-          <m:r>
-            <m:t>6</m:t>
-          </m:r>
-          <m:r>
-            <m:rPr>
-              <m:sty m:val="p"/>
-            </m:rPr>
-            <m:t>=</m:t>
-          </m:r>
-          <m:r>
-            <m:t>72</m:t>
-          </m:r>
-        </m:oMath>
-      </w:r>
+      <m:oMath>
+        <m:r>
+          <w:rPr>
+            <w:rFonts w:ascii="Cambria Math" w:hAnsi="Cambria Math"/>
+            <w:lang w:eastAsia="zh-CN"/>
+          </w:rPr>
+          <m:t>3</m:t>
+        </m:r>
+        <m:r>
+          <m:rPr>
+            <m:sty m:val="p"/>
+          </m:rPr>
+          <w:rPr>
+            <w:rFonts w:ascii="Cambria Math" w:hAnsi="Cambria Math"/>
+            <w:lang w:eastAsia="zh-CN"/>
+          </w:rPr>
+          <m:t>×</m:t>
+        </m:r>
+        <m:r>
+          <w:rPr>
+            <w:rFonts w:ascii="Cambria Math" w:hAnsi="Cambria Math"/>
+            <w:lang w:eastAsia="zh-CN"/>
+          </w:rPr>
+          <m:t>4</m:t>
+        </m:r>
+        <m:r>
+          <m:rPr>
+            <m:sty m:val="p"/>
+          </m:rPr>
+          <w:rPr>
+            <w:rFonts w:ascii="Cambria Math" w:hAnsi="Cambria Math"/>
+            <w:lang w:eastAsia="zh-CN"/>
+          </w:rPr>
+          <m:t>×</m:t>
+        </m:r>
+        <m:r>
+          <w:rPr>
+            <w:rFonts w:ascii="Cambria Math" w:hAnsi="Cambria Math"/>
+            <w:lang w:eastAsia="zh-CN"/>
+          </w:rPr>
+          <m:t>6</m:t>
+        </m:r>
+        <m:r>
+          <m:rPr>
+            <m:sty m:val="p"/>
+          </m:rPr>
+          <w:rPr>
+            <w:rFonts w:ascii="Cambria Math" w:hAnsi="Cambria Math"/>
+            <w:lang w:eastAsia="zh-CN"/>
+          </w:rPr>
+          <m:t>=</m:t>
+        </m:r>
+        <m:r>
+          <w:rPr>
+            <w:rFonts w:ascii="Cambria Math" w:hAnsi="Cambria Math"/>
+            <w:lang w:eastAsia="zh-CN"/>
+          </w:rPr>
+          <m:t>72</m:t>
+        </m:r>
+      </m:oMath>
       <w:r>
         <w:rPr>
           <w:rFonts w:ascii="Times New Roman"/>
+          <w:lang w:eastAsia="zh-CN"/>
         </w:rPr>
         <w:tab/>
-      </w:r>
-      <w:r>
-        <w:rPr>
-          <w:rFonts w:ascii="Times New Roman"/>
-        </w:rPr>
-        <w:t xml:space="preserve">(7)</w:t>
+        <w:t>(7)</w:t>
       </w:r>
     </w:p>
     <w:p>
@@ -9144,14 +9500,7 @@
           <w:rFonts w:ascii="Times New Roman" w:eastAsia="宋体" w:hAnsi="Times New Roman"/>
           <w:lang w:eastAsia="zh-CN"/>
         </w:rPr>
-        <w:t>评</w:t>
-      </w:r>
-      <w:r>
-        <w:rPr>
-          <w:rFonts w:ascii="Times New Roman" w:eastAsia="宋体" w:hAnsi="Times New Roman"/>
-          <w:lang w:eastAsia="zh-CN"/>
-        </w:rPr>
-        <w:t>价指标包括：</w:t>
+        <w:t>评价指标包括：</w:t>
       </w:r>
     </w:p>
     <w:p>
@@ -9173,6 +9522,7 @@
           <w:rFonts w:ascii="Times New Roman" w:eastAsia="宋体" w:hAnsi="Times New Roman"/>
           <w:lang w:eastAsia="zh-CN"/>
         </w:rPr>
+        <w:lastRenderedPageBreak/>
         <w:t>完成时间：从任务开始到抓取放置完成的时间；</w:t>
       </w:r>
     </w:p>
@@ -9307,7 +9657,6 @@
           <w:rFonts w:ascii="Times New Roman" w:eastAsia="宋体" w:hAnsi="Times New Roman"/>
           <w:lang w:eastAsia="zh-CN"/>
         </w:rPr>
-        <w:lastRenderedPageBreak/>
         <w:t>操作负荷：</w:t>
       </w:r>
       <w:r>
@@ -10410,14 +10759,7 @@
           <w:rFonts w:ascii="Times New Roman" w:eastAsia="宋体" w:hAnsi="Times New Roman"/>
           <w:lang w:eastAsia="zh-CN"/>
         </w:rPr>
-        <w:t>符</w:t>
-      </w:r>
-      <w:r>
-        <w:rPr>
-          <w:rFonts w:ascii="Times New Roman" w:eastAsia="宋体" w:hAnsi="Times New Roman"/>
-          <w:lang w:eastAsia="zh-CN"/>
-        </w:rPr>
-        <w:t>号秩检验用于在小样本条件下提供非参数验证。</w:t>
+        <w:t>符号秩检验用于在小样本条件下提供非参数验证。</w:t>
       </w:r>
     </w:p>
     <w:p>
@@ -10802,6 +11144,7 @@
                 <w:rFonts w:ascii="Times New Roman" w:eastAsia="宋体" w:hAnsi="Times New Roman"/>
                 <w:sz w:val="21"/>
               </w:rPr>
+              <w:lastRenderedPageBreak/>
               <w:t>C vs D</w:t>
             </w:r>
           </w:p>
@@ -10981,7 +11324,7 @@
           <w:noProof/>
         </w:rPr>
         <w:drawing>
-          <wp:inline distT="0" distB="0" distL="0" distR="0" wp14:anchorId="3F528680" wp14:editId="52820985">
+          <wp:inline distT="0" distB="0" distL="0" distR="0" wp14:anchorId="04A8038B" wp14:editId="3C9C9DD9">
             <wp:extent cx="5731510" cy="3496945"/>
             <wp:effectExtent l="0" t="0" r="0" b="0"/>
             <wp:docPr id="4" name="图形 4"/>
@@ -11919,6 +12262,7 @@
           <w:sz w:val="21"/>
           <w:lang w:eastAsia="zh-CN"/>
         </w:rPr>
+        <w:lastRenderedPageBreak/>
         <w:t>表</w:t>
       </w:r>
       <w:r>
@@ -12374,7 +12718,6 @@
           <w:rFonts w:ascii="Times New Roman" w:eastAsia="宋体" w:hAnsi="Times New Roman"/>
           <w:lang w:eastAsia="zh-CN"/>
         </w:rPr>
-        <w:lastRenderedPageBreak/>
         <w:t>由表</w:t>
       </w:r>
       <w:r>
@@ -13350,14 +13693,7 @@
           <w:rFonts w:ascii="Times New Roman" w:eastAsia="宋体" w:hAnsi="Times New Roman"/>
           <w:lang w:eastAsia="zh-CN"/>
         </w:rPr>
-        <w:t>给出了效率评分、操作负荷和抓取品质评分结果。评</w:t>
-      </w:r>
-      <w:r>
-        <w:rPr>
-          <w:rFonts w:ascii="Times New Roman" w:eastAsia="宋体" w:hAnsi="Times New Roman"/>
-          <w:lang w:eastAsia="zh-CN"/>
-        </w:rPr>
-        <w:t>分采用</w:t>
+        <w:t>给出了效率评分、操作负荷和抓取品质评分结果。评分采用</w:t>
       </w:r>
       <w:r>
         <w:rPr>
@@ -13924,6 +14260,7 @@
           <w:rFonts w:ascii="Times New Roman" w:eastAsia="宋体" w:hAnsi="Times New Roman"/>
           <w:lang w:eastAsia="zh-CN"/>
         </w:rPr>
+        <w:lastRenderedPageBreak/>
         <w:t>由表</w:t>
       </w:r>
       <w:r>
@@ -14139,7 +14476,6 @@
           <w:b/>
           <w:sz w:val="21"/>
         </w:rPr>
-        <w:lastRenderedPageBreak/>
         <w:t>表</w:t>
       </w:r>
       <w:r>
@@ -14641,7 +14977,7 @@
           <w:noProof/>
         </w:rPr>
         <w:drawing>
-          <wp:inline distT="0" distB="0" distL="0" distR="0" wp14:anchorId="1BB557E5" wp14:editId="0403D6A9">
+          <wp:inline distT="0" distB="0" distL="0" distR="0" wp14:anchorId="5F606A11" wp14:editId="10D1FF05">
             <wp:extent cx="5731510" cy="3496945"/>
             <wp:effectExtent l="0" t="0" r="0" b="0"/>
             <wp:docPr id="5" name="图形 5"/>
@@ -14721,6 +15057,7 @@
           <w:rFonts w:ascii="Times New Roman" w:eastAsia="黑体" w:hAnsi="Times New Roman"/>
           <w:lang w:eastAsia="zh-CN"/>
         </w:rPr>
+        <w:lastRenderedPageBreak/>
         <w:t xml:space="preserve">6.5 </w:t>
       </w:r>
       <w:r>
@@ -14824,14 +15161,7 @@
           <w:rFonts w:ascii="Times New Roman" w:eastAsia="宋体" w:hAnsi="Times New Roman"/>
           <w:lang w:eastAsia="zh-CN"/>
         </w:rPr>
-        <w:t xml:space="preserve"> </w:t>
-      </w:r>
-      <w:r>
-        <w:rPr>
-          <w:rFonts w:ascii="Times New Roman" w:eastAsia="宋体" w:hAnsi="Times New Roman"/>
-          <w:lang w:eastAsia="zh-CN"/>
-        </w:rPr>
-        <w:t xml:space="preserve">medium </w:t>
+        <w:t xml:space="preserve"> medium </w:t>
       </w:r>
       <w:r>
         <w:rPr>
@@ -14972,15 +15302,7 @@
           <w:rFonts w:ascii="Times New Roman" w:eastAsia="宋体" w:hAnsi="Times New Roman"/>
           <w:lang w:eastAsia="zh-CN"/>
         </w:rPr>
-        <w:lastRenderedPageBreak/>
-        <w:t>读取瞬时跳变或数据采样异常有关。由于最大速度对单点异常非常敏感，本文不将最大速度作为核心评价指标，而主要采用完成时间、轨迹长度、成功率和主观评分</w:t>
-      </w:r>
-      <w:r>
-        <w:rPr>
-          <w:rFonts w:ascii="Times New Roman" w:eastAsia="宋体" w:hAnsi="Times New Roman"/>
-          <w:lang w:eastAsia="zh-CN"/>
-        </w:rPr>
-        <w:t>进行综合评价。后续系统实现中可通过设备分总线连接、</w:t>
+        <w:t>读取瞬时跳变或数据采样异常有关。由于最大速度对单点异常非常敏感，本文不将最大速度作为核心评价指标，而主要采用完成时间、轨迹长度、成功率和主观评分进行综合评价。后续系统实现中可通过设备分总线连接、</w:t>
       </w:r>
       <w:proofErr w:type="gramStart"/>
       <w:r>
@@ -15101,14 +15423,7 @@
           <w:rFonts w:ascii="Times New Roman" w:eastAsia="宋体" w:hAnsi="Times New Roman"/>
           <w:lang w:eastAsia="zh-CN"/>
         </w:rPr>
-        <w:t>模式完成时间优势较明显，说明较高刚度和较强</w:t>
-      </w:r>
-      <w:r>
-        <w:rPr>
-          <w:rFonts w:ascii="Times New Roman" w:eastAsia="宋体" w:hAnsi="Times New Roman"/>
-          <w:lang w:eastAsia="zh-CN"/>
-        </w:rPr>
-        <w:t>力反馈有助于硬物体快速稳定抓取。</w:t>
+        <w:t>模式完成时间优势较明显，说明较高刚度和较强力反馈有助于硬物体快速稳定抓取。</w:t>
       </w:r>
       <w:r>
         <w:rPr>
@@ -15230,14 +15545,7 @@
           <w:rFonts w:ascii="Times New Roman" w:eastAsia="宋体" w:hAnsi="Times New Roman"/>
           <w:lang w:eastAsia="zh-CN"/>
         </w:rPr>
-        <w:t>本文方法与传统变阻抗控制的差异在于，参数调度依据并非单一力误差或轨迹误差，而是来自视觉语义的任务先验。该设计降低了对高精度力传感或复杂在线优化的依赖，适合工</w:t>
-      </w:r>
-      <w:r>
-        <w:rPr>
-          <w:rFonts w:ascii="Times New Roman" w:eastAsia="宋体" w:hAnsi="Times New Roman"/>
-          <w:lang w:eastAsia="zh-CN"/>
-        </w:rPr>
-        <w:t>程</w:t>
+        <w:t>本文方法与传统变阻抗控制的差异在于，参数调度依据并非单一力误差或轨迹误差，而是来自视觉语义的任务先验。该设计降低了对高精度力传感或复杂在线优化的依赖，适合工程</w:t>
       </w:r>
       <w:proofErr w:type="gramStart"/>
       <w:r>
@@ -15269,7 +15577,15 @@
           <w:rFonts w:ascii="Times New Roman" w:eastAsia="宋体" w:hAnsi="Times New Roman"/>
           <w:lang w:eastAsia="zh-CN"/>
         </w:rPr>
-        <w:t>或学习型阻抗控制，后续可将视觉语义作为初始参数先验，再结合接触力、滑移状态和任务阶段进行在线微调。</w:t>
+        <w:t>或学习型</w:t>
+      </w:r>
+      <w:r>
+        <w:rPr>
+          <w:rFonts w:ascii="Times New Roman" w:eastAsia="宋体" w:hAnsi="Times New Roman"/>
+          <w:lang w:eastAsia="zh-CN"/>
+        </w:rPr>
+        <w:lastRenderedPageBreak/>
+        <w:t>阻抗控制，后续可将视觉语义作为初始参数先验，再结合接触力、滑移状态和任务阶段进行在线微调。</w:t>
       </w:r>
     </w:p>
     <w:p>
@@ -15357,14 +15673,7 @@
           <w:rFonts w:ascii="Times New Roman" w:eastAsia="宋体" w:hAnsi="Times New Roman"/>
           <w:lang w:eastAsia="zh-CN"/>
         </w:rPr>
-        <w:t>三类，尚未覆盖连续材质变化、复合材料和</w:t>
-      </w:r>
-      <w:r>
-        <w:rPr>
-          <w:rFonts w:ascii="Times New Roman" w:eastAsia="宋体" w:hAnsi="Times New Roman"/>
-          <w:lang w:eastAsia="zh-CN"/>
-        </w:rPr>
-        <w:t>复杂多物体场景。最后，视觉模式下出现的速度尖峰提示系统在</w:t>
+        <w:t>三类，尚未覆盖连续材质变化、复合材料和复杂多物体场景。最后，视觉模式下出现的速度尖峰提示系统在</w:t>
       </w:r>
       <w:r>
         <w:rPr>
@@ -15395,7 +15704,6 @@
           <w:rFonts w:ascii="Times New Roman" w:eastAsia="黑体" w:hAnsi="Times New Roman"/>
           <w:lang w:eastAsia="zh-CN"/>
         </w:rPr>
-        <w:lastRenderedPageBreak/>
         <w:t xml:space="preserve">8 </w:t>
       </w:r>
       <w:r>
@@ -15566,23 +15874,7 @@
           <w:rFonts w:ascii="Times New Roman" w:eastAsia="宋体" w:hAnsi="Times New Roman"/>
           <w:lang w:eastAsia="zh-CN"/>
         </w:rPr>
-        <w:t xml:space="preserve"> </w:t>
-      </w:r>
-      <w:proofErr w:type="spellStart"/>
-      <w:r>
-        <w:rPr>
-          <w:rFonts w:ascii="Times New Roman" w:eastAsia="宋体" w:hAnsi="Times New Roman"/>
-          <w:lang w:eastAsia="zh-CN"/>
-        </w:rPr>
-        <w:t>Franka</w:t>
-      </w:r>
-      <w:proofErr w:type="spellEnd"/>
-      <w:r>
-        <w:rPr>
-          <w:rFonts w:ascii="Times New Roman" w:eastAsia="宋体" w:hAnsi="Times New Roman"/>
-          <w:lang w:eastAsia="zh-CN"/>
-        </w:rPr>
-        <w:t xml:space="preserve"> Hand </w:t>
+        <w:t xml:space="preserve"> Franka Hand </w:t>
       </w:r>
       <w:proofErr w:type="gramStart"/>
       <w:r>
@@ -15644,14 +15936,7 @@
           <w:rFonts w:ascii="Times New Roman" w:eastAsia="宋体" w:hAnsi="Times New Roman"/>
           <w:lang w:eastAsia="zh-CN"/>
         </w:rPr>
-        <w:t>次抓取实</w:t>
-      </w:r>
-      <w:r>
-        <w:rPr>
-          <w:rFonts w:ascii="Times New Roman" w:eastAsia="宋体" w:hAnsi="Times New Roman"/>
-          <w:lang w:eastAsia="zh-CN"/>
-        </w:rPr>
-        <w:t>验。结果表明，视觉自动模式在三类物体上的平均完成时间均为最短，总体平均完成时间为</w:t>
+        <w:t>次抓取实验。结果表明，视觉自动模式在三类物体上的平均完成时间均为最短，总体平均完成时间为</w:t>
       </w:r>
       <w:r>
         <w:rPr>
@@ -15777,14 +16062,7 @@
           <w:rFonts w:ascii="Times New Roman" w:eastAsia="宋体" w:hAnsi="Times New Roman"/>
           <w:lang w:eastAsia="zh-CN"/>
         </w:rPr>
-        <w:t>。主观评价结果表明，视觉自动模式具有最高效率评分、最低操作负荷和最高抓取品质评分，其中抓取品质相对于视觉消融模式差异显著。以上结果验证了所</w:t>
-      </w:r>
-      <w:r>
-        <w:rPr>
-          <w:rFonts w:ascii="Times New Roman" w:eastAsia="宋体" w:hAnsi="Times New Roman"/>
-          <w:lang w:eastAsia="zh-CN"/>
-        </w:rPr>
-        <w:t>提方法在</w:t>
+        <w:t>。主观评价结果表明，视觉自动模式具有最高效率评分、最低操作负荷和最高抓取品质评分，其中抓取品质相对于视觉消融模式差异显著。以上结果验证了所提方法在</w:t>
       </w:r>
       <w:proofErr w:type="gramStart"/>
       <w:r>
@@ -15841,14 +16119,7 @@
           <w:rFonts w:ascii="Times New Roman" w:eastAsia="宋体" w:hAnsi="Times New Roman"/>
           <w:sz w:val="21"/>
         </w:rPr>
-        <w:t>[2] Hogan N. Stable execution of contact tasks using impedance control[C]/</w:t>
-      </w:r>
-      <w:r>
-        <w:rPr>
-          <w:rFonts w:ascii="Times New Roman" w:eastAsia="宋体" w:hAnsi="Times New Roman"/>
-          <w:sz w:val="21"/>
-        </w:rPr>
-        <w:t>/Proceedings of IEEE International Conference on Robotics and Automation. 1987.</w:t>
+        <w:t>[2] Hogan N. Stable execution of contact tasks using impedance control[C]//Proceedings of IEEE International Conference on Robotics and Automation. 1987.</w:t>
       </w:r>
     </w:p>
     <w:p>
@@ -15872,14 +16143,8 @@
           <w:rFonts w:ascii="Times New Roman" w:eastAsia="宋体" w:hAnsi="Times New Roman"/>
           <w:sz w:val="21"/>
         </w:rPr>
-        <w:t>[4] Duan J, Gan Y, Chen M, et al</w:t>
-      </w:r>
-      <w:r>
-        <w:rPr>
-          <w:rFonts w:ascii="Times New Roman" w:eastAsia="宋体" w:hAnsi="Times New Roman"/>
-          <w:sz w:val="21"/>
-        </w:rPr>
-        <w:t>. Adaptive variable impedance control for dynamic contact force tracking in uncertain environment[J]. Robotics and Autonomous Systems, 2018, 102: 54-65.</w:t>
+        <w:lastRenderedPageBreak/>
+        <w:t>[4] Duan J, Gan Y, Chen M, et al. Adaptive variable impedance control for dynamic contact force tracking in uncertain environment[J]. Robotics and Autonomous Systems, 2018, 102: 54-65.</w:t>
       </w:r>
     </w:p>
     <w:p>
@@ -15891,14 +16156,7 @@
           <w:rFonts w:ascii="Times New Roman" w:eastAsia="宋体" w:hAnsi="Times New Roman"/>
           <w:sz w:val="21"/>
         </w:rPr>
-        <w:t>[5] Roveda L, Vicentini F, Pedrocchi N, et al. Fuzzy impedance control for enhancing physical human-rob</w:t>
-      </w:r>
-      <w:r>
-        <w:rPr>
-          <w:rFonts w:ascii="Times New Roman" w:eastAsia="宋体" w:hAnsi="Times New Roman"/>
-          <w:sz w:val="21"/>
-        </w:rPr>
-        <w:t>ot interaction[C]//Proceedings of IEEE International Conference on Robotics and Automation. 2016.</w:t>
+        <w:t>[5] Roveda L, Vicentini F, Pedrocchi N, et al. Fuzzy impedance control for enhancing physical human-robot interaction[C]//Proceedings of IEEE International Conference on Robotics and Automation. 2016.</w:t>
       </w:r>
     </w:p>
     <w:p>
@@ -15910,14 +16168,7 @@
           <w:rFonts w:ascii="Times New Roman" w:eastAsia="宋体" w:hAnsi="Times New Roman"/>
           <w:sz w:val="21"/>
         </w:rPr>
-        <w:t>[6] Abu-Dakka F J, Rozo L, Caldwell D G. Force-based variable impedance learning for robotic manipulation[J]. Robotics and Autonomous Systems, 2018, 109: 156-</w:t>
-      </w:r>
-      <w:r>
-        <w:rPr>
-          <w:rFonts w:ascii="Times New Roman" w:eastAsia="宋体" w:hAnsi="Times New Roman"/>
-          <w:sz w:val="21"/>
-        </w:rPr>
-        <w:t>167.</w:t>
+        <w:t>[6] Abu-Dakka F J, Rozo L, Caldwell D G. Force-based variable impedance learning for robotic manipulation[J]. Robotics and Autonomous Systems, 2018, 109: 156-167.</w:t>
       </w:r>
     </w:p>
     <w:p>
@@ -15941,14 +16192,7 @@
           <w:rFonts w:ascii="Times New Roman" w:eastAsia="宋体" w:hAnsi="Times New Roman"/>
           <w:sz w:val="21"/>
         </w:rPr>
-        <w:t>[8] Ficuciello F, Villani L, Siciliano B. Variable impedance control of redundant manipulators for intuitive</w:t>
-      </w:r>
-      <w:r>
-        <w:rPr>
-          <w:rFonts w:ascii="Times New Roman" w:eastAsia="宋体" w:hAnsi="Times New Roman"/>
-          <w:sz w:val="21"/>
-        </w:rPr>
-        <w:t xml:space="preserve"> human-robot physical interaction[J]. IEEE Transactions on Robotics, 2015, 31(4): 850-863.</w:t>
+        <w:t>[8] Ficuciello F, Villani L, Siciliano B. Variable impedance control of redundant manipulators for intuitive human-robot physical interaction[J]. IEEE Transactions on Robotics, 2015, 31(4): 850-863.</w:t>
       </w:r>
     </w:p>
     <w:p>
@@ -15960,7 +16204,6 @@
           <w:rFonts w:ascii="Times New Roman" w:eastAsia="宋体" w:hAnsi="Times New Roman"/>
           <w:sz w:val="21"/>
         </w:rPr>
-        <w:lastRenderedPageBreak/>
         <w:t>[9] Buchli J, Stulp F, Theodorou E, et al. Learning variable impedance control[J]. The International Journal of Robotics Research, 2011, 30(7): 820-833.</w:t>
       </w:r>
     </w:p>
@@ -15973,14 +16216,7 @@
           <w:rFonts w:ascii="Times New Roman" w:eastAsia="宋体" w:hAnsi="Times New Roman"/>
           <w:sz w:val="21"/>
         </w:rPr>
-        <w:t>[10] Peterne</w:t>
-      </w:r>
-      <w:r>
-        <w:rPr>
-          <w:rFonts w:ascii="Times New Roman" w:eastAsia="宋体" w:hAnsi="Times New Roman"/>
-          <w:sz w:val="21"/>
-        </w:rPr>
-        <w:t>l L, Tsagarakis N, Ajoudani A. Towards multi-modal intention interfaces for human-robot co-manipulation[C]//Proceedings of IEEE/RSJ International Conference on Intelligent Robots and Systems. 2016.</w:t>
+        <w:t>[10] Peternel L, Tsagarakis N, Ajoudani A. Towards multi-modal intention interfaces for human-robot co-manipulation[C]//Proceedings of IEEE/RSJ International Conference on Intelligent Robots and Systems. 2016.</w:t>
       </w:r>
     </w:p>
     <w:p>
@@ -15992,14 +16228,7 @@
           <w:rFonts w:ascii="Times New Roman" w:eastAsia="宋体" w:hAnsi="Times New Roman"/>
           <w:sz w:val="21"/>
         </w:rPr>
-        <w:t>[11] Hokayem P F, Spong M W. Bilateral teleoperation: An h</w:t>
-      </w:r>
-      <w:r>
-        <w:rPr>
-          <w:rFonts w:ascii="Times New Roman" w:eastAsia="宋体" w:hAnsi="Times New Roman"/>
-          <w:sz w:val="21"/>
-        </w:rPr>
-        <w:t>istorical survey[J]. Automatica, 2006, 42(12): 2035-2057.</w:t>
+        <w:t>[11] Hokayem P F, Spong M W. Bilateral teleoperation: An historical survey[J]. Automatica, 2006, 42(12): 2035-2057.</w:t>
       </w:r>
     </w:p>
     <w:p>
@@ -16023,14 +16252,7 @@
           <w:rFonts w:ascii="Times New Roman" w:eastAsia="宋体" w:hAnsi="Times New Roman"/>
           <w:sz w:val="21"/>
         </w:rPr>
-        <w:t>[13] Niemeyer G, Slotine J J E. Stable adaptive teleop</w:t>
-      </w:r>
-      <w:r>
-        <w:rPr>
-          <w:rFonts w:ascii="Times New Roman" w:eastAsia="宋体" w:hAnsi="Times New Roman"/>
-          <w:sz w:val="21"/>
-        </w:rPr>
-        <w:t>eration[J]. IEEE Journal of Oceanic Engineering, 1991, 16(1): 152-162.</w:t>
+        <w:t>[13] Niemeyer G, Slotine J J E. Stable adaptive teleoperation[J]. IEEE Journal of Oceanic Engineering, 1991, 16(1): 152-162.</w:t>
       </w:r>
     </w:p>
     <w:p>
@@ -16054,14 +16276,7 @@
           <w:rFonts w:ascii="Times New Roman" w:eastAsia="宋体" w:hAnsi="Times New Roman"/>
           <w:sz w:val="21"/>
         </w:rPr>
-        <w:t>[15] Redmon J, Div</w:t>
-      </w:r>
-      <w:r>
-        <w:rPr>
-          <w:rFonts w:ascii="Times New Roman" w:eastAsia="宋体" w:hAnsi="Times New Roman"/>
-          <w:sz w:val="21"/>
-        </w:rPr>
-        <w:t>vala S, Girshick R, et al. You only look once: Unified, real-time object detection[C]//Proceedings of IEEE Conference on Computer Vision and Pattern Recognition. 2016: 779-788.</w:t>
+        <w:t>[15] Redmon J, Divvala S, Girshick R, et al. You only look once: Unified, real-time object detection[C]//Proceedings of IEEE Conference on Computer Vision and Pattern Recognition. 2016: 779-788.</w:t>
       </w:r>
     </w:p>
     <w:p>
@@ -16073,14 +16288,7 @@
           <w:rFonts w:ascii="Times New Roman" w:eastAsia="宋体" w:hAnsi="Times New Roman"/>
           <w:sz w:val="21"/>
         </w:rPr>
-        <w:t>[16] Redmon J, Farhadi A. YOLO9000: Better, faster, stronger[C]//Proceedings of</w:t>
-      </w:r>
-      <w:r>
-        <w:rPr>
-          <w:rFonts w:ascii="Times New Roman" w:eastAsia="宋体" w:hAnsi="Times New Roman"/>
-          <w:sz w:val="21"/>
-        </w:rPr>
-        <w:t xml:space="preserve"> IEEE Conference on Computer Vision and Pattern Recognition. 2017: 7263-7271.</w:t>
+        <w:t>[16] Redmon J, Farhadi A. YOLO9000: Better, faster, stronger[C]//Proceedings of IEEE Conference on Computer Vision and Pattern Recognition. 2017: 7263-7271.</w:t>
       </w:r>
     </w:p>
     <w:p>
@@ -16104,14 +16312,8 @@
           <w:rFonts w:ascii="Times New Roman" w:eastAsia="宋体" w:hAnsi="Times New Roman"/>
           <w:sz w:val="21"/>
         </w:rPr>
-        <w:t xml:space="preserve">[18] Lenz I, Lee H, </w:t>
-      </w:r>
-      <w:r>
-        <w:rPr>
-          <w:rFonts w:ascii="Times New Roman" w:eastAsia="宋体" w:hAnsi="Times New Roman"/>
-          <w:sz w:val="21"/>
-        </w:rPr>
-        <w:t>Saxena A. Deep learning for detecting robotic grasps[J]. The International Journal of Robotics Research, 2015, 34(4-5): 705-724.</w:t>
+        <w:lastRenderedPageBreak/>
+        <w:t>[18] Lenz I, Lee H, Saxena A. Deep learning for detecting robotic grasps[J]. The International Journal of Robotics Research, 2015, 34(4-5): 705-724.</w:t>
       </w:r>
     </w:p>
     <w:p>
@@ -16123,14 +16325,7 @@
           <w:rFonts w:ascii="Times New Roman" w:eastAsia="宋体" w:hAnsi="Times New Roman"/>
           <w:sz w:val="21"/>
         </w:rPr>
-        <w:t>[19] Jang E, Vijayanarasimhan S, Pastor P, et al. End-to-end learning of semantic grasping[C]//Proceedings of Conference on Rob</w:t>
-      </w:r>
-      <w:r>
-        <w:rPr>
-          <w:rFonts w:ascii="Times New Roman" w:eastAsia="宋体" w:hAnsi="Times New Roman"/>
-          <w:sz w:val="21"/>
-        </w:rPr>
-        <w:t>ot Learning. 2017.</w:t>
+        <w:t>[19] Jang E, Vijayanarasimhan S, Pastor P, et al. End-to-end learning of semantic grasping[C]//Proceedings of Conference on Robot Learning. 2017.</w:t>
       </w:r>
     </w:p>
     <w:p>
@@ -16154,14 +16349,7 @@
           <w:rFonts w:ascii="Times New Roman" w:eastAsia="宋体" w:hAnsi="Times New Roman"/>
           <w:sz w:val="21"/>
         </w:rPr>
-        <w:t>[21] Oliva A A, Giordano P R, Chaumette F. A general framework for vis</w:t>
-      </w:r>
-      <w:r>
-        <w:rPr>
-          <w:rFonts w:ascii="Times New Roman" w:eastAsia="宋体" w:hAnsi="Times New Roman"/>
-          <w:sz w:val="21"/>
-        </w:rPr>
-        <w:t>ual impedance control of robotic manipulators[C]//Proceedings of IEEE/RSJ International Conference on Intelligent Robots and Systems. 2018.</w:t>
+        <w:t>[21] Oliva A A, Giordano P R, Chaumette F. A general framework for visual impedance control of robotic manipulators[C]//Proceedings of IEEE/RSJ International Conference on Intelligent Robots and Systems. 2018.</w:t>
       </w:r>
     </w:p>
     <w:p>
@@ -16173,14 +16361,7 @@
           <w:rFonts w:ascii="Times New Roman" w:eastAsia="宋体" w:hAnsi="Times New Roman"/>
           <w:sz w:val="21"/>
         </w:rPr>
-        <w:t>[22] Lippiello V, Siciliano B, Villani L. A position-based visual impedance control for robot manipulators[C]//Proce</w:t>
-      </w:r>
-      <w:r>
-        <w:rPr>
-          <w:rFonts w:ascii="Times New Roman" w:eastAsia="宋体" w:hAnsi="Times New Roman"/>
-          <w:sz w:val="21"/>
-        </w:rPr>
-        <w:t>edings of IEEE International Conference on Robotics and Automation. 2007.</w:t>
+        <w:t>[22] Lippiello V, Siciliano B, Villani L. A position-based visual impedance control for robot manipulators[C]//Proceedings of IEEE International Conference on Robotics and Automation. 2007.</w:t>
       </w:r>
     </w:p>
     <w:p>
@@ -16192,7 +16373,6 @@
           <w:rFonts w:ascii="Times New Roman" w:eastAsia="宋体" w:hAnsi="Times New Roman"/>
           <w:sz w:val="21"/>
         </w:rPr>
-        <w:lastRenderedPageBreak/>
         <w:t>[23] Haddadin S, De Luca A, Albu-Schaffer A. Robot collisions: A survey on detection, isolation, and identification[J]. IEEE Transactions on Robotics, 2017, 33(6): 1292-1312.</w:t>
       </w:r>
     </w:p>
@@ -16205,14 +16385,7 @@
           <w:rFonts w:ascii="Times New Roman" w:eastAsia="宋体" w:hAnsi="Times New Roman"/>
           <w:sz w:val="21"/>
         </w:rPr>
-        <w:t>[24] Ha</w:t>
-      </w:r>
-      <w:r>
-        <w:rPr>
-          <w:rFonts w:ascii="Times New Roman" w:eastAsia="宋体" w:hAnsi="Times New Roman"/>
-          <w:sz w:val="21"/>
-        </w:rPr>
-        <w:t>rt S G, Staveland L E. Development of NASA-TLX (Task Load Index): Results of empirical and theoretical research[M]//Advances in Psychology. Amsterdam: North-Holland, 1988, 52: 139-183.</w:t>
+        <w:t>[24] Hart S G, Staveland L E. Development of NASA-TLX (Task Load Index): Results of empirical and theoretical research[M]//Advances in Psychology. Amsterdam: North-Holland, 1988, 52: 139-183.</w:t>
       </w:r>
     </w:p>
     <w:p>
@@ -16227,14 +16400,7 @@
           <w:rFonts w:ascii="Times New Roman" w:eastAsia="宋体" w:hAnsi="Times New Roman"/>
           <w:sz w:val="21"/>
         </w:rPr>
-        <w:t>[25] Hart S G. NASA-Task Load Index (NASA-TLX): 20 years later[C]//Proc</w:t>
-      </w:r>
-      <w:r>
-        <w:rPr>
-          <w:rFonts w:ascii="Times New Roman" w:eastAsia="宋体" w:hAnsi="Times New Roman"/>
-          <w:sz w:val="21"/>
-        </w:rPr>
-        <w:t xml:space="preserve">eedings of the Human Factors and Ergonomics Society Annual Meeting. </w:t>
+        <w:t xml:space="preserve">[25] Hart S G. NASA-Task Load Index (NASA-TLX): 20 years later[C]//Proceedings of the Human Factors and Ergonomics Society Annual Meeting. </w:t>
       </w:r>
       <w:r>
         <w:rPr>
@@ -16262,7 +16428,7 @@
 </file>
 
 <file path=word/endnotes.xml><?xml version="1.0" encoding="utf-8"?>
-<w:endnotes xmlns:wpc="http://schemas.microsoft.com/office/word/2010/wordprocessingCanvas" xmlns:cx="http://schemas.microsoft.com/office/drawing/2014/chartex" xmlns:cx1="http://schemas.microsoft.com/office/drawing/2015/9/8/chartex" xmlns:cx2="http://schemas.microsoft.com/office/drawing/2015/10/21/chartex" xmlns:cx3="http://schemas.microsoft.com/office/drawing/2016/5/9/chartex" xmlns:cx4="http://schemas.microsoft.com/office/drawing/2016/5/10/chartex" xmlns:cx5="http://schemas.microsoft.com/office/drawing/2016/5/11/chartex" xmlns:cx6="http://schemas.microsoft.com/office/drawing/2016/5/12/chartex" xmlns:cx7="http://schemas.microsoft.com/office/drawing/2016/5/13/chartex" xmlns:cx8="http://schemas.microsoft.com/office/drawing/2016/5/14/chartex" xmlns:mc="http://schemas.openxmlformats.org/markup-compatibility/2006" xmlns:aink="http://schemas.microsoft.com/office/drawing/2016/ink" xmlns:am3d="http://schemas.microsoft.com/office/drawing/2017/model3d" xmlns:o="urn:schemas-microsoft-com:office:office" xmlns:r="http://schemas.openxmlformats.org/officeDocument/2006/relationships" xmlns:m="http://schemas.openxmlformats.org/officeDocument/2006/math" xmlns:v="urn:schemas-microsoft-com:vml" xmlns:wp14="http://schemas.microsoft.com/office/word/2010/wordprocessingDrawing" xmlns:wp="http://schemas.openxmlformats.org/drawingml/2006/wordprocessingDrawing" xmlns:w10="urn:schemas-microsoft-com:office:word" xmlns:w="http://schemas.openxmlformats.org/wordprocessingml/2006/main" xmlns:w14="http://schemas.microsoft.com/office/word/2010/wordml" xmlns:w15="http://schemas.microsoft.com/office/word/2012/wordml" xmlns:w16cex="http://schemas.microsoft.com/office/word/2018/wordml/cex" xmlns:w16cid="http://schemas.microsoft.com/office/word/2016/wordml/cid" xmlns:w16="http://schemas.microsoft.com/office/word/2018/wordml" xmlns:w16sdtdh="http://schemas.microsoft.com/office/word/2020/wordml/sdtdatahash" xmlns:w16se="http://schemas.microsoft.com/office/word/2015/wordml/symex" xmlns:wpg="http://schemas.microsoft.com/office/word/2010/wordprocessingGroup" xmlns:wpi="http://schemas.microsoft.com/office/word/2010/wordprocessingInk" xmlns:wne="http://schemas.microsoft.com/office/word/2006/wordml" xmlns:wps="http://schemas.microsoft.com/office/word/2010/wordprocessingShape" mc:Ignorable="w14 w15 w16se w16cid w16 w16cex w16sdtdh wp14">
+<w:endnotes xmlns:wpc="http://schemas.microsoft.com/office/word/2010/wordprocessingCanvas" xmlns:cx="http://schemas.microsoft.com/office/drawing/2014/chartex" xmlns:cx1="http://schemas.microsoft.com/office/drawing/2015/9/8/chartex" xmlns:cx2="http://schemas.microsoft.com/office/drawing/2015/10/21/chartex" xmlns:cx3="http://schemas.microsoft.com/office/drawing/2016/5/9/chartex" xmlns:cx4="http://schemas.microsoft.com/office/drawing/2016/5/10/chartex" xmlns:cx5="http://schemas.microsoft.com/office/drawing/2016/5/11/chartex" xmlns:cx6="http://schemas.microsoft.com/office/drawing/2016/5/12/chartex" xmlns:cx7="http://schemas.microsoft.com/office/drawing/2016/5/13/chartex" xmlns:cx8="http://schemas.microsoft.com/office/drawing/2016/5/14/chartex" xmlns:mc="http://schemas.openxmlformats.org/markup-compatibility/2006" xmlns:aink="http://schemas.microsoft.com/office/drawing/2016/ink" xmlns:am3d="http://schemas.microsoft.com/office/drawing/2017/model3d" xmlns:o="urn:schemas-microsoft-com:office:office" xmlns:oel="http://schemas.microsoft.com/office/2019/extlst" xmlns:r="http://schemas.openxmlformats.org/officeDocument/2006/relationships" xmlns:m="http://schemas.openxmlformats.org/officeDocument/2006/math" xmlns:v="urn:schemas-microsoft-com:vml" xmlns:wp14="http://schemas.microsoft.com/office/word/2010/wordprocessingDrawing" xmlns:wp="http://schemas.openxmlformats.org/drawingml/2006/wordprocessingDrawing" xmlns:w10="urn:schemas-microsoft-com:office:word" xmlns:w="http://schemas.openxmlformats.org/wordprocessingml/2006/main" xmlns:w14="http://schemas.microsoft.com/office/word/2010/wordml" xmlns:w15="http://schemas.microsoft.com/office/word/2012/wordml" xmlns:w16cex="http://schemas.microsoft.com/office/word/2018/wordml/cex" xmlns:w16cid="http://schemas.microsoft.com/office/word/2016/wordml/cid" xmlns:w16="http://schemas.microsoft.com/office/word/2018/wordml" xmlns:w16du="http://schemas.microsoft.com/office/word/2023/wordml/word16du" xmlns:w16sdtdh="http://schemas.microsoft.com/office/word/2020/wordml/sdtdatahash" xmlns:w16sdtfl="http://schemas.microsoft.com/office/word/2024/wordml/sdtformatlock" xmlns:w16se="http://schemas.microsoft.com/office/word/2015/wordml/symex" xmlns:wpg="http://schemas.microsoft.com/office/word/2010/wordprocessingGroup" xmlns:wpi="http://schemas.microsoft.com/office/word/2010/wordprocessingInk" xmlns:wne="http://schemas.microsoft.com/office/word/2006/wordml" xmlns:wps="http://schemas.microsoft.com/office/word/2010/wordprocessingShape" mc:Ignorable="w14 w15 w16se w16cid w16 w16cex w16sdtdh w16sdtfl w16du wp14">
   <w:endnote w:type="separator" w:id="-1">
     <w:p>
       <w:pPr>
@@ -16287,7 +16453,7 @@
 </file>
 
 <file path=word/footnotes.xml><?xml version="1.0" encoding="utf-8"?>
-<w:footnotes xmlns:wpc="http://schemas.microsoft.com/office/word/2010/wordprocessingCanvas" xmlns:cx="http://schemas.microsoft.com/office/drawing/2014/chartex" xmlns:cx1="http://schemas.microsoft.com/office/drawing/2015/9/8/chartex" xmlns:cx2="http://schemas.microsoft.com/office/drawing/2015/10/21/chartex" xmlns:cx3="http://schemas.microsoft.com/office/drawing/2016/5/9/chartex" xmlns:cx4="http://schemas.microsoft.com/office/drawing/2016/5/10/chartex" xmlns:cx5="http://schemas.microsoft.com/office/drawing/2016/5/11/chartex" xmlns:cx6="http://schemas.microsoft.com/office/drawing/2016/5/12/chartex" xmlns:cx7="http://schemas.microsoft.com/office/drawing/2016/5/13/chartex" xmlns:cx8="http://schemas.microsoft.com/office/drawing/2016/5/14/chartex" xmlns:mc="http://schemas.openxmlformats.org/markup-compatibility/2006" xmlns:aink="http://schemas.microsoft.com/office/drawing/2016/ink" xmlns:am3d="http://schemas.microsoft.com/office/drawing/2017/model3d" xmlns:o="urn:schemas-microsoft-com:office:office" xmlns:r="http://schemas.openxmlformats.org/officeDocument/2006/relationships" xmlns:m="http://schemas.openxmlformats.org/officeDocument/2006/math" xmlns:v="urn:schemas-microsoft-com:vml" xmlns:wp14="http://schemas.microsoft.com/office/word/2010/wordprocessingDrawing" xmlns:wp="http://schemas.openxmlformats.org/drawingml/2006/wordprocessingDrawing" xmlns:w10="urn:schemas-microsoft-com:office:word" xmlns:w="http://schemas.openxmlformats.org/wordprocessingml/2006/main" xmlns:w14="http://schemas.microsoft.com/office/word/2010/wordml" xmlns:w15="http://schemas.microsoft.com/office/word/2012/wordml" xmlns:w16cex="http://schemas.microsoft.com/office/word/2018/wordml/cex" xmlns:w16cid="http://schemas.microsoft.com/office/word/2016/wordml/cid" xmlns:w16="http://schemas.microsoft.com/office/word/2018/wordml" xmlns:w16sdtdh="http://schemas.microsoft.com/office/word/2020/wordml/sdtdatahash" xmlns:w16se="http://schemas.microsoft.com/office/word/2015/wordml/symex" xmlns:wpg="http://schemas.microsoft.com/office/word/2010/wordprocessingGroup" xmlns:wpi="http://schemas.microsoft.com/office/word/2010/wordprocessingInk" xmlns:wne="http://schemas.microsoft.com/office/word/2006/wordml" xmlns:wps="http://schemas.microsoft.com/office/word/2010/wordprocessingShape" mc:Ignorable="w14 w15 w16se w16cid w16 w16cex w16sdtdh wp14">
+<w:footnotes xmlns:wpc="http://schemas.microsoft.com/office/word/2010/wordprocessingCanvas" xmlns:cx="http://schemas.microsoft.com/office/drawing/2014/chartex" xmlns:cx1="http://schemas.microsoft.com/office/drawing/2015/9/8/chartex" xmlns:cx2="http://schemas.microsoft.com/office/drawing/2015/10/21/chartex" xmlns:cx3="http://schemas.microsoft.com/office/drawing/2016/5/9/chartex" xmlns:cx4="http://schemas.microsoft.com/office/drawing/2016/5/10/chartex" xmlns:cx5="http://schemas.microsoft.com/office/drawing/2016/5/11/chartex" xmlns:cx6="http://schemas.microsoft.com/office/drawing/2016/5/12/chartex" xmlns:cx7="http://schemas.microsoft.com/office/drawing/2016/5/13/chartex" xmlns:cx8="http://schemas.microsoft.com/office/drawing/2016/5/14/chartex" xmlns:mc="http://schemas.openxmlformats.org/markup-compatibility/2006" xmlns:aink="http://schemas.microsoft.com/office/drawing/2016/ink" xmlns:am3d="http://schemas.microsoft.com/office/drawing/2017/model3d" xmlns:o="urn:schemas-microsoft-com:office:office" xmlns:oel="http://schemas.microsoft.com/office/2019/extlst" xmlns:r="http://schemas.openxmlformats.org/officeDocument/2006/relationships" xmlns:m="http://schemas.openxmlformats.org/officeDocument/2006/math" xmlns:v="urn:schemas-microsoft-com:vml" xmlns:wp14="http://schemas.microsoft.com/office/word/2010/wordprocessingDrawing" xmlns:wp="http://schemas.openxmlformats.org/drawingml/2006/wordprocessingDrawing" xmlns:w10="urn:schemas-microsoft-com:office:word" xmlns:w="http://schemas.openxmlformats.org/wordprocessingml/2006/main" xmlns:w14="http://schemas.microsoft.com/office/word/2010/wordml" xmlns:w15="http://schemas.microsoft.com/office/word/2012/wordml" xmlns:w16cex="http://schemas.microsoft.com/office/word/2018/wordml/cex" xmlns:w16cid="http://schemas.microsoft.com/office/word/2016/wordml/cid" xmlns:w16="http://schemas.microsoft.com/office/word/2018/wordml" xmlns:w16du="http://schemas.microsoft.com/office/word/2023/wordml/word16du" xmlns:w16sdtdh="http://schemas.microsoft.com/office/word/2020/wordml/sdtdatahash" xmlns:w16sdtfl="http://schemas.microsoft.com/office/word/2024/wordml/sdtformatlock" xmlns:w16se="http://schemas.microsoft.com/office/word/2015/wordml/symex" xmlns:wpg="http://schemas.microsoft.com/office/word/2010/wordprocessingGroup" xmlns:wpi="http://schemas.microsoft.com/office/word/2010/wordprocessingInk" xmlns:wne="http://schemas.microsoft.com/office/word/2006/wordml" xmlns:wps="http://schemas.microsoft.com/office/word/2010/wordprocessingShape" mc:Ignorable="w14 w15 w16se w16cid w16 w16cex w16sdtdh w16sdtfl w16du wp14">
   <w:footnote w:type="separator" w:id="-1">
     <w:p>
       <w:r>
@@ -16306,7 +16472,7 @@
 </file>
 
 <file path=word/numbering.xml><?xml version="1.0" encoding="utf-8"?>
-<w:numbering xmlns:wpc="http://schemas.microsoft.com/office/word/2010/wordprocessingCanvas" xmlns:cx="http://schemas.microsoft.com/office/drawing/2014/chartex" xmlns:cx1="http://schemas.microsoft.com/office/drawing/2015/9/8/chartex" xmlns:cx2="http://schemas.microsoft.com/office/drawing/2015/10/21/chartex" xmlns:cx3="http://schemas.microsoft.com/office/drawing/2016/5/9/chartex" xmlns:cx4="http://schemas.microsoft.com/office/drawing/2016/5/10/chartex" xmlns:cx5="http://schemas.microsoft.com/office/drawing/2016/5/11/chartex" xmlns:cx6="http://schemas.microsoft.com/office/drawing/2016/5/12/chartex" xmlns:cx7="http://schemas.microsoft.com/office/drawing/2016/5/13/chartex" xmlns:cx8="http://schemas.microsoft.com/office/drawing/2016/5/14/chartex" xmlns:mc="http://schemas.openxmlformats.org/markup-compatibility/2006" xmlns:aink="http://schemas.microsoft.com/office/drawing/2016/ink" xmlns:am3d="http://schemas.microsoft.com/office/drawing/2017/model3d" xmlns:o="urn:schemas-microsoft-com:office:office" xmlns:r="http://schemas.openxmlformats.org/officeDocument/2006/relationships" xmlns:m="http://schemas.openxmlformats.org/officeDocument/2006/math" xmlns:v="urn:schemas-microsoft-com:vml" xmlns:wp14="http://schemas.microsoft.com/office/word/2010/wordprocessingDrawing" xmlns:wp="http://schemas.openxmlformats.org/drawingml/2006/wordprocessingDrawing" xmlns:w10="urn:schemas-microsoft-com:office:word" xmlns:w="http://schemas.openxmlformats.org/wordprocessingml/2006/main" xmlns:w14="http://schemas.microsoft.com/office/word/2010/wordml" xmlns:w15="http://schemas.microsoft.com/office/word/2012/wordml" xmlns:w16cex="http://schemas.microsoft.com/office/word/2018/wordml/cex" xmlns:w16cid="http://schemas.microsoft.com/office/word/2016/wordml/cid" xmlns:w16="http://schemas.microsoft.com/office/word/2018/wordml" xmlns:w16sdtdh="http://schemas.microsoft.com/office/word/2020/wordml/sdtdatahash" xmlns:w16se="http://schemas.microsoft.com/office/word/2015/wordml/symex" xmlns:wpg="http://schemas.microsoft.com/office/word/2010/wordprocessingGroup" xmlns:wpi="http://schemas.microsoft.com/office/word/2010/wordprocessingInk" xmlns:wne="http://schemas.microsoft.com/office/word/2006/wordml" xmlns:wps="http://schemas.microsoft.com/office/word/2010/wordprocessingShape" mc:Ignorable="w14 w15 w16se w16cid w16 w16cex w16sdtdh wp14">
+<w:numbering xmlns:wpc="http://schemas.microsoft.com/office/word/2010/wordprocessingCanvas" xmlns:cx="http://schemas.microsoft.com/office/drawing/2014/chartex" xmlns:cx1="http://schemas.microsoft.com/office/drawing/2015/9/8/chartex" xmlns:cx2="http://schemas.microsoft.com/office/drawing/2015/10/21/chartex" xmlns:cx3="http://schemas.microsoft.com/office/drawing/2016/5/9/chartex" xmlns:cx4="http://schemas.microsoft.com/office/drawing/2016/5/10/chartex" xmlns:cx5="http://schemas.microsoft.com/office/drawing/2016/5/11/chartex" xmlns:cx6="http://schemas.microsoft.com/office/drawing/2016/5/12/chartex" xmlns:cx7="http://schemas.microsoft.com/office/drawing/2016/5/13/chartex" xmlns:cx8="http://schemas.microsoft.com/office/drawing/2016/5/14/chartex" xmlns:mc="http://schemas.openxmlformats.org/markup-compatibility/2006" xmlns:aink="http://schemas.microsoft.com/office/drawing/2016/ink" xmlns:am3d="http://schemas.microsoft.com/office/drawing/2017/model3d" xmlns:o="urn:schemas-microsoft-com:office:office" xmlns:oel="http://schemas.microsoft.com/office/2019/extlst" xmlns:r="http://schemas.openxmlformats.org/officeDocument/2006/relationships" xmlns:m="http://schemas.openxmlformats.org/officeDocument/2006/math" xmlns:v="urn:schemas-microsoft-com:vml" xmlns:wp14="http://schemas.microsoft.com/office/word/2010/wordprocessingDrawing" xmlns:wp="http://schemas.openxmlformats.org/drawingml/2006/wordprocessingDrawing" xmlns:w10="urn:schemas-microsoft-com:office:word" xmlns:w="http://schemas.openxmlformats.org/wordprocessingml/2006/main" xmlns:w14="http://schemas.microsoft.com/office/word/2010/wordml" xmlns:w15="http://schemas.microsoft.com/office/word/2012/wordml" xmlns:w16cex="http://schemas.microsoft.com/office/word/2018/wordml/cex" xmlns:w16cid="http://schemas.microsoft.com/office/word/2016/wordml/cid" xmlns:w16="http://schemas.microsoft.com/office/word/2018/wordml" xmlns:w16du="http://schemas.microsoft.com/office/word/2023/wordml/word16du" xmlns:w16sdtdh="http://schemas.microsoft.com/office/word/2020/wordml/sdtdatahash" xmlns:w16sdtfl="http://schemas.microsoft.com/office/word/2024/wordml/sdtformatlock" xmlns:w16se="http://schemas.microsoft.com/office/word/2015/wordml/symex" xmlns:wpg="http://schemas.microsoft.com/office/word/2010/wordprocessingGroup" xmlns:wpi="http://schemas.microsoft.com/office/word/2010/wordprocessingInk" xmlns:wne="http://schemas.microsoft.com/office/word/2006/wordml" xmlns:wps="http://schemas.microsoft.com/office/word/2010/wordprocessingShape" mc:Ignorable="w14 w15 w16se w16cid w16 w16cex w16sdtdh w16sdtfl w16du wp14">
   <w:abstractNum w:abstractNumId="0" w15:restartNumberingAfterBreak="0">
     <w:nsid w:val="EA454B4C"/>
     <w:multiLevelType w:val="multilevel"/>
@@ -16628,10 +16794,10 @@
       </w:pPr>
     </w:lvl>
   </w:abstractNum>
-  <w:num w:numId="1">
+  <w:num w:numId="1" w16cid:durableId="340086529">
     <w:abstractNumId w:val="1"/>
   </w:num>
-  <w:num w:numId="2">
+  <w:num w:numId="2" w16cid:durableId="240411894">
     <w:abstractNumId w:val="0"/>
     <w:lvlOverride w:ilvl="0">
       <w:startOverride w:val="1"/>
@@ -16661,10 +16827,10 @@
       <w:startOverride w:val="1"/>
     </w:lvlOverride>
   </w:num>
-  <w:num w:numId="3">
+  <w:num w:numId="3" w16cid:durableId="726490956">
     <w:abstractNumId w:val="2"/>
   </w:num>
-  <w:num w:numId="4">
+  <w:num w:numId="4" w16cid:durableId="1806969631">
     <w:abstractNumId w:val="0"/>
     <w:lvlOverride w:ilvl="0">
       <w:startOverride w:val="1"/>
@@ -16694,7 +16860,7 @@
       <w:startOverride w:val="1"/>
     </w:lvlOverride>
   </w:num>
-  <w:num w:numId="5">
+  <w:num w:numId="5" w16cid:durableId="72439932">
     <w:abstractNumId w:val="0"/>
     <w:lvlOverride w:ilvl="0">
       <w:startOverride w:val="1"/>
@@ -16728,7 +16894,7 @@
 </file>
 
 <file path=word/styles.xml><?xml version="1.0" encoding="utf-8"?>
-<w:styles xmlns:mc="http://schemas.openxmlformats.org/markup-compatibility/2006" xmlns:r="http://schemas.openxmlformats.org/officeDocument/2006/relationships" xmlns:w="http://schemas.openxmlformats.org/wordprocessingml/2006/main" xmlns:w14="http://schemas.microsoft.com/office/word/2010/wordml" xmlns:w15="http://schemas.microsoft.com/office/word/2012/wordml" xmlns:w16cex="http://schemas.microsoft.com/office/word/2018/wordml/cex" xmlns:w16cid="http://schemas.microsoft.com/office/word/2016/wordml/cid" xmlns:w16="http://schemas.microsoft.com/office/word/2018/wordml" xmlns:w16sdtdh="http://schemas.microsoft.com/office/word/2020/wordml/sdtdatahash" xmlns:w16se="http://schemas.microsoft.com/office/word/2015/wordml/symex" mc:Ignorable="w14 w15 w16se w16cid w16 w16cex w16sdtdh">
+<w:styles xmlns:mc="http://schemas.openxmlformats.org/markup-compatibility/2006" xmlns:r="http://schemas.openxmlformats.org/officeDocument/2006/relationships" xmlns:w="http://schemas.openxmlformats.org/wordprocessingml/2006/main" xmlns:w14="http://schemas.microsoft.com/office/word/2010/wordml" xmlns:w15="http://schemas.microsoft.com/office/word/2012/wordml" xmlns:w16cex="http://schemas.microsoft.com/office/word/2018/wordml/cex" xmlns:w16cid="http://schemas.microsoft.com/office/word/2016/wordml/cid" xmlns:w16="http://schemas.microsoft.com/office/word/2018/wordml" xmlns:w16du="http://schemas.microsoft.com/office/word/2023/wordml/word16du" xmlns:w16sdtdh="http://schemas.microsoft.com/office/word/2020/wordml/sdtdatahash" xmlns:w16sdtfl="http://schemas.microsoft.com/office/word/2024/wordml/sdtformatlock" xmlns:w16se="http://schemas.microsoft.com/office/word/2015/wordml/symex" mc:Ignorable="w14 w15 w16se w16cid w16 w16cex w16sdtdh w16sdtfl w16du">
   <w:docDefaults>
     <w:rPrDefault>
       <w:rPr>
@@ -16882,6 +17048,13 @@
     <w:lsdException w:name="Placeholder Text" w:semiHidden="1"/>
     <w:lsdException w:name="Light Shading"/>
     <w:lsdException w:name="Light List"/>
+    <w:lsdException w:name="Light Grid"/>
+    <w:lsdException w:name="Medium Shading 1"/>
+    <w:lsdException w:name="Medium Shading 2"/>
+    <w:lsdException w:name="Medium List 1"/>
+    <w:lsdException w:name="Medium List 2"/>
+    <w:lsdException w:name="Medium Grid 1"/>
+    <w:lsdException w:name="Medium Grid 2"/>
     <w:lsdException w:name="Medium Grid 3"/>
     <w:lsdException w:name="Dark List"/>
     <w:lsdException w:name="Colorful Shading"/>
